--- a/ipa_documentation_lam.docx
+++ b/ipa_documentation_lam.docx
@@ -5415,6 +5415,48 @@
     </w:p>
     <w:p>
       <w:pPr>
+        <w:rPr>
+          <w:rFonts w:ascii="Times New Roman" w:hAnsi="Times New Roman" w:cs="Times New Roman"/>
+          <w:color w:val="153D63" w:themeColor="text2" w:themeTint="E6"/>
+          <w:lang w:val="en-GB"/>
+        </w:rPr>
+      </w:pPr>
+      <w:r>
+        <w:rPr>
+          <w:rFonts w:ascii="Times New Roman" w:hAnsi="Times New Roman" w:cs="Times New Roman"/>
+          <w:color w:val="153D63" w:themeColor="text2" w:themeTint="E6"/>
+          <w:lang w:val="en-GB"/>
+        </w:rPr>
+        <w:t>Git will be used as version control in this project</w:t>
+      </w:r>
+      <w:r>
+        <w:rPr>
+          <w:rFonts w:ascii="Times New Roman" w:hAnsi="Times New Roman" w:cs="Times New Roman"/>
+          <w:color w:val="153D63" w:themeColor="text2" w:themeTint="E6"/>
+          <w:lang w:val="en-GB"/>
+        </w:rPr>
+        <w:t>.</w:t>
+      </w:r>
+      <w:r>
+        <w:rPr>
+          <w:rFonts w:ascii="Times New Roman" w:hAnsi="Times New Roman" w:cs="Times New Roman"/>
+          <w:color w:val="153D63" w:themeColor="text2" w:themeTint="E6"/>
+          <w:lang w:val="en-GB"/>
+        </w:rPr>
+        <w:t xml:space="preserve"> All project related products will be uploaded to a custom GitHub repository, to which all experts will have access. </w:t>
+      </w:r>
+    </w:p>
+    <w:p>
+      <w:pPr>
+        <w:rPr>
+          <w:rFonts w:ascii="Times New Roman" w:hAnsi="Times New Roman" w:cs="Times New Roman"/>
+          <w:color w:val="000000" w:themeColor="text1"/>
+          <w:lang w:val="en-GB"/>
+        </w:rPr>
+      </w:pPr>
+    </w:p>
+    <w:p>
+      <w:pPr>
         <w:pStyle w:val="Heading1"/>
         <w:rPr>
           <w:rFonts w:cs="Times New Roman"/>
@@ -5597,6 +5639,24 @@
     </w:p>
     <w:p>
       <w:pPr>
+        <w:rPr>
+          <w:rFonts w:ascii="Times New Roman" w:hAnsi="Times New Roman" w:cs="Times New Roman"/>
+          <w:color w:val="000000" w:themeColor="text1"/>
+          <w:lang w:val="en-GB"/>
+        </w:rPr>
+      </w:pPr>
+    </w:p>
+    <w:p>
+      <w:pPr>
+        <w:rPr>
+          <w:rFonts w:ascii="Times New Roman" w:hAnsi="Times New Roman" w:cs="Times New Roman"/>
+          <w:color w:val="000000" w:themeColor="text1"/>
+          <w:lang w:val="en-GB"/>
+        </w:rPr>
+      </w:pPr>
+    </w:p>
+    <w:p>
+      <w:pPr>
         <w:pStyle w:val="Heading3"/>
         <w:rPr>
           <w:rFonts w:cs="Times New Roman"/>
@@ -5669,6 +5729,7 @@
           <w:color w:val="000000" w:themeColor="text1"/>
           <w:lang w:val="en-GB"/>
         </w:rPr>
+        <w:lastRenderedPageBreak/>
         <w:t>Technical requirements</w:t>
       </w:r>
       <w:bookmarkEnd w:id="11"/>
@@ -5727,10 +5788,553 @@
           <w:color w:val="000000" w:themeColor="text1"/>
           <w:lang w:val="en-GB"/>
         </w:rPr>
+        <w:t>Prior knowledge</w:t>
+      </w:r>
+      <w:bookmarkEnd w:id="13"/>
+    </w:p>
+    <w:p>
+      <w:pPr>
+        <w:rPr>
+          <w:rFonts w:ascii="Times New Roman" w:hAnsi="Times New Roman" w:cs="Times New Roman"/>
+          <w:color w:val="000000" w:themeColor="text1"/>
+          <w:lang w:val="en-GB"/>
+        </w:rPr>
+      </w:pPr>
+    </w:p>
+    <w:p>
+      <w:pPr>
+        <w:pStyle w:val="Heading2"/>
+        <w:rPr>
+          <w:rFonts w:cs="Times New Roman"/>
+          <w:color w:val="000000" w:themeColor="text1"/>
+          <w:lang w:val="en-GB"/>
+        </w:rPr>
+      </w:pPr>
+      <w:bookmarkStart w:id="14" w:name="_Toc226443698"/>
+      <w:r>
+        <w:rPr>
+          <w:rFonts w:cs="Times New Roman"/>
+          <w:color w:val="000000" w:themeColor="text1"/>
+          <w:lang w:val="en-GB"/>
+        </w:rPr>
+        <w:t>Preliminary</w:t>
+      </w:r>
+      <w:r>
+        <w:rPr>
+          <w:rFonts w:cs="Times New Roman"/>
+          <w:color w:val="000000" w:themeColor="text1"/>
+          <w:lang w:val="en-GB"/>
+        </w:rPr>
+        <w:t xml:space="preserve"> work</w:t>
+      </w:r>
+      <w:bookmarkEnd w:id="14"/>
+    </w:p>
+    <w:p>
+      <w:pPr>
+        <w:rPr>
+          <w:rFonts w:ascii="Times New Roman" w:hAnsi="Times New Roman" w:cs="Times New Roman"/>
+          <w:color w:val="000000" w:themeColor="text1"/>
+          <w:lang w:val="en-GB"/>
+        </w:rPr>
+      </w:pPr>
+    </w:p>
+    <w:p>
+      <w:pPr>
+        <w:pStyle w:val="Heading2"/>
+        <w:rPr>
+          <w:rFonts w:cs="Times New Roman"/>
+          <w:color w:val="000000" w:themeColor="text1"/>
+          <w:lang w:val="en-GB"/>
+        </w:rPr>
+      </w:pPr>
+      <w:bookmarkStart w:id="15" w:name="_Toc226443699"/>
+      <w:r>
+        <w:rPr>
+          <w:rFonts w:cs="Times New Roman"/>
+          <w:color w:val="000000" w:themeColor="text1"/>
+          <w:lang w:val="en-GB"/>
+        </w:rPr>
+        <w:t>New learning content</w:t>
+      </w:r>
+      <w:bookmarkEnd w:id="15"/>
+    </w:p>
+    <w:p>
+      <w:pPr>
+        <w:rPr>
+          <w:rFonts w:ascii="Times New Roman" w:hAnsi="Times New Roman" w:cs="Times New Roman"/>
+          <w:color w:val="000000" w:themeColor="text1"/>
+          <w:lang w:val="en-GB"/>
+        </w:rPr>
+      </w:pPr>
+    </w:p>
+    <w:p>
+      <w:pPr>
+        <w:pStyle w:val="Heading2"/>
+        <w:rPr>
+          <w:rFonts w:cs="Times New Roman"/>
+          <w:color w:val="000000" w:themeColor="text1"/>
+          <w:lang w:val="en-GB"/>
+        </w:rPr>
+      </w:pPr>
+      <w:bookmarkStart w:id="16" w:name="_Toc226443700"/>
+      <w:r>
+        <w:rPr>
+          <w:rFonts w:cs="Times New Roman"/>
+          <w:color w:val="000000" w:themeColor="text1"/>
+          <w:lang w:val="en-GB"/>
+        </w:rPr>
+        <w:t>Time plan</w:t>
+      </w:r>
+      <w:bookmarkEnd w:id="16"/>
+    </w:p>
+    <w:p>
+      <w:pPr>
+        <w:rPr>
+          <w:rFonts w:ascii="Times New Roman" w:hAnsi="Times New Roman" w:cs="Times New Roman"/>
+          <w:color w:val="000000" w:themeColor="text1"/>
+          <w:lang w:val="en-GB"/>
+        </w:rPr>
+      </w:pPr>
+    </w:p>
+    <w:p>
+      <w:pPr>
+        <w:pStyle w:val="Heading2"/>
+        <w:rPr>
+          <w:rFonts w:cs="Times New Roman"/>
+          <w:color w:val="000000" w:themeColor="text1"/>
+          <w:lang w:val="en-GB"/>
+        </w:rPr>
+      </w:pPr>
+      <w:bookmarkStart w:id="17" w:name="_Toc226443701"/>
+      <w:r>
+        <w:rPr>
+          <w:rFonts w:cs="Times New Roman"/>
+          <w:color w:val="000000" w:themeColor="text1"/>
+          <w:lang w:val="en-GB"/>
+        </w:rPr>
+        <w:t>Work journal</w:t>
+      </w:r>
+      <w:bookmarkEnd w:id="17"/>
+    </w:p>
+    <w:p>
+      <w:pPr>
+        <w:rPr>
+          <w:rFonts w:ascii="Times New Roman" w:hAnsi="Times New Roman" w:cs="Times New Roman"/>
+          <w:color w:val="000000" w:themeColor="text1"/>
+          <w:lang w:val="en-GB"/>
+        </w:rPr>
+      </w:pPr>
+    </w:p>
+    <w:p>
+      <w:pPr>
+        <w:pStyle w:val="Heading3"/>
+        <w:rPr>
+          <w:rFonts w:cs="Times New Roman"/>
+          <w:color w:val="000000" w:themeColor="text1"/>
+          <w:lang w:val="en-GB"/>
+        </w:rPr>
+      </w:pPr>
+      <w:bookmarkStart w:id="18" w:name="_Toc226443702"/>
+      <w:r>
+        <w:rPr>
+          <w:rFonts w:cs="Times New Roman"/>
+          <w:color w:val="000000" w:themeColor="text1"/>
+          <w:lang w:val="en-GB"/>
+        </w:rPr>
+        <w:t>Tuesday</w:t>
+      </w:r>
+      <w:r>
+        <w:rPr>
+          <w:rFonts w:cs="Times New Roman"/>
+          <w:color w:val="000000" w:themeColor="text1"/>
+          <w:lang w:val="en-GB"/>
+        </w:rPr>
+        <w:t xml:space="preserve">, </w:t>
+      </w:r>
+      <w:r>
+        <w:rPr>
+          <w:rFonts w:cs="Times New Roman"/>
+          <w:color w:val="000000" w:themeColor="text1"/>
+          <w:lang w:val="en-GB"/>
+        </w:rPr>
+        <w:t>07.04.2026</w:t>
+      </w:r>
+      <w:bookmarkEnd w:id="18"/>
+    </w:p>
+    <w:p>
+      <w:pPr>
+        <w:rPr>
+          <w:rFonts w:ascii="Times New Roman" w:hAnsi="Times New Roman" w:cs="Times New Roman"/>
+          <w:color w:val="000000" w:themeColor="text1"/>
+          <w:lang w:val="en-GB"/>
+        </w:rPr>
+      </w:pPr>
+    </w:p>
+    <w:p>
+      <w:pPr>
+        <w:rPr>
+          <w:rFonts w:ascii="Times New Roman" w:hAnsi="Times New Roman" w:cs="Times New Roman"/>
+          <w:color w:val="000000" w:themeColor="text1"/>
+          <w:lang w:val="en-GB"/>
+        </w:rPr>
+      </w:pPr>
+      <w:r>
+        <w:rPr>
+          <w:rFonts w:ascii="Times New Roman" w:hAnsi="Times New Roman" w:cs="Times New Roman"/>
+          <w:color w:val="000000" w:themeColor="text1"/>
+          <w:lang w:val="en-GB"/>
+        </w:rPr>
+        <w:t>Setup code base</w:t>
+      </w:r>
+      <w:r>
+        <w:rPr>
+          <w:rFonts w:ascii="Times New Roman" w:hAnsi="Times New Roman" w:cs="Times New Roman"/>
+          <w:color w:val="000000" w:themeColor="text1"/>
+          <w:lang w:val="en-GB"/>
+        </w:rPr>
+        <w:t xml:space="preserve"> + DB</w:t>
+      </w:r>
+    </w:p>
+    <w:p>
+      <w:pPr>
+        <w:rPr>
+          <w:rFonts w:ascii="Times New Roman" w:hAnsi="Times New Roman" w:cs="Times New Roman"/>
+          <w:color w:val="000000" w:themeColor="text1"/>
+          <w:lang w:val="en-GB"/>
+        </w:rPr>
+      </w:pPr>
+      <w:r>
+        <w:rPr>
+          <w:rFonts w:ascii="Times New Roman" w:hAnsi="Times New Roman" w:cs="Times New Roman"/>
+          <w:color w:val="000000" w:themeColor="text1"/>
+          <w:lang w:val="en-GB"/>
+        </w:rPr>
+        <w:t>Tested BE – DB connection</w:t>
+      </w:r>
+    </w:p>
+    <w:p>
+      <w:pPr>
+        <w:rPr>
+          <w:rFonts w:ascii="Times New Roman" w:hAnsi="Times New Roman" w:cs="Times New Roman"/>
+          <w:color w:val="000000" w:themeColor="text1"/>
+          <w:lang w:val="en-GB"/>
+        </w:rPr>
+      </w:pPr>
+      <w:r>
+        <w:rPr>
+          <w:rFonts w:ascii="Times New Roman" w:hAnsi="Times New Roman" w:cs="Times New Roman"/>
+          <w:color w:val="000000" w:themeColor="text1"/>
+          <w:lang w:val="en-GB"/>
+        </w:rPr>
+        <w:t xml:space="preserve">Started </w:t>
+      </w:r>
+      <w:proofErr w:type="spellStart"/>
+      <w:r>
+        <w:rPr>
+          <w:rFonts w:ascii="Times New Roman" w:hAnsi="Times New Roman" w:cs="Times New Roman"/>
+          <w:color w:val="000000" w:themeColor="text1"/>
+          <w:lang w:val="en-GB"/>
+        </w:rPr>
+        <w:t>Informieren</w:t>
+      </w:r>
+      <w:proofErr w:type="spellEnd"/>
+      <w:r>
+        <w:rPr>
+          <w:rFonts w:ascii="Times New Roman" w:hAnsi="Times New Roman" w:cs="Times New Roman"/>
+          <w:color w:val="000000" w:themeColor="text1"/>
+          <w:lang w:val="en-GB"/>
+        </w:rPr>
+        <w:t xml:space="preserve"> and </w:t>
+      </w:r>
+      <w:proofErr w:type="spellStart"/>
+      <w:r>
+        <w:rPr>
+          <w:rFonts w:ascii="Times New Roman" w:hAnsi="Times New Roman" w:cs="Times New Roman"/>
+          <w:color w:val="000000" w:themeColor="text1"/>
+          <w:lang w:val="en-GB"/>
+        </w:rPr>
+        <w:t>Planen</w:t>
+      </w:r>
+      <w:proofErr w:type="spellEnd"/>
+    </w:p>
+    <w:p>
+      <w:pPr>
+        <w:rPr>
+          <w:rFonts w:ascii="Times New Roman" w:hAnsi="Times New Roman" w:cs="Times New Roman"/>
+          <w:color w:val="000000" w:themeColor="text1"/>
+          <w:lang w:val="en-GB"/>
+        </w:rPr>
+      </w:pPr>
+    </w:p>
+    <w:p>
+      <w:pPr>
+        <w:rPr>
+          <w:rFonts w:ascii="Times New Roman" w:hAnsi="Times New Roman" w:cs="Times New Roman"/>
+          <w:color w:val="000000" w:themeColor="text1"/>
+          <w:lang w:val="en-GB"/>
+        </w:rPr>
+      </w:pPr>
+    </w:p>
+    <w:p>
+      <w:pPr>
+        <w:pStyle w:val="Heading3"/>
+        <w:rPr>
+          <w:rFonts w:cs="Times New Roman"/>
+          <w:color w:val="000000" w:themeColor="text1"/>
+          <w:lang w:val="en-GB"/>
+        </w:rPr>
+      </w:pPr>
+      <w:bookmarkStart w:id="19" w:name="_Toc226443703"/>
+      <w:r>
+        <w:rPr>
+          <w:rFonts w:cs="Times New Roman"/>
+          <w:color w:val="000000" w:themeColor="text1"/>
+          <w:lang w:val="en-GB"/>
+        </w:rPr>
+        <w:t>Wednesday, 08.04.2026</w:t>
+      </w:r>
+      <w:bookmarkEnd w:id="19"/>
+    </w:p>
+    <w:p>
+      <w:pPr>
+        <w:rPr>
+          <w:rFonts w:ascii="Times New Roman" w:hAnsi="Times New Roman" w:cs="Times New Roman"/>
+          <w:color w:val="000000" w:themeColor="text1"/>
+          <w:lang w:val="en-GB"/>
+        </w:rPr>
+      </w:pPr>
+    </w:p>
+    <w:p>
+      <w:pPr>
+        <w:pStyle w:val="Heading3"/>
+        <w:rPr>
+          <w:rFonts w:cs="Times New Roman"/>
+          <w:color w:val="000000" w:themeColor="text1"/>
+          <w:lang w:val="en-GB"/>
+        </w:rPr>
+      </w:pPr>
+      <w:bookmarkStart w:id="20" w:name="_Toc226443704"/>
+      <w:r>
+        <w:rPr>
+          <w:rFonts w:cs="Times New Roman"/>
+          <w:color w:val="000000" w:themeColor="text1"/>
+          <w:lang w:val="en-GB"/>
+        </w:rPr>
+        <w:t>Thursday, 09.04.2026</w:t>
+      </w:r>
+      <w:bookmarkEnd w:id="20"/>
+    </w:p>
+    <w:p>
+      <w:pPr>
+        <w:rPr>
+          <w:rFonts w:ascii="Times New Roman" w:hAnsi="Times New Roman" w:cs="Times New Roman"/>
+          <w:color w:val="000000" w:themeColor="text1"/>
+          <w:lang w:val="en-GB"/>
+        </w:rPr>
+      </w:pPr>
+    </w:p>
+    <w:p>
+      <w:pPr>
+        <w:pStyle w:val="Heading3"/>
+        <w:rPr>
+          <w:rFonts w:cs="Times New Roman"/>
+          <w:color w:val="000000" w:themeColor="text1"/>
+          <w:lang w:val="en-GB"/>
+        </w:rPr>
+      </w:pPr>
+      <w:bookmarkStart w:id="21" w:name="_Toc226443705"/>
+      <w:r>
+        <w:rPr>
+          <w:rFonts w:cs="Times New Roman"/>
+          <w:color w:val="000000" w:themeColor="text1"/>
+          <w:lang w:val="en-GB"/>
+        </w:rPr>
+        <w:t>Friday, 10.04.2026</w:t>
+      </w:r>
+      <w:bookmarkEnd w:id="21"/>
+    </w:p>
+    <w:p>
+      <w:pPr>
+        <w:rPr>
+          <w:rFonts w:ascii="Times New Roman" w:hAnsi="Times New Roman" w:cs="Times New Roman"/>
+          <w:color w:val="000000" w:themeColor="text1"/>
+          <w:lang w:val="en-GB"/>
+        </w:rPr>
+      </w:pPr>
+    </w:p>
+    <w:p>
+      <w:pPr>
+        <w:pStyle w:val="Heading3"/>
+        <w:rPr>
+          <w:rFonts w:cs="Times New Roman"/>
+          <w:color w:val="000000" w:themeColor="text1"/>
+          <w:lang w:val="en-GB"/>
+        </w:rPr>
+      </w:pPr>
+      <w:bookmarkStart w:id="22" w:name="_Toc226443706"/>
+      <w:r>
+        <w:rPr>
+          <w:rFonts w:cs="Times New Roman"/>
+          <w:color w:val="000000" w:themeColor="text1"/>
+          <w:lang w:val="en-GB"/>
+        </w:rPr>
         <w:lastRenderedPageBreak/>
-        <w:t>Prior knowledge</w:t>
-      </w:r>
-      <w:bookmarkEnd w:id="13"/>
+        <w:t xml:space="preserve">Tuesday, </w:t>
+      </w:r>
+      <w:r>
+        <w:rPr>
+          <w:rFonts w:cs="Times New Roman"/>
+          <w:color w:val="000000" w:themeColor="text1"/>
+          <w:lang w:val="en-GB"/>
+        </w:rPr>
+        <w:t>14.04.2026</w:t>
+      </w:r>
+      <w:bookmarkEnd w:id="22"/>
+    </w:p>
+    <w:p>
+      <w:pPr>
+        <w:rPr>
+          <w:rFonts w:ascii="Times New Roman" w:hAnsi="Times New Roman" w:cs="Times New Roman"/>
+          <w:color w:val="000000" w:themeColor="text1"/>
+          <w:lang w:val="en-GB"/>
+        </w:rPr>
+      </w:pPr>
+    </w:p>
+    <w:p>
+      <w:pPr>
+        <w:pStyle w:val="Heading3"/>
+        <w:rPr>
+          <w:rFonts w:cs="Times New Roman"/>
+          <w:color w:val="000000" w:themeColor="text1"/>
+          <w:lang w:val="en-GB"/>
+        </w:rPr>
+      </w:pPr>
+      <w:bookmarkStart w:id="23" w:name="_Toc226443707"/>
+      <w:r>
+        <w:rPr>
+          <w:rFonts w:cs="Times New Roman"/>
+          <w:color w:val="000000" w:themeColor="text1"/>
+          <w:lang w:val="en-GB"/>
+        </w:rPr>
+        <w:t>Wednesday, 15.04.2026</w:t>
+      </w:r>
+      <w:bookmarkEnd w:id="23"/>
+    </w:p>
+    <w:p>
+      <w:pPr>
+        <w:rPr>
+          <w:rFonts w:ascii="Times New Roman" w:hAnsi="Times New Roman" w:cs="Times New Roman"/>
+          <w:color w:val="000000" w:themeColor="text1"/>
+          <w:lang w:val="en-GB"/>
+        </w:rPr>
+      </w:pPr>
+    </w:p>
+    <w:p>
+      <w:pPr>
+        <w:pStyle w:val="Heading3"/>
+        <w:rPr>
+          <w:rFonts w:cs="Times New Roman"/>
+          <w:color w:val="000000" w:themeColor="text1"/>
+          <w:lang w:val="en-GB"/>
+        </w:rPr>
+      </w:pPr>
+      <w:bookmarkStart w:id="24" w:name="_Toc226443708"/>
+      <w:r>
+        <w:rPr>
+          <w:rFonts w:cs="Times New Roman"/>
+          <w:color w:val="000000" w:themeColor="text1"/>
+          <w:lang w:val="en-GB"/>
+        </w:rPr>
+        <w:t>Thursday, 16.04.2026</w:t>
+      </w:r>
+      <w:bookmarkEnd w:id="24"/>
+    </w:p>
+    <w:p>
+      <w:pPr>
+        <w:rPr>
+          <w:rFonts w:ascii="Times New Roman" w:hAnsi="Times New Roman" w:cs="Times New Roman"/>
+          <w:color w:val="000000" w:themeColor="text1"/>
+          <w:lang w:val="en-GB"/>
+        </w:rPr>
+      </w:pPr>
+    </w:p>
+    <w:p>
+      <w:pPr>
+        <w:pStyle w:val="Heading3"/>
+        <w:rPr>
+          <w:rFonts w:cs="Times New Roman"/>
+          <w:color w:val="000000" w:themeColor="text1"/>
+          <w:lang w:val="en-GB"/>
+        </w:rPr>
+      </w:pPr>
+      <w:bookmarkStart w:id="25" w:name="_Toc226443709"/>
+      <w:r>
+        <w:rPr>
+          <w:rFonts w:cs="Times New Roman"/>
+          <w:color w:val="000000" w:themeColor="text1"/>
+          <w:lang w:val="en-GB"/>
+        </w:rPr>
+        <w:t>Friday, 17.04.2026</w:t>
+      </w:r>
+      <w:bookmarkEnd w:id="25"/>
+    </w:p>
+    <w:p>
+      <w:pPr>
+        <w:rPr>
+          <w:rFonts w:ascii="Times New Roman" w:hAnsi="Times New Roman" w:cs="Times New Roman"/>
+          <w:color w:val="000000" w:themeColor="text1"/>
+          <w:lang w:val="en-GB"/>
+        </w:rPr>
+      </w:pPr>
+    </w:p>
+    <w:p>
+      <w:pPr>
+        <w:pStyle w:val="Heading3"/>
+        <w:rPr>
+          <w:rFonts w:cs="Times New Roman"/>
+          <w:color w:val="000000" w:themeColor="text1"/>
+          <w:lang w:val="en-GB"/>
+        </w:rPr>
+      </w:pPr>
+      <w:bookmarkStart w:id="26" w:name="_Toc226443710"/>
+      <w:r>
+        <w:rPr>
+          <w:rFonts w:cs="Times New Roman"/>
+          <w:color w:val="000000" w:themeColor="text1"/>
+          <w:lang w:val="en-GB"/>
+        </w:rPr>
+        <w:t>Tuesday, 21.04.2026</w:t>
+      </w:r>
+      <w:bookmarkEnd w:id="26"/>
+    </w:p>
+    <w:p>
+      <w:pPr>
+        <w:rPr>
+          <w:rFonts w:ascii="Times New Roman" w:hAnsi="Times New Roman" w:cs="Times New Roman"/>
+          <w:color w:val="000000" w:themeColor="text1"/>
+          <w:lang w:val="en-GB"/>
+        </w:rPr>
+      </w:pPr>
+    </w:p>
+    <w:p>
+      <w:pPr>
+        <w:pStyle w:val="Heading3"/>
+        <w:rPr>
+          <w:rFonts w:cs="Times New Roman"/>
+          <w:color w:val="000000" w:themeColor="text1"/>
+          <w:lang w:val="en-GB"/>
+        </w:rPr>
+      </w:pPr>
+      <w:bookmarkStart w:id="27" w:name="_Toc226443711"/>
+      <w:r>
+        <w:rPr>
+          <w:rFonts w:cs="Times New Roman"/>
+          <w:color w:val="000000" w:themeColor="text1"/>
+          <w:lang w:val="en-GB"/>
+        </w:rPr>
+        <w:t>Wednesday, 22.04.2026</w:t>
+      </w:r>
+      <w:bookmarkEnd w:id="27"/>
     </w:p>
     <w:p>
       <w:pPr>
@@ -5750,24 +6354,45 @@
           <w:lang w:val="en-GB"/>
         </w:rPr>
       </w:pPr>
-      <w:bookmarkStart w:id="14" w:name="_Toc226443698"/>
-      <w:r>
-        <w:rPr>
-          <w:rFonts w:cs="Times New Roman"/>
-          <w:color w:val="000000" w:themeColor="text1"/>
-          <w:lang w:val="en-GB"/>
-        </w:rPr>
-        <w:t>Preliminary</w:t>
-      </w:r>
-      <w:r>
-        <w:rPr>
-          <w:rFonts w:cs="Times New Roman"/>
-          <w:color w:val="000000" w:themeColor="text1"/>
-          <w:lang w:val="en-GB"/>
-        </w:rPr>
-        <w:t xml:space="preserve"> work</w:t>
-      </w:r>
-      <w:bookmarkEnd w:id="14"/>
+      <w:bookmarkStart w:id="28" w:name="_Toc226443712"/>
+      <w:r>
+        <w:rPr>
+          <w:rFonts w:cs="Times New Roman"/>
+          <w:color w:val="000000" w:themeColor="text1"/>
+          <w:lang w:val="en-GB"/>
+        </w:rPr>
+        <w:t>Personal FAZIT</w:t>
+      </w:r>
+      <w:bookmarkEnd w:id="28"/>
+    </w:p>
+    <w:p>
+      <w:pPr>
+        <w:rPr>
+          <w:rFonts w:ascii="Times New Roman" w:hAnsi="Times New Roman" w:cs="Times New Roman"/>
+          <w:color w:val="000000" w:themeColor="text1"/>
+          <w:lang w:val="en-GB"/>
+        </w:rPr>
+      </w:pPr>
+    </w:p>
+    <w:p>
+      <w:pPr>
+        <w:pStyle w:val="Heading1"/>
+        <w:rPr>
+          <w:rFonts w:cs="Times New Roman"/>
+          <w:color w:val="000000" w:themeColor="text1"/>
+          <w:lang w:val="en-GB"/>
+        </w:rPr>
+      </w:pPr>
+      <w:bookmarkStart w:id="29" w:name="_Toc226443713"/>
+      <w:r>
+        <w:rPr>
+          <w:rFonts w:cs="Times New Roman"/>
+          <w:color w:val="000000" w:themeColor="text1"/>
+          <w:lang w:val="en-GB"/>
+        </w:rPr>
+        <w:t>Project</w:t>
+      </w:r>
+      <w:bookmarkEnd w:id="29"/>
     </w:p>
     <w:p>
       <w:pPr>
@@ -5787,16 +6412,132 @@
           <w:lang w:val="en-GB"/>
         </w:rPr>
       </w:pPr>
-      <w:bookmarkStart w:id="15" w:name="_Toc226443699"/>
-      <w:r>
-        <w:rPr>
-          <w:rFonts w:cs="Times New Roman"/>
-          <w:color w:val="000000" w:themeColor="text1"/>
-          <w:lang w:val="en-GB"/>
-        </w:rPr>
-        <w:t>New learning content</w:t>
-      </w:r>
-      <w:bookmarkEnd w:id="15"/>
+      <w:bookmarkStart w:id="30" w:name="_Toc226443714"/>
+      <w:r>
+        <w:rPr>
+          <w:rFonts w:cs="Times New Roman"/>
+          <w:color w:val="000000" w:themeColor="text1"/>
+          <w:lang w:val="en-GB"/>
+        </w:rPr>
+        <w:t>Summery</w:t>
+      </w:r>
+      <w:bookmarkEnd w:id="30"/>
+    </w:p>
+    <w:p>
+      <w:pPr>
+        <w:rPr>
+          <w:rFonts w:ascii="Times New Roman" w:hAnsi="Times New Roman" w:cs="Times New Roman"/>
+          <w:color w:val="000000" w:themeColor="text1"/>
+          <w:lang w:val="en-GB"/>
+        </w:rPr>
+      </w:pPr>
+    </w:p>
+    <w:p>
+      <w:pPr>
+        <w:pStyle w:val="Heading3"/>
+        <w:rPr>
+          <w:rFonts w:cs="Times New Roman"/>
+          <w:color w:val="000000" w:themeColor="text1"/>
+          <w:lang w:val="en-GB"/>
+        </w:rPr>
+      </w:pPr>
+      <w:bookmarkStart w:id="31" w:name="_Toc226443715"/>
+      <w:r>
+        <w:rPr>
+          <w:rFonts w:cs="Times New Roman"/>
+          <w:color w:val="000000" w:themeColor="text1"/>
+          <w:lang w:val="en-GB"/>
+        </w:rPr>
+        <w:t>Task</w:t>
+      </w:r>
+      <w:bookmarkEnd w:id="31"/>
+    </w:p>
+    <w:p>
+      <w:pPr>
+        <w:rPr>
+          <w:rFonts w:ascii="Times New Roman" w:hAnsi="Times New Roman" w:cs="Times New Roman"/>
+          <w:color w:val="000000" w:themeColor="text1"/>
+          <w:lang w:val="en-GB"/>
+        </w:rPr>
+      </w:pPr>
+    </w:p>
+    <w:p>
+      <w:pPr>
+        <w:pStyle w:val="Heading3"/>
+        <w:rPr>
+          <w:rFonts w:cs="Times New Roman"/>
+          <w:color w:val="000000" w:themeColor="text1"/>
+          <w:lang w:val="en-GB"/>
+        </w:rPr>
+      </w:pPr>
+      <w:bookmarkStart w:id="32" w:name="_Toc226443716"/>
+      <w:r>
+        <w:rPr>
+          <w:rFonts w:cs="Times New Roman"/>
+          <w:color w:val="000000" w:themeColor="text1"/>
+          <w:lang w:val="en-GB"/>
+        </w:rPr>
+        <w:t>Implementation</w:t>
+      </w:r>
+      <w:bookmarkEnd w:id="32"/>
+    </w:p>
+    <w:p>
+      <w:pPr>
+        <w:rPr>
+          <w:rFonts w:ascii="Times New Roman" w:hAnsi="Times New Roman" w:cs="Times New Roman"/>
+          <w:color w:val="000000" w:themeColor="text1"/>
+          <w:lang w:val="en-GB"/>
+        </w:rPr>
+      </w:pPr>
+    </w:p>
+    <w:p>
+      <w:pPr>
+        <w:pStyle w:val="Heading3"/>
+        <w:rPr>
+          <w:rFonts w:cs="Times New Roman"/>
+          <w:color w:val="000000" w:themeColor="text1"/>
+          <w:lang w:val="en-GB"/>
+        </w:rPr>
+      </w:pPr>
+      <w:bookmarkStart w:id="33" w:name="_Toc226443717"/>
+      <w:r>
+        <w:rPr>
+          <w:rFonts w:cs="Times New Roman"/>
+          <w:color w:val="000000" w:themeColor="text1"/>
+          <w:lang w:val="en-GB"/>
+        </w:rPr>
+        <w:t>Result</w:t>
+      </w:r>
+      <w:bookmarkEnd w:id="33"/>
+    </w:p>
+    <w:p>
+      <w:pPr>
+        <w:rPr>
+          <w:rFonts w:ascii="Times New Roman" w:hAnsi="Times New Roman" w:cs="Times New Roman"/>
+          <w:color w:val="000000" w:themeColor="text1"/>
+          <w:lang w:val="en-GB"/>
+        </w:rPr>
+      </w:pPr>
+    </w:p>
+    <w:p>
+      <w:pPr>
+        <w:pStyle w:val="Heading1"/>
+        <w:rPr>
+          <w:rFonts w:cs="Times New Roman"/>
+          <w:color w:val="000000" w:themeColor="text1"/>
+          <w:lang w:val="en-GB"/>
+        </w:rPr>
+      </w:pPr>
+      <w:bookmarkStart w:id="34" w:name="_Toc226443718"/>
+      <w:r>
+        <w:rPr>
+          <w:rFonts w:cs="Times New Roman"/>
+          <w:color w:val="000000" w:themeColor="text1"/>
+          <w:lang w:val="en-GB"/>
+        </w:rPr>
+        <w:t>IPERKA</w:t>
+      </w:r>
+      <w:bookmarkEnd w:id="34"/>
     </w:p>
     <w:p>
       <w:pPr>
@@ -5816,350 +6557,7 @@
           <w:lang w:val="en-GB"/>
         </w:rPr>
       </w:pPr>
-      <w:bookmarkStart w:id="16" w:name="_Toc226443700"/>
-      <w:r>
-        <w:rPr>
-          <w:rFonts w:cs="Times New Roman"/>
-          <w:color w:val="000000" w:themeColor="text1"/>
-          <w:lang w:val="en-GB"/>
-        </w:rPr>
-        <w:t>Time plan</w:t>
-      </w:r>
-      <w:bookmarkEnd w:id="16"/>
-    </w:p>
-    <w:p>
-      <w:pPr>
-        <w:rPr>
-          <w:rFonts w:ascii="Times New Roman" w:hAnsi="Times New Roman" w:cs="Times New Roman"/>
-          <w:color w:val="000000" w:themeColor="text1"/>
-          <w:lang w:val="en-GB"/>
-        </w:rPr>
-      </w:pPr>
-    </w:p>
-    <w:p>
-      <w:pPr>
-        <w:pStyle w:val="Heading2"/>
-        <w:rPr>
-          <w:rFonts w:cs="Times New Roman"/>
-          <w:color w:val="000000" w:themeColor="text1"/>
-          <w:lang w:val="en-GB"/>
-        </w:rPr>
-      </w:pPr>
-      <w:bookmarkStart w:id="17" w:name="_Toc226443701"/>
-      <w:r>
-        <w:rPr>
-          <w:rFonts w:cs="Times New Roman"/>
-          <w:color w:val="000000" w:themeColor="text1"/>
-          <w:lang w:val="en-GB"/>
-        </w:rPr>
-        <w:t>Work journal</w:t>
-      </w:r>
-      <w:bookmarkEnd w:id="17"/>
-    </w:p>
-    <w:p>
-      <w:pPr>
-        <w:rPr>
-          <w:rFonts w:ascii="Times New Roman" w:hAnsi="Times New Roman" w:cs="Times New Roman"/>
-          <w:color w:val="000000" w:themeColor="text1"/>
-          <w:lang w:val="en-GB"/>
-        </w:rPr>
-      </w:pPr>
-    </w:p>
-    <w:p>
-      <w:pPr>
-        <w:pStyle w:val="Heading3"/>
-        <w:rPr>
-          <w:rFonts w:cs="Times New Roman"/>
-          <w:color w:val="000000" w:themeColor="text1"/>
-          <w:lang w:val="en-GB"/>
-        </w:rPr>
-      </w:pPr>
-      <w:bookmarkStart w:id="18" w:name="_Toc226443702"/>
-      <w:r>
-        <w:rPr>
-          <w:rFonts w:cs="Times New Roman"/>
-          <w:color w:val="000000" w:themeColor="text1"/>
-          <w:lang w:val="en-GB"/>
-        </w:rPr>
-        <w:t>Tuesday</w:t>
-      </w:r>
-      <w:r>
-        <w:rPr>
-          <w:rFonts w:cs="Times New Roman"/>
-          <w:color w:val="000000" w:themeColor="text1"/>
-          <w:lang w:val="en-GB"/>
-        </w:rPr>
-        <w:t xml:space="preserve">, </w:t>
-      </w:r>
-      <w:r>
-        <w:rPr>
-          <w:rFonts w:cs="Times New Roman"/>
-          <w:color w:val="000000" w:themeColor="text1"/>
-          <w:lang w:val="en-GB"/>
-        </w:rPr>
-        <w:t>07.04.2026</w:t>
-      </w:r>
-      <w:bookmarkEnd w:id="18"/>
-    </w:p>
-    <w:p>
-      <w:pPr>
-        <w:rPr>
-          <w:rFonts w:ascii="Times New Roman" w:hAnsi="Times New Roman" w:cs="Times New Roman"/>
-          <w:color w:val="000000" w:themeColor="text1"/>
-          <w:lang w:val="en-GB"/>
-        </w:rPr>
-      </w:pPr>
-    </w:p>
-    <w:p>
-      <w:pPr>
-        <w:pStyle w:val="Heading3"/>
-        <w:rPr>
-          <w:rFonts w:cs="Times New Roman"/>
-          <w:color w:val="000000" w:themeColor="text1"/>
-          <w:lang w:val="en-GB"/>
-        </w:rPr>
-      </w:pPr>
-      <w:bookmarkStart w:id="19" w:name="_Toc226443703"/>
-      <w:r>
-        <w:rPr>
-          <w:rFonts w:cs="Times New Roman"/>
-          <w:color w:val="000000" w:themeColor="text1"/>
-          <w:lang w:val="en-GB"/>
-        </w:rPr>
-        <w:t>Wednesday, 08.04.2026</w:t>
-      </w:r>
-      <w:bookmarkEnd w:id="19"/>
-    </w:p>
-    <w:p>
-      <w:pPr>
-        <w:rPr>
-          <w:rFonts w:ascii="Times New Roman" w:hAnsi="Times New Roman" w:cs="Times New Roman"/>
-          <w:color w:val="000000" w:themeColor="text1"/>
-          <w:lang w:val="en-GB"/>
-        </w:rPr>
-      </w:pPr>
-    </w:p>
-    <w:p>
-      <w:pPr>
-        <w:pStyle w:val="Heading3"/>
-        <w:rPr>
-          <w:rFonts w:cs="Times New Roman"/>
-          <w:color w:val="000000" w:themeColor="text1"/>
-          <w:lang w:val="en-GB"/>
-        </w:rPr>
-      </w:pPr>
-      <w:bookmarkStart w:id="20" w:name="_Toc226443704"/>
-      <w:r>
-        <w:rPr>
-          <w:rFonts w:cs="Times New Roman"/>
-          <w:color w:val="000000" w:themeColor="text1"/>
-          <w:lang w:val="en-GB"/>
-        </w:rPr>
-        <w:t>Thursday, 09.04.2026</w:t>
-      </w:r>
-      <w:bookmarkEnd w:id="20"/>
-    </w:p>
-    <w:p>
-      <w:pPr>
-        <w:rPr>
-          <w:rFonts w:ascii="Times New Roman" w:hAnsi="Times New Roman" w:cs="Times New Roman"/>
-          <w:color w:val="000000" w:themeColor="text1"/>
-          <w:lang w:val="en-GB"/>
-        </w:rPr>
-      </w:pPr>
-    </w:p>
-    <w:p>
-      <w:pPr>
-        <w:pStyle w:val="Heading3"/>
-        <w:rPr>
-          <w:rFonts w:cs="Times New Roman"/>
-          <w:color w:val="000000" w:themeColor="text1"/>
-          <w:lang w:val="en-GB"/>
-        </w:rPr>
-      </w:pPr>
-      <w:bookmarkStart w:id="21" w:name="_Toc226443705"/>
-      <w:r>
-        <w:rPr>
-          <w:rFonts w:cs="Times New Roman"/>
-          <w:color w:val="000000" w:themeColor="text1"/>
-          <w:lang w:val="en-GB"/>
-        </w:rPr>
-        <w:t>Friday, 10.04.2026</w:t>
-      </w:r>
-      <w:bookmarkEnd w:id="21"/>
-    </w:p>
-    <w:p>
-      <w:pPr>
-        <w:rPr>
-          <w:rFonts w:ascii="Times New Roman" w:hAnsi="Times New Roman" w:cs="Times New Roman"/>
-          <w:color w:val="000000" w:themeColor="text1"/>
-          <w:lang w:val="en-GB"/>
-        </w:rPr>
-      </w:pPr>
-    </w:p>
-    <w:p>
-      <w:pPr>
-        <w:pStyle w:val="Heading3"/>
-        <w:rPr>
-          <w:rFonts w:cs="Times New Roman"/>
-          <w:color w:val="000000" w:themeColor="text1"/>
-          <w:lang w:val="en-GB"/>
-        </w:rPr>
-      </w:pPr>
-      <w:bookmarkStart w:id="22" w:name="_Toc226443706"/>
-      <w:r>
-        <w:rPr>
-          <w:rFonts w:cs="Times New Roman"/>
-          <w:color w:val="000000" w:themeColor="text1"/>
-          <w:lang w:val="en-GB"/>
-        </w:rPr>
-        <w:t xml:space="preserve">Tuesday, </w:t>
-      </w:r>
-      <w:r>
-        <w:rPr>
-          <w:rFonts w:cs="Times New Roman"/>
-          <w:color w:val="000000" w:themeColor="text1"/>
-          <w:lang w:val="en-GB"/>
-        </w:rPr>
-        <w:t>14.04.2026</w:t>
-      </w:r>
-      <w:bookmarkEnd w:id="22"/>
-    </w:p>
-    <w:p>
-      <w:pPr>
-        <w:rPr>
-          <w:rFonts w:ascii="Times New Roman" w:hAnsi="Times New Roman" w:cs="Times New Roman"/>
-          <w:color w:val="000000" w:themeColor="text1"/>
-          <w:lang w:val="en-GB"/>
-        </w:rPr>
-      </w:pPr>
-    </w:p>
-    <w:p>
-      <w:pPr>
-        <w:pStyle w:val="Heading3"/>
-        <w:rPr>
-          <w:rFonts w:cs="Times New Roman"/>
-          <w:color w:val="000000" w:themeColor="text1"/>
-          <w:lang w:val="en-GB"/>
-        </w:rPr>
-      </w:pPr>
-      <w:bookmarkStart w:id="23" w:name="_Toc226443707"/>
-      <w:r>
-        <w:rPr>
-          <w:rFonts w:cs="Times New Roman"/>
-          <w:color w:val="000000" w:themeColor="text1"/>
-          <w:lang w:val="en-GB"/>
-        </w:rPr>
-        <w:t>Wednesday, 15.04.2026</w:t>
-      </w:r>
-      <w:bookmarkEnd w:id="23"/>
-    </w:p>
-    <w:p>
-      <w:pPr>
-        <w:rPr>
-          <w:rFonts w:ascii="Times New Roman" w:hAnsi="Times New Roman" w:cs="Times New Roman"/>
-          <w:color w:val="000000" w:themeColor="text1"/>
-          <w:lang w:val="en-GB"/>
-        </w:rPr>
-      </w:pPr>
-    </w:p>
-    <w:p>
-      <w:pPr>
-        <w:pStyle w:val="Heading3"/>
-        <w:rPr>
-          <w:rFonts w:cs="Times New Roman"/>
-          <w:color w:val="000000" w:themeColor="text1"/>
-          <w:lang w:val="en-GB"/>
-        </w:rPr>
-      </w:pPr>
-      <w:bookmarkStart w:id="24" w:name="_Toc226443708"/>
-      <w:r>
-        <w:rPr>
-          <w:rFonts w:cs="Times New Roman"/>
-          <w:color w:val="000000" w:themeColor="text1"/>
-          <w:lang w:val="en-GB"/>
-        </w:rPr>
-        <w:t>Thursday, 16.04.2026</w:t>
-      </w:r>
-      <w:bookmarkEnd w:id="24"/>
-    </w:p>
-    <w:p>
-      <w:pPr>
-        <w:rPr>
-          <w:rFonts w:ascii="Times New Roman" w:hAnsi="Times New Roman" w:cs="Times New Roman"/>
-          <w:color w:val="000000" w:themeColor="text1"/>
-          <w:lang w:val="en-GB"/>
-        </w:rPr>
-      </w:pPr>
-    </w:p>
-    <w:p>
-      <w:pPr>
-        <w:pStyle w:val="Heading3"/>
-        <w:rPr>
-          <w:rFonts w:cs="Times New Roman"/>
-          <w:color w:val="000000" w:themeColor="text1"/>
-          <w:lang w:val="en-GB"/>
-        </w:rPr>
-      </w:pPr>
-      <w:bookmarkStart w:id="25" w:name="_Toc226443709"/>
-      <w:r>
-        <w:rPr>
-          <w:rFonts w:cs="Times New Roman"/>
-          <w:color w:val="000000" w:themeColor="text1"/>
-          <w:lang w:val="en-GB"/>
-        </w:rPr>
-        <w:t>Friday, 17.04.2026</w:t>
-      </w:r>
-      <w:bookmarkEnd w:id="25"/>
-    </w:p>
-    <w:p>
-      <w:pPr>
-        <w:rPr>
-          <w:rFonts w:ascii="Times New Roman" w:hAnsi="Times New Roman" w:cs="Times New Roman"/>
-          <w:color w:val="000000" w:themeColor="text1"/>
-          <w:lang w:val="en-GB"/>
-        </w:rPr>
-      </w:pPr>
-    </w:p>
-    <w:p>
-      <w:pPr>
-        <w:pStyle w:val="Heading3"/>
-        <w:rPr>
-          <w:rFonts w:cs="Times New Roman"/>
-          <w:color w:val="000000" w:themeColor="text1"/>
-          <w:lang w:val="en-GB"/>
-        </w:rPr>
-      </w:pPr>
-      <w:bookmarkStart w:id="26" w:name="_Toc226443710"/>
-      <w:r>
-        <w:rPr>
-          <w:rFonts w:cs="Times New Roman"/>
-          <w:color w:val="000000" w:themeColor="text1"/>
-          <w:lang w:val="en-GB"/>
-        </w:rPr>
-        <w:t>Tuesday, 21.04.2026</w:t>
-      </w:r>
-      <w:bookmarkEnd w:id="26"/>
-    </w:p>
-    <w:p>
-      <w:pPr>
-        <w:rPr>
-          <w:rFonts w:ascii="Times New Roman" w:hAnsi="Times New Roman" w:cs="Times New Roman"/>
-          <w:color w:val="000000" w:themeColor="text1"/>
-          <w:lang w:val="en-GB"/>
-        </w:rPr>
-      </w:pPr>
-    </w:p>
-    <w:p>
-      <w:pPr>
-        <w:pStyle w:val="Heading3"/>
-        <w:rPr>
-          <w:rFonts w:cs="Times New Roman"/>
-          <w:color w:val="000000" w:themeColor="text1"/>
-          <w:lang w:val="en-GB"/>
-        </w:rPr>
-      </w:pPr>
-      <w:bookmarkStart w:id="27" w:name="_Toc226443711"/>
+      <w:bookmarkStart w:id="35" w:name="_Toc226443719"/>
       <w:r>
         <w:rPr>
           <w:rFonts w:cs="Times New Roman"/>
@@ -6167,238 +6565,6 @@
           <w:lang w:val="en-GB"/>
         </w:rPr>
         <w:lastRenderedPageBreak/>
-        <w:t>Wednesday, 22.04.2026</w:t>
-      </w:r>
-      <w:bookmarkEnd w:id="27"/>
-    </w:p>
-    <w:p>
-      <w:pPr>
-        <w:rPr>
-          <w:rFonts w:ascii="Times New Roman" w:hAnsi="Times New Roman" w:cs="Times New Roman"/>
-          <w:color w:val="000000" w:themeColor="text1"/>
-          <w:lang w:val="en-GB"/>
-        </w:rPr>
-      </w:pPr>
-    </w:p>
-    <w:p>
-      <w:pPr>
-        <w:pStyle w:val="Heading2"/>
-        <w:rPr>
-          <w:rFonts w:cs="Times New Roman"/>
-          <w:color w:val="000000" w:themeColor="text1"/>
-          <w:lang w:val="en-GB"/>
-        </w:rPr>
-      </w:pPr>
-      <w:bookmarkStart w:id="28" w:name="_Toc226443712"/>
-      <w:r>
-        <w:rPr>
-          <w:rFonts w:cs="Times New Roman"/>
-          <w:color w:val="000000" w:themeColor="text1"/>
-          <w:lang w:val="en-GB"/>
-        </w:rPr>
-        <w:t>Personal FAZIT</w:t>
-      </w:r>
-      <w:bookmarkEnd w:id="28"/>
-    </w:p>
-    <w:p>
-      <w:pPr>
-        <w:rPr>
-          <w:rFonts w:ascii="Times New Roman" w:hAnsi="Times New Roman" w:cs="Times New Roman"/>
-          <w:color w:val="000000" w:themeColor="text1"/>
-          <w:lang w:val="en-GB"/>
-        </w:rPr>
-      </w:pPr>
-    </w:p>
-    <w:p>
-      <w:pPr>
-        <w:pStyle w:val="Heading1"/>
-        <w:rPr>
-          <w:rFonts w:cs="Times New Roman"/>
-          <w:color w:val="000000" w:themeColor="text1"/>
-          <w:lang w:val="en-GB"/>
-        </w:rPr>
-      </w:pPr>
-      <w:bookmarkStart w:id="29" w:name="_Toc226443713"/>
-      <w:r>
-        <w:rPr>
-          <w:rFonts w:cs="Times New Roman"/>
-          <w:color w:val="000000" w:themeColor="text1"/>
-          <w:lang w:val="en-GB"/>
-        </w:rPr>
-        <w:t>Project</w:t>
-      </w:r>
-      <w:bookmarkEnd w:id="29"/>
-    </w:p>
-    <w:p>
-      <w:pPr>
-        <w:rPr>
-          <w:rFonts w:ascii="Times New Roman" w:hAnsi="Times New Roman" w:cs="Times New Roman"/>
-          <w:color w:val="000000" w:themeColor="text1"/>
-          <w:lang w:val="en-GB"/>
-        </w:rPr>
-      </w:pPr>
-    </w:p>
-    <w:p>
-      <w:pPr>
-        <w:pStyle w:val="Heading2"/>
-        <w:rPr>
-          <w:rFonts w:cs="Times New Roman"/>
-          <w:color w:val="000000" w:themeColor="text1"/>
-          <w:lang w:val="en-GB"/>
-        </w:rPr>
-      </w:pPr>
-      <w:bookmarkStart w:id="30" w:name="_Toc226443714"/>
-      <w:r>
-        <w:rPr>
-          <w:rFonts w:cs="Times New Roman"/>
-          <w:color w:val="000000" w:themeColor="text1"/>
-          <w:lang w:val="en-GB"/>
-        </w:rPr>
-        <w:t>Summery</w:t>
-      </w:r>
-      <w:bookmarkEnd w:id="30"/>
-    </w:p>
-    <w:p>
-      <w:pPr>
-        <w:rPr>
-          <w:rFonts w:ascii="Times New Roman" w:hAnsi="Times New Roman" w:cs="Times New Roman"/>
-          <w:color w:val="000000" w:themeColor="text1"/>
-          <w:lang w:val="en-GB"/>
-        </w:rPr>
-      </w:pPr>
-    </w:p>
-    <w:p>
-      <w:pPr>
-        <w:pStyle w:val="Heading3"/>
-        <w:rPr>
-          <w:rFonts w:cs="Times New Roman"/>
-          <w:color w:val="000000" w:themeColor="text1"/>
-          <w:lang w:val="en-GB"/>
-        </w:rPr>
-      </w:pPr>
-      <w:bookmarkStart w:id="31" w:name="_Toc226443715"/>
-      <w:r>
-        <w:rPr>
-          <w:rFonts w:cs="Times New Roman"/>
-          <w:color w:val="000000" w:themeColor="text1"/>
-          <w:lang w:val="en-GB"/>
-        </w:rPr>
-        <w:t>Task</w:t>
-      </w:r>
-      <w:bookmarkEnd w:id="31"/>
-    </w:p>
-    <w:p>
-      <w:pPr>
-        <w:rPr>
-          <w:rFonts w:ascii="Times New Roman" w:hAnsi="Times New Roman" w:cs="Times New Roman"/>
-          <w:color w:val="000000" w:themeColor="text1"/>
-          <w:lang w:val="en-GB"/>
-        </w:rPr>
-      </w:pPr>
-    </w:p>
-    <w:p>
-      <w:pPr>
-        <w:pStyle w:val="Heading3"/>
-        <w:rPr>
-          <w:rFonts w:cs="Times New Roman"/>
-          <w:color w:val="000000" w:themeColor="text1"/>
-          <w:lang w:val="en-GB"/>
-        </w:rPr>
-      </w:pPr>
-      <w:bookmarkStart w:id="32" w:name="_Toc226443716"/>
-      <w:r>
-        <w:rPr>
-          <w:rFonts w:cs="Times New Roman"/>
-          <w:color w:val="000000" w:themeColor="text1"/>
-          <w:lang w:val="en-GB"/>
-        </w:rPr>
-        <w:t>Implementation</w:t>
-      </w:r>
-      <w:bookmarkEnd w:id="32"/>
-    </w:p>
-    <w:p>
-      <w:pPr>
-        <w:rPr>
-          <w:rFonts w:ascii="Times New Roman" w:hAnsi="Times New Roman" w:cs="Times New Roman"/>
-          <w:color w:val="000000" w:themeColor="text1"/>
-          <w:lang w:val="en-GB"/>
-        </w:rPr>
-      </w:pPr>
-    </w:p>
-    <w:p>
-      <w:pPr>
-        <w:pStyle w:val="Heading3"/>
-        <w:rPr>
-          <w:rFonts w:cs="Times New Roman"/>
-          <w:color w:val="000000" w:themeColor="text1"/>
-          <w:lang w:val="en-GB"/>
-        </w:rPr>
-      </w:pPr>
-      <w:bookmarkStart w:id="33" w:name="_Toc226443717"/>
-      <w:r>
-        <w:rPr>
-          <w:rFonts w:cs="Times New Roman"/>
-          <w:color w:val="000000" w:themeColor="text1"/>
-          <w:lang w:val="en-GB"/>
-        </w:rPr>
-        <w:t>Result</w:t>
-      </w:r>
-      <w:bookmarkEnd w:id="33"/>
-    </w:p>
-    <w:p>
-      <w:pPr>
-        <w:rPr>
-          <w:rFonts w:ascii="Times New Roman" w:hAnsi="Times New Roman" w:cs="Times New Roman"/>
-          <w:color w:val="000000" w:themeColor="text1"/>
-          <w:lang w:val="en-GB"/>
-        </w:rPr>
-      </w:pPr>
-    </w:p>
-    <w:p>
-      <w:pPr>
-        <w:pStyle w:val="Heading1"/>
-        <w:rPr>
-          <w:rFonts w:cs="Times New Roman"/>
-          <w:color w:val="000000" w:themeColor="text1"/>
-          <w:lang w:val="en-GB"/>
-        </w:rPr>
-      </w:pPr>
-      <w:bookmarkStart w:id="34" w:name="_Toc226443718"/>
-      <w:r>
-        <w:rPr>
-          <w:rFonts w:cs="Times New Roman"/>
-          <w:color w:val="000000" w:themeColor="text1"/>
-          <w:lang w:val="en-GB"/>
-        </w:rPr>
-        <w:t>IPERKA</w:t>
-      </w:r>
-      <w:bookmarkEnd w:id="34"/>
-    </w:p>
-    <w:p>
-      <w:pPr>
-        <w:rPr>
-          <w:rFonts w:ascii="Times New Roman" w:hAnsi="Times New Roman" w:cs="Times New Roman"/>
-          <w:color w:val="000000" w:themeColor="text1"/>
-          <w:lang w:val="en-GB"/>
-        </w:rPr>
-      </w:pPr>
-    </w:p>
-    <w:p>
-      <w:pPr>
-        <w:pStyle w:val="Heading2"/>
-        <w:rPr>
-          <w:rFonts w:cs="Times New Roman"/>
-          <w:color w:val="000000" w:themeColor="text1"/>
-          <w:lang w:val="en-GB"/>
-        </w:rPr>
-      </w:pPr>
-      <w:bookmarkStart w:id="35" w:name="_Toc226443719"/>
-      <w:r>
-        <w:rPr>
-          <w:rFonts w:cs="Times New Roman"/>
-          <w:color w:val="000000" w:themeColor="text1"/>
-          <w:lang w:val="en-GB"/>
-        </w:rPr>
         <w:t>Inform</w:t>
       </w:r>
       <w:r>
@@ -6772,16 +6938,7 @@
           <w:color w:val="153D63" w:themeColor="text2" w:themeTint="E6"/>
           <w:lang w:val="en-GB"/>
         </w:rPr>
-        <w:t xml:space="preserve">shall be accessed through a web </w:t>
-      </w:r>
-      <w:r>
-        <w:rPr>
-          <w:rFonts w:ascii="Times New Roman" w:hAnsi="Times New Roman" w:cs="Times New Roman"/>
-          <w:color w:val="153D63" w:themeColor="text2" w:themeTint="E6"/>
-          <w:lang w:val="en-GB"/>
-        </w:rPr>
-        <w:lastRenderedPageBreak/>
-        <w:t>browser and started locally</w:t>
+        <w:t>shall be accessed through a web browser and started locally</w:t>
       </w:r>
       <w:r>
         <w:rPr>
@@ -7103,6 +7260,7 @@
           <w:color w:val="000000" w:themeColor="text1"/>
           <w:lang w:val="en-GB"/>
         </w:rPr>
+        <w:lastRenderedPageBreak/>
         <w:t>Plan</w:t>
       </w:r>
       <w:r>
@@ -7252,49 +7410,6 @@
           <w:lang w:val="en-GB"/>
         </w:rPr>
       </w:pPr>
-      <w:r>
-        <w:rPr>
-          <w:rFonts w:ascii="Times New Roman" w:hAnsi="Times New Roman" w:cs="Times New Roman"/>
-          <w:color w:val="000000" w:themeColor="text1"/>
-          <w:lang w:val="en-GB"/>
-        </w:rPr>
-        <w:lastRenderedPageBreak/>
-        <w:drawing>
-          <wp:inline distT="0" distB="0" distL="0" distR="0" wp14:anchorId="4A630354" wp14:editId="5A6F6431">
-            <wp:extent cx="5760720" cy="1749425"/>
-            <wp:effectExtent l="0" t="0" r="0" b="3175"/>
-            <wp:docPr id="1867764143" name="Picture 1"/>
-            <wp:cNvGraphicFramePr>
-              <a:graphicFrameLocks xmlns:a="http://schemas.openxmlformats.org/drawingml/2006/main" noChangeAspect="1"/>
-            </wp:cNvGraphicFramePr>
-            <a:graphic xmlns:a="http://schemas.openxmlformats.org/drawingml/2006/main">
-              <a:graphicData uri="http://schemas.openxmlformats.org/drawingml/2006/picture">
-                <pic:pic xmlns:pic="http://schemas.openxmlformats.org/drawingml/2006/picture">
-                  <pic:nvPicPr>
-                    <pic:cNvPr id="1867764143" name=""/>
-                    <pic:cNvPicPr/>
-                  </pic:nvPicPr>
-                  <pic:blipFill>
-                    <a:blip r:embed="rId6"/>
-                    <a:stretch>
-                      <a:fillRect/>
-                    </a:stretch>
-                  </pic:blipFill>
-                  <pic:spPr>
-                    <a:xfrm>
-                      <a:off x="0" y="0"/>
-                      <a:ext cx="5760720" cy="1749425"/>
-                    </a:xfrm>
-                    <a:prstGeom prst="rect">
-                      <a:avLst/>
-                    </a:prstGeom>
-                  </pic:spPr>
-                </pic:pic>
-              </a:graphicData>
-            </a:graphic>
-          </wp:inline>
-        </w:drawing>
-      </w:r>
     </w:p>
     <w:p>
       <w:pPr>
@@ -7600,6 +7715,7 @@
           <w:color w:val="000000" w:themeColor="text1"/>
           <w:lang w:val="en-GB"/>
         </w:rPr>
+        <w:lastRenderedPageBreak/>
         <w:t>Backend</w:t>
       </w:r>
       <w:bookmarkEnd w:id="46"/>
@@ -7658,7 +7774,6 @@
           <w:color w:val="000000" w:themeColor="text1"/>
           <w:lang w:val="en-GB"/>
         </w:rPr>
-        <w:lastRenderedPageBreak/>
         <w:t>Containerisation</w:t>
       </w:r>
       <w:bookmarkEnd w:id="48"/>
@@ -8734,6 +8849,7 @@
   <w:style w:type="character" w:default="1" w:styleId="DefaultParagraphFont">
     <w:name w:val="Default Paragraph Font"/>
     <w:uiPriority w:val="1"/>
+    <w:semiHidden/>
     <w:unhideWhenUsed/>
   </w:style>
   <w:style w:type="table" w:default="1" w:styleId="TableNormal">

--- a/ipa_documentation_lam.docx
+++ b/ipa_documentation_lam.docx
@@ -5984,87 +5984,56 @@
           <w:color w:val="000000" w:themeColor="text1"/>
           <w:lang w:val="en-GB"/>
         </w:rPr>
-        <w:t>Setup code base</w:t>
-      </w:r>
-      <w:r>
-        <w:rPr>
-          <w:rFonts w:ascii="Times New Roman" w:hAnsi="Times New Roman" w:cs="Times New Roman"/>
-          <w:color w:val="000000" w:themeColor="text1"/>
-          <w:lang w:val="en-GB"/>
-        </w:rPr>
-        <w:t xml:space="preserve"> + DB</w:t>
-      </w:r>
-    </w:p>
-    <w:p>
-      <w:pPr>
-        <w:rPr>
-          <w:rFonts w:ascii="Times New Roman" w:hAnsi="Times New Roman" w:cs="Times New Roman"/>
-          <w:color w:val="000000" w:themeColor="text1"/>
-          <w:lang w:val="en-GB"/>
-        </w:rPr>
-      </w:pPr>
-      <w:r>
-        <w:rPr>
-          <w:rFonts w:ascii="Times New Roman" w:hAnsi="Times New Roman" w:cs="Times New Roman"/>
-          <w:color w:val="000000" w:themeColor="text1"/>
-          <w:lang w:val="en-GB"/>
-        </w:rPr>
-        <w:t>Tested BE – DB connection</w:t>
-      </w:r>
-    </w:p>
-    <w:p>
-      <w:pPr>
-        <w:rPr>
-          <w:rFonts w:ascii="Times New Roman" w:hAnsi="Times New Roman" w:cs="Times New Roman"/>
-          <w:color w:val="000000" w:themeColor="text1"/>
-          <w:lang w:val="en-GB"/>
-        </w:rPr>
-      </w:pPr>
-      <w:r>
-        <w:rPr>
-          <w:rFonts w:ascii="Times New Roman" w:hAnsi="Times New Roman" w:cs="Times New Roman"/>
-          <w:color w:val="000000" w:themeColor="text1"/>
-          <w:lang w:val="en-GB"/>
-        </w:rPr>
-        <w:t xml:space="preserve">Started </w:t>
-      </w:r>
-      <w:proofErr w:type="spellStart"/>
-      <w:r>
-        <w:rPr>
-          <w:rFonts w:ascii="Times New Roman" w:hAnsi="Times New Roman" w:cs="Times New Roman"/>
-          <w:color w:val="000000" w:themeColor="text1"/>
-          <w:lang w:val="en-GB"/>
-        </w:rPr>
-        <w:t>Informieren</w:t>
-      </w:r>
-      <w:proofErr w:type="spellEnd"/>
-      <w:r>
-        <w:rPr>
-          <w:rFonts w:ascii="Times New Roman" w:hAnsi="Times New Roman" w:cs="Times New Roman"/>
-          <w:color w:val="000000" w:themeColor="text1"/>
-          <w:lang w:val="en-GB"/>
-        </w:rPr>
-        <w:t xml:space="preserve"> and </w:t>
-      </w:r>
-      <w:proofErr w:type="spellStart"/>
-      <w:r>
-        <w:rPr>
-          <w:rFonts w:ascii="Times New Roman" w:hAnsi="Times New Roman" w:cs="Times New Roman"/>
-          <w:color w:val="000000" w:themeColor="text1"/>
-          <w:lang w:val="en-GB"/>
-        </w:rPr>
-        <w:t>Planen</w:t>
-      </w:r>
-      <w:proofErr w:type="spellEnd"/>
-    </w:p>
-    <w:p>
-      <w:pPr>
-        <w:rPr>
-          <w:rFonts w:ascii="Times New Roman" w:hAnsi="Times New Roman" w:cs="Times New Roman"/>
-          <w:color w:val="000000" w:themeColor="text1"/>
-          <w:lang w:val="en-GB"/>
-        </w:rPr>
-      </w:pPr>
+        <w:t xml:space="preserve">Today, I officially started the IPA. I first created my GitHub repository. </w:t>
+      </w:r>
+      <w:r>
+        <w:rPr>
+          <w:rFonts w:ascii="Times New Roman" w:hAnsi="Times New Roman" w:cs="Times New Roman"/>
+          <w:color w:val="000000" w:themeColor="text1"/>
+          <w:lang w:val="en-GB"/>
+        </w:rPr>
+        <w:t xml:space="preserve">Then I drafted a plan for the 10 days of this project. </w:t>
+      </w:r>
+      <w:r>
+        <w:rPr>
+          <w:rFonts w:ascii="Times New Roman" w:hAnsi="Times New Roman" w:cs="Times New Roman"/>
+          <w:color w:val="000000" w:themeColor="text1"/>
+          <w:lang w:val="en-GB"/>
+        </w:rPr>
+        <w:t xml:space="preserve">Then I created the backend code base with Spring Initializr. After that I created the frontend code base with the command “ng new equity-insight –no-ssr”. </w:t>
+      </w:r>
+      <w:r>
+        <w:rPr>
+          <w:rFonts w:ascii="Times New Roman" w:hAnsi="Times New Roman" w:cs="Times New Roman"/>
+          <w:color w:val="000000" w:themeColor="text1"/>
+          <w:lang w:val="en-GB"/>
+        </w:rPr>
+        <w:t>After that I created my PostgreSQL database with the command “</w:t>
+      </w:r>
+      <w:r>
+        <w:rPr>
+          <w:rFonts w:ascii="Times New Roman" w:hAnsi="Times New Roman" w:cs="Times New Roman"/>
+          <w:color w:val="000000" w:themeColor="text1"/>
+          <w:lang w:val="en-GB"/>
+        </w:rPr>
+        <w:t>podman run -d --name equityinsight -postgres -e POSTGRES_DB=equityinsight -e POSTGRES_USER=postgres -e POSTGRES_PASSWORD=postgres -p 5432:5432 -v equityinsight -postgres-data:/var/lib/postgresql/data:Z postgres:1</w:t>
+      </w:r>
+      <w:r>
+        <w:rPr>
+          <w:rFonts w:ascii="Times New Roman" w:hAnsi="Times New Roman" w:cs="Times New Roman"/>
+          <w:color w:val="000000" w:themeColor="text1"/>
+          <w:lang w:val="en-GB"/>
+        </w:rPr>
+        <w:t xml:space="preserve">6”. After that I tested the connection with the backend which failed. Then I reinitlialised the backend application and it worked just fine. Then I wrote the “inform” section of my documentation based on the project description. </w:t>
+      </w:r>
+      <w:r>
+        <w:rPr>
+          <w:rFonts w:ascii="Times New Roman" w:hAnsi="Times New Roman" w:cs="Times New Roman"/>
+          <w:color w:val="000000" w:themeColor="text1"/>
+          <w:lang w:val="en-GB"/>
+        </w:rPr>
+        <w:t xml:space="preserve">Then I drew an ERD for the database structure with draw.io. </w:t>
+      </w:r>
     </w:p>
     <w:p>
       <w:pPr>
@@ -6149,6 +6118,7 @@
           <w:color w:val="000000" w:themeColor="text1"/>
           <w:lang w:val="en-GB"/>
         </w:rPr>
+        <w:lastRenderedPageBreak/>
         <w:t>Friday, 10.04.2026</w:t>
       </w:r>
       <w:bookmarkEnd w:id="21"/>
@@ -6178,163 +6148,366 @@
           <w:color w:val="000000" w:themeColor="text1"/>
           <w:lang w:val="en-GB"/>
         </w:rPr>
+        <w:t xml:space="preserve">Tuesday, </w:t>
+      </w:r>
+      <w:r>
+        <w:rPr>
+          <w:rFonts w:cs="Times New Roman"/>
+          <w:color w:val="000000" w:themeColor="text1"/>
+          <w:lang w:val="en-GB"/>
+        </w:rPr>
+        <w:t>14.04.2026</w:t>
+      </w:r>
+      <w:bookmarkEnd w:id="22"/>
+    </w:p>
+    <w:p>
+      <w:pPr>
+        <w:rPr>
+          <w:rFonts w:ascii="Times New Roman" w:hAnsi="Times New Roman" w:cs="Times New Roman"/>
+          <w:color w:val="000000" w:themeColor="text1"/>
+          <w:lang w:val="en-GB"/>
+        </w:rPr>
+      </w:pPr>
+    </w:p>
+    <w:p>
+      <w:pPr>
+        <w:pStyle w:val="Heading3"/>
+        <w:rPr>
+          <w:rFonts w:cs="Times New Roman"/>
+          <w:color w:val="000000" w:themeColor="text1"/>
+          <w:lang w:val="en-GB"/>
+        </w:rPr>
+      </w:pPr>
+      <w:bookmarkStart w:id="23" w:name="_Toc226443707"/>
+      <w:r>
+        <w:rPr>
+          <w:rFonts w:cs="Times New Roman"/>
+          <w:color w:val="000000" w:themeColor="text1"/>
+          <w:lang w:val="en-GB"/>
+        </w:rPr>
+        <w:t>Wednesday, 15.04.2026</w:t>
+      </w:r>
+      <w:bookmarkEnd w:id="23"/>
+    </w:p>
+    <w:p>
+      <w:pPr>
+        <w:rPr>
+          <w:rFonts w:ascii="Times New Roman" w:hAnsi="Times New Roman" w:cs="Times New Roman"/>
+          <w:color w:val="000000" w:themeColor="text1"/>
+          <w:lang w:val="en-GB"/>
+        </w:rPr>
+      </w:pPr>
+    </w:p>
+    <w:p>
+      <w:pPr>
+        <w:pStyle w:val="Heading3"/>
+        <w:rPr>
+          <w:rFonts w:cs="Times New Roman"/>
+          <w:color w:val="000000" w:themeColor="text1"/>
+          <w:lang w:val="en-GB"/>
+        </w:rPr>
+      </w:pPr>
+      <w:bookmarkStart w:id="24" w:name="_Toc226443708"/>
+      <w:r>
+        <w:rPr>
+          <w:rFonts w:cs="Times New Roman"/>
+          <w:color w:val="000000" w:themeColor="text1"/>
+          <w:lang w:val="en-GB"/>
+        </w:rPr>
+        <w:t>Thursday, 16.04.2026</w:t>
+      </w:r>
+      <w:bookmarkEnd w:id="24"/>
+    </w:p>
+    <w:p>
+      <w:pPr>
+        <w:rPr>
+          <w:rFonts w:ascii="Times New Roman" w:hAnsi="Times New Roman" w:cs="Times New Roman"/>
+          <w:color w:val="000000" w:themeColor="text1"/>
+          <w:lang w:val="en-GB"/>
+        </w:rPr>
+      </w:pPr>
+    </w:p>
+    <w:p>
+      <w:pPr>
+        <w:pStyle w:val="Heading3"/>
+        <w:rPr>
+          <w:rFonts w:cs="Times New Roman"/>
+          <w:color w:val="000000" w:themeColor="text1"/>
+          <w:lang w:val="en-GB"/>
+        </w:rPr>
+      </w:pPr>
+      <w:bookmarkStart w:id="25" w:name="_Toc226443709"/>
+      <w:r>
+        <w:rPr>
+          <w:rFonts w:cs="Times New Roman"/>
+          <w:color w:val="000000" w:themeColor="text1"/>
+          <w:lang w:val="en-GB"/>
+        </w:rPr>
+        <w:t>Friday, 17.04.2026</w:t>
+      </w:r>
+      <w:bookmarkEnd w:id="25"/>
+    </w:p>
+    <w:p>
+      <w:pPr>
+        <w:rPr>
+          <w:rFonts w:ascii="Times New Roman" w:hAnsi="Times New Roman" w:cs="Times New Roman"/>
+          <w:color w:val="000000" w:themeColor="text1"/>
+          <w:lang w:val="en-GB"/>
+        </w:rPr>
+      </w:pPr>
+    </w:p>
+    <w:p>
+      <w:pPr>
+        <w:pStyle w:val="Heading3"/>
+        <w:rPr>
+          <w:rFonts w:cs="Times New Roman"/>
+          <w:color w:val="000000" w:themeColor="text1"/>
+          <w:lang w:val="en-GB"/>
+        </w:rPr>
+      </w:pPr>
+      <w:bookmarkStart w:id="26" w:name="_Toc226443710"/>
+      <w:r>
+        <w:rPr>
+          <w:rFonts w:cs="Times New Roman"/>
+          <w:color w:val="000000" w:themeColor="text1"/>
+          <w:lang w:val="en-GB"/>
+        </w:rPr>
+        <w:t>Tuesday, 21.04.2026</w:t>
+      </w:r>
+      <w:bookmarkEnd w:id="26"/>
+    </w:p>
+    <w:p>
+      <w:pPr>
+        <w:rPr>
+          <w:rFonts w:ascii="Times New Roman" w:hAnsi="Times New Roman" w:cs="Times New Roman"/>
+          <w:color w:val="000000" w:themeColor="text1"/>
+          <w:lang w:val="en-GB"/>
+        </w:rPr>
+      </w:pPr>
+    </w:p>
+    <w:p>
+      <w:pPr>
+        <w:pStyle w:val="Heading3"/>
+        <w:rPr>
+          <w:rFonts w:cs="Times New Roman"/>
+          <w:color w:val="000000" w:themeColor="text1"/>
+          <w:lang w:val="en-GB"/>
+        </w:rPr>
+      </w:pPr>
+      <w:bookmarkStart w:id="27" w:name="_Toc226443711"/>
+      <w:r>
+        <w:rPr>
+          <w:rFonts w:cs="Times New Roman"/>
+          <w:color w:val="000000" w:themeColor="text1"/>
+          <w:lang w:val="en-GB"/>
+        </w:rPr>
+        <w:t>Wednesday, 22.04.2026</w:t>
+      </w:r>
+      <w:bookmarkEnd w:id="27"/>
+    </w:p>
+    <w:p>
+      <w:pPr>
+        <w:rPr>
+          <w:rFonts w:ascii="Times New Roman" w:hAnsi="Times New Roman" w:cs="Times New Roman"/>
+          <w:color w:val="000000" w:themeColor="text1"/>
+          <w:lang w:val="en-GB"/>
+        </w:rPr>
+      </w:pPr>
+    </w:p>
+    <w:p>
+      <w:pPr>
+        <w:pStyle w:val="Heading2"/>
+        <w:rPr>
+          <w:rFonts w:cs="Times New Roman"/>
+          <w:color w:val="000000" w:themeColor="text1"/>
+          <w:lang w:val="en-GB"/>
+        </w:rPr>
+      </w:pPr>
+      <w:bookmarkStart w:id="28" w:name="_Toc226443712"/>
+      <w:r>
+        <w:rPr>
+          <w:rFonts w:cs="Times New Roman"/>
+          <w:color w:val="000000" w:themeColor="text1"/>
+          <w:lang w:val="en-GB"/>
+        </w:rPr>
+        <w:t>Personal FAZIT</w:t>
+      </w:r>
+      <w:bookmarkEnd w:id="28"/>
+    </w:p>
+    <w:p>
+      <w:pPr>
+        <w:rPr>
+          <w:rFonts w:ascii="Times New Roman" w:hAnsi="Times New Roman" w:cs="Times New Roman"/>
+          <w:color w:val="000000" w:themeColor="text1"/>
+          <w:lang w:val="en-GB"/>
+        </w:rPr>
+      </w:pPr>
+    </w:p>
+    <w:p>
+      <w:pPr>
+        <w:pStyle w:val="Heading1"/>
+        <w:rPr>
+          <w:rFonts w:cs="Times New Roman"/>
+          <w:color w:val="000000" w:themeColor="text1"/>
+          <w:lang w:val="en-GB"/>
+        </w:rPr>
+      </w:pPr>
+      <w:bookmarkStart w:id="29" w:name="_Toc226443713"/>
+      <w:r>
+        <w:rPr>
+          <w:rFonts w:cs="Times New Roman"/>
+          <w:color w:val="000000" w:themeColor="text1"/>
+          <w:lang w:val="en-GB"/>
+        </w:rPr>
+        <w:t>Project</w:t>
+      </w:r>
+      <w:bookmarkEnd w:id="29"/>
+    </w:p>
+    <w:p>
+      <w:pPr>
+        <w:rPr>
+          <w:rFonts w:ascii="Times New Roman" w:hAnsi="Times New Roman" w:cs="Times New Roman"/>
+          <w:color w:val="000000" w:themeColor="text1"/>
+          <w:lang w:val="en-GB"/>
+        </w:rPr>
+      </w:pPr>
+    </w:p>
+    <w:p>
+      <w:pPr>
+        <w:pStyle w:val="Heading2"/>
+        <w:rPr>
+          <w:rFonts w:cs="Times New Roman"/>
+          <w:color w:val="000000" w:themeColor="text1"/>
+          <w:lang w:val="en-GB"/>
+        </w:rPr>
+      </w:pPr>
+      <w:bookmarkStart w:id="30" w:name="_Toc226443714"/>
+      <w:r>
+        <w:rPr>
+          <w:rFonts w:cs="Times New Roman"/>
+          <w:color w:val="000000" w:themeColor="text1"/>
+          <w:lang w:val="en-GB"/>
+        </w:rPr>
+        <w:t>Summery</w:t>
+      </w:r>
+      <w:bookmarkEnd w:id="30"/>
+    </w:p>
+    <w:p>
+      <w:pPr>
+        <w:rPr>
+          <w:rFonts w:ascii="Times New Roman" w:hAnsi="Times New Roman" w:cs="Times New Roman"/>
+          <w:color w:val="000000" w:themeColor="text1"/>
+          <w:lang w:val="en-GB"/>
+        </w:rPr>
+      </w:pPr>
+    </w:p>
+    <w:p>
+      <w:pPr>
+        <w:pStyle w:val="Heading3"/>
+        <w:rPr>
+          <w:rFonts w:cs="Times New Roman"/>
+          <w:color w:val="000000" w:themeColor="text1"/>
+          <w:lang w:val="en-GB"/>
+        </w:rPr>
+      </w:pPr>
+      <w:bookmarkStart w:id="31" w:name="_Toc226443715"/>
+      <w:r>
+        <w:rPr>
+          <w:rFonts w:cs="Times New Roman"/>
+          <w:color w:val="000000" w:themeColor="text1"/>
+          <w:lang w:val="en-GB"/>
+        </w:rPr>
+        <w:t>Task</w:t>
+      </w:r>
+      <w:bookmarkEnd w:id="31"/>
+    </w:p>
+    <w:p>
+      <w:pPr>
+        <w:rPr>
+          <w:rFonts w:ascii="Times New Roman" w:hAnsi="Times New Roman" w:cs="Times New Roman"/>
+          <w:color w:val="000000" w:themeColor="text1"/>
+          <w:lang w:val="en-GB"/>
+        </w:rPr>
+      </w:pPr>
+    </w:p>
+    <w:p>
+      <w:pPr>
+        <w:pStyle w:val="Heading3"/>
+        <w:rPr>
+          <w:rFonts w:cs="Times New Roman"/>
+          <w:color w:val="000000" w:themeColor="text1"/>
+          <w:lang w:val="en-GB"/>
+        </w:rPr>
+      </w:pPr>
+      <w:bookmarkStart w:id="32" w:name="_Toc226443716"/>
+      <w:r>
+        <w:rPr>
+          <w:rFonts w:cs="Times New Roman"/>
+          <w:color w:val="000000" w:themeColor="text1"/>
+          <w:lang w:val="en-GB"/>
+        </w:rPr>
+        <w:t>Implementation</w:t>
+      </w:r>
+      <w:bookmarkEnd w:id="32"/>
+    </w:p>
+    <w:p>
+      <w:pPr>
+        <w:rPr>
+          <w:rFonts w:ascii="Times New Roman" w:hAnsi="Times New Roman" w:cs="Times New Roman"/>
+          <w:color w:val="000000" w:themeColor="text1"/>
+          <w:lang w:val="en-GB"/>
+        </w:rPr>
+      </w:pPr>
+    </w:p>
+    <w:p>
+      <w:pPr>
+        <w:pStyle w:val="Heading3"/>
+        <w:rPr>
+          <w:rFonts w:cs="Times New Roman"/>
+          <w:color w:val="000000" w:themeColor="text1"/>
+          <w:lang w:val="en-GB"/>
+        </w:rPr>
+      </w:pPr>
+      <w:bookmarkStart w:id="33" w:name="_Toc226443717"/>
+      <w:r>
+        <w:rPr>
+          <w:rFonts w:cs="Times New Roman"/>
+          <w:color w:val="000000" w:themeColor="text1"/>
+          <w:lang w:val="en-GB"/>
+        </w:rPr>
+        <w:t>Result</w:t>
+      </w:r>
+      <w:bookmarkEnd w:id="33"/>
+    </w:p>
+    <w:p>
+      <w:pPr>
+        <w:rPr>
+          <w:rFonts w:ascii="Times New Roman" w:hAnsi="Times New Roman" w:cs="Times New Roman"/>
+          <w:color w:val="000000" w:themeColor="text1"/>
+          <w:lang w:val="en-GB"/>
+        </w:rPr>
+      </w:pPr>
+    </w:p>
+    <w:p>
+      <w:pPr>
+        <w:pStyle w:val="Heading1"/>
+        <w:rPr>
+          <w:rFonts w:cs="Times New Roman"/>
+          <w:color w:val="000000" w:themeColor="text1"/>
+          <w:lang w:val="en-GB"/>
+        </w:rPr>
+      </w:pPr>
+      <w:bookmarkStart w:id="34" w:name="_Toc226443718"/>
+      <w:r>
+        <w:rPr>
+          <w:rFonts w:cs="Times New Roman"/>
+          <w:color w:val="000000" w:themeColor="text1"/>
+          <w:lang w:val="en-GB"/>
+        </w:rPr>
         <w:lastRenderedPageBreak/>
-        <w:t xml:space="preserve">Tuesday, </w:t>
-      </w:r>
-      <w:r>
-        <w:rPr>
-          <w:rFonts w:cs="Times New Roman"/>
-          <w:color w:val="000000" w:themeColor="text1"/>
-          <w:lang w:val="en-GB"/>
-        </w:rPr>
-        <w:t>14.04.2026</w:t>
-      </w:r>
-      <w:bookmarkEnd w:id="22"/>
-    </w:p>
-    <w:p>
-      <w:pPr>
-        <w:rPr>
-          <w:rFonts w:ascii="Times New Roman" w:hAnsi="Times New Roman" w:cs="Times New Roman"/>
-          <w:color w:val="000000" w:themeColor="text1"/>
-          <w:lang w:val="en-GB"/>
-        </w:rPr>
-      </w:pPr>
-    </w:p>
-    <w:p>
-      <w:pPr>
-        <w:pStyle w:val="Heading3"/>
-        <w:rPr>
-          <w:rFonts w:cs="Times New Roman"/>
-          <w:color w:val="000000" w:themeColor="text1"/>
-          <w:lang w:val="en-GB"/>
-        </w:rPr>
-      </w:pPr>
-      <w:bookmarkStart w:id="23" w:name="_Toc226443707"/>
-      <w:r>
-        <w:rPr>
-          <w:rFonts w:cs="Times New Roman"/>
-          <w:color w:val="000000" w:themeColor="text1"/>
-          <w:lang w:val="en-GB"/>
-        </w:rPr>
-        <w:t>Wednesday, 15.04.2026</w:t>
-      </w:r>
-      <w:bookmarkEnd w:id="23"/>
-    </w:p>
-    <w:p>
-      <w:pPr>
-        <w:rPr>
-          <w:rFonts w:ascii="Times New Roman" w:hAnsi="Times New Roman" w:cs="Times New Roman"/>
-          <w:color w:val="000000" w:themeColor="text1"/>
-          <w:lang w:val="en-GB"/>
-        </w:rPr>
-      </w:pPr>
-    </w:p>
-    <w:p>
-      <w:pPr>
-        <w:pStyle w:val="Heading3"/>
-        <w:rPr>
-          <w:rFonts w:cs="Times New Roman"/>
-          <w:color w:val="000000" w:themeColor="text1"/>
-          <w:lang w:val="en-GB"/>
-        </w:rPr>
-      </w:pPr>
-      <w:bookmarkStart w:id="24" w:name="_Toc226443708"/>
-      <w:r>
-        <w:rPr>
-          <w:rFonts w:cs="Times New Roman"/>
-          <w:color w:val="000000" w:themeColor="text1"/>
-          <w:lang w:val="en-GB"/>
-        </w:rPr>
-        <w:t>Thursday, 16.04.2026</w:t>
-      </w:r>
-      <w:bookmarkEnd w:id="24"/>
-    </w:p>
-    <w:p>
-      <w:pPr>
-        <w:rPr>
-          <w:rFonts w:ascii="Times New Roman" w:hAnsi="Times New Roman" w:cs="Times New Roman"/>
-          <w:color w:val="000000" w:themeColor="text1"/>
-          <w:lang w:val="en-GB"/>
-        </w:rPr>
-      </w:pPr>
-    </w:p>
-    <w:p>
-      <w:pPr>
-        <w:pStyle w:val="Heading3"/>
-        <w:rPr>
-          <w:rFonts w:cs="Times New Roman"/>
-          <w:color w:val="000000" w:themeColor="text1"/>
-          <w:lang w:val="en-GB"/>
-        </w:rPr>
-      </w:pPr>
-      <w:bookmarkStart w:id="25" w:name="_Toc226443709"/>
-      <w:r>
-        <w:rPr>
-          <w:rFonts w:cs="Times New Roman"/>
-          <w:color w:val="000000" w:themeColor="text1"/>
-          <w:lang w:val="en-GB"/>
-        </w:rPr>
-        <w:t>Friday, 17.04.2026</w:t>
-      </w:r>
-      <w:bookmarkEnd w:id="25"/>
-    </w:p>
-    <w:p>
-      <w:pPr>
-        <w:rPr>
-          <w:rFonts w:ascii="Times New Roman" w:hAnsi="Times New Roman" w:cs="Times New Roman"/>
-          <w:color w:val="000000" w:themeColor="text1"/>
-          <w:lang w:val="en-GB"/>
-        </w:rPr>
-      </w:pPr>
-    </w:p>
-    <w:p>
-      <w:pPr>
-        <w:pStyle w:val="Heading3"/>
-        <w:rPr>
-          <w:rFonts w:cs="Times New Roman"/>
-          <w:color w:val="000000" w:themeColor="text1"/>
-          <w:lang w:val="en-GB"/>
-        </w:rPr>
-      </w:pPr>
-      <w:bookmarkStart w:id="26" w:name="_Toc226443710"/>
-      <w:r>
-        <w:rPr>
-          <w:rFonts w:cs="Times New Roman"/>
-          <w:color w:val="000000" w:themeColor="text1"/>
-          <w:lang w:val="en-GB"/>
-        </w:rPr>
-        <w:t>Tuesday, 21.04.2026</w:t>
-      </w:r>
-      <w:bookmarkEnd w:id="26"/>
-    </w:p>
-    <w:p>
-      <w:pPr>
-        <w:rPr>
-          <w:rFonts w:ascii="Times New Roman" w:hAnsi="Times New Roman" w:cs="Times New Roman"/>
-          <w:color w:val="000000" w:themeColor="text1"/>
-          <w:lang w:val="en-GB"/>
-        </w:rPr>
-      </w:pPr>
-    </w:p>
-    <w:p>
-      <w:pPr>
-        <w:pStyle w:val="Heading3"/>
-        <w:rPr>
-          <w:rFonts w:cs="Times New Roman"/>
-          <w:color w:val="000000" w:themeColor="text1"/>
-          <w:lang w:val="en-GB"/>
-        </w:rPr>
-      </w:pPr>
-      <w:bookmarkStart w:id="27" w:name="_Toc226443711"/>
-      <w:r>
-        <w:rPr>
-          <w:rFonts w:cs="Times New Roman"/>
-          <w:color w:val="000000" w:themeColor="text1"/>
-          <w:lang w:val="en-GB"/>
-        </w:rPr>
-        <w:t>Wednesday, 22.04.2026</w:t>
-      </w:r>
-      <w:bookmarkEnd w:id="27"/>
+        <w:t>IPERKA</w:t>
+      </w:r>
+      <w:bookmarkEnd w:id="34"/>
     </w:p>
     <w:p>
       <w:pPr>
@@ -6354,209 +6527,6 @@
           <w:lang w:val="en-GB"/>
         </w:rPr>
       </w:pPr>
-      <w:bookmarkStart w:id="28" w:name="_Toc226443712"/>
-      <w:r>
-        <w:rPr>
-          <w:rFonts w:cs="Times New Roman"/>
-          <w:color w:val="000000" w:themeColor="text1"/>
-          <w:lang w:val="en-GB"/>
-        </w:rPr>
-        <w:t>Personal FAZIT</w:t>
-      </w:r>
-      <w:bookmarkEnd w:id="28"/>
-    </w:p>
-    <w:p>
-      <w:pPr>
-        <w:rPr>
-          <w:rFonts w:ascii="Times New Roman" w:hAnsi="Times New Roman" w:cs="Times New Roman"/>
-          <w:color w:val="000000" w:themeColor="text1"/>
-          <w:lang w:val="en-GB"/>
-        </w:rPr>
-      </w:pPr>
-    </w:p>
-    <w:p>
-      <w:pPr>
-        <w:pStyle w:val="Heading1"/>
-        <w:rPr>
-          <w:rFonts w:cs="Times New Roman"/>
-          <w:color w:val="000000" w:themeColor="text1"/>
-          <w:lang w:val="en-GB"/>
-        </w:rPr>
-      </w:pPr>
-      <w:bookmarkStart w:id="29" w:name="_Toc226443713"/>
-      <w:r>
-        <w:rPr>
-          <w:rFonts w:cs="Times New Roman"/>
-          <w:color w:val="000000" w:themeColor="text1"/>
-          <w:lang w:val="en-GB"/>
-        </w:rPr>
-        <w:t>Project</w:t>
-      </w:r>
-      <w:bookmarkEnd w:id="29"/>
-    </w:p>
-    <w:p>
-      <w:pPr>
-        <w:rPr>
-          <w:rFonts w:ascii="Times New Roman" w:hAnsi="Times New Roman" w:cs="Times New Roman"/>
-          <w:color w:val="000000" w:themeColor="text1"/>
-          <w:lang w:val="en-GB"/>
-        </w:rPr>
-      </w:pPr>
-    </w:p>
-    <w:p>
-      <w:pPr>
-        <w:pStyle w:val="Heading2"/>
-        <w:rPr>
-          <w:rFonts w:cs="Times New Roman"/>
-          <w:color w:val="000000" w:themeColor="text1"/>
-          <w:lang w:val="en-GB"/>
-        </w:rPr>
-      </w:pPr>
-      <w:bookmarkStart w:id="30" w:name="_Toc226443714"/>
-      <w:r>
-        <w:rPr>
-          <w:rFonts w:cs="Times New Roman"/>
-          <w:color w:val="000000" w:themeColor="text1"/>
-          <w:lang w:val="en-GB"/>
-        </w:rPr>
-        <w:t>Summery</w:t>
-      </w:r>
-      <w:bookmarkEnd w:id="30"/>
-    </w:p>
-    <w:p>
-      <w:pPr>
-        <w:rPr>
-          <w:rFonts w:ascii="Times New Roman" w:hAnsi="Times New Roman" w:cs="Times New Roman"/>
-          <w:color w:val="000000" w:themeColor="text1"/>
-          <w:lang w:val="en-GB"/>
-        </w:rPr>
-      </w:pPr>
-    </w:p>
-    <w:p>
-      <w:pPr>
-        <w:pStyle w:val="Heading3"/>
-        <w:rPr>
-          <w:rFonts w:cs="Times New Roman"/>
-          <w:color w:val="000000" w:themeColor="text1"/>
-          <w:lang w:val="en-GB"/>
-        </w:rPr>
-      </w:pPr>
-      <w:bookmarkStart w:id="31" w:name="_Toc226443715"/>
-      <w:r>
-        <w:rPr>
-          <w:rFonts w:cs="Times New Roman"/>
-          <w:color w:val="000000" w:themeColor="text1"/>
-          <w:lang w:val="en-GB"/>
-        </w:rPr>
-        <w:t>Task</w:t>
-      </w:r>
-      <w:bookmarkEnd w:id="31"/>
-    </w:p>
-    <w:p>
-      <w:pPr>
-        <w:rPr>
-          <w:rFonts w:ascii="Times New Roman" w:hAnsi="Times New Roman" w:cs="Times New Roman"/>
-          <w:color w:val="000000" w:themeColor="text1"/>
-          <w:lang w:val="en-GB"/>
-        </w:rPr>
-      </w:pPr>
-    </w:p>
-    <w:p>
-      <w:pPr>
-        <w:pStyle w:val="Heading3"/>
-        <w:rPr>
-          <w:rFonts w:cs="Times New Roman"/>
-          <w:color w:val="000000" w:themeColor="text1"/>
-          <w:lang w:val="en-GB"/>
-        </w:rPr>
-      </w:pPr>
-      <w:bookmarkStart w:id="32" w:name="_Toc226443716"/>
-      <w:r>
-        <w:rPr>
-          <w:rFonts w:cs="Times New Roman"/>
-          <w:color w:val="000000" w:themeColor="text1"/>
-          <w:lang w:val="en-GB"/>
-        </w:rPr>
-        <w:t>Implementation</w:t>
-      </w:r>
-      <w:bookmarkEnd w:id="32"/>
-    </w:p>
-    <w:p>
-      <w:pPr>
-        <w:rPr>
-          <w:rFonts w:ascii="Times New Roman" w:hAnsi="Times New Roman" w:cs="Times New Roman"/>
-          <w:color w:val="000000" w:themeColor="text1"/>
-          <w:lang w:val="en-GB"/>
-        </w:rPr>
-      </w:pPr>
-    </w:p>
-    <w:p>
-      <w:pPr>
-        <w:pStyle w:val="Heading3"/>
-        <w:rPr>
-          <w:rFonts w:cs="Times New Roman"/>
-          <w:color w:val="000000" w:themeColor="text1"/>
-          <w:lang w:val="en-GB"/>
-        </w:rPr>
-      </w:pPr>
-      <w:bookmarkStart w:id="33" w:name="_Toc226443717"/>
-      <w:r>
-        <w:rPr>
-          <w:rFonts w:cs="Times New Roman"/>
-          <w:color w:val="000000" w:themeColor="text1"/>
-          <w:lang w:val="en-GB"/>
-        </w:rPr>
-        <w:t>Result</w:t>
-      </w:r>
-      <w:bookmarkEnd w:id="33"/>
-    </w:p>
-    <w:p>
-      <w:pPr>
-        <w:rPr>
-          <w:rFonts w:ascii="Times New Roman" w:hAnsi="Times New Roman" w:cs="Times New Roman"/>
-          <w:color w:val="000000" w:themeColor="text1"/>
-          <w:lang w:val="en-GB"/>
-        </w:rPr>
-      </w:pPr>
-    </w:p>
-    <w:p>
-      <w:pPr>
-        <w:pStyle w:val="Heading1"/>
-        <w:rPr>
-          <w:rFonts w:cs="Times New Roman"/>
-          <w:color w:val="000000" w:themeColor="text1"/>
-          <w:lang w:val="en-GB"/>
-        </w:rPr>
-      </w:pPr>
-      <w:bookmarkStart w:id="34" w:name="_Toc226443718"/>
-      <w:r>
-        <w:rPr>
-          <w:rFonts w:cs="Times New Roman"/>
-          <w:color w:val="000000" w:themeColor="text1"/>
-          <w:lang w:val="en-GB"/>
-        </w:rPr>
-        <w:t>IPERKA</w:t>
-      </w:r>
-      <w:bookmarkEnd w:id="34"/>
-    </w:p>
-    <w:p>
-      <w:pPr>
-        <w:rPr>
-          <w:rFonts w:ascii="Times New Roman" w:hAnsi="Times New Roman" w:cs="Times New Roman"/>
-          <w:color w:val="000000" w:themeColor="text1"/>
-          <w:lang w:val="en-GB"/>
-        </w:rPr>
-      </w:pPr>
-    </w:p>
-    <w:p>
-      <w:pPr>
-        <w:pStyle w:val="Heading2"/>
-        <w:rPr>
-          <w:rFonts w:cs="Times New Roman"/>
-          <w:color w:val="000000" w:themeColor="text1"/>
-          <w:lang w:val="en-GB"/>
-        </w:rPr>
-      </w:pPr>
       <w:bookmarkStart w:id="35" w:name="_Toc226443719"/>
       <w:r>
         <w:rPr>
@@ -6564,7 +6534,6 @@
           <w:color w:val="000000" w:themeColor="text1"/>
           <w:lang w:val="en-GB"/>
         </w:rPr>
-        <w:lastRenderedPageBreak/>
         <w:t>Inform</w:t>
       </w:r>
       <w:r>
@@ -6573,25 +6542,7 @@
           <w:color w:val="000000" w:themeColor="text1"/>
           <w:lang w:val="en-GB"/>
         </w:rPr>
-        <w:t xml:space="preserve"> (</w:t>
-      </w:r>
-      <w:proofErr w:type="spellStart"/>
-      <w:r>
-        <w:rPr>
-          <w:rFonts w:cs="Times New Roman"/>
-          <w:color w:val="000000" w:themeColor="text1"/>
-          <w:lang w:val="en-GB"/>
-        </w:rPr>
-        <w:t>Informieren</w:t>
-      </w:r>
-      <w:proofErr w:type="spellEnd"/>
-      <w:r>
-        <w:rPr>
-          <w:rFonts w:cs="Times New Roman"/>
-          <w:color w:val="000000" w:themeColor="text1"/>
-          <w:lang w:val="en-GB"/>
-        </w:rPr>
-        <w:t>)</w:t>
+        <w:t xml:space="preserve"> (Informieren)</w:t>
       </w:r>
       <w:bookmarkEnd w:id="35"/>
     </w:p>
@@ -6780,25 +6731,23 @@
           <w:color w:val="153D63" w:themeColor="text2" w:themeTint="E6"/>
           <w:lang w:val="en-GB"/>
         </w:rPr>
-        <w:t xml:space="preserve">Containerisation shall be done with the help of the </w:t>
-      </w:r>
-      <w:proofErr w:type="spellStart"/>
+        <w:t xml:space="preserve">Containerisation shall be done with the help of the Podman application. </w:t>
+      </w:r>
       <w:r>
         <w:rPr>
           <w:rFonts w:ascii="Times New Roman" w:hAnsi="Times New Roman" w:cs="Times New Roman"/>
           <w:color w:val="153D63" w:themeColor="text2" w:themeTint="E6"/>
           <w:lang w:val="en-GB"/>
         </w:rPr>
-        <w:t>Podman</w:t>
-      </w:r>
-      <w:proofErr w:type="spellEnd"/>
+        <w:t xml:space="preserve">The application shall be tested thoroughly with Angular component tests, JUnit tests, </w:t>
+      </w:r>
       <w:r>
         <w:rPr>
           <w:rFonts w:ascii="Times New Roman" w:hAnsi="Times New Roman" w:cs="Times New Roman"/>
           <w:color w:val="153D63" w:themeColor="text2" w:themeTint="E6"/>
           <w:lang w:val="en-GB"/>
         </w:rPr>
-        <w:t xml:space="preserve"> application. </w:t>
+        <w:t xml:space="preserve">integration tests, </w:t>
       </w:r>
       <w:r>
         <w:rPr>
@@ -6806,7 +6755,7 @@
           <w:color w:val="153D63" w:themeColor="text2" w:themeTint="E6"/>
           <w:lang w:val="en-GB"/>
         </w:rPr>
-        <w:t xml:space="preserve">The application shall be tested thoroughly with Angular component tests, JUnit tests, </w:t>
+        <w:t>as well as end</w:t>
       </w:r>
       <w:r>
         <w:rPr>
@@ -6814,7 +6763,7 @@
           <w:color w:val="153D63" w:themeColor="text2" w:themeTint="E6"/>
           <w:lang w:val="en-GB"/>
         </w:rPr>
-        <w:t xml:space="preserve">integration tests, </w:t>
+        <w:t>-</w:t>
       </w:r>
       <w:r>
         <w:rPr>
@@ -6822,7 +6771,7 @@
           <w:color w:val="153D63" w:themeColor="text2" w:themeTint="E6"/>
           <w:lang w:val="en-GB"/>
         </w:rPr>
-        <w:t>as well as end</w:t>
+        <w:t>to</w:t>
       </w:r>
       <w:r>
         <w:rPr>
@@ -6838,7 +6787,7 @@
           <w:color w:val="153D63" w:themeColor="text2" w:themeTint="E6"/>
           <w:lang w:val="en-GB"/>
         </w:rPr>
-        <w:t>to</w:t>
+        <w:t xml:space="preserve">end tests. </w:t>
       </w:r>
       <w:r>
         <w:rPr>
@@ -6846,7 +6795,7 @@
           <w:color w:val="153D63" w:themeColor="text2" w:themeTint="E6"/>
           <w:lang w:val="en-GB"/>
         </w:rPr>
-        <w:t>-</w:t>
+        <w:t xml:space="preserve">The database shall be </w:t>
       </w:r>
       <w:r>
         <w:rPr>
@@ -6854,7 +6803,7 @@
           <w:color w:val="153D63" w:themeColor="text2" w:themeTint="E6"/>
           <w:lang w:val="en-GB"/>
         </w:rPr>
-        <w:t xml:space="preserve">end tests. </w:t>
+        <w:t>run</w:t>
       </w:r>
       <w:r>
         <w:rPr>
@@ -6862,7 +6811,7 @@
           <w:color w:val="153D63" w:themeColor="text2" w:themeTint="E6"/>
           <w:lang w:val="en-GB"/>
         </w:rPr>
-        <w:t xml:space="preserve">The database shall be </w:t>
+        <w:t xml:space="preserve"> in a Podman container. </w:t>
       </w:r>
       <w:r>
         <w:rPr>
@@ -6870,59 +6819,7 @@
           <w:color w:val="153D63" w:themeColor="text2" w:themeTint="E6"/>
           <w:lang w:val="en-GB"/>
         </w:rPr>
-        <w:t>run</w:t>
-      </w:r>
-      <w:r>
-        <w:rPr>
-          <w:rFonts w:ascii="Times New Roman" w:hAnsi="Times New Roman" w:cs="Times New Roman"/>
-          <w:color w:val="153D63" w:themeColor="text2" w:themeTint="E6"/>
-          <w:lang w:val="en-GB"/>
-        </w:rPr>
-        <w:t xml:space="preserve"> in a </w:t>
-      </w:r>
-      <w:proofErr w:type="spellStart"/>
-      <w:r>
-        <w:rPr>
-          <w:rFonts w:ascii="Times New Roman" w:hAnsi="Times New Roman" w:cs="Times New Roman"/>
-          <w:color w:val="153D63" w:themeColor="text2" w:themeTint="E6"/>
-          <w:lang w:val="en-GB"/>
-        </w:rPr>
-        <w:t>Podman</w:t>
-      </w:r>
-      <w:proofErr w:type="spellEnd"/>
-      <w:r>
-        <w:rPr>
-          <w:rFonts w:ascii="Times New Roman" w:hAnsi="Times New Roman" w:cs="Times New Roman"/>
-          <w:color w:val="153D63" w:themeColor="text2" w:themeTint="E6"/>
-          <w:lang w:val="en-GB"/>
-        </w:rPr>
-        <w:t xml:space="preserve"> container. </w:t>
-      </w:r>
-      <w:r>
-        <w:rPr>
-          <w:rFonts w:ascii="Times New Roman" w:hAnsi="Times New Roman" w:cs="Times New Roman"/>
-          <w:color w:val="153D63" w:themeColor="text2" w:themeTint="E6"/>
-          <w:lang w:val="en-GB"/>
-        </w:rPr>
-        <w:t xml:space="preserve">The backend application shall be packaged and executed as a </w:t>
-      </w:r>
-      <w:proofErr w:type="spellStart"/>
-      <w:r>
-        <w:rPr>
-          <w:rFonts w:ascii="Times New Roman" w:hAnsi="Times New Roman" w:cs="Times New Roman"/>
-          <w:color w:val="153D63" w:themeColor="text2" w:themeTint="E6"/>
-          <w:lang w:val="en-GB"/>
-        </w:rPr>
-        <w:t>Podman</w:t>
-      </w:r>
-      <w:proofErr w:type="spellEnd"/>
-      <w:r>
-        <w:rPr>
-          <w:rFonts w:ascii="Times New Roman" w:hAnsi="Times New Roman" w:cs="Times New Roman"/>
-          <w:color w:val="153D63" w:themeColor="text2" w:themeTint="E6"/>
-          <w:lang w:val="en-GB"/>
-        </w:rPr>
-        <w:t xml:space="preserve"> container.</w:t>
+        <w:t>The backend application shall be packaged and executed as a Podman container.</w:t>
       </w:r>
       <w:r>
         <w:rPr>
@@ -7192,25 +7089,7 @@
           <w:color w:val="153D63" w:themeColor="text2" w:themeTint="E6"/>
           <w:lang w:val="en-GB"/>
         </w:rPr>
-        <w:t xml:space="preserve">Stock searching my company name might be too difficult due to </w:t>
-      </w:r>
-      <w:proofErr w:type="spellStart"/>
-      <w:r>
-        <w:rPr>
-          <w:rFonts w:ascii="Times New Roman" w:hAnsi="Times New Roman" w:cs="Times New Roman"/>
-          <w:color w:val="153D63" w:themeColor="text2" w:themeTint="E6"/>
-          <w:lang w:val="en-GB"/>
-        </w:rPr>
-        <w:t>Stooq</w:t>
-      </w:r>
-      <w:proofErr w:type="spellEnd"/>
-      <w:r>
-        <w:rPr>
-          <w:rFonts w:ascii="Times New Roman" w:hAnsi="Times New Roman" w:cs="Times New Roman"/>
-          <w:color w:val="153D63" w:themeColor="text2" w:themeTint="E6"/>
-          <w:lang w:val="en-GB"/>
-        </w:rPr>
-        <w:t xml:space="preserve"> only offering data based on ticker symbol</w:t>
+        <w:t>Stock searching my company name might be too difficult due to Stooq only offering data based on ticker symbol</w:t>
       </w:r>
     </w:p>
     <w:p>
@@ -7232,6 +7111,7 @@
           <w:color w:val="153D63" w:themeColor="text2" w:themeTint="E6"/>
           <w:lang w:val="en-GB"/>
         </w:rPr>
+        <w:lastRenderedPageBreak/>
         <w:t>Interval of data displayed not yet defined for long time spans of stock prices</w:t>
       </w:r>
     </w:p>
@@ -7260,7 +7140,6 @@
           <w:color w:val="000000" w:themeColor="text1"/>
           <w:lang w:val="en-GB"/>
         </w:rPr>
-        <w:lastRenderedPageBreak/>
         <w:t>Plan</w:t>
       </w:r>
       <w:r>
@@ -7269,27 +7148,203 @@
           <w:color w:val="000000" w:themeColor="text1"/>
           <w:lang w:val="en-GB"/>
         </w:rPr>
+        <w:t xml:space="preserve"> (Planen)</w:t>
+      </w:r>
+      <w:bookmarkEnd w:id="38"/>
+    </w:p>
+    <w:p>
+      <w:pPr>
+        <w:rPr>
+          <w:rFonts w:ascii="Times New Roman" w:hAnsi="Times New Roman" w:cs="Times New Roman"/>
+          <w:color w:val="000000" w:themeColor="text1"/>
+          <w:lang w:val="en-GB"/>
+        </w:rPr>
+      </w:pPr>
+    </w:p>
+    <w:p>
+      <w:pPr>
+        <w:pStyle w:val="Heading3"/>
+        <w:rPr>
+          <w:rFonts w:cs="Times New Roman"/>
+          <w:color w:val="000000" w:themeColor="text1"/>
+          <w:lang w:val="en-GB"/>
+        </w:rPr>
+      </w:pPr>
+      <w:bookmarkStart w:id="39" w:name="_Toc226443723"/>
+      <w:r>
+        <w:rPr>
+          <w:rFonts w:cs="Times New Roman"/>
+          <w:color w:val="000000" w:themeColor="text1"/>
+          <w:lang w:val="en-GB"/>
+        </w:rPr>
+        <w:t>Needs assessment</w:t>
+      </w:r>
+      <w:bookmarkEnd w:id="39"/>
+    </w:p>
+    <w:p>
+      <w:pPr>
+        <w:rPr>
+          <w:rFonts w:ascii="Times New Roman" w:hAnsi="Times New Roman" w:cs="Times New Roman"/>
+          <w:color w:val="000000" w:themeColor="text1"/>
+          <w:lang w:val="en-GB"/>
+        </w:rPr>
+      </w:pPr>
+    </w:p>
+    <w:p>
+      <w:pPr>
+        <w:rPr>
+          <w:rFonts w:ascii="Times New Roman" w:hAnsi="Times New Roman" w:cs="Times New Roman"/>
+          <w:color w:val="000000" w:themeColor="text1"/>
+          <w:lang w:val="en-GB"/>
+        </w:rPr>
+      </w:pPr>
+    </w:p>
+    <w:p>
+      <w:pPr>
+        <w:rPr>
+          <w:rFonts w:ascii="Times New Roman" w:hAnsi="Times New Roman" w:cs="Times New Roman"/>
+          <w:color w:val="000000" w:themeColor="text1"/>
+          <w:lang w:val="en-GB"/>
+        </w:rPr>
+      </w:pPr>
+    </w:p>
+    <w:p>
+      <w:pPr>
+        <w:pStyle w:val="Heading3"/>
+        <w:rPr>
+          <w:rFonts w:cs="Times New Roman"/>
+          <w:color w:val="000000" w:themeColor="text1"/>
+          <w:lang w:val="en-GB"/>
+        </w:rPr>
+      </w:pPr>
+      <w:bookmarkStart w:id="40" w:name="_Toc226443724"/>
+      <w:r>
+        <w:rPr>
+          <w:rFonts w:cs="Times New Roman"/>
+          <w:color w:val="000000" w:themeColor="text1"/>
+          <w:lang w:val="en-GB"/>
+        </w:rPr>
+        <w:t>Implementation concept</w:t>
+      </w:r>
+      <w:bookmarkEnd w:id="40"/>
+    </w:p>
+    <w:p>
+      <w:pPr>
+        <w:rPr>
+          <w:rFonts w:ascii="Times New Roman" w:hAnsi="Times New Roman" w:cs="Times New Roman"/>
+          <w:color w:val="000000" w:themeColor="text1"/>
+          <w:lang w:val="en-GB"/>
+        </w:rPr>
+      </w:pPr>
+    </w:p>
+    <w:p>
+      <w:pPr>
+        <w:rPr>
+          <w:rFonts w:ascii="Times New Roman" w:hAnsi="Times New Roman" w:cs="Times New Roman"/>
+          <w:color w:val="153D63" w:themeColor="text2" w:themeTint="E6"/>
+          <w:lang w:val="en-GB"/>
+        </w:rPr>
+      </w:pPr>
+      <w:r>
+        <w:rPr>
+          <w:rFonts w:ascii="Times New Roman" w:hAnsi="Times New Roman" w:cs="Times New Roman"/>
+          <w:color w:val="153D63" w:themeColor="text2" w:themeTint="E6"/>
+          <w:lang w:val="en-GB"/>
+        </w:rPr>
+        <w:t>Data model:</w:t>
+      </w:r>
+    </w:p>
+    <w:p>
+      <w:pPr>
+        <w:rPr>
+          <w:rFonts w:ascii="Times New Roman" w:hAnsi="Times New Roman" w:cs="Times New Roman"/>
+          <w:color w:val="000000" w:themeColor="text1"/>
+          <w:lang w:val="en-GB"/>
+        </w:rPr>
+      </w:pPr>
+    </w:p>
+    <w:p>
+      <w:pPr>
+        <w:rPr>
+          <w:rFonts w:ascii="Times New Roman" w:hAnsi="Times New Roman" w:cs="Times New Roman"/>
+          <w:color w:val="000000" w:themeColor="text1"/>
+          <w:lang w:val="en-GB"/>
+        </w:rPr>
+      </w:pPr>
+    </w:p>
+    <w:p>
+      <w:pPr>
+        <w:rPr>
+          <w:rFonts w:ascii="Times New Roman" w:hAnsi="Times New Roman" w:cs="Times New Roman"/>
+          <w:color w:val="000000" w:themeColor="text1"/>
+          <w:lang w:val="en-GB"/>
+        </w:rPr>
+      </w:pPr>
+    </w:p>
+    <w:p>
+      <w:pPr>
+        <w:pStyle w:val="Heading3"/>
+        <w:rPr>
+          <w:rFonts w:cs="Times New Roman"/>
+          <w:color w:val="000000" w:themeColor="text1"/>
+          <w:lang w:val="en-GB"/>
+        </w:rPr>
+      </w:pPr>
+      <w:bookmarkStart w:id="41" w:name="_Toc226443725"/>
+      <w:r>
+        <w:rPr>
+          <w:rFonts w:cs="Times New Roman"/>
+          <w:color w:val="000000" w:themeColor="text1"/>
+          <w:lang w:val="en-GB"/>
+        </w:rPr>
+        <w:t>Test concept</w:t>
+      </w:r>
+      <w:bookmarkEnd w:id="41"/>
+    </w:p>
+    <w:p>
+      <w:pPr>
+        <w:rPr>
+          <w:rFonts w:ascii="Times New Roman" w:hAnsi="Times New Roman" w:cs="Times New Roman"/>
+          <w:color w:val="000000" w:themeColor="text1"/>
+          <w:lang w:val="en-GB"/>
+        </w:rPr>
+      </w:pPr>
+    </w:p>
+    <w:p>
+      <w:pPr>
+        <w:pStyle w:val="Heading2"/>
+        <w:rPr>
+          <w:rFonts w:cs="Times New Roman"/>
+          <w:color w:val="000000" w:themeColor="text1"/>
+          <w:lang w:val="en-GB"/>
+        </w:rPr>
+      </w:pPr>
+      <w:bookmarkStart w:id="42" w:name="_Toc226443726"/>
+      <w:r>
+        <w:rPr>
+          <w:rFonts w:cs="Times New Roman"/>
+          <w:color w:val="000000" w:themeColor="text1"/>
+          <w:lang w:val="en-GB"/>
+        </w:rPr>
+        <w:t>Decide</w:t>
+      </w:r>
+      <w:r>
+        <w:rPr>
+          <w:rFonts w:cs="Times New Roman"/>
+          <w:color w:val="000000" w:themeColor="text1"/>
+          <w:lang w:val="en-GB"/>
+        </w:rPr>
         <w:t xml:space="preserve"> (</w:t>
       </w:r>
-      <w:proofErr w:type="spellStart"/>
-      <w:r>
-        <w:rPr>
-          <w:rFonts w:cs="Times New Roman"/>
-          <w:color w:val="000000" w:themeColor="text1"/>
-          <w:lang w:val="en-GB"/>
-        </w:rPr>
-        <w:t>Planen</w:t>
-      </w:r>
-      <w:proofErr w:type="spellEnd"/>
-      <w:r>
-        <w:rPr>
-          <w:rFonts w:cs="Times New Roman"/>
-          <w:color w:val="000000" w:themeColor="text1"/>
-          <w:lang w:val="en-GB"/>
-        </w:rPr>
-        <w:t>)</w:t>
-      </w:r>
-      <w:bookmarkEnd w:id="38"/>
+      <w:r>
+        <w:rPr>
+          <w:rFonts w:cs="Times New Roman"/>
+          <w:color w:val="000000" w:themeColor="text1"/>
+          <w:lang w:val="en-GB"/>
+        </w:rPr>
+        <w:t>Entscheiden)</w:t>
+      </w:r>
+      <w:bookmarkEnd w:id="42"/>
     </w:p>
     <w:p>
       <w:pPr>
@@ -7309,228 +7364,14 @@
           <w:lang w:val="en-GB"/>
         </w:rPr>
       </w:pPr>
-      <w:bookmarkStart w:id="39" w:name="_Toc226443723"/>
-      <w:r>
-        <w:rPr>
-          <w:rFonts w:cs="Times New Roman"/>
-          <w:color w:val="000000" w:themeColor="text1"/>
-          <w:lang w:val="en-GB"/>
-        </w:rPr>
-        <w:t>Needs assessment</w:t>
-      </w:r>
-      <w:bookmarkEnd w:id="39"/>
-    </w:p>
-    <w:p>
-      <w:pPr>
-        <w:rPr>
-          <w:rFonts w:ascii="Times New Roman" w:hAnsi="Times New Roman" w:cs="Times New Roman"/>
-          <w:color w:val="000000" w:themeColor="text1"/>
-          <w:lang w:val="en-GB"/>
-        </w:rPr>
-      </w:pPr>
-    </w:p>
-    <w:p>
-      <w:pPr>
-        <w:rPr>
-          <w:rFonts w:ascii="Times New Roman" w:hAnsi="Times New Roman" w:cs="Times New Roman"/>
-          <w:color w:val="000000" w:themeColor="text1"/>
-          <w:lang w:val="en-GB"/>
-        </w:rPr>
-      </w:pPr>
-    </w:p>
-    <w:p>
-      <w:pPr>
-        <w:rPr>
-          <w:rFonts w:ascii="Times New Roman" w:hAnsi="Times New Roman" w:cs="Times New Roman"/>
-          <w:color w:val="000000" w:themeColor="text1"/>
-          <w:lang w:val="en-GB"/>
-        </w:rPr>
-      </w:pPr>
-    </w:p>
-    <w:p>
-      <w:pPr>
-        <w:pStyle w:val="Heading3"/>
-        <w:rPr>
-          <w:rFonts w:cs="Times New Roman"/>
-          <w:color w:val="000000" w:themeColor="text1"/>
-          <w:lang w:val="en-GB"/>
-        </w:rPr>
-      </w:pPr>
-      <w:bookmarkStart w:id="40" w:name="_Toc226443724"/>
-      <w:r>
-        <w:rPr>
-          <w:rFonts w:cs="Times New Roman"/>
-          <w:color w:val="000000" w:themeColor="text1"/>
-          <w:lang w:val="en-GB"/>
-        </w:rPr>
-        <w:t>Implementation concept</w:t>
-      </w:r>
-      <w:bookmarkEnd w:id="40"/>
-    </w:p>
-    <w:p>
-      <w:pPr>
-        <w:rPr>
-          <w:rFonts w:ascii="Times New Roman" w:hAnsi="Times New Roman" w:cs="Times New Roman"/>
-          <w:color w:val="000000" w:themeColor="text1"/>
-          <w:lang w:val="en-GB"/>
-        </w:rPr>
-      </w:pPr>
-    </w:p>
-    <w:p>
-      <w:pPr>
-        <w:rPr>
-          <w:rFonts w:ascii="Times New Roman" w:hAnsi="Times New Roman" w:cs="Times New Roman"/>
-          <w:color w:val="153D63" w:themeColor="text2" w:themeTint="E6"/>
-          <w:lang w:val="en-GB"/>
-        </w:rPr>
-      </w:pPr>
-      <w:r>
-        <w:rPr>
-          <w:rFonts w:ascii="Times New Roman" w:hAnsi="Times New Roman" w:cs="Times New Roman"/>
-          <w:color w:val="153D63" w:themeColor="text2" w:themeTint="E6"/>
-          <w:lang w:val="en-GB"/>
-        </w:rPr>
-        <w:t>Data model:</w:t>
-      </w:r>
-    </w:p>
-    <w:p>
-      <w:pPr>
-        <w:rPr>
-          <w:rFonts w:ascii="Times New Roman" w:hAnsi="Times New Roman" w:cs="Times New Roman"/>
-          <w:color w:val="000000" w:themeColor="text1"/>
-          <w:lang w:val="en-GB"/>
-        </w:rPr>
-      </w:pPr>
-    </w:p>
-    <w:p>
-      <w:pPr>
-        <w:rPr>
-          <w:rFonts w:ascii="Times New Roman" w:hAnsi="Times New Roman" w:cs="Times New Roman"/>
-          <w:color w:val="000000" w:themeColor="text1"/>
-          <w:lang w:val="en-GB"/>
-        </w:rPr>
-      </w:pPr>
-    </w:p>
-    <w:p>
-      <w:pPr>
-        <w:rPr>
-          <w:rFonts w:ascii="Times New Roman" w:hAnsi="Times New Roman" w:cs="Times New Roman"/>
-          <w:color w:val="000000" w:themeColor="text1"/>
-          <w:lang w:val="en-GB"/>
-        </w:rPr>
-      </w:pPr>
-    </w:p>
-    <w:p>
-      <w:pPr>
-        <w:pStyle w:val="Heading3"/>
-        <w:rPr>
-          <w:rFonts w:cs="Times New Roman"/>
-          <w:color w:val="000000" w:themeColor="text1"/>
-          <w:lang w:val="en-GB"/>
-        </w:rPr>
-      </w:pPr>
-      <w:bookmarkStart w:id="41" w:name="_Toc226443725"/>
-      <w:r>
-        <w:rPr>
-          <w:rFonts w:cs="Times New Roman"/>
-          <w:color w:val="000000" w:themeColor="text1"/>
-          <w:lang w:val="en-GB"/>
-        </w:rPr>
-        <w:t>Test concept</w:t>
-      </w:r>
-      <w:bookmarkEnd w:id="41"/>
-    </w:p>
-    <w:p>
-      <w:pPr>
-        <w:rPr>
-          <w:rFonts w:ascii="Times New Roman" w:hAnsi="Times New Roman" w:cs="Times New Roman"/>
-          <w:color w:val="000000" w:themeColor="text1"/>
-          <w:lang w:val="en-GB"/>
-        </w:rPr>
-      </w:pPr>
-    </w:p>
-    <w:p>
-      <w:pPr>
-        <w:pStyle w:val="Heading2"/>
-        <w:rPr>
-          <w:rFonts w:cs="Times New Roman"/>
-          <w:color w:val="000000" w:themeColor="text1"/>
-          <w:lang w:val="en-GB"/>
-        </w:rPr>
-      </w:pPr>
-      <w:bookmarkStart w:id="42" w:name="_Toc226443726"/>
-      <w:r>
-        <w:rPr>
-          <w:rFonts w:cs="Times New Roman"/>
-          <w:color w:val="000000" w:themeColor="text1"/>
-          <w:lang w:val="en-GB"/>
-        </w:rPr>
-        <w:t>Decide</w:t>
-      </w:r>
-      <w:r>
-        <w:rPr>
-          <w:rFonts w:cs="Times New Roman"/>
-          <w:color w:val="000000" w:themeColor="text1"/>
-          <w:lang w:val="en-GB"/>
-        </w:rPr>
-        <w:t xml:space="preserve"> (</w:t>
-      </w:r>
-      <w:proofErr w:type="spellStart"/>
-      <w:r>
-        <w:rPr>
-          <w:rFonts w:cs="Times New Roman"/>
-          <w:color w:val="000000" w:themeColor="text1"/>
-          <w:lang w:val="en-GB"/>
-        </w:rPr>
-        <w:t>Entscheiden</w:t>
-      </w:r>
-      <w:proofErr w:type="spellEnd"/>
-      <w:r>
-        <w:rPr>
-          <w:rFonts w:cs="Times New Roman"/>
-          <w:color w:val="000000" w:themeColor="text1"/>
-          <w:lang w:val="en-GB"/>
-        </w:rPr>
-        <w:t>)</w:t>
-      </w:r>
-      <w:bookmarkEnd w:id="42"/>
-    </w:p>
-    <w:p>
-      <w:pPr>
-        <w:rPr>
-          <w:rFonts w:ascii="Times New Roman" w:hAnsi="Times New Roman" w:cs="Times New Roman"/>
-          <w:color w:val="000000" w:themeColor="text1"/>
-          <w:lang w:val="en-GB"/>
-        </w:rPr>
-      </w:pPr>
-    </w:p>
-    <w:p>
-      <w:pPr>
-        <w:pStyle w:val="Heading3"/>
-        <w:rPr>
-          <w:rFonts w:cs="Times New Roman"/>
-          <w:color w:val="000000" w:themeColor="text1"/>
-          <w:lang w:val="en-GB"/>
-        </w:rPr>
-      </w:pPr>
-      <w:r>
-        <w:rPr>
-          <w:rFonts w:cs="Times New Roman"/>
-          <w:color w:val="000000" w:themeColor="text1"/>
-          <w:lang w:val="en-GB"/>
-        </w:rPr>
-        <w:t xml:space="preserve">Multi-user or </w:t>
-      </w:r>
-      <w:proofErr w:type="gramStart"/>
-      <w:r>
-        <w:rPr>
-          <w:rFonts w:cs="Times New Roman"/>
-          <w:color w:val="000000" w:themeColor="text1"/>
-          <w:lang w:val="en-GB"/>
-        </w:rPr>
-        <w:t>single-user</w:t>
-      </w:r>
-      <w:proofErr w:type="gramEnd"/>
+      <w:r>
+        <w:rPr>
+          <w:rFonts w:cs="Times New Roman"/>
+          <w:color w:val="000000" w:themeColor="text1"/>
+          <w:lang w:val="en-GB"/>
+        </w:rPr>
+        <w:t>Multi-user or single-user</w:t>
+      </w:r>
     </w:p>
     <w:p>
       <w:pPr>
@@ -7610,25 +7451,7 @@
           <w:color w:val="000000" w:themeColor="text1"/>
           <w:lang w:val="en-GB"/>
         </w:rPr>
-        <w:t>Realise (</w:t>
-      </w:r>
-      <w:proofErr w:type="spellStart"/>
-      <w:r>
-        <w:rPr>
-          <w:rFonts w:cs="Times New Roman"/>
-          <w:color w:val="000000" w:themeColor="text1"/>
-          <w:lang w:val="en-GB"/>
-        </w:rPr>
-        <w:t>Realisieren</w:t>
-      </w:r>
-      <w:proofErr w:type="spellEnd"/>
-      <w:r>
-        <w:rPr>
-          <w:rFonts w:cs="Times New Roman"/>
-          <w:color w:val="000000" w:themeColor="text1"/>
-          <w:lang w:val="en-GB"/>
-        </w:rPr>
-        <w:t>)</w:t>
+        <w:t>Realise (Realisieren)</w:t>
       </w:r>
       <w:bookmarkEnd w:id="43"/>
     </w:p>
@@ -7686,6 +7509,7 @@
           <w:color w:val="000000" w:themeColor="text1"/>
           <w:lang w:val="en-GB"/>
         </w:rPr>
+        <w:lastRenderedPageBreak/>
         <w:t>Database</w:t>
       </w:r>
       <w:bookmarkEnd w:id="45"/>
@@ -7715,7 +7539,6 @@
           <w:color w:val="000000" w:themeColor="text1"/>
           <w:lang w:val="en-GB"/>
         </w:rPr>
-        <w:lastRenderedPageBreak/>
         <w:t>Backend</w:t>
       </w:r>
       <w:bookmarkEnd w:id="46"/>
@@ -7832,25 +7655,7 @@
           <w:color w:val="000000" w:themeColor="text1"/>
           <w:lang w:val="en-GB"/>
         </w:rPr>
-        <w:t>Control (</w:t>
-      </w:r>
-      <w:proofErr w:type="spellStart"/>
-      <w:r>
-        <w:rPr>
-          <w:rFonts w:cs="Times New Roman"/>
-          <w:color w:val="000000" w:themeColor="text1"/>
-          <w:lang w:val="en-GB"/>
-        </w:rPr>
-        <w:t>Kontrollieren</w:t>
-      </w:r>
-      <w:proofErr w:type="spellEnd"/>
-      <w:r>
-        <w:rPr>
-          <w:rFonts w:cs="Times New Roman"/>
-          <w:color w:val="000000" w:themeColor="text1"/>
-          <w:lang w:val="en-GB"/>
-        </w:rPr>
-        <w:t>)</w:t>
+        <w:t>Control (Kontrollieren)</w:t>
       </w:r>
       <w:bookmarkEnd w:id="50"/>
     </w:p>
@@ -8849,7 +8654,6 @@
   <w:style w:type="character" w:default="1" w:styleId="DefaultParagraphFont">
     <w:name w:val="Default Paragraph Font"/>
     <w:uiPriority w:val="1"/>
-    <w:semiHidden/>
     <w:unhideWhenUsed/>
   </w:style>
   <w:style w:type="table" w:default="1" w:styleId="TableNormal">

--- a/ipa_documentation_lam.docx
+++ b/ipa_documentation_lam.docx
@@ -5876,11 +5876,69 @@
     <w:p>
       <w:pPr>
         <w:rPr>
-          <w:rFonts w:cs="Times New Roman"/>
-          <w:color w:val="000000" w:themeColor="text1"/>
-          <w:lang w:val="en-GB"/>
-        </w:rPr>
-      </w:pPr>
+          <w:lang w:val="en-GB"/>
+        </w:rPr>
+      </w:pPr>
+      <w:r>
+        <w:rPr>
+          <w:lang w:val="en-GB"/>
+        </w:rPr>
+        <w:t>This project begins with no existing application, logic or anything more sophisticated than surface level conceptualisation.</w:t>
+      </w:r>
+    </w:p>
+    <w:p>
+      <w:pPr>
+        <w:rPr>
+          <w:lang w:val="en-GB"/>
+        </w:rPr>
+      </w:pPr>
+    </w:p>
+    <w:p>
+      <w:pPr>
+        <w:rPr>
+          <w:lang w:val="en-GB"/>
+        </w:rPr>
+      </w:pPr>
+      <w:r>
+        <w:rPr>
+          <w:lang w:val="en-GB"/>
+        </w:rPr>
+        <w:t>The goal application is a local application intended for the single local user. Because the stock market data intended to be used in this application is publicly available and the application is not designed to be cloud-based. Authentication or authorisation functionalities are intentionally excluded.</w:t>
+      </w:r>
+    </w:p>
+    <w:p>
+      <w:pPr>
+        <w:rPr>
+          <w:lang w:val="en-GB"/>
+        </w:rPr>
+      </w:pPr>
+    </w:p>
+    <w:p>
+      <w:pPr>
+        <w:rPr>
+          <w:lang w:val="en-GB"/>
+        </w:rPr>
+      </w:pPr>
+      <w:r>
+        <w:rPr>
+          <w:lang w:val="en-GB"/>
+        </w:rPr>
+        <w:t xml:space="preserve">One very critical condition is for the implementation to be legally compliant due to the sensitivity of stock data. Through research, I found out that free and legitimate stock data sources only provide delayed stock data. For this reason, real-time stock data tracking is out of the scope of this project, though given a larger budget </w:t>
+      </w:r>
+      <w:proofErr w:type="gramStart"/>
+      <w:r>
+        <w:rPr>
+          <w:lang w:val="en-GB"/>
+        </w:rPr>
+        <w:t>an</w:t>
+      </w:r>
+      <w:proofErr w:type="gramEnd"/>
+      <w:r>
+        <w:rPr>
+          <w:lang w:val="en-GB"/>
+        </w:rPr>
+        <w:t xml:space="preserve"> less limited time, this would have been possible. </w:t>
+      </w:r>
     </w:p>
     <w:p>
       <w:pPr>
@@ -6164,6 +6222,7 @@
         <w:rPr>
           <w:lang w:val="en-GB"/>
         </w:rPr>
+        <w:lastRenderedPageBreak/>
         <w:t>Backend: Java and Spring Boot</w:t>
       </w:r>
     </w:p>
@@ -6351,7 +6410,6 @@
           <w:rFonts w:cs="Times New Roman"/>
           <w:lang w:val="en-GB"/>
         </w:rPr>
-        <w:lastRenderedPageBreak/>
         <w:t xml:space="preserve">Stock price notifications: </w:t>
       </w:r>
       <w:r>
@@ -6523,6 +6581,28 @@
     </w:p>
     <w:p>
       <w:pPr>
+        <w:rPr>
+          <w:lang w:val="en-GB"/>
+        </w:rPr>
+      </w:pPr>
+      <w:r>
+        <w:rPr>
+          <w:lang w:val="en-GB"/>
+        </w:rPr>
+        <w:t xml:space="preserve">This project will be carried out according to the IPERKA method. </w:t>
+      </w:r>
+    </w:p>
+    <w:p>
+      <w:pPr>
+        <w:rPr>
+          <w:rFonts w:cs="Times New Roman"/>
+          <w:color w:val="000000" w:themeColor="text1"/>
+          <w:lang w:val="en-GB"/>
+        </w:rPr>
+      </w:pPr>
+    </w:p>
+    <w:p>
+      <w:pPr>
         <w:pStyle w:val="Heading2"/>
         <w:rPr>
           <w:rFonts w:cs="Times New Roman"/>
@@ -6590,87 +6670,65 @@
     <w:p>
       <w:pPr>
         <w:rPr>
-          <w:rFonts w:cs="Times New Roman"/>
-          <w:color w:val="000000" w:themeColor="text1"/>
-          <w:lang w:val="en-GB"/>
-        </w:rPr>
-      </w:pPr>
-      <w:r>
-        <w:rPr>
-          <w:rFonts w:cs="Times New Roman"/>
-          <w:color w:val="000000" w:themeColor="text1"/>
+          <w:lang w:val="en-GB"/>
+        </w:rPr>
+      </w:pPr>
+      <w:r>
+        <w:rPr>
           <w:lang w:val="en-GB"/>
         </w:rPr>
         <w:t xml:space="preserve">To ensure this project was viable, I had to </w:t>
       </w:r>
       <w:r>
         <w:rPr>
-          <w:rFonts w:cs="Times New Roman"/>
-          <w:color w:val="000000" w:themeColor="text1"/>
           <w:lang w:val="en-GB"/>
         </w:rPr>
         <w:t xml:space="preserve">find a stable, legally permitted data source for stocks. It also had to be free due to budget constraints. </w:t>
       </w:r>
       <w:r>
         <w:rPr>
-          <w:rFonts w:cs="Times New Roman"/>
-          <w:color w:val="000000" w:themeColor="text1"/>
           <w:lang w:val="en-GB"/>
         </w:rPr>
         <w:t xml:space="preserve">Through research, I found that essentially all free and legitimate stock data sources </w:t>
       </w:r>
       <w:r>
         <w:rPr>
-          <w:rFonts w:cs="Times New Roman"/>
-          <w:color w:val="000000" w:themeColor="text1"/>
           <w:lang w:val="en-GB"/>
         </w:rPr>
         <w:t>are restrained by</w:t>
       </w:r>
       <w:r>
         <w:rPr>
-          <w:rFonts w:cs="Times New Roman"/>
-          <w:color w:val="000000" w:themeColor="text1"/>
           <w:lang w:val="en-GB"/>
         </w:rPr>
         <w:t xml:space="preserve"> agreements with </w:t>
       </w:r>
       <w:r>
         <w:rPr>
-          <w:rFonts w:cs="Times New Roman"/>
-          <w:color w:val="000000" w:themeColor="text1"/>
           <w:lang w:val="en-GB"/>
         </w:rPr>
         <w:t xml:space="preserve">stock markets, resulting in them </w:t>
       </w:r>
       <w:r>
         <w:rPr>
-          <w:rFonts w:cs="Times New Roman"/>
-          <w:color w:val="000000" w:themeColor="text1"/>
           <w:lang w:val="en-GB"/>
         </w:rPr>
         <w:t xml:space="preserve">only </w:t>
       </w:r>
       <w:r>
         <w:rPr>
-          <w:rFonts w:cs="Times New Roman"/>
-          <w:color w:val="000000" w:themeColor="text1"/>
           <w:lang w:val="en-GB"/>
         </w:rPr>
         <w:t xml:space="preserve">being allowed to provide </w:t>
       </w:r>
       <w:r>
         <w:rPr>
-          <w:rFonts w:cs="Times New Roman"/>
-          <w:color w:val="000000" w:themeColor="text1"/>
           <w:lang w:val="en-GB"/>
         </w:rPr>
         <w:t>delayed stock data</w:t>
       </w:r>
       <w:r>
         <w:rPr>
-          <w:rFonts w:cs="Times New Roman"/>
-          <w:color w:val="000000" w:themeColor="text1"/>
           <w:lang w:val="en-GB"/>
         </w:rPr>
         <w:t xml:space="preserve">. </w:t>
@@ -6730,6 +6788,7 @@
           <w:color w:val="000000" w:themeColor="text1"/>
           <w:lang w:val="en-GB"/>
         </w:rPr>
+        <w:lastRenderedPageBreak/>
         <w:t>Time plan</w:t>
       </w:r>
       <w:bookmarkEnd w:id="16"/>
@@ -6919,7 +6978,6 @@
           <w:color w:val="0A2F41" w:themeColor="accent1" w:themeShade="80"/>
           <w:lang w:val="en-GB"/>
         </w:rPr>
-        <w:lastRenderedPageBreak/>
         <w:t>Define data structure with ERD</w:t>
       </w:r>
     </w:p>
@@ -7221,6 +7279,7 @@
           <w:color w:val="0A2F41" w:themeColor="accent1" w:themeShade="80"/>
           <w:lang w:val="en-GB"/>
         </w:rPr>
+        <w:lastRenderedPageBreak/>
         <w:t>Problems: backend to database connection failed initially, but is not properly working</w:t>
       </w:r>
     </w:p>
@@ -7401,16 +7460,7 @@
           <w:color w:val="0A2F41" w:themeColor="accent1" w:themeShade="80"/>
           <w:lang w:val="en-GB"/>
         </w:rPr>
-        <w:t xml:space="preserve">Today I created two variants of frontend UI mock ups using Figma. I mainly wanted to visualise the concept in my head to better compare them and see whether they are viable. The </w:t>
-      </w:r>
-      <w:r>
-        <w:rPr>
-          <w:rFonts w:cs="Times New Roman"/>
-          <w:color w:val="0A2F41" w:themeColor="accent1" w:themeShade="80"/>
-          <w:lang w:val="en-GB"/>
-        </w:rPr>
-        <w:lastRenderedPageBreak/>
-        <w:t>first variant was based on my original design idea, which features mainly vertical scrolling elements. The second variant uses more horizontal scrolling. Purely based on appearance, I currently prefer the second variant. I however intentionally postponed the final decision making for design choices, because architectural implications should also be considered, which is currently lacking. At this stage though, the first variant appears to be more feasible.</w:t>
+        <w:t>Today I created two variants of frontend UI mock ups using Figma. I mainly wanted to visualise the concept in my head to better compare them and see whether they are viable. The first variant was based on my original design idea, which features mainly vertical scrolling elements. The second variant uses more horizontal scrolling. Purely based on appearance, I currently prefer the second variant. I however intentionally postponed the final decision making for design choices, because architectural implications should also be considered, which is currently lacking. At this stage though, the first variant appears to be more feasible.</w:t>
       </w:r>
     </w:p>
     <w:p>
@@ -7576,6 +7626,7 @@
           <w:color w:val="000000" w:themeColor="text1"/>
           <w:lang w:val="en-GB"/>
         </w:rPr>
+        <w:lastRenderedPageBreak/>
         <w:t>Thursday, 09.04.2026</w:t>
       </w:r>
       <w:bookmarkEnd w:id="20"/>
@@ -7591,6 +7642,96 @@
     </w:p>
     <w:p>
       <w:pPr>
+        <w:rPr>
+          <w:lang w:val="en-GB"/>
+        </w:rPr>
+      </w:pPr>
+      <w:r>
+        <w:rPr>
+          <w:lang w:val="en-GB"/>
+        </w:rPr>
+        <w:t>Today I mainly continued the planning phase. I refined the functional requirements, technical requirements and excluded requirements to further clarify the project scope, which would be beneficial for the planning phase.</w:t>
+      </w:r>
+    </w:p>
+    <w:p>
+      <w:pPr>
+        <w:rPr>
+          <w:lang w:val="en-GB"/>
+        </w:rPr>
+      </w:pPr>
+    </w:p>
+    <w:p>
+      <w:pPr>
+        <w:rPr>
+          <w:lang w:val="en-GB"/>
+        </w:rPr>
+      </w:pPr>
+      <w:r>
+        <w:rPr>
+          <w:lang w:val="en-GB"/>
+        </w:rPr>
+        <w:t xml:space="preserve">After that, I further developed the data concept. I then documented the evolution from the initial data model idea to a revised version with a dedicated comment entity, and finally to an improved version using a junction table between the watchlist table and the stock table. The changes were made </w:t>
+      </w:r>
+      <w:proofErr w:type="gramStart"/>
+      <w:r>
+        <w:rPr>
+          <w:lang w:val="en-GB"/>
+        </w:rPr>
+        <w:t>in order to</w:t>
+      </w:r>
+      <w:proofErr w:type="gramEnd"/>
+      <w:r>
+        <w:rPr>
+          <w:lang w:val="en-GB"/>
+        </w:rPr>
+        <w:t xml:space="preserve"> avoid data duplication.</w:t>
+      </w:r>
+    </w:p>
+    <w:p>
+      <w:pPr>
+        <w:rPr>
+          <w:lang w:val="en-GB"/>
+        </w:rPr>
+      </w:pPr>
+    </w:p>
+    <w:p>
+      <w:pPr>
+        <w:rPr>
+          <w:lang w:val="en-GB"/>
+        </w:rPr>
+      </w:pPr>
+      <w:r>
+        <w:rPr>
+          <w:lang w:val="en-GB"/>
+        </w:rPr>
+        <w:t xml:space="preserve">Furthermore, I expanded the application structure concepts for both the frontend and the backend. For the frontend, I documented how the initial single-page approach, that later evolved into a more modular structure to better separate responsibilities. For the backend I documented multiple variants, each with its own advantages and disadvantages. In the decision phase, the structure to </w:t>
+      </w:r>
+      <w:proofErr w:type="gramStart"/>
+      <w:r>
+        <w:rPr>
+          <w:lang w:val="en-GB"/>
+        </w:rPr>
+        <w:t>actually follow</w:t>
+      </w:r>
+      <w:proofErr w:type="gramEnd"/>
+      <w:r>
+        <w:rPr>
+          <w:lang w:val="en-GB"/>
+        </w:rPr>
+        <w:t xml:space="preserve"> when implementing will be chosen.</w:t>
+      </w:r>
+    </w:p>
+    <w:p>
+      <w:pPr>
+        <w:rPr>
+          <w:rFonts w:cs="Times New Roman"/>
+          <w:color w:val="000000" w:themeColor="text1"/>
+          <w:lang w:val="en-GB"/>
+        </w:rPr>
+      </w:pPr>
+    </w:p>
+    <w:p>
+      <w:pPr>
         <w:pStyle w:val="Heading3"/>
         <w:rPr>
           <w:rFonts w:cs="Times New Roman"/>
@@ -7620,6 +7761,32 @@
     </w:p>
     <w:p>
       <w:pPr>
+        <w:rPr>
+          <w:rFonts w:cs="Times New Roman"/>
+          <w:color w:val="000000" w:themeColor="text1"/>
+          <w:lang w:val="en-GB"/>
+        </w:rPr>
+      </w:pPr>
+      <w:r>
+        <w:rPr>
+          <w:rFonts w:cs="Times New Roman"/>
+          <w:color w:val="000000" w:themeColor="text1"/>
+          <w:lang w:val="en-GB"/>
+        </w:rPr>
+        <w:t xml:space="preserve">Today I </w:t>
+      </w:r>
+    </w:p>
+    <w:p>
+      <w:pPr>
+        <w:rPr>
+          <w:rFonts w:cs="Times New Roman"/>
+          <w:color w:val="000000" w:themeColor="text1"/>
+          <w:lang w:val="en-GB"/>
+        </w:rPr>
+      </w:pPr>
+    </w:p>
+    <w:p>
+      <w:pPr>
         <w:pStyle w:val="Heading3"/>
         <w:rPr>
           <w:rFonts w:cs="Times New Roman"/>
@@ -7700,10 +7867,208 @@
           <w:color w:val="000000" w:themeColor="text1"/>
           <w:lang w:val="en-GB"/>
         </w:rPr>
+        <w:t>Thursday, 16.04.2026</w:t>
+      </w:r>
+      <w:bookmarkEnd w:id="24"/>
+    </w:p>
+    <w:p>
+      <w:pPr>
+        <w:rPr>
+          <w:rFonts w:cs="Times New Roman"/>
+          <w:color w:val="000000" w:themeColor="text1"/>
+          <w:lang w:val="en-GB"/>
+        </w:rPr>
+      </w:pPr>
+    </w:p>
+    <w:p>
+      <w:pPr>
+        <w:pStyle w:val="Heading3"/>
+        <w:rPr>
+          <w:rFonts w:cs="Times New Roman"/>
+          <w:color w:val="000000" w:themeColor="text1"/>
+          <w:lang w:val="en-GB"/>
+        </w:rPr>
+      </w:pPr>
+      <w:bookmarkStart w:id="25" w:name="_Toc226641819"/>
+      <w:r>
+        <w:rPr>
+          <w:rFonts w:cs="Times New Roman"/>
+          <w:color w:val="000000" w:themeColor="text1"/>
+          <w:lang w:val="en-GB"/>
+        </w:rPr>
+        <w:t>Friday, 17.04.2026</w:t>
+      </w:r>
+      <w:bookmarkEnd w:id="25"/>
+    </w:p>
+    <w:p>
+      <w:pPr>
+        <w:rPr>
+          <w:rFonts w:cs="Times New Roman"/>
+          <w:color w:val="000000" w:themeColor="text1"/>
+          <w:lang w:val="en-GB"/>
+        </w:rPr>
+      </w:pPr>
+    </w:p>
+    <w:p>
+      <w:pPr>
+        <w:pStyle w:val="Heading3"/>
+        <w:rPr>
+          <w:rFonts w:cs="Times New Roman"/>
+          <w:color w:val="000000" w:themeColor="text1"/>
+          <w:lang w:val="en-GB"/>
+        </w:rPr>
+      </w:pPr>
+      <w:bookmarkStart w:id="26" w:name="_Toc226641820"/>
+      <w:r>
+        <w:rPr>
+          <w:rFonts w:cs="Times New Roman"/>
+          <w:color w:val="000000" w:themeColor="text1"/>
+          <w:lang w:val="en-GB"/>
+        </w:rPr>
+        <w:t>Tuesday, 21.04.2026</w:t>
+      </w:r>
+      <w:bookmarkEnd w:id="26"/>
+    </w:p>
+    <w:p>
+      <w:pPr>
+        <w:rPr>
+          <w:rFonts w:cs="Times New Roman"/>
+          <w:color w:val="000000" w:themeColor="text1"/>
+          <w:lang w:val="en-GB"/>
+        </w:rPr>
+      </w:pPr>
+    </w:p>
+    <w:p>
+      <w:pPr>
+        <w:pStyle w:val="Heading3"/>
+        <w:rPr>
+          <w:rFonts w:cs="Times New Roman"/>
+          <w:color w:val="000000" w:themeColor="text1"/>
+          <w:lang w:val="en-GB"/>
+        </w:rPr>
+      </w:pPr>
+      <w:bookmarkStart w:id="27" w:name="_Toc226641821"/>
+      <w:r>
+        <w:rPr>
+          <w:rFonts w:cs="Times New Roman"/>
+          <w:color w:val="000000" w:themeColor="text1"/>
+          <w:lang w:val="en-GB"/>
+        </w:rPr>
         <w:lastRenderedPageBreak/>
-        <w:t>Thursday, 16.04.2026</w:t>
-      </w:r>
-      <w:bookmarkEnd w:id="24"/>
+        <w:t>Wednesday, 22.04.2026</w:t>
+      </w:r>
+      <w:bookmarkEnd w:id="27"/>
+    </w:p>
+    <w:p>
+      <w:pPr>
+        <w:rPr>
+          <w:rFonts w:cs="Times New Roman"/>
+          <w:color w:val="000000" w:themeColor="text1"/>
+          <w:lang w:val="en-GB"/>
+        </w:rPr>
+      </w:pPr>
+    </w:p>
+    <w:p>
+      <w:pPr>
+        <w:pStyle w:val="Heading2"/>
+        <w:rPr>
+          <w:rFonts w:cs="Times New Roman"/>
+          <w:color w:val="000000" w:themeColor="text1"/>
+          <w:lang w:val="en-GB"/>
+        </w:rPr>
+      </w:pPr>
+      <w:bookmarkStart w:id="28" w:name="_Toc226641822"/>
+      <w:r>
+        <w:rPr>
+          <w:rFonts w:cs="Times New Roman"/>
+          <w:color w:val="000000" w:themeColor="text1"/>
+          <w:lang w:val="en-GB"/>
+        </w:rPr>
+        <w:t xml:space="preserve">Personal </w:t>
+      </w:r>
+      <w:r>
+        <w:rPr>
+          <w:rFonts w:cs="Times New Roman"/>
+          <w:color w:val="000000" w:themeColor="text1"/>
+          <w:lang w:val="en-GB"/>
+        </w:rPr>
+        <w:t>conclusion</w:t>
+      </w:r>
+      <w:bookmarkEnd w:id="28"/>
+    </w:p>
+    <w:p>
+      <w:pPr>
+        <w:rPr>
+          <w:rFonts w:cs="Times New Roman"/>
+          <w:color w:val="000000" w:themeColor="text1"/>
+          <w:lang w:val="en-GB"/>
+        </w:rPr>
+      </w:pPr>
+    </w:p>
+    <w:p>
+      <w:pPr>
+        <w:pStyle w:val="Heading1"/>
+        <w:rPr>
+          <w:rFonts w:cs="Times New Roman"/>
+          <w:color w:val="000000" w:themeColor="text1"/>
+          <w:lang w:val="en-GB"/>
+        </w:rPr>
+      </w:pPr>
+      <w:bookmarkStart w:id="29" w:name="_Toc226641823"/>
+      <w:r>
+        <w:rPr>
+          <w:rFonts w:cs="Times New Roman"/>
+          <w:color w:val="000000" w:themeColor="text1"/>
+          <w:lang w:val="en-GB"/>
+        </w:rPr>
+        <w:t>Project</w:t>
+      </w:r>
+      <w:bookmarkEnd w:id="29"/>
+    </w:p>
+    <w:p>
+      <w:pPr>
+        <w:rPr>
+          <w:rFonts w:cs="Times New Roman"/>
+          <w:color w:val="000000" w:themeColor="text1"/>
+          <w:lang w:val="en-GB"/>
+        </w:rPr>
+      </w:pPr>
+    </w:p>
+    <w:p>
+      <w:pPr>
+        <w:pStyle w:val="Heading2"/>
+        <w:rPr>
+          <w:rFonts w:cs="Times New Roman"/>
+          <w:color w:val="000000" w:themeColor="text1"/>
+          <w:lang w:val="en-GB"/>
+        </w:rPr>
+      </w:pPr>
+      <w:bookmarkStart w:id="30" w:name="_Toc226641824"/>
+      <w:r>
+        <w:rPr>
+          <w:rFonts w:cs="Times New Roman"/>
+          <w:color w:val="000000" w:themeColor="text1"/>
+          <w:lang w:val="en-GB"/>
+        </w:rPr>
+        <w:t>Summ</w:t>
+      </w:r>
+      <w:r>
+        <w:rPr>
+          <w:rFonts w:cs="Times New Roman"/>
+          <w:color w:val="000000" w:themeColor="text1"/>
+          <w:lang w:val="en-GB"/>
+        </w:rPr>
+        <w:t>a</w:t>
+      </w:r>
+      <w:r>
+        <w:rPr>
+          <w:rFonts w:cs="Times New Roman"/>
+          <w:color w:val="000000" w:themeColor="text1"/>
+          <w:lang w:val="en-GB"/>
+        </w:rPr>
+        <w:t>ry</w:t>
+      </w:r>
+      <w:bookmarkEnd w:id="30"/>
     </w:p>
     <w:p>
       <w:pPr>
@@ -7723,16 +8088,16 @@
           <w:lang w:val="en-GB"/>
         </w:rPr>
       </w:pPr>
-      <w:bookmarkStart w:id="25" w:name="_Toc226641819"/>
-      <w:r>
-        <w:rPr>
-          <w:rFonts w:cs="Times New Roman"/>
-          <w:color w:val="000000" w:themeColor="text1"/>
-          <w:lang w:val="en-GB"/>
-        </w:rPr>
-        <w:t>Friday, 17.04.2026</w:t>
-      </w:r>
-      <w:bookmarkEnd w:id="25"/>
+      <w:bookmarkStart w:id="31" w:name="_Toc226641825"/>
+      <w:r>
+        <w:rPr>
+          <w:rFonts w:cs="Times New Roman"/>
+          <w:color w:val="000000" w:themeColor="text1"/>
+          <w:lang w:val="en-GB"/>
+        </w:rPr>
+        <w:t>Task</w:t>
+      </w:r>
+      <w:bookmarkEnd w:id="31"/>
     </w:p>
     <w:p>
       <w:pPr>
@@ -7752,16 +8117,16 @@
           <w:lang w:val="en-GB"/>
         </w:rPr>
       </w:pPr>
-      <w:bookmarkStart w:id="26" w:name="_Toc226641820"/>
-      <w:r>
-        <w:rPr>
-          <w:rFonts w:cs="Times New Roman"/>
-          <w:color w:val="000000" w:themeColor="text1"/>
-          <w:lang w:val="en-GB"/>
-        </w:rPr>
-        <w:t>Tuesday, 21.04.2026</w:t>
-      </w:r>
-      <w:bookmarkEnd w:id="26"/>
+      <w:bookmarkStart w:id="32" w:name="_Toc226641826"/>
+      <w:r>
+        <w:rPr>
+          <w:rFonts w:cs="Times New Roman"/>
+          <w:color w:val="000000" w:themeColor="text1"/>
+          <w:lang w:val="en-GB"/>
+        </w:rPr>
+        <w:t>Implementation</w:t>
+      </w:r>
+      <w:bookmarkEnd w:id="32"/>
     </w:p>
     <w:p>
       <w:pPr>
@@ -7781,16 +8146,276 @@
           <w:lang w:val="en-GB"/>
         </w:rPr>
       </w:pPr>
-      <w:bookmarkStart w:id="27" w:name="_Toc226641821"/>
-      <w:r>
-        <w:rPr>
-          <w:rFonts w:cs="Times New Roman"/>
-          <w:color w:val="000000" w:themeColor="text1"/>
-          <w:lang w:val="en-GB"/>
-        </w:rPr>
-        <w:t>Wednesday, 22.04.2026</w:t>
-      </w:r>
-      <w:bookmarkEnd w:id="27"/>
+      <w:bookmarkStart w:id="33" w:name="_Toc226641827"/>
+      <w:r>
+        <w:rPr>
+          <w:rFonts w:cs="Times New Roman"/>
+          <w:color w:val="000000" w:themeColor="text1"/>
+          <w:lang w:val="en-GB"/>
+        </w:rPr>
+        <w:t>Result</w:t>
+      </w:r>
+      <w:bookmarkEnd w:id="33"/>
+    </w:p>
+    <w:p>
+      <w:pPr>
+        <w:rPr>
+          <w:rFonts w:cs="Times New Roman"/>
+          <w:color w:val="000000" w:themeColor="text1"/>
+          <w:lang w:val="en-GB"/>
+        </w:rPr>
+      </w:pPr>
+    </w:p>
+    <w:p>
+      <w:pPr>
+        <w:pStyle w:val="Heading1"/>
+        <w:rPr>
+          <w:lang w:val="en-GB"/>
+        </w:rPr>
+      </w:pPr>
+      <w:bookmarkStart w:id="34" w:name="_Toc226641828"/>
+      <w:r>
+        <w:rPr>
+          <w:lang w:val="en-GB"/>
+        </w:rPr>
+        <w:t>Design drafts</w:t>
+      </w:r>
+      <w:bookmarkEnd w:id="34"/>
+    </w:p>
+    <w:p>
+      <w:pPr>
+        <w:rPr>
+          <w:lang w:val="en-GB"/>
+        </w:rPr>
+      </w:pPr>
+    </w:p>
+    <w:p>
+      <w:pPr>
+        <w:pStyle w:val="Heading1"/>
+        <w:rPr>
+          <w:lang w:val="en-GB"/>
+        </w:rPr>
+      </w:pPr>
+      <w:bookmarkStart w:id="35" w:name="_Toc226641829"/>
+      <w:r>
+        <w:rPr>
+          <w:lang w:val="en-GB"/>
+        </w:rPr>
+        <w:t>Technical feasibility</w:t>
+      </w:r>
+      <w:bookmarkEnd w:id="35"/>
+    </w:p>
+    <w:p>
+      <w:pPr>
+        <w:rPr>
+          <w:lang w:val="en-GB"/>
+        </w:rPr>
+      </w:pPr>
+    </w:p>
+    <w:p>
+      <w:pPr>
+        <w:pStyle w:val="Heading1"/>
+        <w:rPr>
+          <w:lang w:val="en-GB"/>
+        </w:rPr>
+      </w:pPr>
+      <w:bookmarkStart w:id="36" w:name="_Toc226641830"/>
+      <w:r>
+        <w:rPr>
+          <w:lang w:val="en-GB"/>
+        </w:rPr>
+        <w:t>Prototyping and validation of the user interface</w:t>
+      </w:r>
+      <w:bookmarkEnd w:id="36"/>
+    </w:p>
+    <w:p>
+      <w:pPr>
+        <w:rPr>
+          <w:lang w:val="en-GB"/>
+        </w:rPr>
+      </w:pPr>
+    </w:p>
+    <w:p>
+      <w:pPr>
+        <w:pStyle w:val="Heading1"/>
+        <w:rPr>
+          <w:lang w:val="en-GB"/>
+        </w:rPr>
+      </w:pPr>
+      <w:bookmarkStart w:id="37" w:name="_Toc226641831"/>
+      <w:r>
+        <w:rPr>
+          <w:lang w:val="en-GB"/>
+        </w:rPr>
+        <w:t>Development of implementation options</w:t>
+      </w:r>
+      <w:bookmarkEnd w:id="37"/>
+    </w:p>
+    <w:p>
+      <w:pPr>
+        <w:rPr>
+          <w:lang w:val="en-GB"/>
+        </w:rPr>
+      </w:pPr>
+    </w:p>
+    <w:p>
+      <w:pPr>
+        <w:pStyle w:val="Heading1"/>
+        <w:rPr>
+          <w:lang w:val="en-GB"/>
+        </w:rPr>
+      </w:pPr>
+      <w:bookmarkStart w:id="38" w:name="_Toc226641832"/>
+      <w:r>
+        <w:rPr>
+          <w:lang w:val="en-GB"/>
+        </w:rPr>
+        <w:lastRenderedPageBreak/>
+        <w:t>Development of the implementation concept</w:t>
+      </w:r>
+      <w:bookmarkEnd w:id="38"/>
+    </w:p>
+    <w:p>
+      <w:pPr>
+        <w:rPr>
+          <w:lang w:val="en-GB"/>
+        </w:rPr>
+      </w:pPr>
+    </w:p>
+    <w:p>
+      <w:pPr>
+        <w:pStyle w:val="Heading1"/>
+        <w:rPr>
+          <w:lang w:val="en-GB"/>
+        </w:rPr>
+      </w:pPr>
+      <w:bookmarkStart w:id="39" w:name="_Toc226641833"/>
+      <w:r>
+        <w:rPr>
+          <w:lang w:val="en"/>
+        </w:rPr>
+        <w:t>Setting up the development and runtime environment</w:t>
+      </w:r>
+      <w:bookmarkEnd w:id="39"/>
+    </w:p>
+    <w:p>
+      <w:pPr>
+        <w:rPr>
+          <w:lang w:val="en-GB"/>
+        </w:rPr>
+      </w:pPr>
+    </w:p>
+    <w:p>
+      <w:pPr>
+        <w:pStyle w:val="Heading1"/>
+        <w:rPr>
+          <w:lang w:val="en-GB"/>
+        </w:rPr>
+      </w:pPr>
+      <w:bookmarkStart w:id="40" w:name="_Toc226641834"/>
+      <w:r>
+        <w:rPr>
+          <w:lang w:val="en-GB"/>
+        </w:rPr>
+        <w:t>Compliant implementation and versioning</w:t>
+      </w:r>
+      <w:bookmarkEnd w:id="40"/>
+    </w:p>
+    <w:p>
+      <w:pPr>
+        <w:rPr>
+          <w:lang w:val="en-GB"/>
+        </w:rPr>
+      </w:pPr>
+    </w:p>
+    <w:p>
+      <w:pPr>
+        <w:pStyle w:val="Heading1"/>
+        <w:rPr>
+          <w:lang w:val="en-GB"/>
+        </w:rPr>
+      </w:pPr>
+      <w:bookmarkStart w:id="41" w:name="_Toc226641835"/>
+      <w:r>
+        <w:rPr>
+          <w:lang w:val="en"/>
+        </w:rPr>
+        <w:t>Test concept development and test case definition</w:t>
+      </w:r>
+      <w:bookmarkEnd w:id="41"/>
+    </w:p>
+    <w:p>
+      <w:pPr>
+        <w:rPr>
+          <w:lang w:val="en-GB"/>
+        </w:rPr>
+      </w:pPr>
+    </w:p>
+    <w:p>
+      <w:pPr>
+        <w:pStyle w:val="Heading1"/>
+        <w:rPr>
+          <w:lang w:val="en-GB"/>
+        </w:rPr>
+      </w:pPr>
+      <w:bookmarkStart w:id="42" w:name="_Toc226641836"/>
+      <w:r>
+        <w:rPr>
+          <w:lang w:val="en-GB"/>
+        </w:rPr>
+        <w:t>Error handling and logging</w:t>
+      </w:r>
+      <w:bookmarkEnd w:id="42"/>
+    </w:p>
+    <w:p>
+      <w:pPr>
+        <w:rPr>
+          <w:lang w:val="en-GB"/>
+        </w:rPr>
+      </w:pPr>
+    </w:p>
+    <w:p>
+      <w:pPr>
+        <w:pStyle w:val="Heading1"/>
+        <w:rPr>
+          <w:lang w:val="en-GB"/>
+        </w:rPr>
+      </w:pPr>
+      <w:bookmarkStart w:id="43" w:name="_Toc226641837"/>
+      <w:r>
+        <w:rPr>
+          <w:lang w:val="en-GB"/>
+        </w:rPr>
+        <w:t>Component dependency and its selection</w:t>
+      </w:r>
+      <w:bookmarkEnd w:id="43"/>
+    </w:p>
+    <w:p>
+      <w:pPr>
+        <w:rPr>
+          <w:lang w:val="en-GB"/>
+        </w:rPr>
+      </w:pPr>
+    </w:p>
+    <w:p>
+      <w:pPr>
+        <w:pStyle w:val="Heading1"/>
+        <w:rPr>
+          <w:rFonts w:cs="Times New Roman"/>
+          <w:color w:val="000000" w:themeColor="text1"/>
+          <w:lang w:val="en-GB"/>
+        </w:rPr>
+      </w:pPr>
+      <w:bookmarkStart w:id="44" w:name="_Toc226641838"/>
+      <w:r>
+        <w:rPr>
+          <w:rFonts w:cs="Times New Roman"/>
+          <w:color w:val="000000" w:themeColor="text1"/>
+          <w:lang w:val="en-GB"/>
+        </w:rPr>
+        <w:t>IPERKA</w:t>
+      </w:r>
+      <w:bookmarkEnd w:id="44"/>
     </w:p>
     <w:p>
       <w:pPr>
@@ -7810,666 +8435,215 @@
           <w:lang w:val="en-GB"/>
         </w:rPr>
       </w:pPr>
-      <w:bookmarkStart w:id="28" w:name="_Toc226641822"/>
-      <w:r>
-        <w:rPr>
-          <w:rFonts w:cs="Times New Roman"/>
-          <w:color w:val="000000" w:themeColor="text1"/>
-          <w:lang w:val="en-GB"/>
-        </w:rPr>
-        <w:t xml:space="preserve">Personal </w:t>
-      </w:r>
-      <w:r>
-        <w:rPr>
-          <w:rFonts w:cs="Times New Roman"/>
-          <w:color w:val="000000" w:themeColor="text1"/>
-          <w:lang w:val="en-GB"/>
-        </w:rPr>
-        <w:t>conclusion</w:t>
-      </w:r>
-      <w:bookmarkEnd w:id="28"/>
-    </w:p>
-    <w:p>
-      <w:pPr>
-        <w:rPr>
-          <w:rFonts w:cs="Times New Roman"/>
-          <w:color w:val="000000" w:themeColor="text1"/>
-          <w:lang w:val="en-GB"/>
-        </w:rPr>
-      </w:pPr>
-    </w:p>
-    <w:p>
-      <w:pPr>
-        <w:pStyle w:val="Heading1"/>
-        <w:rPr>
-          <w:rFonts w:cs="Times New Roman"/>
-          <w:color w:val="000000" w:themeColor="text1"/>
-          <w:lang w:val="en-GB"/>
-        </w:rPr>
-      </w:pPr>
-      <w:bookmarkStart w:id="29" w:name="_Toc226641823"/>
-      <w:r>
-        <w:rPr>
-          <w:rFonts w:cs="Times New Roman"/>
-          <w:color w:val="000000" w:themeColor="text1"/>
-          <w:lang w:val="en-GB"/>
-        </w:rPr>
-        <w:t>Project</w:t>
-      </w:r>
-      <w:bookmarkEnd w:id="29"/>
-    </w:p>
-    <w:p>
-      <w:pPr>
-        <w:rPr>
-          <w:rFonts w:cs="Times New Roman"/>
-          <w:color w:val="000000" w:themeColor="text1"/>
-          <w:lang w:val="en-GB"/>
-        </w:rPr>
-      </w:pPr>
-    </w:p>
-    <w:p>
-      <w:pPr>
-        <w:pStyle w:val="Heading2"/>
-        <w:rPr>
-          <w:rFonts w:cs="Times New Roman"/>
-          <w:color w:val="000000" w:themeColor="text1"/>
-          <w:lang w:val="en-GB"/>
-        </w:rPr>
-      </w:pPr>
-      <w:bookmarkStart w:id="30" w:name="_Toc226641824"/>
-      <w:r>
-        <w:rPr>
-          <w:rFonts w:cs="Times New Roman"/>
-          <w:color w:val="000000" w:themeColor="text1"/>
-          <w:lang w:val="en-GB"/>
-        </w:rPr>
-        <w:t>Summ</w:t>
-      </w:r>
-      <w:r>
-        <w:rPr>
-          <w:rFonts w:cs="Times New Roman"/>
-          <w:color w:val="000000" w:themeColor="text1"/>
-          <w:lang w:val="en-GB"/>
-        </w:rPr>
-        <w:t>a</w:t>
-      </w:r>
-      <w:r>
-        <w:rPr>
-          <w:rFonts w:cs="Times New Roman"/>
-          <w:color w:val="000000" w:themeColor="text1"/>
-          <w:lang w:val="en-GB"/>
-        </w:rPr>
-        <w:t>ry</w:t>
-      </w:r>
-      <w:bookmarkEnd w:id="30"/>
-    </w:p>
-    <w:p>
-      <w:pPr>
-        <w:rPr>
-          <w:rFonts w:cs="Times New Roman"/>
-          <w:color w:val="000000" w:themeColor="text1"/>
-          <w:lang w:val="en-GB"/>
-        </w:rPr>
-      </w:pPr>
-    </w:p>
-    <w:p>
-      <w:pPr>
-        <w:pStyle w:val="Heading3"/>
-        <w:rPr>
-          <w:rFonts w:cs="Times New Roman"/>
-          <w:color w:val="000000" w:themeColor="text1"/>
-          <w:lang w:val="en-GB"/>
-        </w:rPr>
-      </w:pPr>
-      <w:bookmarkStart w:id="31" w:name="_Toc226641825"/>
-      <w:r>
-        <w:rPr>
-          <w:rFonts w:cs="Times New Roman"/>
-          <w:color w:val="000000" w:themeColor="text1"/>
-          <w:lang w:val="en-GB"/>
-        </w:rPr>
-        <w:t>Task</w:t>
-      </w:r>
-      <w:bookmarkEnd w:id="31"/>
-    </w:p>
-    <w:p>
-      <w:pPr>
-        <w:rPr>
-          <w:rFonts w:cs="Times New Roman"/>
-          <w:color w:val="000000" w:themeColor="text1"/>
-          <w:lang w:val="en-GB"/>
-        </w:rPr>
-      </w:pPr>
-    </w:p>
-    <w:p>
-      <w:pPr>
-        <w:pStyle w:val="Heading3"/>
-        <w:rPr>
-          <w:rFonts w:cs="Times New Roman"/>
-          <w:color w:val="000000" w:themeColor="text1"/>
-          <w:lang w:val="en-GB"/>
-        </w:rPr>
-      </w:pPr>
-      <w:bookmarkStart w:id="32" w:name="_Toc226641826"/>
-      <w:r>
-        <w:rPr>
-          <w:rFonts w:cs="Times New Roman"/>
-          <w:color w:val="000000" w:themeColor="text1"/>
-          <w:lang w:val="en-GB"/>
-        </w:rPr>
-        <w:t>Implementation</w:t>
-      </w:r>
-      <w:bookmarkEnd w:id="32"/>
-    </w:p>
-    <w:p>
-      <w:pPr>
-        <w:rPr>
-          <w:rFonts w:cs="Times New Roman"/>
-          <w:color w:val="000000" w:themeColor="text1"/>
-          <w:lang w:val="en-GB"/>
-        </w:rPr>
-      </w:pPr>
-    </w:p>
-    <w:p>
-      <w:pPr>
-        <w:pStyle w:val="Heading3"/>
-        <w:rPr>
-          <w:rFonts w:cs="Times New Roman"/>
-          <w:color w:val="000000" w:themeColor="text1"/>
-          <w:lang w:val="en-GB"/>
-        </w:rPr>
-      </w:pPr>
-      <w:bookmarkStart w:id="33" w:name="_Toc226641827"/>
-      <w:r>
-        <w:rPr>
-          <w:rFonts w:cs="Times New Roman"/>
-          <w:color w:val="000000" w:themeColor="text1"/>
-          <w:lang w:val="en-GB"/>
-        </w:rPr>
-        <w:t>Result</w:t>
-      </w:r>
-      <w:bookmarkEnd w:id="33"/>
-    </w:p>
-    <w:p>
-      <w:pPr>
-        <w:rPr>
-          <w:rFonts w:cs="Times New Roman"/>
-          <w:color w:val="000000" w:themeColor="text1"/>
-          <w:lang w:val="en-GB"/>
-        </w:rPr>
-      </w:pPr>
-    </w:p>
-    <w:p>
-      <w:pPr>
-        <w:pStyle w:val="Heading1"/>
-        <w:rPr>
-          <w:lang w:val="en-GB"/>
-        </w:rPr>
-      </w:pPr>
-      <w:bookmarkStart w:id="34" w:name="_Toc226641828"/>
-      <w:r>
-        <w:rPr>
-          <w:lang w:val="en-GB"/>
-        </w:rPr>
-        <w:t>Design drafts</w:t>
-      </w:r>
-      <w:bookmarkEnd w:id="34"/>
-    </w:p>
-    <w:p>
-      <w:pPr>
-        <w:rPr>
-          <w:lang w:val="en-GB"/>
-        </w:rPr>
-      </w:pPr>
-    </w:p>
-    <w:p>
-      <w:pPr>
-        <w:pStyle w:val="Heading1"/>
-        <w:rPr>
-          <w:lang w:val="en-GB"/>
-        </w:rPr>
-      </w:pPr>
-      <w:bookmarkStart w:id="35" w:name="_Toc226641829"/>
-      <w:r>
-        <w:rPr>
-          <w:lang w:val="en-GB"/>
-        </w:rPr>
-        <w:t>Technical feasibility</w:t>
-      </w:r>
-      <w:bookmarkEnd w:id="35"/>
-    </w:p>
-    <w:p>
-      <w:pPr>
-        <w:rPr>
-          <w:lang w:val="en-GB"/>
-        </w:rPr>
-      </w:pPr>
-    </w:p>
-    <w:p>
-      <w:pPr>
-        <w:pStyle w:val="Heading1"/>
-        <w:rPr>
-          <w:lang w:val="en-GB"/>
-        </w:rPr>
-      </w:pPr>
-      <w:bookmarkStart w:id="36" w:name="_Toc226641830"/>
-      <w:r>
-        <w:rPr>
+      <w:bookmarkStart w:id="45" w:name="_Toc226641839"/>
+      <w:r>
+        <w:rPr>
+          <w:rFonts w:cs="Times New Roman"/>
+          <w:color w:val="000000" w:themeColor="text1"/>
+          <w:lang w:val="en-GB"/>
+        </w:rPr>
+        <w:t>Inform</w:t>
+      </w:r>
+      <w:r>
+        <w:rPr>
+          <w:rFonts w:cs="Times New Roman"/>
+          <w:color w:val="000000" w:themeColor="text1"/>
+          <w:lang w:val="en-GB"/>
+        </w:rPr>
+        <w:t xml:space="preserve"> (</w:t>
+      </w:r>
+      <w:proofErr w:type="spellStart"/>
+      <w:r>
+        <w:rPr>
+          <w:rFonts w:cs="Times New Roman"/>
+          <w:color w:val="000000" w:themeColor="text1"/>
+          <w:lang w:val="en-GB"/>
+        </w:rPr>
+        <w:t>Informieren</w:t>
+      </w:r>
+      <w:proofErr w:type="spellEnd"/>
+      <w:r>
+        <w:rPr>
+          <w:rFonts w:cs="Times New Roman"/>
+          <w:color w:val="000000" w:themeColor="text1"/>
+          <w:lang w:val="en-GB"/>
+        </w:rPr>
+        <w:t>)</w:t>
+      </w:r>
+      <w:bookmarkEnd w:id="45"/>
+    </w:p>
+    <w:p>
+      <w:pPr>
+        <w:rPr>
+          <w:rFonts w:cs="Times New Roman"/>
+          <w:color w:val="000000" w:themeColor="text1"/>
+          <w:lang w:val="en-GB"/>
+        </w:rPr>
+      </w:pPr>
+    </w:p>
+    <w:p>
+      <w:pPr>
+        <w:rPr>
+          <w:rFonts w:cs="Times New Roman"/>
+          <w:lang w:val="en-GB"/>
+        </w:rPr>
+      </w:pPr>
+      <w:r>
+        <w:rPr>
+          <w:rFonts w:cs="Times New Roman"/>
+          <w:lang w:val="en-GB"/>
+        </w:rPr>
+        <w:t xml:space="preserve">In this project, I will be developing an application that provides a comprehensive interface for </w:t>
+      </w:r>
+      <w:r>
+        <w:rPr>
+          <w:rFonts w:cs="Times New Roman"/>
+          <w:lang w:val="en-GB"/>
+        </w:rPr>
+        <w:t>its</w:t>
+      </w:r>
+      <w:r>
+        <w:rPr>
+          <w:rFonts w:cs="Times New Roman"/>
+          <w:lang w:val="en-GB"/>
+        </w:rPr>
+        <w:t xml:space="preserve"> users to track their stock investments. </w:t>
+      </w:r>
+      <w:r>
+        <w:rPr>
+          <w:rFonts w:cs="Times New Roman"/>
+          <w:lang w:val="en-GB"/>
+        </w:rPr>
+        <w:t xml:space="preserve">The application </w:t>
+      </w:r>
+      <w:r>
+        <w:rPr>
+          <w:rFonts w:cs="Times New Roman"/>
+          <w:lang w:val="en-GB"/>
+        </w:rPr>
+        <w:t>shall</w:t>
+      </w:r>
+      <w:r>
+        <w:rPr>
+          <w:rFonts w:cs="Times New Roman"/>
+          <w:lang w:val="en-GB"/>
+        </w:rPr>
+        <w:t xml:space="preserve"> include the features of watchlists, stock searching, stock price visualisation, and commenting. </w:t>
+      </w:r>
+      <w:r>
+        <w:rPr>
+          <w:rFonts w:cs="Times New Roman"/>
+          <w:lang w:val="en-GB"/>
+        </w:rPr>
+        <w:t xml:space="preserve">Authentication and authorisation </w:t>
+      </w:r>
+      <w:r>
+        <w:rPr>
+          <w:rFonts w:cs="Times New Roman"/>
+          <w:lang w:val="en-GB"/>
+        </w:rPr>
+        <w:t>shall</w:t>
+      </w:r>
+      <w:r>
+        <w:rPr>
+          <w:rFonts w:cs="Times New Roman"/>
+          <w:lang w:val="en-GB"/>
+        </w:rPr>
+        <w:t xml:space="preserve"> not be implemented for this application. </w:t>
+      </w:r>
+      <w:r>
+        <w:rPr>
+          <w:rFonts w:cs="Times New Roman"/>
+          <w:lang w:val="en-GB"/>
+        </w:rPr>
+        <w:t xml:space="preserve">The application </w:t>
+      </w:r>
+      <w:r>
+        <w:rPr>
+          <w:rFonts w:cs="Times New Roman"/>
+          <w:lang w:val="en-GB"/>
+        </w:rPr>
+        <w:t>shall</w:t>
+      </w:r>
+      <w:r>
+        <w:rPr>
+          <w:rFonts w:cs="Times New Roman"/>
+          <w:lang w:val="en-GB"/>
+        </w:rPr>
+        <w:t xml:space="preserve"> be </w:t>
+      </w:r>
+      <w:r>
+        <w:rPr>
+          <w:rFonts w:cs="Times New Roman"/>
+          <w:lang w:val="en-GB"/>
+        </w:rPr>
+        <w:t>single user</w:t>
+      </w:r>
+      <w:r>
+        <w:rPr>
+          <w:rFonts w:cs="Times New Roman"/>
+          <w:lang w:val="en-GB"/>
+        </w:rPr>
+        <w:t xml:space="preserve"> based</w:t>
+      </w:r>
+      <w:r>
+        <w:rPr>
+          <w:rFonts w:cs="Times New Roman"/>
+          <w:lang w:val="en-GB"/>
+        </w:rPr>
+        <w:t xml:space="preserve">. </w:t>
+      </w:r>
+      <w:r>
+        <w:rPr>
+          <w:rFonts w:cs="Times New Roman"/>
+          <w:lang w:val="en-GB"/>
+        </w:rPr>
+        <w:t xml:space="preserve">The application shall be developed </w:t>
+      </w:r>
+      <w:r>
+        <w:rPr>
+          <w:rFonts w:cs="Times New Roman"/>
+          <w:lang w:val="en-GB"/>
+        </w:rPr>
+        <w:t xml:space="preserve">with Angular and Typescript for its frontend, Spring Boot and Java for its backend and PostgreSQL for its database. </w:t>
+      </w:r>
+      <w:r>
+        <w:rPr>
+          <w:rFonts w:cs="Times New Roman"/>
+          <w:lang w:val="en-GB"/>
+        </w:rPr>
+        <w:t xml:space="preserve">Containerisation shall be done with the help of the </w:t>
+      </w:r>
+      <w:proofErr w:type="spellStart"/>
+      <w:r>
+        <w:rPr>
+          <w:rFonts w:cs="Times New Roman"/>
+          <w:lang w:val="en-GB"/>
+        </w:rPr>
+        <w:t>Podman</w:t>
+      </w:r>
+      <w:proofErr w:type="spellEnd"/>
+      <w:r>
+        <w:rPr>
+          <w:rFonts w:cs="Times New Roman"/>
+          <w:lang w:val="en-GB"/>
+        </w:rPr>
+        <w:t xml:space="preserve"> application. </w:t>
+      </w:r>
+      <w:r>
+        <w:rPr>
+          <w:rFonts w:cs="Times New Roman"/>
+          <w:lang w:val="en-GB"/>
+        </w:rPr>
+        <w:t xml:space="preserve">The application shall be tested thoroughly </w:t>
+      </w:r>
+      <w:r>
+        <w:rPr>
+          <w:rFonts w:cs="Times New Roman"/>
           <w:lang w:val="en-GB"/>
         </w:rPr>
         <w:lastRenderedPageBreak/>
-        <w:t>Prototyping and validation of the user interface</w:t>
-      </w:r>
-      <w:bookmarkEnd w:id="36"/>
-    </w:p>
-    <w:p>
-      <w:pPr>
-        <w:rPr>
-          <w:lang w:val="en-GB"/>
-        </w:rPr>
-      </w:pPr>
-    </w:p>
-    <w:p>
-      <w:pPr>
-        <w:pStyle w:val="Heading1"/>
-        <w:rPr>
-          <w:lang w:val="en-GB"/>
-        </w:rPr>
-      </w:pPr>
-      <w:bookmarkStart w:id="37" w:name="_Toc226641831"/>
-      <w:r>
-        <w:rPr>
-          <w:lang w:val="en-GB"/>
-        </w:rPr>
-        <w:t>Development of implementation options</w:t>
-      </w:r>
-      <w:bookmarkEnd w:id="37"/>
-    </w:p>
-    <w:p>
-      <w:pPr>
-        <w:rPr>
-          <w:lang w:val="en-GB"/>
-        </w:rPr>
-      </w:pPr>
-    </w:p>
-    <w:p>
-      <w:pPr>
-        <w:pStyle w:val="Heading1"/>
-        <w:rPr>
-          <w:lang w:val="en-GB"/>
-        </w:rPr>
-      </w:pPr>
-      <w:bookmarkStart w:id="38" w:name="_Toc226641832"/>
-      <w:r>
-        <w:rPr>
-          <w:lang w:val="en-GB"/>
-        </w:rPr>
-        <w:t>Development of the implementation concept</w:t>
-      </w:r>
-      <w:bookmarkEnd w:id="38"/>
-    </w:p>
-    <w:p>
-      <w:pPr>
-        <w:rPr>
-          <w:lang w:val="en-GB"/>
-        </w:rPr>
-      </w:pPr>
-    </w:p>
-    <w:p>
-      <w:pPr>
-        <w:pStyle w:val="Heading1"/>
-        <w:rPr>
-          <w:lang w:val="en-GB"/>
-        </w:rPr>
-      </w:pPr>
-      <w:bookmarkStart w:id="39" w:name="_Toc226641833"/>
-      <w:r>
-        <w:rPr>
-          <w:lang w:val="en"/>
-        </w:rPr>
-        <w:t>Setting up the development and runtime environment</w:t>
-      </w:r>
-      <w:bookmarkEnd w:id="39"/>
-    </w:p>
-    <w:p>
-      <w:pPr>
-        <w:rPr>
-          <w:lang w:val="en-GB"/>
-        </w:rPr>
-      </w:pPr>
-    </w:p>
-    <w:p>
-      <w:pPr>
-        <w:pStyle w:val="Heading1"/>
-        <w:rPr>
-          <w:lang w:val="en-GB"/>
-        </w:rPr>
-      </w:pPr>
-      <w:bookmarkStart w:id="40" w:name="_Toc226641834"/>
-      <w:r>
-        <w:rPr>
-          <w:lang w:val="en-GB"/>
-        </w:rPr>
-        <w:t>Compliant implementation and versioning</w:t>
-      </w:r>
-      <w:bookmarkEnd w:id="40"/>
-    </w:p>
-    <w:p>
-      <w:pPr>
-        <w:rPr>
-          <w:lang w:val="en-GB"/>
-        </w:rPr>
-      </w:pPr>
-    </w:p>
-    <w:p>
-      <w:pPr>
-        <w:pStyle w:val="Heading1"/>
-        <w:rPr>
-          <w:lang w:val="en-GB"/>
-        </w:rPr>
-      </w:pPr>
-      <w:bookmarkStart w:id="41" w:name="_Toc226641835"/>
-      <w:r>
-        <w:rPr>
-          <w:lang w:val="en"/>
-        </w:rPr>
-        <w:t>Test concept development and test case definition</w:t>
-      </w:r>
-      <w:bookmarkEnd w:id="41"/>
-    </w:p>
-    <w:p>
-      <w:pPr>
-        <w:rPr>
-          <w:lang w:val="en-GB"/>
-        </w:rPr>
-      </w:pPr>
-    </w:p>
-    <w:p>
-      <w:pPr>
-        <w:pStyle w:val="Heading1"/>
-        <w:rPr>
-          <w:lang w:val="en-GB"/>
-        </w:rPr>
-      </w:pPr>
-      <w:bookmarkStart w:id="42" w:name="_Toc226641836"/>
-      <w:r>
-        <w:rPr>
-          <w:lang w:val="en-GB"/>
-        </w:rPr>
-        <w:t>Error handling and logging</w:t>
-      </w:r>
-      <w:bookmarkEnd w:id="42"/>
-    </w:p>
-    <w:p>
-      <w:pPr>
-        <w:rPr>
-          <w:lang w:val="en-GB"/>
-        </w:rPr>
-      </w:pPr>
-    </w:p>
-    <w:p>
-      <w:pPr>
-        <w:pStyle w:val="Heading1"/>
-        <w:rPr>
-          <w:lang w:val="en-GB"/>
-        </w:rPr>
-      </w:pPr>
-      <w:bookmarkStart w:id="43" w:name="_Toc226641837"/>
-      <w:r>
-        <w:rPr>
-          <w:lang w:val="en-GB"/>
-        </w:rPr>
-        <w:t>Component dependency and its selection</w:t>
-      </w:r>
-      <w:bookmarkEnd w:id="43"/>
-    </w:p>
-    <w:p>
-      <w:pPr>
-        <w:rPr>
-          <w:lang w:val="en-GB"/>
-        </w:rPr>
-      </w:pPr>
-    </w:p>
-    <w:p>
-      <w:pPr>
-        <w:pStyle w:val="Heading1"/>
-        <w:rPr>
-          <w:rFonts w:cs="Times New Roman"/>
-          <w:color w:val="000000" w:themeColor="text1"/>
-          <w:lang w:val="en-GB"/>
-        </w:rPr>
-      </w:pPr>
-      <w:bookmarkStart w:id="44" w:name="_Toc226641838"/>
-      <w:r>
-        <w:rPr>
-          <w:rFonts w:cs="Times New Roman"/>
-          <w:color w:val="000000" w:themeColor="text1"/>
-          <w:lang w:val="en-GB"/>
-        </w:rPr>
-        <w:t>IPERKA</w:t>
-      </w:r>
-      <w:bookmarkEnd w:id="44"/>
-    </w:p>
-    <w:p>
-      <w:pPr>
-        <w:rPr>
-          <w:rFonts w:cs="Times New Roman"/>
-          <w:color w:val="000000" w:themeColor="text1"/>
-          <w:lang w:val="en-GB"/>
-        </w:rPr>
-      </w:pPr>
-    </w:p>
-    <w:p>
-      <w:pPr>
-        <w:pStyle w:val="Heading2"/>
-        <w:rPr>
-          <w:rFonts w:cs="Times New Roman"/>
-          <w:color w:val="000000" w:themeColor="text1"/>
-          <w:lang w:val="en-GB"/>
-        </w:rPr>
-      </w:pPr>
-      <w:bookmarkStart w:id="45" w:name="_Toc226641839"/>
-      <w:r>
-        <w:rPr>
-          <w:rFonts w:cs="Times New Roman"/>
-          <w:color w:val="000000" w:themeColor="text1"/>
-          <w:lang w:val="en-GB"/>
-        </w:rPr>
-        <w:lastRenderedPageBreak/>
-        <w:t>Inform</w:t>
-      </w:r>
-      <w:r>
-        <w:rPr>
-          <w:rFonts w:cs="Times New Roman"/>
-          <w:color w:val="000000" w:themeColor="text1"/>
-          <w:lang w:val="en-GB"/>
-        </w:rPr>
-        <w:t xml:space="preserve"> (</w:t>
-      </w:r>
-      <w:proofErr w:type="spellStart"/>
-      <w:r>
-        <w:rPr>
-          <w:rFonts w:cs="Times New Roman"/>
-          <w:color w:val="000000" w:themeColor="text1"/>
-          <w:lang w:val="en-GB"/>
-        </w:rPr>
-        <w:t>Informieren</w:t>
-      </w:r>
-      <w:proofErr w:type="spellEnd"/>
-      <w:r>
-        <w:rPr>
-          <w:rFonts w:cs="Times New Roman"/>
-          <w:color w:val="000000" w:themeColor="text1"/>
-          <w:lang w:val="en-GB"/>
-        </w:rPr>
-        <w:t>)</w:t>
-      </w:r>
-      <w:bookmarkEnd w:id="45"/>
-    </w:p>
-    <w:p>
-      <w:pPr>
-        <w:rPr>
-          <w:rFonts w:cs="Times New Roman"/>
-          <w:color w:val="000000" w:themeColor="text1"/>
-          <w:lang w:val="en-GB"/>
-        </w:rPr>
-      </w:pPr>
-    </w:p>
-    <w:p>
-      <w:pPr>
-        <w:rPr>
-          <w:rFonts w:cs="Times New Roman"/>
-          <w:lang w:val="en-GB"/>
-        </w:rPr>
-      </w:pPr>
-      <w:r>
-        <w:rPr>
-          <w:rFonts w:cs="Times New Roman"/>
-          <w:lang w:val="en-GB"/>
-        </w:rPr>
-        <w:t xml:space="preserve">In this project, I will be developing an application that provides a comprehensive interface for </w:t>
-      </w:r>
-      <w:r>
-        <w:rPr>
-          <w:rFonts w:cs="Times New Roman"/>
-          <w:lang w:val="en-GB"/>
-        </w:rPr>
-        <w:t>its</w:t>
-      </w:r>
-      <w:r>
-        <w:rPr>
-          <w:rFonts w:cs="Times New Roman"/>
-          <w:lang w:val="en-GB"/>
-        </w:rPr>
-        <w:t xml:space="preserve"> users to track their stock investments. </w:t>
-      </w:r>
-      <w:r>
-        <w:rPr>
-          <w:rFonts w:cs="Times New Roman"/>
-          <w:lang w:val="en-GB"/>
-        </w:rPr>
-        <w:t xml:space="preserve">The application </w:t>
-      </w:r>
-      <w:r>
-        <w:rPr>
-          <w:rFonts w:cs="Times New Roman"/>
-          <w:lang w:val="en-GB"/>
-        </w:rPr>
-        <w:t>shall</w:t>
-      </w:r>
-      <w:r>
-        <w:rPr>
-          <w:rFonts w:cs="Times New Roman"/>
-          <w:lang w:val="en-GB"/>
-        </w:rPr>
-        <w:t xml:space="preserve"> include the features of watchlists, stock searching, stock price visualisation, and commenting. </w:t>
-      </w:r>
-      <w:r>
-        <w:rPr>
-          <w:rFonts w:cs="Times New Roman"/>
-          <w:lang w:val="en-GB"/>
-        </w:rPr>
-        <w:t xml:space="preserve">Authentication and authorisation </w:t>
-      </w:r>
-      <w:r>
-        <w:rPr>
-          <w:rFonts w:cs="Times New Roman"/>
-          <w:lang w:val="en-GB"/>
-        </w:rPr>
-        <w:t>shall</w:t>
-      </w:r>
-      <w:r>
-        <w:rPr>
-          <w:rFonts w:cs="Times New Roman"/>
-          <w:lang w:val="en-GB"/>
-        </w:rPr>
-        <w:t xml:space="preserve"> not be implemented for this application. </w:t>
-      </w:r>
-      <w:r>
-        <w:rPr>
-          <w:rFonts w:cs="Times New Roman"/>
-          <w:lang w:val="en-GB"/>
-        </w:rPr>
-        <w:t xml:space="preserve">The application </w:t>
-      </w:r>
-      <w:r>
-        <w:rPr>
-          <w:rFonts w:cs="Times New Roman"/>
-          <w:lang w:val="en-GB"/>
-        </w:rPr>
-        <w:t>shall</w:t>
-      </w:r>
-      <w:r>
-        <w:rPr>
-          <w:rFonts w:cs="Times New Roman"/>
-          <w:lang w:val="en-GB"/>
-        </w:rPr>
-        <w:t xml:space="preserve"> be </w:t>
-      </w:r>
-      <w:r>
-        <w:rPr>
-          <w:rFonts w:cs="Times New Roman"/>
-          <w:lang w:val="en-GB"/>
-        </w:rPr>
-        <w:t>single user</w:t>
-      </w:r>
-      <w:r>
-        <w:rPr>
-          <w:rFonts w:cs="Times New Roman"/>
-          <w:lang w:val="en-GB"/>
-        </w:rPr>
-        <w:t xml:space="preserve"> based</w:t>
-      </w:r>
-      <w:r>
-        <w:rPr>
-          <w:rFonts w:cs="Times New Roman"/>
-          <w:lang w:val="en-GB"/>
-        </w:rPr>
-        <w:t xml:space="preserve">. </w:t>
-      </w:r>
-      <w:r>
-        <w:rPr>
-          <w:rFonts w:cs="Times New Roman"/>
-          <w:lang w:val="en-GB"/>
-        </w:rPr>
-        <w:t xml:space="preserve">The application shall be developed </w:t>
-      </w:r>
-      <w:r>
-        <w:rPr>
-          <w:rFonts w:cs="Times New Roman"/>
-          <w:lang w:val="en-GB"/>
-        </w:rPr>
-        <w:t xml:space="preserve">with Angular and Typescript for its frontend, Spring Boot and Java for its backend and PostgreSQL for its database. </w:t>
-      </w:r>
-      <w:r>
-        <w:rPr>
-          <w:rFonts w:cs="Times New Roman"/>
-          <w:lang w:val="en-GB"/>
-        </w:rPr>
-        <w:t xml:space="preserve">Containerisation shall be done with the help of the </w:t>
-      </w:r>
-      <w:proofErr w:type="spellStart"/>
-      <w:r>
-        <w:rPr>
-          <w:rFonts w:cs="Times New Roman"/>
-          <w:lang w:val="en-GB"/>
-        </w:rPr>
-        <w:t>Podman</w:t>
-      </w:r>
-      <w:proofErr w:type="spellEnd"/>
-      <w:r>
-        <w:rPr>
-          <w:rFonts w:cs="Times New Roman"/>
-          <w:lang w:val="en-GB"/>
-        </w:rPr>
-        <w:t xml:space="preserve"> application. </w:t>
-      </w:r>
-      <w:r>
-        <w:rPr>
-          <w:rFonts w:cs="Times New Roman"/>
-          <w:lang w:val="en-GB"/>
-        </w:rPr>
-        <w:t xml:space="preserve">The application shall be tested thoroughly with Angular component tests, JUnit tests, </w:t>
+        <w:t xml:space="preserve">with Angular component tests, JUnit tests, </w:t>
       </w:r>
       <w:r>
         <w:rPr>
@@ -8941,7 +9115,6 @@
           <w:color w:val="000000" w:themeColor="text1"/>
           <w:lang w:val="en-GB"/>
         </w:rPr>
-        <w:lastRenderedPageBreak/>
         <w:t>Data</w:t>
       </w:r>
       <w:r>
@@ -8967,7 +9140,6 @@
       <w:pPr>
         <w:rPr>
           <w:rFonts w:cs="Times New Roman"/>
-          <w:lang w:val="en-GB"/>
         </w:rPr>
       </w:pPr>
       <w:r>
@@ -8998,24 +9170,15 @@
         </w:rPr>
         <w:t>:</w:t>
       </w:r>
-    </w:p>
-    <w:p>
-      <w:pPr>
-        <w:rPr>
-          <w:rFonts w:cs="Times New Roman"/>
-          <w:lang w:val="en-GB"/>
-        </w:rPr>
-      </w:pPr>
-      <w:r>
-        <w:rPr>
-          <w:rFonts w:cs="Times New Roman"/>
-          <w:lang w:val="en-GB"/>
+      <w:r>
+        <w:rPr>
+          <w:rFonts w:cs="Times New Roman"/>
         </w:rPr>
         <w:drawing>
-          <wp:inline distT="0" distB="0" distL="0" distR="0" wp14:anchorId="293F5BF3" wp14:editId="198CEE3F">
-            <wp:extent cx="5760720" cy="2270760"/>
+          <wp:inline distT="0" distB="0" distL="0" distR="0" wp14:anchorId="544CDCEE" wp14:editId="0A2A8480">
+            <wp:extent cx="5690772" cy="1205105"/>
             <wp:effectExtent l="0" t="0" r="0" b="0"/>
-            <wp:docPr id="1434620987" name="Picture 1"/>
+            <wp:docPr id="1276524252" name="Picture 10"/>
             <wp:cNvGraphicFramePr>
               <a:graphicFrameLocks xmlns:a="http://schemas.openxmlformats.org/drawingml/2006/main" noChangeAspect="1"/>
             </wp:cNvGraphicFramePr>
@@ -9023,23 +9186,36 @@
               <a:graphicData uri="http://schemas.openxmlformats.org/drawingml/2006/picture">
                 <pic:pic xmlns:pic="http://schemas.openxmlformats.org/drawingml/2006/picture">
                   <pic:nvPicPr>
-                    <pic:cNvPr id="1434620987" name=""/>
-                    <pic:cNvPicPr/>
+                    <pic:cNvPr id="0" name="Picture 40"/>
+                    <pic:cNvPicPr>
+                      <a:picLocks noChangeAspect="1" noChangeArrowheads="1"/>
+                    </pic:cNvPicPr>
                   </pic:nvPicPr>
                   <pic:blipFill>
-                    <a:blip r:embed="rId6"/>
+                    <a:blip r:embed="rId6" cstate="print">
+                      <a:extLst>
+                        <a:ext uri="{28A0092B-C50C-407E-A947-70E740481C1C}">
+                          <a14:useLocalDpi xmlns:a14="http://schemas.microsoft.com/office/drawing/2010/main" val="0"/>
+                        </a:ext>
+                      </a:extLst>
+                    </a:blip>
+                    <a:srcRect/>
                     <a:stretch>
                       <a:fillRect/>
                     </a:stretch>
                   </pic:blipFill>
-                  <pic:spPr>
+                  <pic:spPr bwMode="auto">
                     <a:xfrm>
                       <a:off x="0" y="0"/>
-                      <a:ext cx="5760720" cy="2270760"/>
+                      <a:ext cx="5770243" cy="1221934"/>
                     </a:xfrm>
                     <a:prstGeom prst="rect">
                       <a:avLst/>
                     </a:prstGeom>
+                    <a:noFill/>
+                    <a:ln>
+                      <a:noFill/>
+                    </a:ln>
                   </pic:spPr>
                 </pic:pic>
               </a:graphicData>
@@ -9060,6 +9236,7 @@
           <w:rFonts w:cs="Times New Roman"/>
           <w:lang w:val="en-GB"/>
         </w:rPr>
+        <w:lastRenderedPageBreak/>
         <w:t xml:space="preserve">The first data model was a simple, many </w:t>
       </w:r>
       <w:proofErr w:type="gramStart"/>
@@ -9202,20 +9379,17 @@
       <w:pPr>
         <w:rPr>
           <w:rFonts w:cs="Times New Roman"/>
-          <w:lang w:val="en-GB"/>
-        </w:rPr>
-      </w:pPr>
-      <w:r>
-        <w:rPr>
-          <w:rFonts w:cs="Times New Roman"/>
-          <w:noProof/>
-          <w:lang w:val="en-GB"/>
+        </w:rPr>
+      </w:pPr>
+      <w:r>
+        <w:rPr>
+          <w:rFonts w:cs="Times New Roman"/>
         </w:rPr>
         <w:drawing>
-          <wp:inline distT="0" distB="0" distL="0" distR="0" wp14:anchorId="54B6F979" wp14:editId="4B19EA5E">
-            <wp:extent cx="5760720" cy="1141095"/>
-            <wp:effectExtent l="0" t="0" r="0" b="1905"/>
-            <wp:docPr id="584107926" name="Picture 1"/>
+          <wp:inline distT="0" distB="0" distL="0" distR="0" wp14:anchorId="454249F4" wp14:editId="70AE7F08">
+            <wp:extent cx="5672667" cy="762000"/>
+            <wp:effectExtent l="0" t="0" r="0" b="0"/>
+            <wp:docPr id="1317321638" name="Picture 4"/>
             <wp:cNvGraphicFramePr>
               <a:graphicFrameLocks xmlns:a="http://schemas.openxmlformats.org/drawingml/2006/main" noChangeAspect="1"/>
             </wp:cNvGraphicFramePr>
@@ -9223,23 +9397,36 @@
               <a:graphicData uri="http://schemas.openxmlformats.org/drawingml/2006/picture">
                 <pic:pic xmlns:pic="http://schemas.openxmlformats.org/drawingml/2006/picture">
                   <pic:nvPicPr>
-                    <pic:cNvPr id="584107926" name=""/>
-                    <pic:cNvPicPr/>
+                    <pic:cNvPr id="0" name="Picture 13"/>
+                    <pic:cNvPicPr>
+                      <a:picLocks noChangeAspect="1" noChangeArrowheads="1"/>
+                    </pic:cNvPicPr>
                   </pic:nvPicPr>
                   <pic:blipFill>
-                    <a:blip r:embed="rId7"/>
+                    <a:blip r:embed="rId7" cstate="print">
+                      <a:extLst>
+                        <a:ext uri="{28A0092B-C50C-407E-A947-70E740481C1C}">
+                          <a14:useLocalDpi xmlns:a14="http://schemas.microsoft.com/office/drawing/2010/main" val="0"/>
+                        </a:ext>
+                      </a:extLst>
+                    </a:blip>
+                    <a:srcRect/>
                     <a:stretch>
                       <a:fillRect/>
                     </a:stretch>
                   </pic:blipFill>
-                  <pic:spPr>
+                  <pic:spPr bwMode="auto">
                     <a:xfrm>
                       <a:off x="0" y="0"/>
-                      <a:ext cx="5760720" cy="1141095"/>
+                      <a:ext cx="5681577" cy="763197"/>
                     </a:xfrm>
                     <a:prstGeom prst="rect">
                       <a:avLst/>
                     </a:prstGeom>
+                    <a:noFill/>
+                    <a:ln>
+                      <a:noFill/>
+                    </a:ln>
                   </pic:spPr>
                 </pic:pic>
               </a:graphicData>
@@ -9329,7 +9516,6 @@
           <w:rFonts w:cs="Times New Roman"/>
           <w:lang w:val="en-GB"/>
         </w:rPr>
-        <w:lastRenderedPageBreak/>
         <w:t xml:space="preserve">Second thing I reconsidered was the many </w:t>
       </w:r>
       <w:proofErr w:type="gramStart"/>
@@ -9427,22 +9613,17 @@
       <w:pPr>
         <w:rPr>
           <w:rFonts w:cs="Times New Roman"/>
-          <w:color w:val="000000" w:themeColor="text1"/>
-          <w:lang w:val="en-GB"/>
-        </w:rPr>
-      </w:pPr>
-      <w:r>
-        <w:rPr>
-          <w:rFonts w:cs="Times New Roman"/>
-          <w:noProof/>
-          <w:color w:val="000000" w:themeColor="text1"/>
-          <w:lang w:val="en-GB"/>
+        </w:rPr>
+      </w:pPr>
+      <w:r>
+        <w:rPr>
+          <w:rFonts w:cs="Times New Roman"/>
         </w:rPr>
         <w:drawing>
-          <wp:inline distT="0" distB="0" distL="0" distR="0" wp14:anchorId="55B4183B" wp14:editId="3AA84269">
-            <wp:extent cx="5760720" cy="1116330"/>
-            <wp:effectExtent l="0" t="0" r="0" b="7620"/>
-            <wp:docPr id="962703400" name="Picture 1"/>
+          <wp:inline distT="0" distB="0" distL="0" distR="0" wp14:anchorId="5BD96EBA" wp14:editId="2CC49A50">
+            <wp:extent cx="5676900" cy="911107"/>
+            <wp:effectExtent l="0" t="0" r="0" b="0"/>
+            <wp:docPr id="297920831" name="Picture 2"/>
             <wp:cNvGraphicFramePr>
               <a:graphicFrameLocks xmlns:a="http://schemas.openxmlformats.org/drawingml/2006/main" noChangeAspect="1"/>
             </wp:cNvGraphicFramePr>
@@ -9450,23 +9631,36 @@
               <a:graphicData uri="http://schemas.openxmlformats.org/drawingml/2006/picture">
                 <pic:pic xmlns:pic="http://schemas.openxmlformats.org/drawingml/2006/picture">
                   <pic:nvPicPr>
-                    <pic:cNvPr id="962703400" name=""/>
-                    <pic:cNvPicPr/>
+                    <pic:cNvPr id="0" name="Picture 6"/>
+                    <pic:cNvPicPr>
+                      <a:picLocks noChangeAspect="1" noChangeArrowheads="1"/>
+                    </pic:cNvPicPr>
                   </pic:nvPicPr>
                   <pic:blipFill>
-                    <a:blip r:embed="rId8"/>
+                    <a:blip r:embed="rId8" cstate="print">
+                      <a:extLst>
+                        <a:ext uri="{28A0092B-C50C-407E-A947-70E740481C1C}">
+                          <a14:useLocalDpi xmlns:a14="http://schemas.microsoft.com/office/drawing/2010/main" val="0"/>
+                        </a:ext>
+                      </a:extLst>
+                    </a:blip>
+                    <a:srcRect/>
                     <a:stretch>
                       <a:fillRect/>
                     </a:stretch>
                   </pic:blipFill>
-                  <pic:spPr>
+                  <pic:spPr bwMode="auto">
                     <a:xfrm>
                       <a:off x="0" y="0"/>
-                      <a:ext cx="5760720" cy="1116330"/>
+                      <a:ext cx="5750490" cy="922918"/>
                     </a:xfrm>
                     <a:prstGeom prst="rect">
                       <a:avLst/>
                     </a:prstGeom>
+                    <a:noFill/>
+                    <a:ln>
+                      <a:noFill/>
+                    </a:ln>
                   </pic:spPr>
                 </pic:pic>
               </a:graphicData>
@@ -9517,6 +9711,7 @@
         <w:rPr>
           <w:lang w:val="en-GB"/>
         </w:rPr>
+        <w:lastRenderedPageBreak/>
         <w:t xml:space="preserve">First inconsistency was that the fields for the entities were missing. </w:t>
       </w:r>
       <w:r>
@@ -9645,12 +9840,11 @@
         <w:rPr>
           <w:lang w:val="en-GB"/>
         </w:rPr>
-        <w:lastRenderedPageBreak/>
         <w:drawing>
-          <wp:inline distT="0" distB="0" distL="0" distR="0" wp14:anchorId="1F314225" wp14:editId="6493ED05">
-            <wp:extent cx="5760720" cy="1554480"/>
-            <wp:effectExtent l="0" t="0" r="0" b="7620"/>
-            <wp:docPr id="460137123" name="Picture 1"/>
+          <wp:inline distT="0" distB="0" distL="0" distR="0" wp14:anchorId="04C17BAD" wp14:editId="2ABE5005">
+            <wp:extent cx="5760720" cy="1874520"/>
+            <wp:effectExtent l="0" t="0" r="0" b="0"/>
+            <wp:docPr id="1974442931" name="Picture 1"/>
             <wp:cNvGraphicFramePr>
               <a:graphicFrameLocks xmlns:a="http://schemas.openxmlformats.org/drawingml/2006/main" noChangeAspect="1"/>
             </wp:cNvGraphicFramePr>
@@ -9658,7 +9852,7 @@
               <a:graphicData uri="http://schemas.openxmlformats.org/drawingml/2006/picture">
                 <pic:pic xmlns:pic="http://schemas.openxmlformats.org/drawingml/2006/picture">
                   <pic:nvPicPr>
-                    <pic:cNvPr id="460137123" name=""/>
+                    <pic:cNvPr id="1974442931" name=""/>
                     <pic:cNvPicPr/>
                   </pic:nvPicPr>
                   <pic:blipFill>
@@ -9670,7 +9864,7 @@
                   <pic:spPr>
                     <a:xfrm>
                       <a:off x="0" y="0"/>
-                      <a:ext cx="5760720" cy="1554480"/>
+                      <a:ext cx="5760720" cy="1874520"/>
                     </a:xfrm>
                     <a:prstGeom prst="rect">
                       <a:avLst/>
@@ -9824,11 +10018,12 @@
         <w:rPr>
           <w:lang w:val="en-GB"/>
         </w:rPr>
+        <w:lastRenderedPageBreak/>
         <w:drawing>
-          <wp:inline distT="0" distB="0" distL="0" distR="0" wp14:anchorId="48F463FF" wp14:editId="73EED302">
-            <wp:extent cx="5760720" cy="1702435"/>
+          <wp:inline distT="0" distB="0" distL="0" distR="0" wp14:anchorId="44CB76AC" wp14:editId="0301BD8D">
+            <wp:extent cx="5760720" cy="1853565"/>
             <wp:effectExtent l="0" t="0" r="0" b="0"/>
-            <wp:docPr id="317897149" name="Picture 1"/>
+            <wp:docPr id="407027143" name="Picture 1"/>
             <wp:cNvGraphicFramePr>
               <a:graphicFrameLocks xmlns:a="http://schemas.openxmlformats.org/drawingml/2006/main" noChangeAspect="1"/>
             </wp:cNvGraphicFramePr>
@@ -9836,7 +10031,7 @@
               <a:graphicData uri="http://schemas.openxmlformats.org/drawingml/2006/picture">
                 <pic:pic xmlns:pic="http://schemas.openxmlformats.org/drawingml/2006/picture">
                   <pic:nvPicPr>
-                    <pic:cNvPr id="317897149" name=""/>
+                    <pic:cNvPr id="407027143" name=""/>
                     <pic:cNvPicPr/>
                   </pic:nvPicPr>
                   <pic:blipFill>
@@ -9848,7 +10043,7 @@
                   <pic:spPr>
                     <a:xfrm>
                       <a:off x="0" y="0"/>
-                      <a:ext cx="5760720" cy="1702435"/>
+                      <a:ext cx="5760720" cy="1853565"/>
                     </a:xfrm>
                     <a:prstGeom prst="rect">
                       <a:avLst/>
@@ -10009,12 +10204,11 @@
         <w:rPr>
           <w:lang w:val="en-GB"/>
         </w:rPr>
-        <w:lastRenderedPageBreak/>
         <w:drawing>
-          <wp:inline distT="0" distB="0" distL="0" distR="0" wp14:anchorId="54D175A0" wp14:editId="48980EF7">
-            <wp:extent cx="5760720" cy="1605915"/>
-            <wp:effectExtent l="0" t="0" r="0" b="0"/>
-            <wp:docPr id="982790203" name="Picture 1"/>
+          <wp:inline distT="0" distB="0" distL="0" distR="0" wp14:anchorId="10078DBD" wp14:editId="4A855EA3">
+            <wp:extent cx="5760720" cy="1865630"/>
+            <wp:effectExtent l="0" t="0" r="0" b="1270"/>
+            <wp:docPr id="524704232" name="Picture 1"/>
             <wp:cNvGraphicFramePr>
               <a:graphicFrameLocks xmlns:a="http://schemas.openxmlformats.org/drawingml/2006/main" noChangeAspect="1"/>
             </wp:cNvGraphicFramePr>
@@ -10022,7 +10216,7 @@
               <a:graphicData uri="http://schemas.openxmlformats.org/drawingml/2006/picture">
                 <pic:pic xmlns:pic="http://schemas.openxmlformats.org/drawingml/2006/picture">
                   <pic:nvPicPr>
-                    <pic:cNvPr id="982790203" name=""/>
+                    <pic:cNvPr id="524704232" name=""/>
                     <pic:cNvPicPr/>
                   </pic:nvPicPr>
                   <pic:blipFill>
@@ -10034,7 +10228,7 @@
                   <pic:spPr>
                     <a:xfrm>
                       <a:off x="0" y="0"/>
-                      <a:ext cx="5760720" cy="1605915"/>
+                      <a:ext cx="5760720" cy="1865630"/>
                     </a:xfrm>
                     <a:prstGeom prst="rect">
                       <a:avLst/>
@@ -10114,11 +10308,12 @@
         <w:rPr>
           <w:lang w:val="en-GB"/>
         </w:rPr>
+        <w:lastRenderedPageBreak/>
         <w:drawing>
-          <wp:inline distT="0" distB="0" distL="0" distR="0" wp14:anchorId="0F17D52E" wp14:editId="6A84CA20">
-            <wp:extent cx="5760720" cy="1989455"/>
-            <wp:effectExtent l="0" t="0" r="0" b="0"/>
-            <wp:docPr id="1747563800" name="Picture 1"/>
+          <wp:inline distT="0" distB="0" distL="0" distR="0" wp14:anchorId="24DFF0DA" wp14:editId="0C99D270">
+            <wp:extent cx="5760720" cy="2376170"/>
+            <wp:effectExtent l="0" t="0" r="0" b="5080"/>
+            <wp:docPr id="455208554" name="Picture 1"/>
             <wp:cNvGraphicFramePr>
               <a:graphicFrameLocks xmlns:a="http://schemas.openxmlformats.org/drawingml/2006/main" noChangeAspect="1"/>
             </wp:cNvGraphicFramePr>
@@ -10126,7 +10321,7 @@
               <a:graphicData uri="http://schemas.openxmlformats.org/drawingml/2006/picture">
                 <pic:pic xmlns:pic="http://schemas.openxmlformats.org/drawingml/2006/picture">
                   <pic:nvPicPr>
-                    <pic:cNvPr id="1747563800" name=""/>
+                    <pic:cNvPr id="455208554" name=""/>
                     <pic:cNvPicPr/>
                   </pic:nvPicPr>
                   <pic:blipFill>
@@ -10138,7 +10333,7 @@
                   <pic:spPr>
                     <a:xfrm>
                       <a:off x="0" y="0"/>
-                      <a:ext cx="5760720" cy="1989455"/>
+                      <a:ext cx="5760720" cy="2376170"/>
                     </a:xfrm>
                     <a:prstGeom prst="rect">
                       <a:avLst/>
@@ -10212,10 +10407,19 @@
     </w:p>
     <w:p>
       <w:pPr>
-        <w:rPr>
-          <w:lang w:val="en-GB"/>
-        </w:rPr>
-      </w:pPr>
+        <w:tabs>
+          <w:tab w:val="left" w:pos="2388"/>
+        </w:tabs>
+        <w:rPr>
+          <w:lang w:val="en-GB"/>
+        </w:rPr>
+      </w:pPr>
+      <w:r>
+        <w:rPr>
+          <w:lang w:val="en-GB"/>
+        </w:rPr>
+        <w:tab/>
+      </w:r>
     </w:p>
     <w:p>
       <w:pPr>
@@ -10240,12 +10444,11 @@
         <w:rPr>
           <w:lang w:val="en-GB"/>
         </w:rPr>
-        <w:lastRenderedPageBreak/>
         <w:drawing>
-          <wp:inline distT="0" distB="0" distL="0" distR="0" wp14:anchorId="7F837DC5" wp14:editId="42238BAA">
-            <wp:extent cx="5760720" cy="2823845"/>
-            <wp:effectExtent l="0" t="0" r="0" b="0"/>
-            <wp:docPr id="1085693781" name="Picture 1"/>
+          <wp:inline distT="0" distB="0" distL="0" distR="0" wp14:anchorId="61DDC79F" wp14:editId="434A6519">
+            <wp:extent cx="5760720" cy="2698115"/>
+            <wp:effectExtent l="0" t="0" r="0" b="6985"/>
+            <wp:docPr id="809686745" name="Picture 1"/>
             <wp:cNvGraphicFramePr>
               <a:graphicFrameLocks xmlns:a="http://schemas.openxmlformats.org/drawingml/2006/main" noChangeAspect="1"/>
             </wp:cNvGraphicFramePr>
@@ -10253,7 +10456,7 @@
               <a:graphicData uri="http://schemas.openxmlformats.org/drawingml/2006/picture">
                 <pic:pic xmlns:pic="http://schemas.openxmlformats.org/drawingml/2006/picture">
                   <pic:nvPicPr>
-                    <pic:cNvPr id="1085693781" name=""/>
+                    <pic:cNvPr id="809686745" name=""/>
                     <pic:cNvPicPr/>
                   </pic:nvPicPr>
                   <pic:blipFill>
@@ -10265,7 +10468,7 @@
                   <pic:spPr>
                     <a:xfrm>
                       <a:off x="0" y="0"/>
-                      <a:ext cx="5760720" cy="2823845"/>
+                      <a:ext cx="5760720" cy="2698115"/>
                     </a:xfrm>
                     <a:prstGeom prst="rect">
                       <a:avLst/>
@@ -10378,24 +10581,237 @@
     </w:p>
     <w:p>
       <w:pPr>
+        <w:rPr>
+          <w:lang w:val="en-GB"/>
+        </w:rPr>
+      </w:pPr>
+      <w:r>
+        <w:rPr>
+          <w:lang w:val="en-GB"/>
+        </w:rPr>
+        <w:t>Third revision:</w:t>
+      </w:r>
+    </w:p>
+    <w:p>
+      <w:pPr>
+        <w:rPr>
+          <w:lang w:val="en-GB"/>
+        </w:rPr>
+      </w:pPr>
+      <w:r>
+        <w:rPr>
+          <w:lang w:val="en-GB"/>
+        </w:rPr>
+        <w:lastRenderedPageBreak/>
+        <w:drawing>
+          <wp:inline distT="0" distB="0" distL="0" distR="0" wp14:anchorId="13895FFC" wp14:editId="149F5296">
+            <wp:extent cx="5760720" cy="2298700"/>
+            <wp:effectExtent l="0" t="0" r="0" b="6350"/>
+            <wp:docPr id="1819718774" name="Picture 1"/>
+            <wp:cNvGraphicFramePr>
+              <a:graphicFrameLocks xmlns:a="http://schemas.openxmlformats.org/drawingml/2006/main" noChangeAspect="1"/>
+            </wp:cNvGraphicFramePr>
+            <a:graphic xmlns:a="http://schemas.openxmlformats.org/drawingml/2006/main">
+              <a:graphicData uri="http://schemas.openxmlformats.org/drawingml/2006/picture">
+                <pic:pic xmlns:pic="http://schemas.openxmlformats.org/drawingml/2006/picture">
+                  <pic:nvPicPr>
+                    <pic:cNvPr id="1819718774" name=""/>
+                    <pic:cNvPicPr/>
+                  </pic:nvPicPr>
+                  <pic:blipFill>
+                    <a:blip r:embed="rId14"/>
+                    <a:stretch>
+                      <a:fillRect/>
+                    </a:stretch>
+                  </pic:blipFill>
+                  <pic:spPr>
+                    <a:xfrm>
+                      <a:off x="0" y="0"/>
+                      <a:ext cx="5760720" cy="2298700"/>
+                    </a:xfrm>
+                    <a:prstGeom prst="rect">
+                      <a:avLst/>
+                    </a:prstGeom>
+                  </pic:spPr>
+                </pic:pic>
+              </a:graphicData>
+            </a:graphic>
+          </wp:inline>
+        </w:drawing>
+      </w:r>
+    </w:p>
+    <w:p>
+      <w:pPr>
+        <w:rPr>
+          <w:lang w:val="en-GB"/>
+        </w:rPr>
+      </w:pPr>
+      <w:r>
+        <w:rPr>
+          <w:lang w:val="en-GB"/>
+        </w:rPr>
+        <w:t xml:space="preserve">While drafting </w:t>
+      </w:r>
+      <w:r>
+        <w:rPr>
+          <w:lang w:val="en-GB"/>
+        </w:rPr>
+        <w:t xml:space="preserve">backend API endpoints, </w:t>
+      </w:r>
+      <w:r>
+        <w:rPr>
+          <w:lang w:val="en-GB"/>
+        </w:rPr>
+        <w:t xml:space="preserve">I realised that I </w:t>
+      </w:r>
+      <w:proofErr w:type="gramStart"/>
+      <w:r>
+        <w:rPr>
+          <w:lang w:val="en-GB"/>
+        </w:rPr>
+        <w:t>actually don’t</w:t>
+      </w:r>
+      <w:proofErr w:type="gramEnd"/>
+      <w:r>
+        <w:rPr>
+          <w:lang w:val="en-GB"/>
+        </w:rPr>
+        <w:t xml:space="preserve"> necessarily have to store independent stock </w:t>
+      </w:r>
+      <w:proofErr w:type="gramStart"/>
+      <w:r>
+        <w:rPr>
+          <w:lang w:val="en-GB"/>
+        </w:rPr>
+        <w:t>entities</w:t>
+      </w:r>
+      <w:r>
+        <w:rPr>
+          <w:lang w:val="en-GB"/>
+        </w:rPr>
+        <w:t>, and</w:t>
+      </w:r>
+      <w:proofErr w:type="gramEnd"/>
+      <w:r>
+        <w:rPr>
+          <w:lang w:val="en-GB"/>
+        </w:rPr>
+        <w:t xml:space="preserve"> instead</w:t>
+      </w:r>
+      <w:r>
+        <w:rPr>
+          <w:lang w:val="en-GB"/>
+        </w:rPr>
+        <w:t xml:space="preserve"> could have </w:t>
+      </w:r>
+      <w:r>
+        <w:rPr>
+          <w:lang w:val="en-GB"/>
+        </w:rPr>
+        <w:t>its fields split up and stored in the watchlist entity and comment entity instead.</w:t>
+      </w:r>
+      <w:r>
+        <w:rPr>
+          <w:lang w:val="en-GB"/>
+        </w:rPr>
+        <w:t xml:space="preserve"> </w:t>
+      </w:r>
+      <w:r>
+        <w:rPr>
+          <w:lang w:val="en-GB"/>
+        </w:rPr>
+        <w:t xml:space="preserve">I would say that this version might not necessarily be better than the last one, but this would add another option when I am at the decision phase of the project. </w:t>
+      </w:r>
+    </w:p>
+    <w:p>
+      <w:pPr>
+        <w:rPr>
+          <w:lang w:val="en-GB"/>
+        </w:rPr>
+      </w:pPr>
+    </w:p>
+    <w:p>
+      <w:pPr>
         <w:pStyle w:val="Heading3"/>
         <w:rPr>
-          <w:lang w:val="en-GB"/>
+          <w:lang w:val="fr-CH"/>
         </w:rPr>
       </w:pPr>
       <w:bookmarkStart w:id="52" w:name="_Toc226641846"/>
       <w:r>
         <w:rPr>
-          <w:lang w:val="en-GB"/>
-        </w:rPr>
-        <w:t>User interface mock-ups</w:t>
+          <w:lang w:val="fr-CH"/>
+        </w:rPr>
+        <w:t xml:space="preserve">User interface </w:t>
+      </w:r>
+      <w:proofErr w:type="spellStart"/>
+      <w:r>
+        <w:rPr>
+          <w:lang w:val="fr-CH"/>
+        </w:rPr>
+        <w:t>mock-ups</w:t>
       </w:r>
       <w:bookmarkEnd w:id="52"/>
-    </w:p>
-    <w:p>
-      <w:pPr>
-        <w:rPr>
-          <w:lang w:val="en-GB"/>
+      <w:proofErr w:type="spellEnd"/>
+    </w:p>
+    <w:p>
+      <w:pPr>
+        <w:rPr>
+          <w:lang w:val="fr-CH"/>
+        </w:rPr>
+      </w:pPr>
+    </w:p>
+    <w:p>
+      <w:pPr>
+        <w:rPr>
+          <w:lang w:val="fr-CH"/>
+        </w:rPr>
+      </w:pPr>
+      <w:r>
+        <w:rPr>
+          <w:lang w:val="fr-CH"/>
+        </w:rPr>
+        <w:t xml:space="preserve">I </w:t>
+      </w:r>
+      <w:proofErr w:type="spellStart"/>
+      <w:r>
+        <w:rPr>
+          <w:lang w:val="fr-CH"/>
+        </w:rPr>
+        <w:t>used</w:t>
+      </w:r>
+      <w:proofErr w:type="spellEnd"/>
+      <w:r>
+        <w:rPr>
+          <w:lang w:val="fr-CH"/>
+        </w:rPr>
+        <w:t xml:space="preserve"> </w:t>
+      </w:r>
+      <w:proofErr w:type="spellStart"/>
+      <w:r>
+        <w:rPr>
+          <w:lang w:val="fr-CH"/>
+        </w:rPr>
+        <w:t>figma</w:t>
+      </w:r>
+      <w:proofErr w:type="spellEnd"/>
+      <w:r>
+        <w:rPr>
+          <w:lang w:val="fr-CH"/>
+        </w:rPr>
+        <w:t> !!!! TODO</w:t>
+      </w:r>
+      <w:r>
+        <w:rPr>
+          <w:lang w:val="fr-CH"/>
+        </w:rPr>
+        <w:t> !!!!</w:t>
+      </w:r>
+    </w:p>
+    <w:p>
+      <w:pPr>
+        <w:rPr>
+          <w:lang w:val="fr-CH"/>
         </w:rPr>
       </w:pPr>
     </w:p>
@@ -10419,6 +10835,7 @@
       </w:r>
       <w:r>
         <w:rPr>
+          <w:noProof/>
           <w:lang w:val="en-GB"/>
         </w:rPr>
         <w:drawing>
@@ -10437,7 +10854,7 @@
                     <pic:cNvPicPr/>
                   </pic:nvPicPr>
                   <pic:blipFill>
-                    <a:blip r:embed="rId14"/>
+                    <a:blip r:embed="rId15"/>
                     <a:stretch>
                       <a:fillRect/>
                     </a:stretch>
@@ -10459,6 +10876,7 @@
       </w:r>
       <w:r>
         <w:rPr>
+          <w:noProof/>
           <w:lang w:val="en-GB"/>
         </w:rPr>
         <w:drawing>
@@ -10477,7 +10895,7 @@
                     <pic:cNvPicPr/>
                   </pic:nvPicPr>
                   <pic:blipFill>
-                    <a:blip r:embed="rId15"/>
+                    <a:blip r:embed="rId16"/>
                     <a:stretch>
                       <a:fillRect/>
                     </a:stretch>
@@ -10504,17 +10922,43 @@
           <w:lang w:val="en-GB"/>
         </w:rPr>
       </w:pPr>
-    </w:p>
-    <w:p>
-      <w:pPr>
-        <w:rPr>
-          <w:lang w:val="en-GB"/>
-        </w:rPr>
-      </w:pPr>
-      <w:r>
-        <w:rPr>
-          <w:lang w:val="en-GB"/>
-        </w:rPr>
+      <w:r>
+        <w:rPr>
+          <w:lang w:val="en-GB"/>
+        </w:rPr>
+        <w:t xml:space="preserve">This mock-up </w:t>
+      </w:r>
+      <w:r>
+        <w:rPr>
+          <w:lang w:val="en-GB"/>
+        </w:rPr>
+        <w:t>was made purely to evaluate the feasibility of this project</w:t>
+      </w:r>
+      <w:r>
+        <w:rPr>
+          <w:lang w:val="en-GB"/>
+        </w:rPr>
+        <w:t xml:space="preserve">. </w:t>
+      </w:r>
+    </w:p>
+    <w:p>
+      <w:pPr>
+        <w:rPr>
+          <w:lang w:val="en-GB"/>
+        </w:rPr>
+      </w:pPr>
+    </w:p>
+    <w:p>
+      <w:pPr>
+        <w:rPr>
+          <w:lang w:val="en-GB"/>
+        </w:rPr>
+      </w:pPr>
+      <w:r>
+        <w:rPr>
+          <w:lang w:val="en-GB"/>
+        </w:rPr>
+        <w:lastRenderedPageBreak/>
         <w:t xml:space="preserve">New mock-ups based on requirements, </w:t>
       </w:r>
       <w:r>
@@ -10549,6 +10993,7 @@
       </w:r>
       <w:r>
         <w:rPr>
+          <w:noProof/>
           <w:lang w:val="en-GB"/>
         </w:rPr>
         <w:drawing>
@@ -10567,7 +11012,7 @@
                     <pic:cNvPicPr/>
                   </pic:nvPicPr>
                   <pic:blipFill>
-                    <a:blip r:embed="rId16"/>
+                    <a:blip r:embed="rId17"/>
                     <a:stretch>
                       <a:fillRect/>
                     </a:stretch>
@@ -10589,6 +11034,7 @@
       </w:r>
       <w:r>
         <w:rPr>
+          <w:noProof/>
           <w:lang w:val="en-GB"/>
         </w:rPr>
         <w:drawing>
@@ -10607,7 +11053,7 @@
                     <pic:cNvPicPr/>
                   </pic:nvPicPr>
                   <pic:blipFill>
-                    <a:blip r:embed="rId17"/>
+                    <a:blip r:embed="rId18"/>
                     <a:stretch>
                       <a:fillRect/>
                     </a:stretch>
@@ -10636,9 +11082,9 @@
       </w:pPr>
       <w:r>
         <w:rPr>
-          <w:lang w:val="en-GB"/>
-        </w:rPr>
-        <w:lastRenderedPageBreak/>
+          <w:noProof/>
+          <w:lang w:val="en-GB"/>
+        </w:rPr>
         <w:drawing>
           <wp:inline distT="0" distB="0" distL="0" distR="0" wp14:anchorId="77244BAF" wp14:editId="7AF4E28E">
             <wp:extent cx="2858919" cy="1686296"/>
@@ -10655,7 +11101,7 @@
                     <pic:cNvPicPr/>
                   </pic:nvPicPr>
                   <pic:blipFill>
-                    <a:blip r:embed="rId17"/>
+                    <a:blip r:embed="rId18"/>
                     <a:stretch>
                       <a:fillRect/>
                     </a:stretch>
@@ -10677,6 +11123,7 @@
       </w:r>
       <w:r>
         <w:rPr>
+          <w:noProof/>
           <w:lang w:val="en-GB"/>
         </w:rPr>
         <w:drawing>
@@ -10695,7 +11142,7 @@
                     <pic:cNvPicPr/>
                   </pic:nvPicPr>
                   <pic:blipFill>
-                    <a:blip r:embed="rId17"/>
+                    <a:blip r:embed="rId18"/>
                     <a:stretch>
                       <a:fillRect/>
                     </a:stretch>
@@ -10744,6 +11191,7 @@
       </w:pPr>
       <w:r>
         <w:rPr>
+          <w:noProof/>
           <w:lang w:val="en-GB"/>
         </w:rPr>
         <w:drawing>
@@ -10762,7 +11210,7 @@
                     <pic:cNvPicPr/>
                   </pic:nvPicPr>
                   <pic:blipFill>
-                    <a:blip r:embed="rId18"/>
+                    <a:blip r:embed="rId19"/>
                     <a:stretch>
                       <a:fillRect/>
                     </a:stretch>
@@ -10784,6 +11232,7 @@
       </w:r>
       <w:r>
         <w:rPr>
+          <w:noProof/>
           <w:lang w:val="en-GB"/>
         </w:rPr>
         <w:drawing>
@@ -10802,7 +11251,7 @@
                     <pic:cNvPicPr/>
                   </pic:nvPicPr>
                   <pic:blipFill>
-                    <a:blip r:embed="rId18"/>
+                    <a:blip r:embed="rId19"/>
                     <a:stretch>
                       <a:fillRect/>
                     </a:stretch>
@@ -10831,6 +11280,7 @@
       </w:pPr>
       <w:r>
         <w:rPr>
+          <w:noProof/>
           <w:lang w:val="en-GB"/>
         </w:rPr>
         <w:drawing>
@@ -10849,7 +11299,7 @@
                     <pic:cNvPicPr/>
                   </pic:nvPicPr>
                   <pic:blipFill>
-                    <a:blip r:embed="rId19"/>
+                    <a:blip r:embed="rId20"/>
                     <a:stretch>
                       <a:fillRect/>
                     </a:stretch>
@@ -10871,6 +11321,7 @@
       </w:r>
       <w:r>
         <w:rPr>
+          <w:noProof/>
           <w:lang w:val="en-GB"/>
         </w:rPr>
         <w:drawing>
@@ -10889,7 +11340,7 @@
                     <pic:cNvPicPr/>
                   </pic:nvPicPr>
                   <pic:blipFill>
-                    <a:blip r:embed="rId19"/>
+                    <a:blip r:embed="rId20"/>
                     <a:stretch>
                       <a:fillRect/>
                     </a:stretch>
@@ -10936,23 +11387,456 @@
         <w:rPr>
           <w:lang w:val="en-GB"/>
         </w:rPr>
-        <w:t>Backend endpoints definition</w:t>
+        <w:lastRenderedPageBreak/>
+        <w:t xml:space="preserve">Backend </w:t>
+      </w:r>
+      <w:r>
+        <w:rPr>
+          <w:lang w:val="en-GB"/>
+        </w:rPr>
+        <w:t xml:space="preserve">API </w:t>
+      </w:r>
+      <w:r>
+        <w:rPr>
+          <w:lang w:val="en-GB"/>
+        </w:rPr>
+        <w:t>endpoints definition</w:t>
       </w:r>
       <w:bookmarkEnd w:id="53"/>
-    </w:p>
-    <w:p>
-      <w:pPr>
-        <w:rPr>
-          <w:lang w:val="en-GB"/>
-        </w:rPr>
-      </w:pPr>
-    </w:p>
-    <w:p>
-      <w:pPr>
-        <w:rPr>
-          <w:lang w:val="en-GB"/>
-        </w:rPr>
-      </w:pPr>
+      <w:r>
+        <w:rPr>
+          <w:lang w:val="en-GB"/>
+        </w:rPr>
+        <w:t xml:space="preserve"> TODO !!!</w:t>
+      </w:r>
+      <w:r>
+        <w:rPr>
+          <w:lang w:val="en-GB"/>
+        </w:rPr>
+        <w:t xml:space="preserve"> update when swagger is don</w:t>
+      </w:r>
+      <w:r>
+        <w:rPr>
+          <w:lang w:val="en-GB"/>
+        </w:rPr>
+        <w:t>e</w:t>
+      </w:r>
+    </w:p>
+    <w:p>
+      <w:pPr>
+        <w:rPr>
+          <w:lang w:val="en-GB"/>
+        </w:rPr>
+      </w:pPr>
+    </w:p>
+    <w:p>
+      <w:pPr>
+        <w:rPr>
+          <w:lang w:val="en-GB"/>
+        </w:rPr>
+      </w:pPr>
+      <w:proofErr w:type="spellStart"/>
+      <w:r>
+        <w:rPr>
+          <w:lang w:val="en-GB"/>
+        </w:rPr>
+        <w:t>CommentController</w:t>
+      </w:r>
+      <w:proofErr w:type="spellEnd"/>
+      <w:r>
+        <w:rPr>
+          <w:lang w:val="en-GB"/>
+        </w:rPr>
+        <w:t>:</w:t>
+      </w:r>
+    </w:p>
+    <w:p>
+      <w:pPr>
+        <w:pStyle w:val="ListParagraph"/>
+        <w:numPr>
+          <w:ilvl w:val="0"/>
+          <w:numId w:val="22"/>
+        </w:numPr>
+        <w:rPr>
+          <w:lang w:val="en-GB"/>
+        </w:rPr>
+      </w:pPr>
+      <w:proofErr w:type="spellStart"/>
+      <w:r>
+        <w:rPr>
+          <w:lang w:val="en-GB"/>
+        </w:rPr>
+        <w:t>getComment</w:t>
+      </w:r>
+      <w:r>
+        <w:rPr>
+          <w:lang w:val="en-GB"/>
+        </w:rPr>
+        <w:t>s</w:t>
+      </w:r>
+      <w:r>
+        <w:rPr>
+          <w:lang w:val="en-GB"/>
+        </w:rPr>
+        <w:t>ByStock</w:t>
+      </w:r>
+      <w:proofErr w:type="spellEnd"/>
+      <w:r>
+        <w:rPr>
+          <w:lang w:val="en-GB"/>
+        </w:rPr>
+        <w:t xml:space="preserve"> </w:t>
+      </w:r>
+      <w:r>
+        <w:rPr>
+          <w:lang w:val="en-GB"/>
+        </w:rPr>
+        <w:t xml:space="preserve">HTTP </w:t>
+      </w:r>
+      <w:r>
+        <w:rPr>
+          <w:lang w:val="en-GB"/>
+        </w:rPr>
+        <w:t>get</w:t>
+      </w:r>
+    </w:p>
+    <w:p>
+      <w:pPr>
+        <w:pStyle w:val="ListParagraph"/>
+        <w:numPr>
+          <w:ilvl w:val="0"/>
+          <w:numId w:val="22"/>
+        </w:numPr>
+        <w:rPr>
+          <w:lang w:val="en-GB"/>
+        </w:rPr>
+      </w:pPr>
+      <w:proofErr w:type="spellStart"/>
+      <w:r>
+        <w:rPr>
+          <w:lang w:val="en-GB"/>
+        </w:rPr>
+        <w:t>createComment</w:t>
+      </w:r>
+      <w:proofErr w:type="spellEnd"/>
+      <w:r>
+        <w:rPr>
+          <w:lang w:val="en-GB"/>
+        </w:rPr>
+        <w:t xml:space="preserve"> HTTP </w:t>
+      </w:r>
+      <w:r>
+        <w:rPr>
+          <w:lang w:val="en-GB"/>
+        </w:rPr>
+        <w:t>post</w:t>
+      </w:r>
+    </w:p>
+    <w:p>
+      <w:pPr>
+        <w:pStyle w:val="ListParagraph"/>
+        <w:numPr>
+          <w:ilvl w:val="0"/>
+          <w:numId w:val="22"/>
+        </w:numPr>
+        <w:rPr>
+          <w:lang w:val="en-GB"/>
+        </w:rPr>
+      </w:pPr>
+      <w:proofErr w:type="spellStart"/>
+      <w:r>
+        <w:rPr>
+          <w:lang w:val="en-GB"/>
+        </w:rPr>
+        <w:t>u</w:t>
+      </w:r>
+      <w:r>
+        <w:rPr>
+          <w:lang w:val="en-GB"/>
+        </w:rPr>
+        <w:t>pdateComment</w:t>
+      </w:r>
+      <w:proofErr w:type="spellEnd"/>
+      <w:r>
+        <w:rPr>
+          <w:lang w:val="en-GB"/>
+        </w:rPr>
+        <w:t xml:space="preserve"> HTTP </w:t>
+      </w:r>
+      <w:r>
+        <w:rPr>
+          <w:lang w:val="en-GB"/>
+        </w:rPr>
+        <w:t>put</w:t>
+      </w:r>
+    </w:p>
+    <w:p>
+      <w:pPr>
+        <w:pStyle w:val="ListParagraph"/>
+        <w:numPr>
+          <w:ilvl w:val="0"/>
+          <w:numId w:val="22"/>
+        </w:numPr>
+        <w:rPr>
+          <w:lang w:val="en-GB"/>
+        </w:rPr>
+      </w:pPr>
+      <w:proofErr w:type="spellStart"/>
+      <w:r>
+        <w:rPr>
+          <w:lang w:val="en-GB"/>
+        </w:rPr>
+        <w:t>deleteComment</w:t>
+      </w:r>
+      <w:proofErr w:type="spellEnd"/>
+      <w:r>
+        <w:rPr>
+          <w:lang w:val="en-GB"/>
+        </w:rPr>
+        <w:t xml:space="preserve"> </w:t>
+      </w:r>
+      <w:r>
+        <w:rPr>
+          <w:lang w:val="en-GB"/>
+        </w:rPr>
+        <w:t xml:space="preserve">HTTP </w:t>
+      </w:r>
+      <w:r>
+        <w:rPr>
+          <w:lang w:val="en-GB"/>
+        </w:rPr>
+        <w:t>delete</w:t>
+      </w:r>
+    </w:p>
+    <w:p>
+      <w:pPr>
+        <w:rPr>
+          <w:lang w:val="en-GB"/>
+        </w:rPr>
+      </w:pPr>
+      <w:proofErr w:type="spellStart"/>
+      <w:r>
+        <w:rPr>
+          <w:lang w:val="en-GB"/>
+        </w:rPr>
+        <w:t>StockController</w:t>
+      </w:r>
+      <w:proofErr w:type="spellEnd"/>
+      <w:r>
+        <w:rPr>
+          <w:lang w:val="en-GB"/>
+        </w:rPr>
+        <w:t>:</w:t>
+      </w:r>
+    </w:p>
+    <w:p>
+      <w:pPr>
+        <w:pStyle w:val="ListParagraph"/>
+        <w:numPr>
+          <w:ilvl w:val="0"/>
+          <w:numId w:val="23"/>
+        </w:numPr>
+        <w:rPr>
+          <w:lang w:val="en-GB"/>
+        </w:rPr>
+      </w:pPr>
+      <w:proofErr w:type="spellStart"/>
+      <w:r>
+        <w:rPr>
+          <w:lang w:val="en-GB"/>
+        </w:rPr>
+        <w:t>getPriceData</w:t>
+      </w:r>
+      <w:proofErr w:type="spellEnd"/>
+      <w:r>
+        <w:rPr>
+          <w:lang w:val="en-GB"/>
+        </w:rPr>
+        <w:t xml:space="preserve"> HTTP get</w:t>
+      </w:r>
+    </w:p>
+    <w:p>
+      <w:pPr>
+        <w:pStyle w:val="ListParagraph"/>
+        <w:numPr>
+          <w:ilvl w:val="0"/>
+          <w:numId w:val="23"/>
+        </w:numPr>
+        <w:rPr>
+          <w:lang w:val="en-GB"/>
+        </w:rPr>
+      </w:pPr>
+      <w:proofErr w:type="spellStart"/>
+      <w:r>
+        <w:rPr>
+          <w:lang w:val="en-GB"/>
+        </w:rPr>
+        <w:t>get</w:t>
+      </w:r>
+      <w:r>
+        <w:rPr>
+          <w:lang w:val="en-GB"/>
+        </w:rPr>
+        <w:t>TickersByWatchlist</w:t>
+      </w:r>
+      <w:proofErr w:type="spellEnd"/>
+      <w:r>
+        <w:rPr>
+          <w:lang w:val="en-GB"/>
+        </w:rPr>
+        <w:t xml:space="preserve"> HTTP get</w:t>
+      </w:r>
+    </w:p>
+    <w:p>
+      <w:pPr>
+        <w:pStyle w:val="ListParagraph"/>
+        <w:numPr>
+          <w:ilvl w:val="0"/>
+          <w:numId w:val="23"/>
+        </w:numPr>
+        <w:rPr>
+          <w:lang w:val="en-GB"/>
+        </w:rPr>
+      </w:pPr>
+      <w:proofErr w:type="spellStart"/>
+      <w:r>
+        <w:rPr>
+          <w:lang w:val="en-GB"/>
+        </w:rPr>
+        <w:t>registerTicker</w:t>
+      </w:r>
+      <w:proofErr w:type="spellEnd"/>
+      <w:r>
+        <w:rPr>
+          <w:lang w:val="en-GB"/>
+        </w:rPr>
+        <w:t xml:space="preserve"> HTTP post</w:t>
+      </w:r>
+    </w:p>
+    <w:p>
+      <w:pPr>
+        <w:rPr>
+          <w:lang w:val="en-GB"/>
+        </w:rPr>
+      </w:pPr>
+      <w:proofErr w:type="spellStart"/>
+      <w:r>
+        <w:rPr>
+          <w:lang w:val="en-GB"/>
+        </w:rPr>
+        <w:t>WatchlistController</w:t>
+      </w:r>
+      <w:proofErr w:type="spellEnd"/>
+      <w:r>
+        <w:rPr>
+          <w:lang w:val="en-GB"/>
+        </w:rPr>
+        <w:t>:</w:t>
+      </w:r>
+    </w:p>
+    <w:p>
+      <w:pPr>
+        <w:pStyle w:val="ListParagraph"/>
+        <w:numPr>
+          <w:ilvl w:val="0"/>
+          <w:numId w:val="24"/>
+        </w:numPr>
+        <w:rPr>
+          <w:lang w:val="en-GB"/>
+        </w:rPr>
+      </w:pPr>
+      <w:proofErr w:type="spellStart"/>
+      <w:r>
+        <w:rPr>
+          <w:lang w:val="en-GB"/>
+        </w:rPr>
+        <w:t>getWatchlists</w:t>
+      </w:r>
+      <w:proofErr w:type="spellEnd"/>
+      <w:r>
+        <w:rPr>
+          <w:lang w:val="en-GB"/>
+        </w:rPr>
+        <w:t xml:space="preserve"> HTTP get</w:t>
+      </w:r>
+    </w:p>
+    <w:p>
+      <w:pPr>
+        <w:pStyle w:val="ListParagraph"/>
+        <w:numPr>
+          <w:ilvl w:val="0"/>
+          <w:numId w:val="24"/>
+        </w:numPr>
+        <w:rPr>
+          <w:lang w:val="en-GB"/>
+        </w:rPr>
+      </w:pPr>
+      <w:proofErr w:type="spellStart"/>
+      <w:r>
+        <w:rPr>
+          <w:lang w:val="en-GB"/>
+        </w:rPr>
+        <w:t>updateWatchlists</w:t>
+      </w:r>
+      <w:proofErr w:type="spellEnd"/>
+      <w:r>
+        <w:rPr>
+          <w:lang w:val="en-GB"/>
+        </w:rPr>
+        <w:t xml:space="preserve"> HTTP put</w:t>
+      </w:r>
+    </w:p>
+    <w:p>
+      <w:pPr>
+        <w:pStyle w:val="ListParagraph"/>
+        <w:numPr>
+          <w:ilvl w:val="0"/>
+          <w:numId w:val="24"/>
+        </w:numPr>
+        <w:rPr>
+          <w:lang w:val="en-GB"/>
+        </w:rPr>
+      </w:pPr>
+      <w:proofErr w:type="spellStart"/>
+      <w:r>
+        <w:rPr>
+          <w:lang w:val="en-GB"/>
+        </w:rPr>
+        <w:t>createWatchlist</w:t>
+      </w:r>
+      <w:proofErr w:type="spellEnd"/>
+      <w:r>
+        <w:rPr>
+          <w:lang w:val="en-GB"/>
+        </w:rPr>
+        <w:t xml:space="preserve"> HTTP post</w:t>
+      </w:r>
+    </w:p>
+    <w:p>
+      <w:pPr>
+        <w:pStyle w:val="ListParagraph"/>
+        <w:numPr>
+          <w:ilvl w:val="0"/>
+          <w:numId w:val="24"/>
+        </w:numPr>
+        <w:rPr>
+          <w:lang w:val="en-GB"/>
+        </w:rPr>
+      </w:pPr>
+      <w:proofErr w:type="spellStart"/>
+      <w:r>
+        <w:rPr>
+          <w:lang w:val="en-GB"/>
+        </w:rPr>
+        <w:t>deleteWatchlist</w:t>
+      </w:r>
+      <w:proofErr w:type="spellEnd"/>
+      <w:r>
+        <w:rPr>
+          <w:lang w:val="en-GB"/>
+        </w:rPr>
+        <w:t xml:space="preserve"> HTTP delete</w:t>
+      </w:r>
     </w:p>
     <w:p>
       <w:pPr>
@@ -11024,7 +11908,6 @@
           <w:color w:val="000000" w:themeColor="text1"/>
           <w:lang w:val="en-GB"/>
         </w:rPr>
-        <w:lastRenderedPageBreak/>
         <w:t>Decide</w:t>
       </w:r>
       <w:r>
@@ -11104,6 +11987,37 @@
     </w:p>
     <w:p>
       <w:pPr>
+        <w:rPr>
+          <w:rFonts w:cs="Times New Roman"/>
+          <w:lang w:val="en-GB"/>
+        </w:rPr>
+      </w:pPr>
+      <w:r>
+        <w:rPr>
+          <w:rFonts w:cs="Times New Roman"/>
+          <w:lang w:val="en-GB"/>
+        </w:rPr>
+        <w:t>Question to be answered in this section: Implement a multi-user or a single-user application for this project?</w:t>
+      </w:r>
+    </w:p>
+    <w:p>
+      <w:pPr>
+        <w:rPr>
+          <w:rFonts w:cs="Times New Roman"/>
+          <w:lang w:val="en-GB"/>
+        </w:rPr>
+      </w:pPr>
+    </w:p>
+    <w:p>
+      <w:pPr>
+        <w:rPr>
+          <w:rFonts w:cs="Times New Roman"/>
+          <w:lang w:val="en-GB"/>
+        </w:rPr>
+      </w:pPr>
+    </w:p>
+    <w:p>
+      <w:pPr>
         <w:pStyle w:val="Heading3"/>
         <w:rPr>
           <w:lang w:val="en-GB"/>
@@ -11128,6 +12042,53 @@
     </w:p>
     <w:p>
       <w:pPr>
+        <w:rPr>
+          <w:rFonts w:cs="Times New Roman"/>
+          <w:lang w:val="en-GB"/>
+        </w:rPr>
+      </w:pPr>
+      <w:r>
+        <w:rPr>
+          <w:rFonts w:cs="Times New Roman"/>
+          <w:lang w:val="en-GB"/>
+        </w:rPr>
+        <w:lastRenderedPageBreak/>
+        <w:t>Question to be answered in this section: Which graph library to use to display stock data?</w:t>
+      </w:r>
+    </w:p>
+    <w:p>
+      <w:pPr>
+        <w:rPr>
+          <w:rFonts w:cs="Times New Roman"/>
+          <w:lang w:val="en-GB"/>
+        </w:rPr>
+      </w:pPr>
+    </w:p>
+    <w:p>
+      <w:pPr>
+        <w:rPr>
+          <w:rFonts w:cs="Times New Roman"/>
+          <w:lang w:val="en-GB"/>
+        </w:rPr>
+      </w:pPr>
+      <w:r>
+        <w:rPr>
+          <w:rFonts w:cs="Times New Roman"/>
+          <w:lang w:val="en-GB"/>
+        </w:rPr>
+        <w:t xml:space="preserve">There are </w:t>
+      </w:r>
+    </w:p>
+    <w:p>
+      <w:pPr>
+        <w:rPr>
+          <w:rFonts w:cs="Times New Roman"/>
+          <w:lang w:val="en-GB"/>
+        </w:rPr>
+      </w:pPr>
+    </w:p>
+    <w:p>
+      <w:pPr>
         <w:pStyle w:val="Heading3"/>
         <w:rPr>
           <w:lang w:val="en-GB"/>
@@ -11157,6 +12118,381 @@
           <w:lang w:val="en-GB"/>
         </w:rPr>
       </w:pPr>
+      <w:r>
+        <w:rPr>
+          <w:rFonts w:cs="Times New Roman"/>
+          <w:lang w:val="en-GB"/>
+        </w:rPr>
+        <w:t xml:space="preserve">Question to be answered in this section: </w:t>
+      </w:r>
+      <w:r>
+        <w:rPr>
+          <w:rFonts w:cs="Times New Roman"/>
+          <w:lang w:val="en-GB"/>
+        </w:rPr>
+        <w:t>Which external stock data sources to use for this application?</w:t>
+      </w:r>
+    </w:p>
+    <w:p>
+      <w:pPr>
+        <w:rPr>
+          <w:rFonts w:cs="Times New Roman"/>
+          <w:lang w:val="en-GB"/>
+        </w:rPr>
+      </w:pPr>
+    </w:p>
+    <w:p>
+      <w:pPr>
+        <w:rPr>
+          <w:rFonts w:cs="Times New Roman"/>
+          <w:lang w:val="en-GB"/>
+        </w:rPr>
+      </w:pPr>
+      <w:r>
+        <w:rPr>
+          <w:rFonts w:cs="Times New Roman"/>
+          <w:lang w:val="en-GB"/>
+        </w:rPr>
+        <w:t xml:space="preserve">Before starting this project, </w:t>
+      </w:r>
+      <w:r>
+        <w:rPr>
+          <w:rFonts w:cs="Times New Roman"/>
+          <w:lang w:val="en-GB"/>
+        </w:rPr>
+        <w:t xml:space="preserve">I had done research to look for a free, legally </w:t>
+      </w:r>
+      <w:r>
+        <w:rPr>
+          <w:rFonts w:cs="Times New Roman"/>
+          <w:lang w:val="en-GB"/>
+        </w:rPr>
+        <w:t xml:space="preserve">compliant </w:t>
+      </w:r>
+      <w:r>
+        <w:rPr>
+          <w:rFonts w:cs="Times New Roman"/>
+          <w:lang w:val="en-GB"/>
+        </w:rPr>
+        <w:t xml:space="preserve">stock data source for the application as preliminary work. </w:t>
+      </w:r>
+      <w:r>
+        <w:rPr>
+          <w:rFonts w:cs="Times New Roman"/>
+          <w:lang w:val="en-GB"/>
+        </w:rPr>
+        <w:t xml:space="preserve">I had found three </w:t>
+      </w:r>
+      <w:r>
+        <w:rPr>
+          <w:rFonts w:cs="Times New Roman"/>
+          <w:lang w:val="en-GB"/>
+        </w:rPr>
+        <w:t xml:space="preserve">options </w:t>
+      </w:r>
+      <w:r>
+        <w:rPr>
+          <w:rFonts w:cs="Times New Roman"/>
+          <w:lang w:val="en-GB"/>
+        </w:rPr>
+        <w:t>-</w:t>
+      </w:r>
+      <w:r>
+        <w:rPr>
+          <w:rFonts w:cs="Times New Roman"/>
+          <w:lang w:val="en-GB"/>
+        </w:rPr>
+        <w:t xml:space="preserve"> </w:t>
+      </w:r>
+      <w:r>
+        <w:rPr>
+          <w:rFonts w:cs="Times New Roman"/>
+          <w:lang w:val="en-GB"/>
+        </w:rPr>
+        <w:t xml:space="preserve">Alpha Vantage API, </w:t>
+      </w:r>
+      <w:proofErr w:type="spellStart"/>
+      <w:r>
+        <w:rPr>
+          <w:rFonts w:cs="Times New Roman"/>
+          <w:lang w:val="en-GB"/>
+        </w:rPr>
+        <w:t>Stooq</w:t>
+      </w:r>
+      <w:proofErr w:type="spellEnd"/>
+      <w:r>
+        <w:rPr>
+          <w:rFonts w:cs="Times New Roman"/>
+          <w:lang w:val="en-GB"/>
+        </w:rPr>
+        <w:t xml:space="preserve"> API and Yahoo Finance API. </w:t>
+      </w:r>
+      <w:r>
+        <w:rPr>
+          <w:rFonts w:cs="Times New Roman"/>
+          <w:lang w:val="en-GB"/>
+        </w:rPr>
+        <w:t>For this decision, I implemented the “decision flowchart” method:</w:t>
+      </w:r>
+    </w:p>
+    <w:p>
+      <w:pPr>
+        <w:rPr>
+          <w:rFonts w:cs="Times New Roman"/>
+          <w:lang w:val="en-GB"/>
+        </w:rPr>
+      </w:pPr>
+    </w:p>
+    <w:p>
+      <w:pPr>
+        <w:rPr>
+          <w:rFonts w:cs="Times New Roman"/>
+          <w:lang w:val="en-GB"/>
+        </w:rPr>
+      </w:pPr>
+    </w:p>
+    <w:p>
+      <w:pPr>
+        <w:rPr>
+          <w:rFonts w:cs="Times New Roman"/>
+          <w:lang w:val="en-GB"/>
+        </w:rPr>
+      </w:pPr>
+    </w:p>
+    <w:p>
+      <w:pPr>
+        <w:rPr>
+          <w:rFonts w:cs="Times New Roman"/>
+          <w:lang w:val="en-GB"/>
+        </w:rPr>
+      </w:pPr>
+    </w:p>
+    <w:p>
+      <w:pPr>
+        <w:pStyle w:val="Heading3"/>
+        <w:rPr>
+          <w:lang w:val="en-GB"/>
+        </w:rPr>
+      </w:pPr>
+      <w:r>
+        <w:rPr>
+          <w:lang w:val="en-GB"/>
+        </w:rPr>
+        <w:t>Vertical or horizontal scrolling</w:t>
+      </w:r>
+    </w:p>
+    <w:p>
+      <w:pPr>
+        <w:rPr>
+          <w:rFonts w:cs="Times New Roman"/>
+          <w:lang w:val="en-GB"/>
+        </w:rPr>
+      </w:pPr>
+    </w:p>
+    <w:p>
+      <w:pPr>
+        <w:rPr>
+          <w:rFonts w:cs="Times New Roman"/>
+          <w:lang w:val="en-GB"/>
+        </w:rPr>
+      </w:pPr>
+      <w:r>
+        <w:rPr>
+          <w:rFonts w:cs="Times New Roman"/>
+          <w:lang w:val="en-GB"/>
+        </w:rPr>
+        <w:t>Question to be answered in this section</w:t>
+      </w:r>
+      <w:r>
+        <w:rPr>
+          <w:rFonts w:cs="Times New Roman"/>
+          <w:lang w:val="en-GB"/>
+        </w:rPr>
+        <w:t xml:space="preserve">: </w:t>
+      </w:r>
+      <w:r>
+        <w:rPr>
+          <w:rFonts w:cs="Times New Roman"/>
+          <w:lang w:val="en-GB"/>
+        </w:rPr>
+        <w:t>Which user interface variant to implement?</w:t>
+      </w:r>
+    </w:p>
+    <w:p>
+      <w:pPr>
+        <w:rPr>
+          <w:rFonts w:cs="Times New Roman"/>
+          <w:lang w:val="en-GB"/>
+        </w:rPr>
+      </w:pPr>
+    </w:p>
+    <w:p>
+      <w:pPr>
+        <w:rPr>
+          <w:lang w:val="en-GB"/>
+        </w:rPr>
+      </w:pPr>
+      <w:r>
+        <w:rPr>
+          <w:rFonts w:cs="Times New Roman"/>
+          <w:lang w:val="en-GB"/>
+        </w:rPr>
+        <w:t xml:space="preserve">In the planning phase, I </w:t>
+      </w:r>
+      <w:r>
+        <w:rPr>
+          <w:rFonts w:cs="Times New Roman"/>
+          <w:lang w:val="en-GB"/>
+        </w:rPr>
+        <w:t xml:space="preserve">made two detailed UI variants. </w:t>
+      </w:r>
+      <w:r>
+        <w:rPr>
+          <w:lang w:val="en-GB"/>
+        </w:rPr>
+        <w:t>Now I need to d</w:t>
+      </w:r>
+      <w:r>
+        <w:rPr>
+          <w:lang w:val="en-GB"/>
+        </w:rPr>
+        <w:t xml:space="preserve">ecide which variant to implement. </w:t>
+      </w:r>
+    </w:p>
+    <w:p>
+      <w:pPr>
+        <w:rPr>
+          <w:lang w:val="en-GB"/>
+        </w:rPr>
+      </w:pPr>
+    </w:p>
+    <w:p>
+      <w:pPr>
+        <w:rPr>
+          <w:lang w:val="en-GB"/>
+        </w:rPr>
+      </w:pPr>
+      <w:r>
+        <w:rPr>
+          <w:lang w:val="en-GB"/>
+        </w:rPr>
+        <w:t>Options:</w:t>
+      </w:r>
+    </w:p>
+    <w:p>
+      <w:pPr>
+        <w:pStyle w:val="ListParagraph"/>
+        <w:numPr>
+          <w:ilvl w:val="0"/>
+          <w:numId w:val="25"/>
+        </w:numPr>
+        <w:rPr>
+          <w:lang w:val="en-GB"/>
+        </w:rPr>
+      </w:pPr>
+      <w:r>
+        <w:rPr>
+          <w:lang w:val="en-GB"/>
+        </w:rPr>
+        <w:t>Variant one - UI focused on vertical scrolling</w:t>
+      </w:r>
+    </w:p>
+    <w:p>
+      <w:pPr>
+        <w:pStyle w:val="ListParagraph"/>
+        <w:numPr>
+          <w:ilvl w:val="0"/>
+          <w:numId w:val="25"/>
+        </w:numPr>
+        <w:rPr>
+          <w:lang w:val="en-GB"/>
+        </w:rPr>
+      </w:pPr>
+      <w:r>
+        <w:rPr>
+          <w:lang w:val="en-GB"/>
+        </w:rPr>
+        <w:t>Variant two - UI focused on horizontal scrolling</w:t>
+      </w:r>
+    </w:p>
+    <w:p>
+      <w:pPr>
+        <w:rPr>
+          <w:rFonts w:cs="Times New Roman"/>
+          <w:lang w:val="en-GB"/>
+        </w:rPr>
+      </w:pPr>
+    </w:p>
+    <w:p>
+      <w:pPr>
+        <w:pStyle w:val="Heading3"/>
+        <w:rPr>
+          <w:lang w:val="en-GB"/>
+        </w:rPr>
+      </w:pPr>
+      <w:r>
+        <w:rPr>
+          <w:lang w:val="en-GB"/>
+        </w:rPr>
+        <w:t>Data structure</w:t>
+      </w:r>
+    </w:p>
+    <w:p>
+      <w:pPr>
+        <w:rPr>
+          <w:rFonts w:cs="Times New Roman"/>
+          <w:lang w:val="en-GB"/>
+        </w:rPr>
+      </w:pPr>
+    </w:p>
+    <w:p>
+      <w:pPr>
+        <w:pStyle w:val="Heading3"/>
+        <w:rPr>
+          <w:lang w:val="en-GB"/>
+        </w:rPr>
+      </w:pPr>
+      <w:r>
+        <w:rPr>
+          <w:lang w:val="en-GB"/>
+        </w:rPr>
+        <w:lastRenderedPageBreak/>
+        <w:t xml:space="preserve">Frontend </w:t>
+      </w:r>
+      <w:r>
+        <w:rPr>
+          <w:lang w:val="en-GB"/>
+        </w:rPr>
+        <w:t>structure</w:t>
+      </w:r>
+    </w:p>
+    <w:p>
+      <w:pPr>
+        <w:rPr>
+          <w:rFonts w:cs="Times New Roman"/>
+          <w:lang w:val="en-GB"/>
+        </w:rPr>
+      </w:pPr>
+    </w:p>
+    <w:p>
+      <w:pPr>
+        <w:pStyle w:val="Heading3"/>
+        <w:rPr>
+          <w:lang w:val="en-GB"/>
+        </w:rPr>
+      </w:pPr>
+      <w:r>
+        <w:rPr>
+          <w:lang w:val="en-GB"/>
+        </w:rPr>
+        <w:t xml:space="preserve">Backend </w:t>
+      </w:r>
+      <w:r>
+        <w:rPr>
+          <w:lang w:val="en-GB"/>
+        </w:rPr>
+        <w:t>structure</w:t>
+      </w:r>
     </w:p>
     <w:p>
       <w:pPr>
@@ -11473,79 +12809,79 @@
         <w:rPr>
           <w:lang w:val="en-GB"/>
         </w:rPr>
+        <w:t>Evaluate (</w:t>
+      </w:r>
+      <w:proofErr w:type="spellStart"/>
+      <w:r>
+        <w:rPr>
+          <w:lang w:val="en-GB"/>
+        </w:rPr>
+        <w:t>Auswerten</w:t>
+      </w:r>
+      <w:proofErr w:type="spellEnd"/>
+      <w:r>
+        <w:rPr>
+          <w:lang w:val="en-GB"/>
+        </w:rPr>
+        <w:t>)</w:t>
+      </w:r>
+      <w:bookmarkEnd w:id="68"/>
+    </w:p>
+    <w:p>
+      <w:pPr>
+        <w:rPr>
+          <w:rFonts w:cs="Times New Roman"/>
+          <w:color w:val="000000" w:themeColor="text1"/>
+          <w:lang w:val="en-GB"/>
+        </w:rPr>
+      </w:pPr>
+    </w:p>
+    <w:p>
+      <w:pPr>
+        <w:pStyle w:val="Heading1"/>
+        <w:rPr>
+          <w:rFonts w:cs="Times New Roman"/>
+          <w:color w:val="000000" w:themeColor="text1"/>
+          <w:lang w:val="en-GB"/>
+        </w:rPr>
+      </w:pPr>
+      <w:bookmarkStart w:id="69" w:name="_Toc226641863"/>
+      <w:r>
+        <w:rPr>
+          <w:rFonts w:cs="Times New Roman"/>
+          <w:color w:val="000000" w:themeColor="text1"/>
+          <w:lang w:val="en-GB"/>
+        </w:rPr>
+        <w:t>List of illustrations</w:t>
+      </w:r>
+      <w:bookmarkEnd w:id="69"/>
+    </w:p>
+    <w:p>
+      <w:pPr>
+        <w:rPr>
+          <w:rFonts w:cs="Times New Roman"/>
+          <w:color w:val="000000" w:themeColor="text1"/>
+          <w:lang w:val="en-GB"/>
+        </w:rPr>
+      </w:pPr>
+    </w:p>
+    <w:p>
+      <w:pPr>
+        <w:pStyle w:val="Heading1"/>
+        <w:rPr>
+          <w:rFonts w:cs="Times New Roman"/>
+          <w:color w:val="000000" w:themeColor="text1"/>
+          <w:lang w:val="en-GB"/>
+        </w:rPr>
+      </w:pPr>
+      <w:bookmarkStart w:id="70" w:name="_Toc226641864"/>
+      <w:r>
+        <w:rPr>
+          <w:rFonts w:cs="Times New Roman"/>
+          <w:color w:val="000000" w:themeColor="text1"/>
+          <w:lang w:val="en-GB"/>
+        </w:rPr>
         <w:lastRenderedPageBreak/>
-        <w:t>Evaluate (</w:t>
-      </w:r>
-      <w:proofErr w:type="spellStart"/>
-      <w:r>
-        <w:rPr>
-          <w:lang w:val="en-GB"/>
-        </w:rPr>
-        <w:t>Auswerten</w:t>
-      </w:r>
-      <w:proofErr w:type="spellEnd"/>
-      <w:r>
-        <w:rPr>
-          <w:lang w:val="en-GB"/>
-        </w:rPr>
-        <w:t>)</w:t>
-      </w:r>
-      <w:bookmarkEnd w:id="68"/>
-    </w:p>
-    <w:p>
-      <w:pPr>
-        <w:rPr>
-          <w:rFonts w:cs="Times New Roman"/>
-          <w:color w:val="000000" w:themeColor="text1"/>
-          <w:lang w:val="en-GB"/>
-        </w:rPr>
-      </w:pPr>
-    </w:p>
-    <w:p>
-      <w:pPr>
-        <w:pStyle w:val="Heading1"/>
-        <w:rPr>
-          <w:rFonts w:cs="Times New Roman"/>
-          <w:color w:val="000000" w:themeColor="text1"/>
-          <w:lang w:val="en-GB"/>
-        </w:rPr>
-      </w:pPr>
-      <w:bookmarkStart w:id="69" w:name="_Toc226641863"/>
-      <w:r>
-        <w:rPr>
-          <w:rFonts w:cs="Times New Roman"/>
-          <w:color w:val="000000" w:themeColor="text1"/>
-          <w:lang w:val="en-GB"/>
-        </w:rPr>
-        <w:t>List of illustrations</w:t>
-      </w:r>
-      <w:bookmarkEnd w:id="69"/>
-    </w:p>
-    <w:p>
-      <w:pPr>
-        <w:rPr>
-          <w:rFonts w:cs="Times New Roman"/>
-          <w:color w:val="000000" w:themeColor="text1"/>
-          <w:lang w:val="en-GB"/>
-        </w:rPr>
-      </w:pPr>
-    </w:p>
-    <w:p>
-      <w:pPr>
-        <w:pStyle w:val="Heading1"/>
-        <w:rPr>
-          <w:rFonts w:cs="Times New Roman"/>
-          <w:color w:val="000000" w:themeColor="text1"/>
-          <w:lang w:val="en-GB"/>
-        </w:rPr>
-      </w:pPr>
-      <w:bookmarkStart w:id="70" w:name="_Toc226641864"/>
-      <w:r>
-        <w:rPr>
-          <w:rFonts w:cs="Times New Roman"/>
-          <w:color w:val="000000" w:themeColor="text1"/>
-          <w:lang w:val="en-GB"/>
-        </w:rPr>
         <w:t>List of sources</w:t>
       </w:r>
       <w:bookmarkEnd w:id="70"/>
@@ -11631,6 +12967,119 @@
 <file path=word/numbering.xml><?xml version="1.0" encoding="utf-8"?>
 <w:numbering xmlns:wpc="http://schemas.microsoft.com/office/word/2010/wordprocessingCanvas" xmlns:cx="http://schemas.microsoft.com/office/drawing/2014/chartex" xmlns:cx1="http://schemas.microsoft.com/office/drawing/2015/9/8/chartex" xmlns:cx2="http://schemas.microsoft.com/office/drawing/2015/10/21/chartex" xmlns:cx3="http://schemas.microsoft.com/office/drawing/2016/5/9/chartex" xmlns:cx4="http://schemas.microsoft.com/office/drawing/2016/5/10/chartex" xmlns:cx5="http://schemas.microsoft.com/office/drawing/2016/5/11/chartex" xmlns:cx6="http://schemas.microsoft.com/office/drawing/2016/5/12/chartex" xmlns:cx7="http://schemas.microsoft.com/office/drawing/2016/5/13/chartex" xmlns:cx8="http://schemas.microsoft.com/office/drawing/2016/5/14/chartex" xmlns:mc="http://schemas.openxmlformats.org/markup-compatibility/2006" xmlns:aink="http://schemas.microsoft.com/office/drawing/2016/ink" xmlns:am3d="http://schemas.microsoft.com/office/drawing/2017/model3d" xmlns:o="urn:schemas-microsoft-com:office:office" xmlns:oel="http://schemas.microsoft.com/office/2019/extlst" xmlns:r="http://schemas.openxmlformats.org/officeDocument/2006/relationships" xmlns:m="http://schemas.openxmlformats.org/officeDocument/2006/math" xmlns:v="urn:schemas-microsoft-com:vml" xmlns:wp14="http://schemas.microsoft.com/office/word/2010/wordprocessingDrawing" xmlns:wp="http://schemas.openxmlformats.org/drawingml/2006/wordprocessingDrawing" xmlns:w10="urn:schemas-microsoft-com:office:word" xmlns:w="http://schemas.openxmlformats.org/wordprocessingml/2006/main" xmlns:w14="http://schemas.microsoft.com/office/word/2010/wordml" xmlns:w15="http://schemas.microsoft.com/office/word/2012/wordml" xmlns:w16cex="http://schemas.microsoft.com/office/word/2018/wordml/cex" xmlns:w16cid="http://schemas.microsoft.com/office/word/2016/wordml/cid" xmlns:w16="http://schemas.microsoft.com/office/word/2018/wordml" xmlns:w16du="http://schemas.microsoft.com/office/word/2023/wordml/word16du" xmlns:w16sdtdh="http://schemas.microsoft.com/office/word/2020/wordml/sdtdatahash" xmlns:w16sdtfl="http://schemas.microsoft.com/office/word/2024/wordml/sdtformatlock" xmlns:w16se="http://schemas.microsoft.com/office/word/2015/wordml/symex" xmlns:wpg="http://schemas.microsoft.com/office/word/2010/wordprocessingGroup" xmlns:wpi="http://schemas.microsoft.com/office/word/2010/wordprocessingInk" xmlns:wne="http://schemas.microsoft.com/office/word/2006/wordml" xmlns:wps="http://schemas.microsoft.com/office/word/2010/wordprocessingShape" mc:Ignorable="w14 w15 w16se w16cid w16 w16cex w16sdtdh w16sdtfl w16du wp14">
   <w:abstractNum w:abstractNumId="0" w15:restartNumberingAfterBreak="0">
+    <w:nsid w:val="01B47657"/>
+    <w:multiLevelType w:val="hybridMultilevel"/>
+    <w:tmpl w:val="7F7E683A"/>
+    <w:lvl w:ilvl="0" w:tplc="08070001">
+      <w:start w:val="1"/>
+      <w:numFmt w:val="bullet"/>
+      <w:lvlText w:val=""/>
+      <w:lvlJc w:val="left"/>
+      <w:pPr>
+        <w:ind w:left="720" w:hanging="360"/>
+      </w:pPr>
+      <w:rPr>
+        <w:rFonts w:ascii="Symbol" w:hAnsi="Symbol" w:hint="default"/>
+      </w:rPr>
+    </w:lvl>
+    <w:lvl w:ilvl="1" w:tplc="08070003" w:tentative="1">
+      <w:start w:val="1"/>
+      <w:numFmt w:val="bullet"/>
+      <w:lvlText w:val="o"/>
+      <w:lvlJc w:val="left"/>
+      <w:pPr>
+        <w:ind w:left="1440" w:hanging="360"/>
+      </w:pPr>
+      <w:rPr>
+        <w:rFonts w:ascii="Courier New" w:hAnsi="Courier New" w:cs="Courier New" w:hint="default"/>
+      </w:rPr>
+    </w:lvl>
+    <w:lvl w:ilvl="2" w:tplc="08070005" w:tentative="1">
+      <w:start w:val="1"/>
+      <w:numFmt w:val="bullet"/>
+      <w:lvlText w:val=""/>
+      <w:lvlJc w:val="left"/>
+      <w:pPr>
+        <w:ind w:left="2160" w:hanging="360"/>
+      </w:pPr>
+      <w:rPr>
+        <w:rFonts w:ascii="Wingdings" w:hAnsi="Wingdings" w:hint="default"/>
+      </w:rPr>
+    </w:lvl>
+    <w:lvl w:ilvl="3" w:tplc="08070001" w:tentative="1">
+      <w:start w:val="1"/>
+      <w:numFmt w:val="bullet"/>
+      <w:lvlText w:val=""/>
+      <w:lvlJc w:val="left"/>
+      <w:pPr>
+        <w:ind w:left="2880" w:hanging="360"/>
+      </w:pPr>
+      <w:rPr>
+        <w:rFonts w:ascii="Symbol" w:hAnsi="Symbol" w:hint="default"/>
+      </w:rPr>
+    </w:lvl>
+    <w:lvl w:ilvl="4" w:tplc="08070003" w:tentative="1">
+      <w:start w:val="1"/>
+      <w:numFmt w:val="bullet"/>
+      <w:lvlText w:val="o"/>
+      <w:lvlJc w:val="left"/>
+      <w:pPr>
+        <w:ind w:left="3600" w:hanging="360"/>
+      </w:pPr>
+      <w:rPr>
+        <w:rFonts w:ascii="Courier New" w:hAnsi="Courier New" w:cs="Courier New" w:hint="default"/>
+      </w:rPr>
+    </w:lvl>
+    <w:lvl w:ilvl="5" w:tplc="08070005" w:tentative="1">
+      <w:start w:val="1"/>
+      <w:numFmt w:val="bullet"/>
+      <w:lvlText w:val=""/>
+      <w:lvlJc w:val="left"/>
+      <w:pPr>
+        <w:ind w:left="4320" w:hanging="360"/>
+      </w:pPr>
+      <w:rPr>
+        <w:rFonts w:ascii="Wingdings" w:hAnsi="Wingdings" w:hint="default"/>
+      </w:rPr>
+    </w:lvl>
+    <w:lvl w:ilvl="6" w:tplc="08070001" w:tentative="1">
+      <w:start w:val="1"/>
+      <w:numFmt w:val="bullet"/>
+      <w:lvlText w:val=""/>
+      <w:lvlJc w:val="left"/>
+      <w:pPr>
+        <w:ind w:left="5040" w:hanging="360"/>
+      </w:pPr>
+      <w:rPr>
+        <w:rFonts w:ascii="Symbol" w:hAnsi="Symbol" w:hint="default"/>
+      </w:rPr>
+    </w:lvl>
+    <w:lvl w:ilvl="7" w:tplc="08070003" w:tentative="1">
+      <w:start w:val="1"/>
+      <w:numFmt w:val="bullet"/>
+      <w:lvlText w:val="o"/>
+      <w:lvlJc w:val="left"/>
+      <w:pPr>
+        <w:ind w:left="5760" w:hanging="360"/>
+      </w:pPr>
+      <w:rPr>
+        <w:rFonts w:ascii="Courier New" w:hAnsi="Courier New" w:cs="Courier New" w:hint="default"/>
+      </w:rPr>
+    </w:lvl>
+    <w:lvl w:ilvl="8" w:tplc="08070005" w:tentative="1">
+      <w:start w:val="1"/>
+      <w:numFmt w:val="bullet"/>
+      <w:lvlText w:val=""/>
+      <w:lvlJc w:val="left"/>
+      <w:pPr>
+        <w:ind w:left="6480" w:hanging="360"/>
+      </w:pPr>
+      <w:rPr>
+        <w:rFonts w:ascii="Wingdings" w:hAnsi="Wingdings" w:hint="default"/>
+      </w:rPr>
+    </w:lvl>
+  </w:abstractNum>
+  <w:abstractNum w:abstractNumId="1" w15:restartNumberingAfterBreak="0">
     <w:nsid w:val="07C82B28"/>
     <w:multiLevelType w:val="hybridMultilevel"/>
     <w:tmpl w:val="C9042262"/>
@@ -11743,7 +13192,120 @@
       </w:rPr>
     </w:lvl>
   </w:abstractNum>
-  <w:abstractNum w:abstractNumId="1" w15:restartNumberingAfterBreak="0">
+  <w:abstractNum w:abstractNumId="2" w15:restartNumberingAfterBreak="0">
+    <w:nsid w:val="0D65002C"/>
+    <w:multiLevelType w:val="hybridMultilevel"/>
+    <w:tmpl w:val="9F227360"/>
+    <w:lvl w:ilvl="0" w:tplc="08070001">
+      <w:start w:val="1"/>
+      <w:numFmt w:val="bullet"/>
+      <w:lvlText w:val=""/>
+      <w:lvlJc w:val="left"/>
+      <w:pPr>
+        <w:ind w:left="720" w:hanging="360"/>
+      </w:pPr>
+      <w:rPr>
+        <w:rFonts w:ascii="Symbol" w:hAnsi="Symbol" w:hint="default"/>
+      </w:rPr>
+    </w:lvl>
+    <w:lvl w:ilvl="1" w:tplc="08070003" w:tentative="1">
+      <w:start w:val="1"/>
+      <w:numFmt w:val="bullet"/>
+      <w:lvlText w:val="o"/>
+      <w:lvlJc w:val="left"/>
+      <w:pPr>
+        <w:ind w:left="1440" w:hanging="360"/>
+      </w:pPr>
+      <w:rPr>
+        <w:rFonts w:ascii="Courier New" w:hAnsi="Courier New" w:cs="Courier New" w:hint="default"/>
+      </w:rPr>
+    </w:lvl>
+    <w:lvl w:ilvl="2" w:tplc="08070005" w:tentative="1">
+      <w:start w:val="1"/>
+      <w:numFmt w:val="bullet"/>
+      <w:lvlText w:val=""/>
+      <w:lvlJc w:val="left"/>
+      <w:pPr>
+        <w:ind w:left="2160" w:hanging="360"/>
+      </w:pPr>
+      <w:rPr>
+        <w:rFonts w:ascii="Wingdings" w:hAnsi="Wingdings" w:hint="default"/>
+      </w:rPr>
+    </w:lvl>
+    <w:lvl w:ilvl="3" w:tplc="08070001" w:tentative="1">
+      <w:start w:val="1"/>
+      <w:numFmt w:val="bullet"/>
+      <w:lvlText w:val=""/>
+      <w:lvlJc w:val="left"/>
+      <w:pPr>
+        <w:ind w:left="2880" w:hanging="360"/>
+      </w:pPr>
+      <w:rPr>
+        <w:rFonts w:ascii="Symbol" w:hAnsi="Symbol" w:hint="default"/>
+      </w:rPr>
+    </w:lvl>
+    <w:lvl w:ilvl="4" w:tplc="08070003" w:tentative="1">
+      <w:start w:val="1"/>
+      <w:numFmt w:val="bullet"/>
+      <w:lvlText w:val="o"/>
+      <w:lvlJc w:val="left"/>
+      <w:pPr>
+        <w:ind w:left="3600" w:hanging="360"/>
+      </w:pPr>
+      <w:rPr>
+        <w:rFonts w:ascii="Courier New" w:hAnsi="Courier New" w:cs="Courier New" w:hint="default"/>
+      </w:rPr>
+    </w:lvl>
+    <w:lvl w:ilvl="5" w:tplc="08070005" w:tentative="1">
+      <w:start w:val="1"/>
+      <w:numFmt w:val="bullet"/>
+      <w:lvlText w:val=""/>
+      <w:lvlJc w:val="left"/>
+      <w:pPr>
+        <w:ind w:left="4320" w:hanging="360"/>
+      </w:pPr>
+      <w:rPr>
+        <w:rFonts w:ascii="Wingdings" w:hAnsi="Wingdings" w:hint="default"/>
+      </w:rPr>
+    </w:lvl>
+    <w:lvl w:ilvl="6" w:tplc="08070001" w:tentative="1">
+      <w:start w:val="1"/>
+      <w:numFmt w:val="bullet"/>
+      <w:lvlText w:val=""/>
+      <w:lvlJc w:val="left"/>
+      <w:pPr>
+        <w:ind w:left="5040" w:hanging="360"/>
+      </w:pPr>
+      <w:rPr>
+        <w:rFonts w:ascii="Symbol" w:hAnsi="Symbol" w:hint="default"/>
+      </w:rPr>
+    </w:lvl>
+    <w:lvl w:ilvl="7" w:tplc="08070003" w:tentative="1">
+      <w:start w:val="1"/>
+      <w:numFmt w:val="bullet"/>
+      <w:lvlText w:val="o"/>
+      <w:lvlJc w:val="left"/>
+      <w:pPr>
+        <w:ind w:left="5760" w:hanging="360"/>
+      </w:pPr>
+      <w:rPr>
+        <w:rFonts w:ascii="Courier New" w:hAnsi="Courier New" w:cs="Courier New" w:hint="default"/>
+      </w:rPr>
+    </w:lvl>
+    <w:lvl w:ilvl="8" w:tplc="08070005" w:tentative="1">
+      <w:start w:val="1"/>
+      <w:numFmt w:val="bullet"/>
+      <w:lvlText w:val=""/>
+      <w:lvlJc w:val="left"/>
+      <w:pPr>
+        <w:ind w:left="6480" w:hanging="360"/>
+      </w:pPr>
+      <w:rPr>
+        <w:rFonts w:ascii="Wingdings" w:hAnsi="Wingdings" w:hint="default"/>
+      </w:rPr>
+    </w:lvl>
+  </w:abstractNum>
+  <w:abstractNum w:abstractNumId="3" w15:restartNumberingAfterBreak="0">
     <w:nsid w:val="0EB90793"/>
     <w:multiLevelType w:val="hybridMultilevel"/>
     <w:tmpl w:val="91FC08C4"/>
@@ -11855,7 +13417,7 @@
       </w:rPr>
     </w:lvl>
   </w:abstractNum>
-  <w:abstractNum w:abstractNumId="2" w15:restartNumberingAfterBreak="0">
+  <w:abstractNum w:abstractNumId="4" w15:restartNumberingAfterBreak="0">
     <w:nsid w:val="123941B1"/>
     <w:multiLevelType w:val="hybridMultilevel"/>
     <w:tmpl w:val="DB8AD7B8"/>
@@ -11968,7 +13530,7 @@
       </w:rPr>
     </w:lvl>
   </w:abstractNum>
-  <w:abstractNum w:abstractNumId="3" w15:restartNumberingAfterBreak="0">
+  <w:abstractNum w:abstractNumId="5" w15:restartNumberingAfterBreak="0">
     <w:nsid w:val="1B37339D"/>
     <w:multiLevelType w:val="hybridMultilevel"/>
     <w:tmpl w:val="CBDC72A0"/>
@@ -12080,7 +13642,120 @@
       </w:rPr>
     </w:lvl>
   </w:abstractNum>
-  <w:abstractNum w:abstractNumId="4" w15:restartNumberingAfterBreak="0">
+  <w:abstractNum w:abstractNumId="6" w15:restartNumberingAfterBreak="0">
+    <w:nsid w:val="1BD85C9D"/>
+    <w:multiLevelType w:val="hybridMultilevel"/>
+    <w:tmpl w:val="83525BBE"/>
+    <w:lvl w:ilvl="0" w:tplc="08070001">
+      <w:start w:val="1"/>
+      <w:numFmt w:val="bullet"/>
+      <w:lvlText w:val=""/>
+      <w:lvlJc w:val="left"/>
+      <w:pPr>
+        <w:ind w:left="720" w:hanging="360"/>
+      </w:pPr>
+      <w:rPr>
+        <w:rFonts w:ascii="Symbol" w:hAnsi="Symbol" w:hint="default"/>
+      </w:rPr>
+    </w:lvl>
+    <w:lvl w:ilvl="1" w:tplc="08070003" w:tentative="1">
+      <w:start w:val="1"/>
+      <w:numFmt w:val="bullet"/>
+      <w:lvlText w:val="o"/>
+      <w:lvlJc w:val="left"/>
+      <w:pPr>
+        <w:ind w:left="1440" w:hanging="360"/>
+      </w:pPr>
+      <w:rPr>
+        <w:rFonts w:ascii="Courier New" w:hAnsi="Courier New" w:cs="Courier New" w:hint="default"/>
+      </w:rPr>
+    </w:lvl>
+    <w:lvl w:ilvl="2" w:tplc="08070005" w:tentative="1">
+      <w:start w:val="1"/>
+      <w:numFmt w:val="bullet"/>
+      <w:lvlText w:val=""/>
+      <w:lvlJc w:val="left"/>
+      <w:pPr>
+        <w:ind w:left="2160" w:hanging="360"/>
+      </w:pPr>
+      <w:rPr>
+        <w:rFonts w:ascii="Wingdings" w:hAnsi="Wingdings" w:hint="default"/>
+      </w:rPr>
+    </w:lvl>
+    <w:lvl w:ilvl="3" w:tplc="08070001" w:tentative="1">
+      <w:start w:val="1"/>
+      <w:numFmt w:val="bullet"/>
+      <w:lvlText w:val=""/>
+      <w:lvlJc w:val="left"/>
+      <w:pPr>
+        <w:ind w:left="2880" w:hanging="360"/>
+      </w:pPr>
+      <w:rPr>
+        <w:rFonts w:ascii="Symbol" w:hAnsi="Symbol" w:hint="default"/>
+      </w:rPr>
+    </w:lvl>
+    <w:lvl w:ilvl="4" w:tplc="08070003" w:tentative="1">
+      <w:start w:val="1"/>
+      <w:numFmt w:val="bullet"/>
+      <w:lvlText w:val="o"/>
+      <w:lvlJc w:val="left"/>
+      <w:pPr>
+        <w:ind w:left="3600" w:hanging="360"/>
+      </w:pPr>
+      <w:rPr>
+        <w:rFonts w:ascii="Courier New" w:hAnsi="Courier New" w:cs="Courier New" w:hint="default"/>
+      </w:rPr>
+    </w:lvl>
+    <w:lvl w:ilvl="5" w:tplc="08070005" w:tentative="1">
+      <w:start w:val="1"/>
+      <w:numFmt w:val="bullet"/>
+      <w:lvlText w:val=""/>
+      <w:lvlJc w:val="left"/>
+      <w:pPr>
+        <w:ind w:left="4320" w:hanging="360"/>
+      </w:pPr>
+      <w:rPr>
+        <w:rFonts w:ascii="Wingdings" w:hAnsi="Wingdings" w:hint="default"/>
+      </w:rPr>
+    </w:lvl>
+    <w:lvl w:ilvl="6" w:tplc="08070001" w:tentative="1">
+      <w:start w:val="1"/>
+      <w:numFmt w:val="bullet"/>
+      <w:lvlText w:val=""/>
+      <w:lvlJc w:val="left"/>
+      <w:pPr>
+        <w:ind w:left="5040" w:hanging="360"/>
+      </w:pPr>
+      <w:rPr>
+        <w:rFonts w:ascii="Symbol" w:hAnsi="Symbol" w:hint="default"/>
+      </w:rPr>
+    </w:lvl>
+    <w:lvl w:ilvl="7" w:tplc="08070003" w:tentative="1">
+      <w:start w:val="1"/>
+      <w:numFmt w:val="bullet"/>
+      <w:lvlText w:val="o"/>
+      <w:lvlJc w:val="left"/>
+      <w:pPr>
+        <w:ind w:left="5760" w:hanging="360"/>
+      </w:pPr>
+      <w:rPr>
+        <w:rFonts w:ascii="Courier New" w:hAnsi="Courier New" w:cs="Courier New" w:hint="default"/>
+      </w:rPr>
+    </w:lvl>
+    <w:lvl w:ilvl="8" w:tplc="08070005" w:tentative="1">
+      <w:start w:val="1"/>
+      <w:numFmt w:val="bullet"/>
+      <w:lvlText w:val=""/>
+      <w:lvlJc w:val="left"/>
+      <w:pPr>
+        <w:ind w:left="6480" w:hanging="360"/>
+      </w:pPr>
+      <w:rPr>
+        <w:rFonts w:ascii="Wingdings" w:hAnsi="Wingdings" w:hint="default"/>
+      </w:rPr>
+    </w:lvl>
+  </w:abstractNum>
+  <w:abstractNum w:abstractNumId="7" w15:restartNumberingAfterBreak="0">
     <w:nsid w:val="24CE261F"/>
     <w:multiLevelType w:val="hybridMultilevel"/>
     <w:tmpl w:val="39C0D7CC"/>
@@ -12192,7 +13867,7 @@
       </w:rPr>
     </w:lvl>
   </w:abstractNum>
-  <w:abstractNum w:abstractNumId="5" w15:restartNumberingAfterBreak="0">
+  <w:abstractNum w:abstractNumId="8" w15:restartNumberingAfterBreak="0">
     <w:nsid w:val="2C8F317E"/>
     <w:multiLevelType w:val="hybridMultilevel"/>
     <w:tmpl w:val="D4A458D8"/>
@@ -12305,7 +13980,120 @@
       </w:rPr>
     </w:lvl>
   </w:abstractNum>
-  <w:abstractNum w:abstractNumId="6" w15:restartNumberingAfterBreak="0">
+  <w:abstractNum w:abstractNumId="9" w15:restartNumberingAfterBreak="0">
+    <w:nsid w:val="314729E4"/>
+    <w:multiLevelType w:val="hybridMultilevel"/>
+    <w:tmpl w:val="7B2E2330"/>
+    <w:lvl w:ilvl="0" w:tplc="08070001">
+      <w:start w:val="1"/>
+      <w:numFmt w:val="bullet"/>
+      <w:lvlText w:val=""/>
+      <w:lvlJc w:val="left"/>
+      <w:pPr>
+        <w:ind w:left="720" w:hanging="360"/>
+      </w:pPr>
+      <w:rPr>
+        <w:rFonts w:ascii="Symbol" w:hAnsi="Symbol" w:hint="default"/>
+      </w:rPr>
+    </w:lvl>
+    <w:lvl w:ilvl="1" w:tplc="08070003" w:tentative="1">
+      <w:start w:val="1"/>
+      <w:numFmt w:val="bullet"/>
+      <w:lvlText w:val="o"/>
+      <w:lvlJc w:val="left"/>
+      <w:pPr>
+        <w:ind w:left="1440" w:hanging="360"/>
+      </w:pPr>
+      <w:rPr>
+        <w:rFonts w:ascii="Courier New" w:hAnsi="Courier New" w:cs="Courier New" w:hint="default"/>
+      </w:rPr>
+    </w:lvl>
+    <w:lvl w:ilvl="2" w:tplc="08070005" w:tentative="1">
+      <w:start w:val="1"/>
+      <w:numFmt w:val="bullet"/>
+      <w:lvlText w:val=""/>
+      <w:lvlJc w:val="left"/>
+      <w:pPr>
+        <w:ind w:left="2160" w:hanging="360"/>
+      </w:pPr>
+      <w:rPr>
+        <w:rFonts w:ascii="Wingdings" w:hAnsi="Wingdings" w:hint="default"/>
+      </w:rPr>
+    </w:lvl>
+    <w:lvl w:ilvl="3" w:tplc="08070001" w:tentative="1">
+      <w:start w:val="1"/>
+      <w:numFmt w:val="bullet"/>
+      <w:lvlText w:val=""/>
+      <w:lvlJc w:val="left"/>
+      <w:pPr>
+        <w:ind w:left="2880" w:hanging="360"/>
+      </w:pPr>
+      <w:rPr>
+        <w:rFonts w:ascii="Symbol" w:hAnsi="Symbol" w:hint="default"/>
+      </w:rPr>
+    </w:lvl>
+    <w:lvl w:ilvl="4" w:tplc="08070003" w:tentative="1">
+      <w:start w:val="1"/>
+      <w:numFmt w:val="bullet"/>
+      <w:lvlText w:val="o"/>
+      <w:lvlJc w:val="left"/>
+      <w:pPr>
+        <w:ind w:left="3600" w:hanging="360"/>
+      </w:pPr>
+      <w:rPr>
+        <w:rFonts w:ascii="Courier New" w:hAnsi="Courier New" w:cs="Courier New" w:hint="default"/>
+      </w:rPr>
+    </w:lvl>
+    <w:lvl w:ilvl="5" w:tplc="08070005" w:tentative="1">
+      <w:start w:val="1"/>
+      <w:numFmt w:val="bullet"/>
+      <w:lvlText w:val=""/>
+      <w:lvlJc w:val="left"/>
+      <w:pPr>
+        <w:ind w:left="4320" w:hanging="360"/>
+      </w:pPr>
+      <w:rPr>
+        <w:rFonts w:ascii="Wingdings" w:hAnsi="Wingdings" w:hint="default"/>
+      </w:rPr>
+    </w:lvl>
+    <w:lvl w:ilvl="6" w:tplc="08070001" w:tentative="1">
+      <w:start w:val="1"/>
+      <w:numFmt w:val="bullet"/>
+      <w:lvlText w:val=""/>
+      <w:lvlJc w:val="left"/>
+      <w:pPr>
+        <w:ind w:left="5040" w:hanging="360"/>
+      </w:pPr>
+      <w:rPr>
+        <w:rFonts w:ascii="Symbol" w:hAnsi="Symbol" w:hint="default"/>
+      </w:rPr>
+    </w:lvl>
+    <w:lvl w:ilvl="7" w:tplc="08070003" w:tentative="1">
+      <w:start w:val="1"/>
+      <w:numFmt w:val="bullet"/>
+      <w:lvlText w:val="o"/>
+      <w:lvlJc w:val="left"/>
+      <w:pPr>
+        <w:ind w:left="5760" w:hanging="360"/>
+      </w:pPr>
+      <w:rPr>
+        <w:rFonts w:ascii="Courier New" w:hAnsi="Courier New" w:cs="Courier New" w:hint="default"/>
+      </w:rPr>
+    </w:lvl>
+    <w:lvl w:ilvl="8" w:tplc="08070005" w:tentative="1">
+      <w:start w:val="1"/>
+      <w:numFmt w:val="bullet"/>
+      <w:lvlText w:val=""/>
+      <w:lvlJc w:val="left"/>
+      <w:pPr>
+        <w:ind w:left="6480" w:hanging="360"/>
+      </w:pPr>
+      <w:rPr>
+        <w:rFonts w:ascii="Wingdings" w:hAnsi="Wingdings" w:hint="default"/>
+      </w:rPr>
+    </w:lvl>
+  </w:abstractNum>
+  <w:abstractNum w:abstractNumId="10" w15:restartNumberingAfterBreak="0">
     <w:nsid w:val="3D9548F4"/>
     <w:multiLevelType w:val="hybridMultilevel"/>
     <w:tmpl w:val="15A26926"/>
@@ -12417,7 +14205,7 @@
       </w:rPr>
     </w:lvl>
   </w:abstractNum>
-  <w:abstractNum w:abstractNumId="7" w15:restartNumberingAfterBreak="0">
+  <w:abstractNum w:abstractNumId="11" w15:restartNumberingAfterBreak="0">
     <w:nsid w:val="490043CC"/>
     <w:multiLevelType w:val="hybridMultilevel"/>
     <w:tmpl w:val="36BC1278"/>
@@ -12530,7 +14318,7 @@
       </w:rPr>
     </w:lvl>
   </w:abstractNum>
-  <w:abstractNum w:abstractNumId="8" w15:restartNumberingAfterBreak="0">
+  <w:abstractNum w:abstractNumId="12" w15:restartNumberingAfterBreak="0">
     <w:nsid w:val="4B1A64A6"/>
     <w:multiLevelType w:val="hybridMultilevel"/>
     <w:tmpl w:val="E7EE1A24"/>
@@ -12642,7 +14430,7 @@
       </w:rPr>
     </w:lvl>
   </w:abstractNum>
-  <w:abstractNum w:abstractNumId="9" w15:restartNumberingAfterBreak="0">
+  <w:abstractNum w:abstractNumId="13" w15:restartNumberingAfterBreak="0">
     <w:nsid w:val="4F60513A"/>
     <w:multiLevelType w:val="hybridMultilevel"/>
     <w:tmpl w:val="B546E5A6"/>
@@ -12754,7 +14542,7 @@
       </w:rPr>
     </w:lvl>
   </w:abstractNum>
-  <w:abstractNum w:abstractNumId="10" w15:restartNumberingAfterBreak="0">
+  <w:abstractNum w:abstractNumId="14" w15:restartNumberingAfterBreak="0">
     <w:nsid w:val="5080131B"/>
     <w:multiLevelType w:val="hybridMultilevel"/>
     <w:tmpl w:val="2930A272"/>
@@ -12867,7 +14655,7 @@
       </w:rPr>
     </w:lvl>
   </w:abstractNum>
-  <w:abstractNum w:abstractNumId="11" w15:restartNumberingAfterBreak="0">
+  <w:abstractNum w:abstractNumId="15" w15:restartNumberingAfterBreak="0">
     <w:nsid w:val="55D34207"/>
     <w:multiLevelType w:val="hybridMultilevel"/>
     <w:tmpl w:val="87622900"/>
@@ -12979,7 +14767,7 @@
       </w:rPr>
     </w:lvl>
   </w:abstractNum>
-  <w:abstractNum w:abstractNumId="12" w15:restartNumberingAfterBreak="0">
+  <w:abstractNum w:abstractNumId="16" w15:restartNumberingAfterBreak="0">
     <w:nsid w:val="55FA32B6"/>
     <w:multiLevelType w:val="hybridMultilevel"/>
     <w:tmpl w:val="B1F0BBEA"/>
@@ -13091,7 +14879,7 @@
       </w:rPr>
     </w:lvl>
   </w:abstractNum>
-  <w:abstractNum w:abstractNumId="13" w15:restartNumberingAfterBreak="0">
+  <w:abstractNum w:abstractNumId="17" w15:restartNumberingAfterBreak="0">
     <w:nsid w:val="567F121F"/>
     <w:multiLevelType w:val="hybridMultilevel"/>
     <w:tmpl w:val="B1407E1E"/>
@@ -13203,7 +14991,7 @@
       </w:rPr>
     </w:lvl>
   </w:abstractNum>
-  <w:abstractNum w:abstractNumId="14" w15:restartNumberingAfterBreak="0">
+  <w:abstractNum w:abstractNumId="18" w15:restartNumberingAfterBreak="0">
     <w:nsid w:val="5E221861"/>
     <w:multiLevelType w:val="multilevel"/>
     <w:tmpl w:val="EE142156"/>
@@ -13299,7 +15087,7 @@
       </w:pPr>
     </w:lvl>
   </w:abstractNum>
-  <w:abstractNum w:abstractNumId="15" w15:restartNumberingAfterBreak="0">
+  <w:abstractNum w:abstractNumId="19" w15:restartNumberingAfterBreak="0">
     <w:nsid w:val="664D5E29"/>
     <w:multiLevelType w:val="multilevel"/>
     <w:tmpl w:val="89B213F8"/>
@@ -13395,7 +15183,7 @@
       </w:pPr>
     </w:lvl>
   </w:abstractNum>
-  <w:abstractNum w:abstractNumId="16" w15:restartNumberingAfterBreak="0">
+  <w:abstractNum w:abstractNumId="20" w15:restartNumberingAfterBreak="0">
     <w:nsid w:val="6CD57220"/>
     <w:multiLevelType w:val="multilevel"/>
     <w:tmpl w:val="89B213F8"/>
@@ -13491,7 +15279,7 @@
       </w:pPr>
     </w:lvl>
   </w:abstractNum>
-  <w:abstractNum w:abstractNumId="17" w15:restartNumberingAfterBreak="0">
+  <w:abstractNum w:abstractNumId="21" w15:restartNumberingAfterBreak="0">
     <w:nsid w:val="73AF522E"/>
     <w:multiLevelType w:val="hybridMultilevel"/>
     <w:tmpl w:val="0750E51E"/>
@@ -13603,7 +15391,7 @@
       </w:rPr>
     </w:lvl>
   </w:abstractNum>
-  <w:abstractNum w:abstractNumId="18" w15:restartNumberingAfterBreak="0">
+  <w:abstractNum w:abstractNumId="22" w15:restartNumberingAfterBreak="0">
     <w:nsid w:val="7C9821B3"/>
     <w:multiLevelType w:val="hybridMultilevel"/>
     <w:tmpl w:val="FFBEE980"/>
@@ -13716,68 +15504,79 @@
     </w:lvl>
   </w:abstractNum>
   <w:num w:numId="1" w16cid:durableId="1173106984">
+    <w:abstractNumId w:val="4"/>
+  </w:num>
+  <w:num w:numId="2" w16cid:durableId="33701888">
+    <w:abstractNumId w:val="1"/>
+  </w:num>
+  <w:num w:numId="3" w16cid:durableId="769393845">
+    <w:abstractNumId w:val="11"/>
+  </w:num>
+  <w:num w:numId="4" w16cid:durableId="393696415">
+    <w:abstractNumId w:val="8"/>
+  </w:num>
+  <w:num w:numId="5" w16cid:durableId="17658016">
+    <w:abstractNumId w:val="16"/>
+  </w:num>
+  <w:num w:numId="6" w16cid:durableId="2124422994">
+    <w:abstractNumId w:val="17"/>
+  </w:num>
+  <w:num w:numId="7" w16cid:durableId="1342051438">
+    <w:abstractNumId w:val="22"/>
+  </w:num>
+  <w:num w:numId="8" w16cid:durableId="2058964717">
+    <w:abstractNumId w:val="7"/>
+  </w:num>
+  <w:num w:numId="9" w16cid:durableId="242301203">
+    <w:abstractNumId w:val="10"/>
+  </w:num>
+  <w:num w:numId="10" w16cid:durableId="434204582">
+    <w:abstractNumId w:val="3"/>
+  </w:num>
+  <w:num w:numId="11" w16cid:durableId="289019424">
+    <w:abstractNumId w:val="21"/>
+  </w:num>
+  <w:num w:numId="12" w16cid:durableId="171141472">
+    <w:abstractNumId w:val="12"/>
+  </w:num>
+  <w:num w:numId="13" w16cid:durableId="388459050">
+    <w:abstractNumId w:val="5"/>
+  </w:num>
+  <w:num w:numId="14" w16cid:durableId="438522880">
+    <w:abstractNumId w:val="16"/>
+  </w:num>
+  <w:num w:numId="15" w16cid:durableId="1814056990">
+    <w:abstractNumId w:val="14"/>
+  </w:num>
+  <w:num w:numId="16" w16cid:durableId="890918768">
+    <w:abstractNumId w:val="18"/>
+  </w:num>
+  <w:num w:numId="17" w16cid:durableId="345135883">
+    <w:abstractNumId w:val="18"/>
+  </w:num>
+  <w:num w:numId="18" w16cid:durableId="2053377576">
+    <w:abstractNumId w:val="20"/>
+  </w:num>
+  <w:num w:numId="19" w16cid:durableId="700935437">
+    <w:abstractNumId w:val="19"/>
+  </w:num>
+  <w:num w:numId="20" w16cid:durableId="1132289038">
+    <w:abstractNumId w:val="15"/>
+  </w:num>
+  <w:num w:numId="21" w16cid:durableId="2071343128">
+    <w:abstractNumId w:val="13"/>
+  </w:num>
+  <w:num w:numId="22" w16cid:durableId="1016539669">
+    <w:abstractNumId w:val="9"/>
+  </w:num>
+  <w:num w:numId="23" w16cid:durableId="961574005">
     <w:abstractNumId w:val="2"/>
   </w:num>
-  <w:num w:numId="2" w16cid:durableId="33701888">
-    <w:abstractNumId w:val="0"/>
-  </w:num>
-  <w:num w:numId="3" w16cid:durableId="769393845">
-    <w:abstractNumId w:val="7"/>
-  </w:num>
-  <w:num w:numId="4" w16cid:durableId="393696415">
-    <w:abstractNumId w:val="5"/>
-  </w:num>
-  <w:num w:numId="5" w16cid:durableId="17658016">
-    <w:abstractNumId w:val="12"/>
-  </w:num>
-  <w:num w:numId="6" w16cid:durableId="2124422994">
-    <w:abstractNumId w:val="13"/>
-  </w:num>
-  <w:num w:numId="7" w16cid:durableId="1342051438">
-    <w:abstractNumId w:val="18"/>
-  </w:num>
-  <w:num w:numId="8" w16cid:durableId="2058964717">
-    <w:abstractNumId w:val="4"/>
-  </w:num>
-  <w:num w:numId="9" w16cid:durableId="242301203">
+  <w:num w:numId="24" w16cid:durableId="1942179325">
     <w:abstractNumId w:val="6"/>
   </w:num>
-  <w:num w:numId="10" w16cid:durableId="434204582">
-    <w:abstractNumId w:val="1"/>
-  </w:num>
-  <w:num w:numId="11" w16cid:durableId="289019424">
-    <w:abstractNumId w:val="17"/>
-  </w:num>
-  <w:num w:numId="12" w16cid:durableId="171141472">
-    <w:abstractNumId w:val="8"/>
-  </w:num>
-  <w:num w:numId="13" w16cid:durableId="388459050">
-    <w:abstractNumId w:val="3"/>
-  </w:num>
-  <w:num w:numId="14" w16cid:durableId="438522880">
-    <w:abstractNumId w:val="12"/>
-  </w:num>
-  <w:num w:numId="15" w16cid:durableId="1814056990">
-    <w:abstractNumId w:val="10"/>
-  </w:num>
-  <w:num w:numId="16" w16cid:durableId="890918768">
-    <w:abstractNumId w:val="14"/>
-  </w:num>
-  <w:num w:numId="17" w16cid:durableId="345135883">
-    <w:abstractNumId w:val="14"/>
-    <w:lvlOverride w:ilvl="0"/>
-  </w:num>
-  <w:num w:numId="18" w16cid:durableId="2053377576">
-    <w:abstractNumId w:val="16"/>
-  </w:num>
-  <w:num w:numId="19" w16cid:durableId="700935437">
-    <w:abstractNumId w:val="15"/>
-  </w:num>
-  <w:num w:numId="20" w16cid:durableId="1132289038">
-    <w:abstractNumId w:val="11"/>
-  </w:num>
-  <w:num w:numId="21" w16cid:durableId="2071343128">
-    <w:abstractNumId w:val="9"/>
+  <w:num w:numId="25" w16cid:durableId="1116482252">
+    <w:abstractNumId w:val="0"/>
   </w:num>
 </w:numbering>
 </file>
@@ -14390,7 +16189,6 @@
   <w:style w:type="character" w:default="1" w:styleId="DefaultParagraphFont">
     <w:name w:val="Default Paragraph Font"/>
     <w:uiPriority w:val="1"/>
-    <w:semiHidden/>
     <w:unhideWhenUsed/>
   </w:style>
   <w:style w:type="table" w:default="1" w:styleId="TableNormal">

--- a/ipa_documentation_lam.docx
+++ b/ipa_documentation_lam.docx
@@ -6879,15 +6879,11 @@
     <w:p>
       <w:pPr>
         <w:rPr>
-          <w:rFonts w:cs="Times New Roman"/>
-          <w:color w:val="0A2F41" w:themeColor="accent1" w:themeShade="80"/>
-          <w:lang w:val="en-GB"/>
-        </w:rPr>
-      </w:pPr>
-      <w:r>
-        <w:rPr>
-          <w:rFonts w:cs="Times New Roman"/>
-          <w:color w:val="0A2F41" w:themeColor="accent1" w:themeShade="80"/>
+          <w:lang w:val="en-GB"/>
+        </w:rPr>
+      </w:pPr>
+      <w:r>
+        <w:rPr>
           <w:lang w:val="en-GB"/>
         </w:rPr>
         <w:t>Planned work for today was to:</w:t>
@@ -6898,18 +6894,14 @@
         <w:pStyle w:val="ListParagraph"/>
         <w:numPr>
           <w:ilvl w:val="0"/>
-          <w:numId w:val="3"/>
+          <w:numId w:val="32"/>
         </w:numPr>
         <w:rPr>
-          <w:rFonts w:cs="Times New Roman"/>
-          <w:color w:val="0A2F41" w:themeColor="accent1" w:themeShade="80"/>
-          <w:lang w:val="en-GB"/>
-        </w:rPr>
-      </w:pPr>
-      <w:r>
-        <w:rPr>
-          <w:rFonts w:cs="Times New Roman"/>
-          <w:color w:val="0A2F41" w:themeColor="accent1" w:themeShade="80"/>
+          <w:lang w:val="en-GB"/>
+        </w:rPr>
+      </w:pPr>
+      <w:r>
+        <w:rPr>
           <w:lang w:val="en-GB"/>
         </w:rPr>
         <w:t>Setup project skeleton</w:t>
@@ -6920,18 +6912,14 @@
         <w:pStyle w:val="ListParagraph"/>
         <w:numPr>
           <w:ilvl w:val="0"/>
-          <w:numId w:val="3"/>
+          <w:numId w:val="32"/>
         </w:numPr>
         <w:rPr>
-          <w:rFonts w:cs="Times New Roman"/>
-          <w:color w:val="0A2F41" w:themeColor="accent1" w:themeShade="80"/>
-          <w:lang w:val="en-GB"/>
-        </w:rPr>
-      </w:pPr>
-      <w:r>
-        <w:rPr>
-          <w:rFonts w:cs="Times New Roman"/>
-          <w:color w:val="0A2F41" w:themeColor="accent1" w:themeShade="80"/>
+          <w:lang w:val="en-GB"/>
+        </w:rPr>
+      </w:pPr>
+      <w:r>
+        <w:rPr>
           <w:lang w:val="en-GB"/>
         </w:rPr>
         <w:t>Create repository</w:t>
@@ -6942,18 +6930,14 @@
         <w:pStyle w:val="ListParagraph"/>
         <w:numPr>
           <w:ilvl w:val="0"/>
-          <w:numId w:val="3"/>
+          <w:numId w:val="32"/>
         </w:numPr>
         <w:rPr>
-          <w:rFonts w:cs="Times New Roman"/>
-          <w:color w:val="0A2F41" w:themeColor="accent1" w:themeShade="80"/>
-          <w:lang w:val="en-GB"/>
-        </w:rPr>
-      </w:pPr>
-      <w:r>
-        <w:rPr>
-          <w:rFonts w:cs="Times New Roman"/>
-          <w:color w:val="0A2F41" w:themeColor="accent1" w:themeShade="80"/>
+          <w:lang w:val="en-GB"/>
+        </w:rPr>
+      </w:pPr>
+      <w:r>
+        <w:rPr>
           <w:lang w:val="en-GB"/>
         </w:rPr>
         <w:t xml:space="preserve">Create 2 different frontend UI design mock-ups </w:t>
@@ -6964,18 +6948,14 @@
         <w:pStyle w:val="ListParagraph"/>
         <w:numPr>
           <w:ilvl w:val="0"/>
-          <w:numId w:val="3"/>
+          <w:numId w:val="32"/>
         </w:numPr>
         <w:rPr>
-          <w:rFonts w:cs="Times New Roman"/>
-          <w:color w:val="0A2F41" w:themeColor="accent1" w:themeShade="80"/>
-          <w:lang w:val="en-GB"/>
-        </w:rPr>
-      </w:pPr>
-      <w:r>
-        <w:rPr>
-          <w:rFonts w:cs="Times New Roman"/>
-          <w:color w:val="0A2F41" w:themeColor="accent1" w:themeShade="80"/>
+          <w:lang w:val="en-GB"/>
+        </w:rPr>
+      </w:pPr>
+      <w:r>
+        <w:rPr>
           <w:lang w:val="en-GB"/>
         </w:rPr>
         <w:t>Define data structure with ERD</w:t>
@@ -6986,18 +6966,14 @@
         <w:pStyle w:val="ListParagraph"/>
         <w:numPr>
           <w:ilvl w:val="0"/>
-          <w:numId w:val="3"/>
+          <w:numId w:val="32"/>
         </w:numPr>
         <w:rPr>
-          <w:rFonts w:cs="Times New Roman"/>
-          <w:color w:val="0A2F41" w:themeColor="accent1" w:themeShade="80"/>
-          <w:lang w:val="en-GB"/>
-        </w:rPr>
-      </w:pPr>
-      <w:r>
-        <w:rPr>
-          <w:rFonts w:cs="Times New Roman"/>
-          <w:color w:val="0A2F41" w:themeColor="accent1" w:themeShade="80"/>
+          <w:lang w:val="en-GB"/>
+        </w:rPr>
+      </w:pPr>
+      <w:r>
+        <w:rPr>
           <w:lang w:val="en-GB"/>
         </w:rPr>
         <w:t>Finish “Inform” section of my IPERKA documentation</w:t>
@@ -7006,15 +6982,11 @@
     <w:p>
       <w:pPr>
         <w:rPr>
-          <w:rFonts w:cs="Times New Roman"/>
-          <w:color w:val="0A2F41" w:themeColor="accent1" w:themeShade="80"/>
-          <w:lang w:val="en-GB"/>
-        </w:rPr>
-      </w:pPr>
-      <w:r>
-        <w:rPr>
-          <w:rFonts w:cs="Times New Roman"/>
-          <w:color w:val="0A2F41" w:themeColor="accent1" w:themeShade="80"/>
+          <w:lang w:val="en-GB"/>
+        </w:rPr>
+      </w:pPr>
+      <w:r>
+        <w:rPr>
           <w:lang w:val="en-GB"/>
         </w:rPr>
         <w:t xml:space="preserve">I first created the GitHub repository for the project. I also managed to initialise the backend with Spring </w:t>
@@ -7022,8 +6994,6 @@
       <w:proofErr w:type="spellStart"/>
       <w:r>
         <w:rPr>
-          <w:rFonts w:cs="Times New Roman"/>
-          <w:color w:val="0A2F41" w:themeColor="accent1" w:themeShade="80"/>
           <w:lang w:val="en-GB"/>
         </w:rPr>
         <w:t>Initializr</w:t>
@@ -7031,8 +7001,6 @@
       <w:proofErr w:type="spellEnd"/>
       <w:r>
         <w:rPr>
-          <w:rFonts w:cs="Times New Roman"/>
-          <w:color w:val="0A2F41" w:themeColor="accent1" w:themeShade="80"/>
           <w:lang w:val="en-GB"/>
         </w:rPr>
         <w:t xml:space="preserve"> and the frontend with Angular CLI. Then I also started the PostgreSQL database with a </w:t>
@@ -7040,8 +7008,6 @@
       <w:proofErr w:type="spellStart"/>
       <w:r>
         <w:rPr>
-          <w:rFonts w:cs="Times New Roman"/>
-          <w:color w:val="0A2F41" w:themeColor="accent1" w:themeShade="80"/>
           <w:lang w:val="en-GB"/>
         </w:rPr>
         <w:t>Podman</w:t>
@@ -7049,8 +7015,6 @@
       <w:proofErr w:type="spellEnd"/>
       <w:r>
         <w:rPr>
-          <w:rFonts w:cs="Times New Roman"/>
-          <w:color w:val="0A2F41" w:themeColor="accent1" w:themeShade="80"/>
           <w:lang w:val="en-GB"/>
         </w:rPr>
         <w:t xml:space="preserve"> command in a </w:t>
@@ -7058,8 +7022,6 @@
       <w:proofErr w:type="spellStart"/>
       <w:r>
         <w:rPr>
-          <w:rFonts w:cs="Times New Roman"/>
-          <w:color w:val="0A2F41" w:themeColor="accent1" w:themeShade="80"/>
           <w:lang w:val="en-GB"/>
         </w:rPr>
         <w:t>Podman</w:t>
@@ -7067,8 +7029,6 @@
       <w:proofErr w:type="spellEnd"/>
       <w:r>
         <w:rPr>
-          <w:rFonts w:cs="Times New Roman"/>
-          <w:color w:val="0A2F41" w:themeColor="accent1" w:themeShade="80"/>
           <w:lang w:val="en-GB"/>
         </w:rPr>
         <w:t xml:space="preserve"> container.</w:t>
@@ -7077,24 +7037,18 @@
     <w:p>
       <w:pPr>
         <w:rPr>
-          <w:rFonts w:cs="Times New Roman"/>
-          <w:color w:val="0A2F41" w:themeColor="accent1" w:themeShade="80"/>
-          <w:lang w:val="en-GB"/>
-        </w:rPr>
-      </w:pPr>
-    </w:p>
-    <w:p>
-      <w:pPr>
-        <w:rPr>
-          <w:rFonts w:cs="Times New Roman"/>
-          <w:color w:val="0A2F41" w:themeColor="accent1" w:themeShade="80"/>
-          <w:lang w:val="en-GB"/>
-        </w:rPr>
-      </w:pPr>
-      <w:r>
-        <w:rPr>
-          <w:rFonts w:cs="Times New Roman"/>
-          <w:color w:val="0A2F41" w:themeColor="accent1" w:themeShade="80"/>
+          <w:lang w:val="en-GB"/>
+        </w:rPr>
+      </w:pPr>
+    </w:p>
+    <w:p>
+      <w:pPr>
+        <w:rPr>
+          <w:lang w:val="en-GB"/>
+        </w:rPr>
+      </w:pPr>
+      <w:r>
+        <w:rPr>
           <w:lang w:val="en-GB"/>
         </w:rPr>
         <w:t>A connection test between the backend and the database initially failed. The first solution I tried was just to reinitialise both the backend and the container. As it turned out, it was just what I needed to do.</w:t>
@@ -7103,24 +7057,18 @@
     <w:p>
       <w:pPr>
         <w:rPr>
-          <w:rFonts w:cs="Times New Roman"/>
-          <w:color w:val="0A2F41" w:themeColor="accent1" w:themeShade="80"/>
-          <w:lang w:val="en-GB"/>
-        </w:rPr>
-      </w:pPr>
-    </w:p>
-    <w:p>
-      <w:pPr>
-        <w:rPr>
-          <w:rFonts w:cs="Times New Roman"/>
-          <w:color w:val="0A2F41" w:themeColor="accent1" w:themeShade="80"/>
-          <w:lang w:val="en-GB"/>
-        </w:rPr>
-      </w:pPr>
-      <w:r>
-        <w:rPr>
-          <w:rFonts w:cs="Times New Roman"/>
-          <w:color w:val="0A2F41" w:themeColor="accent1" w:themeShade="80"/>
+          <w:lang w:val="en-GB"/>
+        </w:rPr>
+      </w:pPr>
+    </w:p>
+    <w:p>
+      <w:pPr>
+        <w:rPr>
+          <w:lang w:val="en-GB"/>
+        </w:rPr>
+      </w:pPr>
+      <w:r>
+        <w:rPr>
           <w:lang w:val="en-GB"/>
         </w:rPr>
         <w:t xml:space="preserve">I then also began writing the “inform” section of my documentation based on the project description. I found a potential risk, which was about the “search by company name” functionality, because </w:t>
@@ -7128,8 +7076,6 @@
       <w:proofErr w:type="spellStart"/>
       <w:r>
         <w:rPr>
-          <w:rFonts w:cs="Times New Roman"/>
-          <w:color w:val="0A2F41" w:themeColor="accent1" w:themeShade="80"/>
           <w:lang w:val="en-GB"/>
         </w:rPr>
         <w:t>Stooq</w:t>
@@ -7137,8 +7083,6 @@
       <w:proofErr w:type="spellEnd"/>
       <w:r>
         <w:rPr>
-          <w:rFonts w:cs="Times New Roman"/>
-          <w:color w:val="0A2F41" w:themeColor="accent1" w:themeShade="80"/>
           <w:lang w:val="en-GB"/>
         </w:rPr>
         <w:t xml:space="preserve"> only accepts ticker symbols in requests. </w:t>
@@ -7147,24 +7091,18 @@
     <w:p>
       <w:pPr>
         <w:rPr>
-          <w:rFonts w:cs="Times New Roman"/>
-          <w:color w:val="0A2F41" w:themeColor="accent1" w:themeShade="80"/>
-          <w:lang w:val="en-GB"/>
-        </w:rPr>
-      </w:pPr>
-    </w:p>
-    <w:p>
-      <w:pPr>
-        <w:rPr>
-          <w:rFonts w:cs="Times New Roman"/>
-          <w:color w:val="0A2F41" w:themeColor="accent1" w:themeShade="80"/>
-          <w:lang w:val="en-GB"/>
-        </w:rPr>
-      </w:pPr>
-      <w:r>
-        <w:rPr>
-          <w:rFonts w:cs="Times New Roman"/>
-          <w:color w:val="0A2F41" w:themeColor="accent1" w:themeShade="80"/>
+          <w:lang w:val="en-GB"/>
+        </w:rPr>
+      </w:pPr>
+    </w:p>
+    <w:p>
+      <w:pPr>
+        <w:rPr>
+          <w:lang w:val="en-GB"/>
+        </w:rPr>
+      </w:pPr>
+      <w:r>
+        <w:rPr>
           <w:lang w:val="en-GB"/>
         </w:rPr>
         <w:t xml:space="preserve">Additionally, I created an ERD for my data </w:t>
@@ -7172,8 +7110,6 @@
       <w:proofErr w:type="gramStart"/>
       <w:r>
         <w:rPr>
-          <w:rFonts w:cs="Times New Roman"/>
-          <w:color w:val="0A2F41" w:themeColor="accent1" w:themeShade="80"/>
           <w:lang w:val="en-GB"/>
         </w:rPr>
         <w:t>structure, and</w:t>
@@ -7181,8 +7117,6 @@
       <w:proofErr w:type="gramEnd"/>
       <w:r>
         <w:rPr>
-          <w:rFonts w:cs="Times New Roman"/>
-          <w:color w:val="0A2F41" w:themeColor="accent1" w:themeShade="80"/>
           <w:lang w:val="en-GB"/>
         </w:rPr>
         <w:t xml:space="preserve"> added the required modules to the backend application. </w:t>
@@ -7191,32 +7125,37 @@
     <w:p>
       <w:pPr>
         <w:rPr>
-          <w:rFonts w:cs="Times New Roman"/>
-          <w:color w:val="0A2F41" w:themeColor="accent1" w:themeShade="80"/>
-          <w:lang w:val="en-GB"/>
-        </w:rPr>
-      </w:pPr>
-    </w:p>
-    <w:p>
-      <w:pPr>
-        <w:rPr>
-          <w:rFonts w:cs="Times New Roman"/>
-          <w:color w:val="0A2F41" w:themeColor="accent1" w:themeShade="80"/>
-          <w:lang w:val="en-GB"/>
-        </w:rPr>
-      </w:pPr>
-      <w:r>
-        <w:rPr>
-          <w:rFonts w:cs="Times New Roman"/>
-          <w:color w:val="0A2F41" w:themeColor="accent1" w:themeShade="80"/>
-          <w:lang w:val="en-GB"/>
-        </w:rPr>
-        <w:t>Achieved goals: repository created, frontend application initialised, backend application initialised, PostgreSQL database container initialised, backend to database connection established and tested,</w:t>
-      </w:r>
-      <w:r>
-        <w:rPr>
-          <w:rFonts w:cs="Times New Roman"/>
-          <w:color w:val="0A2F41" w:themeColor="accent1" w:themeShade="80"/>
+          <w:lang w:val="en-GB"/>
+        </w:rPr>
+      </w:pPr>
+    </w:p>
+    <w:p>
+      <w:pPr>
+        <w:rPr>
+          <w:lang w:val="en-GB"/>
+        </w:rPr>
+      </w:pPr>
+      <w:r>
+        <w:rPr>
+          <w:lang w:val="en-GB"/>
+        </w:rPr>
+        <w:t xml:space="preserve">Achieved goals: </w:t>
+      </w:r>
+    </w:p>
+    <w:p>
+      <w:pPr>
+        <w:rPr>
+          <w:lang w:val="en-GB"/>
+        </w:rPr>
+      </w:pPr>
+      <w:r>
+        <w:rPr>
+          <w:lang w:val="en-GB"/>
+        </w:rPr>
+        <w:t>repository created, frontend application initialised, backend application initialised, PostgreSQL database container initialised, backend to database connection established and tested,</w:t>
+      </w:r>
+      <w:r>
+        <w:rPr>
           <w:lang w:val="en-GB"/>
         </w:rPr>
         <w:t xml:space="preserve"> ERD for data structure created</w:t>
@@ -7225,62 +7164,68 @@
     <w:p>
       <w:pPr>
         <w:rPr>
-          <w:rFonts w:cs="Times New Roman"/>
-          <w:color w:val="0A2F41" w:themeColor="accent1" w:themeShade="80"/>
-          <w:lang w:val="en-GB"/>
-        </w:rPr>
-      </w:pPr>
-    </w:p>
-    <w:p>
-      <w:pPr>
-        <w:rPr>
-          <w:rFonts w:cs="Times New Roman"/>
-          <w:color w:val="0A2F41" w:themeColor="accent1" w:themeShade="80"/>
-          <w:lang w:val="en-GB"/>
-        </w:rPr>
-      </w:pPr>
-      <w:r>
-        <w:rPr>
-          <w:rFonts w:cs="Times New Roman"/>
-          <w:color w:val="0A2F41" w:themeColor="accent1" w:themeShade="80"/>
+          <w:lang w:val="en-GB"/>
+        </w:rPr>
+      </w:pPr>
+    </w:p>
+    <w:p>
+      <w:pPr>
+        <w:rPr>
+          <w:lang w:val="en-GB"/>
+        </w:rPr>
+      </w:pPr>
+      <w:r>
+        <w:rPr>
           <w:lang w:val="en-GB"/>
         </w:rPr>
         <w:t xml:space="preserve">Missed goals: </w:t>
       </w:r>
-      <w:r>
-        <w:rPr>
-          <w:rFonts w:cs="Times New Roman"/>
-          <w:color w:val="0A2F41" w:themeColor="accent1" w:themeShade="80"/>
-          <w:lang w:val="en-GB"/>
-        </w:rPr>
+    </w:p>
+    <w:p>
+      <w:pPr>
+        <w:rPr>
+          <w:lang w:val="en-GB"/>
+        </w:rPr>
+      </w:pPr>
+      <w:r>
+        <w:rPr>
+          <w:lang w:val="en-GB"/>
+        </w:rPr>
+        <w:lastRenderedPageBreak/>
         <w:t>“inform” section not quite finished, UI design mock-ups not yet created.</w:t>
       </w:r>
     </w:p>
     <w:p>
       <w:pPr>
         <w:rPr>
-          <w:rFonts w:cs="Times New Roman"/>
-          <w:color w:val="0A2F41" w:themeColor="accent1" w:themeShade="80"/>
-          <w:lang w:val="en-GB"/>
-        </w:rPr>
-      </w:pPr>
-    </w:p>
-    <w:p>
-      <w:pPr>
-        <w:rPr>
-          <w:rFonts w:cs="Times New Roman"/>
-          <w:color w:val="0A2F41" w:themeColor="accent1" w:themeShade="80"/>
-          <w:lang w:val="en-GB"/>
-        </w:rPr>
-      </w:pPr>
-      <w:r>
-        <w:rPr>
-          <w:rFonts w:cs="Times New Roman"/>
-          <w:color w:val="0A2F41" w:themeColor="accent1" w:themeShade="80"/>
-          <w:lang w:val="en-GB"/>
-        </w:rPr>
-        <w:lastRenderedPageBreak/>
-        <w:t>Problems: backend to database connection failed initially, but is not properly working</w:t>
+          <w:lang w:val="en-GB"/>
+        </w:rPr>
+      </w:pPr>
+    </w:p>
+    <w:p>
+      <w:pPr>
+        <w:rPr>
+          <w:lang w:val="en-GB"/>
+        </w:rPr>
+      </w:pPr>
+      <w:r>
+        <w:rPr>
+          <w:lang w:val="en-GB"/>
+        </w:rPr>
+        <w:t xml:space="preserve">Problems: </w:t>
+      </w:r>
+    </w:p>
+    <w:p>
+      <w:pPr>
+        <w:rPr>
+          <w:lang w:val="en-GB"/>
+        </w:rPr>
+      </w:pPr>
+      <w:r>
+        <w:rPr>
+          <w:lang w:val="en-GB"/>
+        </w:rPr>
+        <w:t>backend to database connection failed initially, but is not properly working</w:t>
       </w:r>
     </w:p>
     <w:p>
@@ -7323,16 +7268,12 @@
     </w:p>
     <w:p>
       <w:pPr>
-        <w:pStyle w:val="Standard"/>
-        <w:rPr>
-          <w:color w:val="0A2F41" w:themeColor="accent1" w:themeShade="80"/>
-          <w:lang w:val="en-GB"/>
-        </w:rPr>
-      </w:pPr>
-      <w:r>
-        <w:rPr>
-          <w:rFonts w:ascii="Times New Roman" w:hAnsi="Times New Roman" w:cs="Times New Roman"/>
-          <w:color w:val="0A2F41" w:themeColor="accent1" w:themeShade="80"/>
+        <w:rPr>
+          <w:lang w:val="en-GB"/>
+        </w:rPr>
+      </w:pPr>
+      <w:r>
+        <w:rPr>
           <w:lang w:val="en-GB"/>
         </w:rPr>
         <w:t>Planned work for today was to:</w:t>
@@ -7343,20 +7284,14 @@
         <w:pStyle w:val="ListParagraph"/>
         <w:numPr>
           <w:ilvl w:val="0"/>
-          <w:numId w:val="18"/>
+          <w:numId w:val="31"/>
         </w:numPr>
-        <w:suppressAutoHyphens/>
-        <w:autoSpaceDN w:val="0"/>
-        <w:textAlignment w:val="baseline"/>
-        <w:rPr>
-          <w:color w:val="0A2F41" w:themeColor="accent1" w:themeShade="80"/>
-          <w:lang w:val="en-GB"/>
-        </w:rPr>
-      </w:pPr>
-      <w:r>
-        <w:rPr>
-          <w:rFonts w:cs="Times New Roman"/>
-          <w:color w:val="0A2F41" w:themeColor="accent1" w:themeShade="80"/>
+        <w:rPr>
+          <w:lang w:val="en-GB"/>
+        </w:rPr>
+      </w:pPr>
+      <w:r>
+        <w:rPr>
           <w:lang w:val="en-GB"/>
         </w:rPr>
         <w:t>Create two frontend UI design variant mock-ups (catching up from the previous day)</w:t>
@@ -7367,19 +7302,11 @@
         <w:pStyle w:val="ListParagraph"/>
         <w:numPr>
           <w:ilvl w:val="0"/>
-          <w:numId w:val="18"/>
+          <w:numId w:val="31"/>
         </w:numPr>
-        <w:suppressAutoHyphens/>
-        <w:autoSpaceDN w:val="0"/>
-        <w:textAlignment w:val="baseline"/>
-        <w:rPr>
-          <w:color w:val="0A2F41" w:themeColor="accent1" w:themeShade="80"/>
-        </w:rPr>
-      </w:pPr>
-      <w:r>
-        <w:rPr>
-          <w:rFonts w:cs="Times New Roman"/>
-          <w:color w:val="0A2F41" w:themeColor="accent1" w:themeShade="80"/>
+      </w:pPr>
+      <w:r>
+        <w:rPr>
           <w:lang w:val="en-GB"/>
         </w:rPr>
         <w:t>Define code architecture FE &amp; BE</w:t>
@@ -7390,20 +7317,14 @@
         <w:pStyle w:val="ListParagraph"/>
         <w:numPr>
           <w:ilvl w:val="0"/>
-          <w:numId w:val="18"/>
+          <w:numId w:val="31"/>
         </w:numPr>
-        <w:suppressAutoHyphens/>
-        <w:autoSpaceDN w:val="0"/>
-        <w:textAlignment w:val="baseline"/>
-        <w:rPr>
-          <w:color w:val="0A2F41" w:themeColor="accent1" w:themeShade="80"/>
-          <w:lang w:val="en-GB"/>
-        </w:rPr>
-      </w:pPr>
-      <w:r>
-        <w:rPr>
-          <w:rFonts w:cs="Times New Roman"/>
-          <w:color w:val="0A2F41" w:themeColor="accent1" w:themeShade="80"/>
+        <w:rPr>
+          <w:lang w:val="en-GB"/>
+        </w:rPr>
+      </w:pPr>
+      <w:r>
+        <w:rPr>
           <w:lang w:val="en-GB"/>
         </w:rPr>
         <w:t>Have meeting with the main expert</w:t>
@@ -7414,21 +7335,14 @@
         <w:pStyle w:val="ListParagraph"/>
         <w:numPr>
           <w:ilvl w:val="0"/>
-          <w:numId w:val="18"/>
+          <w:numId w:val="31"/>
         </w:numPr>
-        <w:suppressAutoHyphens/>
-        <w:autoSpaceDN w:val="0"/>
-        <w:textAlignment w:val="baseline"/>
-        <w:rPr>
-          <w:rFonts w:cs="Times New Roman"/>
-          <w:color w:val="0A2F41" w:themeColor="accent1" w:themeShade="80"/>
-          <w:lang w:val="en-GB"/>
-        </w:rPr>
-      </w:pPr>
-      <w:r>
-        <w:rPr>
-          <w:rFonts w:cs="Times New Roman"/>
-          <w:color w:val="0A2F41" w:themeColor="accent1" w:themeShade="80"/>
+        <w:rPr>
+          <w:lang w:val="en-GB"/>
+        </w:rPr>
+      </w:pPr>
+      <w:r>
+        <w:rPr>
           <w:lang w:val="en-GB"/>
         </w:rPr>
         <w:t>Update documentation</w:t>
@@ -7436,173 +7350,454 @@
     </w:p>
     <w:p>
       <w:pPr>
+        <w:rPr>
+          <w:lang w:val="en-GB"/>
+        </w:rPr>
+      </w:pPr>
+    </w:p>
+    <w:p>
+      <w:pPr>
+        <w:rPr>
+          <w:lang w:val="en-GB"/>
+        </w:rPr>
+      </w:pPr>
+      <w:r>
+        <w:rPr>
+          <w:lang w:val="en-GB"/>
+        </w:rPr>
+        <w:t>Today I created two variants of frontend UI mock ups using Figma. I mainly wanted to visualise the concept in my head to better compare them and see whether they are viable. The first variant was based on my original design idea, which features mainly vertical scrolling elements. The second variant uses more horizontal scrolling. Purely based on appearance, I currently prefer the second variant. I however intentionally postponed the final decision making for design choices, because architectural implications should also be considered, which is currently lacking. At this stage though, the first variant appears to be more feasible.</w:t>
+      </w:r>
+    </w:p>
+    <w:p>
+      <w:pPr>
+        <w:rPr>
+          <w:lang w:val="en-GB"/>
+        </w:rPr>
+      </w:pPr>
+    </w:p>
+    <w:p>
+      <w:pPr>
+        <w:rPr>
+          <w:lang w:val="en-GB"/>
+        </w:rPr>
+      </w:pPr>
+      <w:r>
+        <w:rPr>
+          <w:lang w:val="en-GB"/>
+        </w:rPr>
+        <w:t>After that, I drafted the frontend and backend structure based on the previously created ERD as well as the technical requirements. During this work, I refined the initial concepts further and made two structural variants for the frontend and three for the backend, with each having its own advantages and disadvantages. The final decision making will be documented in the “decide” section of this document.</w:t>
+      </w:r>
+    </w:p>
+    <w:p>
+      <w:pPr>
+        <w:rPr>
+          <w:lang w:val="en-GB"/>
+        </w:rPr>
+      </w:pPr>
+    </w:p>
+    <w:p>
+      <w:pPr>
+        <w:rPr>
+          <w:lang w:val="en-GB"/>
+        </w:rPr>
+      </w:pPr>
+      <w:r>
+        <w:rPr>
+          <w:lang w:val="en-GB"/>
+        </w:rPr>
+        <w:t xml:space="preserve">Near the end of the day, I had a scheduled meeting with the main expert and my supervisor. During this, the main expert provided me with tips he thought I might need based on his experience of grading IPAs. I also realised that my daily planning so far was not sophisticated enough according to IPA standards. </w:t>
+      </w:r>
+      <w:proofErr w:type="gramStart"/>
+      <w:r>
+        <w:rPr>
+          <w:lang w:val="en-GB"/>
+        </w:rPr>
+        <w:t>So</w:t>
+      </w:r>
+      <w:proofErr w:type="gramEnd"/>
+      <w:r>
+        <w:rPr>
+          <w:lang w:val="en-GB"/>
+        </w:rPr>
+        <w:t xml:space="preserve"> I spent the rest of this workday creating a new, more detailed and more accurate version according to the standards, which was then approved by my supervisor after discussing with him.</w:t>
+      </w:r>
+    </w:p>
+    <w:p>
+      <w:pPr>
+        <w:rPr>
+          <w:lang w:val="en-GB"/>
+        </w:rPr>
+      </w:pPr>
+    </w:p>
+    <w:p>
+      <w:pPr>
+        <w:rPr>
+          <w:lang w:val="en-GB"/>
+        </w:rPr>
+      </w:pPr>
+      <w:r>
+        <w:rPr>
+          <w:lang w:val="en-GB"/>
+        </w:rPr>
+        <w:t xml:space="preserve">Achieved goals: </w:t>
+      </w:r>
+    </w:p>
+    <w:p>
+      <w:pPr>
+        <w:rPr>
+          <w:lang w:val="en-GB"/>
+        </w:rPr>
+      </w:pPr>
+      <w:r>
+        <w:rPr>
+          <w:lang w:val="en-GB"/>
+        </w:rPr>
+        <w:lastRenderedPageBreak/>
+        <w:t>two UI design variants created in Figma; frontend structure drafted in two variants; backend structure drafted in three variants; feedback received from the main expert; daily planning revised and approved by my supervisor after discussion</w:t>
+      </w:r>
+    </w:p>
+    <w:p>
+      <w:pPr>
+        <w:rPr>
+          <w:lang w:val="en-GB"/>
+        </w:rPr>
+      </w:pPr>
+    </w:p>
+    <w:p>
+      <w:pPr>
+        <w:rPr>
+          <w:lang w:val="en-GB"/>
+        </w:rPr>
+      </w:pPr>
+      <w:r>
+        <w:rPr>
+          <w:lang w:val="en-GB"/>
+        </w:rPr>
+        <w:t xml:space="preserve">Problems: </w:t>
+      </w:r>
+    </w:p>
+    <w:p>
+      <w:pPr>
+        <w:rPr>
+          <w:lang w:val="en-GB"/>
+        </w:rPr>
+      </w:pPr>
+      <w:r>
+        <w:rPr>
+          <w:lang w:val="en-GB"/>
+        </w:rPr>
+        <w:t xml:space="preserve">The original daily planning had to be redone to better match IPA </w:t>
+      </w:r>
+      <w:r>
+        <w:rPr>
+          <w:lang w:val="en-GB"/>
+        </w:rPr>
+        <w:t>criteria</w:t>
+      </w:r>
+    </w:p>
+    <w:p>
+      <w:pPr>
+        <w:rPr>
+          <w:rFonts w:cs="Times New Roman"/>
+          <w:color w:val="000000" w:themeColor="text1"/>
+          <w:lang w:val="en-GB"/>
+        </w:rPr>
+      </w:pPr>
+    </w:p>
+    <w:p>
+      <w:pPr>
+        <w:pStyle w:val="Heading3"/>
+        <w:rPr>
+          <w:rFonts w:cs="Times New Roman"/>
+          <w:color w:val="000000" w:themeColor="text1"/>
+          <w:lang w:val="en-GB"/>
+        </w:rPr>
+      </w:pPr>
+      <w:bookmarkStart w:id="20" w:name="_Toc226641814"/>
+      <w:r>
+        <w:rPr>
+          <w:rFonts w:cs="Times New Roman"/>
+          <w:color w:val="000000" w:themeColor="text1"/>
+          <w:lang w:val="en-GB"/>
+        </w:rPr>
+        <w:t>Thursday, 09.04.2026</w:t>
+      </w:r>
+      <w:bookmarkEnd w:id="20"/>
+    </w:p>
+    <w:p>
+      <w:pPr>
+        <w:rPr>
+          <w:rFonts w:cs="Times New Roman"/>
+          <w:color w:val="000000" w:themeColor="text1"/>
+          <w:lang w:val="en-GB"/>
+        </w:rPr>
+      </w:pPr>
+    </w:p>
+    <w:p>
+      <w:pPr>
+        <w:rPr>
+          <w:lang w:val="en-GB"/>
+        </w:rPr>
+      </w:pPr>
+      <w:r>
+        <w:rPr>
+          <w:lang w:val="en-GB"/>
+        </w:rPr>
+        <w:t>Planned work for today was to:</w:t>
+      </w:r>
+    </w:p>
+    <w:p>
+      <w:pPr>
         <w:pStyle w:val="ListParagraph"/>
-        <w:rPr>
-          <w:rFonts w:cs="Times New Roman"/>
-          <w:color w:val="0A2F41" w:themeColor="accent1" w:themeShade="80"/>
-          <w:lang w:val="en-GB"/>
-        </w:rPr>
-      </w:pPr>
+        <w:numPr>
+          <w:ilvl w:val="0"/>
+          <w:numId w:val="30"/>
+        </w:numPr>
+        <w:rPr>
+          <w:lang w:val="en-GB"/>
+        </w:rPr>
+      </w:pPr>
+      <w:r>
+        <w:rPr>
+          <w:lang w:val="en-GB"/>
+        </w:rPr>
+        <w:t>document project requirements based on “inform” section</w:t>
+      </w:r>
     </w:p>
     <w:p>
       <w:pPr>
         <w:pStyle w:val="ListParagraph"/>
-        <w:ind w:left="0"/>
-        <w:rPr>
-          <w:rFonts w:cs="Times New Roman"/>
-          <w:color w:val="0A2F41" w:themeColor="accent1" w:themeShade="80"/>
-          <w:lang w:val="en-GB"/>
-        </w:rPr>
-      </w:pPr>
-      <w:r>
-        <w:rPr>
-          <w:rFonts w:cs="Times New Roman"/>
-          <w:color w:val="0A2F41" w:themeColor="accent1" w:themeShade="80"/>
-          <w:lang w:val="en-GB"/>
-        </w:rPr>
-        <w:t>Today I created two variants of frontend UI mock ups using Figma. I mainly wanted to visualise the concept in my head to better compare them and see whether they are viable. The first variant was based on my original design idea, which features mainly vertical scrolling elements. The second variant uses more horizontal scrolling. Purely based on appearance, I currently prefer the second variant. I however intentionally postponed the final decision making for design choices, because architectural implications should also be considered, which is currently lacking. At this stage though, the first variant appears to be more feasible.</w:t>
-      </w:r>
-    </w:p>
-    <w:p>
-      <w:pPr>
-        <w:pStyle w:val="Standard"/>
-        <w:rPr>
-          <w:rFonts w:ascii="Times New Roman" w:hAnsi="Times New Roman" w:cs="Times New Roman"/>
-          <w:color w:val="0A2F41" w:themeColor="accent1" w:themeShade="80"/>
-          <w:lang w:val="en-GB"/>
-        </w:rPr>
-      </w:pPr>
-    </w:p>
-    <w:p>
-      <w:pPr>
-        <w:pStyle w:val="Standard"/>
-        <w:rPr>
-          <w:rFonts w:ascii="Times New Roman" w:hAnsi="Times New Roman" w:cs="Times New Roman"/>
-          <w:color w:val="0A2F41" w:themeColor="accent1" w:themeShade="80"/>
-          <w:lang w:val="en-GB"/>
-        </w:rPr>
-      </w:pPr>
-      <w:r>
-        <w:rPr>
-          <w:rFonts w:ascii="Times New Roman" w:hAnsi="Times New Roman" w:cs="Times New Roman"/>
-          <w:color w:val="0A2F41" w:themeColor="accent1" w:themeShade="80"/>
-          <w:lang w:val="en-GB"/>
-        </w:rPr>
-        <w:t>After that, I drafted the frontend and backend structure based on the previously created ERD as well as the technical requirements. During this work, I refined the initial concepts further and made two structural variants for the frontend and three for the backend, with each having its own advantages and disadvantages. The final decision making will be documented in the “decide” section of this document.</w:t>
-      </w:r>
-    </w:p>
-    <w:p>
-      <w:pPr>
-        <w:pStyle w:val="Standard"/>
-        <w:rPr>
-          <w:rFonts w:ascii="Times New Roman" w:hAnsi="Times New Roman" w:cs="Times New Roman"/>
-          <w:color w:val="0A2F41" w:themeColor="accent1" w:themeShade="80"/>
-          <w:lang w:val="en-GB"/>
-        </w:rPr>
-      </w:pPr>
-    </w:p>
-    <w:p>
-      <w:pPr>
-        <w:pStyle w:val="Standard"/>
-        <w:rPr>
-          <w:rFonts w:ascii="Times New Roman" w:hAnsi="Times New Roman" w:cs="Times New Roman"/>
-          <w:color w:val="0A2F41" w:themeColor="accent1" w:themeShade="80"/>
-          <w:lang w:val="en-GB"/>
-        </w:rPr>
-      </w:pPr>
-      <w:r>
-        <w:rPr>
-          <w:rFonts w:ascii="Times New Roman" w:hAnsi="Times New Roman" w:cs="Times New Roman"/>
-          <w:color w:val="0A2F41" w:themeColor="accent1" w:themeShade="80"/>
-          <w:lang w:val="en-GB"/>
-        </w:rPr>
-        <w:t xml:space="preserve">Near the end of the day, I had a scheduled meeting with the main expert and my supervisor. During this, the main expert provided me with tips he thought I might need based on his experience of grading IPAs. I also realised that my daily planning so far was not sophisticated enough according to IPA standards. </w:t>
-      </w:r>
+        <w:numPr>
+          <w:ilvl w:val="0"/>
+          <w:numId w:val="30"/>
+        </w:numPr>
+        <w:rPr>
+          <w:lang w:val="fr-CH"/>
+        </w:rPr>
+      </w:pPr>
       <w:proofErr w:type="gramStart"/>
       <w:r>
         <w:rPr>
-          <w:rFonts w:ascii="Times New Roman" w:hAnsi="Times New Roman" w:cs="Times New Roman"/>
-          <w:color w:val="0A2F41" w:themeColor="accent1" w:themeShade="80"/>
-          <w:lang w:val="en-GB"/>
-        </w:rPr>
-        <w:t>So</w:t>
+          <w:lang w:val="fr-CH"/>
+        </w:rPr>
+        <w:t>document</w:t>
       </w:r>
       <w:proofErr w:type="gramEnd"/>
       <w:r>
         <w:rPr>
-          <w:rFonts w:ascii="Times New Roman" w:hAnsi="Times New Roman" w:cs="Times New Roman"/>
-          <w:color w:val="0A2F41" w:themeColor="accent1" w:themeShade="80"/>
-          <w:lang w:val="en-GB"/>
-        </w:rPr>
-        <w:t xml:space="preserve"> I spent the rest of this workday creating a new, more detailed and more accurate version according to the standards, which was then approved by my supervisor after discussing with him.</w:t>
-      </w:r>
-    </w:p>
-    <w:p>
-      <w:pPr>
-        <w:pStyle w:val="Standard"/>
-        <w:rPr>
-          <w:rFonts w:ascii="Times New Roman" w:hAnsi="Times New Roman" w:cs="Times New Roman"/>
-          <w:color w:val="0A2F41" w:themeColor="accent1" w:themeShade="80"/>
-          <w:lang w:val="en-GB"/>
-        </w:rPr>
-      </w:pPr>
-    </w:p>
-    <w:p>
-      <w:pPr>
-        <w:pStyle w:val="Standard"/>
-        <w:rPr>
-          <w:rFonts w:ascii="Times New Roman" w:hAnsi="Times New Roman" w:cs="Times New Roman"/>
-          <w:color w:val="0A2F41" w:themeColor="accent1" w:themeShade="80"/>
-          <w:lang w:val="en-GB"/>
-        </w:rPr>
-      </w:pPr>
-      <w:r>
-        <w:rPr>
-          <w:rFonts w:ascii="Times New Roman" w:hAnsi="Times New Roman" w:cs="Times New Roman"/>
-          <w:color w:val="0A2F41" w:themeColor="accent1" w:themeShade="80"/>
-          <w:lang w:val="en-GB"/>
-        </w:rPr>
-        <w:t>Achieved goals: two UI design variants created in Figma; frontend structure drafted in two variants; backend structure drafted in three variants; feedback received from the main expert; daily planning revised and approved by my supervisor after discussion</w:t>
-      </w:r>
-    </w:p>
-    <w:p>
-      <w:pPr>
-        <w:pStyle w:val="Standard"/>
-        <w:rPr>
-          <w:rFonts w:ascii="Times New Roman" w:hAnsi="Times New Roman" w:cs="Times New Roman"/>
-          <w:color w:val="0A2F41" w:themeColor="accent1" w:themeShade="80"/>
-          <w:lang w:val="en-GB"/>
-        </w:rPr>
-      </w:pPr>
-    </w:p>
-    <w:p>
-      <w:pPr>
-        <w:pStyle w:val="Standard"/>
-        <w:rPr>
-          <w:rFonts w:ascii="Times New Roman" w:hAnsi="Times New Roman" w:cs="Times New Roman"/>
-          <w:color w:val="0A2F41" w:themeColor="accent1" w:themeShade="80"/>
-          <w:lang w:val="en-GB"/>
-        </w:rPr>
-      </w:pPr>
-      <w:r>
-        <w:rPr>
-          <w:rFonts w:ascii="Times New Roman" w:hAnsi="Times New Roman" w:cs="Times New Roman"/>
-          <w:color w:val="0A2F41" w:themeColor="accent1" w:themeShade="80"/>
-          <w:lang w:val="en-GB"/>
-        </w:rPr>
-        <w:t xml:space="preserve">Problems: The original daily planning had to be redone to better match IPA </w:t>
-      </w:r>
-      <w:r>
-        <w:rPr>
-          <w:rFonts w:ascii="Times New Roman" w:hAnsi="Times New Roman" w:cs="Times New Roman"/>
-          <w:color w:val="0A2F41" w:themeColor="accent1" w:themeShade="80"/>
-          <w:lang w:val="en-GB"/>
-        </w:rPr>
-        <w:t>criteria</w:t>
-      </w:r>
-    </w:p>
-    <w:p>
-      <w:pPr>
+          <w:lang w:val="fr-CH"/>
+        </w:rPr>
+        <w:t xml:space="preserve"> </w:t>
+      </w:r>
+      <w:proofErr w:type="spellStart"/>
+      <w:r>
+        <w:rPr>
+          <w:lang w:val="fr-CH"/>
+        </w:rPr>
+        <w:t>implementation</w:t>
+      </w:r>
+      <w:proofErr w:type="spellEnd"/>
+      <w:r>
+        <w:rPr>
+          <w:lang w:val="fr-CH"/>
+        </w:rPr>
+        <w:t xml:space="preserve"> concept </w:t>
+      </w:r>
+      <w:proofErr w:type="spellStart"/>
+      <w:r>
+        <w:rPr>
+          <w:lang w:val="fr-CH"/>
+        </w:rPr>
+        <w:t>based</w:t>
+      </w:r>
+      <w:proofErr w:type="spellEnd"/>
+      <w:r>
+        <w:rPr>
+          <w:lang w:val="fr-CH"/>
+        </w:rPr>
+        <w:t xml:space="preserve"> on application structure draft</w:t>
+      </w:r>
+    </w:p>
+    <w:p>
+      <w:pPr>
+        <w:pStyle w:val="ListParagraph"/>
+        <w:numPr>
+          <w:ilvl w:val="0"/>
+          <w:numId w:val="30"/>
+        </w:numPr>
+        <w:rPr>
+          <w:lang w:val="en-GB"/>
+        </w:rPr>
+      </w:pPr>
+      <w:r>
+        <w:rPr>
+          <w:lang w:val="en-GB"/>
+        </w:rPr>
+        <w:t>write test concepts based on implementation concept</w:t>
+      </w:r>
+    </w:p>
+    <w:p>
+      <w:pPr>
+        <w:pStyle w:val="ListParagraph"/>
+        <w:numPr>
+          <w:ilvl w:val="0"/>
+          <w:numId w:val="30"/>
+        </w:numPr>
+        <w:rPr>
+          <w:lang w:val="en-GB"/>
+        </w:rPr>
+      </w:pPr>
+      <w:r>
+        <w:rPr>
+          <w:lang w:val="en-GB"/>
+        </w:rPr>
+        <w:t>document “plan” section</w:t>
+      </w:r>
+    </w:p>
+    <w:p>
+      <w:pPr>
+        <w:rPr>
+          <w:rFonts w:cs="Times New Roman"/>
+          <w:color w:val="000000" w:themeColor="text1"/>
+          <w:lang w:val="en-GB"/>
+        </w:rPr>
+      </w:pPr>
+    </w:p>
+    <w:p>
+      <w:pPr>
+        <w:rPr>
+          <w:rFonts w:cs="Times New Roman"/>
+          <w:color w:val="000000" w:themeColor="text1"/>
+          <w:lang w:val="en-GB"/>
+        </w:rPr>
+      </w:pPr>
+    </w:p>
+    <w:p>
+      <w:pPr>
+        <w:rPr>
+          <w:lang w:val="en-GB"/>
+        </w:rPr>
+      </w:pPr>
+      <w:r>
+        <w:rPr>
+          <w:lang w:val="en-GB"/>
+        </w:rPr>
+        <w:t>Today I mainly continued the planning phase. I refined the functional requirements, technical requirements and excluded requirements to further clarify the project scope, which would be beneficial for the planning phase.</w:t>
+      </w:r>
+    </w:p>
+    <w:p>
+      <w:pPr>
+        <w:rPr>
+          <w:lang w:val="en-GB"/>
+        </w:rPr>
+      </w:pPr>
+    </w:p>
+    <w:p>
+      <w:pPr>
+        <w:rPr>
+          <w:lang w:val="en-GB"/>
+        </w:rPr>
+      </w:pPr>
+      <w:r>
+        <w:rPr>
+          <w:lang w:val="en-GB"/>
+        </w:rPr>
+        <w:t xml:space="preserve">After that, I further developed the data concept. I then documented the evolution from the initial data model idea to a revised version with a dedicated comment entity, and finally to an improved version using a junction table between the watchlist table and the stock table. The changes were made </w:t>
+      </w:r>
+      <w:proofErr w:type="gramStart"/>
+      <w:r>
+        <w:rPr>
+          <w:lang w:val="en-GB"/>
+        </w:rPr>
+        <w:t>in order to</w:t>
+      </w:r>
+      <w:proofErr w:type="gramEnd"/>
+      <w:r>
+        <w:rPr>
+          <w:lang w:val="en-GB"/>
+        </w:rPr>
+        <w:t xml:space="preserve"> avoid data duplication.</w:t>
+      </w:r>
+    </w:p>
+    <w:p>
+      <w:pPr>
+        <w:rPr>
+          <w:lang w:val="en-GB"/>
+        </w:rPr>
+      </w:pPr>
+    </w:p>
+    <w:p>
+      <w:pPr>
+        <w:rPr>
+          <w:lang w:val="en-GB"/>
+        </w:rPr>
+      </w:pPr>
+      <w:r>
+        <w:rPr>
+          <w:lang w:val="en-GB"/>
+        </w:rPr>
+        <w:t xml:space="preserve">Furthermore, I expanded the application structure concepts for both the frontend and the backend. For the frontend, I documented how the initial single-page approach, that later evolved into a more modular structure to better separate responsibilities. For the backend I documented multiple variants, each with its own advantages and disadvantages. In the decision phase, the structure to </w:t>
+      </w:r>
+      <w:proofErr w:type="gramStart"/>
+      <w:r>
+        <w:rPr>
+          <w:lang w:val="en-GB"/>
+        </w:rPr>
+        <w:t>actually follow</w:t>
+      </w:r>
+      <w:proofErr w:type="gramEnd"/>
+      <w:r>
+        <w:rPr>
+          <w:lang w:val="en-GB"/>
+        </w:rPr>
+        <w:t xml:space="preserve"> when implementing will be chosen.</w:t>
+      </w:r>
+    </w:p>
+    <w:p>
+      <w:pPr>
+        <w:tabs>
+          <w:tab w:val="left" w:pos="1692"/>
+        </w:tabs>
+        <w:rPr>
+          <w:rFonts w:cs="Times New Roman"/>
+          <w:color w:val="000000" w:themeColor="text1"/>
+          <w:lang w:val="en-GB"/>
+        </w:rPr>
+      </w:pPr>
+      <w:r>
+        <w:rPr>
+          <w:rFonts w:cs="Times New Roman"/>
+          <w:color w:val="000000" w:themeColor="text1"/>
+          <w:lang w:val="en-GB"/>
+        </w:rPr>
+        <w:tab/>
+      </w:r>
+    </w:p>
+    <w:p>
+      <w:pPr>
+        <w:tabs>
+          <w:tab w:val="left" w:pos="1692"/>
+        </w:tabs>
+        <w:rPr>
+          <w:rFonts w:cs="Times New Roman"/>
+          <w:color w:val="000000" w:themeColor="text1"/>
+          <w:lang w:val="en-GB"/>
+        </w:rPr>
+      </w:pPr>
+      <w:r>
+        <w:rPr>
+          <w:rFonts w:cs="Times New Roman"/>
+          <w:color w:val="000000" w:themeColor="text1"/>
+          <w:lang w:val="en-GB"/>
+        </w:rPr>
+        <w:t>I then drafted the test concept based on the implementation concept. This included thinking about which areas of the application with need to be tested, including which areas of the application will need to be tested and which test types are suitable.</w:t>
+      </w:r>
+    </w:p>
+    <w:p>
+      <w:pPr>
+        <w:tabs>
+          <w:tab w:val="left" w:pos="1692"/>
+        </w:tabs>
         <w:rPr>
           <w:rFonts w:cs="Times New Roman"/>
           <w:color w:val="000000" w:themeColor="text1"/>
@@ -7619,7 +7814,7 @@
           <w:lang w:val="en-GB"/>
         </w:rPr>
       </w:pPr>
-      <w:bookmarkStart w:id="20" w:name="_Toc226641814"/>
+      <w:bookmarkStart w:id="21" w:name="_Toc226641815"/>
       <w:r>
         <w:rPr>
           <w:rFonts w:cs="Times New Roman"/>
@@ -7627,98 +7822,249 @@
           <w:lang w:val="en-GB"/>
         </w:rPr>
         <w:lastRenderedPageBreak/>
-        <w:t>Thursday, 09.04.2026</w:t>
-      </w:r>
-      <w:bookmarkEnd w:id="20"/>
-    </w:p>
-    <w:p>
-      <w:pPr>
-        <w:rPr>
-          <w:rFonts w:cs="Times New Roman"/>
-          <w:color w:val="000000" w:themeColor="text1"/>
-          <w:lang w:val="en-GB"/>
-        </w:rPr>
-      </w:pPr>
-    </w:p>
-    <w:p>
-      <w:pPr>
-        <w:rPr>
-          <w:lang w:val="en-GB"/>
-        </w:rPr>
-      </w:pPr>
-      <w:r>
-        <w:rPr>
-          <w:lang w:val="en-GB"/>
-        </w:rPr>
-        <w:t>Today I mainly continued the planning phase. I refined the functional requirements, technical requirements and excluded requirements to further clarify the project scope, which would be beneficial for the planning phase.</w:t>
-      </w:r>
-    </w:p>
-    <w:p>
-      <w:pPr>
-        <w:rPr>
-          <w:lang w:val="en-GB"/>
-        </w:rPr>
-      </w:pPr>
-    </w:p>
-    <w:p>
-      <w:pPr>
-        <w:rPr>
-          <w:lang w:val="en-GB"/>
-        </w:rPr>
-      </w:pPr>
-      <w:r>
-        <w:rPr>
-          <w:lang w:val="en-GB"/>
-        </w:rPr>
-        <w:t xml:space="preserve">After that, I further developed the data concept. I then documented the evolution from the initial data model idea to a revised version with a dedicated comment entity, and finally to an improved version using a junction table between the watchlist table and the stock table. The changes were made </w:t>
-      </w:r>
-      <w:proofErr w:type="gramStart"/>
-      <w:r>
-        <w:rPr>
-          <w:lang w:val="en-GB"/>
-        </w:rPr>
-        <w:t>in order to</w:t>
-      </w:r>
-      <w:proofErr w:type="gramEnd"/>
-      <w:r>
-        <w:rPr>
-          <w:lang w:val="en-GB"/>
-        </w:rPr>
-        <w:t xml:space="preserve"> avoid data duplication.</w:t>
-      </w:r>
-    </w:p>
-    <w:p>
-      <w:pPr>
-        <w:rPr>
-          <w:lang w:val="en-GB"/>
-        </w:rPr>
-      </w:pPr>
-    </w:p>
-    <w:p>
-      <w:pPr>
-        <w:rPr>
-          <w:lang w:val="en-GB"/>
-        </w:rPr>
-      </w:pPr>
-      <w:r>
-        <w:rPr>
-          <w:lang w:val="en-GB"/>
-        </w:rPr>
-        <w:t xml:space="preserve">Furthermore, I expanded the application structure concepts for both the frontend and the backend. For the frontend, I documented how the initial single-page approach, that later evolved into a more modular structure to better separate responsibilities. For the backend I documented multiple variants, each with its own advantages and disadvantages. In the decision phase, the structure to </w:t>
-      </w:r>
-      <w:proofErr w:type="gramStart"/>
-      <w:r>
-        <w:rPr>
-          <w:lang w:val="en-GB"/>
-        </w:rPr>
-        <w:t>actually follow</w:t>
-      </w:r>
-      <w:proofErr w:type="gramEnd"/>
-      <w:r>
-        <w:rPr>
-          <w:lang w:val="en-GB"/>
-        </w:rPr>
-        <w:t xml:space="preserve"> when implementing will be chosen.</w:t>
+        <w:t>Friday, 10.04.2026</w:t>
+      </w:r>
+      <w:bookmarkEnd w:id="21"/>
+    </w:p>
+    <w:p>
+      <w:pPr>
+        <w:rPr>
+          <w:rFonts w:cs="Times New Roman"/>
+          <w:color w:val="000000" w:themeColor="text1"/>
+          <w:lang w:val="en-GB"/>
+        </w:rPr>
+      </w:pPr>
+    </w:p>
+    <w:p>
+      <w:pPr>
+        <w:rPr>
+          <w:lang w:val="en-GB"/>
+        </w:rPr>
+      </w:pPr>
+      <w:r>
+        <w:rPr>
+          <w:lang w:val="en-GB"/>
+        </w:rPr>
+        <w:t>Planned work for today was to:</w:t>
+      </w:r>
+    </w:p>
+    <w:p>
+      <w:pPr>
+        <w:pStyle w:val="ListParagraph"/>
+        <w:numPr>
+          <w:ilvl w:val="0"/>
+          <w:numId w:val="27"/>
+        </w:numPr>
+        <w:rPr>
+          <w:lang w:val="en-GB"/>
+        </w:rPr>
+      </w:pPr>
+      <w:r>
+        <w:rPr>
+          <w:lang w:val="en-GB"/>
+        </w:rPr>
+        <w:t>Document solution variants</w:t>
+      </w:r>
+    </w:p>
+    <w:p>
+      <w:pPr>
+        <w:pStyle w:val="ListParagraph"/>
+        <w:numPr>
+          <w:ilvl w:val="0"/>
+          <w:numId w:val="27"/>
+        </w:numPr>
+        <w:rPr>
+          <w:lang w:val="en-GB"/>
+        </w:rPr>
+      </w:pPr>
+      <w:r>
+        <w:rPr>
+          <w:lang w:val="en-GB"/>
+        </w:rPr>
+        <w:t>Compare solution variants based on advantages and disadvantages</w:t>
+      </w:r>
+    </w:p>
+    <w:p>
+      <w:pPr>
+        <w:pStyle w:val="ListParagraph"/>
+        <w:numPr>
+          <w:ilvl w:val="0"/>
+          <w:numId w:val="27"/>
+        </w:numPr>
+        <w:rPr>
+          <w:lang w:val="en-GB"/>
+        </w:rPr>
+      </w:pPr>
+      <w:r>
+        <w:rPr>
+          <w:lang w:val="en-GB"/>
+        </w:rPr>
+        <w:t>Write decision justifications</w:t>
+      </w:r>
+    </w:p>
+    <w:p>
+      <w:pPr>
+        <w:pStyle w:val="ListParagraph"/>
+        <w:numPr>
+          <w:ilvl w:val="0"/>
+          <w:numId w:val="27"/>
+        </w:numPr>
+        <w:rPr>
+          <w:lang w:val="en-GB"/>
+        </w:rPr>
+      </w:pPr>
+      <w:r>
+        <w:rPr>
+          <w:lang w:val="en-GB"/>
+        </w:rPr>
+        <w:t>Document decide section</w:t>
+      </w:r>
+    </w:p>
+    <w:p>
+      <w:pPr>
+        <w:rPr>
+          <w:lang w:val="en-GB"/>
+        </w:rPr>
+      </w:pPr>
+    </w:p>
+    <w:p>
+      <w:pPr>
+        <w:rPr>
+          <w:lang w:val="en-GB"/>
+        </w:rPr>
+      </w:pPr>
+      <w:r>
+        <w:rPr>
+          <w:lang w:val="en-GB"/>
+        </w:rPr>
+        <w:t xml:space="preserve">Today I mainly continued the transition from the planning phase into the decision phase. I further refined the backend concept and documented an additional backend structure variant. While defining the planned API endpoints, I realised that there is also a possible alternative data handling approach in which stock related fields would not necessarily need to be stored as independent stock entities. Instead, its fields could be distributed between the watchlist entity and the comment entity. I documented this as an additional backend implementation option so it can be evaluated properly before implementation starts. </w:t>
+      </w:r>
+    </w:p>
+    <w:p>
+      <w:pPr>
+        <w:rPr>
+          <w:lang w:val="en-GB"/>
+        </w:rPr>
+      </w:pPr>
+    </w:p>
+    <w:p>
+      <w:pPr>
+        <w:rPr>
+          <w:lang w:val="en-GB"/>
+        </w:rPr>
+      </w:pPr>
+      <w:r>
+        <w:rPr>
+          <w:lang w:val="en-GB"/>
+        </w:rPr>
+        <w:t xml:space="preserve">After documenting the variants, I compared them using their advantages and disadvantages. The purpose is to reduce uncertainty and prepare for the decision making. I then also began writing decision justifications for them. </w:t>
+      </w:r>
+    </w:p>
+    <w:p>
+      <w:pPr>
+        <w:rPr>
+          <w:lang w:val="en-GB"/>
+        </w:rPr>
+      </w:pPr>
+    </w:p>
+    <w:p>
+      <w:pPr>
+        <w:rPr>
+          <w:lang w:val="en-GB"/>
+        </w:rPr>
+      </w:pPr>
+      <w:r>
+        <w:rPr>
+          <w:lang w:val="en-GB"/>
+        </w:rPr>
+        <w:t>I also drafted the planned backend API endpoints for the watchlist, stock and comment controllers. This helped me verify whether backend application structure draft is consistent with the requirements and whether the separation of responsibilities make sense.</w:t>
+      </w:r>
+    </w:p>
+    <w:p>
+      <w:pPr>
+        <w:rPr>
+          <w:lang w:val="en-GB"/>
+        </w:rPr>
+      </w:pPr>
+    </w:p>
+    <w:p>
+      <w:pPr>
+        <w:rPr>
+          <w:lang w:val="en-GB"/>
+        </w:rPr>
+      </w:pPr>
+      <w:r>
+        <w:rPr>
+          <w:lang w:val="en-GB"/>
+        </w:rPr>
+        <w:t xml:space="preserve">In addition, I continued preparing for the decision phase. I documented the decision context for the stock data API and the user interface variant. This was necessary so that my decisions can be traceable for documentation. </w:t>
+      </w:r>
+    </w:p>
+    <w:p>
+      <w:pPr>
+        <w:rPr>
+          <w:lang w:val="en-GB"/>
+        </w:rPr>
+      </w:pPr>
+    </w:p>
+    <w:p>
+      <w:pPr>
+        <w:rPr>
+          <w:lang w:val="en-GB"/>
+        </w:rPr>
+      </w:pPr>
+      <w:r>
+        <w:rPr>
+          <w:lang w:val="en-GB"/>
+        </w:rPr>
+        <w:t xml:space="preserve">Achieved goals: </w:t>
+      </w:r>
+    </w:p>
+    <w:p>
+      <w:pPr>
+        <w:rPr>
+          <w:lang w:val="en-GB"/>
+        </w:rPr>
+      </w:pPr>
+      <w:r>
+        <w:rPr>
+          <w:lang w:val="en-GB"/>
+        </w:rPr>
+        <w:t>backend structure concept refined further; additional backend variant documented; planned backend API endpoints drafted; started writing decision justifications; started documenting “decide” section</w:t>
+      </w:r>
+    </w:p>
+    <w:p>
+      <w:pPr>
+        <w:rPr>
+          <w:lang w:val="en-GB"/>
+        </w:rPr>
+      </w:pPr>
+    </w:p>
+    <w:p>
+      <w:pPr>
+        <w:rPr>
+          <w:lang w:val="en-GB"/>
+        </w:rPr>
+      </w:pPr>
+      <w:r>
+        <w:rPr>
+          <w:lang w:val="en-GB"/>
+        </w:rPr>
+        <w:t>Problems:</w:t>
+      </w:r>
+    </w:p>
+    <w:p>
+      <w:pPr>
+        <w:rPr>
+          <w:lang w:val="en-GB"/>
+        </w:rPr>
+      </w:pPr>
+      <w:r>
+        <w:rPr>
+          <w:lang w:val="en-GB"/>
+        </w:rPr>
+        <w:lastRenderedPageBreak/>
+        <w:t xml:space="preserve">Today was primarily used for conceptualisation and decision making, rather than implementation. However, the work today improves traceability and reduces the risk of starting implementation on an unstable basis. </w:t>
       </w:r>
     </w:p>
     <w:p>
@@ -7739,42 +8085,24 @@
           <w:lang w:val="en-GB"/>
         </w:rPr>
       </w:pPr>
-      <w:bookmarkStart w:id="21" w:name="_Toc226641815"/>
-      <w:r>
-        <w:rPr>
-          <w:rFonts w:cs="Times New Roman"/>
-          <w:color w:val="000000" w:themeColor="text1"/>
-          <w:lang w:val="en-GB"/>
-        </w:rPr>
-        <w:t>Friday, 10.04.2026</w:t>
-      </w:r>
-      <w:bookmarkEnd w:id="21"/>
-    </w:p>
-    <w:p>
-      <w:pPr>
-        <w:rPr>
-          <w:rFonts w:cs="Times New Roman"/>
-          <w:color w:val="000000" w:themeColor="text1"/>
-          <w:lang w:val="en-GB"/>
-        </w:rPr>
-      </w:pPr>
-    </w:p>
-    <w:p>
-      <w:pPr>
-        <w:rPr>
-          <w:rFonts w:cs="Times New Roman"/>
-          <w:color w:val="000000" w:themeColor="text1"/>
-          <w:lang w:val="en-GB"/>
-        </w:rPr>
-      </w:pPr>
-      <w:r>
-        <w:rPr>
-          <w:rFonts w:cs="Times New Roman"/>
-          <w:color w:val="000000" w:themeColor="text1"/>
-          <w:lang w:val="en-GB"/>
-        </w:rPr>
-        <w:t xml:space="preserve">Today I </w:t>
-      </w:r>
+      <w:bookmarkStart w:id="22" w:name="_Toc226641816"/>
+      <w:r>
+        <w:rPr>
+          <w:rFonts w:cs="Times New Roman"/>
+          <w:color w:val="000000" w:themeColor="text1"/>
+          <w:lang w:val="en-GB"/>
+        </w:rPr>
+        <w:t xml:space="preserve">Tuesday, </w:t>
+      </w:r>
+      <w:r>
+        <w:rPr>
+          <w:rFonts w:cs="Times New Roman"/>
+          <w:color w:val="000000" w:themeColor="text1"/>
+          <w:lang w:val="en-GB"/>
+        </w:rPr>
+        <w:t>14.04.2026</w:t>
+      </w:r>
+      <w:bookmarkEnd w:id="22"/>
     </w:p>
     <w:p>
       <w:pPr>
@@ -7794,24 +8122,16 @@
           <w:lang w:val="en-GB"/>
         </w:rPr>
       </w:pPr>
-      <w:bookmarkStart w:id="22" w:name="_Toc226641816"/>
-      <w:r>
-        <w:rPr>
-          <w:rFonts w:cs="Times New Roman"/>
-          <w:color w:val="000000" w:themeColor="text1"/>
-          <w:lang w:val="en-GB"/>
-        </w:rPr>
-        <w:t xml:space="preserve">Tuesday, </w:t>
-      </w:r>
-      <w:r>
-        <w:rPr>
-          <w:rFonts w:cs="Times New Roman"/>
-          <w:color w:val="000000" w:themeColor="text1"/>
-          <w:lang w:val="en-GB"/>
-        </w:rPr>
-        <w:t>14.04.2026</w:t>
-      </w:r>
-      <w:bookmarkEnd w:id="22"/>
+      <w:bookmarkStart w:id="23" w:name="_Toc226641817"/>
+      <w:r>
+        <w:rPr>
+          <w:rFonts w:cs="Times New Roman"/>
+          <w:color w:val="000000" w:themeColor="text1"/>
+          <w:lang w:val="en-GB"/>
+        </w:rPr>
+        <w:t>Wednesday, 15.04.2026</w:t>
+      </w:r>
+      <w:bookmarkEnd w:id="23"/>
     </w:p>
     <w:p>
       <w:pPr>
@@ -7831,16 +8151,16 @@
           <w:lang w:val="en-GB"/>
         </w:rPr>
       </w:pPr>
-      <w:bookmarkStart w:id="23" w:name="_Toc226641817"/>
-      <w:r>
-        <w:rPr>
-          <w:rFonts w:cs="Times New Roman"/>
-          <w:color w:val="000000" w:themeColor="text1"/>
-          <w:lang w:val="en-GB"/>
-        </w:rPr>
-        <w:t>Wednesday, 15.04.2026</w:t>
-      </w:r>
-      <w:bookmarkEnd w:id="23"/>
+      <w:bookmarkStart w:id="24" w:name="_Toc226641818"/>
+      <w:r>
+        <w:rPr>
+          <w:rFonts w:cs="Times New Roman"/>
+          <w:color w:val="000000" w:themeColor="text1"/>
+          <w:lang w:val="en-GB"/>
+        </w:rPr>
+        <w:t>Thursday, 16.04.2026</w:t>
+      </w:r>
+      <w:bookmarkEnd w:id="24"/>
     </w:p>
     <w:p>
       <w:pPr>
@@ -7860,16 +8180,16 @@
           <w:lang w:val="en-GB"/>
         </w:rPr>
       </w:pPr>
-      <w:bookmarkStart w:id="24" w:name="_Toc226641818"/>
-      <w:r>
-        <w:rPr>
-          <w:rFonts w:cs="Times New Roman"/>
-          <w:color w:val="000000" w:themeColor="text1"/>
-          <w:lang w:val="en-GB"/>
-        </w:rPr>
-        <w:t>Thursday, 16.04.2026</w:t>
-      </w:r>
-      <w:bookmarkEnd w:id="24"/>
+      <w:bookmarkStart w:id="25" w:name="_Toc226641819"/>
+      <w:r>
+        <w:rPr>
+          <w:rFonts w:cs="Times New Roman"/>
+          <w:color w:val="000000" w:themeColor="text1"/>
+          <w:lang w:val="en-GB"/>
+        </w:rPr>
+        <w:t>Friday, 17.04.2026</w:t>
+      </w:r>
+      <w:bookmarkEnd w:id="25"/>
     </w:p>
     <w:p>
       <w:pPr>
@@ -7889,16 +8209,16 @@
           <w:lang w:val="en-GB"/>
         </w:rPr>
       </w:pPr>
-      <w:bookmarkStart w:id="25" w:name="_Toc226641819"/>
-      <w:r>
-        <w:rPr>
-          <w:rFonts w:cs="Times New Roman"/>
-          <w:color w:val="000000" w:themeColor="text1"/>
-          <w:lang w:val="en-GB"/>
-        </w:rPr>
-        <w:t>Friday, 17.04.2026</w:t>
-      </w:r>
-      <w:bookmarkEnd w:id="25"/>
+      <w:bookmarkStart w:id="26" w:name="_Toc226641820"/>
+      <w:r>
+        <w:rPr>
+          <w:rFonts w:cs="Times New Roman"/>
+          <w:color w:val="000000" w:themeColor="text1"/>
+          <w:lang w:val="en-GB"/>
+        </w:rPr>
+        <w:t>Tuesday, 21.04.2026</w:t>
+      </w:r>
+      <w:bookmarkEnd w:id="26"/>
     </w:p>
     <w:p>
       <w:pPr>
@@ -7918,16 +8238,127 @@
           <w:lang w:val="en-GB"/>
         </w:rPr>
       </w:pPr>
-      <w:bookmarkStart w:id="26" w:name="_Toc226641820"/>
-      <w:r>
-        <w:rPr>
-          <w:rFonts w:cs="Times New Roman"/>
-          <w:color w:val="000000" w:themeColor="text1"/>
-          <w:lang w:val="en-GB"/>
-        </w:rPr>
-        <w:t>Tuesday, 21.04.2026</w:t>
-      </w:r>
-      <w:bookmarkEnd w:id="26"/>
+      <w:bookmarkStart w:id="27" w:name="_Toc226641821"/>
+      <w:r>
+        <w:rPr>
+          <w:rFonts w:cs="Times New Roman"/>
+          <w:color w:val="000000" w:themeColor="text1"/>
+          <w:lang w:val="en-GB"/>
+        </w:rPr>
+        <w:t>Wednesday, 22.04.2026</w:t>
+      </w:r>
+      <w:bookmarkEnd w:id="27"/>
+    </w:p>
+    <w:p>
+      <w:pPr>
+        <w:rPr>
+          <w:rFonts w:cs="Times New Roman"/>
+          <w:color w:val="000000" w:themeColor="text1"/>
+          <w:lang w:val="en-GB"/>
+        </w:rPr>
+      </w:pPr>
+    </w:p>
+    <w:p>
+      <w:pPr>
+        <w:pStyle w:val="Heading2"/>
+        <w:rPr>
+          <w:rFonts w:cs="Times New Roman"/>
+          <w:color w:val="000000" w:themeColor="text1"/>
+          <w:lang w:val="en-GB"/>
+        </w:rPr>
+      </w:pPr>
+      <w:bookmarkStart w:id="28" w:name="_Toc226641822"/>
+      <w:r>
+        <w:rPr>
+          <w:rFonts w:cs="Times New Roman"/>
+          <w:color w:val="000000" w:themeColor="text1"/>
+          <w:lang w:val="en-GB"/>
+        </w:rPr>
+        <w:t xml:space="preserve">Personal </w:t>
+      </w:r>
+      <w:r>
+        <w:rPr>
+          <w:rFonts w:cs="Times New Roman"/>
+          <w:color w:val="000000" w:themeColor="text1"/>
+          <w:lang w:val="en-GB"/>
+        </w:rPr>
+        <w:t>conclusion</w:t>
+      </w:r>
+      <w:bookmarkEnd w:id="28"/>
+    </w:p>
+    <w:p>
+      <w:pPr>
+        <w:rPr>
+          <w:rFonts w:cs="Times New Roman"/>
+          <w:color w:val="000000" w:themeColor="text1"/>
+          <w:lang w:val="en-GB"/>
+        </w:rPr>
+      </w:pPr>
+    </w:p>
+    <w:p>
+      <w:pPr>
+        <w:pStyle w:val="Heading1"/>
+        <w:rPr>
+          <w:rFonts w:cs="Times New Roman"/>
+          <w:color w:val="000000" w:themeColor="text1"/>
+          <w:lang w:val="en-GB"/>
+        </w:rPr>
+      </w:pPr>
+      <w:bookmarkStart w:id="29" w:name="_Toc226641823"/>
+      <w:r>
+        <w:rPr>
+          <w:rFonts w:cs="Times New Roman"/>
+          <w:color w:val="000000" w:themeColor="text1"/>
+          <w:lang w:val="en-GB"/>
+        </w:rPr>
+        <w:t>Project</w:t>
+      </w:r>
+      <w:bookmarkEnd w:id="29"/>
+    </w:p>
+    <w:p>
+      <w:pPr>
+        <w:rPr>
+          <w:rFonts w:cs="Times New Roman"/>
+          <w:color w:val="000000" w:themeColor="text1"/>
+          <w:lang w:val="en-GB"/>
+        </w:rPr>
+      </w:pPr>
+    </w:p>
+    <w:p>
+      <w:pPr>
+        <w:pStyle w:val="Heading2"/>
+        <w:rPr>
+          <w:rFonts w:cs="Times New Roman"/>
+          <w:color w:val="000000" w:themeColor="text1"/>
+          <w:lang w:val="en-GB"/>
+        </w:rPr>
+      </w:pPr>
+      <w:bookmarkStart w:id="30" w:name="_Toc226641824"/>
+      <w:r>
+        <w:rPr>
+          <w:rFonts w:cs="Times New Roman"/>
+          <w:color w:val="000000" w:themeColor="text1"/>
+          <w:lang w:val="en-GB"/>
+        </w:rPr>
+        <w:t>Summ</w:t>
+      </w:r>
+      <w:r>
+        <w:rPr>
+          <w:rFonts w:cs="Times New Roman"/>
+          <w:color w:val="000000" w:themeColor="text1"/>
+          <w:lang w:val="en-GB"/>
+        </w:rPr>
+        <w:t>a</w:t>
+      </w:r>
+      <w:r>
+        <w:rPr>
+          <w:rFonts w:cs="Times New Roman"/>
+          <w:color w:val="000000" w:themeColor="text1"/>
+          <w:lang w:val="en-GB"/>
+        </w:rPr>
+        <w:t>ry</w:t>
+      </w:r>
+      <w:bookmarkEnd w:id="30"/>
     </w:p>
     <w:p>
       <w:pPr>
@@ -7947,17 +8378,335 @@
           <w:lang w:val="en-GB"/>
         </w:rPr>
       </w:pPr>
-      <w:bookmarkStart w:id="27" w:name="_Toc226641821"/>
-      <w:r>
-        <w:rPr>
-          <w:rFonts w:cs="Times New Roman"/>
-          <w:color w:val="000000" w:themeColor="text1"/>
+      <w:bookmarkStart w:id="31" w:name="_Toc226641825"/>
+      <w:r>
+        <w:rPr>
+          <w:rFonts w:cs="Times New Roman"/>
+          <w:color w:val="000000" w:themeColor="text1"/>
+          <w:lang w:val="en-GB"/>
+        </w:rPr>
+        <w:t>Task</w:t>
+      </w:r>
+      <w:bookmarkEnd w:id="31"/>
+    </w:p>
+    <w:p>
+      <w:pPr>
+        <w:rPr>
+          <w:rFonts w:cs="Times New Roman"/>
+          <w:color w:val="000000" w:themeColor="text1"/>
+          <w:lang w:val="en-GB"/>
+        </w:rPr>
+      </w:pPr>
+    </w:p>
+    <w:p>
+      <w:pPr>
+        <w:pStyle w:val="Heading3"/>
+        <w:rPr>
+          <w:rFonts w:cs="Times New Roman"/>
+          <w:color w:val="000000" w:themeColor="text1"/>
+          <w:lang w:val="en-GB"/>
+        </w:rPr>
+      </w:pPr>
+      <w:bookmarkStart w:id="32" w:name="_Toc226641826"/>
+      <w:r>
+        <w:rPr>
+          <w:rFonts w:cs="Times New Roman"/>
+          <w:color w:val="000000" w:themeColor="text1"/>
+          <w:lang w:val="en-GB"/>
+        </w:rPr>
+        <w:t>Implementation</w:t>
+      </w:r>
+      <w:bookmarkEnd w:id="32"/>
+    </w:p>
+    <w:p>
+      <w:pPr>
+        <w:rPr>
+          <w:rFonts w:cs="Times New Roman"/>
+          <w:color w:val="000000" w:themeColor="text1"/>
+          <w:lang w:val="en-GB"/>
+        </w:rPr>
+      </w:pPr>
+    </w:p>
+    <w:p>
+      <w:pPr>
+        <w:pStyle w:val="Heading3"/>
+        <w:rPr>
+          <w:rFonts w:cs="Times New Roman"/>
+          <w:color w:val="000000" w:themeColor="text1"/>
+          <w:lang w:val="en-GB"/>
+        </w:rPr>
+      </w:pPr>
+      <w:bookmarkStart w:id="33" w:name="_Toc226641827"/>
+      <w:r>
+        <w:rPr>
+          <w:rFonts w:cs="Times New Roman"/>
+          <w:color w:val="000000" w:themeColor="text1"/>
+          <w:lang w:val="en-GB"/>
+        </w:rPr>
+        <w:t>Result</w:t>
+      </w:r>
+      <w:bookmarkEnd w:id="33"/>
+    </w:p>
+    <w:p>
+      <w:pPr>
+        <w:rPr>
+          <w:rFonts w:cs="Times New Roman"/>
+          <w:color w:val="000000" w:themeColor="text1"/>
+          <w:lang w:val="en-GB"/>
+        </w:rPr>
+      </w:pPr>
+    </w:p>
+    <w:p>
+      <w:pPr>
+        <w:pStyle w:val="Heading1"/>
+        <w:rPr>
+          <w:lang w:val="en-GB"/>
+        </w:rPr>
+      </w:pPr>
+      <w:bookmarkStart w:id="34" w:name="_Toc226641828"/>
+      <w:r>
+        <w:rPr>
           <w:lang w:val="en-GB"/>
         </w:rPr>
         <w:lastRenderedPageBreak/>
-        <w:t>Wednesday, 22.04.2026</w:t>
-      </w:r>
-      <w:bookmarkEnd w:id="27"/>
+        <w:t>Design drafts</w:t>
+      </w:r>
+      <w:bookmarkEnd w:id="34"/>
+    </w:p>
+    <w:p>
+      <w:pPr>
+        <w:rPr>
+          <w:lang w:val="en-GB"/>
+        </w:rPr>
+      </w:pPr>
+    </w:p>
+    <w:p>
+      <w:pPr>
+        <w:pStyle w:val="Heading1"/>
+        <w:rPr>
+          <w:lang w:val="en-GB"/>
+        </w:rPr>
+      </w:pPr>
+      <w:bookmarkStart w:id="35" w:name="_Toc226641829"/>
+      <w:r>
+        <w:rPr>
+          <w:lang w:val="en-GB"/>
+        </w:rPr>
+        <w:t>Technical feasibility</w:t>
+      </w:r>
+      <w:bookmarkEnd w:id="35"/>
+    </w:p>
+    <w:p>
+      <w:pPr>
+        <w:rPr>
+          <w:lang w:val="en-GB"/>
+        </w:rPr>
+      </w:pPr>
+    </w:p>
+    <w:p>
+      <w:pPr>
+        <w:pStyle w:val="Heading1"/>
+        <w:rPr>
+          <w:lang w:val="en-GB"/>
+        </w:rPr>
+      </w:pPr>
+      <w:bookmarkStart w:id="36" w:name="_Toc226641830"/>
+      <w:r>
+        <w:rPr>
+          <w:lang w:val="en-GB"/>
+        </w:rPr>
+        <w:t>Prototyping and validation of the user interface</w:t>
+      </w:r>
+      <w:bookmarkEnd w:id="36"/>
+    </w:p>
+    <w:p>
+      <w:pPr>
+        <w:rPr>
+          <w:lang w:val="en-GB"/>
+        </w:rPr>
+      </w:pPr>
+    </w:p>
+    <w:p>
+      <w:pPr>
+        <w:pStyle w:val="Heading1"/>
+        <w:rPr>
+          <w:lang w:val="en-GB"/>
+        </w:rPr>
+      </w:pPr>
+      <w:bookmarkStart w:id="37" w:name="_Toc226641831"/>
+      <w:r>
+        <w:rPr>
+          <w:lang w:val="en-GB"/>
+        </w:rPr>
+        <w:t>Development of implementation options</w:t>
+      </w:r>
+      <w:bookmarkEnd w:id="37"/>
+    </w:p>
+    <w:p>
+      <w:pPr>
+        <w:rPr>
+          <w:lang w:val="en-GB"/>
+        </w:rPr>
+      </w:pPr>
+    </w:p>
+    <w:p>
+      <w:pPr>
+        <w:pStyle w:val="Heading1"/>
+        <w:rPr>
+          <w:lang w:val="en-GB"/>
+        </w:rPr>
+      </w:pPr>
+      <w:bookmarkStart w:id="38" w:name="_Toc226641832"/>
+      <w:r>
+        <w:rPr>
+          <w:lang w:val="en-GB"/>
+        </w:rPr>
+        <w:t>Development of the implementation concept</w:t>
+      </w:r>
+      <w:bookmarkEnd w:id="38"/>
+    </w:p>
+    <w:p>
+      <w:pPr>
+        <w:rPr>
+          <w:lang w:val="en-GB"/>
+        </w:rPr>
+      </w:pPr>
+    </w:p>
+    <w:p>
+      <w:pPr>
+        <w:pStyle w:val="Heading1"/>
+        <w:rPr>
+          <w:lang w:val="en-GB"/>
+        </w:rPr>
+      </w:pPr>
+      <w:bookmarkStart w:id="39" w:name="_Toc226641833"/>
+      <w:r>
+        <w:rPr>
+          <w:lang w:val="en"/>
+        </w:rPr>
+        <w:t>Setting up the development and runtime environment</w:t>
+      </w:r>
+      <w:bookmarkEnd w:id="39"/>
+    </w:p>
+    <w:p>
+      <w:pPr>
+        <w:rPr>
+          <w:lang w:val="en-GB"/>
+        </w:rPr>
+      </w:pPr>
+    </w:p>
+    <w:p>
+      <w:pPr>
+        <w:pStyle w:val="Heading1"/>
+        <w:rPr>
+          <w:lang w:val="en-GB"/>
+        </w:rPr>
+      </w:pPr>
+      <w:bookmarkStart w:id="40" w:name="_Toc226641834"/>
+      <w:r>
+        <w:rPr>
+          <w:lang w:val="en-GB"/>
+        </w:rPr>
+        <w:t>Compliant implementation and versioning</w:t>
+      </w:r>
+      <w:bookmarkEnd w:id="40"/>
+    </w:p>
+    <w:p>
+      <w:pPr>
+        <w:rPr>
+          <w:lang w:val="en-GB"/>
+        </w:rPr>
+      </w:pPr>
+    </w:p>
+    <w:p>
+      <w:pPr>
+        <w:pStyle w:val="Heading1"/>
+        <w:rPr>
+          <w:lang w:val="en-GB"/>
+        </w:rPr>
+      </w:pPr>
+      <w:bookmarkStart w:id="41" w:name="_Toc226641835"/>
+      <w:r>
+        <w:rPr>
+          <w:lang w:val="en"/>
+        </w:rPr>
+        <w:t>Test concept development and test case definition</w:t>
+      </w:r>
+      <w:bookmarkEnd w:id="41"/>
+    </w:p>
+    <w:p>
+      <w:pPr>
+        <w:rPr>
+          <w:lang w:val="en-GB"/>
+        </w:rPr>
+      </w:pPr>
+    </w:p>
+    <w:p>
+      <w:pPr>
+        <w:pStyle w:val="Heading1"/>
+        <w:rPr>
+          <w:lang w:val="en-GB"/>
+        </w:rPr>
+      </w:pPr>
+      <w:bookmarkStart w:id="42" w:name="_Toc226641836"/>
+      <w:r>
+        <w:rPr>
+          <w:lang w:val="en-GB"/>
+        </w:rPr>
+        <w:t>Error handling and logging</w:t>
+      </w:r>
+      <w:bookmarkEnd w:id="42"/>
+    </w:p>
+    <w:p>
+      <w:pPr>
+        <w:rPr>
+          <w:lang w:val="en-GB"/>
+        </w:rPr>
+      </w:pPr>
+    </w:p>
+    <w:p>
+      <w:pPr>
+        <w:pStyle w:val="Heading1"/>
+        <w:rPr>
+          <w:lang w:val="en-GB"/>
+        </w:rPr>
+      </w:pPr>
+      <w:bookmarkStart w:id="43" w:name="_Toc226641837"/>
+      <w:r>
+        <w:rPr>
+          <w:lang w:val="en-GB"/>
+        </w:rPr>
+        <w:lastRenderedPageBreak/>
+        <w:t>Component dependency and its selection</w:t>
+      </w:r>
+      <w:bookmarkEnd w:id="43"/>
+    </w:p>
+    <w:p>
+      <w:pPr>
+        <w:rPr>
+          <w:lang w:val="en-GB"/>
+        </w:rPr>
+      </w:pPr>
+    </w:p>
+    <w:p>
+      <w:pPr>
+        <w:pStyle w:val="Heading1"/>
+        <w:rPr>
+          <w:rFonts w:cs="Times New Roman"/>
+          <w:color w:val="000000" w:themeColor="text1"/>
+          <w:lang w:val="en-GB"/>
+        </w:rPr>
+      </w:pPr>
+      <w:bookmarkStart w:id="44" w:name="_Toc226641838"/>
+      <w:r>
+        <w:rPr>
+          <w:rFonts w:cs="Times New Roman"/>
+          <w:color w:val="000000" w:themeColor="text1"/>
+          <w:lang w:val="en-GB"/>
+        </w:rPr>
+        <w:t>IPERKA</w:t>
+      </w:r>
+      <w:bookmarkEnd w:id="44"/>
     </w:p>
     <w:p>
       <w:pPr>
@@ -7977,464 +8726,6 @@
           <w:lang w:val="en-GB"/>
         </w:rPr>
       </w:pPr>
-      <w:bookmarkStart w:id="28" w:name="_Toc226641822"/>
-      <w:r>
-        <w:rPr>
-          <w:rFonts w:cs="Times New Roman"/>
-          <w:color w:val="000000" w:themeColor="text1"/>
-          <w:lang w:val="en-GB"/>
-        </w:rPr>
-        <w:t xml:space="preserve">Personal </w:t>
-      </w:r>
-      <w:r>
-        <w:rPr>
-          <w:rFonts w:cs="Times New Roman"/>
-          <w:color w:val="000000" w:themeColor="text1"/>
-          <w:lang w:val="en-GB"/>
-        </w:rPr>
-        <w:t>conclusion</w:t>
-      </w:r>
-      <w:bookmarkEnd w:id="28"/>
-    </w:p>
-    <w:p>
-      <w:pPr>
-        <w:rPr>
-          <w:rFonts w:cs="Times New Roman"/>
-          <w:color w:val="000000" w:themeColor="text1"/>
-          <w:lang w:val="en-GB"/>
-        </w:rPr>
-      </w:pPr>
-    </w:p>
-    <w:p>
-      <w:pPr>
-        <w:pStyle w:val="Heading1"/>
-        <w:rPr>
-          <w:rFonts w:cs="Times New Roman"/>
-          <w:color w:val="000000" w:themeColor="text1"/>
-          <w:lang w:val="en-GB"/>
-        </w:rPr>
-      </w:pPr>
-      <w:bookmarkStart w:id="29" w:name="_Toc226641823"/>
-      <w:r>
-        <w:rPr>
-          <w:rFonts w:cs="Times New Roman"/>
-          <w:color w:val="000000" w:themeColor="text1"/>
-          <w:lang w:val="en-GB"/>
-        </w:rPr>
-        <w:t>Project</w:t>
-      </w:r>
-      <w:bookmarkEnd w:id="29"/>
-    </w:p>
-    <w:p>
-      <w:pPr>
-        <w:rPr>
-          <w:rFonts w:cs="Times New Roman"/>
-          <w:color w:val="000000" w:themeColor="text1"/>
-          <w:lang w:val="en-GB"/>
-        </w:rPr>
-      </w:pPr>
-    </w:p>
-    <w:p>
-      <w:pPr>
-        <w:pStyle w:val="Heading2"/>
-        <w:rPr>
-          <w:rFonts w:cs="Times New Roman"/>
-          <w:color w:val="000000" w:themeColor="text1"/>
-          <w:lang w:val="en-GB"/>
-        </w:rPr>
-      </w:pPr>
-      <w:bookmarkStart w:id="30" w:name="_Toc226641824"/>
-      <w:r>
-        <w:rPr>
-          <w:rFonts w:cs="Times New Roman"/>
-          <w:color w:val="000000" w:themeColor="text1"/>
-          <w:lang w:val="en-GB"/>
-        </w:rPr>
-        <w:t>Summ</w:t>
-      </w:r>
-      <w:r>
-        <w:rPr>
-          <w:rFonts w:cs="Times New Roman"/>
-          <w:color w:val="000000" w:themeColor="text1"/>
-          <w:lang w:val="en-GB"/>
-        </w:rPr>
-        <w:t>a</w:t>
-      </w:r>
-      <w:r>
-        <w:rPr>
-          <w:rFonts w:cs="Times New Roman"/>
-          <w:color w:val="000000" w:themeColor="text1"/>
-          <w:lang w:val="en-GB"/>
-        </w:rPr>
-        <w:t>ry</w:t>
-      </w:r>
-      <w:bookmarkEnd w:id="30"/>
-    </w:p>
-    <w:p>
-      <w:pPr>
-        <w:rPr>
-          <w:rFonts w:cs="Times New Roman"/>
-          <w:color w:val="000000" w:themeColor="text1"/>
-          <w:lang w:val="en-GB"/>
-        </w:rPr>
-      </w:pPr>
-    </w:p>
-    <w:p>
-      <w:pPr>
-        <w:pStyle w:val="Heading3"/>
-        <w:rPr>
-          <w:rFonts w:cs="Times New Roman"/>
-          <w:color w:val="000000" w:themeColor="text1"/>
-          <w:lang w:val="en-GB"/>
-        </w:rPr>
-      </w:pPr>
-      <w:bookmarkStart w:id="31" w:name="_Toc226641825"/>
-      <w:r>
-        <w:rPr>
-          <w:rFonts w:cs="Times New Roman"/>
-          <w:color w:val="000000" w:themeColor="text1"/>
-          <w:lang w:val="en-GB"/>
-        </w:rPr>
-        <w:t>Task</w:t>
-      </w:r>
-      <w:bookmarkEnd w:id="31"/>
-    </w:p>
-    <w:p>
-      <w:pPr>
-        <w:rPr>
-          <w:rFonts w:cs="Times New Roman"/>
-          <w:color w:val="000000" w:themeColor="text1"/>
-          <w:lang w:val="en-GB"/>
-        </w:rPr>
-      </w:pPr>
-    </w:p>
-    <w:p>
-      <w:pPr>
-        <w:pStyle w:val="Heading3"/>
-        <w:rPr>
-          <w:rFonts w:cs="Times New Roman"/>
-          <w:color w:val="000000" w:themeColor="text1"/>
-          <w:lang w:val="en-GB"/>
-        </w:rPr>
-      </w:pPr>
-      <w:bookmarkStart w:id="32" w:name="_Toc226641826"/>
-      <w:r>
-        <w:rPr>
-          <w:rFonts w:cs="Times New Roman"/>
-          <w:color w:val="000000" w:themeColor="text1"/>
-          <w:lang w:val="en-GB"/>
-        </w:rPr>
-        <w:t>Implementation</w:t>
-      </w:r>
-      <w:bookmarkEnd w:id="32"/>
-    </w:p>
-    <w:p>
-      <w:pPr>
-        <w:rPr>
-          <w:rFonts w:cs="Times New Roman"/>
-          <w:color w:val="000000" w:themeColor="text1"/>
-          <w:lang w:val="en-GB"/>
-        </w:rPr>
-      </w:pPr>
-    </w:p>
-    <w:p>
-      <w:pPr>
-        <w:pStyle w:val="Heading3"/>
-        <w:rPr>
-          <w:rFonts w:cs="Times New Roman"/>
-          <w:color w:val="000000" w:themeColor="text1"/>
-          <w:lang w:val="en-GB"/>
-        </w:rPr>
-      </w:pPr>
-      <w:bookmarkStart w:id="33" w:name="_Toc226641827"/>
-      <w:r>
-        <w:rPr>
-          <w:rFonts w:cs="Times New Roman"/>
-          <w:color w:val="000000" w:themeColor="text1"/>
-          <w:lang w:val="en-GB"/>
-        </w:rPr>
-        <w:t>Result</w:t>
-      </w:r>
-      <w:bookmarkEnd w:id="33"/>
-    </w:p>
-    <w:p>
-      <w:pPr>
-        <w:rPr>
-          <w:rFonts w:cs="Times New Roman"/>
-          <w:color w:val="000000" w:themeColor="text1"/>
-          <w:lang w:val="en-GB"/>
-        </w:rPr>
-      </w:pPr>
-    </w:p>
-    <w:p>
-      <w:pPr>
-        <w:pStyle w:val="Heading1"/>
-        <w:rPr>
-          <w:lang w:val="en-GB"/>
-        </w:rPr>
-      </w:pPr>
-      <w:bookmarkStart w:id="34" w:name="_Toc226641828"/>
-      <w:r>
-        <w:rPr>
-          <w:lang w:val="en-GB"/>
-        </w:rPr>
-        <w:t>Design drafts</w:t>
-      </w:r>
-      <w:bookmarkEnd w:id="34"/>
-    </w:p>
-    <w:p>
-      <w:pPr>
-        <w:rPr>
-          <w:lang w:val="en-GB"/>
-        </w:rPr>
-      </w:pPr>
-    </w:p>
-    <w:p>
-      <w:pPr>
-        <w:pStyle w:val="Heading1"/>
-        <w:rPr>
-          <w:lang w:val="en-GB"/>
-        </w:rPr>
-      </w:pPr>
-      <w:bookmarkStart w:id="35" w:name="_Toc226641829"/>
-      <w:r>
-        <w:rPr>
-          <w:lang w:val="en-GB"/>
-        </w:rPr>
-        <w:t>Technical feasibility</w:t>
-      </w:r>
-      <w:bookmarkEnd w:id="35"/>
-    </w:p>
-    <w:p>
-      <w:pPr>
-        <w:rPr>
-          <w:lang w:val="en-GB"/>
-        </w:rPr>
-      </w:pPr>
-    </w:p>
-    <w:p>
-      <w:pPr>
-        <w:pStyle w:val="Heading1"/>
-        <w:rPr>
-          <w:lang w:val="en-GB"/>
-        </w:rPr>
-      </w:pPr>
-      <w:bookmarkStart w:id="36" w:name="_Toc226641830"/>
-      <w:r>
-        <w:rPr>
-          <w:lang w:val="en-GB"/>
-        </w:rPr>
-        <w:t>Prototyping and validation of the user interface</w:t>
-      </w:r>
-      <w:bookmarkEnd w:id="36"/>
-    </w:p>
-    <w:p>
-      <w:pPr>
-        <w:rPr>
-          <w:lang w:val="en-GB"/>
-        </w:rPr>
-      </w:pPr>
-    </w:p>
-    <w:p>
-      <w:pPr>
-        <w:pStyle w:val="Heading1"/>
-        <w:rPr>
-          <w:lang w:val="en-GB"/>
-        </w:rPr>
-      </w:pPr>
-      <w:bookmarkStart w:id="37" w:name="_Toc226641831"/>
-      <w:r>
-        <w:rPr>
-          <w:lang w:val="en-GB"/>
-        </w:rPr>
-        <w:t>Development of implementation options</w:t>
-      </w:r>
-      <w:bookmarkEnd w:id="37"/>
-    </w:p>
-    <w:p>
-      <w:pPr>
-        <w:rPr>
-          <w:lang w:val="en-GB"/>
-        </w:rPr>
-      </w:pPr>
-    </w:p>
-    <w:p>
-      <w:pPr>
-        <w:pStyle w:val="Heading1"/>
-        <w:rPr>
-          <w:lang w:val="en-GB"/>
-        </w:rPr>
-      </w:pPr>
-      <w:bookmarkStart w:id="38" w:name="_Toc226641832"/>
-      <w:r>
-        <w:rPr>
-          <w:lang w:val="en-GB"/>
-        </w:rPr>
-        <w:lastRenderedPageBreak/>
-        <w:t>Development of the implementation concept</w:t>
-      </w:r>
-      <w:bookmarkEnd w:id="38"/>
-    </w:p>
-    <w:p>
-      <w:pPr>
-        <w:rPr>
-          <w:lang w:val="en-GB"/>
-        </w:rPr>
-      </w:pPr>
-    </w:p>
-    <w:p>
-      <w:pPr>
-        <w:pStyle w:val="Heading1"/>
-        <w:rPr>
-          <w:lang w:val="en-GB"/>
-        </w:rPr>
-      </w:pPr>
-      <w:bookmarkStart w:id="39" w:name="_Toc226641833"/>
-      <w:r>
-        <w:rPr>
-          <w:lang w:val="en"/>
-        </w:rPr>
-        <w:t>Setting up the development and runtime environment</w:t>
-      </w:r>
-      <w:bookmarkEnd w:id="39"/>
-    </w:p>
-    <w:p>
-      <w:pPr>
-        <w:rPr>
-          <w:lang w:val="en-GB"/>
-        </w:rPr>
-      </w:pPr>
-    </w:p>
-    <w:p>
-      <w:pPr>
-        <w:pStyle w:val="Heading1"/>
-        <w:rPr>
-          <w:lang w:val="en-GB"/>
-        </w:rPr>
-      </w:pPr>
-      <w:bookmarkStart w:id="40" w:name="_Toc226641834"/>
-      <w:r>
-        <w:rPr>
-          <w:lang w:val="en-GB"/>
-        </w:rPr>
-        <w:t>Compliant implementation and versioning</w:t>
-      </w:r>
-      <w:bookmarkEnd w:id="40"/>
-    </w:p>
-    <w:p>
-      <w:pPr>
-        <w:rPr>
-          <w:lang w:val="en-GB"/>
-        </w:rPr>
-      </w:pPr>
-    </w:p>
-    <w:p>
-      <w:pPr>
-        <w:pStyle w:val="Heading1"/>
-        <w:rPr>
-          <w:lang w:val="en-GB"/>
-        </w:rPr>
-      </w:pPr>
-      <w:bookmarkStart w:id="41" w:name="_Toc226641835"/>
-      <w:r>
-        <w:rPr>
-          <w:lang w:val="en"/>
-        </w:rPr>
-        <w:t>Test concept development and test case definition</w:t>
-      </w:r>
-      <w:bookmarkEnd w:id="41"/>
-    </w:p>
-    <w:p>
-      <w:pPr>
-        <w:rPr>
-          <w:lang w:val="en-GB"/>
-        </w:rPr>
-      </w:pPr>
-    </w:p>
-    <w:p>
-      <w:pPr>
-        <w:pStyle w:val="Heading1"/>
-        <w:rPr>
-          <w:lang w:val="en-GB"/>
-        </w:rPr>
-      </w:pPr>
-      <w:bookmarkStart w:id="42" w:name="_Toc226641836"/>
-      <w:r>
-        <w:rPr>
-          <w:lang w:val="en-GB"/>
-        </w:rPr>
-        <w:t>Error handling and logging</w:t>
-      </w:r>
-      <w:bookmarkEnd w:id="42"/>
-    </w:p>
-    <w:p>
-      <w:pPr>
-        <w:rPr>
-          <w:lang w:val="en-GB"/>
-        </w:rPr>
-      </w:pPr>
-    </w:p>
-    <w:p>
-      <w:pPr>
-        <w:pStyle w:val="Heading1"/>
-        <w:rPr>
-          <w:lang w:val="en-GB"/>
-        </w:rPr>
-      </w:pPr>
-      <w:bookmarkStart w:id="43" w:name="_Toc226641837"/>
-      <w:r>
-        <w:rPr>
-          <w:lang w:val="en-GB"/>
-        </w:rPr>
-        <w:t>Component dependency and its selection</w:t>
-      </w:r>
-      <w:bookmarkEnd w:id="43"/>
-    </w:p>
-    <w:p>
-      <w:pPr>
-        <w:rPr>
-          <w:lang w:val="en-GB"/>
-        </w:rPr>
-      </w:pPr>
-    </w:p>
-    <w:p>
-      <w:pPr>
-        <w:pStyle w:val="Heading1"/>
-        <w:rPr>
-          <w:rFonts w:cs="Times New Roman"/>
-          <w:color w:val="000000" w:themeColor="text1"/>
-          <w:lang w:val="en-GB"/>
-        </w:rPr>
-      </w:pPr>
-      <w:bookmarkStart w:id="44" w:name="_Toc226641838"/>
-      <w:r>
-        <w:rPr>
-          <w:rFonts w:cs="Times New Roman"/>
-          <w:color w:val="000000" w:themeColor="text1"/>
-          <w:lang w:val="en-GB"/>
-        </w:rPr>
-        <w:t>IPERKA</w:t>
-      </w:r>
-      <w:bookmarkEnd w:id="44"/>
-    </w:p>
-    <w:p>
-      <w:pPr>
-        <w:rPr>
-          <w:rFonts w:cs="Times New Roman"/>
-          <w:color w:val="000000" w:themeColor="text1"/>
-          <w:lang w:val="en-GB"/>
-        </w:rPr>
-      </w:pPr>
-    </w:p>
-    <w:p>
-      <w:pPr>
-        <w:pStyle w:val="Heading2"/>
-        <w:rPr>
-          <w:rFonts w:cs="Times New Roman"/>
-          <w:color w:val="000000" w:themeColor="text1"/>
-          <w:lang w:val="en-GB"/>
-        </w:rPr>
-      </w:pPr>
       <w:bookmarkStart w:id="45" w:name="_Toc226641839"/>
       <w:r>
         <w:rPr>
@@ -8635,15 +8926,7 @@
           <w:rFonts w:cs="Times New Roman"/>
           <w:lang w:val="en-GB"/>
         </w:rPr>
-        <w:t xml:space="preserve">The application shall be tested thoroughly </w:t>
-      </w:r>
-      <w:r>
-        <w:rPr>
-          <w:rFonts w:cs="Times New Roman"/>
-          <w:lang w:val="en-GB"/>
-        </w:rPr>
-        <w:lastRenderedPageBreak/>
-        <w:t xml:space="preserve">with Angular component tests, JUnit tests, </w:t>
+        <w:t xml:space="preserve">The application shall be tested thoroughly with Angular component tests, JUnit tests, </w:t>
       </w:r>
       <w:r>
         <w:rPr>
@@ -8996,6 +9279,7 @@
           <w:rFonts w:cs="Times New Roman"/>
           <w:lang w:val="en-GB"/>
         </w:rPr>
+        <w:lastRenderedPageBreak/>
         <w:t xml:space="preserve">Stock searching my company name might be too difficult due to </w:t>
       </w:r>
       <w:proofErr w:type="spellStart"/>
@@ -9140,6 +9424,7 @@
       <w:pPr>
         <w:rPr>
           <w:rFonts w:cs="Times New Roman"/>
+          <w:lang w:val="en-GB"/>
         </w:rPr>
       </w:pPr>
       <w:r>
@@ -9173,6 +9458,7 @@
       <w:r>
         <w:rPr>
           <w:rFonts w:cs="Times New Roman"/>
+          <w:noProof/>
         </w:rPr>
         <w:drawing>
           <wp:inline distT="0" distB="0" distL="0" distR="0" wp14:anchorId="544CDCEE" wp14:editId="0A2A8480">
@@ -9236,7 +9522,6 @@
           <w:rFonts w:cs="Times New Roman"/>
           <w:lang w:val="en-GB"/>
         </w:rPr>
-        <w:lastRenderedPageBreak/>
         <w:t xml:space="preserve">The first data model was a simple, many </w:t>
       </w:r>
       <w:proofErr w:type="gramStart"/>
@@ -9384,6 +9669,7 @@
       <w:r>
         <w:rPr>
           <w:rFonts w:cs="Times New Roman"/>
+          <w:noProof/>
         </w:rPr>
         <w:drawing>
           <wp:inline distT="0" distB="0" distL="0" distR="0" wp14:anchorId="454249F4" wp14:editId="70AE7F08">
@@ -9516,6 +9802,7 @@
           <w:rFonts w:cs="Times New Roman"/>
           <w:lang w:val="en-GB"/>
         </w:rPr>
+        <w:lastRenderedPageBreak/>
         <w:t xml:space="preserve">Second thing I reconsidered was the many </w:t>
       </w:r>
       <w:proofErr w:type="gramStart"/>
@@ -9618,6 +9905,7 @@
       <w:r>
         <w:rPr>
           <w:rFonts w:cs="Times New Roman"/>
+          <w:noProof/>
         </w:rPr>
         <w:drawing>
           <wp:inline distT="0" distB="0" distL="0" distR="0" wp14:anchorId="5BD96EBA" wp14:editId="2CC49A50">
@@ -9711,135 +9999,136 @@
         <w:rPr>
           <w:lang w:val="en-GB"/>
         </w:rPr>
+        <w:t xml:space="preserve">First inconsistency was that the fields for the entities were missing. </w:t>
+      </w:r>
+      <w:r>
+        <w:rPr>
+          <w:lang w:val="en-GB"/>
+        </w:rPr>
+        <w:t xml:space="preserve">Shortly after, I added the necessary fields to all entities. </w:t>
+      </w:r>
+    </w:p>
+    <w:p>
+      <w:pPr>
+        <w:rPr>
+          <w:lang w:val="en-GB"/>
+        </w:rPr>
+      </w:pPr>
+    </w:p>
+    <w:p>
+      <w:pPr>
+        <w:rPr>
+          <w:lang w:val="en-GB"/>
+        </w:rPr>
+      </w:pPr>
+      <w:r>
+        <w:rPr>
+          <w:lang w:val="en-GB"/>
+        </w:rPr>
+        <w:t xml:space="preserve">Second inconsistency was the </w:t>
+      </w:r>
+      <w:r>
+        <w:rPr>
+          <w:lang w:val="en-GB"/>
+        </w:rPr>
+        <w:t xml:space="preserve">many optional to many optional </w:t>
+      </w:r>
+      <w:proofErr w:type="gramStart"/>
+      <w:r>
+        <w:rPr>
+          <w:lang w:val="en-GB"/>
+        </w:rPr>
+        <w:t>relationship</w:t>
+      </w:r>
+      <w:proofErr w:type="gramEnd"/>
+      <w:r>
+        <w:rPr>
+          <w:lang w:val="en-GB"/>
+        </w:rPr>
+        <w:t xml:space="preserve">. </w:t>
+      </w:r>
+      <w:r>
+        <w:rPr>
+          <w:lang w:val="en-GB"/>
+        </w:rPr>
+        <w:t>To avoid storing too much data in a single field, as well as reduce duplicating data, it is best to be converted into a join table.</w:t>
+      </w:r>
+    </w:p>
+    <w:p>
+      <w:pPr>
+        <w:rPr>
+          <w:lang w:val="en-GB"/>
+        </w:rPr>
+      </w:pPr>
+    </w:p>
+    <w:p>
+      <w:pPr>
+        <w:rPr>
+          <w:lang w:val="en-GB"/>
+        </w:rPr>
+      </w:pPr>
+      <w:r>
+        <w:rPr>
+          <w:lang w:val="en-GB"/>
+        </w:rPr>
+        <w:t>Tool used: draw.io</w:t>
+      </w:r>
+    </w:p>
+    <w:p>
+      <w:pPr>
+        <w:rPr>
+          <w:lang w:val="en-GB"/>
+        </w:rPr>
+      </w:pPr>
+    </w:p>
+    <w:p>
+      <w:pPr>
+        <w:pStyle w:val="Heading3"/>
+        <w:rPr>
+          <w:lang w:val="en-GB"/>
+        </w:rPr>
+      </w:pPr>
+      <w:bookmarkStart w:id="50" w:name="_Toc226641844"/>
+      <w:r>
+        <w:rPr>
+          <w:lang w:val="en-GB"/>
+        </w:rPr>
+        <w:t>Frontend structure</w:t>
+      </w:r>
+      <w:bookmarkEnd w:id="50"/>
+    </w:p>
+    <w:p>
+      <w:pPr>
+        <w:rPr>
+          <w:lang w:val="en-GB"/>
+        </w:rPr>
+      </w:pPr>
+    </w:p>
+    <w:p>
+      <w:pPr>
+        <w:rPr>
+          <w:lang w:val="en-GB"/>
+        </w:rPr>
+      </w:pPr>
+      <w:r>
+        <w:rPr>
+          <w:lang w:val="en-GB"/>
+        </w:rPr>
+        <w:t>Initial application structure concept:</w:t>
+      </w:r>
+    </w:p>
+    <w:p>
+      <w:pPr>
+        <w:rPr>
+          <w:lang w:val="en-GB"/>
+        </w:rPr>
+      </w:pPr>
+      <w:r>
+        <w:rPr>
+          <w:noProof/>
+          <w:lang w:val="en-GB"/>
+        </w:rPr>
         <w:lastRenderedPageBreak/>
-        <w:t xml:space="preserve">First inconsistency was that the fields for the entities were missing. </w:t>
-      </w:r>
-      <w:r>
-        <w:rPr>
-          <w:lang w:val="en-GB"/>
-        </w:rPr>
-        <w:t xml:space="preserve">Shortly after, I added the necessary fields to all entities. </w:t>
-      </w:r>
-    </w:p>
-    <w:p>
-      <w:pPr>
-        <w:rPr>
-          <w:lang w:val="en-GB"/>
-        </w:rPr>
-      </w:pPr>
-    </w:p>
-    <w:p>
-      <w:pPr>
-        <w:rPr>
-          <w:lang w:val="en-GB"/>
-        </w:rPr>
-      </w:pPr>
-      <w:r>
-        <w:rPr>
-          <w:lang w:val="en-GB"/>
-        </w:rPr>
-        <w:t xml:space="preserve">Second inconsistency was the </w:t>
-      </w:r>
-      <w:r>
-        <w:rPr>
-          <w:lang w:val="en-GB"/>
-        </w:rPr>
-        <w:t xml:space="preserve">many optional to many optional </w:t>
-      </w:r>
-      <w:proofErr w:type="gramStart"/>
-      <w:r>
-        <w:rPr>
-          <w:lang w:val="en-GB"/>
-        </w:rPr>
-        <w:t>relationship</w:t>
-      </w:r>
-      <w:proofErr w:type="gramEnd"/>
-      <w:r>
-        <w:rPr>
-          <w:lang w:val="en-GB"/>
-        </w:rPr>
-        <w:t xml:space="preserve">. </w:t>
-      </w:r>
-      <w:r>
-        <w:rPr>
-          <w:lang w:val="en-GB"/>
-        </w:rPr>
-        <w:t>To avoid storing too much data in a single field, as well as reduce duplicating data, it is best to be converted into a join table.</w:t>
-      </w:r>
-    </w:p>
-    <w:p>
-      <w:pPr>
-        <w:rPr>
-          <w:lang w:val="en-GB"/>
-        </w:rPr>
-      </w:pPr>
-    </w:p>
-    <w:p>
-      <w:pPr>
-        <w:rPr>
-          <w:lang w:val="en-GB"/>
-        </w:rPr>
-      </w:pPr>
-      <w:r>
-        <w:rPr>
-          <w:lang w:val="en-GB"/>
-        </w:rPr>
-        <w:t>Tool used: draw.io</w:t>
-      </w:r>
-    </w:p>
-    <w:p>
-      <w:pPr>
-        <w:rPr>
-          <w:lang w:val="en-GB"/>
-        </w:rPr>
-      </w:pPr>
-    </w:p>
-    <w:p>
-      <w:pPr>
-        <w:pStyle w:val="Heading3"/>
-        <w:rPr>
-          <w:lang w:val="en-GB"/>
-        </w:rPr>
-      </w:pPr>
-      <w:bookmarkStart w:id="50" w:name="_Toc226641844"/>
-      <w:r>
-        <w:rPr>
-          <w:lang w:val="en-GB"/>
-        </w:rPr>
-        <w:t>Frontend structure</w:t>
-      </w:r>
-      <w:bookmarkEnd w:id="50"/>
-    </w:p>
-    <w:p>
-      <w:pPr>
-        <w:rPr>
-          <w:lang w:val="en-GB"/>
-        </w:rPr>
-      </w:pPr>
-    </w:p>
-    <w:p>
-      <w:pPr>
-        <w:rPr>
-          <w:lang w:val="en-GB"/>
-        </w:rPr>
-      </w:pPr>
-      <w:r>
-        <w:rPr>
-          <w:lang w:val="en-GB"/>
-        </w:rPr>
-        <w:t>Initial application structure concept:</w:t>
-      </w:r>
-    </w:p>
-    <w:p>
-      <w:pPr>
-        <w:rPr>
-          <w:lang w:val="en-GB"/>
-        </w:rPr>
-      </w:pPr>
-      <w:r>
-        <w:rPr>
-          <w:lang w:val="en-GB"/>
-        </w:rPr>
         <w:drawing>
           <wp:inline distT="0" distB="0" distL="0" distR="0" wp14:anchorId="04C17BAD" wp14:editId="2ABE5005">
             <wp:extent cx="5760720" cy="1874520"/>
@@ -10016,9 +10305,9 @@
       </w:pPr>
       <w:r>
         <w:rPr>
-          <w:lang w:val="en-GB"/>
-        </w:rPr>
-        <w:lastRenderedPageBreak/>
+          <w:noProof/>
+          <w:lang w:val="en-GB"/>
+        </w:rPr>
         <w:drawing>
           <wp:inline distT="0" distB="0" distL="0" distR="0" wp14:anchorId="44CB76AC" wp14:editId="0301BD8D">
             <wp:extent cx="5760720" cy="1853565"/>
@@ -10202,8 +10491,10 @@
       </w:pPr>
       <w:r>
         <w:rPr>
-          <w:lang w:val="en-GB"/>
-        </w:rPr>
+          <w:noProof/>
+          <w:lang w:val="en-GB"/>
+        </w:rPr>
+        <w:lastRenderedPageBreak/>
         <w:drawing>
           <wp:inline distT="0" distB="0" distL="0" distR="0" wp14:anchorId="10078DBD" wp14:editId="4A855EA3">
             <wp:extent cx="5760720" cy="1865630"/>
@@ -10306,9 +10597,9 @@
       </w:pPr>
       <w:r>
         <w:rPr>
-          <w:lang w:val="en-GB"/>
-        </w:rPr>
-        <w:lastRenderedPageBreak/>
+          <w:noProof/>
+          <w:lang w:val="en-GB"/>
+        </w:rPr>
         <w:drawing>
           <wp:inline distT="0" distB="0" distL="0" distR="0" wp14:anchorId="24DFF0DA" wp14:editId="0C99D270">
             <wp:extent cx="5760720" cy="2376170"/>
@@ -10442,8 +10733,10 @@
       </w:pPr>
       <w:r>
         <w:rPr>
-          <w:lang w:val="en-GB"/>
-        </w:rPr>
+          <w:noProof/>
+          <w:lang w:val="en-GB"/>
+        </w:rPr>
+        <w:lastRenderedPageBreak/>
         <w:drawing>
           <wp:inline distT="0" distB="0" distL="0" distR="0" wp14:anchorId="61DDC79F" wp14:editId="434A6519">
             <wp:extent cx="5760720" cy="2698115"/>
@@ -10600,9 +10893,9 @@
       </w:pPr>
       <w:r>
         <w:rPr>
-          <w:lang w:val="en-GB"/>
-        </w:rPr>
-        <w:lastRenderedPageBreak/>
+          <w:noProof/>
+          <w:lang w:val="en-GB"/>
+        </w:rPr>
         <w:drawing>
           <wp:inline distT="0" distB="0" distL="0" distR="0" wp14:anchorId="13895FFC" wp14:editId="149F5296">
             <wp:extent cx="5760720" cy="2298700"/>
@@ -10734,84 +11027,78 @@
       <w:pPr>
         <w:pStyle w:val="Heading3"/>
         <w:rPr>
-          <w:lang w:val="fr-CH"/>
+          <w:lang w:val="en-GB"/>
         </w:rPr>
       </w:pPr>
       <w:bookmarkStart w:id="52" w:name="_Toc226641846"/>
       <w:r>
         <w:rPr>
-          <w:lang w:val="fr-CH"/>
-        </w:rPr>
-        <w:t xml:space="preserve">User interface </w:t>
+          <w:lang w:val="en-GB"/>
+        </w:rPr>
+        <w:t>User interface mock-ups</w:t>
+      </w:r>
+      <w:bookmarkEnd w:id="52"/>
+    </w:p>
+    <w:p>
+      <w:pPr>
+        <w:rPr>
+          <w:lang w:val="en-GB"/>
+        </w:rPr>
+      </w:pPr>
+    </w:p>
+    <w:p>
+      <w:pPr>
+        <w:rPr>
+          <w:lang w:val="en-GB"/>
+        </w:rPr>
+      </w:pPr>
+      <w:r>
+        <w:rPr>
+          <w:lang w:val="en-GB"/>
+        </w:rPr>
+        <w:t xml:space="preserve">I used </w:t>
       </w:r>
       <w:proofErr w:type="spellStart"/>
-      <w:r>
-        <w:rPr>
-          <w:lang w:val="fr-CH"/>
-        </w:rPr>
-        <w:t>mock-ups</w:t>
-      </w:r>
-      <w:bookmarkEnd w:id="52"/>
+      <w:proofErr w:type="gramStart"/>
+      <w:r>
+        <w:rPr>
+          <w:lang w:val="en-GB"/>
+        </w:rPr>
+        <w:t>figma</w:t>
+      </w:r>
       <w:proofErr w:type="spellEnd"/>
-    </w:p>
-    <w:p>
-      <w:pPr>
-        <w:rPr>
-          <w:lang w:val="fr-CH"/>
-        </w:rPr>
-      </w:pPr>
-    </w:p>
-    <w:p>
-      <w:pPr>
-        <w:rPr>
-          <w:lang w:val="fr-CH"/>
-        </w:rPr>
-      </w:pPr>
-      <w:r>
-        <w:rPr>
-          <w:lang w:val="fr-CH"/>
-        </w:rPr>
-        <w:t xml:space="preserve">I </w:t>
-      </w:r>
-      <w:proofErr w:type="spellStart"/>
-      <w:r>
-        <w:rPr>
-          <w:lang w:val="fr-CH"/>
-        </w:rPr>
-        <w:t>used</w:t>
-      </w:r>
-      <w:proofErr w:type="spellEnd"/>
-      <w:r>
-        <w:rPr>
-          <w:lang w:val="fr-CH"/>
+      <w:r>
+        <w:rPr>
+          <w:lang w:val="en-GB"/>
+        </w:rPr>
+        <w:t> !!!!</w:t>
+      </w:r>
+      <w:proofErr w:type="gramEnd"/>
+      <w:r>
+        <w:rPr>
+          <w:lang w:val="en-GB"/>
         </w:rPr>
         <w:t xml:space="preserve"> </w:t>
       </w:r>
-      <w:proofErr w:type="spellStart"/>
-      <w:r>
-        <w:rPr>
-          <w:lang w:val="fr-CH"/>
-        </w:rPr>
-        <w:t>figma</w:t>
-      </w:r>
-      <w:proofErr w:type="spellEnd"/>
-      <w:r>
-        <w:rPr>
-          <w:lang w:val="fr-CH"/>
-        </w:rPr>
-        <w:t> !!!! TODO</w:t>
-      </w:r>
-      <w:r>
-        <w:rPr>
-          <w:lang w:val="fr-CH"/>
+      <w:proofErr w:type="gramStart"/>
+      <w:r>
+        <w:rPr>
+          <w:lang w:val="en-GB"/>
+        </w:rPr>
+        <w:t>TODO</w:t>
+      </w:r>
+      <w:r>
+        <w:rPr>
+          <w:lang w:val="en-GB"/>
         </w:rPr>
         <w:t> !!!!</w:t>
       </w:r>
-    </w:p>
-    <w:p>
-      <w:pPr>
-        <w:rPr>
-          <w:lang w:val="fr-CH"/>
+      <w:proofErr w:type="gramEnd"/>
+    </w:p>
+    <w:p>
+      <w:pPr>
+        <w:rPr>
+          <w:lang w:val="en-GB"/>
         </w:rPr>
       </w:pPr>
     </w:p>
@@ -10958,7 +11245,6 @@
         <w:rPr>
           <w:lang w:val="en-GB"/>
         </w:rPr>
-        <w:lastRenderedPageBreak/>
         <w:t xml:space="preserve">New mock-ups based on requirements, </w:t>
       </w:r>
       <w:r>
@@ -11283,6 +11569,7 @@
           <w:noProof/>
           <w:lang w:val="en-GB"/>
         </w:rPr>
+        <w:lastRenderedPageBreak/>
         <w:drawing>
           <wp:inline distT="0" distB="0" distL="0" distR="0" wp14:anchorId="40DE063C" wp14:editId="476151DE">
             <wp:extent cx="2856015" cy="1684583"/>
@@ -11387,7 +11674,6 @@
         <w:rPr>
           <w:lang w:val="en-GB"/>
         </w:rPr>
-        <w:lastRenderedPageBreak/>
         <w:t xml:space="preserve">Backend </w:t>
       </w:r>
       <w:r>
@@ -11849,6 +12135,142 @@
       <w:pPr>
         <w:pStyle w:val="Heading3"/>
         <w:rPr>
+          <w:lang w:val="en-GB"/>
+        </w:rPr>
+      </w:pPr>
+      <w:r>
+        <w:rPr>
+          <w:lang w:val="en-GB"/>
+        </w:rPr>
+        <w:t>Implementation concept</w:t>
+      </w:r>
+    </w:p>
+    <w:p>
+      <w:pPr>
+        <w:rPr>
+          <w:lang w:val="en-GB"/>
+        </w:rPr>
+      </w:pPr>
+    </w:p>
+    <w:p>
+      <w:pPr>
+        <w:rPr>
+          <w:lang w:val="en-GB"/>
+        </w:rPr>
+      </w:pPr>
+      <w:r>
+        <w:rPr>
+          <w:lang w:val="en-GB"/>
+        </w:rPr>
+        <w:t xml:space="preserve">The application will be implemented as a web application. It will have a clear separation between the frontend stack, backend stack and the database. </w:t>
+      </w:r>
+    </w:p>
+    <w:p>
+      <w:pPr>
+        <w:rPr>
+          <w:lang w:val="en-GB"/>
+        </w:rPr>
+      </w:pPr>
+    </w:p>
+    <w:p>
+      <w:pPr>
+        <w:rPr>
+          <w:lang w:val="en-GB"/>
+        </w:rPr>
+      </w:pPr>
+      <w:r>
+        <w:rPr>
+          <w:lang w:val="en-GB"/>
+        </w:rPr>
+        <w:lastRenderedPageBreak/>
+        <w:t xml:space="preserve">The frontend will be developed with Angular and TypeScript. The frontend will be responsible for displaying the user interface, receiving user input and sending requests to the backend. </w:t>
+      </w:r>
+    </w:p>
+    <w:p>
+      <w:pPr>
+        <w:rPr>
+          <w:lang w:val="en-GB"/>
+        </w:rPr>
+      </w:pPr>
+    </w:p>
+    <w:p>
+      <w:pPr>
+        <w:rPr>
+          <w:lang w:val="en-GB"/>
+        </w:rPr>
+      </w:pPr>
+      <w:r>
+        <w:rPr>
+          <w:lang w:val="en-GB"/>
+        </w:rPr>
+        <w:t xml:space="preserve">The backend will be developed with Java and Spring Boot. It will be responsible for processing requests, validating input, and for fetching data from an external data source for market data. </w:t>
+      </w:r>
+    </w:p>
+    <w:p>
+      <w:pPr>
+        <w:rPr>
+          <w:lang w:val="en-GB"/>
+        </w:rPr>
+      </w:pPr>
+    </w:p>
+    <w:p>
+      <w:pPr>
+        <w:rPr>
+          <w:lang w:val="en-GB"/>
+        </w:rPr>
+      </w:pPr>
+      <w:r>
+        <w:rPr>
+          <w:lang w:val="en-GB"/>
+        </w:rPr>
+        <w:t xml:space="preserve">The database will be setup as a PostgreSQL database and ran in a </w:t>
+      </w:r>
+      <w:proofErr w:type="spellStart"/>
+      <w:r>
+        <w:rPr>
+          <w:lang w:val="en-GB"/>
+        </w:rPr>
+        <w:t>Podman</w:t>
+      </w:r>
+      <w:proofErr w:type="spellEnd"/>
+      <w:r>
+        <w:rPr>
+          <w:lang w:val="en-GB"/>
+        </w:rPr>
+        <w:t xml:space="preserve"> container. </w:t>
+      </w:r>
+    </w:p>
+    <w:p>
+      <w:pPr>
+        <w:rPr>
+          <w:lang w:val="en-GB"/>
+        </w:rPr>
+      </w:pPr>
+    </w:p>
+    <w:p>
+      <w:pPr>
+        <w:rPr>
+          <w:lang w:val="en-GB"/>
+        </w:rPr>
+      </w:pPr>
+      <w:r>
+        <w:rPr>
+          <w:lang w:val="en-GB"/>
+        </w:rPr>
+        <w:t xml:space="preserve">The planned data flow would look as follows: The user interacts with the frontend Angular application, the frontend sends requests to the backend Spring Boot application as HTTP requests and received by REST endpoints, then the backend application processes the requests and handles them by reading from, altering the PostgreSQL database, or by accessing market data from third party market data APIs. The frontend would then display the data in a way that is easy to understand, for example in charts or watchlist details. </w:t>
+      </w:r>
+    </w:p>
+    <w:p>
+      <w:pPr>
+        <w:rPr>
+          <w:lang w:val="en-GB"/>
+        </w:rPr>
+      </w:pPr>
+    </w:p>
+    <w:p>
+      <w:pPr>
+        <w:pStyle w:val="Heading3"/>
+        <w:rPr>
           <w:rFonts w:cs="Times New Roman"/>
           <w:color w:val="000000" w:themeColor="text1"/>
           <w:lang w:val="en-GB"/>
@@ -11873,6 +12295,163 @@
           <w:lang w:val="en-GB"/>
         </w:rPr>
       </w:pPr>
+    </w:p>
+    <w:p>
+      <w:pPr>
+        <w:rPr>
+          <w:lang w:val="en-GB"/>
+        </w:rPr>
+      </w:pPr>
+      <w:r>
+        <w:rPr>
+          <w:lang w:val="en-GB"/>
+        </w:rPr>
+        <w:t xml:space="preserve">Tests will be created for the project </w:t>
+      </w:r>
+      <w:proofErr w:type="gramStart"/>
+      <w:r>
+        <w:rPr>
+          <w:lang w:val="en-GB"/>
+        </w:rPr>
+        <w:t>in order to</w:t>
+      </w:r>
+      <w:proofErr w:type="gramEnd"/>
+      <w:r>
+        <w:rPr>
+          <w:lang w:val="en-GB"/>
+        </w:rPr>
+        <w:t xml:space="preserve"> verify the correctness of the implementation of the requirements, as well as to make sure the different layers of the application work together properly. </w:t>
+      </w:r>
+    </w:p>
+    <w:p>
+      <w:pPr>
+        <w:rPr>
+          <w:lang w:val="en-GB"/>
+        </w:rPr>
+      </w:pPr>
+    </w:p>
+    <w:p>
+      <w:pPr>
+        <w:rPr>
+          <w:lang w:val="en-GB"/>
+        </w:rPr>
+      </w:pPr>
+      <w:r>
+        <w:rPr>
+          <w:lang w:val="en-GB"/>
+        </w:rPr>
+        <w:t xml:space="preserve">Testing will be done on different levels. On the frontend, testing will be done with the help of built-in Angular component tests. On the backend, unit tests will be used to test service logic, and integration tests will be used to test REST endpoints and database access. Manual end-to-end tests will also be carried out to test user flows. </w:t>
+      </w:r>
+    </w:p>
+    <w:p>
+      <w:pPr>
+        <w:rPr>
+          <w:lang w:val="en-GB"/>
+        </w:rPr>
+      </w:pPr>
+    </w:p>
+    <w:p>
+      <w:pPr>
+        <w:rPr>
+          <w:lang w:val="en-GB"/>
+        </w:rPr>
+      </w:pPr>
+      <w:r>
+        <w:rPr>
+          <w:lang w:val="en-GB"/>
+        </w:rPr>
+        <w:t>These areas are planned to be tested:</w:t>
+      </w:r>
+    </w:p>
+    <w:p>
+      <w:pPr>
+        <w:pStyle w:val="ListParagraph"/>
+        <w:numPr>
+          <w:ilvl w:val="0"/>
+          <w:numId w:val="36"/>
+        </w:numPr>
+        <w:rPr>
+          <w:lang w:val="en-GB"/>
+        </w:rPr>
+      </w:pPr>
+      <w:r>
+        <w:rPr>
+          <w:lang w:val="en-GB"/>
+        </w:rPr>
+        <w:t>Creation, editing, viewing and deletion of watchlists</w:t>
+      </w:r>
+    </w:p>
+    <w:p>
+      <w:pPr>
+        <w:pStyle w:val="ListParagraph"/>
+        <w:numPr>
+          <w:ilvl w:val="0"/>
+          <w:numId w:val="36"/>
+        </w:numPr>
+        <w:rPr>
+          <w:lang w:val="en-GB"/>
+        </w:rPr>
+      </w:pPr>
+      <w:r>
+        <w:rPr>
+          <w:lang w:val="en-GB"/>
+        </w:rPr>
+        <w:t>Stock search</w:t>
+      </w:r>
+    </w:p>
+    <w:p>
+      <w:pPr>
+        <w:pStyle w:val="ListParagraph"/>
+        <w:numPr>
+          <w:ilvl w:val="0"/>
+          <w:numId w:val="36"/>
+        </w:numPr>
+        <w:rPr>
+          <w:lang w:val="en-GB"/>
+        </w:rPr>
+      </w:pPr>
+      <w:r>
+        <w:rPr>
+          <w:lang w:val="en-GB"/>
+        </w:rPr>
+        <w:t>Retrieval and display of stock data</w:t>
+      </w:r>
+    </w:p>
+    <w:p>
+      <w:pPr>
+        <w:pStyle w:val="ListParagraph"/>
+        <w:numPr>
+          <w:ilvl w:val="0"/>
+          <w:numId w:val="36"/>
+        </w:numPr>
+        <w:rPr>
+          <w:lang w:val="en-GB"/>
+        </w:rPr>
+      </w:pPr>
+      <w:r>
+        <w:rPr>
+          <w:lang w:val="en-GB"/>
+        </w:rPr>
+        <w:t>Creation, editing and deletion of comments</w:t>
+      </w:r>
+    </w:p>
+    <w:p>
+      <w:pPr>
+        <w:pStyle w:val="ListParagraph"/>
+        <w:numPr>
+          <w:ilvl w:val="0"/>
+          <w:numId w:val="36"/>
+        </w:numPr>
+        <w:rPr>
+          <w:lang w:val="en-GB"/>
+        </w:rPr>
+      </w:pPr>
+      <w:r>
+        <w:rPr>
+          <w:lang w:val="en-GB"/>
+        </w:rPr>
+        <w:t>Light / dark mode toggle</w:t>
+      </w:r>
     </w:p>
     <w:p>
       <w:pPr>
@@ -12018,6 +12597,14 @@
     </w:p>
     <w:p>
       <w:pPr>
+        <w:rPr>
+          <w:rFonts w:cs="Times New Roman"/>
+          <w:lang w:val="en-GB"/>
+        </w:rPr>
+      </w:pPr>
+    </w:p>
+    <w:p>
+      <w:pPr>
         <w:pStyle w:val="Heading3"/>
         <w:rPr>
           <w:lang w:val="en-GB"/>
@@ -12052,7 +12639,6 @@
           <w:rFonts w:cs="Times New Roman"/>
           <w:lang w:val="en-GB"/>
         </w:rPr>
-        <w:lastRenderedPageBreak/>
         <w:t>Question to be answered in this section: Which graph library to use to display stock data?</w:t>
       </w:r>
     </w:p>
@@ -12114,107 +12700,74 @@
     <w:p>
       <w:pPr>
         <w:rPr>
-          <w:rFonts w:cs="Times New Roman"/>
-          <w:lang w:val="en-GB"/>
-        </w:rPr>
-      </w:pPr>
-      <w:r>
-        <w:rPr>
-          <w:rFonts w:cs="Times New Roman"/>
-          <w:lang w:val="en-GB"/>
-        </w:rPr>
-        <w:t xml:space="preserve">Question to be answered in this section: </w:t>
-      </w:r>
-      <w:r>
-        <w:rPr>
-          <w:rFonts w:cs="Times New Roman"/>
-          <w:lang w:val="en-GB"/>
-        </w:rPr>
-        <w:t>Which external stock data sources to use for this application?</w:t>
-      </w:r>
-    </w:p>
-    <w:p>
-      <w:pPr>
-        <w:rPr>
-          <w:rFonts w:cs="Times New Roman"/>
-          <w:lang w:val="en-GB"/>
-        </w:rPr>
-      </w:pPr>
-    </w:p>
-    <w:p>
-      <w:pPr>
-        <w:rPr>
-          <w:rFonts w:cs="Times New Roman"/>
-          <w:lang w:val="en-GB"/>
-        </w:rPr>
-      </w:pPr>
-      <w:r>
-        <w:rPr>
-          <w:rFonts w:cs="Times New Roman"/>
-          <w:lang w:val="en-GB"/>
-        </w:rPr>
-        <w:t xml:space="preserve">Before starting this project, </w:t>
-      </w:r>
-      <w:r>
-        <w:rPr>
-          <w:rFonts w:cs="Times New Roman"/>
-          <w:lang w:val="en-GB"/>
-        </w:rPr>
-        <w:t xml:space="preserve">I had done research to look for a free, legally </w:t>
-      </w:r>
-      <w:r>
-        <w:rPr>
-          <w:rFonts w:cs="Times New Roman"/>
-          <w:lang w:val="en-GB"/>
-        </w:rPr>
-        <w:t xml:space="preserve">compliant </w:t>
-      </w:r>
-      <w:r>
-        <w:rPr>
-          <w:rFonts w:cs="Times New Roman"/>
-          <w:lang w:val="en-GB"/>
-        </w:rPr>
-        <w:t xml:space="preserve">stock data source for the application as preliminary work. </w:t>
-      </w:r>
-      <w:r>
-        <w:rPr>
-          <w:rFonts w:cs="Times New Roman"/>
-          <w:lang w:val="en-GB"/>
-        </w:rPr>
-        <w:t xml:space="preserve">I had found three </w:t>
-      </w:r>
-      <w:r>
-        <w:rPr>
-          <w:rFonts w:cs="Times New Roman"/>
-          <w:lang w:val="en-GB"/>
-        </w:rPr>
-        <w:t xml:space="preserve">options </w:t>
-      </w:r>
-      <w:r>
-        <w:rPr>
-          <w:rFonts w:cs="Times New Roman"/>
-          <w:lang w:val="en-GB"/>
-        </w:rPr>
-        <w:t>-</w:t>
-      </w:r>
-      <w:r>
-        <w:rPr>
-          <w:rFonts w:cs="Times New Roman"/>
-          <w:lang w:val="en-GB"/>
-        </w:rPr>
-        <w:t xml:space="preserve"> </w:t>
-      </w:r>
-      <w:r>
-        <w:rPr>
-          <w:rFonts w:cs="Times New Roman"/>
-          <w:lang w:val="en-GB"/>
-        </w:rPr>
-        <w:t xml:space="preserve">Alpha Vantage API, </w:t>
-      </w:r>
+          <w:lang w:val="en-GB"/>
+        </w:rPr>
+      </w:pPr>
+      <w:r>
+        <w:rPr>
+          <w:lang w:val="en-GB"/>
+        </w:rPr>
+        <w:t>Question to be answered in this section: Which external stock data sources to use for this application?</w:t>
+      </w:r>
+    </w:p>
+    <w:p>
+      <w:pPr>
+        <w:rPr>
+          <w:lang w:val="en-GB"/>
+        </w:rPr>
+      </w:pPr>
+    </w:p>
+    <w:p>
+      <w:pPr>
+        <w:rPr>
+          <w:lang w:val="en-GB"/>
+        </w:rPr>
+      </w:pPr>
+      <w:r>
+        <w:rPr>
+          <w:lang w:val="en-GB"/>
+        </w:rPr>
+        <w:t>Before the start of the project, I researched different potential data sources for stock data to be used in this project. The three main options I found were</w:t>
+      </w:r>
+      <w:r>
+        <w:rPr>
+          <w:lang w:val="en-GB"/>
+        </w:rPr>
+        <w:t>:</w:t>
+      </w:r>
+    </w:p>
+    <w:p>
+      <w:pPr>
+        <w:pStyle w:val="ListParagraph"/>
+        <w:numPr>
+          <w:ilvl w:val="0"/>
+          <w:numId w:val="34"/>
+        </w:numPr>
+        <w:rPr>
+          <w:lang w:val="en-GB"/>
+        </w:rPr>
+      </w:pPr>
+      <w:r>
+        <w:rPr>
+          <w:lang w:val="en-GB"/>
+        </w:rPr>
+        <w:t>Alpha Vantage API</w:t>
+      </w:r>
+    </w:p>
+    <w:p>
+      <w:pPr>
+        <w:pStyle w:val="ListParagraph"/>
+        <w:numPr>
+          <w:ilvl w:val="0"/>
+          <w:numId w:val="34"/>
+        </w:numPr>
+        <w:rPr>
+          <w:lang w:val="en-GB"/>
+        </w:rPr>
+      </w:pPr>
       <w:proofErr w:type="spellStart"/>
       <w:r>
         <w:rPr>
-          <w:rFonts w:cs="Times New Roman"/>
           <w:lang w:val="en-GB"/>
         </w:rPr>
         <w:t>Stooq</w:t>
@@ -12222,42 +12775,922 @@
       <w:proofErr w:type="spellEnd"/>
       <w:r>
         <w:rPr>
-          <w:rFonts w:cs="Times New Roman"/>
-          <w:lang w:val="en-GB"/>
-        </w:rPr>
-        <w:t xml:space="preserve"> API and Yahoo Finance API. </w:t>
-      </w:r>
-      <w:r>
-        <w:rPr>
-          <w:rFonts w:cs="Times New Roman"/>
-          <w:lang w:val="en-GB"/>
-        </w:rPr>
-        <w:t>For this decision, I implemented the “decision flowchart” method:</w:t>
-      </w:r>
-    </w:p>
-    <w:p>
-      <w:pPr>
-        <w:rPr>
-          <w:rFonts w:cs="Times New Roman"/>
-          <w:lang w:val="en-GB"/>
-        </w:rPr>
-      </w:pPr>
-    </w:p>
-    <w:p>
-      <w:pPr>
-        <w:rPr>
-          <w:rFonts w:cs="Times New Roman"/>
-          <w:lang w:val="en-GB"/>
-        </w:rPr>
-      </w:pPr>
-    </w:p>
-    <w:p>
-      <w:pPr>
-        <w:rPr>
-          <w:rFonts w:cs="Times New Roman"/>
-          <w:lang w:val="en-GB"/>
-        </w:rPr>
-      </w:pPr>
+          <w:lang w:val="en-GB"/>
+        </w:rPr>
+        <w:t xml:space="preserve"> API</w:t>
+      </w:r>
+    </w:p>
+    <w:p>
+      <w:pPr>
+        <w:pStyle w:val="ListParagraph"/>
+        <w:numPr>
+          <w:ilvl w:val="0"/>
+          <w:numId w:val="34"/>
+        </w:numPr>
+        <w:rPr>
+          <w:lang w:val="en-GB"/>
+        </w:rPr>
+      </w:pPr>
+      <w:r>
+        <w:rPr>
+          <w:lang w:val="en-GB"/>
+        </w:rPr>
+        <w:t>Yahoo Finance API</w:t>
+      </w:r>
+    </w:p>
+    <w:p>
+      <w:pPr>
+        <w:rPr>
+          <w:lang w:val="en-GB"/>
+        </w:rPr>
+      </w:pPr>
+      <w:r>
+        <w:rPr>
+          <w:lang w:val="en-GB"/>
+        </w:rPr>
+        <w:t xml:space="preserve">To </w:t>
+      </w:r>
+      <w:proofErr w:type="gramStart"/>
+      <w:r>
+        <w:rPr>
+          <w:lang w:val="en-GB"/>
+        </w:rPr>
+        <w:t>make a decision</w:t>
+      </w:r>
+      <w:proofErr w:type="gramEnd"/>
+      <w:r>
+        <w:rPr>
+          <w:lang w:val="en-GB"/>
+        </w:rPr>
+        <w:t xml:space="preserve"> and make it traceable, I will be implementing the “decision matrix” method. </w:t>
+      </w:r>
+    </w:p>
+    <w:p>
+      <w:pPr>
+        <w:rPr>
+          <w:lang w:val="en-GB"/>
+        </w:rPr>
+      </w:pPr>
+      <w:r>
+        <w:rPr>
+          <w:lang w:val="en-GB"/>
+        </w:rPr>
+        <w:t>Stock data source decision matrix (5pt max.):</w:t>
+      </w:r>
+    </w:p>
+    <w:tbl>
+      <w:tblPr>
+        <w:tblStyle w:val="TableGrid"/>
+        <w:tblW w:w="0" w:type="auto"/>
+        <w:tblLook w:val="06A0" w:firstRow="1" w:lastRow="0" w:firstColumn="1" w:lastColumn="0" w:noHBand="1" w:noVBand="1"/>
+      </w:tblPr>
+      <w:tblGrid>
+        <w:gridCol w:w="1804"/>
+        <w:gridCol w:w="1802"/>
+        <w:gridCol w:w="1803"/>
+        <w:gridCol w:w="1800"/>
+        <w:gridCol w:w="1803"/>
+      </w:tblGrid>
+      <w:tr>
+        <w:trPr>
+          <w:trHeight w:val="300"/>
+        </w:trPr>
+        <w:tc>
+          <w:tcPr>
+            <w:tcW w:w="1812" w:type="dxa"/>
+            <w:tcBorders>
+              <w:top w:val="single" w:sz="24" w:space="0" w:color="000000" w:themeColor="text1"/>
+              <w:left w:val="single" w:sz="24" w:space="0" w:color="000000" w:themeColor="text1"/>
+              <w:bottom w:val="single" w:sz="24" w:space="0" w:color="000000" w:themeColor="text1"/>
+              <w:right w:val="single" w:sz="24" w:space="0" w:color="000000" w:themeColor="text1"/>
+            </w:tcBorders>
+            <w:hideMark/>
+          </w:tcPr>
+          <w:p>
+            <w:pPr>
+              <w:rPr>
+                <w:lang w:val="en-GB"/>
+              </w:rPr>
+            </w:pPr>
+            <w:r>
+              <w:rPr>
+                <w:lang w:val="en-GB"/>
+              </w:rPr>
+              <w:t>Criterion</w:t>
+            </w:r>
+          </w:p>
+        </w:tc>
+        <w:tc>
+          <w:tcPr>
+            <w:tcW w:w="1812" w:type="dxa"/>
+            <w:tcBorders>
+              <w:top w:val="single" w:sz="24" w:space="0" w:color="000000" w:themeColor="text1"/>
+              <w:left w:val="single" w:sz="24" w:space="0" w:color="000000" w:themeColor="text1"/>
+              <w:bottom w:val="single" w:sz="24" w:space="0" w:color="000000" w:themeColor="text1"/>
+              <w:right w:val="single" w:sz="24" w:space="0" w:color="000000" w:themeColor="text1"/>
+            </w:tcBorders>
+            <w:hideMark/>
+          </w:tcPr>
+          <w:p>
+            <w:pPr>
+              <w:rPr>
+                <w:lang w:val="en-GB"/>
+              </w:rPr>
+            </w:pPr>
+            <w:r>
+              <w:rPr>
+                <w:lang w:val="en-GB"/>
+              </w:rPr>
+              <w:t>Weight</w:t>
+            </w:r>
+          </w:p>
+        </w:tc>
+        <w:tc>
+          <w:tcPr>
+            <w:tcW w:w="1812" w:type="dxa"/>
+            <w:tcBorders>
+              <w:top w:val="single" w:sz="24" w:space="0" w:color="000000" w:themeColor="text1"/>
+              <w:left w:val="single" w:sz="24" w:space="0" w:color="000000" w:themeColor="text1"/>
+              <w:bottom w:val="single" w:sz="24" w:space="0" w:color="000000" w:themeColor="text1"/>
+              <w:right w:val="single" w:sz="24" w:space="0" w:color="000000" w:themeColor="text1"/>
+            </w:tcBorders>
+            <w:hideMark/>
+          </w:tcPr>
+          <w:p>
+            <w:pPr>
+              <w:rPr>
+                <w:lang w:val="en-GB"/>
+              </w:rPr>
+            </w:pPr>
+            <w:r>
+              <w:rPr>
+                <w:lang w:val="en-GB"/>
+              </w:rPr>
+              <w:t>Alpha Vantage</w:t>
+            </w:r>
+          </w:p>
+        </w:tc>
+        <w:tc>
+          <w:tcPr>
+            <w:tcW w:w="1812" w:type="dxa"/>
+            <w:tcBorders>
+              <w:top w:val="single" w:sz="24" w:space="0" w:color="000000" w:themeColor="text1"/>
+              <w:left w:val="single" w:sz="24" w:space="0" w:color="000000" w:themeColor="text1"/>
+              <w:bottom w:val="single" w:sz="24" w:space="0" w:color="000000" w:themeColor="text1"/>
+              <w:right w:val="single" w:sz="24" w:space="0" w:color="000000" w:themeColor="text1"/>
+            </w:tcBorders>
+            <w:hideMark/>
+          </w:tcPr>
+          <w:p>
+            <w:pPr>
+              <w:rPr>
+                <w:lang w:val="en-GB"/>
+              </w:rPr>
+            </w:pPr>
+            <w:proofErr w:type="spellStart"/>
+            <w:r>
+              <w:rPr>
+                <w:lang w:val="en-GB"/>
+              </w:rPr>
+              <w:t>Stooq</w:t>
+            </w:r>
+            <w:proofErr w:type="spellEnd"/>
+          </w:p>
+        </w:tc>
+        <w:tc>
+          <w:tcPr>
+            <w:tcW w:w="1812" w:type="dxa"/>
+            <w:tcBorders>
+              <w:top w:val="single" w:sz="24" w:space="0" w:color="000000" w:themeColor="text1"/>
+              <w:left w:val="single" w:sz="24" w:space="0" w:color="000000" w:themeColor="text1"/>
+              <w:bottom w:val="single" w:sz="24" w:space="0" w:color="000000" w:themeColor="text1"/>
+              <w:right w:val="single" w:sz="24" w:space="0" w:color="000000" w:themeColor="text1"/>
+            </w:tcBorders>
+            <w:hideMark/>
+          </w:tcPr>
+          <w:p>
+            <w:pPr>
+              <w:rPr>
+                <w:lang w:val="en-GB"/>
+              </w:rPr>
+            </w:pPr>
+            <w:r>
+              <w:rPr>
+                <w:lang w:val="en-GB"/>
+              </w:rPr>
+              <w:t>Yahoo Finance</w:t>
+            </w:r>
+          </w:p>
+        </w:tc>
+      </w:tr>
+      <w:tr>
+        <w:trPr>
+          <w:trHeight w:val="300"/>
+        </w:trPr>
+        <w:tc>
+          <w:tcPr>
+            <w:tcW w:w="1812" w:type="dxa"/>
+            <w:tcBorders>
+              <w:top w:val="single" w:sz="24" w:space="0" w:color="000000" w:themeColor="text1"/>
+              <w:left w:val="single" w:sz="4" w:space="0" w:color="000000" w:themeColor="text1"/>
+              <w:bottom w:val="single" w:sz="4" w:space="0" w:color="000000" w:themeColor="text1"/>
+              <w:right w:val="single" w:sz="12" w:space="0" w:color="000000" w:themeColor="text1"/>
+            </w:tcBorders>
+            <w:hideMark/>
+          </w:tcPr>
+          <w:p>
+            <w:pPr>
+              <w:rPr>
+                <w:lang w:val="en-GB"/>
+              </w:rPr>
+            </w:pPr>
+            <w:r>
+              <w:rPr>
+                <w:lang w:val="en-GB"/>
+              </w:rPr>
+              <w:t>Free usage</w:t>
+            </w:r>
+          </w:p>
+        </w:tc>
+        <w:tc>
+          <w:tcPr>
+            <w:tcW w:w="1812" w:type="dxa"/>
+            <w:tcBorders>
+              <w:top w:val="single" w:sz="24" w:space="0" w:color="000000" w:themeColor="text1"/>
+              <w:left w:val="single" w:sz="12" w:space="0" w:color="000000" w:themeColor="text1"/>
+              <w:bottom w:val="single" w:sz="4" w:space="0" w:color="000000" w:themeColor="text1"/>
+              <w:right w:val="single" w:sz="4" w:space="0" w:color="000000" w:themeColor="text1"/>
+            </w:tcBorders>
+            <w:hideMark/>
+          </w:tcPr>
+          <w:p>
+            <w:r>
+              <w:rPr>
+                <w:lang w:val="en-GB"/>
+              </w:rPr>
+              <w:t>30%</w:t>
+            </w:r>
+          </w:p>
+        </w:tc>
+        <w:tc>
+          <w:tcPr>
+            <w:tcW w:w="1812" w:type="dxa"/>
+            <w:tcBorders>
+              <w:top w:val="single" w:sz="24" w:space="0" w:color="000000" w:themeColor="text1"/>
+              <w:left w:val="single" w:sz="4" w:space="0" w:color="000000" w:themeColor="text1"/>
+              <w:bottom w:val="single" w:sz="4" w:space="0" w:color="000000" w:themeColor="text1"/>
+              <w:right w:val="single" w:sz="4" w:space="0" w:color="000000" w:themeColor="text1"/>
+            </w:tcBorders>
+            <w:hideMark/>
+          </w:tcPr>
+          <w:p>
+            <w:pPr>
+              <w:rPr>
+                <w:lang w:val="en-GB"/>
+              </w:rPr>
+            </w:pPr>
+            <w:r>
+              <w:rPr>
+                <w:lang w:val="en-GB"/>
+              </w:rPr>
+              <w:t>2</w:t>
+            </w:r>
+          </w:p>
+        </w:tc>
+        <w:tc>
+          <w:tcPr>
+            <w:tcW w:w="1812" w:type="dxa"/>
+            <w:tcBorders>
+              <w:top w:val="single" w:sz="24" w:space="0" w:color="000000" w:themeColor="text1"/>
+              <w:left w:val="single" w:sz="4" w:space="0" w:color="000000" w:themeColor="text1"/>
+              <w:bottom w:val="single" w:sz="4" w:space="0" w:color="000000" w:themeColor="text1"/>
+              <w:right w:val="single" w:sz="4" w:space="0" w:color="000000" w:themeColor="text1"/>
+            </w:tcBorders>
+            <w:hideMark/>
+          </w:tcPr>
+          <w:p>
+            <w:pPr>
+              <w:rPr>
+                <w:lang w:val="en-GB"/>
+              </w:rPr>
+            </w:pPr>
+            <w:r>
+              <w:rPr>
+                <w:lang w:val="en-GB"/>
+              </w:rPr>
+              <w:t>5</w:t>
+            </w:r>
+          </w:p>
+        </w:tc>
+        <w:tc>
+          <w:tcPr>
+            <w:tcW w:w="1812" w:type="dxa"/>
+            <w:tcBorders>
+              <w:top w:val="single" w:sz="24" w:space="0" w:color="000000" w:themeColor="text1"/>
+              <w:left w:val="single" w:sz="4" w:space="0" w:color="000000" w:themeColor="text1"/>
+              <w:bottom w:val="single" w:sz="4" w:space="0" w:color="000000" w:themeColor="text1"/>
+              <w:right w:val="single" w:sz="4" w:space="0" w:color="000000" w:themeColor="text1"/>
+            </w:tcBorders>
+            <w:hideMark/>
+          </w:tcPr>
+          <w:p>
+            <w:pPr>
+              <w:rPr>
+                <w:lang w:val="en-GB"/>
+              </w:rPr>
+            </w:pPr>
+            <w:r>
+              <w:rPr>
+                <w:lang w:val="en-GB"/>
+              </w:rPr>
+              <w:t>5</w:t>
+            </w:r>
+          </w:p>
+        </w:tc>
+      </w:tr>
+      <w:tr>
+        <w:trPr>
+          <w:trHeight w:val="300"/>
+        </w:trPr>
+        <w:tc>
+          <w:tcPr>
+            <w:tcW w:w="1812" w:type="dxa"/>
+            <w:tcBorders>
+              <w:top w:val="single" w:sz="4" w:space="0" w:color="000000" w:themeColor="text1"/>
+              <w:left w:val="single" w:sz="4" w:space="0" w:color="000000" w:themeColor="text1"/>
+              <w:bottom w:val="single" w:sz="4" w:space="0" w:color="000000" w:themeColor="text1"/>
+              <w:right w:val="single" w:sz="12" w:space="0" w:color="000000" w:themeColor="text1"/>
+            </w:tcBorders>
+            <w:hideMark/>
+          </w:tcPr>
+          <w:p>
+            <w:pPr>
+              <w:rPr>
+                <w:lang w:val="en-GB"/>
+              </w:rPr>
+            </w:pPr>
+            <w:r>
+              <w:rPr>
+                <w:lang w:val="en-GB"/>
+              </w:rPr>
+              <w:lastRenderedPageBreak/>
+              <w:t>Legally compliant</w:t>
+            </w:r>
+          </w:p>
+        </w:tc>
+        <w:tc>
+          <w:tcPr>
+            <w:tcW w:w="1812" w:type="dxa"/>
+            <w:tcBorders>
+              <w:top w:val="single" w:sz="4" w:space="0" w:color="000000" w:themeColor="text1"/>
+              <w:left w:val="single" w:sz="12" w:space="0" w:color="000000" w:themeColor="text1"/>
+              <w:bottom w:val="single" w:sz="4" w:space="0" w:color="000000" w:themeColor="text1"/>
+              <w:right w:val="single" w:sz="4" w:space="0" w:color="000000" w:themeColor="text1"/>
+            </w:tcBorders>
+            <w:hideMark/>
+          </w:tcPr>
+          <w:p>
+            <w:pPr>
+              <w:rPr>
+                <w:lang w:val="en-GB"/>
+              </w:rPr>
+            </w:pPr>
+            <w:r>
+              <w:rPr>
+                <w:lang w:val="en-GB"/>
+              </w:rPr>
+              <w:t>30%</w:t>
+            </w:r>
+          </w:p>
+        </w:tc>
+        <w:tc>
+          <w:tcPr>
+            <w:tcW w:w="1812" w:type="dxa"/>
+            <w:tcBorders>
+              <w:top w:val="single" w:sz="4" w:space="0" w:color="000000" w:themeColor="text1"/>
+              <w:left w:val="single" w:sz="4" w:space="0" w:color="000000" w:themeColor="text1"/>
+              <w:bottom w:val="single" w:sz="4" w:space="0" w:color="000000" w:themeColor="text1"/>
+              <w:right w:val="single" w:sz="4" w:space="0" w:color="000000" w:themeColor="text1"/>
+            </w:tcBorders>
+            <w:hideMark/>
+          </w:tcPr>
+          <w:p>
+            <w:pPr>
+              <w:rPr>
+                <w:lang w:val="en-GB"/>
+              </w:rPr>
+            </w:pPr>
+            <w:r>
+              <w:rPr>
+                <w:lang w:val="en-GB"/>
+              </w:rPr>
+              <w:t>5</w:t>
+            </w:r>
+          </w:p>
+        </w:tc>
+        <w:tc>
+          <w:tcPr>
+            <w:tcW w:w="1812" w:type="dxa"/>
+            <w:tcBorders>
+              <w:top w:val="single" w:sz="4" w:space="0" w:color="000000" w:themeColor="text1"/>
+              <w:left w:val="single" w:sz="4" w:space="0" w:color="000000" w:themeColor="text1"/>
+              <w:bottom w:val="single" w:sz="4" w:space="0" w:color="000000" w:themeColor="text1"/>
+              <w:right w:val="single" w:sz="4" w:space="0" w:color="000000" w:themeColor="text1"/>
+            </w:tcBorders>
+            <w:hideMark/>
+          </w:tcPr>
+          <w:p>
+            <w:pPr>
+              <w:rPr>
+                <w:lang w:val="en-GB"/>
+              </w:rPr>
+            </w:pPr>
+            <w:r>
+              <w:rPr>
+                <w:lang w:val="en-GB"/>
+              </w:rPr>
+              <w:t>5</w:t>
+            </w:r>
+          </w:p>
+        </w:tc>
+        <w:tc>
+          <w:tcPr>
+            <w:tcW w:w="1812" w:type="dxa"/>
+            <w:tcBorders>
+              <w:top w:val="single" w:sz="4" w:space="0" w:color="000000" w:themeColor="text1"/>
+              <w:left w:val="single" w:sz="4" w:space="0" w:color="000000" w:themeColor="text1"/>
+              <w:bottom w:val="single" w:sz="4" w:space="0" w:color="000000" w:themeColor="text1"/>
+              <w:right w:val="single" w:sz="4" w:space="0" w:color="000000" w:themeColor="text1"/>
+            </w:tcBorders>
+            <w:hideMark/>
+          </w:tcPr>
+          <w:p>
+            <w:pPr>
+              <w:rPr>
+                <w:lang w:val="en-GB"/>
+              </w:rPr>
+            </w:pPr>
+            <w:r>
+              <w:rPr>
+                <w:lang w:val="en-GB"/>
+              </w:rPr>
+              <w:t>3</w:t>
+            </w:r>
+          </w:p>
+        </w:tc>
+      </w:tr>
+      <w:tr>
+        <w:trPr>
+          <w:trHeight w:val="300"/>
+        </w:trPr>
+        <w:tc>
+          <w:tcPr>
+            <w:tcW w:w="1812" w:type="dxa"/>
+            <w:tcBorders>
+              <w:top w:val="single" w:sz="4" w:space="0" w:color="000000" w:themeColor="text1"/>
+              <w:left w:val="single" w:sz="4" w:space="0" w:color="000000" w:themeColor="text1"/>
+              <w:bottom w:val="single" w:sz="4" w:space="0" w:color="000000" w:themeColor="text1"/>
+              <w:right w:val="single" w:sz="12" w:space="0" w:color="000000" w:themeColor="text1"/>
+            </w:tcBorders>
+            <w:hideMark/>
+          </w:tcPr>
+          <w:p>
+            <w:pPr>
+              <w:rPr>
+                <w:lang w:val="en-GB"/>
+              </w:rPr>
+            </w:pPr>
+            <w:r>
+              <w:rPr>
+                <w:lang w:val="en-GB"/>
+              </w:rPr>
+              <w:t>Historical data</w:t>
+            </w:r>
+          </w:p>
+        </w:tc>
+        <w:tc>
+          <w:tcPr>
+            <w:tcW w:w="1812" w:type="dxa"/>
+            <w:tcBorders>
+              <w:top w:val="single" w:sz="4" w:space="0" w:color="000000" w:themeColor="text1"/>
+              <w:left w:val="single" w:sz="12" w:space="0" w:color="000000" w:themeColor="text1"/>
+              <w:bottom w:val="single" w:sz="4" w:space="0" w:color="000000" w:themeColor="text1"/>
+              <w:right w:val="single" w:sz="4" w:space="0" w:color="000000" w:themeColor="text1"/>
+            </w:tcBorders>
+            <w:hideMark/>
+          </w:tcPr>
+          <w:p>
+            <w:pPr>
+              <w:rPr>
+                <w:lang w:val="en-GB"/>
+              </w:rPr>
+            </w:pPr>
+            <w:r>
+              <w:rPr>
+                <w:lang w:val="en-GB"/>
+              </w:rPr>
+              <w:t>30%</w:t>
+            </w:r>
+          </w:p>
+        </w:tc>
+        <w:tc>
+          <w:tcPr>
+            <w:tcW w:w="1812" w:type="dxa"/>
+            <w:tcBorders>
+              <w:top w:val="single" w:sz="4" w:space="0" w:color="000000" w:themeColor="text1"/>
+              <w:left w:val="single" w:sz="4" w:space="0" w:color="000000" w:themeColor="text1"/>
+              <w:bottom w:val="single" w:sz="4" w:space="0" w:color="000000" w:themeColor="text1"/>
+              <w:right w:val="single" w:sz="4" w:space="0" w:color="000000" w:themeColor="text1"/>
+            </w:tcBorders>
+            <w:hideMark/>
+          </w:tcPr>
+          <w:p>
+            <w:pPr>
+              <w:rPr>
+                <w:lang w:val="en-GB"/>
+              </w:rPr>
+            </w:pPr>
+            <w:r>
+              <w:rPr>
+                <w:lang w:val="en-GB"/>
+              </w:rPr>
+              <w:t>5</w:t>
+            </w:r>
+          </w:p>
+        </w:tc>
+        <w:tc>
+          <w:tcPr>
+            <w:tcW w:w="1812" w:type="dxa"/>
+            <w:tcBorders>
+              <w:top w:val="single" w:sz="4" w:space="0" w:color="000000" w:themeColor="text1"/>
+              <w:left w:val="single" w:sz="4" w:space="0" w:color="000000" w:themeColor="text1"/>
+              <w:bottom w:val="single" w:sz="4" w:space="0" w:color="000000" w:themeColor="text1"/>
+              <w:right w:val="single" w:sz="4" w:space="0" w:color="000000" w:themeColor="text1"/>
+            </w:tcBorders>
+            <w:hideMark/>
+          </w:tcPr>
+          <w:p>
+            <w:pPr>
+              <w:rPr>
+                <w:lang w:val="en-GB"/>
+              </w:rPr>
+            </w:pPr>
+            <w:r>
+              <w:rPr>
+                <w:lang w:val="en-GB"/>
+              </w:rPr>
+              <w:t>5</w:t>
+            </w:r>
+          </w:p>
+        </w:tc>
+        <w:tc>
+          <w:tcPr>
+            <w:tcW w:w="1812" w:type="dxa"/>
+            <w:tcBorders>
+              <w:top w:val="single" w:sz="4" w:space="0" w:color="000000" w:themeColor="text1"/>
+              <w:left w:val="single" w:sz="4" w:space="0" w:color="000000" w:themeColor="text1"/>
+              <w:bottom w:val="single" w:sz="4" w:space="0" w:color="000000" w:themeColor="text1"/>
+              <w:right w:val="single" w:sz="4" w:space="0" w:color="000000" w:themeColor="text1"/>
+            </w:tcBorders>
+            <w:hideMark/>
+          </w:tcPr>
+          <w:p>
+            <w:pPr>
+              <w:rPr>
+                <w:lang w:val="en-GB"/>
+              </w:rPr>
+            </w:pPr>
+            <w:r>
+              <w:rPr>
+                <w:lang w:val="en-GB"/>
+              </w:rPr>
+              <w:t>5</w:t>
+            </w:r>
+          </w:p>
+        </w:tc>
+      </w:tr>
+      <w:tr>
+        <w:trPr>
+          <w:trHeight w:val="300"/>
+        </w:trPr>
+        <w:tc>
+          <w:tcPr>
+            <w:tcW w:w="1812" w:type="dxa"/>
+            <w:tcBorders>
+              <w:top w:val="single" w:sz="4" w:space="0" w:color="000000" w:themeColor="text1"/>
+              <w:left w:val="single" w:sz="4" w:space="0" w:color="000000" w:themeColor="text1"/>
+              <w:bottom w:val="dashed" w:sz="4" w:space="0" w:color="000000" w:themeColor="text1"/>
+              <w:right w:val="single" w:sz="12" w:space="0" w:color="000000" w:themeColor="text1"/>
+            </w:tcBorders>
+            <w:hideMark/>
+          </w:tcPr>
+          <w:p>
+            <w:pPr>
+              <w:rPr>
+                <w:lang w:val="en-GB"/>
+              </w:rPr>
+            </w:pPr>
+            <w:r>
+              <w:rPr>
+                <w:lang w:val="en-GB"/>
+              </w:rPr>
+              <w:t>Stability</w:t>
+            </w:r>
+          </w:p>
+        </w:tc>
+        <w:tc>
+          <w:tcPr>
+            <w:tcW w:w="1812" w:type="dxa"/>
+            <w:tcBorders>
+              <w:top w:val="single" w:sz="4" w:space="0" w:color="000000" w:themeColor="text1"/>
+              <w:left w:val="single" w:sz="12" w:space="0" w:color="000000" w:themeColor="text1"/>
+              <w:bottom w:val="dashed" w:sz="4" w:space="0" w:color="000000" w:themeColor="text1"/>
+              <w:right w:val="single" w:sz="4" w:space="0" w:color="000000" w:themeColor="text1"/>
+            </w:tcBorders>
+            <w:hideMark/>
+          </w:tcPr>
+          <w:p>
+            <w:pPr>
+              <w:rPr>
+                <w:lang w:val="en-GB"/>
+              </w:rPr>
+            </w:pPr>
+            <w:r>
+              <w:rPr>
+                <w:lang w:val="en-GB"/>
+              </w:rPr>
+              <w:t>10%</w:t>
+            </w:r>
+          </w:p>
+        </w:tc>
+        <w:tc>
+          <w:tcPr>
+            <w:tcW w:w="1812" w:type="dxa"/>
+            <w:tcBorders>
+              <w:top w:val="single" w:sz="4" w:space="0" w:color="000000" w:themeColor="text1"/>
+              <w:left w:val="single" w:sz="4" w:space="0" w:color="000000" w:themeColor="text1"/>
+              <w:bottom w:val="dashed" w:sz="4" w:space="0" w:color="000000" w:themeColor="text1"/>
+              <w:right w:val="single" w:sz="4" w:space="0" w:color="000000" w:themeColor="text1"/>
+            </w:tcBorders>
+            <w:hideMark/>
+          </w:tcPr>
+          <w:p>
+            <w:pPr>
+              <w:rPr>
+                <w:lang w:val="en-GB"/>
+              </w:rPr>
+            </w:pPr>
+            <w:r>
+              <w:rPr>
+                <w:lang w:val="en-GB"/>
+              </w:rPr>
+              <w:t>5</w:t>
+            </w:r>
+          </w:p>
+        </w:tc>
+        <w:tc>
+          <w:tcPr>
+            <w:tcW w:w="1812" w:type="dxa"/>
+            <w:tcBorders>
+              <w:top w:val="single" w:sz="4" w:space="0" w:color="000000" w:themeColor="text1"/>
+              <w:left w:val="single" w:sz="4" w:space="0" w:color="000000" w:themeColor="text1"/>
+              <w:bottom w:val="dashed" w:sz="4" w:space="0" w:color="000000" w:themeColor="text1"/>
+              <w:right w:val="single" w:sz="4" w:space="0" w:color="000000" w:themeColor="text1"/>
+            </w:tcBorders>
+            <w:hideMark/>
+          </w:tcPr>
+          <w:p>
+            <w:pPr>
+              <w:rPr>
+                <w:lang w:val="en-GB"/>
+              </w:rPr>
+            </w:pPr>
+            <w:r>
+              <w:rPr>
+                <w:lang w:val="en-GB"/>
+              </w:rPr>
+              <w:t>5</w:t>
+            </w:r>
+          </w:p>
+        </w:tc>
+        <w:tc>
+          <w:tcPr>
+            <w:tcW w:w="1812" w:type="dxa"/>
+            <w:tcBorders>
+              <w:top w:val="single" w:sz="4" w:space="0" w:color="000000" w:themeColor="text1"/>
+              <w:left w:val="single" w:sz="4" w:space="0" w:color="000000" w:themeColor="text1"/>
+              <w:bottom w:val="dashed" w:sz="4" w:space="0" w:color="000000" w:themeColor="text1"/>
+              <w:right w:val="single" w:sz="4" w:space="0" w:color="000000" w:themeColor="text1"/>
+            </w:tcBorders>
+            <w:hideMark/>
+          </w:tcPr>
+          <w:p>
+            <w:pPr>
+              <w:rPr>
+                <w:lang w:val="en-GB"/>
+              </w:rPr>
+            </w:pPr>
+            <w:r>
+              <w:rPr>
+                <w:lang w:val="en-GB"/>
+              </w:rPr>
+              <w:t>1</w:t>
+            </w:r>
+          </w:p>
+        </w:tc>
+      </w:tr>
+      <w:tr>
+        <w:trPr>
+          <w:trHeight w:val="300"/>
+        </w:trPr>
+        <w:tc>
+          <w:tcPr>
+            <w:tcW w:w="1812" w:type="dxa"/>
+            <w:tcBorders>
+              <w:top w:val="dashed" w:sz="4" w:space="0" w:color="000000" w:themeColor="text1"/>
+              <w:left w:val="dashed" w:sz="4" w:space="0" w:color="000000" w:themeColor="text1"/>
+              <w:bottom w:val="dashed" w:sz="4" w:space="0" w:color="000000" w:themeColor="text1"/>
+              <w:right w:val="dashed" w:sz="4" w:space="0" w:color="000000" w:themeColor="text1"/>
+            </w:tcBorders>
+            <w:hideMark/>
+          </w:tcPr>
+          <w:p>
+            <w:pPr>
+              <w:rPr>
+                <w:lang w:val="en-GB"/>
+              </w:rPr>
+            </w:pPr>
+            <w:r>
+              <w:rPr>
+                <w:lang w:val="en-GB"/>
+              </w:rPr>
+              <w:t>Score</w:t>
+            </w:r>
+          </w:p>
+        </w:tc>
+        <w:tc>
+          <w:tcPr>
+            <w:tcW w:w="1812" w:type="dxa"/>
+            <w:tcBorders>
+              <w:top w:val="dashed" w:sz="4" w:space="0" w:color="000000" w:themeColor="text1"/>
+              <w:left w:val="dashed" w:sz="4" w:space="0" w:color="000000" w:themeColor="text1"/>
+              <w:bottom w:val="dashed" w:sz="4" w:space="0" w:color="000000" w:themeColor="text1"/>
+              <w:right w:val="dashed" w:sz="4" w:space="0" w:color="000000" w:themeColor="text1"/>
+            </w:tcBorders>
+            <w:hideMark/>
+          </w:tcPr>
+          <w:p>
+            <w:pPr>
+              <w:rPr>
+                <w:lang w:val="en-GB"/>
+              </w:rPr>
+            </w:pPr>
+            <w:r>
+              <w:rPr>
+                <w:lang w:val="en-GB"/>
+              </w:rPr>
+              <w:t>-</w:t>
+            </w:r>
+          </w:p>
+        </w:tc>
+        <w:tc>
+          <w:tcPr>
+            <w:tcW w:w="1812" w:type="dxa"/>
+            <w:tcBorders>
+              <w:top w:val="dashed" w:sz="4" w:space="0" w:color="000000" w:themeColor="text1"/>
+              <w:left w:val="dashed" w:sz="4" w:space="0" w:color="000000" w:themeColor="text1"/>
+              <w:bottom w:val="dashed" w:sz="4" w:space="0" w:color="000000" w:themeColor="text1"/>
+              <w:right w:val="dashed" w:sz="4" w:space="0" w:color="000000" w:themeColor="text1"/>
+            </w:tcBorders>
+            <w:hideMark/>
+          </w:tcPr>
+          <w:p>
+            <w:pPr>
+              <w:rPr>
+                <w:lang w:val="en-GB"/>
+              </w:rPr>
+            </w:pPr>
+            <w:r>
+              <w:rPr>
+                <w:lang w:val="en-GB"/>
+              </w:rPr>
+              <w:t>4.1</w:t>
+            </w:r>
+          </w:p>
+        </w:tc>
+        <w:tc>
+          <w:tcPr>
+            <w:tcW w:w="1812" w:type="dxa"/>
+            <w:tcBorders>
+              <w:top w:val="dashed" w:sz="4" w:space="0" w:color="000000" w:themeColor="text1"/>
+              <w:left w:val="dashed" w:sz="4" w:space="0" w:color="000000" w:themeColor="text1"/>
+              <w:bottom w:val="dashed" w:sz="4" w:space="0" w:color="000000" w:themeColor="text1"/>
+              <w:right w:val="dashed" w:sz="4" w:space="0" w:color="000000" w:themeColor="text1"/>
+            </w:tcBorders>
+            <w:hideMark/>
+          </w:tcPr>
+          <w:p>
+            <w:pPr>
+              <w:rPr>
+                <w:lang w:val="en-GB"/>
+              </w:rPr>
+            </w:pPr>
+            <w:r>
+              <w:rPr>
+                <w:lang w:val="en-GB"/>
+              </w:rPr>
+              <w:t>5</w:t>
+            </w:r>
+          </w:p>
+        </w:tc>
+        <w:tc>
+          <w:tcPr>
+            <w:tcW w:w="1812" w:type="dxa"/>
+            <w:tcBorders>
+              <w:top w:val="dashed" w:sz="4" w:space="0" w:color="000000" w:themeColor="text1"/>
+              <w:left w:val="dashed" w:sz="4" w:space="0" w:color="000000" w:themeColor="text1"/>
+              <w:bottom w:val="dashed" w:sz="4" w:space="0" w:color="000000" w:themeColor="text1"/>
+              <w:right w:val="dashed" w:sz="4" w:space="0" w:color="000000" w:themeColor="text1"/>
+            </w:tcBorders>
+            <w:hideMark/>
+          </w:tcPr>
+          <w:p>
+            <w:pPr>
+              <w:rPr>
+                <w:lang w:val="en-GB"/>
+              </w:rPr>
+            </w:pPr>
+            <w:r>
+              <w:rPr>
+                <w:lang w:val="en-GB"/>
+              </w:rPr>
+              <w:t>4</w:t>
+            </w:r>
+          </w:p>
+        </w:tc>
+      </w:tr>
+    </w:tbl>
+    <w:p>
+      <w:pPr>
+        <w:rPr>
+          <w:lang w:val="en-GB"/>
+        </w:rPr>
+      </w:pPr>
+    </w:p>
+    <w:p>
+      <w:pPr>
+        <w:rPr>
+          <w:lang w:val="en-GB"/>
+        </w:rPr>
+      </w:pPr>
+      <w:r>
+        <w:rPr>
+          <w:lang w:val="en-GB"/>
+        </w:rPr>
+        <w:t xml:space="preserve">Final decision: </w:t>
+      </w:r>
+      <w:proofErr w:type="spellStart"/>
+      <w:r>
+        <w:rPr>
+          <w:lang w:val="en-GB"/>
+        </w:rPr>
+        <w:t>Stooq</w:t>
+      </w:r>
+      <w:proofErr w:type="spellEnd"/>
+    </w:p>
+    <w:p>
+      <w:pPr>
+        <w:rPr>
+          <w:lang w:val="en-GB"/>
+        </w:rPr>
+      </w:pPr>
+      <w:r>
+        <w:rPr>
+          <w:lang w:val="en-GB"/>
+        </w:rPr>
+        <w:t xml:space="preserve">Justification: </w:t>
+      </w:r>
+    </w:p>
+    <w:p>
+      <w:pPr>
+        <w:rPr>
+          <w:lang w:val="en-GB"/>
+        </w:rPr>
+      </w:pPr>
+      <w:proofErr w:type="spellStart"/>
+      <w:r>
+        <w:rPr>
+          <w:lang w:val="en-GB"/>
+        </w:rPr>
+        <w:t>Stooq</w:t>
+      </w:r>
+      <w:proofErr w:type="spellEnd"/>
+      <w:r>
+        <w:rPr>
+          <w:lang w:val="en-GB"/>
+        </w:rPr>
+        <w:t xml:space="preserve"> is overall the best fit for this project, as it delivers free unlimited data, is legally compliant, offers historical data, and is very stable.</w:t>
+      </w:r>
     </w:p>
     <w:p>
       <w:pPr>
@@ -12456,20 +13889,153 @@
         <w:rPr>
           <w:lang w:val="en-GB"/>
         </w:rPr>
+        <w:t xml:space="preserve">Frontend </w:t>
+      </w:r>
+      <w:r>
+        <w:rPr>
+          <w:lang w:val="en-GB"/>
+        </w:rPr>
+        <w:t>structure</w:t>
+      </w:r>
+    </w:p>
+    <w:p>
+      <w:pPr>
+        <w:rPr>
+          <w:rFonts w:cs="Times New Roman"/>
+          <w:lang w:val="en-GB"/>
+        </w:rPr>
+      </w:pPr>
+    </w:p>
+    <w:p>
+      <w:pPr>
+        <w:pStyle w:val="Heading3"/>
+        <w:rPr>
+          <w:lang w:val="en-GB"/>
+        </w:rPr>
+      </w:pPr>
+      <w:r>
+        <w:rPr>
+          <w:lang w:val="en-GB"/>
+        </w:rPr>
+        <w:t xml:space="preserve">Backend </w:t>
+      </w:r>
+      <w:r>
+        <w:rPr>
+          <w:lang w:val="en-GB"/>
+        </w:rPr>
+        <w:t>structure</w:t>
+      </w:r>
+    </w:p>
+    <w:p>
+      <w:pPr>
+        <w:rPr>
+          <w:rFonts w:cs="Times New Roman"/>
+          <w:lang w:val="en-GB"/>
+        </w:rPr>
+      </w:pPr>
+    </w:p>
+    <w:p>
+      <w:pPr>
+        <w:pStyle w:val="Heading2"/>
+        <w:rPr>
+          <w:rFonts w:cs="Times New Roman"/>
+          <w:color w:val="000000" w:themeColor="text1"/>
+          <w:lang w:val="en-GB"/>
+        </w:rPr>
+      </w:pPr>
+      <w:bookmarkStart w:id="59" w:name="_Toc226641853"/>
+      <w:r>
+        <w:rPr>
+          <w:rFonts w:cs="Times New Roman"/>
+          <w:color w:val="000000" w:themeColor="text1"/>
+          <w:lang w:val="en-GB"/>
+        </w:rPr>
+        <w:t>Realise (</w:t>
+      </w:r>
+      <w:proofErr w:type="spellStart"/>
+      <w:r>
+        <w:rPr>
+          <w:rFonts w:cs="Times New Roman"/>
+          <w:color w:val="000000" w:themeColor="text1"/>
+          <w:lang w:val="en-GB"/>
+        </w:rPr>
+        <w:t>Realisieren</w:t>
+      </w:r>
+      <w:proofErr w:type="spellEnd"/>
+      <w:r>
+        <w:rPr>
+          <w:rFonts w:cs="Times New Roman"/>
+          <w:color w:val="000000" w:themeColor="text1"/>
+          <w:lang w:val="en-GB"/>
+        </w:rPr>
+        <w:t>)</w:t>
+      </w:r>
+      <w:bookmarkEnd w:id="59"/>
+    </w:p>
+    <w:p>
+      <w:pPr>
+        <w:rPr>
+          <w:rFonts w:cs="Times New Roman"/>
+          <w:color w:val="000000" w:themeColor="text1"/>
+          <w:lang w:val="en-GB"/>
+        </w:rPr>
+      </w:pPr>
+    </w:p>
+    <w:p>
+      <w:pPr>
+        <w:pStyle w:val="Heading3"/>
+        <w:rPr>
+          <w:rFonts w:cs="Times New Roman"/>
+          <w:color w:val="000000" w:themeColor="text1"/>
+          <w:lang w:val="en-GB"/>
+        </w:rPr>
+      </w:pPr>
+      <w:bookmarkStart w:id="60" w:name="_Toc226641854"/>
+      <w:r>
+        <w:rPr>
+          <w:rFonts w:cs="Times New Roman"/>
+          <w:color w:val="000000" w:themeColor="text1"/>
+          <w:lang w:val="en-GB"/>
+        </w:rPr>
+        <w:t>Environment and structure</w:t>
+      </w:r>
+      <w:bookmarkEnd w:id="60"/>
+    </w:p>
+    <w:p>
+      <w:pPr>
+        <w:rPr>
+          <w:rFonts w:cs="Times New Roman"/>
+          <w:color w:val="000000" w:themeColor="text1"/>
+          <w:lang w:val="en-GB"/>
+        </w:rPr>
+      </w:pPr>
+    </w:p>
+    <w:p>
+      <w:pPr>
+        <w:pStyle w:val="Heading3"/>
+        <w:rPr>
+          <w:rFonts w:cs="Times New Roman"/>
+          <w:color w:val="000000" w:themeColor="text1"/>
+          <w:lang w:val="en-GB"/>
+        </w:rPr>
+      </w:pPr>
+      <w:bookmarkStart w:id="61" w:name="_Toc226641855"/>
+      <w:r>
+        <w:rPr>
+          <w:rFonts w:cs="Times New Roman"/>
+          <w:color w:val="000000" w:themeColor="text1"/>
+          <w:lang w:val="en-GB"/>
+        </w:rPr>
         <w:lastRenderedPageBreak/>
-        <w:t xml:space="preserve">Frontend </w:t>
-      </w:r>
-      <w:r>
-        <w:rPr>
-          <w:lang w:val="en-GB"/>
-        </w:rPr>
-        <w:t>structure</w:t>
-      </w:r>
-    </w:p>
-    <w:p>
-      <w:pPr>
-        <w:rPr>
-          <w:rFonts w:cs="Times New Roman"/>
+        <w:t>Database</w:t>
+      </w:r>
+      <w:bookmarkEnd w:id="61"/>
+    </w:p>
+    <w:p>
+      <w:pPr>
+        <w:rPr>
+          <w:rFonts w:cs="Times New Roman"/>
+          <w:color w:val="000000" w:themeColor="text1"/>
           <w:lang w:val="en-GB"/>
         </w:rPr>
       </w:pPr>
@@ -12478,26 +14044,114 @@
       <w:pPr>
         <w:pStyle w:val="Heading3"/>
         <w:rPr>
-          <w:lang w:val="en-GB"/>
-        </w:rPr>
-      </w:pPr>
-      <w:r>
-        <w:rPr>
-          <w:lang w:val="en-GB"/>
-        </w:rPr>
-        <w:t xml:space="preserve">Backend </w:t>
-      </w:r>
-      <w:r>
-        <w:rPr>
-          <w:lang w:val="en-GB"/>
-        </w:rPr>
-        <w:t>structure</w:t>
-      </w:r>
-    </w:p>
-    <w:p>
-      <w:pPr>
-        <w:rPr>
-          <w:rFonts w:cs="Times New Roman"/>
+          <w:rFonts w:cs="Times New Roman"/>
+          <w:color w:val="000000" w:themeColor="text1"/>
+          <w:lang w:val="en-GB"/>
+        </w:rPr>
+      </w:pPr>
+      <w:bookmarkStart w:id="62" w:name="_Toc226641856"/>
+      <w:r>
+        <w:rPr>
+          <w:rFonts w:cs="Times New Roman"/>
+          <w:color w:val="000000" w:themeColor="text1"/>
+          <w:lang w:val="en-GB"/>
+        </w:rPr>
+        <w:t>Backend</w:t>
+      </w:r>
+      <w:bookmarkEnd w:id="62"/>
+    </w:p>
+    <w:p>
+      <w:pPr>
+        <w:rPr>
+          <w:rFonts w:cs="Times New Roman"/>
+          <w:color w:val="000000" w:themeColor="text1"/>
+          <w:lang w:val="en-GB"/>
+        </w:rPr>
+      </w:pPr>
+    </w:p>
+    <w:p>
+      <w:pPr>
+        <w:pStyle w:val="Heading3"/>
+        <w:rPr>
+          <w:rFonts w:cs="Times New Roman"/>
+          <w:color w:val="000000" w:themeColor="text1"/>
+          <w:lang w:val="en-GB"/>
+        </w:rPr>
+      </w:pPr>
+      <w:bookmarkStart w:id="63" w:name="_Toc226641857"/>
+      <w:r>
+        <w:rPr>
+          <w:rFonts w:cs="Times New Roman"/>
+          <w:color w:val="000000" w:themeColor="text1"/>
+          <w:lang w:val="en-GB"/>
+        </w:rPr>
+        <w:t>Frontend</w:t>
+      </w:r>
+      <w:bookmarkEnd w:id="63"/>
+    </w:p>
+    <w:p>
+      <w:pPr>
+        <w:rPr>
+          <w:rFonts w:cs="Times New Roman"/>
+          <w:color w:val="000000" w:themeColor="text1"/>
+          <w:lang w:val="en-GB"/>
+        </w:rPr>
+      </w:pPr>
+    </w:p>
+    <w:p>
+      <w:pPr>
+        <w:pStyle w:val="Heading3"/>
+        <w:rPr>
+          <w:rFonts w:cs="Times New Roman"/>
+          <w:color w:val="000000" w:themeColor="text1"/>
+          <w:lang w:val="en-GB"/>
+        </w:rPr>
+      </w:pPr>
+      <w:bookmarkStart w:id="64" w:name="_Toc226641858"/>
+      <w:r>
+        <w:rPr>
+          <w:rFonts w:cs="Times New Roman"/>
+          <w:color w:val="000000" w:themeColor="text1"/>
+          <w:lang w:val="en-GB"/>
+        </w:rPr>
+        <w:t>Containerisation</w:t>
+      </w:r>
+      <w:bookmarkEnd w:id="64"/>
+    </w:p>
+    <w:p>
+      <w:pPr>
+        <w:rPr>
+          <w:rFonts w:cs="Times New Roman"/>
+          <w:color w:val="000000" w:themeColor="text1"/>
+          <w:lang w:val="en-GB"/>
+        </w:rPr>
+      </w:pPr>
+    </w:p>
+    <w:p>
+      <w:pPr>
+        <w:pStyle w:val="Heading3"/>
+        <w:rPr>
+          <w:rFonts w:cs="Times New Roman"/>
+          <w:color w:val="000000" w:themeColor="text1"/>
+          <w:lang w:val="en-GB"/>
+        </w:rPr>
+      </w:pPr>
+      <w:bookmarkStart w:id="65" w:name="_Toc226641859"/>
+      <w:r>
+        <w:rPr>
+          <w:rFonts w:cs="Times New Roman"/>
+          <w:color w:val="000000" w:themeColor="text1"/>
+          <w:lang w:val="en-GB"/>
+        </w:rPr>
+        <w:t>Testing</w:t>
+      </w:r>
+      <w:bookmarkEnd w:id="65"/>
+    </w:p>
+    <w:p>
+      <w:pPr>
+        <w:rPr>
+          <w:rFonts w:cs="Times New Roman"/>
+          <w:color w:val="000000" w:themeColor="text1"/>
           <w:lang w:val="en-GB"/>
         </w:rPr>
       </w:pPr>
@@ -12511,14 +14165,14 @@
           <w:lang w:val="en-GB"/>
         </w:rPr>
       </w:pPr>
-      <w:bookmarkStart w:id="59" w:name="_Toc226641853"/>
-      <w:r>
-        <w:rPr>
-          <w:rFonts w:cs="Times New Roman"/>
-          <w:color w:val="000000" w:themeColor="text1"/>
-          <w:lang w:val="en-GB"/>
-        </w:rPr>
-        <w:t>Realise (</w:t>
+      <w:bookmarkStart w:id="66" w:name="_Toc226641860"/>
+      <w:r>
+        <w:rPr>
+          <w:rFonts w:cs="Times New Roman"/>
+          <w:color w:val="000000" w:themeColor="text1"/>
+          <w:lang w:val="en-GB"/>
+        </w:rPr>
+        <w:t>Control (</w:t>
       </w:r>
       <w:proofErr w:type="spellStart"/>
       <w:r>
@@ -12527,7 +14181,7 @@
           <w:color w:val="000000" w:themeColor="text1"/>
           <w:lang w:val="en-GB"/>
         </w:rPr>
-        <w:t>Realisieren</w:t>
+        <w:t>Kontrollieren</w:t>
       </w:r>
       <w:proofErr w:type="spellEnd"/>
       <w:r>
@@ -12538,7 +14192,7 @@
         </w:rPr>
         <w:t>)</w:t>
       </w:r>
-      <w:bookmarkEnd w:id="59"/>
+      <w:bookmarkEnd w:id="66"/>
     </w:p>
     <w:p>
       <w:pPr>
@@ -12558,167 +14212,20 @@
           <w:lang w:val="en-GB"/>
         </w:rPr>
       </w:pPr>
-      <w:bookmarkStart w:id="60" w:name="_Toc226641854"/>
-      <w:r>
-        <w:rPr>
-          <w:rFonts w:cs="Times New Roman"/>
-          <w:color w:val="000000" w:themeColor="text1"/>
-          <w:lang w:val="en-GB"/>
-        </w:rPr>
-        <w:t>Environment and structure</w:t>
-      </w:r>
-      <w:bookmarkEnd w:id="60"/>
-    </w:p>
-    <w:p>
-      <w:pPr>
-        <w:rPr>
-          <w:rFonts w:cs="Times New Roman"/>
-          <w:color w:val="000000" w:themeColor="text1"/>
-          <w:lang w:val="en-GB"/>
-        </w:rPr>
-      </w:pPr>
-    </w:p>
-    <w:p>
-      <w:pPr>
-        <w:pStyle w:val="Heading3"/>
-        <w:rPr>
-          <w:rFonts w:cs="Times New Roman"/>
-          <w:color w:val="000000" w:themeColor="text1"/>
-          <w:lang w:val="en-GB"/>
-        </w:rPr>
-      </w:pPr>
-      <w:bookmarkStart w:id="61" w:name="_Toc226641855"/>
-      <w:r>
-        <w:rPr>
-          <w:rFonts w:cs="Times New Roman"/>
-          <w:color w:val="000000" w:themeColor="text1"/>
-          <w:lang w:val="en-GB"/>
-        </w:rPr>
-        <w:t>Database</w:t>
-      </w:r>
-      <w:bookmarkEnd w:id="61"/>
-    </w:p>
-    <w:p>
-      <w:pPr>
-        <w:rPr>
-          <w:rFonts w:cs="Times New Roman"/>
-          <w:color w:val="000000" w:themeColor="text1"/>
-          <w:lang w:val="en-GB"/>
-        </w:rPr>
-      </w:pPr>
-    </w:p>
-    <w:p>
-      <w:pPr>
-        <w:pStyle w:val="Heading3"/>
-        <w:rPr>
-          <w:rFonts w:cs="Times New Roman"/>
-          <w:color w:val="000000" w:themeColor="text1"/>
-          <w:lang w:val="en-GB"/>
-        </w:rPr>
-      </w:pPr>
-      <w:bookmarkStart w:id="62" w:name="_Toc226641856"/>
-      <w:r>
-        <w:rPr>
-          <w:rFonts w:cs="Times New Roman"/>
-          <w:color w:val="000000" w:themeColor="text1"/>
-          <w:lang w:val="en-GB"/>
-        </w:rPr>
-        <w:t>Backend</w:t>
-      </w:r>
-      <w:bookmarkEnd w:id="62"/>
-    </w:p>
-    <w:p>
-      <w:pPr>
-        <w:rPr>
-          <w:rFonts w:cs="Times New Roman"/>
-          <w:color w:val="000000" w:themeColor="text1"/>
-          <w:lang w:val="en-GB"/>
-        </w:rPr>
-      </w:pPr>
-    </w:p>
-    <w:p>
-      <w:pPr>
-        <w:pStyle w:val="Heading3"/>
-        <w:rPr>
-          <w:rFonts w:cs="Times New Roman"/>
-          <w:color w:val="000000" w:themeColor="text1"/>
-          <w:lang w:val="en-GB"/>
-        </w:rPr>
-      </w:pPr>
-      <w:bookmarkStart w:id="63" w:name="_Toc226641857"/>
-      <w:r>
-        <w:rPr>
-          <w:rFonts w:cs="Times New Roman"/>
-          <w:color w:val="000000" w:themeColor="text1"/>
-          <w:lang w:val="en-GB"/>
-        </w:rPr>
-        <w:t>Frontend</w:t>
-      </w:r>
-      <w:bookmarkEnd w:id="63"/>
-    </w:p>
-    <w:p>
-      <w:pPr>
-        <w:rPr>
-          <w:rFonts w:cs="Times New Roman"/>
-          <w:color w:val="000000" w:themeColor="text1"/>
-          <w:lang w:val="en-GB"/>
-        </w:rPr>
-      </w:pPr>
-    </w:p>
-    <w:p>
-      <w:pPr>
-        <w:pStyle w:val="Heading3"/>
-        <w:rPr>
-          <w:rFonts w:cs="Times New Roman"/>
-          <w:color w:val="000000" w:themeColor="text1"/>
-          <w:lang w:val="en-GB"/>
-        </w:rPr>
-      </w:pPr>
-      <w:bookmarkStart w:id="64" w:name="_Toc226641858"/>
-      <w:r>
-        <w:rPr>
-          <w:rFonts w:cs="Times New Roman"/>
-          <w:color w:val="000000" w:themeColor="text1"/>
-          <w:lang w:val="en-GB"/>
-        </w:rPr>
-        <w:t>Containerisation</w:t>
-      </w:r>
-      <w:bookmarkEnd w:id="64"/>
-    </w:p>
-    <w:p>
-      <w:pPr>
-        <w:rPr>
-          <w:rFonts w:cs="Times New Roman"/>
-          <w:color w:val="000000" w:themeColor="text1"/>
-          <w:lang w:val="en-GB"/>
-        </w:rPr>
-      </w:pPr>
-    </w:p>
-    <w:p>
-      <w:pPr>
-        <w:pStyle w:val="Heading3"/>
-        <w:rPr>
-          <w:rFonts w:cs="Times New Roman"/>
-          <w:color w:val="000000" w:themeColor="text1"/>
-          <w:lang w:val="en-GB"/>
-        </w:rPr>
-      </w:pPr>
-      <w:bookmarkStart w:id="65" w:name="_Toc226641859"/>
-      <w:r>
-        <w:rPr>
-          <w:rFonts w:cs="Times New Roman"/>
-          <w:color w:val="000000" w:themeColor="text1"/>
-          <w:lang w:val="en-GB"/>
-        </w:rPr>
-        <w:t>Testing</w:t>
-      </w:r>
-      <w:bookmarkEnd w:id="65"/>
-    </w:p>
-    <w:p>
-      <w:pPr>
-        <w:rPr>
-          <w:rFonts w:cs="Times New Roman"/>
-          <w:color w:val="000000" w:themeColor="text1"/>
+      <w:bookmarkStart w:id="67" w:name="_Toc226641861"/>
+      <w:r>
+        <w:rPr>
+          <w:rFonts w:cs="Times New Roman"/>
+          <w:color w:val="000000" w:themeColor="text1"/>
+          <w:lang w:val="en-GB"/>
+        </w:rPr>
+        <w:t>Test protocol</w:t>
+      </w:r>
+      <w:bookmarkEnd w:id="67"/>
+    </w:p>
+    <w:p>
+      <w:pPr>
+        <w:rPr>
           <w:lang w:val="en-GB"/>
         </w:rPr>
       </w:pPr>
@@ -12727,104 +14234,30 @@
       <w:pPr>
         <w:pStyle w:val="Heading2"/>
         <w:rPr>
-          <w:rFonts w:cs="Times New Roman"/>
-          <w:color w:val="000000" w:themeColor="text1"/>
-          <w:lang w:val="en-GB"/>
-        </w:rPr>
-      </w:pPr>
-      <w:bookmarkStart w:id="66" w:name="_Toc226641860"/>
-      <w:r>
-        <w:rPr>
-          <w:rFonts w:cs="Times New Roman"/>
-          <w:color w:val="000000" w:themeColor="text1"/>
-          <w:lang w:val="en-GB"/>
-        </w:rPr>
-        <w:t>Control (</w:t>
+          <w:lang w:val="en-GB"/>
+        </w:rPr>
+      </w:pPr>
+      <w:bookmarkStart w:id="68" w:name="_Toc226641862"/>
+      <w:r>
+        <w:rPr>
+          <w:lang w:val="en-GB"/>
+        </w:rPr>
+        <w:t>Evaluate (</w:t>
       </w:r>
       <w:proofErr w:type="spellStart"/>
       <w:r>
         <w:rPr>
-          <w:rFonts w:cs="Times New Roman"/>
-          <w:color w:val="000000" w:themeColor="text1"/>
-          <w:lang w:val="en-GB"/>
-        </w:rPr>
-        <w:t>Kontrollieren</w:t>
+          <w:lang w:val="en-GB"/>
+        </w:rPr>
+        <w:t>Auswerten</w:t>
       </w:r>
       <w:proofErr w:type="spellEnd"/>
       <w:r>
         <w:rPr>
-          <w:rFonts w:cs="Times New Roman"/>
-          <w:color w:val="000000" w:themeColor="text1"/>
           <w:lang w:val="en-GB"/>
         </w:rPr>
         <w:t>)</w:t>
       </w:r>
-      <w:bookmarkEnd w:id="66"/>
-    </w:p>
-    <w:p>
-      <w:pPr>
-        <w:rPr>
-          <w:rFonts w:cs="Times New Roman"/>
-          <w:color w:val="000000" w:themeColor="text1"/>
-          <w:lang w:val="en-GB"/>
-        </w:rPr>
-      </w:pPr>
-    </w:p>
-    <w:p>
-      <w:pPr>
-        <w:pStyle w:val="Heading3"/>
-        <w:rPr>
-          <w:rFonts w:cs="Times New Roman"/>
-          <w:color w:val="000000" w:themeColor="text1"/>
-          <w:lang w:val="en-GB"/>
-        </w:rPr>
-      </w:pPr>
-      <w:bookmarkStart w:id="67" w:name="_Toc226641861"/>
-      <w:r>
-        <w:rPr>
-          <w:rFonts w:cs="Times New Roman"/>
-          <w:color w:val="000000" w:themeColor="text1"/>
-          <w:lang w:val="en-GB"/>
-        </w:rPr>
-        <w:t>Test protocol</w:t>
-      </w:r>
-      <w:bookmarkEnd w:id="67"/>
-    </w:p>
-    <w:p>
-      <w:pPr>
-        <w:rPr>
-          <w:lang w:val="en-GB"/>
-        </w:rPr>
-      </w:pPr>
-    </w:p>
-    <w:p>
-      <w:pPr>
-        <w:pStyle w:val="Heading2"/>
-        <w:rPr>
-          <w:lang w:val="en-GB"/>
-        </w:rPr>
-      </w:pPr>
-      <w:bookmarkStart w:id="68" w:name="_Toc226641862"/>
-      <w:r>
-        <w:rPr>
-          <w:lang w:val="en-GB"/>
-        </w:rPr>
-        <w:t>Evaluate (</w:t>
-      </w:r>
-      <w:proofErr w:type="spellStart"/>
-      <w:r>
-        <w:rPr>
-          <w:lang w:val="en-GB"/>
-        </w:rPr>
-        <w:t>Auswerten</w:t>
-      </w:r>
-      <w:proofErr w:type="spellEnd"/>
-      <w:r>
-        <w:rPr>
-          <w:lang w:val="en-GB"/>
-        </w:rPr>
-        <w:t>)</w:t>
-      </w:r>
       <w:bookmarkEnd w:id="68"/>
     </w:p>
     <w:p>
@@ -12881,7 +14314,6 @@
           <w:color w:val="000000" w:themeColor="text1"/>
           <w:lang w:val="en-GB"/>
         </w:rPr>
-        <w:lastRenderedPageBreak/>
         <w:t>List of sources</w:t>
       </w:r>
       <w:bookmarkEnd w:id="70"/>
@@ -13080,6 +14512,119 @@
     </w:lvl>
   </w:abstractNum>
   <w:abstractNum w:abstractNumId="1" w15:restartNumberingAfterBreak="0">
+    <w:nsid w:val="01CE7D23"/>
+    <w:multiLevelType w:val="hybridMultilevel"/>
+    <w:tmpl w:val="FF42476C"/>
+    <w:lvl w:ilvl="0" w:tplc="08070001">
+      <w:start w:val="1"/>
+      <w:numFmt w:val="bullet"/>
+      <w:lvlText w:val=""/>
+      <w:lvlJc w:val="left"/>
+      <w:pPr>
+        <w:ind w:left="720" w:hanging="360"/>
+      </w:pPr>
+      <w:rPr>
+        <w:rFonts w:ascii="Symbol" w:hAnsi="Symbol" w:hint="default"/>
+      </w:rPr>
+    </w:lvl>
+    <w:lvl w:ilvl="1" w:tplc="08070003" w:tentative="1">
+      <w:start w:val="1"/>
+      <w:numFmt w:val="bullet"/>
+      <w:lvlText w:val="o"/>
+      <w:lvlJc w:val="left"/>
+      <w:pPr>
+        <w:ind w:left="1440" w:hanging="360"/>
+      </w:pPr>
+      <w:rPr>
+        <w:rFonts w:ascii="Courier New" w:hAnsi="Courier New" w:cs="Courier New" w:hint="default"/>
+      </w:rPr>
+    </w:lvl>
+    <w:lvl w:ilvl="2" w:tplc="08070005" w:tentative="1">
+      <w:start w:val="1"/>
+      <w:numFmt w:val="bullet"/>
+      <w:lvlText w:val=""/>
+      <w:lvlJc w:val="left"/>
+      <w:pPr>
+        <w:ind w:left="2160" w:hanging="360"/>
+      </w:pPr>
+      <w:rPr>
+        <w:rFonts w:ascii="Wingdings" w:hAnsi="Wingdings" w:hint="default"/>
+      </w:rPr>
+    </w:lvl>
+    <w:lvl w:ilvl="3" w:tplc="08070001" w:tentative="1">
+      <w:start w:val="1"/>
+      <w:numFmt w:val="bullet"/>
+      <w:lvlText w:val=""/>
+      <w:lvlJc w:val="left"/>
+      <w:pPr>
+        <w:ind w:left="2880" w:hanging="360"/>
+      </w:pPr>
+      <w:rPr>
+        <w:rFonts w:ascii="Symbol" w:hAnsi="Symbol" w:hint="default"/>
+      </w:rPr>
+    </w:lvl>
+    <w:lvl w:ilvl="4" w:tplc="08070003" w:tentative="1">
+      <w:start w:val="1"/>
+      <w:numFmt w:val="bullet"/>
+      <w:lvlText w:val="o"/>
+      <w:lvlJc w:val="left"/>
+      <w:pPr>
+        <w:ind w:left="3600" w:hanging="360"/>
+      </w:pPr>
+      <w:rPr>
+        <w:rFonts w:ascii="Courier New" w:hAnsi="Courier New" w:cs="Courier New" w:hint="default"/>
+      </w:rPr>
+    </w:lvl>
+    <w:lvl w:ilvl="5" w:tplc="08070005" w:tentative="1">
+      <w:start w:val="1"/>
+      <w:numFmt w:val="bullet"/>
+      <w:lvlText w:val=""/>
+      <w:lvlJc w:val="left"/>
+      <w:pPr>
+        <w:ind w:left="4320" w:hanging="360"/>
+      </w:pPr>
+      <w:rPr>
+        <w:rFonts w:ascii="Wingdings" w:hAnsi="Wingdings" w:hint="default"/>
+      </w:rPr>
+    </w:lvl>
+    <w:lvl w:ilvl="6" w:tplc="08070001" w:tentative="1">
+      <w:start w:val="1"/>
+      <w:numFmt w:val="bullet"/>
+      <w:lvlText w:val=""/>
+      <w:lvlJc w:val="left"/>
+      <w:pPr>
+        <w:ind w:left="5040" w:hanging="360"/>
+      </w:pPr>
+      <w:rPr>
+        <w:rFonts w:ascii="Symbol" w:hAnsi="Symbol" w:hint="default"/>
+      </w:rPr>
+    </w:lvl>
+    <w:lvl w:ilvl="7" w:tplc="08070003" w:tentative="1">
+      <w:start w:val="1"/>
+      <w:numFmt w:val="bullet"/>
+      <w:lvlText w:val="o"/>
+      <w:lvlJc w:val="left"/>
+      <w:pPr>
+        <w:ind w:left="5760" w:hanging="360"/>
+      </w:pPr>
+      <w:rPr>
+        <w:rFonts w:ascii="Courier New" w:hAnsi="Courier New" w:cs="Courier New" w:hint="default"/>
+      </w:rPr>
+    </w:lvl>
+    <w:lvl w:ilvl="8" w:tplc="08070005" w:tentative="1">
+      <w:start w:val="1"/>
+      <w:numFmt w:val="bullet"/>
+      <w:lvlText w:val=""/>
+      <w:lvlJc w:val="left"/>
+      <w:pPr>
+        <w:ind w:left="6480" w:hanging="360"/>
+      </w:pPr>
+      <w:rPr>
+        <w:rFonts w:ascii="Wingdings" w:hAnsi="Wingdings" w:hint="default"/>
+      </w:rPr>
+    </w:lvl>
+  </w:abstractNum>
+  <w:abstractNum w:abstractNumId="2" w15:restartNumberingAfterBreak="0">
     <w:nsid w:val="07C82B28"/>
     <w:multiLevelType w:val="hybridMultilevel"/>
     <w:tmpl w:val="C9042262"/>
@@ -13192,7 +14737,7 @@
       </w:rPr>
     </w:lvl>
   </w:abstractNum>
-  <w:abstractNum w:abstractNumId="2" w15:restartNumberingAfterBreak="0">
+  <w:abstractNum w:abstractNumId="3" w15:restartNumberingAfterBreak="0">
     <w:nsid w:val="0D65002C"/>
     <w:multiLevelType w:val="hybridMultilevel"/>
     <w:tmpl w:val="9F227360"/>
@@ -13305,7 +14850,7 @@
       </w:rPr>
     </w:lvl>
   </w:abstractNum>
-  <w:abstractNum w:abstractNumId="3" w15:restartNumberingAfterBreak="0">
+  <w:abstractNum w:abstractNumId="4" w15:restartNumberingAfterBreak="0">
     <w:nsid w:val="0EB90793"/>
     <w:multiLevelType w:val="hybridMultilevel"/>
     <w:tmpl w:val="91FC08C4"/>
@@ -13417,7 +14962,7 @@
       </w:rPr>
     </w:lvl>
   </w:abstractNum>
-  <w:abstractNum w:abstractNumId="4" w15:restartNumberingAfterBreak="0">
+  <w:abstractNum w:abstractNumId="5" w15:restartNumberingAfterBreak="0">
     <w:nsid w:val="123941B1"/>
     <w:multiLevelType w:val="hybridMultilevel"/>
     <w:tmpl w:val="DB8AD7B8"/>
@@ -13530,7 +15075,233 @@
       </w:rPr>
     </w:lvl>
   </w:abstractNum>
-  <w:abstractNum w:abstractNumId="5" w15:restartNumberingAfterBreak="0">
+  <w:abstractNum w:abstractNumId="6" w15:restartNumberingAfterBreak="0">
+    <w:nsid w:val="1847230C"/>
+    <w:multiLevelType w:val="hybridMultilevel"/>
+    <w:tmpl w:val="8A4AD902"/>
+    <w:lvl w:ilvl="0" w:tplc="08070001">
+      <w:start w:val="1"/>
+      <w:numFmt w:val="bullet"/>
+      <w:lvlText w:val=""/>
+      <w:lvlJc w:val="left"/>
+      <w:pPr>
+        <w:ind w:left="720" w:hanging="360"/>
+      </w:pPr>
+      <w:rPr>
+        <w:rFonts w:ascii="Symbol" w:hAnsi="Symbol" w:hint="default"/>
+      </w:rPr>
+    </w:lvl>
+    <w:lvl w:ilvl="1" w:tplc="08070003" w:tentative="1">
+      <w:start w:val="1"/>
+      <w:numFmt w:val="bullet"/>
+      <w:lvlText w:val="o"/>
+      <w:lvlJc w:val="left"/>
+      <w:pPr>
+        <w:ind w:left="1440" w:hanging="360"/>
+      </w:pPr>
+      <w:rPr>
+        <w:rFonts w:ascii="Courier New" w:hAnsi="Courier New" w:cs="Courier New" w:hint="default"/>
+      </w:rPr>
+    </w:lvl>
+    <w:lvl w:ilvl="2" w:tplc="08070005" w:tentative="1">
+      <w:start w:val="1"/>
+      <w:numFmt w:val="bullet"/>
+      <w:lvlText w:val=""/>
+      <w:lvlJc w:val="left"/>
+      <w:pPr>
+        <w:ind w:left="2160" w:hanging="360"/>
+      </w:pPr>
+      <w:rPr>
+        <w:rFonts w:ascii="Wingdings" w:hAnsi="Wingdings" w:hint="default"/>
+      </w:rPr>
+    </w:lvl>
+    <w:lvl w:ilvl="3" w:tplc="08070001" w:tentative="1">
+      <w:start w:val="1"/>
+      <w:numFmt w:val="bullet"/>
+      <w:lvlText w:val=""/>
+      <w:lvlJc w:val="left"/>
+      <w:pPr>
+        <w:ind w:left="2880" w:hanging="360"/>
+      </w:pPr>
+      <w:rPr>
+        <w:rFonts w:ascii="Symbol" w:hAnsi="Symbol" w:hint="default"/>
+      </w:rPr>
+    </w:lvl>
+    <w:lvl w:ilvl="4" w:tplc="08070003" w:tentative="1">
+      <w:start w:val="1"/>
+      <w:numFmt w:val="bullet"/>
+      <w:lvlText w:val="o"/>
+      <w:lvlJc w:val="left"/>
+      <w:pPr>
+        <w:ind w:left="3600" w:hanging="360"/>
+      </w:pPr>
+      <w:rPr>
+        <w:rFonts w:ascii="Courier New" w:hAnsi="Courier New" w:cs="Courier New" w:hint="default"/>
+      </w:rPr>
+    </w:lvl>
+    <w:lvl w:ilvl="5" w:tplc="08070005" w:tentative="1">
+      <w:start w:val="1"/>
+      <w:numFmt w:val="bullet"/>
+      <w:lvlText w:val=""/>
+      <w:lvlJc w:val="left"/>
+      <w:pPr>
+        <w:ind w:left="4320" w:hanging="360"/>
+      </w:pPr>
+      <w:rPr>
+        <w:rFonts w:ascii="Wingdings" w:hAnsi="Wingdings" w:hint="default"/>
+      </w:rPr>
+    </w:lvl>
+    <w:lvl w:ilvl="6" w:tplc="08070001" w:tentative="1">
+      <w:start w:val="1"/>
+      <w:numFmt w:val="bullet"/>
+      <w:lvlText w:val=""/>
+      <w:lvlJc w:val="left"/>
+      <w:pPr>
+        <w:ind w:left="5040" w:hanging="360"/>
+      </w:pPr>
+      <w:rPr>
+        <w:rFonts w:ascii="Symbol" w:hAnsi="Symbol" w:hint="default"/>
+      </w:rPr>
+    </w:lvl>
+    <w:lvl w:ilvl="7" w:tplc="08070003" w:tentative="1">
+      <w:start w:val="1"/>
+      <w:numFmt w:val="bullet"/>
+      <w:lvlText w:val="o"/>
+      <w:lvlJc w:val="left"/>
+      <w:pPr>
+        <w:ind w:left="5760" w:hanging="360"/>
+      </w:pPr>
+      <w:rPr>
+        <w:rFonts w:ascii="Courier New" w:hAnsi="Courier New" w:cs="Courier New" w:hint="default"/>
+      </w:rPr>
+    </w:lvl>
+    <w:lvl w:ilvl="8" w:tplc="08070005" w:tentative="1">
+      <w:start w:val="1"/>
+      <w:numFmt w:val="bullet"/>
+      <w:lvlText w:val=""/>
+      <w:lvlJc w:val="left"/>
+      <w:pPr>
+        <w:ind w:left="6480" w:hanging="360"/>
+      </w:pPr>
+      <w:rPr>
+        <w:rFonts w:ascii="Wingdings" w:hAnsi="Wingdings" w:hint="default"/>
+      </w:rPr>
+    </w:lvl>
+  </w:abstractNum>
+  <w:abstractNum w:abstractNumId="7" w15:restartNumberingAfterBreak="0">
+    <w:nsid w:val="1A9506EF"/>
+    <w:multiLevelType w:val="hybridMultilevel"/>
+    <w:tmpl w:val="68306DF2"/>
+    <w:lvl w:ilvl="0" w:tplc="08070001">
+      <w:start w:val="1"/>
+      <w:numFmt w:val="bullet"/>
+      <w:lvlText w:val=""/>
+      <w:lvlJc w:val="left"/>
+      <w:pPr>
+        <w:ind w:left="720" w:hanging="360"/>
+      </w:pPr>
+      <w:rPr>
+        <w:rFonts w:ascii="Symbol" w:hAnsi="Symbol" w:hint="default"/>
+      </w:rPr>
+    </w:lvl>
+    <w:lvl w:ilvl="1" w:tplc="08070003" w:tentative="1">
+      <w:start w:val="1"/>
+      <w:numFmt w:val="bullet"/>
+      <w:lvlText w:val="o"/>
+      <w:lvlJc w:val="left"/>
+      <w:pPr>
+        <w:ind w:left="1440" w:hanging="360"/>
+      </w:pPr>
+      <w:rPr>
+        <w:rFonts w:ascii="Courier New" w:hAnsi="Courier New" w:cs="Courier New" w:hint="default"/>
+      </w:rPr>
+    </w:lvl>
+    <w:lvl w:ilvl="2" w:tplc="08070005" w:tentative="1">
+      <w:start w:val="1"/>
+      <w:numFmt w:val="bullet"/>
+      <w:lvlText w:val=""/>
+      <w:lvlJc w:val="left"/>
+      <w:pPr>
+        <w:ind w:left="2160" w:hanging="360"/>
+      </w:pPr>
+      <w:rPr>
+        <w:rFonts w:ascii="Wingdings" w:hAnsi="Wingdings" w:hint="default"/>
+      </w:rPr>
+    </w:lvl>
+    <w:lvl w:ilvl="3" w:tplc="08070001" w:tentative="1">
+      <w:start w:val="1"/>
+      <w:numFmt w:val="bullet"/>
+      <w:lvlText w:val=""/>
+      <w:lvlJc w:val="left"/>
+      <w:pPr>
+        <w:ind w:left="2880" w:hanging="360"/>
+      </w:pPr>
+      <w:rPr>
+        <w:rFonts w:ascii="Symbol" w:hAnsi="Symbol" w:hint="default"/>
+      </w:rPr>
+    </w:lvl>
+    <w:lvl w:ilvl="4" w:tplc="08070003" w:tentative="1">
+      <w:start w:val="1"/>
+      <w:numFmt w:val="bullet"/>
+      <w:lvlText w:val="o"/>
+      <w:lvlJc w:val="left"/>
+      <w:pPr>
+        <w:ind w:left="3600" w:hanging="360"/>
+      </w:pPr>
+      <w:rPr>
+        <w:rFonts w:ascii="Courier New" w:hAnsi="Courier New" w:cs="Courier New" w:hint="default"/>
+      </w:rPr>
+    </w:lvl>
+    <w:lvl w:ilvl="5" w:tplc="08070005" w:tentative="1">
+      <w:start w:val="1"/>
+      <w:numFmt w:val="bullet"/>
+      <w:lvlText w:val=""/>
+      <w:lvlJc w:val="left"/>
+      <w:pPr>
+        <w:ind w:left="4320" w:hanging="360"/>
+      </w:pPr>
+      <w:rPr>
+        <w:rFonts w:ascii="Wingdings" w:hAnsi="Wingdings" w:hint="default"/>
+      </w:rPr>
+    </w:lvl>
+    <w:lvl w:ilvl="6" w:tplc="08070001" w:tentative="1">
+      <w:start w:val="1"/>
+      <w:numFmt w:val="bullet"/>
+      <w:lvlText w:val=""/>
+      <w:lvlJc w:val="left"/>
+      <w:pPr>
+        <w:ind w:left="5040" w:hanging="360"/>
+      </w:pPr>
+      <w:rPr>
+        <w:rFonts w:ascii="Symbol" w:hAnsi="Symbol" w:hint="default"/>
+      </w:rPr>
+    </w:lvl>
+    <w:lvl w:ilvl="7" w:tplc="08070003" w:tentative="1">
+      <w:start w:val="1"/>
+      <w:numFmt w:val="bullet"/>
+      <w:lvlText w:val="o"/>
+      <w:lvlJc w:val="left"/>
+      <w:pPr>
+        <w:ind w:left="5760" w:hanging="360"/>
+      </w:pPr>
+      <w:rPr>
+        <w:rFonts w:ascii="Courier New" w:hAnsi="Courier New" w:cs="Courier New" w:hint="default"/>
+      </w:rPr>
+    </w:lvl>
+    <w:lvl w:ilvl="8" w:tplc="08070005" w:tentative="1">
+      <w:start w:val="1"/>
+      <w:numFmt w:val="bullet"/>
+      <w:lvlText w:val=""/>
+      <w:lvlJc w:val="left"/>
+      <w:pPr>
+        <w:ind w:left="6480" w:hanging="360"/>
+      </w:pPr>
+      <w:rPr>
+        <w:rFonts w:ascii="Wingdings" w:hAnsi="Wingdings" w:hint="default"/>
+      </w:rPr>
+    </w:lvl>
+  </w:abstractNum>
+  <w:abstractNum w:abstractNumId="8" w15:restartNumberingAfterBreak="0">
     <w:nsid w:val="1B37339D"/>
     <w:multiLevelType w:val="hybridMultilevel"/>
     <w:tmpl w:val="CBDC72A0"/>
@@ -13642,7 +15413,7 @@
       </w:rPr>
     </w:lvl>
   </w:abstractNum>
-  <w:abstractNum w:abstractNumId="6" w15:restartNumberingAfterBreak="0">
+  <w:abstractNum w:abstractNumId="9" w15:restartNumberingAfterBreak="0">
     <w:nsid w:val="1BD85C9D"/>
     <w:multiLevelType w:val="hybridMultilevel"/>
     <w:tmpl w:val="83525BBE"/>
@@ -13755,7 +15526,233 @@
       </w:rPr>
     </w:lvl>
   </w:abstractNum>
-  <w:abstractNum w:abstractNumId="7" w15:restartNumberingAfterBreak="0">
+  <w:abstractNum w:abstractNumId="10" w15:restartNumberingAfterBreak="0">
+    <w:nsid w:val="1F73DCD3"/>
+    <w:multiLevelType w:val="hybridMultilevel"/>
+    <w:tmpl w:val="B11AE600"/>
+    <w:lvl w:ilvl="0" w:tplc="20D4CE0A">
+      <w:start w:val="1"/>
+      <w:numFmt w:val="bullet"/>
+      <w:lvlText w:val=""/>
+      <w:lvlJc w:val="left"/>
+      <w:pPr>
+        <w:ind w:left="1080" w:hanging="360"/>
+      </w:pPr>
+      <w:rPr>
+        <w:rFonts w:ascii="Symbol" w:hAnsi="Symbol" w:hint="default"/>
+      </w:rPr>
+    </w:lvl>
+    <w:lvl w:ilvl="1" w:tplc="125480A0">
+      <w:start w:val="1"/>
+      <w:numFmt w:val="bullet"/>
+      <w:lvlText w:val="o"/>
+      <w:lvlJc w:val="left"/>
+      <w:pPr>
+        <w:ind w:left="1800" w:hanging="360"/>
+      </w:pPr>
+      <w:rPr>
+        <w:rFonts w:ascii="Courier New" w:hAnsi="Courier New" w:cs="Times New Roman" w:hint="default"/>
+      </w:rPr>
+    </w:lvl>
+    <w:lvl w:ilvl="2" w:tplc="F1166D38">
+      <w:start w:val="1"/>
+      <w:numFmt w:val="bullet"/>
+      <w:lvlText w:val=""/>
+      <w:lvlJc w:val="left"/>
+      <w:pPr>
+        <w:ind w:left="2520" w:hanging="360"/>
+      </w:pPr>
+      <w:rPr>
+        <w:rFonts w:ascii="Wingdings" w:hAnsi="Wingdings" w:hint="default"/>
+      </w:rPr>
+    </w:lvl>
+    <w:lvl w:ilvl="3" w:tplc="65DE86D4">
+      <w:start w:val="1"/>
+      <w:numFmt w:val="bullet"/>
+      <w:lvlText w:val=""/>
+      <w:lvlJc w:val="left"/>
+      <w:pPr>
+        <w:ind w:left="3240" w:hanging="360"/>
+      </w:pPr>
+      <w:rPr>
+        <w:rFonts w:ascii="Symbol" w:hAnsi="Symbol" w:hint="default"/>
+      </w:rPr>
+    </w:lvl>
+    <w:lvl w:ilvl="4" w:tplc="F512798A">
+      <w:start w:val="1"/>
+      <w:numFmt w:val="bullet"/>
+      <w:lvlText w:val="o"/>
+      <w:lvlJc w:val="left"/>
+      <w:pPr>
+        <w:ind w:left="3960" w:hanging="360"/>
+      </w:pPr>
+      <w:rPr>
+        <w:rFonts w:ascii="Courier New" w:hAnsi="Courier New" w:cs="Times New Roman" w:hint="default"/>
+      </w:rPr>
+    </w:lvl>
+    <w:lvl w:ilvl="5" w:tplc="25E62A96">
+      <w:start w:val="1"/>
+      <w:numFmt w:val="bullet"/>
+      <w:lvlText w:val=""/>
+      <w:lvlJc w:val="left"/>
+      <w:pPr>
+        <w:ind w:left="4680" w:hanging="360"/>
+      </w:pPr>
+      <w:rPr>
+        <w:rFonts w:ascii="Wingdings" w:hAnsi="Wingdings" w:hint="default"/>
+      </w:rPr>
+    </w:lvl>
+    <w:lvl w:ilvl="6" w:tplc="24A42BB6">
+      <w:start w:val="1"/>
+      <w:numFmt w:val="bullet"/>
+      <w:lvlText w:val=""/>
+      <w:lvlJc w:val="left"/>
+      <w:pPr>
+        <w:ind w:left="5400" w:hanging="360"/>
+      </w:pPr>
+      <w:rPr>
+        <w:rFonts w:ascii="Symbol" w:hAnsi="Symbol" w:hint="default"/>
+      </w:rPr>
+    </w:lvl>
+    <w:lvl w:ilvl="7" w:tplc="387C5046">
+      <w:start w:val="1"/>
+      <w:numFmt w:val="bullet"/>
+      <w:lvlText w:val="o"/>
+      <w:lvlJc w:val="left"/>
+      <w:pPr>
+        <w:ind w:left="6120" w:hanging="360"/>
+      </w:pPr>
+      <w:rPr>
+        <w:rFonts w:ascii="Courier New" w:hAnsi="Courier New" w:cs="Times New Roman" w:hint="default"/>
+      </w:rPr>
+    </w:lvl>
+    <w:lvl w:ilvl="8" w:tplc="11BA4CA2">
+      <w:start w:val="1"/>
+      <w:numFmt w:val="bullet"/>
+      <w:lvlText w:val=""/>
+      <w:lvlJc w:val="left"/>
+      <w:pPr>
+        <w:ind w:left="6840" w:hanging="360"/>
+      </w:pPr>
+      <w:rPr>
+        <w:rFonts w:ascii="Wingdings" w:hAnsi="Wingdings" w:hint="default"/>
+      </w:rPr>
+    </w:lvl>
+  </w:abstractNum>
+  <w:abstractNum w:abstractNumId="11" w15:restartNumberingAfterBreak="0">
+    <w:nsid w:val="1F7B7428"/>
+    <w:multiLevelType w:val="hybridMultilevel"/>
+    <w:tmpl w:val="06D43904"/>
+    <w:lvl w:ilvl="0" w:tplc="DE089162">
+      <w:start w:val="1"/>
+      <w:numFmt w:val="bullet"/>
+      <w:lvlText w:val=""/>
+      <w:lvlJc w:val="left"/>
+      <w:pPr>
+        <w:ind w:left="720" w:hanging="360"/>
+      </w:pPr>
+      <w:rPr>
+        <w:rFonts w:ascii="Symbol" w:hAnsi="Symbol" w:hint="default"/>
+      </w:rPr>
+    </w:lvl>
+    <w:lvl w:ilvl="1" w:tplc="DDEC63F2">
+      <w:start w:val="1"/>
+      <w:numFmt w:val="bullet"/>
+      <w:lvlText w:val="o"/>
+      <w:lvlJc w:val="left"/>
+      <w:pPr>
+        <w:ind w:left="1440" w:hanging="360"/>
+      </w:pPr>
+      <w:rPr>
+        <w:rFonts w:ascii="Courier New" w:hAnsi="Courier New" w:cs="Times New Roman" w:hint="default"/>
+      </w:rPr>
+    </w:lvl>
+    <w:lvl w:ilvl="2" w:tplc="92D0ADFC">
+      <w:start w:val="1"/>
+      <w:numFmt w:val="bullet"/>
+      <w:lvlText w:val=""/>
+      <w:lvlJc w:val="left"/>
+      <w:pPr>
+        <w:ind w:left="2160" w:hanging="360"/>
+      </w:pPr>
+      <w:rPr>
+        <w:rFonts w:ascii="Wingdings" w:hAnsi="Wingdings" w:hint="default"/>
+      </w:rPr>
+    </w:lvl>
+    <w:lvl w:ilvl="3" w:tplc="1CB01646">
+      <w:start w:val="1"/>
+      <w:numFmt w:val="bullet"/>
+      <w:lvlText w:val=""/>
+      <w:lvlJc w:val="left"/>
+      <w:pPr>
+        <w:ind w:left="2880" w:hanging="360"/>
+      </w:pPr>
+      <w:rPr>
+        <w:rFonts w:ascii="Symbol" w:hAnsi="Symbol" w:hint="default"/>
+      </w:rPr>
+    </w:lvl>
+    <w:lvl w:ilvl="4" w:tplc="E80490D0">
+      <w:start w:val="1"/>
+      <w:numFmt w:val="bullet"/>
+      <w:lvlText w:val="o"/>
+      <w:lvlJc w:val="left"/>
+      <w:pPr>
+        <w:ind w:left="3600" w:hanging="360"/>
+      </w:pPr>
+      <w:rPr>
+        <w:rFonts w:ascii="Courier New" w:hAnsi="Courier New" w:cs="Times New Roman" w:hint="default"/>
+      </w:rPr>
+    </w:lvl>
+    <w:lvl w:ilvl="5" w:tplc="EE8C2908">
+      <w:start w:val="1"/>
+      <w:numFmt w:val="bullet"/>
+      <w:lvlText w:val=""/>
+      <w:lvlJc w:val="left"/>
+      <w:pPr>
+        <w:ind w:left="4320" w:hanging="360"/>
+      </w:pPr>
+      <w:rPr>
+        <w:rFonts w:ascii="Wingdings" w:hAnsi="Wingdings" w:hint="default"/>
+      </w:rPr>
+    </w:lvl>
+    <w:lvl w:ilvl="6" w:tplc="74C64120">
+      <w:start w:val="1"/>
+      <w:numFmt w:val="bullet"/>
+      <w:lvlText w:val=""/>
+      <w:lvlJc w:val="left"/>
+      <w:pPr>
+        <w:ind w:left="5040" w:hanging="360"/>
+      </w:pPr>
+      <w:rPr>
+        <w:rFonts w:ascii="Symbol" w:hAnsi="Symbol" w:hint="default"/>
+      </w:rPr>
+    </w:lvl>
+    <w:lvl w:ilvl="7" w:tplc="E35CD796">
+      <w:start w:val="1"/>
+      <w:numFmt w:val="bullet"/>
+      <w:lvlText w:val="o"/>
+      <w:lvlJc w:val="left"/>
+      <w:pPr>
+        <w:ind w:left="5760" w:hanging="360"/>
+      </w:pPr>
+      <w:rPr>
+        <w:rFonts w:ascii="Courier New" w:hAnsi="Courier New" w:cs="Times New Roman" w:hint="default"/>
+      </w:rPr>
+    </w:lvl>
+    <w:lvl w:ilvl="8" w:tplc="3020BB68">
+      <w:start w:val="1"/>
+      <w:numFmt w:val="bullet"/>
+      <w:lvlText w:val=""/>
+      <w:lvlJc w:val="left"/>
+      <w:pPr>
+        <w:ind w:left="6480" w:hanging="360"/>
+      </w:pPr>
+      <w:rPr>
+        <w:rFonts w:ascii="Wingdings" w:hAnsi="Wingdings" w:hint="default"/>
+      </w:rPr>
+    </w:lvl>
+  </w:abstractNum>
+  <w:abstractNum w:abstractNumId="12" w15:restartNumberingAfterBreak="0">
     <w:nsid w:val="24CE261F"/>
     <w:multiLevelType w:val="hybridMultilevel"/>
     <w:tmpl w:val="39C0D7CC"/>
@@ -13867,7 +15864,7 @@
       </w:rPr>
     </w:lvl>
   </w:abstractNum>
-  <w:abstractNum w:abstractNumId="8" w15:restartNumberingAfterBreak="0">
+  <w:abstractNum w:abstractNumId="13" w15:restartNumberingAfterBreak="0">
     <w:nsid w:val="2C8F317E"/>
     <w:multiLevelType w:val="hybridMultilevel"/>
     <w:tmpl w:val="D4A458D8"/>
@@ -13980,7 +15977,120 @@
       </w:rPr>
     </w:lvl>
   </w:abstractNum>
-  <w:abstractNum w:abstractNumId="9" w15:restartNumberingAfterBreak="0">
+  <w:abstractNum w:abstractNumId="14" w15:restartNumberingAfterBreak="0">
+    <w:nsid w:val="30586142"/>
+    <w:multiLevelType w:val="hybridMultilevel"/>
+    <w:tmpl w:val="C82CB2DE"/>
+    <w:lvl w:ilvl="0" w:tplc="08070001">
+      <w:start w:val="1"/>
+      <w:numFmt w:val="bullet"/>
+      <w:lvlText w:val=""/>
+      <w:lvlJc w:val="left"/>
+      <w:pPr>
+        <w:ind w:left="720" w:hanging="360"/>
+      </w:pPr>
+      <w:rPr>
+        <w:rFonts w:ascii="Symbol" w:hAnsi="Symbol" w:hint="default"/>
+      </w:rPr>
+    </w:lvl>
+    <w:lvl w:ilvl="1" w:tplc="08070003" w:tentative="1">
+      <w:start w:val="1"/>
+      <w:numFmt w:val="bullet"/>
+      <w:lvlText w:val="o"/>
+      <w:lvlJc w:val="left"/>
+      <w:pPr>
+        <w:ind w:left="1440" w:hanging="360"/>
+      </w:pPr>
+      <w:rPr>
+        <w:rFonts w:ascii="Courier New" w:hAnsi="Courier New" w:cs="Courier New" w:hint="default"/>
+      </w:rPr>
+    </w:lvl>
+    <w:lvl w:ilvl="2" w:tplc="08070005" w:tentative="1">
+      <w:start w:val="1"/>
+      <w:numFmt w:val="bullet"/>
+      <w:lvlText w:val=""/>
+      <w:lvlJc w:val="left"/>
+      <w:pPr>
+        <w:ind w:left="2160" w:hanging="360"/>
+      </w:pPr>
+      <w:rPr>
+        <w:rFonts w:ascii="Wingdings" w:hAnsi="Wingdings" w:hint="default"/>
+      </w:rPr>
+    </w:lvl>
+    <w:lvl w:ilvl="3" w:tplc="08070001" w:tentative="1">
+      <w:start w:val="1"/>
+      <w:numFmt w:val="bullet"/>
+      <w:lvlText w:val=""/>
+      <w:lvlJc w:val="left"/>
+      <w:pPr>
+        <w:ind w:left="2880" w:hanging="360"/>
+      </w:pPr>
+      <w:rPr>
+        <w:rFonts w:ascii="Symbol" w:hAnsi="Symbol" w:hint="default"/>
+      </w:rPr>
+    </w:lvl>
+    <w:lvl w:ilvl="4" w:tplc="08070003" w:tentative="1">
+      <w:start w:val="1"/>
+      <w:numFmt w:val="bullet"/>
+      <w:lvlText w:val="o"/>
+      <w:lvlJc w:val="left"/>
+      <w:pPr>
+        <w:ind w:left="3600" w:hanging="360"/>
+      </w:pPr>
+      <w:rPr>
+        <w:rFonts w:ascii="Courier New" w:hAnsi="Courier New" w:cs="Courier New" w:hint="default"/>
+      </w:rPr>
+    </w:lvl>
+    <w:lvl w:ilvl="5" w:tplc="08070005" w:tentative="1">
+      <w:start w:val="1"/>
+      <w:numFmt w:val="bullet"/>
+      <w:lvlText w:val=""/>
+      <w:lvlJc w:val="left"/>
+      <w:pPr>
+        <w:ind w:left="4320" w:hanging="360"/>
+      </w:pPr>
+      <w:rPr>
+        <w:rFonts w:ascii="Wingdings" w:hAnsi="Wingdings" w:hint="default"/>
+      </w:rPr>
+    </w:lvl>
+    <w:lvl w:ilvl="6" w:tplc="08070001" w:tentative="1">
+      <w:start w:val="1"/>
+      <w:numFmt w:val="bullet"/>
+      <w:lvlText w:val=""/>
+      <w:lvlJc w:val="left"/>
+      <w:pPr>
+        <w:ind w:left="5040" w:hanging="360"/>
+      </w:pPr>
+      <w:rPr>
+        <w:rFonts w:ascii="Symbol" w:hAnsi="Symbol" w:hint="default"/>
+      </w:rPr>
+    </w:lvl>
+    <w:lvl w:ilvl="7" w:tplc="08070003" w:tentative="1">
+      <w:start w:val="1"/>
+      <w:numFmt w:val="bullet"/>
+      <w:lvlText w:val="o"/>
+      <w:lvlJc w:val="left"/>
+      <w:pPr>
+        <w:ind w:left="5760" w:hanging="360"/>
+      </w:pPr>
+      <w:rPr>
+        <w:rFonts w:ascii="Courier New" w:hAnsi="Courier New" w:cs="Courier New" w:hint="default"/>
+      </w:rPr>
+    </w:lvl>
+    <w:lvl w:ilvl="8" w:tplc="08070005" w:tentative="1">
+      <w:start w:val="1"/>
+      <w:numFmt w:val="bullet"/>
+      <w:lvlText w:val=""/>
+      <w:lvlJc w:val="left"/>
+      <w:pPr>
+        <w:ind w:left="6480" w:hanging="360"/>
+      </w:pPr>
+      <w:rPr>
+        <w:rFonts w:ascii="Wingdings" w:hAnsi="Wingdings" w:hint="default"/>
+      </w:rPr>
+    </w:lvl>
+  </w:abstractNum>
+  <w:abstractNum w:abstractNumId="15" w15:restartNumberingAfterBreak="0">
     <w:nsid w:val="314729E4"/>
     <w:multiLevelType w:val="hybridMultilevel"/>
     <w:tmpl w:val="7B2E2330"/>
@@ -14093,7 +16203,120 @@
       </w:rPr>
     </w:lvl>
   </w:abstractNum>
-  <w:abstractNum w:abstractNumId="10" w15:restartNumberingAfterBreak="0">
+  <w:abstractNum w:abstractNumId="16" w15:restartNumberingAfterBreak="0">
+    <w:nsid w:val="34291E3D"/>
+    <w:multiLevelType w:val="hybridMultilevel"/>
+    <w:tmpl w:val="5070373E"/>
+    <w:lvl w:ilvl="0" w:tplc="CF0C7B12">
+      <w:start w:val="1"/>
+      <w:numFmt w:val="bullet"/>
+      <w:lvlText w:val=""/>
+      <w:lvlJc w:val="left"/>
+      <w:pPr>
+        <w:ind w:left="720" w:hanging="360"/>
+      </w:pPr>
+      <w:rPr>
+        <w:rFonts w:ascii="Symbol" w:hAnsi="Symbol" w:hint="default"/>
+      </w:rPr>
+    </w:lvl>
+    <w:lvl w:ilvl="1" w:tplc="00A89D38">
+      <w:start w:val="1"/>
+      <w:numFmt w:val="bullet"/>
+      <w:lvlText w:val="o"/>
+      <w:lvlJc w:val="left"/>
+      <w:pPr>
+        <w:ind w:left="1440" w:hanging="360"/>
+      </w:pPr>
+      <w:rPr>
+        <w:rFonts w:ascii="Courier New" w:hAnsi="Courier New" w:cs="Times New Roman" w:hint="default"/>
+      </w:rPr>
+    </w:lvl>
+    <w:lvl w:ilvl="2" w:tplc="DB38994A">
+      <w:start w:val="1"/>
+      <w:numFmt w:val="bullet"/>
+      <w:lvlText w:val=""/>
+      <w:lvlJc w:val="left"/>
+      <w:pPr>
+        <w:ind w:left="2160" w:hanging="360"/>
+      </w:pPr>
+      <w:rPr>
+        <w:rFonts w:ascii="Wingdings" w:hAnsi="Wingdings" w:hint="default"/>
+      </w:rPr>
+    </w:lvl>
+    <w:lvl w:ilvl="3" w:tplc="439AD63E">
+      <w:start w:val="1"/>
+      <w:numFmt w:val="bullet"/>
+      <w:lvlText w:val=""/>
+      <w:lvlJc w:val="left"/>
+      <w:pPr>
+        <w:ind w:left="2880" w:hanging="360"/>
+      </w:pPr>
+      <w:rPr>
+        <w:rFonts w:ascii="Symbol" w:hAnsi="Symbol" w:hint="default"/>
+      </w:rPr>
+    </w:lvl>
+    <w:lvl w:ilvl="4" w:tplc="B9B87DCC">
+      <w:start w:val="1"/>
+      <w:numFmt w:val="bullet"/>
+      <w:lvlText w:val="o"/>
+      <w:lvlJc w:val="left"/>
+      <w:pPr>
+        <w:ind w:left="3600" w:hanging="360"/>
+      </w:pPr>
+      <w:rPr>
+        <w:rFonts w:ascii="Courier New" w:hAnsi="Courier New" w:cs="Times New Roman" w:hint="default"/>
+      </w:rPr>
+    </w:lvl>
+    <w:lvl w:ilvl="5" w:tplc="8DA21F14">
+      <w:start w:val="1"/>
+      <w:numFmt w:val="bullet"/>
+      <w:lvlText w:val=""/>
+      <w:lvlJc w:val="left"/>
+      <w:pPr>
+        <w:ind w:left="4320" w:hanging="360"/>
+      </w:pPr>
+      <w:rPr>
+        <w:rFonts w:ascii="Wingdings" w:hAnsi="Wingdings" w:hint="default"/>
+      </w:rPr>
+    </w:lvl>
+    <w:lvl w:ilvl="6" w:tplc="CCA0AA28">
+      <w:start w:val="1"/>
+      <w:numFmt w:val="bullet"/>
+      <w:lvlText w:val=""/>
+      <w:lvlJc w:val="left"/>
+      <w:pPr>
+        <w:ind w:left="5040" w:hanging="360"/>
+      </w:pPr>
+      <w:rPr>
+        <w:rFonts w:ascii="Symbol" w:hAnsi="Symbol" w:hint="default"/>
+      </w:rPr>
+    </w:lvl>
+    <w:lvl w:ilvl="7" w:tplc="31587824">
+      <w:start w:val="1"/>
+      <w:numFmt w:val="bullet"/>
+      <w:lvlText w:val="o"/>
+      <w:lvlJc w:val="left"/>
+      <w:pPr>
+        <w:ind w:left="5760" w:hanging="360"/>
+      </w:pPr>
+      <w:rPr>
+        <w:rFonts w:ascii="Courier New" w:hAnsi="Courier New" w:cs="Times New Roman" w:hint="default"/>
+      </w:rPr>
+    </w:lvl>
+    <w:lvl w:ilvl="8" w:tplc="85F80F3C">
+      <w:start w:val="1"/>
+      <w:numFmt w:val="bullet"/>
+      <w:lvlText w:val=""/>
+      <w:lvlJc w:val="left"/>
+      <w:pPr>
+        <w:ind w:left="6480" w:hanging="360"/>
+      </w:pPr>
+      <w:rPr>
+        <w:rFonts w:ascii="Wingdings" w:hAnsi="Wingdings" w:hint="default"/>
+      </w:rPr>
+    </w:lvl>
+  </w:abstractNum>
+  <w:abstractNum w:abstractNumId="17" w15:restartNumberingAfterBreak="0">
     <w:nsid w:val="3D9548F4"/>
     <w:multiLevelType w:val="hybridMultilevel"/>
     <w:tmpl w:val="15A26926"/>
@@ -14205,7 +16428,120 @@
       </w:rPr>
     </w:lvl>
   </w:abstractNum>
-  <w:abstractNum w:abstractNumId="11" w15:restartNumberingAfterBreak="0">
+  <w:abstractNum w:abstractNumId="18" w15:restartNumberingAfterBreak="0">
+    <w:nsid w:val="414E0BAA"/>
+    <w:multiLevelType w:val="hybridMultilevel"/>
+    <w:tmpl w:val="78E2D800"/>
+    <w:lvl w:ilvl="0" w:tplc="08070001">
+      <w:start w:val="1"/>
+      <w:numFmt w:val="bullet"/>
+      <w:lvlText w:val=""/>
+      <w:lvlJc w:val="left"/>
+      <w:pPr>
+        <w:ind w:left="720" w:hanging="360"/>
+      </w:pPr>
+      <w:rPr>
+        <w:rFonts w:ascii="Symbol" w:hAnsi="Symbol" w:hint="default"/>
+      </w:rPr>
+    </w:lvl>
+    <w:lvl w:ilvl="1" w:tplc="08070003" w:tentative="1">
+      <w:start w:val="1"/>
+      <w:numFmt w:val="bullet"/>
+      <w:lvlText w:val="o"/>
+      <w:lvlJc w:val="left"/>
+      <w:pPr>
+        <w:ind w:left="1440" w:hanging="360"/>
+      </w:pPr>
+      <w:rPr>
+        <w:rFonts w:ascii="Courier New" w:hAnsi="Courier New" w:cs="Courier New" w:hint="default"/>
+      </w:rPr>
+    </w:lvl>
+    <w:lvl w:ilvl="2" w:tplc="08070005" w:tentative="1">
+      <w:start w:val="1"/>
+      <w:numFmt w:val="bullet"/>
+      <w:lvlText w:val=""/>
+      <w:lvlJc w:val="left"/>
+      <w:pPr>
+        <w:ind w:left="2160" w:hanging="360"/>
+      </w:pPr>
+      <w:rPr>
+        <w:rFonts w:ascii="Wingdings" w:hAnsi="Wingdings" w:hint="default"/>
+      </w:rPr>
+    </w:lvl>
+    <w:lvl w:ilvl="3" w:tplc="08070001" w:tentative="1">
+      <w:start w:val="1"/>
+      <w:numFmt w:val="bullet"/>
+      <w:lvlText w:val=""/>
+      <w:lvlJc w:val="left"/>
+      <w:pPr>
+        <w:ind w:left="2880" w:hanging="360"/>
+      </w:pPr>
+      <w:rPr>
+        <w:rFonts w:ascii="Symbol" w:hAnsi="Symbol" w:hint="default"/>
+      </w:rPr>
+    </w:lvl>
+    <w:lvl w:ilvl="4" w:tplc="08070003" w:tentative="1">
+      <w:start w:val="1"/>
+      <w:numFmt w:val="bullet"/>
+      <w:lvlText w:val="o"/>
+      <w:lvlJc w:val="left"/>
+      <w:pPr>
+        <w:ind w:left="3600" w:hanging="360"/>
+      </w:pPr>
+      <w:rPr>
+        <w:rFonts w:ascii="Courier New" w:hAnsi="Courier New" w:cs="Courier New" w:hint="default"/>
+      </w:rPr>
+    </w:lvl>
+    <w:lvl w:ilvl="5" w:tplc="08070005" w:tentative="1">
+      <w:start w:val="1"/>
+      <w:numFmt w:val="bullet"/>
+      <w:lvlText w:val=""/>
+      <w:lvlJc w:val="left"/>
+      <w:pPr>
+        <w:ind w:left="4320" w:hanging="360"/>
+      </w:pPr>
+      <w:rPr>
+        <w:rFonts w:ascii="Wingdings" w:hAnsi="Wingdings" w:hint="default"/>
+      </w:rPr>
+    </w:lvl>
+    <w:lvl w:ilvl="6" w:tplc="08070001" w:tentative="1">
+      <w:start w:val="1"/>
+      <w:numFmt w:val="bullet"/>
+      <w:lvlText w:val=""/>
+      <w:lvlJc w:val="left"/>
+      <w:pPr>
+        <w:ind w:left="5040" w:hanging="360"/>
+      </w:pPr>
+      <w:rPr>
+        <w:rFonts w:ascii="Symbol" w:hAnsi="Symbol" w:hint="default"/>
+      </w:rPr>
+    </w:lvl>
+    <w:lvl w:ilvl="7" w:tplc="08070003" w:tentative="1">
+      <w:start w:val="1"/>
+      <w:numFmt w:val="bullet"/>
+      <w:lvlText w:val="o"/>
+      <w:lvlJc w:val="left"/>
+      <w:pPr>
+        <w:ind w:left="5760" w:hanging="360"/>
+      </w:pPr>
+      <w:rPr>
+        <w:rFonts w:ascii="Courier New" w:hAnsi="Courier New" w:cs="Courier New" w:hint="default"/>
+      </w:rPr>
+    </w:lvl>
+    <w:lvl w:ilvl="8" w:tplc="08070005" w:tentative="1">
+      <w:start w:val="1"/>
+      <w:numFmt w:val="bullet"/>
+      <w:lvlText w:val=""/>
+      <w:lvlJc w:val="left"/>
+      <w:pPr>
+        <w:ind w:left="6480" w:hanging="360"/>
+      </w:pPr>
+      <w:rPr>
+        <w:rFonts w:ascii="Wingdings" w:hAnsi="Wingdings" w:hint="default"/>
+      </w:rPr>
+    </w:lvl>
+  </w:abstractNum>
+  <w:abstractNum w:abstractNumId="19" w15:restartNumberingAfterBreak="0">
     <w:nsid w:val="490043CC"/>
     <w:multiLevelType w:val="hybridMultilevel"/>
     <w:tmpl w:val="36BC1278"/>
@@ -14318,7 +16654,7 @@
       </w:rPr>
     </w:lvl>
   </w:abstractNum>
-  <w:abstractNum w:abstractNumId="12" w15:restartNumberingAfterBreak="0">
+  <w:abstractNum w:abstractNumId="20" w15:restartNumberingAfterBreak="0">
     <w:nsid w:val="4B1A64A6"/>
     <w:multiLevelType w:val="hybridMultilevel"/>
     <w:tmpl w:val="E7EE1A24"/>
@@ -14430,7 +16766,7 @@
       </w:rPr>
     </w:lvl>
   </w:abstractNum>
-  <w:abstractNum w:abstractNumId="13" w15:restartNumberingAfterBreak="0">
+  <w:abstractNum w:abstractNumId="21" w15:restartNumberingAfterBreak="0">
     <w:nsid w:val="4F60513A"/>
     <w:multiLevelType w:val="hybridMultilevel"/>
     <w:tmpl w:val="B546E5A6"/>
@@ -14542,7 +16878,7 @@
       </w:rPr>
     </w:lvl>
   </w:abstractNum>
-  <w:abstractNum w:abstractNumId="14" w15:restartNumberingAfterBreak="0">
+  <w:abstractNum w:abstractNumId="22" w15:restartNumberingAfterBreak="0">
     <w:nsid w:val="5080131B"/>
     <w:multiLevelType w:val="hybridMultilevel"/>
     <w:tmpl w:val="2930A272"/>
@@ -14655,7 +16991,7 @@
       </w:rPr>
     </w:lvl>
   </w:abstractNum>
-  <w:abstractNum w:abstractNumId="15" w15:restartNumberingAfterBreak="0">
+  <w:abstractNum w:abstractNumId="23" w15:restartNumberingAfterBreak="0">
     <w:nsid w:val="55D34207"/>
     <w:multiLevelType w:val="hybridMultilevel"/>
     <w:tmpl w:val="87622900"/>
@@ -14767,7 +17103,7 @@
       </w:rPr>
     </w:lvl>
   </w:abstractNum>
-  <w:abstractNum w:abstractNumId="16" w15:restartNumberingAfterBreak="0">
+  <w:abstractNum w:abstractNumId="24" w15:restartNumberingAfterBreak="0">
     <w:nsid w:val="55FA32B6"/>
     <w:multiLevelType w:val="hybridMultilevel"/>
     <w:tmpl w:val="B1F0BBEA"/>
@@ -14879,7 +17215,7 @@
       </w:rPr>
     </w:lvl>
   </w:abstractNum>
-  <w:abstractNum w:abstractNumId="17" w15:restartNumberingAfterBreak="0">
+  <w:abstractNum w:abstractNumId="25" w15:restartNumberingAfterBreak="0">
     <w:nsid w:val="567F121F"/>
     <w:multiLevelType w:val="hybridMultilevel"/>
     <w:tmpl w:val="B1407E1E"/>
@@ -14991,7 +17327,7 @@
       </w:rPr>
     </w:lvl>
   </w:abstractNum>
-  <w:abstractNum w:abstractNumId="18" w15:restartNumberingAfterBreak="0">
+  <w:abstractNum w:abstractNumId="26" w15:restartNumberingAfterBreak="0">
     <w:nsid w:val="5E221861"/>
     <w:multiLevelType w:val="multilevel"/>
     <w:tmpl w:val="EE142156"/>
@@ -15087,7 +17423,120 @@
       </w:pPr>
     </w:lvl>
   </w:abstractNum>
-  <w:abstractNum w:abstractNumId="19" w15:restartNumberingAfterBreak="0">
+  <w:abstractNum w:abstractNumId="27" w15:restartNumberingAfterBreak="0">
+    <w:nsid w:val="62C747A3"/>
+    <w:multiLevelType w:val="hybridMultilevel"/>
+    <w:tmpl w:val="118C8C5A"/>
+    <w:lvl w:ilvl="0" w:tplc="08070001">
+      <w:start w:val="1"/>
+      <w:numFmt w:val="bullet"/>
+      <w:lvlText w:val=""/>
+      <w:lvlJc w:val="left"/>
+      <w:pPr>
+        <w:ind w:left="1440" w:hanging="360"/>
+      </w:pPr>
+      <w:rPr>
+        <w:rFonts w:ascii="Symbol" w:hAnsi="Symbol" w:hint="default"/>
+      </w:rPr>
+    </w:lvl>
+    <w:lvl w:ilvl="1" w:tplc="08070003" w:tentative="1">
+      <w:start w:val="1"/>
+      <w:numFmt w:val="bullet"/>
+      <w:lvlText w:val="o"/>
+      <w:lvlJc w:val="left"/>
+      <w:pPr>
+        <w:ind w:left="2160" w:hanging="360"/>
+      </w:pPr>
+      <w:rPr>
+        <w:rFonts w:ascii="Courier New" w:hAnsi="Courier New" w:cs="Courier New" w:hint="default"/>
+      </w:rPr>
+    </w:lvl>
+    <w:lvl w:ilvl="2" w:tplc="08070005" w:tentative="1">
+      <w:start w:val="1"/>
+      <w:numFmt w:val="bullet"/>
+      <w:lvlText w:val=""/>
+      <w:lvlJc w:val="left"/>
+      <w:pPr>
+        <w:ind w:left="2880" w:hanging="360"/>
+      </w:pPr>
+      <w:rPr>
+        <w:rFonts w:ascii="Wingdings" w:hAnsi="Wingdings" w:hint="default"/>
+      </w:rPr>
+    </w:lvl>
+    <w:lvl w:ilvl="3" w:tplc="08070001" w:tentative="1">
+      <w:start w:val="1"/>
+      <w:numFmt w:val="bullet"/>
+      <w:lvlText w:val=""/>
+      <w:lvlJc w:val="left"/>
+      <w:pPr>
+        <w:ind w:left="3600" w:hanging="360"/>
+      </w:pPr>
+      <w:rPr>
+        <w:rFonts w:ascii="Symbol" w:hAnsi="Symbol" w:hint="default"/>
+      </w:rPr>
+    </w:lvl>
+    <w:lvl w:ilvl="4" w:tplc="08070003" w:tentative="1">
+      <w:start w:val="1"/>
+      <w:numFmt w:val="bullet"/>
+      <w:lvlText w:val="o"/>
+      <w:lvlJc w:val="left"/>
+      <w:pPr>
+        <w:ind w:left="4320" w:hanging="360"/>
+      </w:pPr>
+      <w:rPr>
+        <w:rFonts w:ascii="Courier New" w:hAnsi="Courier New" w:cs="Courier New" w:hint="default"/>
+      </w:rPr>
+    </w:lvl>
+    <w:lvl w:ilvl="5" w:tplc="08070005" w:tentative="1">
+      <w:start w:val="1"/>
+      <w:numFmt w:val="bullet"/>
+      <w:lvlText w:val=""/>
+      <w:lvlJc w:val="left"/>
+      <w:pPr>
+        <w:ind w:left="5040" w:hanging="360"/>
+      </w:pPr>
+      <w:rPr>
+        <w:rFonts w:ascii="Wingdings" w:hAnsi="Wingdings" w:hint="default"/>
+      </w:rPr>
+    </w:lvl>
+    <w:lvl w:ilvl="6" w:tplc="08070001" w:tentative="1">
+      <w:start w:val="1"/>
+      <w:numFmt w:val="bullet"/>
+      <w:lvlText w:val=""/>
+      <w:lvlJc w:val="left"/>
+      <w:pPr>
+        <w:ind w:left="5760" w:hanging="360"/>
+      </w:pPr>
+      <w:rPr>
+        <w:rFonts w:ascii="Symbol" w:hAnsi="Symbol" w:hint="default"/>
+      </w:rPr>
+    </w:lvl>
+    <w:lvl w:ilvl="7" w:tplc="08070003" w:tentative="1">
+      <w:start w:val="1"/>
+      <w:numFmt w:val="bullet"/>
+      <w:lvlText w:val="o"/>
+      <w:lvlJc w:val="left"/>
+      <w:pPr>
+        <w:ind w:left="6480" w:hanging="360"/>
+      </w:pPr>
+      <w:rPr>
+        <w:rFonts w:ascii="Courier New" w:hAnsi="Courier New" w:cs="Courier New" w:hint="default"/>
+      </w:rPr>
+    </w:lvl>
+    <w:lvl w:ilvl="8" w:tplc="08070005" w:tentative="1">
+      <w:start w:val="1"/>
+      <w:numFmt w:val="bullet"/>
+      <w:lvlText w:val=""/>
+      <w:lvlJc w:val="left"/>
+      <w:pPr>
+        <w:ind w:left="7200" w:hanging="360"/>
+      </w:pPr>
+      <w:rPr>
+        <w:rFonts w:ascii="Wingdings" w:hAnsi="Wingdings" w:hint="default"/>
+      </w:rPr>
+    </w:lvl>
+  </w:abstractNum>
+  <w:abstractNum w:abstractNumId="28" w15:restartNumberingAfterBreak="0">
     <w:nsid w:val="664D5E29"/>
     <w:multiLevelType w:val="multilevel"/>
     <w:tmpl w:val="89B213F8"/>
@@ -15183,7 +17632,120 @@
       </w:pPr>
     </w:lvl>
   </w:abstractNum>
-  <w:abstractNum w:abstractNumId="20" w15:restartNumberingAfterBreak="0">
+  <w:abstractNum w:abstractNumId="29" w15:restartNumberingAfterBreak="0">
+    <w:nsid w:val="6BD1AD4F"/>
+    <w:multiLevelType w:val="hybridMultilevel"/>
+    <w:tmpl w:val="0F40558A"/>
+    <w:lvl w:ilvl="0" w:tplc="EC4A65CE">
+      <w:start w:val="1"/>
+      <w:numFmt w:val="bullet"/>
+      <w:lvlText w:val=""/>
+      <w:lvlJc w:val="left"/>
+      <w:pPr>
+        <w:ind w:left="720" w:hanging="360"/>
+      </w:pPr>
+      <w:rPr>
+        <w:rFonts w:ascii="Symbol" w:hAnsi="Symbol" w:hint="default"/>
+      </w:rPr>
+    </w:lvl>
+    <w:lvl w:ilvl="1" w:tplc="01546AFA">
+      <w:start w:val="1"/>
+      <w:numFmt w:val="bullet"/>
+      <w:lvlText w:val="o"/>
+      <w:lvlJc w:val="left"/>
+      <w:pPr>
+        <w:ind w:left="1440" w:hanging="360"/>
+      </w:pPr>
+      <w:rPr>
+        <w:rFonts w:ascii="Courier New" w:hAnsi="Courier New" w:cs="Times New Roman" w:hint="default"/>
+      </w:rPr>
+    </w:lvl>
+    <w:lvl w:ilvl="2" w:tplc="8550B38A">
+      <w:start w:val="1"/>
+      <w:numFmt w:val="bullet"/>
+      <w:lvlText w:val=""/>
+      <w:lvlJc w:val="left"/>
+      <w:pPr>
+        <w:ind w:left="2160" w:hanging="360"/>
+      </w:pPr>
+      <w:rPr>
+        <w:rFonts w:ascii="Wingdings" w:hAnsi="Wingdings" w:hint="default"/>
+      </w:rPr>
+    </w:lvl>
+    <w:lvl w:ilvl="3" w:tplc="4DDC83BC">
+      <w:start w:val="1"/>
+      <w:numFmt w:val="bullet"/>
+      <w:lvlText w:val=""/>
+      <w:lvlJc w:val="left"/>
+      <w:pPr>
+        <w:ind w:left="2880" w:hanging="360"/>
+      </w:pPr>
+      <w:rPr>
+        <w:rFonts w:ascii="Symbol" w:hAnsi="Symbol" w:hint="default"/>
+      </w:rPr>
+    </w:lvl>
+    <w:lvl w:ilvl="4" w:tplc="67AA5414">
+      <w:start w:val="1"/>
+      <w:numFmt w:val="bullet"/>
+      <w:lvlText w:val="o"/>
+      <w:lvlJc w:val="left"/>
+      <w:pPr>
+        <w:ind w:left="3600" w:hanging="360"/>
+      </w:pPr>
+      <w:rPr>
+        <w:rFonts w:ascii="Courier New" w:hAnsi="Courier New" w:cs="Times New Roman" w:hint="default"/>
+      </w:rPr>
+    </w:lvl>
+    <w:lvl w:ilvl="5" w:tplc="19789446">
+      <w:start w:val="1"/>
+      <w:numFmt w:val="bullet"/>
+      <w:lvlText w:val=""/>
+      <w:lvlJc w:val="left"/>
+      <w:pPr>
+        <w:ind w:left="4320" w:hanging="360"/>
+      </w:pPr>
+      <w:rPr>
+        <w:rFonts w:ascii="Wingdings" w:hAnsi="Wingdings" w:hint="default"/>
+      </w:rPr>
+    </w:lvl>
+    <w:lvl w:ilvl="6" w:tplc="B2ECBBE6">
+      <w:start w:val="1"/>
+      <w:numFmt w:val="bullet"/>
+      <w:lvlText w:val=""/>
+      <w:lvlJc w:val="left"/>
+      <w:pPr>
+        <w:ind w:left="5040" w:hanging="360"/>
+      </w:pPr>
+      <w:rPr>
+        <w:rFonts w:ascii="Symbol" w:hAnsi="Symbol" w:hint="default"/>
+      </w:rPr>
+    </w:lvl>
+    <w:lvl w:ilvl="7" w:tplc="E0969108">
+      <w:start w:val="1"/>
+      <w:numFmt w:val="bullet"/>
+      <w:lvlText w:val="o"/>
+      <w:lvlJc w:val="left"/>
+      <w:pPr>
+        <w:ind w:left="5760" w:hanging="360"/>
+      </w:pPr>
+      <w:rPr>
+        <w:rFonts w:ascii="Courier New" w:hAnsi="Courier New" w:cs="Times New Roman" w:hint="default"/>
+      </w:rPr>
+    </w:lvl>
+    <w:lvl w:ilvl="8" w:tplc="68089CC8">
+      <w:start w:val="1"/>
+      <w:numFmt w:val="bullet"/>
+      <w:lvlText w:val=""/>
+      <w:lvlJc w:val="left"/>
+      <w:pPr>
+        <w:ind w:left="6480" w:hanging="360"/>
+      </w:pPr>
+      <w:rPr>
+        <w:rFonts w:ascii="Wingdings" w:hAnsi="Wingdings" w:hint="default"/>
+      </w:rPr>
+    </w:lvl>
+  </w:abstractNum>
+  <w:abstractNum w:abstractNumId="30" w15:restartNumberingAfterBreak="0">
     <w:nsid w:val="6CD57220"/>
     <w:multiLevelType w:val="multilevel"/>
     <w:tmpl w:val="89B213F8"/>
@@ -15279,7 +17841,7 @@
       </w:pPr>
     </w:lvl>
   </w:abstractNum>
-  <w:abstractNum w:abstractNumId="21" w15:restartNumberingAfterBreak="0">
+  <w:abstractNum w:abstractNumId="31" w15:restartNumberingAfterBreak="0">
     <w:nsid w:val="73AF522E"/>
     <w:multiLevelType w:val="hybridMultilevel"/>
     <w:tmpl w:val="0750E51E"/>
@@ -15391,7 +17953,120 @@
       </w:rPr>
     </w:lvl>
   </w:abstractNum>
-  <w:abstractNum w:abstractNumId="22" w15:restartNumberingAfterBreak="0">
+  <w:abstractNum w:abstractNumId="32" w15:restartNumberingAfterBreak="0">
+    <w:nsid w:val="7C57607F"/>
+    <w:multiLevelType w:val="hybridMultilevel"/>
+    <w:tmpl w:val="5F48BABC"/>
+    <w:lvl w:ilvl="0" w:tplc="08070001">
+      <w:start w:val="1"/>
+      <w:numFmt w:val="bullet"/>
+      <w:lvlText w:val=""/>
+      <w:lvlJc w:val="left"/>
+      <w:pPr>
+        <w:ind w:left="720" w:hanging="360"/>
+      </w:pPr>
+      <w:rPr>
+        <w:rFonts w:ascii="Symbol" w:hAnsi="Symbol" w:hint="default"/>
+      </w:rPr>
+    </w:lvl>
+    <w:lvl w:ilvl="1" w:tplc="08070003" w:tentative="1">
+      <w:start w:val="1"/>
+      <w:numFmt w:val="bullet"/>
+      <w:lvlText w:val="o"/>
+      <w:lvlJc w:val="left"/>
+      <w:pPr>
+        <w:ind w:left="1440" w:hanging="360"/>
+      </w:pPr>
+      <w:rPr>
+        <w:rFonts w:ascii="Courier New" w:hAnsi="Courier New" w:cs="Courier New" w:hint="default"/>
+      </w:rPr>
+    </w:lvl>
+    <w:lvl w:ilvl="2" w:tplc="08070005" w:tentative="1">
+      <w:start w:val="1"/>
+      <w:numFmt w:val="bullet"/>
+      <w:lvlText w:val=""/>
+      <w:lvlJc w:val="left"/>
+      <w:pPr>
+        <w:ind w:left="2160" w:hanging="360"/>
+      </w:pPr>
+      <w:rPr>
+        <w:rFonts w:ascii="Wingdings" w:hAnsi="Wingdings" w:hint="default"/>
+      </w:rPr>
+    </w:lvl>
+    <w:lvl w:ilvl="3" w:tplc="08070001" w:tentative="1">
+      <w:start w:val="1"/>
+      <w:numFmt w:val="bullet"/>
+      <w:lvlText w:val=""/>
+      <w:lvlJc w:val="left"/>
+      <w:pPr>
+        <w:ind w:left="2880" w:hanging="360"/>
+      </w:pPr>
+      <w:rPr>
+        <w:rFonts w:ascii="Symbol" w:hAnsi="Symbol" w:hint="default"/>
+      </w:rPr>
+    </w:lvl>
+    <w:lvl w:ilvl="4" w:tplc="08070003" w:tentative="1">
+      <w:start w:val="1"/>
+      <w:numFmt w:val="bullet"/>
+      <w:lvlText w:val="o"/>
+      <w:lvlJc w:val="left"/>
+      <w:pPr>
+        <w:ind w:left="3600" w:hanging="360"/>
+      </w:pPr>
+      <w:rPr>
+        <w:rFonts w:ascii="Courier New" w:hAnsi="Courier New" w:cs="Courier New" w:hint="default"/>
+      </w:rPr>
+    </w:lvl>
+    <w:lvl w:ilvl="5" w:tplc="08070005" w:tentative="1">
+      <w:start w:val="1"/>
+      <w:numFmt w:val="bullet"/>
+      <w:lvlText w:val=""/>
+      <w:lvlJc w:val="left"/>
+      <w:pPr>
+        <w:ind w:left="4320" w:hanging="360"/>
+      </w:pPr>
+      <w:rPr>
+        <w:rFonts w:ascii="Wingdings" w:hAnsi="Wingdings" w:hint="default"/>
+      </w:rPr>
+    </w:lvl>
+    <w:lvl w:ilvl="6" w:tplc="08070001" w:tentative="1">
+      <w:start w:val="1"/>
+      <w:numFmt w:val="bullet"/>
+      <w:lvlText w:val=""/>
+      <w:lvlJc w:val="left"/>
+      <w:pPr>
+        <w:ind w:left="5040" w:hanging="360"/>
+      </w:pPr>
+      <w:rPr>
+        <w:rFonts w:ascii="Symbol" w:hAnsi="Symbol" w:hint="default"/>
+      </w:rPr>
+    </w:lvl>
+    <w:lvl w:ilvl="7" w:tplc="08070003" w:tentative="1">
+      <w:start w:val="1"/>
+      <w:numFmt w:val="bullet"/>
+      <w:lvlText w:val="o"/>
+      <w:lvlJc w:val="left"/>
+      <w:pPr>
+        <w:ind w:left="5760" w:hanging="360"/>
+      </w:pPr>
+      <w:rPr>
+        <w:rFonts w:ascii="Courier New" w:hAnsi="Courier New" w:cs="Courier New" w:hint="default"/>
+      </w:rPr>
+    </w:lvl>
+    <w:lvl w:ilvl="8" w:tplc="08070005" w:tentative="1">
+      <w:start w:val="1"/>
+      <w:numFmt w:val="bullet"/>
+      <w:lvlText w:val=""/>
+      <w:lvlJc w:val="left"/>
+      <w:pPr>
+        <w:ind w:left="6480" w:hanging="360"/>
+      </w:pPr>
+      <w:rPr>
+        <w:rFonts w:ascii="Wingdings" w:hAnsi="Wingdings" w:hint="default"/>
+      </w:rPr>
+    </w:lvl>
+  </w:abstractNum>
+  <w:abstractNum w:abstractNumId="33" w15:restartNumberingAfterBreak="0">
     <w:nsid w:val="7C9821B3"/>
     <w:multiLevelType w:val="hybridMultilevel"/>
     <w:tmpl w:val="FFBEE980"/>
@@ -15504,79 +18179,148 @@
     </w:lvl>
   </w:abstractNum>
   <w:num w:numId="1" w16cid:durableId="1173106984">
+    <w:abstractNumId w:val="5"/>
+  </w:num>
+  <w:num w:numId="2" w16cid:durableId="33701888">
+    <w:abstractNumId w:val="2"/>
+  </w:num>
+  <w:num w:numId="3" w16cid:durableId="769393845">
+    <w:abstractNumId w:val="19"/>
+  </w:num>
+  <w:num w:numId="4" w16cid:durableId="393696415">
+    <w:abstractNumId w:val="13"/>
+  </w:num>
+  <w:num w:numId="5" w16cid:durableId="17658016">
+    <w:abstractNumId w:val="24"/>
+  </w:num>
+  <w:num w:numId="6" w16cid:durableId="2124422994">
+    <w:abstractNumId w:val="25"/>
+  </w:num>
+  <w:num w:numId="7" w16cid:durableId="1342051438">
+    <w:abstractNumId w:val="33"/>
+  </w:num>
+  <w:num w:numId="8" w16cid:durableId="2058964717">
+    <w:abstractNumId w:val="12"/>
+  </w:num>
+  <w:num w:numId="9" w16cid:durableId="242301203">
+    <w:abstractNumId w:val="17"/>
+  </w:num>
+  <w:num w:numId="10" w16cid:durableId="434204582">
     <w:abstractNumId w:val="4"/>
   </w:num>
-  <w:num w:numId="2" w16cid:durableId="33701888">
-    <w:abstractNumId w:val="1"/>
+  <w:num w:numId="11" w16cid:durableId="289019424">
+    <w:abstractNumId w:val="31"/>
   </w:num>
-  <w:num w:numId="3" w16cid:durableId="769393845">
-    <w:abstractNumId w:val="11"/>
+  <w:num w:numId="12" w16cid:durableId="171141472">
+    <w:abstractNumId w:val="20"/>
   </w:num>
-  <w:num w:numId="4" w16cid:durableId="393696415">
+  <w:num w:numId="13" w16cid:durableId="388459050">
     <w:abstractNumId w:val="8"/>
   </w:num>
-  <w:num w:numId="5" w16cid:durableId="17658016">
-    <w:abstractNumId w:val="16"/>
+  <w:num w:numId="14" w16cid:durableId="438522880">
+    <w:abstractNumId w:val="24"/>
   </w:num>
-  <w:num w:numId="6" w16cid:durableId="2124422994">
-    <w:abstractNumId w:val="17"/>
-  </w:num>
-  <w:num w:numId="7" w16cid:durableId="1342051438">
+  <w:num w:numId="15" w16cid:durableId="1814056990">
     <w:abstractNumId w:val="22"/>
   </w:num>
-  <w:num w:numId="8" w16cid:durableId="2058964717">
-    <w:abstractNumId w:val="7"/>
+  <w:num w:numId="16" w16cid:durableId="890918768">
+    <w:abstractNumId w:val="26"/>
   </w:num>
-  <w:num w:numId="9" w16cid:durableId="242301203">
-    <w:abstractNumId w:val="10"/>
+  <w:num w:numId="17" w16cid:durableId="345135883">
+    <w:abstractNumId w:val="26"/>
   </w:num>
-  <w:num w:numId="10" w16cid:durableId="434204582">
+  <w:num w:numId="18" w16cid:durableId="2053377576">
+    <w:abstractNumId w:val="30"/>
+  </w:num>
+  <w:num w:numId="19" w16cid:durableId="700935437">
+    <w:abstractNumId w:val="28"/>
+  </w:num>
+  <w:num w:numId="20" w16cid:durableId="1132289038">
+    <w:abstractNumId w:val="23"/>
+  </w:num>
+  <w:num w:numId="21" w16cid:durableId="2071343128">
+    <w:abstractNumId w:val="21"/>
+  </w:num>
+  <w:num w:numId="22" w16cid:durableId="1016539669">
+    <w:abstractNumId w:val="15"/>
+  </w:num>
+  <w:num w:numId="23" w16cid:durableId="961574005">
     <w:abstractNumId w:val="3"/>
   </w:num>
-  <w:num w:numId="11" w16cid:durableId="289019424">
-    <w:abstractNumId w:val="21"/>
-  </w:num>
-  <w:num w:numId="12" w16cid:durableId="171141472">
-    <w:abstractNumId w:val="12"/>
-  </w:num>
-  <w:num w:numId="13" w16cid:durableId="388459050">
-    <w:abstractNumId w:val="5"/>
-  </w:num>
-  <w:num w:numId="14" w16cid:durableId="438522880">
-    <w:abstractNumId w:val="16"/>
-  </w:num>
-  <w:num w:numId="15" w16cid:durableId="1814056990">
-    <w:abstractNumId w:val="14"/>
-  </w:num>
-  <w:num w:numId="16" w16cid:durableId="890918768">
-    <w:abstractNumId w:val="18"/>
-  </w:num>
-  <w:num w:numId="17" w16cid:durableId="345135883">
-    <w:abstractNumId w:val="18"/>
-  </w:num>
-  <w:num w:numId="18" w16cid:durableId="2053377576">
-    <w:abstractNumId w:val="20"/>
-  </w:num>
-  <w:num w:numId="19" w16cid:durableId="700935437">
-    <w:abstractNumId w:val="19"/>
-  </w:num>
-  <w:num w:numId="20" w16cid:durableId="1132289038">
-    <w:abstractNumId w:val="15"/>
-  </w:num>
-  <w:num w:numId="21" w16cid:durableId="2071343128">
-    <w:abstractNumId w:val="13"/>
-  </w:num>
-  <w:num w:numId="22" w16cid:durableId="1016539669">
+  <w:num w:numId="24" w16cid:durableId="1942179325">
     <w:abstractNumId w:val="9"/>
-  </w:num>
-  <w:num w:numId="23" w16cid:durableId="961574005">
-    <w:abstractNumId w:val="2"/>
-  </w:num>
-  <w:num w:numId="24" w16cid:durableId="1942179325">
-    <w:abstractNumId w:val="6"/>
   </w:num>
   <w:num w:numId="25" w16cid:durableId="1116482252">
     <w:abstractNumId w:val="0"/>
+  </w:num>
+  <w:num w:numId="26" w16cid:durableId="16663952">
+    <w:abstractNumId w:val="16"/>
+    <w:lvlOverride w:ilvl="0"/>
+    <w:lvlOverride w:ilvl="1"/>
+    <w:lvlOverride w:ilvl="2"/>
+    <w:lvlOverride w:ilvl="3"/>
+    <w:lvlOverride w:ilvl="4"/>
+    <w:lvlOverride w:ilvl="5"/>
+    <w:lvlOverride w:ilvl="6"/>
+    <w:lvlOverride w:ilvl="7"/>
+    <w:lvlOverride w:ilvl="8"/>
+  </w:num>
+  <w:num w:numId="27" w16cid:durableId="1378967084">
+    <w:abstractNumId w:val="6"/>
+  </w:num>
+  <w:num w:numId="28" w16cid:durableId="581720501">
+    <w:abstractNumId w:val="10"/>
+    <w:lvlOverride w:ilvl="0"/>
+    <w:lvlOverride w:ilvl="1"/>
+    <w:lvlOverride w:ilvl="2"/>
+    <w:lvlOverride w:ilvl="3"/>
+    <w:lvlOverride w:ilvl="4"/>
+    <w:lvlOverride w:ilvl="5"/>
+    <w:lvlOverride w:ilvl="6"/>
+    <w:lvlOverride w:ilvl="7"/>
+    <w:lvlOverride w:ilvl="8"/>
+  </w:num>
+  <w:num w:numId="29" w16cid:durableId="853344297">
+    <w:abstractNumId w:val="27"/>
+  </w:num>
+  <w:num w:numId="30" w16cid:durableId="1102066065">
+    <w:abstractNumId w:val="18"/>
+  </w:num>
+  <w:num w:numId="31" w16cid:durableId="2070493197">
+    <w:abstractNumId w:val="7"/>
+  </w:num>
+  <w:num w:numId="32" w16cid:durableId="1163812524">
+    <w:abstractNumId w:val="14"/>
+  </w:num>
+  <w:num w:numId="33" w16cid:durableId="1131292743">
+    <w:abstractNumId w:val="29"/>
+    <w:lvlOverride w:ilvl="0"/>
+    <w:lvlOverride w:ilvl="1"/>
+    <w:lvlOverride w:ilvl="2"/>
+    <w:lvlOverride w:ilvl="3"/>
+    <w:lvlOverride w:ilvl="4"/>
+    <w:lvlOverride w:ilvl="5"/>
+    <w:lvlOverride w:ilvl="6"/>
+    <w:lvlOverride w:ilvl="7"/>
+    <w:lvlOverride w:ilvl="8"/>
+  </w:num>
+  <w:num w:numId="34" w16cid:durableId="414787192">
+    <w:abstractNumId w:val="1"/>
+  </w:num>
+  <w:num w:numId="35" w16cid:durableId="262493058">
+    <w:abstractNumId w:val="11"/>
+    <w:lvlOverride w:ilvl="0"/>
+    <w:lvlOverride w:ilvl="1"/>
+    <w:lvlOverride w:ilvl="2"/>
+    <w:lvlOverride w:ilvl="3"/>
+    <w:lvlOverride w:ilvl="4"/>
+    <w:lvlOverride w:ilvl="5"/>
+    <w:lvlOverride w:ilvl="6"/>
+    <w:lvlOverride w:ilvl="7"/>
+    <w:lvlOverride w:ilvl="8"/>
+  </w:num>
+  <w:num w:numId="36" w16cid:durableId="1710491811">
+    <w:abstractNumId w:val="32"/>
   </w:num>
 </w:numbering>
 </file>
@@ -16606,6 +19350,25 @@
       </w:numPr>
     </w:pPr>
   </w:style>
+  <w:style w:type="table" w:styleId="TableGrid">
+    <w:name w:val="Table Grid"/>
+    <w:basedOn w:val="TableNormal"/>
+    <w:uiPriority w:val="39"/>
+    <w:rsid w:val="00082CC2"/>
+    <w:pPr>
+      <w:spacing w:after="0" w:line="240" w:lineRule="auto"/>
+    </w:pPr>
+    <w:tblPr>
+      <w:tblBorders>
+        <w:top w:val="single" w:sz="4" w:space="0" w:color="auto"/>
+        <w:left w:val="single" w:sz="4" w:space="0" w:color="auto"/>
+        <w:bottom w:val="single" w:sz="4" w:space="0" w:color="auto"/>
+        <w:right w:val="single" w:sz="4" w:space="0" w:color="auto"/>
+        <w:insideH w:val="single" w:sz="4" w:space="0" w:color="auto"/>
+        <w:insideV w:val="single" w:sz="4" w:space="0" w:color="auto"/>
+      </w:tblBorders>
+    </w:tblPr>
+  </w:style>
 </w:styles>
 </file>
 

--- a/ipa_documentation_lam.docx
+++ b/ipa_documentation_lam.docx
@@ -85,7 +85,7 @@
             </w:rPr>
             <w:fldChar w:fldCharType="separate"/>
           </w:r>
-          <w:hyperlink w:anchor="_Toc226641794" w:history="1">
+          <w:hyperlink w:anchor="_Toc227055220" w:history="1">
             <w:r>
               <w:rPr>
                 <w:rStyle w:val="Hyperlink"/>
@@ -114,7 +114,7 @@
                 <w:noProof/>
                 <w:webHidden/>
               </w:rPr>
-              <w:instrText xml:space="preserve"> PAGEREF _Toc226641794 \h </w:instrText>
+              <w:instrText xml:space="preserve"> PAGEREF _Toc227055220 \h </w:instrText>
             </w:r>
             <w:r>
               <w:rPr>
@@ -158,7 +158,7 @@
               <w:lang w:eastAsia="de-CH"/>
             </w:rPr>
           </w:pPr>
-          <w:hyperlink w:anchor="_Toc226641795" w:history="1">
+          <w:hyperlink w:anchor="_Toc227055221" w:history="1">
             <w:r>
               <w:rPr>
                 <w:rStyle w:val="Hyperlink"/>
@@ -187,7 +187,7 @@
                 <w:noProof/>
                 <w:webHidden/>
               </w:rPr>
-              <w:instrText xml:space="preserve"> PAGEREF _Toc226641795 \h </w:instrText>
+              <w:instrText xml:space="preserve"> PAGEREF _Toc227055221 \h </w:instrText>
             </w:r>
             <w:r>
               <w:rPr>
@@ -231,7 +231,7 @@
               <w:lang w:eastAsia="de-CH"/>
             </w:rPr>
           </w:pPr>
-          <w:hyperlink w:anchor="_Toc226641796" w:history="1">
+          <w:hyperlink w:anchor="_Toc227055222" w:history="1">
             <w:r>
               <w:rPr>
                 <w:rStyle w:val="Hyperlink"/>
@@ -260,7 +260,7 @@
                 <w:noProof/>
                 <w:webHidden/>
               </w:rPr>
-              <w:instrText xml:space="preserve"> PAGEREF _Toc226641796 \h </w:instrText>
+              <w:instrText xml:space="preserve"> PAGEREF _Toc227055222 \h </w:instrText>
             </w:r>
             <w:r>
               <w:rPr>
@@ -304,7 +304,7 @@
               <w:lang w:eastAsia="de-CH"/>
             </w:rPr>
           </w:pPr>
-          <w:hyperlink w:anchor="_Toc226641797" w:history="1">
+          <w:hyperlink w:anchor="_Toc227055223" w:history="1">
             <w:r>
               <w:rPr>
                 <w:rStyle w:val="Hyperlink"/>
@@ -333,7 +333,7 @@
                 <w:noProof/>
                 <w:webHidden/>
               </w:rPr>
-              <w:instrText xml:space="preserve"> PAGEREF _Toc226641797 \h </w:instrText>
+              <w:instrText xml:space="preserve"> PAGEREF _Toc227055223 \h </w:instrText>
             </w:r>
             <w:r>
               <w:rPr>
@@ -377,7 +377,7 @@
               <w:lang w:eastAsia="de-CH"/>
             </w:rPr>
           </w:pPr>
-          <w:hyperlink w:anchor="_Toc226641798" w:history="1">
+          <w:hyperlink w:anchor="_Toc227055224" w:history="1">
             <w:r>
               <w:rPr>
                 <w:rStyle w:val="Hyperlink"/>
@@ -406,7 +406,7 @@
                 <w:noProof/>
                 <w:webHidden/>
               </w:rPr>
-              <w:instrText xml:space="preserve"> PAGEREF _Toc226641798 \h </w:instrText>
+              <w:instrText xml:space="preserve"> PAGEREF _Toc227055224 \h </w:instrText>
             </w:r>
             <w:r>
               <w:rPr>
@@ -450,7 +450,7 @@
               <w:lang w:eastAsia="de-CH"/>
             </w:rPr>
           </w:pPr>
-          <w:hyperlink w:anchor="_Toc226641799" w:history="1">
+          <w:hyperlink w:anchor="_Toc227055225" w:history="1">
             <w:r>
               <w:rPr>
                 <w:rStyle w:val="Hyperlink"/>
@@ -479,7 +479,7 @@
                 <w:noProof/>
                 <w:webHidden/>
               </w:rPr>
-              <w:instrText xml:space="preserve"> PAGEREF _Toc226641799 \h </w:instrText>
+              <w:instrText xml:space="preserve"> PAGEREF _Toc227055225 \h </w:instrText>
             </w:r>
             <w:r>
               <w:rPr>
@@ -523,7 +523,7 @@
               <w:lang w:eastAsia="de-CH"/>
             </w:rPr>
           </w:pPr>
-          <w:hyperlink w:anchor="_Toc226641800" w:history="1">
+          <w:hyperlink w:anchor="_Toc227055226" w:history="1">
             <w:r>
               <w:rPr>
                 <w:rStyle w:val="Hyperlink"/>
@@ -552,7 +552,7 @@
                 <w:noProof/>
                 <w:webHidden/>
               </w:rPr>
-              <w:instrText xml:space="preserve"> PAGEREF _Toc226641800 \h </w:instrText>
+              <w:instrText xml:space="preserve"> PAGEREF _Toc227055226 \h </w:instrText>
             </w:r>
             <w:r>
               <w:rPr>
@@ -596,7 +596,7 @@
               <w:lang w:eastAsia="de-CH"/>
             </w:rPr>
           </w:pPr>
-          <w:hyperlink w:anchor="_Toc226641801" w:history="1">
+          <w:hyperlink w:anchor="_Toc227055227" w:history="1">
             <w:r>
               <w:rPr>
                 <w:rStyle w:val="Hyperlink"/>
@@ -625,7 +625,7 @@
                 <w:noProof/>
                 <w:webHidden/>
               </w:rPr>
-              <w:instrText xml:space="preserve"> PAGEREF _Toc226641801 \h </w:instrText>
+              <w:instrText xml:space="preserve"> PAGEREF _Toc227055227 \h </w:instrText>
             </w:r>
             <w:r>
               <w:rPr>
@@ -669,7 +669,7 @@
               <w:lang w:eastAsia="de-CH"/>
             </w:rPr>
           </w:pPr>
-          <w:hyperlink w:anchor="_Toc226641802" w:history="1">
+          <w:hyperlink w:anchor="_Toc227055228" w:history="1">
             <w:r>
               <w:rPr>
                 <w:rStyle w:val="Hyperlink"/>
@@ -698,7 +698,7 @@
                 <w:noProof/>
                 <w:webHidden/>
               </w:rPr>
-              <w:instrText xml:space="preserve"> PAGEREF _Toc226641802 \h </w:instrText>
+              <w:instrText xml:space="preserve"> PAGEREF _Toc227055228 \h </w:instrText>
             </w:r>
             <w:r>
               <w:rPr>
@@ -742,7 +742,7 @@
               <w:lang w:eastAsia="de-CH"/>
             </w:rPr>
           </w:pPr>
-          <w:hyperlink w:anchor="_Toc226641803" w:history="1">
+          <w:hyperlink w:anchor="_Toc227055229" w:history="1">
             <w:r>
               <w:rPr>
                 <w:rStyle w:val="Hyperlink"/>
@@ -771,7 +771,7 @@
                 <w:noProof/>
                 <w:webHidden/>
               </w:rPr>
-              <w:instrText xml:space="preserve"> PAGEREF _Toc226641803 \h </w:instrText>
+              <w:instrText xml:space="preserve"> PAGEREF _Toc227055229 \h </w:instrText>
             </w:r>
             <w:r>
               <w:rPr>
@@ -815,7 +815,7 @@
               <w:lang w:eastAsia="de-CH"/>
             </w:rPr>
           </w:pPr>
-          <w:hyperlink w:anchor="_Toc226641804" w:history="1">
+          <w:hyperlink w:anchor="_Toc227055230" w:history="1">
             <w:r>
               <w:rPr>
                 <w:rStyle w:val="Hyperlink"/>
@@ -844,7 +844,7 @@
                 <w:noProof/>
                 <w:webHidden/>
               </w:rPr>
-              <w:instrText xml:space="preserve"> PAGEREF _Toc226641804 \h </w:instrText>
+              <w:instrText xml:space="preserve"> PAGEREF _Toc227055230 \h </w:instrText>
             </w:r>
             <w:r>
               <w:rPr>
@@ -888,7 +888,7 @@
               <w:lang w:eastAsia="de-CH"/>
             </w:rPr>
           </w:pPr>
-          <w:hyperlink w:anchor="_Toc226641805" w:history="1">
+          <w:hyperlink w:anchor="_Toc227055231" w:history="1">
             <w:r>
               <w:rPr>
                 <w:rStyle w:val="Hyperlink"/>
@@ -916,7 +916,7 @@
                 <w:noProof/>
                 <w:webHidden/>
               </w:rPr>
-              <w:instrText xml:space="preserve"> PAGEREF _Toc226641805 \h </w:instrText>
+              <w:instrText xml:space="preserve"> PAGEREF _Toc227055231 \h </w:instrText>
             </w:r>
             <w:r>
               <w:rPr>
@@ -936,7 +936,7 @@
                 <w:noProof/>
                 <w:webHidden/>
               </w:rPr>
-              <w:t>5</w:t>
+              <w:t>6</w:t>
             </w:r>
             <w:r>
               <w:rPr>
@@ -960,7 +960,7 @@
               <w:lang w:eastAsia="de-CH"/>
             </w:rPr>
           </w:pPr>
-          <w:hyperlink w:anchor="_Toc226641806" w:history="1">
+          <w:hyperlink w:anchor="_Toc227055232" w:history="1">
             <w:r>
               <w:rPr>
                 <w:rStyle w:val="Hyperlink"/>
@@ -989,7 +989,7 @@
                 <w:noProof/>
                 <w:webHidden/>
               </w:rPr>
-              <w:instrText xml:space="preserve"> PAGEREF _Toc226641806 \h </w:instrText>
+              <w:instrText xml:space="preserve"> PAGEREF _Toc227055232 \h </w:instrText>
             </w:r>
             <w:r>
               <w:rPr>
@@ -1009,7 +1009,7 @@
                 <w:noProof/>
                 <w:webHidden/>
               </w:rPr>
-              <w:t>5</w:t>
+              <w:t>6</w:t>
             </w:r>
             <w:r>
               <w:rPr>
@@ -1033,7 +1033,7 @@
               <w:lang w:eastAsia="de-CH"/>
             </w:rPr>
           </w:pPr>
-          <w:hyperlink w:anchor="_Toc226641807" w:history="1">
+          <w:hyperlink w:anchor="_Toc227055233" w:history="1">
             <w:r>
               <w:rPr>
                 <w:rStyle w:val="Hyperlink"/>
@@ -1062,7 +1062,7 @@
                 <w:noProof/>
                 <w:webHidden/>
               </w:rPr>
-              <w:instrText xml:space="preserve"> PAGEREF _Toc226641807 \h </w:instrText>
+              <w:instrText xml:space="preserve"> PAGEREF _Toc227055233 \h </w:instrText>
             </w:r>
             <w:r>
               <w:rPr>
@@ -1082,7 +1082,7 @@
                 <w:noProof/>
                 <w:webHidden/>
               </w:rPr>
-              <w:t>5</w:t>
+              <w:t>6</w:t>
             </w:r>
             <w:r>
               <w:rPr>
@@ -1106,7 +1106,7 @@
               <w:lang w:eastAsia="de-CH"/>
             </w:rPr>
           </w:pPr>
-          <w:hyperlink w:anchor="_Toc226641808" w:history="1">
+          <w:hyperlink w:anchor="_Toc227055234" w:history="1">
             <w:r>
               <w:rPr>
                 <w:rStyle w:val="Hyperlink"/>
@@ -1135,7 +1135,7 @@
                 <w:noProof/>
                 <w:webHidden/>
               </w:rPr>
-              <w:instrText xml:space="preserve"> PAGEREF _Toc226641808 \h </w:instrText>
+              <w:instrText xml:space="preserve"> PAGEREF _Toc227055234 \h </w:instrText>
             </w:r>
             <w:r>
               <w:rPr>
@@ -1155,7 +1155,7 @@
                 <w:noProof/>
                 <w:webHidden/>
               </w:rPr>
-              <w:t>5</w:t>
+              <w:t>6</w:t>
             </w:r>
             <w:r>
               <w:rPr>
@@ -1179,7 +1179,7 @@
               <w:lang w:eastAsia="de-CH"/>
             </w:rPr>
           </w:pPr>
-          <w:hyperlink w:anchor="_Toc226641809" w:history="1">
+          <w:hyperlink w:anchor="_Toc227055235" w:history="1">
             <w:r>
               <w:rPr>
                 <w:rStyle w:val="Hyperlink"/>
@@ -1208,7 +1208,7 @@
                 <w:noProof/>
                 <w:webHidden/>
               </w:rPr>
-              <w:instrText xml:space="preserve"> PAGEREF _Toc226641809 \h </w:instrText>
+              <w:instrText xml:space="preserve"> PAGEREF _Toc227055235 \h </w:instrText>
             </w:r>
             <w:r>
               <w:rPr>
@@ -1252,7 +1252,7 @@
               <w:lang w:eastAsia="de-CH"/>
             </w:rPr>
           </w:pPr>
-          <w:hyperlink w:anchor="_Toc226641810" w:history="1">
+          <w:hyperlink w:anchor="_Toc227055236" w:history="1">
             <w:r>
               <w:rPr>
                 <w:rStyle w:val="Hyperlink"/>
@@ -1281,7 +1281,7 @@
                 <w:noProof/>
                 <w:webHidden/>
               </w:rPr>
-              <w:instrText xml:space="preserve"> PAGEREF _Toc226641810 \h </w:instrText>
+              <w:instrText xml:space="preserve"> PAGEREF _Toc227055236 \h </w:instrText>
             </w:r>
             <w:r>
               <w:rPr>
@@ -1301,7 +1301,7 @@
                 <w:noProof/>
                 <w:webHidden/>
               </w:rPr>
-              <w:t>6</w:t>
+              <w:t>7</w:t>
             </w:r>
             <w:r>
               <w:rPr>
@@ -1325,7 +1325,7 @@
               <w:lang w:eastAsia="de-CH"/>
             </w:rPr>
           </w:pPr>
-          <w:hyperlink w:anchor="_Toc226641811" w:history="1">
+          <w:hyperlink w:anchor="_Toc227055237" w:history="1">
             <w:r>
               <w:rPr>
                 <w:rStyle w:val="Hyperlink"/>
@@ -1354,7 +1354,7 @@
                 <w:noProof/>
                 <w:webHidden/>
               </w:rPr>
-              <w:instrText xml:space="preserve"> PAGEREF _Toc226641811 \h </w:instrText>
+              <w:instrText xml:space="preserve"> PAGEREF _Toc227055237 \h </w:instrText>
             </w:r>
             <w:r>
               <w:rPr>
@@ -1374,7 +1374,7 @@
                 <w:noProof/>
                 <w:webHidden/>
               </w:rPr>
-              <w:t>6</w:t>
+              <w:t>7</w:t>
             </w:r>
             <w:r>
               <w:rPr>
@@ -1398,7 +1398,7 @@
               <w:lang w:eastAsia="de-CH"/>
             </w:rPr>
           </w:pPr>
-          <w:hyperlink w:anchor="_Toc226641812" w:history="1">
+          <w:hyperlink w:anchor="_Toc227055238" w:history="1">
             <w:r>
               <w:rPr>
                 <w:rStyle w:val="Hyperlink"/>
@@ -1427,7 +1427,7 @@
                 <w:noProof/>
                 <w:webHidden/>
               </w:rPr>
-              <w:instrText xml:space="preserve"> PAGEREF _Toc226641812 \h </w:instrText>
+              <w:instrText xml:space="preserve"> PAGEREF _Toc227055238 \h </w:instrText>
             </w:r>
             <w:r>
               <w:rPr>
@@ -1447,7 +1447,7 @@
                 <w:noProof/>
                 <w:webHidden/>
               </w:rPr>
-              <w:t>6</w:t>
+              <w:t>7</w:t>
             </w:r>
             <w:r>
               <w:rPr>
@@ -1471,7 +1471,7 @@
               <w:lang w:eastAsia="de-CH"/>
             </w:rPr>
           </w:pPr>
-          <w:hyperlink w:anchor="_Toc226641813" w:history="1">
+          <w:hyperlink w:anchor="_Toc227055239" w:history="1">
             <w:r>
               <w:rPr>
                 <w:rStyle w:val="Hyperlink"/>
@@ -1500,7 +1500,7 @@
                 <w:noProof/>
                 <w:webHidden/>
               </w:rPr>
-              <w:instrText xml:space="preserve"> PAGEREF _Toc226641813 \h </w:instrText>
+              <w:instrText xml:space="preserve"> PAGEREF _Toc227055239 \h </w:instrText>
             </w:r>
             <w:r>
               <w:rPr>
@@ -1520,7 +1520,7 @@
                 <w:noProof/>
                 <w:webHidden/>
               </w:rPr>
-              <w:t>7</w:t>
+              <w:t>8</w:t>
             </w:r>
             <w:r>
               <w:rPr>
@@ -1544,7 +1544,7 @@
               <w:lang w:eastAsia="de-CH"/>
             </w:rPr>
           </w:pPr>
-          <w:hyperlink w:anchor="_Toc226641814" w:history="1">
+          <w:hyperlink w:anchor="_Toc227055240" w:history="1">
             <w:r>
               <w:rPr>
                 <w:rStyle w:val="Hyperlink"/>
@@ -1573,7 +1573,7 @@
                 <w:noProof/>
                 <w:webHidden/>
               </w:rPr>
-              <w:instrText xml:space="preserve"> PAGEREF _Toc226641814 \h </w:instrText>
+              <w:instrText xml:space="preserve"> PAGEREF _Toc227055240 \h </w:instrText>
             </w:r>
             <w:r>
               <w:rPr>
@@ -1593,7 +1593,7 @@
                 <w:noProof/>
                 <w:webHidden/>
               </w:rPr>
-              <w:t>8</w:t>
+              <w:t>9</w:t>
             </w:r>
             <w:r>
               <w:rPr>
@@ -1617,7 +1617,7 @@
               <w:lang w:eastAsia="de-CH"/>
             </w:rPr>
           </w:pPr>
-          <w:hyperlink w:anchor="_Toc226641815" w:history="1">
+          <w:hyperlink w:anchor="_Toc227055241" w:history="1">
             <w:r>
               <w:rPr>
                 <w:rStyle w:val="Hyperlink"/>
@@ -1646,7 +1646,7 @@
                 <w:noProof/>
                 <w:webHidden/>
               </w:rPr>
-              <w:instrText xml:space="preserve"> PAGEREF _Toc226641815 \h </w:instrText>
+              <w:instrText xml:space="preserve"> PAGEREF _Toc227055241 \h </w:instrText>
             </w:r>
             <w:r>
               <w:rPr>
@@ -1666,7 +1666,7 @@
                 <w:noProof/>
                 <w:webHidden/>
               </w:rPr>
-              <w:t>8</w:t>
+              <w:t>10</w:t>
             </w:r>
             <w:r>
               <w:rPr>
@@ -1690,7 +1690,7 @@
               <w:lang w:eastAsia="de-CH"/>
             </w:rPr>
           </w:pPr>
-          <w:hyperlink w:anchor="_Toc226641816" w:history="1">
+          <w:hyperlink w:anchor="_Toc227055242" w:history="1">
             <w:r>
               <w:rPr>
                 <w:rStyle w:val="Hyperlink"/>
@@ -1719,7 +1719,7 @@
                 <w:noProof/>
                 <w:webHidden/>
               </w:rPr>
-              <w:instrText xml:space="preserve"> PAGEREF _Toc226641816 \h </w:instrText>
+              <w:instrText xml:space="preserve"> PAGEREF _Toc227055242 \h </w:instrText>
             </w:r>
             <w:r>
               <w:rPr>
@@ -1739,7 +1739,7 @@
                 <w:noProof/>
                 <w:webHidden/>
               </w:rPr>
-              <w:t>8</w:t>
+              <w:t>11</w:t>
             </w:r>
             <w:r>
               <w:rPr>
@@ -1763,7 +1763,7 @@
               <w:lang w:eastAsia="de-CH"/>
             </w:rPr>
           </w:pPr>
-          <w:hyperlink w:anchor="_Toc226641817" w:history="1">
+          <w:hyperlink w:anchor="_Toc227055243" w:history="1">
             <w:r>
               <w:rPr>
                 <w:rStyle w:val="Hyperlink"/>
@@ -1792,7 +1792,7 @@
                 <w:noProof/>
                 <w:webHidden/>
               </w:rPr>
-              <w:instrText xml:space="preserve"> PAGEREF _Toc226641817 \h </w:instrText>
+              <w:instrText xml:space="preserve"> PAGEREF _Toc227055243 \h </w:instrText>
             </w:r>
             <w:r>
               <w:rPr>
@@ -1812,7 +1812,7 @@
                 <w:noProof/>
                 <w:webHidden/>
               </w:rPr>
-              <w:t>8</w:t>
+              <w:t>11</w:t>
             </w:r>
             <w:r>
               <w:rPr>
@@ -1836,7 +1836,7 @@
               <w:lang w:eastAsia="de-CH"/>
             </w:rPr>
           </w:pPr>
-          <w:hyperlink w:anchor="_Toc226641818" w:history="1">
+          <w:hyperlink w:anchor="_Toc227055244" w:history="1">
             <w:r>
               <w:rPr>
                 <w:rStyle w:val="Hyperlink"/>
@@ -1865,7 +1865,7 @@
                 <w:noProof/>
                 <w:webHidden/>
               </w:rPr>
-              <w:instrText xml:space="preserve"> PAGEREF _Toc226641818 \h </w:instrText>
+              <w:instrText xml:space="preserve"> PAGEREF _Toc227055244 \h </w:instrText>
             </w:r>
             <w:r>
               <w:rPr>
@@ -1885,7 +1885,7 @@
                 <w:noProof/>
                 <w:webHidden/>
               </w:rPr>
-              <w:t>8</w:t>
+              <w:t>11</w:t>
             </w:r>
             <w:r>
               <w:rPr>
@@ -1909,7 +1909,7 @@
               <w:lang w:eastAsia="de-CH"/>
             </w:rPr>
           </w:pPr>
-          <w:hyperlink w:anchor="_Toc226641819" w:history="1">
+          <w:hyperlink w:anchor="_Toc227055245" w:history="1">
             <w:r>
               <w:rPr>
                 <w:rStyle w:val="Hyperlink"/>
@@ -1938,7 +1938,7 @@
                 <w:noProof/>
                 <w:webHidden/>
               </w:rPr>
-              <w:instrText xml:space="preserve"> PAGEREF _Toc226641819 \h </w:instrText>
+              <w:instrText xml:space="preserve"> PAGEREF _Toc227055245 \h </w:instrText>
             </w:r>
             <w:r>
               <w:rPr>
@@ -1958,7 +1958,7 @@
                 <w:noProof/>
                 <w:webHidden/>
               </w:rPr>
-              <w:t>8</w:t>
+              <w:t>11</w:t>
             </w:r>
             <w:r>
               <w:rPr>
@@ -1982,7 +1982,7 @@
               <w:lang w:eastAsia="de-CH"/>
             </w:rPr>
           </w:pPr>
-          <w:hyperlink w:anchor="_Toc226641820" w:history="1">
+          <w:hyperlink w:anchor="_Toc227055246" w:history="1">
             <w:r>
               <w:rPr>
                 <w:rStyle w:val="Hyperlink"/>
@@ -2011,7 +2011,7 @@
                 <w:noProof/>
                 <w:webHidden/>
               </w:rPr>
-              <w:instrText xml:space="preserve"> PAGEREF _Toc226641820 \h </w:instrText>
+              <w:instrText xml:space="preserve"> PAGEREF _Toc227055246 \h </w:instrText>
             </w:r>
             <w:r>
               <w:rPr>
@@ -2031,7 +2031,7 @@
                 <w:noProof/>
                 <w:webHidden/>
               </w:rPr>
-              <w:t>8</w:t>
+              <w:t>11</w:t>
             </w:r>
             <w:r>
               <w:rPr>
@@ -2055,7 +2055,7 @@
               <w:lang w:eastAsia="de-CH"/>
             </w:rPr>
           </w:pPr>
-          <w:hyperlink w:anchor="_Toc226641821" w:history="1">
+          <w:hyperlink w:anchor="_Toc227055247" w:history="1">
             <w:r>
               <w:rPr>
                 <w:rStyle w:val="Hyperlink"/>
@@ -2084,7 +2084,7 @@
                 <w:noProof/>
                 <w:webHidden/>
               </w:rPr>
-              <w:instrText xml:space="preserve"> PAGEREF _Toc226641821 \h </w:instrText>
+              <w:instrText xml:space="preserve"> PAGEREF _Toc227055247 \h </w:instrText>
             </w:r>
             <w:r>
               <w:rPr>
@@ -2104,7 +2104,7 @@
                 <w:noProof/>
                 <w:webHidden/>
               </w:rPr>
-              <w:t>8</w:t>
+              <w:t>11</w:t>
             </w:r>
             <w:r>
               <w:rPr>
@@ -2128,7 +2128,7 @@
               <w:lang w:eastAsia="de-CH"/>
             </w:rPr>
           </w:pPr>
-          <w:hyperlink w:anchor="_Toc226641822" w:history="1">
+          <w:hyperlink w:anchor="_Toc227055248" w:history="1">
             <w:r>
               <w:rPr>
                 <w:rStyle w:val="Hyperlink"/>
@@ -2157,7 +2157,7 @@
                 <w:noProof/>
                 <w:webHidden/>
               </w:rPr>
-              <w:instrText xml:space="preserve"> PAGEREF _Toc226641822 \h </w:instrText>
+              <w:instrText xml:space="preserve"> PAGEREF _Toc227055248 \h </w:instrText>
             </w:r>
             <w:r>
               <w:rPr>
@@ -2177,7 +2177,7 @@
                 <w:noProof/>
                 <w:webHidden/>
               </w:rPr>
-              <w:t>8</w:t>
+              <w:t>11</w:t>
             </w:r>
             <w:r>
               <w:rPr>
@@ -2201,7 +2201,7 @@
               <w:lang w:eastAsia="de-CH"/>
             </w:rPr>
           </w:pPr>
-          <w:hyperlink w:anchor="_Toc226641823" w:history="1">
+          <w:hyperlink w:anchor="_Toc227055249" w:history="1">
             <w:r>
               <w:rPr>
                 <w:rStyle w:val="Hyperlink"/>
@@ -2230,7 +2230,7 @@
                 <w:noProof/>
                 <w:webHidden/>
               </w:rPr>
-              <w:instrText xml:space="preserve"> PAGEREF _Toc226641823 \h </w:instrText>
+              <w:instrText xml:space="preserve"> PAGEREF _Toc227055249 \h </w:instrText>
             </w:r>
             <w:r>
               <w:rPr>
@@ -2250,7 +2250,7 @@
                 <w:noProof/>
                 <w:webHidden/>
               </w:rPr>
-              <w:t>8</w:t>
+              <w:t>11</w:t>
             </w:r>
             <w:r>
               <w:rPr>
@@ -2274,7 +2274,7 @@
               <w:lang w:eastAsia="de-CH"/>
             </w:rPr>
           </w:pPr>
-          <w:hyperlink w:anchor="_Toc226641824" w:history="1">
+          <w:hyperlink w:anchor="_Toc227055250" w:history="1">
             <w:r>
               <w:rPr>
                 <w:rStyle w:val="Hyperlink"/>
@@ -2303,7 +2303,7 @@
                 <w:noProof/>
                 <w:webHidden/>
               </w:rPr>
-              <w:instrText xml:space="preserve"> PAGEREF _Toc226641824 \h </w:instrText>
+              <w:instrText xml:space="preserve"> PAGEREF _Toc227055250 \h </w:instrText>
             </w:r>
             <w:r>
               <w:rPr>
@@ -2323,7 +2323,7 @@
                 <w:noProof/>
                 <w:webHidden/>
               </w:rPr>
-              <w:t>8</w:t>
+              <w:t>11</w:t>
             </w:r>
             <w:r>
               <w:rPr>
@@ -2347,7 +2347,7 @@
               <w:lang w:eastAsia="de-CH"/>
             </w:rPr>
           </w:pPr>
-          <w:hyperlink w:anchor="_Toc226641825" w:history="1">
+          <w:hyperlink w:anchor="_Toc227055251" w:history="1">
             <w:r>
               <w:rPr>
                 <w:rStyle w:val="Hyperlink"/>
@@ -2376,7 +2376,7 @@
                 <w:noProof/>
                 <w:webHidden/>
               </w:rPr>
-              <w:instrText xml:space="preserve"> PAGEREF _Toc226641825 \h </w:instrText>
+              <w:instrText xml:space="preserve"> PAGEREF _Toc227055251 \h </w:instrText>
             </w:r>
             <w:r>
               <w:rPr>
@@ -2396,7 +2396,7 @@
                 <w:noProof/>
                 <w:webHidden/>
               </w:rPr>
-              <w:t>8</w:t>
+              <w:t>11</w:t>
             </w:r>
             <w:r>
               <w:rPr>
@@ -2420,7 +2420,7 @@
               <w:lang w:eastAsia="de-CH"/>
             </w:rPr>
           </w:pPr>
-          <w:hyperlink w:anchor="_Toc226641826" w:history="1">
+          <w:hyperlink w:anchor="_Toc227055252" w:history="1">
             <w:r>
               <w:rPr>
                 <w:rStyle w:val="Hyperlink"/>
@@ -2449,7 +2449,7 @@
                 <w:noProof/>
                 <w:webHidden/>
               </w:rPr>
-              <w:instrText xml:space="preserve"> PAGEREF _Toc226641826 \h </w:instrText>
+              <w:instrText xml:space="preserve"> PAGEREF _Toc227055252 \h </w:instrText>
             </w:r>
             <w:r>
               <w:rPr>
@@ -2469,7 +2469,7 @@
                 <w:noProof/>
                 <w:webHidden/>
               </w:rPr>
-              <w:t>9</w:t>
+              <w:t>11</w:t>
             </w:r>
             <w:r>
               <w:rPr>
@@ -2493,7 +2493,7 @@
               <w:lang w:eastAsia="de-CH"/>
             </w:rPr>
           </w:pPr>
-          <w:hyperlink w:anchor="_Toc226641827" w:history="1">
+          <w:hyperlink w:anchor="_Toc227055253" w:history="1">
             <w:r>
               <w:rPr>
                 <w:rStyle w:val="Hyperlink"/>
@@ -2522,7 +2522,7 @@
                 <w:noProof/>
                 <w:webHidden/>
               </w:rPr>
-              <w:instrText xml:space="preserve"> PAGEREF _Toc226641827 \h </w:instrText>
+              <w:instrText xml:space="preserve"> PAGEREF _Toc227055253 \h </w:instrText>
             </w:r>
             <w:r>
               <w:rPr>
@@ -2542,7 +2542,7 @@
                 <w:noProof/>
                 <w:webHidden/>
               </w:rPr>
-              <w:t>9</w:t>
+              <w:t>11</w:t>
             </w:r>
             <w:r>
               <w:rPr>
@@ -2566,7 +2566,7 @@
               <w:lang w:eastAsia="de-CH"/>
             </w:rPr>
           </w:pPr>
-          <w:hyperlink w:anchor="_Toc226641828" w:history="1">
+          <w:hyperlink w:anchor="_Toc227055254" w:history="1">
             <w:r>
               <w:rPr>
                 <w:rStyle w:val="Hyperlink"/>
@@ -2594,7 +2594,7 @@
                 <w:noProof/>
                 <w:webHidden/>
               </w:rPr>
-              <w:instrText xml:space="preserve"> PAGEREF _Toc226641828 \h </w:instrText>
+              <w:instrText xml:space="preserve"> PAGEREF _Toc227055254 \h </w:instrText>
             </w:r>
             <w:r>
               <w:rPr>
@@ -2614,7 +2614,7 @@
                 <w:noProof/>
                 <w:webHidden/>
               </w:rPr>
-              <w:t>9</w:t>
+              <w:t>12</w:t>
             </w:r>
             <w:r>
               <w:rPr>
@@ -2638,7 +2638,7 @@
               <w:lang w:eastAsia="de-CH"/>
             </w:rPr>
           </w:pPr>
-          <w:hyperlink w:anchor="_Toc226641829" w:history="1">
+          <w:hyperlink w:anchor="_Toc227055255" w:history="1">
             <w:r>
               <w:rPr>
                 <w:rStyle w:val="Hyperlink"/>
@@ -2666,7 +2666,7 @@
                 <w:noProof/>
                 <w:webHidden/>
               </w:rPr>
-              <w:instrText xml:space="preserve"> PAGEREF _Toc226641829 \h </w:instrText>
+              <w:instrText xml:space="preserve"> PAGEREF _Toc227055255 \h </w:instrText>
             </w:r>
             <w:r>
               <w:rPr>
@@ -2686,7 +2686,7 @@
                 <w:noProof/>
                 <w:webHidden/>
               </w:rPr>
-              <w:t>9</w:t>
+              <w:t>12</w:t>
             </w:r>
             <w:r>
               <w:rPr>
@@ -2710,7 +2710,7 @@
               <w:lang w:eastAsia="de-CH"/>
             </w:rPr>
           </w:pPr>
-          <w:hyperlink w:anchor="_Toc226641830" w:history="1">
+          <w:hyperlink w:anchor="_Toc227055256" w:history="1">
             <w:r>
               <w:rPr>
                 <w:rStyle w:val="Hyperlink"/>
@@ -2738,7 +2738,7 @@
                 <w:noProof/>
                 <w:webHidden/>
               </w:rPr>
-              <w:instrText xml:space="preserve"> PAGEREF _Toc226641830 \h </w:instrText>
+              <w:instrText xml:space="preserve"> PAGEREF _Toc227055256 \h </w:instrText>
             </w:r>
             <w:r>
               <w:rPr>
@@ -2758,7 +2758,7 @@
                 <w:noProof/>
                 <w:webHidden/>
               </w:rPr>
-              <w:t>9</w:t>
+              <w:t>12</w:t>
             </w:r>
             <w:r>
               <w:rPr>
@@ -2782,7 +2782,7 @@
               <w:lang w:eastAsia="de-CH"/>
             </w:rPr>
           </w:pPr>
-          <w:hyperlink w:anchor="_Toc226641831" w:history="1">
+          <w:hyperlink w:anchor="_Toc227055257" w:history="1">
             <w:r>
               <w:rPr>
                 <w:rStyle w:val="Hyperlink"/>
@@ -2810,7 +2810,7 @@
                 <w:noProof/>
                 <w:webHidden/>
               </w:rPr>
-              <w:instrText xml:space="preserve"> PAGEREF _Toc226641831 \h </w:instrText>
+              <w:instrText xml:space="preserve"> PAGEREF _Toc227055257 \h </w:instrText>
             </w:r>
             <w:r>
               <w:rPr>
@@ -2830,7 +2830,7 @@
                 <w:noProof/>
                 <w:webHidden/>
               </w:rPr>
-              <w:t>9</w:t>
+              <w:t>12</w:t>
             </w:r>
             <w:r>
               <w:rPr>
@@ -2854,7 +2854,7 @@
               <w:lang w:eastAsia="de-CH"/>
             </w:rPr>
           </w:pPr>
-          <w:hyperlink w:anchor="_Toc226641832" w:history="1">
+          <w:hyperlink w:anchor="_Toc227055258" w:history="1">
             <w:r>
               <w:rPr>
                 <w:rStyle w:val="Hyperlink"/>
@@ -2882,7 +2882,7 @@
                 <w:noProof/>
                 <w:webHidden/>
               </w:rPr>
-              <w:instrText xml:space="preserve"> PAGEREF _Toc226641832 \h </w:instrText>
+              <w:instrText xml:space="preserve"> PAGEREF _Toc227055258 \h </w:instrText>
             </w:r>
             <w:r>
               <w:rPr>
@@ -2902,7 +2902,7 @@
                 <w:noProof/>
                 <w:webHidden/>
               </w:rPr>
-              <w:t>9</w:t>
+              <w:t>12</w:t>
             </w:r>
             <w:r>
               <w:rPr>
@@ -2926,7 +2926,7 @@
               <w:lang w:eastAsia="de-CH"/>
             </w:rPr>
           </w:pPr>
-          <w:hyperlink w:anchor="_Toc226641833" w:history="1">
+          <w:hyperlink w:anchor="_Toc227055259" w:history="1">
             <w:r>
               <w:rPr>
                 <w:rStyle w:val="Hyperlink"/>
@@ -2954,7 +2954,7 @@
                 <w:noProof/>
                 <w:webHidden/>
               </w:rPr>
-              <w:instrText xml:space="preserve"> PAGEREF _Toc226641833 \h </w:instrText>
+              <w:instrText xml:space="preserve"> PAGEREF _Toc227055259 \h </w:instrText>
             </w:r>
             <w:r>
               <w:rPr>
@@ -2974,7 +2974,7 @@
                 <w:noProof/>
                 <w:webHidden/>
               </w:rPr>
-              <w:t>9</w:t>
+              <w:t>12</w:t>
             </w:r>
             <w:r>
               <w:rPr>
@@ -2998,7 +2998,7 @@
               <w:lang w:eastAsia="de-CH"/>
             </w:rPr>
           </w:pPr>
-          <w:hyperlink w:anchor="_Toc226641834" w:history="1">
+          <w:hyperlink w:anchor="_Toc227055260" w:history="1">
             <w:r>
               <w:rPr>
                 <w:rStyle w:val="Hyperlink"/>
@@ -3026,7 +3026,7 @@
                 <w:noProof/>
                 <w:webHidden/>
               </w:rPr>
-              <w:instrText xml:space="preserve"> PAGEREF _Toc226641834 \h </w:instrText>
+              <w:instrText xml:space="preserve"> PAGEREF _Toc227055260 \h </w:instrText>
             </w:r>
             <w:r>
               <w:rPr>
@@ -3046,7 +3046,7 @@
                 <w:noProof/>
                 <w:webHidden/>
               </w:rPr>
-              <w:t>9</w:t>
+              <w:t>12</w:t>
             </w:r>
             <w:r>
               <w:rPr>
@@ -3070,7 +3070,7 @@
               <w:lang w:eastAsia="de-CH"/>
             </w:rPr>
           </w:pPr>
-          <w:hyperlink w:anchor="_Toc226641835" w:history="1">
+          <w:hyperlink w:anchor="_Toc227055261" w:history="1">
             <w:r>
               <w:rPr>
                 <w:rStyle w:val="Hyperlink"/>
@@ -3098,7 +3098,7 @@
                 <w:noProof/>
                 <w:webHidden/>
               </w:rPr>
-              <w:instrText xml:space="preserve"> PAGEREF _Toc226641835 \h </w:instrText>
+              <w:instrText xml:space="preserve"> PAGEREF _Toc227055261 \h </w:instrText>
             </w:r>
             <w:r>
               <w:rPr>
@@ -3118,7 +3118,7 @@
                 <w:noProof/>
                 <w:webHidden/>
               </w:rPr>
-              <w:t>10</w:t>
+              <w:t>12</w:t>
             </w:r>
             <w:r>
               <w:rPr>
@@ -3142,7 +3142,7 @@
               <w:lang w:eastAsia="de-CH"/>
             </w:rPr>
           </w:pPr>
-          <w:hyperlink w:anchor="_Toc226641836" w:history="1">
+          <w:hyperlink w:anchor="_Toc227055262" w:history="1">
             <w:r>
               <w:rPr>
                 <w:rStyle w:val="Hyperlink"/>
@@ -3170,7 +3170,7 @@
                 <w:noProof/>
                 <w:webHidden/>
               </w:rPr>
-              <w:instrText xml:space="preserve"> PAGEREF _Toc226641836 \h </w:instrText>
+              <w:instrText xml:space="preserve"> PAGEREF _Toc227055262 \h </w:instrText>
             </w:r>
             <w:r>
               <w:rPr>
@@ -3190,7 +3190,7 @@
                 <w:noProof/>
                 <w:webHidden/>
               </w:rPr>
-              <w:t>10</w:t>
+              <w:t>12</w:t>
             </w:r>
             <w:r>
               <w:rPr>
@@ -3214,7 +3214,7 @@
               <w:lang w:eastAsia="de-CH"/>
             </w:rPr>
           </w:pPr>
-          <w:hyperlink w:anchor="_Toc226641837" w:history="1">
+          <w:hyperlink w:anchor="_Toc227055263" w:history="1">
             <w:r>
               <w:rPr>
                 <w:rStyle w:val="Hyperlink"/>
@@ -3242,7 +3242,7 @@
                 <w:noProof/>
                 <w:webHidden/>
               </w:rPr>
-              <w:instrText xml:space="preserve"> PAGEREF _Toc226641837 \h </w:instrText>
+              <w:instrText xml:space="preserve"> PAGEREF _Toc227055263 \h </w:instrText>
             </w:r>
             <w:r>
               <w:rPr>
@@ -3262,7 +3262,7 @@
                 <w:noProof/>
                 <w:webHidden/>
               </w:rPr>
-              <w:t>10</w:t>
+              <w:t>13</w:t>
             </w:r>
             <w:r>
               <w:rPr>
@@ -3286,7 +3286,7 @@
               <w:lang w:eastAsia="de-CH"/>
             </w:rPr>
           </w:pPr>
-          <w:hyperlink w:anchor="_Toc226641838" w:history="1">
+          <w:hyperlink w:anchor="_Toc227055264" w:history="1">
             <w:r>
               <w:rPr>
                 <w:rStyle w:val="Hyperlink"/>
@@ -3315,7 +3315,7 @@
                 <w:noProof/>
                 <w:webHidden/>
               </w:rPr>
-              <w:instrText xml:space="preserve"> PAGEREF _Toc226641838 \h </w:instrText>
+              <w:instrText xml:space="preserve"> PAGEREF _Toc227055264 \h </w:instrText>
             </w:r>
             <w:r>
               <w:rPr>
@@ -3335,7 +3335,7 @@
                 <w:noProof/>
                 <w:webHidden/>
               </w:rPr>
-              <w:t>10</w:t>
+              <w:t>13</w:t>
             </w:r>
             <w:r>
               <w:rPr>
@@ -3359,7 +3359,7 @@
               <w:lang w:eastAsia="de-CH"/>
             </w:rPr>
           </w:pPr>
-          <w:hyperlink w:anchor="_Toc226641839" w:history="1">
+          <w:hyperlink w:anchor="_Toc227055265" w:history="1">
             <w:r>
               <w:rPr>
                 <w:rStyle w:val="Hyperlink"/>
@@ -3388,7 +3388,7 @@
                 <w:noProof/>
                 <w:webHidden/>
               </w:rPr>
-              <w:instrText xml:space="preserve"> PAGEREF _Toc226641839 \h </w:instrText>
+              <w:instrText xml:space="preserve"> PAGEREF _Toc227055265 \h </w:instrText>
             </w:r>
             <w:r>
               <w:rPr>
@@ -3408,7 +3408,7 @@
                 <w:noProof/>
                 <w:webHidden/>
               </w:rPr>
-              <w:t>10</w:t>
+              <w:t>13</w:t>
             </w:r>
             <w:r>
               <w:rPr>
@@ -3432,7 +3432,7 @@
               <w:lang w:eastAsia="de-CH"/>
             </w:rPr>
           </w:pPr>
-          <w:hyperlink w:anchor="_Toc226641840" w:history="1">
+          <w:hyperlink w:anchor="_Toc227055266" w:history="1">
             <w:r>
               <w:rPr>
                 <w:rStyle w:val="Hyperlink"/>
@@ -3461,7 +3461,7 @@
                 <w:noProof/>
                 <w:webHidden/>
               </w:rPr>
-              <w:instrText xml:space="preserve"> PAGEREF _Toc226641840 \h </w:instrText>
+              <w:instrText xml:space="preserve"> PAGEREF _Toc227055266 \h </w:instrText>
             </w:r>
             <w:r>
               <w:rPr>
@@ -3481,7 +3481,7 @@
                 <w:noProof/>
                 <w:webHidden/>
               </w:rPr>
-              <w:t>10</w:t>
+              <w:t>13</w:t>
             </w:r>
             <w:r>
               <w:rPr>
@@ -3505,7 +3505,7 @@
               <w:lang w:eastAsia="de-CH"/>
             </w:rPr>
           </w:pPr>
-          <w:hyperlink w:anchor="_Toc226641841" w:history="1">
+          <w:hyperlink w:anchor="_Toc227055267" w:history="1">
             <w:r>
               <w:rPr>
                 <w:rStyle w:val="Hyperlink"/>
@@ -3534,7 +3534,7 @@
                 <w:noProof/>
                 <w:webHidden/>
               </w:rPr>
-              <w:instrText xml:space="preserve"> PAGEREF _Toc226641841 \h </w:instrText>
+              <w:instrText xml:space="preserve"> PAGEREF _Toc227055267 \h </w:instrText>
             </w:r>
             <w:r>
               <w:rPr>
@@ -3554,7 +3554,7 @@
                 <w:noProof/>
                 <w:webHidden/>
               </w:rPr>
-              <w:t>11</w:t>
+              <w:t>13</w:t>
             </w:r>
             <w:r>
               <w:rPr>
@@ -3578,7 +3578,7 @@
               <w:lang w:eastAsia="de-CH"/>
             </w:rPr>
           </w:pPr>
-          <w:hyperlink w:anchor="_Toc226641842" w:history="1">
+          <w:hyperlink w:anchor="_Toc227055268" w:history="1">
             <w:r>
               <w:rPr>
                 <w:rStyle w:val="Hyperlink"/>
@@ -3607,7 +3607,7 @@
                 <w:noProof/>
                 <w:webHidden/>
               </w:rPr>
-              <w:instrText xml:space="preserve"> PAGEREF _Toc226641842 \h </w:instrText>
+              <w:instrText xml:space="preserve"> PAGEREF _Toc227055268 \h </w:instrText>
             </w:r>
             <w:r>
               <w:rPr>
@@ -3627,7 +3627,7 @@
                 <w:noProof/>
                 <w:webHidden/>
               </w:rPr>
-              <w:t>11</w:t>
+              <w:t>14</w:t>
             </w:r>
             <w:r>
               <w:rPr>
@@ -3651,7 +3651,7 @@
               <w:lang w:eastAsia="de-CH"/>
             </w:rPr>
           </w:pPr>
-          <w:hyperlink w:anchor="_Toc226641843" w:history="1">
+          <w:hyperlink w:anchor="_Toc227055269" w:history="1">
             <w:r>
               <w:rPr>
                 <w:rStyle w:val="Hyperlink"/>
@@ -3680,7 +3680,7 @@
                 <w:noProof/>
                 <w:webHidden/>
               </w:rPr>
-              <w:instrText xml:space="preserve"> PAGEREF _Toc226641843 \h </w:instrText>
+              <w:instrText xml:space="preserve"> PAGEREF _Toc227055269 \h </w:instrText>
             </w:r>
             <w:r>
               <w:rPr>
@@ -3700,7 +3700,7 @@
                 <w:noProof/>
                 <w:webHidden/>
               </w:rPr>
-              <w:t>11</w:t>
+              <w:t>14</w:t>
             </w:r>
             <w:r>
               <w:rPr>
@@ -3724,7 +3724,7 @@
               <w:lang w:eastAsia="de-CH"/>
             </w:rPr>
           </w:pPr>
-          <w:hyperlink w:anchor="_Toc226641844" w:history="1">
+          <w:hyperlink w:anchor="_Toc227055270" w:history="1">
             <w:r>
               <w:rPr>
                 <w:rStyle w:val="Hyperlink"/>
@@ -3752,7 +3752,7 @@
                 <w:noProof/>
                 <w:webHidden/>
               </w:rPr>
-              <w:instrText xml:space="preserve"> PAGEREF _Toc226641844 \h </w:instrText>
+              <w:instrText xml:space="preserve"> PAGEREF _Toc227055270 \h </w:instrText>
             </w:r>
             <w:r>
               <w:rPr>
@@ -3772,7 +3772,7 @@
                 <w:noProof/>
                 <w:webHidden/>
               </w:rPr>
-              <w:t>13</w:t>
+              <w:t>15</w:t>
             </w:r>
             <w:r>
               <w:rPr>
@@ -3796,7 +3796,7 @@
               <w:lang w:eastAsia="de-CH"/>
             </w:rPr>
           </w:pPr>
-          <w:hyperlink w:anchor="_Toc226641845" w:history="1">
+          <w:hyperlink w:anchor="_Toc227055271" w:history="1">
             <w:r>
               <w:rPr>
                 <w:rStyle w:val="Hyperlink"/>
@@ -3824,7 +3824,7 @@
                 <w:noProof/>
                 <w:webHidden/>
               </w:rPr>
-              <w:instrText xml:space="preserve"> PAGEREF _Toc226641845 \h </w:instrText>
+              <w:instrText xml:space="preserve"> PAGEREF _Toc227055271 \h </w:instrText>
             </w:r>
             <w:r>
               <w:rPr>
@@ -3844,7 +3844,7 @@
                 <w:noProof/>
                 <w:webHidden/>
               </w:rPr>
-              <w:t>14</w:t>
+              <w:t>16</w:t>
             </w:r>
             <w:r>
               <w:rPr>
@@ -3868,14 +3868,14 @@
               <w:lang w:eastAsia="de-CH"/>
             </w:rPr>
           </w:pPr>
-          <w:hyperlink w:anchor="_Toc226641846" w:history="1">
+          <w:hyperlink w:anchor="_Toc227055272" w:history="1">
             <w:r>
               <w:rPr>
                 <w:rStyle w:val="Hyperlink"/>
                 <w:noProof/>
                 <w:lang w:val="en-GB"/>
               </w:rPr>
-              <w:t>User interface mock-ups:</w:t>
+              <w:t>User interface mock-ups</w:t>
             </w:r>
             <w:r>
               <w:rPr>
@@ -3896,7 +3896,7 @@
                 <w:noProof/>
                 <w:webHidden/>
               </w:rPr>
-              <w:instrText xml:space="preserve"> PAGEREF _Toc226641846 \h </w:instrText>
+              <w:instrText xml:space="preserve"> PAGEREF _Toc227055272 \h </w:instrText>
             </w:r>
             <w:r>
               <w:rPr>
@@ -3916,7 +3916,7 @@
                 <w:noProof/>
                 <w:webHidden/>
               </w:rPr>
-              <w:t>15</w:t>
+              <w:t>18</w:t>
             </w:r>
             <w:r>
               <w:rPr>
@@ -3940,14 +3940,14 @@
               <w:lang w:eastAsia="de-CH"/>
             </w:rPr>
           </w:pPr>
-          <w:hyperlink w:anchor="_Toc226641847" w:history="1">
+          <w:hyperlink w:anchor="_Toc227055273" w:history="1">
             <w:r>
               <w:rPr>
                 <w:rStyle w:val="Hyperlink"/>
                 <w:noProof/>
                 <w:lang w:val="en-GB"/>
               </w:rPr>
-              <w:t>Backend endpoints definition</w:t>
+              <w:t>Backend API endpoints definition TODO !!! update when swagger is done</w:t>
             </w:r>
             <w:r>
               <w:rPr>
@@ -3968,7 +3968,7 @@
                 <w:noProof/>
                 <w:webHidden/>
               </w:rPr>
-              <w:instrText xml:space="preserve"> PAGEREF _Toc226641847 \h </w:instrText>
+              <w:instrText xml:space="preserve"> PAGEREF _Toc227055273 \h </w:instrText>
             </w:r>
             <w:r>
               <w:rPr>
@@ -3988,7 +3988,7 @@
                 <w:noProof/>
                 <w:webHidden/>
               </w:rPr>
-              <w:t>16</w:t>
+              <w:t>20</w:t>
             </w:r>
             <w:r>
               <w:rPr>
@@ -4012,7 +4012,79 @@
               <w:lang w:eastAsia="de-CH"/>
             </w:rPr>
           </w:pPr>
-          <w:hyperlink w:anchor="_Toc226641848" w:history="1">
+          <w:hyperlink w:anchor="_Toc227055274" w:history="1">
+            <w:r>
+              <w:rPr>
+                <w:rStyle w:val="Hyperlink"/>
+                <w:noProof/>
+                <w:lang w:val="en-GB"/>
+              </w:rPr>
+              <w:t>Implementation concept</w:t>
+            </w:r>
+            <w:r>
+              <w:rPr>
+                <w:noProof/>
+                <w:webHidden/>
+              </w:rPr>
+              <w:tab/>
+            </w:r>
+            <w:r>
+              <w:rPr>
+                <w:noProof/>
+                <w:webHidden/>
+              </w:rPr>
+              <w:fldChar w:fldCharType="begin"/>
+            </w:r>
+            <w:r>
+              <w:rPr>
+                <w:noProof/>
+                <w:webHidden/>
+              </w:rPr>
+              <w:instrText xml:space="preserve"> PAGEREF _Toc227055274 \h </w:instrText>
+            </w:r>
+            <w:r>
+              <w:rPr>
+                <w:noProof/>
+                <w:webHidden/>
+              </w:rPr>
+            </w:r>
+            <w:r>
+              <w:rPr>
+                <w:noProof/>
+                <w:webHidden/>
+              </w:rPr>
+              <w:fldChar w:fldCharType="separate"/>
+            </w:r>
+            <w:r>
+              <w:rPr>
+                <w:noProof/>
+                <w:webHidden/>
+              </w:rPr>
+              <w:t>20</w:t>
+            </w:r>
+            <w:r>
+              <w:rPr>
+                <w:noProof/>
+                <w:webHidden/>
+              </w:rPr>
+              <w:fldChar w:fldCharType="end"/>
+            </w:r>
+          </w:hyperlink>
+        </w:p>
+        <w:p>
+          <w:pPr>
+            <w:pStyle w:val="TOC3"/>
+            <w:tabs>
+              <w:tab w:val="right" w:leader="dot" w:pos="9062"/>
+            </w:tabs>
+            <w:rPr>
+              <w:rFonts w:asciiTheme="minorHAnsi" w:eastAsiaTheme="minorEastAsia" w:hAnsiTheme="minorHAnsi"/>
+              <w:noProof/>
+              <w:color w:val="auto"/>
+              <w:lang w:eastAsia="de-CH"/>
+            </w:rPr>
+          </w:pPr>
+          <w:hyperlink w:anchor="_Toc227055275" w:history="1">
             <w:r>
               <w:rPr>
                 <w:rStyle w:val="Hyperlink"/>
@@ -4041,7 +4113,7 @@
                 <w:noProof/>
                 <w:webHidden/>
               </w:rPr>
-              <w:instrText xml:space="preserve"> PAGEREF _Toc226641848 \h </w:instrText>
+              <w:instrText xml:space="preserve"> PAGEREF _Toc227055275 \h </w:instrText>
             </w:r>
             <w:r>
               <w:rPr>
@@ -4061,7 +4133,7 @@
                 <w:noProof/>
                 <w:webHidden/>
               </w:rPr>
-              <w:t>16</w:t>
+              <w:t>21</w:t>
             </w:r>
             <w:r>
               <w:rPr>
@@ -4085,7 +4157,7 @@
               <w:lang w:eastAsia="de-CH"/>
             </w:rPr>
           </w:pPr>
-          <w:hyperlink w:anchor="_Toc226641849" w:history="1">
+          <w:hyperlink w:anchor="_Toc227055276" w:history="1">
             <w:r>
               <w:rPr>
                 <w:rStyle w:val="Hyperlink"/>
@@ -4114,7 +4186,7 @@
                 <w:noProof/>
                 <w:webHidden/>
               </w:rPr>
-              <w:instrText xml:space="preserve"> PAGEREF _Toc226641849 \h </w:instrText>
+              <w:instrText xml:space="preserve"> PAGEREF _Toc227055276 \h </w:instrText>
             </w:r>
             <w:r>
               <w:rPr>
@@ -4134,7 +4206,7 @@
                 <w:noProof/>
                 <w:webHidden/>
               </w:rPr>
-              <w:t>17</w:t>
+              <w:t>22</w:t>
             </w:r>
             <w:r>
               <w:rPr>
@@ -4158,7 +4230,7 @@
               <w:lang w:eastAsia="de-CH"/>
             </w:rPr>
           </w:pPr>
-          <w:hyperlink w:anchor="_Toc226641850" w:history="1">
+          <w:hyperlink w:anchor="_Toc227055277" w:history="1">
             <w:r>
               <w:rPr>
                 <w:rStyle w:val="Hyperlink"/>
@@ -4187,7 +4259,7 @@
                 <w:noProof/>
                 <w:webHidden/>
               </w:rPr>
-              <w:instrText xml:space="preserve"> PAGEREF _Toc226641850 \h </w:instrText>
+              <w:instrText xml:space="preserve"> PAGEREF _Toc227055277 \h </w:instrText>
             </w:r>
             <w:r>
               <w:rPr>
@@ -4207,7 +4279,7 @@
                 <w:noProof/>
                 <w:webHidden/>
               </w:rPr>
-              <w:t>17</w:t>
+              <w:t>22</w:t>
             </w:r>
             <w:r>
               <w:rPr>
@@ -4231,7 +4303,7 @@
               <w:lang w:eastAsia="de-CH"/>
             </w:rPr>
           </w:pPr>
-          <w:hyperlink w:anchor="_Toc226641851" w:history="1">
+          <w:hyperlink w:anchor="_Toc227055278" w:history="1">
             <w:r>
               <w:rPr>
                 <w:rStyle w:val="Hyperlink"/>
@@ -4259,7 +4331,7 @@
                 <w:noProof/>
                 <w:webHidden/>
               </w:rPr>
-              <w:instrText xml:space="preserve"> PAGEREF _Toc226641851 \h </w:instrText>
+              <w:instrText xml:space="preserve"> PAGEREF _Toc227055278 \h </w:instrText>
             </w:r>
             <w:r>
               <w:rPr>
@@ -4279,7 +4351,7 @@
                 <w:noProof/>
                 <w:webHidden/>
               </w:rPr>
-              <w:t>17</w:t>
+              <w:t>22</w:t>
             </w:r>
             <w:r>
               <w:rPr>
@@ -4303,7 +4375,7 @@
               <w:lang w:eastAsia="de-CH"/>
             </w:rPr>
           </w:pPr>
-          <w:hyperlink w:anchor="_Toc226641852" w:history="1">
+          <w:hyperlink w:anchor="_Toc227055279" w:history="1">
             <w:r>
               <w:rPr>
                 <w:rStyle w:val="Hyperlink"/>
@@ -4331,7 +4403,7 @@
                 <w:noProof/>
                 <w:webHidden/>
               </w:rPr>
-              <w:instrText xml:space="preserve"> PAGEREF _Toc226641852 \h </w:instrText>
+              <w:instrText xml:space="preserve"> PAGEREF _Toc227055279 \h </w:instrText>
             </w:r>
             <w:r>
               <w:rPr>
@@ -4351,7 +4423,295 @@
                 <w:noProof/>
                 <w:webHidden/>
               </w:rPr>
-              <w:t>17</w:t>
+              <w:t>22</w:t>
+            </w:r>
+            <w:r>
+              <w:rPr>
+                <w:noProof/>
+                <w:webHidden/>
+              </w:rPr>
+              <w:fldChar w:fldCharType="end"/>
+            </w:r>
+          </w:hyperlink>
+        </w:p>
+        <w:p>
+          <w:pPr>
+            <w:pStyle w:val="TOC3"/>
+            <w:tabs>
+              <w:tab w:val="right" w:leader="dot" w:pos="9062"/>
+            </w:tabs>
+            <w:rPr>
+              <w:rFonts w:asciiTheme="minorHAnsi" w:eastAsiaTheme="minorEastAsia" w:hAnsiTheme="minorHAnsi"/>
+              <w:noProof/>
+              <w:color w:val="auto"/>
+              <w:lang w:eastAsia="de-CH"/>
+            </w:rPr>
+          </w:pPr>
+          <w:hyperlink w:anchor="_Toc227055280" w:history="1">
+            <w:r>
+              <w:rPr>
+                <w:rStyle w:val="Hyperlink"/>
+                <w:noProof/>
+                <w:lang w:val="en-GB"/>
+              </w:rPr>
+              <w:t>Vertical or horizontal scrolling</w:t>
+            </w:r>
+            <w:r>
+              <w:rPr>
+                <w:noProof/>
+                <w:webHidden/>
+              </w:rPr>
+              <w:tab/>
+            </w:r>
+            <w:r>
+              <w:rPr>
+                <w:noProof/>
+                <w:webHidden/>
+              </w:rPr>
+              <w:fldChar w:fldCharType="begin"/>
+            </w:r>
+            <w:r>
+              <w:rPr>
+                <w:noProof/>
+                <w:webHidden/>
+              </w:rPr>
+              <w:instrText xml:space="preserve"> PAGEREF _Toc227055280 \h </w:instrText>
+            </w:r>
+            <w:r>
+              <w:rPr>
+                <w:noProof/>
+                <w:webHidden/>
+              </w:rPr>
+            </w:r>
+            <w:r>
+              <w:rPr>
+                <w:noProof/>
+                <w:webHidden/>
+              </w:rPr>
+              <w:fldChar w:fldCharType="separate"/>
+            </w:r>
+            <w:r>
+              <w:rPr>
+                <w:noProof/>
+                <w:webHidden/>
+              </w:rPr>
+              <w:t>23</w:t>
+            </w:r>
+            <w:r>
+              <w:rPr>
+                <w:noProof/>
+                <w:webHidden/>
+              </w:rPr>
+              <w:fldChar w:fldCharType="end"/>
+            </w:r>
+          </w:hyperlink>
+        </w:p>
+        <w:p>
+          <w:pPr>
+            <w:pStyle w:val="TOC3"/>
+            <w:tabs>
+              <w:tab w:val="right" w:leader="dot" w:pos="9062"/>
+            </w:tabs>
+            <w:rPr>
+              <w:rFonts w:asciiTheme="minorHAnsi" w:eastAsiaTheme="minorEastAsia" w:hAnsiTheme="minorHAnsi"/>
+              <w:noProof/>
+              <w:color w:val="auto"/>
+              <w:lang w:eastAsia="de-CH"/>
+            </w:rPr>
+          </w:pPr>
+          <w:hyperlink w:anchor="_Toc227055281" w:history="1">
+            <w:r>
+              <w:rPr>
+                <w:rStyle w:val="Hyperlink"/>
+                <w:noProof/>
+                <w:lang w:val="en-GB"/>
+              </w:rPr>
+              <w:t>Data structure</w:t>
+            </w:r>
+            <w:r>
+              <w:rPr>
+                <w:noProof/>
+                <w:webHidden/>
+              </w:rPr>
+              <w:tab/>
+            </w:r>
+            <w:r>
+              <w:rPr>
+                <w:noProof/>
+                <w:webHidden/>
+              </w:rPr>
+              <w:fldChar w:fldCharType="begin"/>
+            </w:r>
+            <w:r>
+              <w:rPr>
+                <w:noProof/>
+                <w:webHidden/>
+              </w:rPr>
+              <w:instrText xml:space="preserve"> PAGEREF _Toc227055281 \h </w:instrText>
+            </w:r>
+            <w:r>
+              <w:rPr>
+                <w:noProof/>
+                <w:webHidden/>
+              </w:rPr>
+            </w:r>
+            <w:r>
+              <w:rPr>
+                <w:noProof/>
+                <w:webHidden/>
+              </w:rPr>
+              <w:fldChar w:fldCharType="separate"/>
+            </w:r>
+            <w:r>
+              <w:rPr>
+                <w:noProof/>
+                <w:webHidden/>
+              </w:rPr>
+              <w:t>23</w:t>
+            </w:r>
+            <w:r>
+              <w:rPr>
+                <w:noProof/>
+                <w:webHidden/>
+              </w:rPr>
+              <w:fldChar w:fldCharType="end"/>
+            </w:r>
+          </w:hyperlink>
+        </w:p>
+        <w:p>
+          <w:pPr>
+            <w:pStyle w:val="TOC3"/>
+            <w:tabs>
+              <w:tab w:val="right" w:leader="dot" w:pos="9062"/>
+            </w:tabs>
+            <w:rPr>
+              <w:rFonts w:asciiTheme="minorHAnsi" w:eastAsiaTheme="minorEastAsia" w:hAnsiTheme="minorHAnsi"/>
+              <w:noProof/>
+              <w:color w:val="auto"/>
+              <w:lang w:eastAsia="de-CH"/>
+            </w:rPr>
+          </w:pPr>
+          <w:hyperlink w:anchor="_Toc227055282" w:history="1">
+            <w:r>
+              <w:rPr>
+                <w:rStyle w:val="Hyperlink"/>
+                <w:noProof/>
+                <w:lang w:val="en-GB"/>
+              </w:rPr>
+              <w:t>Frontend structure</w:t>
+            </w:r>
+            <w:r>
+              <w:rPr>
+                <w:noProof/>
+                <w:webHidden/>
+              </w:rPr>
+              <w:tab/>
+            </w:r>
+            <w:r>
+              <w:rPr>
+                <w:noProof/>
+                <w:webHidden/>
+              </w:rPr>
+              <w:fldChar w:fldCharType="begin"/>
+            </w:r>
+            <w:r>
+              <w:rPr>
+                <w:noProof/>
+                <w:webHidden/>
+              </w:rPr>
+              <w:instrText xml:space="preserve"> PAGEREF _Toc227055282 \h </w:instrText>
+            </w:r>
+            <w:r>
+              <w:rPr>
+                <w:noProof/>
+                <w:webHidden/>
+              </w:rPr>
+            </w:r>
+            <w:r>
+              <w:rPr>
+                <w:noProof/>
+                <w:webHidden/>
+              </w:rPr>
+              <w:fldChar w:fldCharType="separate"/>
+            </w:r>
+            <w:r>
+              <w:rPr>
+                <w:noProof/>
+                <w:webHidden/>
+              </w:rPr>
+              <w:t>23</w:t>
+            </w:r>
+            <w:r>
+              <w:rPr>
+                <w:noProof/>
+                <w:webHidden/>
+              </w:rPr>
+              <w:fldChar w:fldCharType="end"/>
+            </w:r>
+          </w:hyperlink>
+        </w:p>
+        <w:p>
+          <w:pPr>
+            <w:pStyle w:val="TOC3"/>
+            <w:tabs>
+              <w:tab w:val="right" w:leader="dot" w:pos="9062"/>
+            </w:tabs>
+            <w:rPr>
+              <w:rFonts w:asciiTheme="minorHAnsi" w:eastAsiaTheme="minorEastAsia" w:hAnsiTheme="minorHAnsi"/>
+              <w:noProof/>
+              <w:color w:val="auto"/>
+              <w:lang w:eastAsia="de-CH"/>
+            </w:rPr>
+          </w:pPr>
+          <w:hyperlink w:anchor="_Toc227055283" w:history="1">
+            <w:r>
+              <w:rPr>
+                <w:rStyle w:val="Hyperlink"/>
+                <w:noProof/>
+                <w:lang w:val="en-GB"/>
+              </w:rPr>
+              <w:t>Backend structure</w:t>
+            </w:r>
+            <w:r>
+              <w:rPr>
+                <w:noProof/>
+                <w:webHidden/>
+              </w:rPr>
+              <w:tab/>
+            </w:r>
+            <w:r>
+              <w:rPr>
+                <w:noProof/>
+                <w:webHidden/>
+              </w:rPr>
+              <w:fldChar w:fldCharType="begin"/>
+            </w:r>
+            <w:r>
+              <w:rPr>
+                <w:noProof/>
+                <w:webHidden/>
+              </w:rPr>
+              <w:instrText xml:space="preserve"> PAGEREF _Toc227055283 \h </w:instrText>
+            </w:r>
+            <w:r>
+              <w:rPr>
+                <w:noProof/>
+                <w:webHidden/>
+              </w:rPr>
+            </w:r>
+            <w:r>
+              <w:rPr>
+                <w:noProof/>
+                <w:webHidden/>
+              </w:rPr>
+              <w:fldChar w:fldCharType="separate"/>
+            </w:r>
+            <w:r>
+              <w:rPr>
+                <w:noProof/>
+                <w:webHidden/>
+              </w:rPr>
+              <w:t>23</w:t>
             </w:r>
             <w:r>
               <w:rPr>
@@ -4375,7 +4735,7 @@
               <w:lang w:eastAsia="de-CH"/>
             </w:rPr>
           </w:pPr>
-          <w:hyperlink w:anchor="_Toc226641853" w:history="1">
+          <w:hyperlink w:anchor="_Toc227055284" w:history="1">
             <w:r>
               <w:rPr>
                 <w:rStyle w:val="Hyperlink"/>
@@ -4404,7 +4764,7 @@
                 <w:noProof/>
                 <w:webHidden/>
               </w:rPr>
-              <w:instrText xml:space="preserve"> PAGEREF _Toc226641853 \h </w:instrText>
+              <w:instrText xml:space="preserve"> PAGEREF _Toc227055284 \h </w:instrText>
             </w:r>
             <w:r>
               <w:rPr>
@@ -4424,7 +4784,7 @@
                 <w:noProof/>
                 <w:webHidden/>
               </w:rPr>
-              <w:t>17</w:t>
+              <w:t>23</w:t>
             </w:r>
             <w:r>
               <w:rPr>
@@ -4448,7 +4808,7 @@
               <w:lang w:eastAsia="de-CH"/>
             </w:rPr>
           </w:pPr>
-          <w:hyperlink w:anchor="_Toc226641854" w:history="1">
+          <w:hyperlink w:anchor="_Toc227055285" w:history="1">
             <w:r>
               <w:rPr>
                 <w:rStyle w:val="Hyperlink"/>
@@ -4477,7 +4837,7 @@
                 <w:noProof/>
                 <w:webHidden/>
               </w:rPr>
-              <w:instrText xml:space="preserve"> PAGEREF _Toc226641854 \h </w:instrText>
+              <w:instrText xml:space="preserve"> PAGEREF _Toc227055285 \h </w:instrText>
             </w:r>
             <w:r>
               <w:rPr>
@@ -4497,7 +4857,7 @@
                 <w:noProof/>
                 <w:webHidden/>
               </w:rPr>
-              <w:t>17</w:t>
+              <w:t>23</w:t>
             </w:r>
             <w:r>
               <w:rPr>
@@ -4521,7 +4881,7 @@
               <w:lang w:eastAsia="de-CH"/>
             </w:rPr>
           </w:pPr>
-          <w:hyperlink w:anchor="_Toc226641855" w:history="1">
+          <w:hyperlink w:anchor="_Toc227055286" w:history="1">
             <w:r>
               <w:rPr>
                 <w:rStyle w:val="Hyperlink"/>
@@ -4550,7 +4910,7 @@
                 <w:noProof/>
                 <w:webHidden/>
               </w:rPr>
-              <w:instrText xml:space="preserve"> PAGEREF _Toc226641855 \h </w:instrText>
+              <w:instrText xml:space="preserve"> PAGEREF _Toc227055286 \h </w:instrText>
             </w:r>
             <w:r>
               <w:rPr>
@@ -4570,7 +4930,7 @@
                 <w:noProof/>
                 <w:webHidden/>
               </w:rPr>
-              <w:t>17</w:t>
+              <w:t>24</w:t>
             </w:r>
             <w:r>
               <w:rPr>
@@ -4594,7 +4954,7 @@
               <w:lang w:eastAsia="de-CH"/>
             </w:rPr>
           </w:pPr>
-          <w:hyperlink w:anchor="_Toc226641856" w:history="1">
+          <w:hyperlink w:anchor="_Toc227055287" w:history="1">
             <w:r>
               <w:rPr>
                 <w:rStyle w:val="Hyperlink"/>
@@ -4623,7 +4983,7 @@
                 <w:noProof/>
                 <w:webHidden/>
               </w:rPr>
-              <w:instrText xml:space="preserve"> PAGEREF _Toc226641856 \h </w:instrText>
+              <w:instrText xml:space="preserve"> PAGEREF _Toc227055287 \h </w:instrText>
             </w:r>
             <w:r>
               <w:rPr>
@@ -4643,7 +5003,7 @@
                 <w:noProof/>
                 <w:webHidden/>
               </w:rPr>
-              <w:t>17</w:t>
+              <w:t>24</w:t>
             </w:r>
             <w:r>
               <w:rPr>
@@ -4667,7 +5027,7 @@
               <w:lang w:eastAsia="de-CH"/>
             </w:rPr>
           </w:pPr>
-          <w:hyperlink w:anchor="_Toc226641857" w:history="1">
+          <w:hyperlink w:anchor="_Toc227055288" w:history="1">
             <w:r>
               <w:rPr>
                 <w:rStyle w:val="Hyperlink"/>
@@ -4696,7 +5056,7 @@
                 <w:noProof/>
                 <w:webHidden/>
               </w:rPr>
-              <w:instrText xml:space="preserve"> PAGEREF _Toc226641857 \h </w:instrText>
+              <w:instrText xml:space="preserve"> PAGEREF _Toc227055288 \h </w:instrText>
             </w:r>
             <w:r>
               <w:rPr>
@@ -4716,7 +5076,7 @@
                 <w:noProof/>
                 <w:webHidden/>
               </w:rPr>
-              <w:t>17</w:t>
+              <w:t>24</w:t>
             </w:r>
             <w:r>
               <w:rPr>
@@ -4740,7 +5100,7 @@
               <w:lang w:eastAsia="de-CH"/>
             </w:rPr>
           </w:pPr>
-          <w:hyperlink w:anchor="_Toc226641858" w:history="1">
+          <w:hyperlink w:anchor="_Toc227055289" w:history="1">
             <w:r>
               <w:rPr>
                 <w:rStyle w:val="Hyperlink"/>
@@ -4769,7 +5129,7 @@
                 <w:noProof/>
                 <w:webHidden/>
               </w:rPr>
-              <w:instrText xml:space="preserve"> PAGEREF _Toc226641858 \h </w:instrText>
+              <w:instrText xml:space="preserve"> PAGEREF _Toc227055289 \h </w:instrText>
             </w:r>
             <w:r>
               <w:rPr>
@@ -4789,7 +5149,7 @@
                 <w:noProof/>
                 <w:webHidden/>
               </w:rPr>
-              <w:t>17</w:t>
+              <w:t>24</w:t>
             </w:r>
             <w:r>
               <w:rPr>
@@ -4813,7 +5173,7 @@
               <w:lang w:eastAsia="de-CH"/>
             </w:rPr>
           </w:pPr>
-          <w:hyperlink w:anchor="_Toc226641859" w:history="1">
+          <w:hyperlink w:anchor="_Toc227055290" w:history="1">
             <w:r>
               <w:rPr>
                 <w:rStyle w:val="Hyperlink"/>
@@ -4842,7 +5202,7 @@
                 <w:noProof/>
                 <w:webHidden/>
               </w:rPr>
-              <w:instrText xml:space="preserve"> PAGEREF _Toc226641859 \h </w:instrText>
+              <w:instrText xml:space="preserve"> PAGEREF _Toc227055290 \h </w:instrText>
             </w:r>
             <w:r>
               <w:rPr>
@@ -4862,7 +5222,7 @@
                 <w:noProof/>
                 <w:webHidden/>
               </w:rPr>
-              <w:t>17</w:t>
+              <w:t>24</w:t>
             </w:r>
             <w:r>
               <w:rPr>
@@ -4886,7 +5246,7 @@
               <w:lang w:eastAsia="de-CH"/>
             </w:rPr>
           </w:pPr>
-          <w:hyperlink w:anchor="_Toc226641860" w:history="1">
+          <w:hyperlink w:anchor="_Toc227055291" w:history="1">
             <w:r>
               <w:rPr>
                 <w:rStyle w:val="Hyperlink"/>
@@ -4915,7 +5275,7 @@
                 <w:noProof/>
                 <w:webHidden/>
               </w:rPr>
-              <w:instrText xml:space="preserve"> PAGEREF _Toc226641860 \h </w:instrText>
+              <w:instrText xml:space="preserve"> PAGEREF _Toc227055291 \h </w:instrText>
             </w:r>
             <w:r>
               <w:rPr>
@@ -4935,7 +5295,7 @@
                 <w:noProof/>
                 <w:webHidden/>
               </w:rPr>
-              <w:t>17</w:t>
+              <w:t>24</w:t>
             </w:r>
             <w:r>
               <w:rPr>
@@ -4959,7 +5319,7 @@
               <w:lang w:eastAsia="de-CH"/>
             </w:rPr>
           </w:pPr>
-          <w:hyperlink w:anchor="_Toc226641861" w:history="1">
+          <w:hyperlink w:anchor="_Toc227055292" w:history="1">
             <w:r>
               <w:rPr>
                 <w:rStyle w:val="Hyperlink"/>
@@ -4988,7 +5348,7 @@
                 <w:noProof/>
                 <w:webHidden/>
               </w:rPr>
-              <w:instrText xml:space="preserve"> PAGEREF _Toc226641861 \h </w:instrText>
+              <w:instrText xml:space="preserve"> PAGEREF _Toc227055292 \h </w:instrText>
             </w:r>
             <w:r>
               <w:rPr>
@@ -5008,7 +5368,7 @@
                 <w:noProof/>
                 <w:webHidden/>
               </w:rPr>
-              <w:t>17</w:t>
+              <w:t>24</w:t>
             </w:r>
             <w:r>
               <w:rPr>
@@ -5032,7 +5392,7 @@
               <w:lang w:eastAsia="de-CH"/>
             </w:rPr>
           </w:pPr>
-          <w:hyperlink w:anchor="_Toc226641862" w:history="1">
+          <w:hyperlink w:anchor="_Toc227055293" w:history="1">
             <w:r>
               <w:rPr>
                 <w:rStyle w:val="Hyperlink"/>
@@ -5060,7 +5420,7 @@
                 <w:noProof/>
                 <w:webHidden/>
               </w:rPr>
-              <w:instrText xml:space="preserve"> PAGEREF _Toc226641862 \h </w:instrText>
+              <w:instrText xml:space="preserve"> PAGEREF _Toc227055293 \h </w:instrText>
             </w:r>
             <w:r>
               <w:rPr>
@@ -5080,7 +5440,7 @@
                 <w:noProof/>
                 <w:webHidden/>
               </w:rPr>
-              <w:t>18</w:t>
+              <w:t>24</w:t>
             </w:r>
             <w:r>
               <w:rPr>
@@ -5104,7 +5464,7 @@
               <w:lang w:eastAsia="de-CH"/>
             </w:rPr>
           </w:pPr>
-          <w:hyperlink w:anchor="_Toc226641863" w:history="1">
+          <w:hyperlink w:anchor="_Toc227055294" w:history="1">
             <w:r>
               <w:rPr>
                 <w:rStyle w:val="Hyperlink"/>
@@ -5133,7 +5493,7 @@
                 <w:noProof/>
                 <w:webHidden/>
               </w:rPr>
-              <w:instrText xml:space="preserve"> PAGEREF _Toc226641863 \h </w:instrText>
+              <w:instrText xml:space="preserve"> PAGEREF _Toc227055294 \h </w:instrText>
             </w:r>
             <w:r>
               <w:rPr>
@@ -5153,7 +5513,7 @@
                 <w:noProof/>
                 <w:webHidden/>
               </w:rPr>
-              <w:t>18</w:t>
+              <w:t>24</w:t>
             </w:r>
             <w:r>
               <w:rPr>
@@ -5177,7 +5537,7 @@
               <w:lang w:eastAsia="de-CH"/>
             </w:rPr>
           </w:pPr>
-          <w:hyperlink w:anchor="_Toc226641864" w:history="1">
+          <w:hyperlink w:anchor="_Toc227055295" w:history="1">
             <w:r>
               <w:rPr>
                 <w:rStyle w:val="Hyperlink"/>
@@ -5206,7 +5566,7 @@
                 <w:noProof/>
                 <w:webHidden/>
               </w:rPr>
-              <w:instrText xml:space="preserve"> PAGEREF _Toc226641864 \h </w:instrText>
+              <w:instrText xml:space="preserve"> PAGEREF _Toc227055295 \h </w:instrText>
             </w:r>
             <w:r>
               <w:rPr>
@@ -5226,7 +5586,7 @@
                 <w:noProof/>
                 <w:webHidden/>
               </w:rPr>
-              <w:t>18</w:t>
+              <w:t>24</w:t>
             </w:r>
             <w:r>
               <w:rPr>
@@ -5250,7 +5610,7 @@
               <w:lang w:eastAsia="de-CH"/>
             </w:rPr>
           </w:pPr>
-          <w:hyperlink w:anchor="_Toc226641865" w:history="1">
+          <w:hyperlink w:anchor="_Toc227055296" w:history="1">
             <w:r>
               <w:rPr>
                 <w:rStyle w:val="Hyperlink"/>
@@ -5279,7 +5639,7 @@
                 <w:noProof/>
                 <w:webHidden/>
               </w:rPr>
-              <w:instrText xml:space="preserve"> PAGEREF _Toc226641865 \h </w:instrText>
+              <w:instrText xml:space="preserve"> PAGEREF _Toc227055296 \h </w:instrText>
             </w:r>
             <w:r>
               <w:rPr>
@@ -5299,7 +5659,7 @@
                 <w:noProof/>
                 <w:webHidden/>
               </w:rPr>
-              <w:t>18</w:t>
+              <w:t>24</w:t>
             </w:r>
             <w:r>
               <w:rPr>
@@ -5323,7 +5683,7 @@
               <w:lang w:eastAsia="de-CH"/>
             </w:rPr>
           </w:pPr>
-          <w:hyperlink w:anchor="_Toc226641866" w:history="1">
+          <w:hyperlink w:anchor="_Toc227055297" w:history="1">
             <w:r>
               <w:rPr>
                 <w:rStyle w:val="Hyperlink"/>
@@ -5352,7 +5712,7 @@
                 <w:noProof/>
                 <w:webHidden/>
               </w:rPr>
-              <w:instrText xml:space="preserve"> PAGEREF _Toc226641866 \h </w:instrText>
+              <w:instrText xml:space="preserve"> PAGEREF _Toc227055297 \h </w:instrText>
             </w:r>
             <w:r>
               <w:rPr>
@@ -5372,7 +5732,7 @@
                 <w:noProof/>
                 <w:webHidden/>
               </w:rPr>
-              <w:t>18</w:t>
+              <w:t>24</w:t>
             </w:r>
             <w:r>
               <w:rPr>
@@ -5429,7 +5789,7 @@
           <w:lang w:val="en-GB"/>
         </w:rPr>
       </w:pPr>
-      <w:bookmarkStart w:id="0" w:name="_Toc226641794"/>
+      <w:bookmarkStart w:id="0" w:name="_Toc227055220"/>
       <w:r>
         <w:rPr>
           <w:rFonts w:cs="Times New Roman"/>
@@ -5467,7 +5827,7 @@
           <w:lang w:val="en-GB"/>
         </w:rPr>
       </w:pPr>
-      <w:bookmarkStart w:id="1" w:name="_Toc226641795"/>
+      <w:bookmarkStart w:id="1" w:name="_Toc227055221"/>
       <w:r>
         <w:rPr>
           <w:rFonts w:cs="Times New Roman"/>
@@ -5520,7 +5880,7 @@
           <w:lang w:val="en-GB"/>
         </w:rPr>
       </w:pPr>
-      <w:bookmarkStart w:id="2" w:name="_Toc226641796"/>
+      <w:bookmarkStart w:id="2" w:name="_Toc227055222"/>
       <w:r>
         <w:rPr>
           <w:rFonts w:cs="Times New Roman"/>
@@ -5587,7 +5947,7 @@
           <w:lang w:val="en-GB"/>
         </w:rPr>
       </w:pPr>
-      <w:bookmarkStart w:id="3" w:name="_Toc226641797"/>
+      <w:bookmarkStart w:id="3" w:name="_Toc227055223"/>
       <w:r>
         <w:rPr>
           <w:rFonts w:cs="Times New Roman"/>
@@ -5616,7 +5976,7 @@
           <w:lang w:val="en-GB"/>
         </w:rPr>
       </w:pPr>
-      <w:bookmarkStart w:id="4" w:name="_Toc226641798"/>
+      <w:bookmarkStart w:id="4" w:name="_Toc227055224"/>
       <w:r>
         <w:rPr>
           <w:rFonts w:cs="Times New Roman"/>
@@ -5757,7 +6117,7 @@
           <w:lang w:val="en-GB"/>
         </w:rPr>
       </w:pPr>
-      <w:bookmarkStart w:id="5" w:name="_Toc226641799"/>
+      <w:bookmarkStart w:id="5" w:name="_Toc227055225"/>
       <w:r>
         <w:rPr>
           <w:rFonts w:cs="Times New Roman"/>
@@ -5794,7 +6154,7 @@
           <w:lang w:val="en-GB"/>
         </w:rPr>
       </w:pPr>
-      <w:bookmarkStart w:id="6" w:name="_Toc226641800"/>
+      <w:bookmarkStart w:id="6" w:name="_Toc227055226"/>
       <w:r>
         <w:rPr>
           <w:rFonts w:cs="Times New Roman"/>
@@ -5823,7 +6183,7 @@
           <w:lang w:val="en-GB"/>
         </w:rPr>
       </w:pPr>
-      <w:bookmarkStart w:id="7" w:name="_Toc226641801"/>
+      <w:bookmarkStart w:id="7" w:name="_Toc227055227"/>
       <w:r>
         <w:rPr>
           <w:rFonts w:cs="Times New Roman"/>
@@ -5852,7 +6212,7 @@
           <w:lang w:val="en-GB"/>
         </w:rPr>
       </w:pPr>
-      <w:bookmarkStart w:id="8" w:name="_Toc226641802"/>
+      <w:bookmarkStart w:id="8" w:name="_Toc227055228"/>
       <w:r>
         <w:rPr>
           <w:rFonts w:cs="Times New Roman"/>
@@ -5958,7 +6318,7 @@
           <w:lang w:val="en-GB"/>
         </w:rPr>
       </w:pPr>
-      <w:bookmarkStart w:id="9" w:name="_Toc226641803"/>
+      <w:bookmarkStart w:id="9" w:name="_Toc227055229"/>
       <w:r>
         <w:rPr>
           <w:rFonts w:cs="Times New Roman"/>
@@ -6158,7 +6518,7 @@
           <w:lang w:val="en-GB"/>
         </w:rPr>
       </w:pPr>
-      <w:bookmarkStart w:id="10" w:name="_Toc226641804"/>
+      <w:bookmarkStart w:id="10" w:name="_Toc227055230"/>
       <w:r>
         <w:rPr>
           <w:rFonts w:cs="Times New Roman"/>
@@ -6336,7 +6696,7 @@
           <w:lang w:val="en-GB"/>
         </w:rPr>
       </w:pPr>
-      <w:bookmarkStart w:id="11" w:name="_Toc226641805"/>
+      <w:bookmarkStart w:id="11" w:name="_Toc227055231"/>
       <w:r>
         <w:rPr>
           <w:lang w:val="en-GB"/>
@@ -6559,7 +6919,7 @@
           <w:lang w:val="en-GB"/>
         </w:rPr>
       </w:pPr>
-      <w:bookmarkStart w:id="12" w:name="_Toc226641806"/>
+      <w:bookmarkStart w:id="12" w:name="_Toc227055232"/>
       <w:r>
         <w:rPr>
           <w:rFonts w:cs="Times New Roman"/>
@@ -6610,7 +6970,7 @@
           <w:lang w:val="en-GB"/>
         </w:rPr>
       </w:pPr>
-      <w:bookmarkStart w:id="13" w:name="_Toc226641807"/>
+      <w:bookmarkStart w:id="13" w:name="_Toc227055233"/>
       <w:r>
         <w:rPr>
           <w:rFonts w:cs="Times New Roman"/>
@@ -6624,6 +6984,34 @@
     <w:p>
       <w:pPr>
         <w:rPr>
+          <w:lang w:val="en-GB"/>
+        </w:rPr>
+      </w:pPr>
+    </w:p>
+    <w:p>
+      <w:pPr>
+        <w:rPr>
+          <w:rFonts w:cs="Times New Roman"/>
+          <w:color w:val="000000" w:themeColor="text1"/>
+          <w:sz w:val="56"/>
+          <w:szCs w:val="56"/>
+          <w:lang w:val="en-GB"/>
+        </w:rPr>
+      </w:pPr>
+      <w:r>
+        <w:rPr>
+          <w:rFonts w:cs="Times New Roman"/>
+          <w:color w:val="000000" w:themeColor="text1"/>
+          <w:sz w:val="56"/>
+          <w:szCs w:val="56"/>
+          <w:lang w:val="en-GB"/>
+        </w:rPr>
+        <w:t>TODO ASAP</w:t>
+      </w:r>
+    </w:p>
+    <w:p>
+      <w:pPr>
+        <w:rPr>
           <w:rFonts w:cs="Times New Roman"/>
           <w:color w:val="000000" w:themeColor="text1"/>
           <w:lang w:val="en-GB"/>
@@ -6639,7 +7027,7 @@
           <w:lang w:val="en-GB"/>
         </w:rPr>
       </w:pPr>
-      <w:bookmarkStart w:id="14" w:name="_Toc226641808"/>
+      <w:bookmarkStart w:id="14" w:name="_Toc227055234"/>
       <w:r>
         <w:rPr>
           <w:rFonts w:cs="Times New Roman"/>
@@ -6752,7 +7140,7 @@
           <w:lang w:val="en-GB"/>
         </w:rPr>
       </w:pPr>
-      <w:bookmarkStart w:id="15" w:name="_Toc226641809"/>
+      <w:bookmarkStart w:id="15" w:name="_Toc227055235"/>
       <w:r>
         <w:rPr>
           <w:rFonts w:cs="Times New Roman"/>
@@ -6781,14 +7169,13 @@
           <w:lang w:val="en-GB"/>
         </w:rPr>
       </w:pPr>
-      <w:bookmarkStart w:id="16" w:name="_Toc226641810"/>
-      <w:r>
-        <w:rPr>
-          <w:rFonts w:cs="Times New Roman"/>
-          <w:color w:val="000000" w:themeColor="text1"/>
-          <w:lang w:val="en-GB"/>
-        </w:rPr>
-        <w:lastRenderedPageBreak/>
+      <w:bookmarkStart w:id="16" w:name="_Toc227055236"/>
+      <w:r>
+        <w:rPr>
+          <w:rFonts w:cs="Times New Roman"/>
+          <w:color w:val="000000" w:themeColor="text1"/>
+          <w:lang w:val="en-GB"/>
+        </w:rPr>
         <w:t>Time plan</w:t>
       </w:r>
       <w:bookmarkEnd w:id="16"/>
@@ -6811,7 +7198,7 @@
           <w:lang w:val="en-GB"/>
         </w:rPr>
       </w:pPr>
-      <w:bookmarkStart w:id="17" w:name="_Toc226641811"/>
+      <w:bookmarkStart w:id="17" w:name="_Toc227055237"/>
       <w:r>
         <w:rPr>
           <w:rFonts w:cs="Times New Roman"/>
@@ -6840,7 +7227,7 @@
           <w:lang w:val="en-GB"/>
         </w:rPr>
       </w:pPr>
-      <w:bookmarkStart w:id="18" w:name="_Toc226641812"/>
+      <w:bookmarkStart w:id="18" w:name="_Toc227055238"/>
       <w:r>
         <w:rPr>
           <w:rFonts w:cs="Times New Roman"/>
@@ -7152,6 +7539,7 @@
         <w:rPr>
           <w:lang w:val="en-GB"/>
         </w:rPr>
+        <w:lastRenderedPageBreak/>
         <w:t>repository created, frontend application initialised, backend application initialised, PostgreSQL database container initialised, backend to database connection established and tested,</w:t>
       </w:r>
       <w:r>
@@ -7191,7 +7579,6 @@
         <w:rPr>
           <w:lang w:val="en-GB"/>
         </w:rPr>
-        <w:lastRenderedPageBreak/>
         <w:t>“inform” section not quite finished, UI design mock-ups not yet created.</w:t>
       </w:r>
     </w:p>
@@ -7246,7 +7633,7 @@
           <w:lang w:val="en-GB"/>
         </w:rPr>
       </w:pPr>
-      <w:bookmarkStart w:id="19" w:name="_Toc226641813"/>
+      <w:bookmarkStart w:id="19" w:name="_Toc227055239"/>
       <w:r>
         <w:rPr>
           <w:rFonts w:cs="Times New Roman"/>
@@ -7419,7 +7806,14 @@
         <w:rPr>
           <w:lang w:val="en-GB"/>
         </w:rPr>
-        <w:t xml:space="preserve"> I spent the rest of this workday creating a new, more detailed and more accurate version according to the standards, which was then approved by my supervisor after discussing with him.</w:t>
+        <w:t xml:space="preserve"> I spent the rest of this workday creating a new, more </w:t>
+      </w:r>
+      <w:r>
+        <w:rPr>
+          <w:lang w:val="en-GB"/>
+        </w:rPr>
+        <w:lastRenderedPageBreak/>
+        <w:t>detailed and more accurate version according to the standards, which was then approved by my supervisor after discussing with him.</w:t>
       </w:r>
     </w:p>
     <w:p>
@@ -7452,7 +7846,6 @@
         <w:rPr>
           <w:lang w:val="en-GB"/>
         </w:rPr>
-        <w:lastRenderedPageBreak/>
         <w:t>two UI design variants created in Figma; frontend structure drafted in two variants; backend structure drafted in three variants; feedback received from the main expert; daily planning revised and approved by my supervisor after discussion</w:t>
       </w:r>
     </w:p>
@@ -7513,7 +7906,7 @@
           <w:lang w:val="en-GB"/>
         </w:rPr>
       </w:pPr>
-      <w:bookmarkStart w:id="20" w:name="_Toc226641814"/>
+      <w:bookmarkStart w:id="20" w:name="_Toc227055240"/>
       <w:r>
         <w:rPr>
           <w:rFonts w:cs="Times New Roman"/>
@@ -7790,6 +8183,7 @@
           <w:color w:val="000000" w:themeColor="text1"/>
           <w:lang w:val="en-GB"/>
         </w:rPr>
+        <w:lastRenderedPageBreak/>
         <w:t>I then drafted the test concept based on the implementation concept. This included thinking about which areas of the application with need to be tested, including which areas of the application will need to be tested and which test types are suitable.</w:t>
       </w:r>
     </w:p>
@@ -7814,14 +8208,13 @@
           <w:lang w:val="en-GB"/>
         </w:rPr>
       </w:pPr>
-      <w:bookmarkStart w:id="21" w:name="_Toc226641815"/>
-      <w:r>
-        <w:rPr>
-          <w:rFonts w:cs="Times New Roman"/>
-          <w:color w:val="000000" w:themeColor="text1"/>
-          <w:lang w:val="en-GB"/>
-        </w:rPr>
-        <w:lastRenderedPageBreak/>
+      <w:bookmarkStart w:id="21" w:name="_Toc227055241"/>
+      <w:r>
+        <w:rPr>
+          <w:rFonts w:cs="Times New Roman"/>
+          <w:color w:val="000000" w:themeColor="text1"/>
+          <w:lang w:val="en-GB"/>
+        </w:rPr>
         <w:t>Friday, 10.04.2026</w:t>
       </w:r>
       <w:bookmarkEnd w:id="21"/>
@@ -8063,9 +8456,378 @@
         <w:rPr>
           <w:lang w:val="en-GB"/>
         </w:rPr>
+        <w:t xml:space="preserve">Today was primarily used for conceptualisation and decision making, rather than implementation. However, the work today improves traceability and reduces the risk of starting implementation on an unstable basis. </w:t>
+      </w:r>
+    </w:p>
+    <w:p>
+      <w:pPr>
+        <w:rPr>
+          <w:rFonts w:cs="Times New Roman"/>
+          <w:color w:val="000000" w:themeColor="text1"/>
+          <w:lang w:val="en-GB"/>
+        </w:rPr>
+      </w:pPr>
+    </w:p>
+    <w:p>
+      <w:pPr>
+        <w:pStyle w:val="Heading3"/>
+        <w:rPr>
+          <w:rFonts w:cs="Times New Roman"/>
+          <w:color w:val="000000" w:themeColor="text1"/>
+          <w:lang w:val="en-GB"/>
+        </w:rPr>
+      </w:pPr>
+      <w:bookmarkStart w:id="22" w:name="_Toc227055242"/>
+      <w:r>
+        <w:rPr>
+          <w:rFonts w:cs="Times New Roman"/>
+          <w:color w:val="000000" w:themeColor="text1"/>
+          <w:lang w:val="en-GB"/>
+        </w:rPr>
+        <w:t xml:space="preserve">Tuesday, </w:t>
+      </w:r>
+      <w:r>
+        <w:rPr>
+          <w:rFonts w:cs="Times New Roman"/>
+          <w:color w:val="000000" w:themeColor="text1"/>
+          <w:lang w:val="en-GB"/>
+        </w:rPr>
+        <w:t>14.04.2026</w:t>
+      </w:r>
+      <w:bookmarkEnd w:id="22"/>
+    </w:p>
+    <w:p>
+      <w:pPr>
+        <w:rPr>
+          <w:rFonts w:cs="Times New Roman"/>
+          <w:color w:val="000000" w:themeColor="text1"/>
+          <w:lang w:val="en-GB"/>
+        </w:rPr>
+      </w:pPr>
+    </w:p>
+    <w:p>
+      <w:pPr>
+        <w:rPr>
+          <w:lang w:val="en-GB"/>
+        </w:rPr>
+      </w:pPr>
+      <w:r>
+        <w:rPr>
+          <w:lang w:val="en-GB"/>
+        </w:rPr>
+        <w:t>Planned work for today was to:</w:t>
+      </w:r>
+    </w:p>
+    <w:p>
+      <w:pPr>
+        <w:pStyle w:val="ListParagraph"/>
+        <w:numPr>
+          <w:ilvl w:val="0"/>
+          <w:numId w:val="37"/>
+        </w:numPr>
+        <w:rPr>
+          <w:lang w:val="en-GB" w:eastAsia="de-CH"/>
+        </w:rPr>
+      </w:pPr>
+      <w:r>
+        <w:rPr>
+          <w:lang w:val="en-GB" w:eastAsia="de-CH"/>
+        </w:rPr>
+        <w:t>Implement backend entities and its relations</w:t>
+      </w:r>
+    </w:p>
+    <w:p>
+      <w:pPr>
+        <w:pStyle w:val="ListParagraph"/>
+        <w:numPr>
+          <w:ilvl w:val="0"/>
+          <w:numId w:val="37"/>
+        </w:numPr>
+        <w:rPr>
+          <w:lang w:eastAsia="de-CH"/>
+        </w:rPr>
+      </w:pPr>
+      <w:r>
+        <w:rPr>
+          <w:lang w:eastAsia="de-CH"/>
+        </w:rPr>
+        <w:t>Implement backend CRUD operations</w:t>
+      </w:r>
+    </w:p>
+    <w:p>
+      <w:pPr>
+        <w:rPr>
+          <w:rFonts w:cs="Times New Roman"/>
+          <w:color w:val="000000" w:themeColor="text1"/>
+          <w:lang w:val="en-GB"/>
+        </w:rPr>
+      </w:pPr>
+    </w:p>
+    <w:p>
+      <w:pPr>
+        <w:rPr>
+          <w:rFonts w:cs="Times New Roman"/>
+          <w:color w:val="000000" w:themeColor="text1"/>
+          <w:lang w:val="en-GB"/>
+        </w:rPr>
+      </w:pPr>
+    </w:p>
+    <w:p>
+      <w:pPr>
+        <w:rPr>
+          <w:rFonts w:cs="Times New Roman"/>
+          <w:color w:val="000000" w:themeColor="text1"/>
+          <w:lang w:val="en-GB"/>
+        </w:rPr>
+      </w:pPr>
+    </w:p>
+    <w:p>
+      <w:pPr>
+        <w:pStyle w:val="Heading3"/>
+        <w:rPr>
+          <w:rFonts w:cs="Times New Roman"/>
+          <w:color w:val="000000" w:themeColor="text1"/>
+          <w:lang w:val="en-GB"/>
+        </w:rPr>
+      </w:pPr>
+      <w:bookmarkStart w:id="23" w:name="_Toc227055243"/>
+      <w:r>
+        <w:rPr>
+          <w:rFonts w:cs="Times New Roman"/>
+          <w:color w:val="000000" w:themeColor="text1"/>
+          <w:lang w:val="en-GB"/>
+        </w:rPr>
+        <w:t>Wednesday, 15.04.2026</w:t>
+      </w:r>
+      <w:bookmarkEnd w:id="23"/>
+    </w:p>
+    <w:p>
+      <w:pPr>
+        <w:rPr>
+          <w:rFonts w:cs="Times New Roman"/>
+          <w:color w:val="000000" w:themeColor="text1"/>
+          <w:lang w:val="en-GB"/>
+        </w:rPr>
+      </w:pPr>
+    </w:p>
+    <w:p>
+      <w:pPr>
+        <w:pStyle w:val="Heading3"/>
+        <w:rPr>
+          <w:rFonts w:cs="Times New Roman"/>
+          <w:color w:val="000000" w:themeColor="text1"/>
+          <w:lang w:val="en-GB"/>
+        </w:rPr>
+      </w:pPr>
+      <w:bookmarkStart w:id="24" w:name="_Toc227055244"/>
+      <w:r>
+        <w:rPr>
+          <w:rFonts w:cs="Times New Roman"/>
+          <w:color w:val="000000" w:themeColor="text1"/>
+          <w:lang w:val="en-GB"/>
+        </w:rPr>
+        <w:t>Thursday, 16.04.2026</w:t>
+      </w:r>
+      <w:bookmarkEnd w:id="24"/>
+    </w:p>
+    <w:p>
+      <w:pPr>
+        <w:rPr>
+          <w:rFonts w:cs="Times New Roman"/>
+          <w:color w:val="000000" w:themeColor="text1"/>
+          <w:lang w:val="en-GB"/>
+        </w:rPr>
+      </w:pPr>
+    </w:p>
+    <w:p>
+      <w:pPr>
+        <w:pStyle w:val="Heading3"/>
+        <w:rPr>
+          <w:rFonts w:cs="Times New Roman"/>
+          <w:color w:val="000000" w:themeColor="text1"/>
+          <w:lang w:val="en-GB"/>
+        </w:rPr>
+      </w:pPr>
+      <w:bookmarkStart w:id="25" w:name="_Toc227055245"/>
+      <w:r>
+        <w:rPr>
+          <w:rFonts w:cs="Times New Roman"/>
+          <w:color w:val="000000" w:themeColor="text1"/>
+          <w:lang w:val="en-GB"/>
+        </w:rPr>
+        <w:t>Friday, 17.04.2026</w:t>
+      </w:r>
+      <w:bookmarkEnd w:id="25"/>
+    </w:p>
+    <w:p>
+      <w:pPr>
+        <w:rPr>
+          <w:rFonts w:cs="Times New Roman"/>
+          <w:color w:val="000000" w:themeColor="text1"/>
+          <w:lang w:val="en-GB"/>
+        </w:rPr>
+      </w:pPr>
+    </w:p>
+    <w:p>
+      <w:pPr>
+        <w:pStyle w:val="Heading3"/>
+        <w:rPr>
+          <w:rFonts w:cs="Times New Roman"/>
+          <w:color w:val="000000" w:themeColor="text1"/>
+          <w:lang w:val="en-GB"/>
+        </w:rPr>
+      </w:pPr>
+      <w:bookmarkStart w:id="26" w:name="_Toc227055246"/>
+      <w:r>
+        <w:rPr>
+          <w:rFonts w:cs="Times New Roman"/>
+          <w:color w:val="000000" w:themeColor="text1"/>
+          <w:lang w:val="en-GB"/>
+        </w:rPr>
+        <w:t>Tuesday, 21.04.2026</w:t>
+      </w:r>
+      <w:bookmarkEnd w:id="26"/>
+    </w:p>
+    <w:p>
+      <w:pPr>
+        <w:rPr>
+          <w:rFonts w:cs="Times New Roman"/>
+          <w:color w:val="000000" w:themeColor="text1"/>
+          <w:lang w:val="en-GB"/>
+        </w:rPr>
+      </w:pPr>
+    </w:p>
+    <w:p>
+      <w:pPr>
+        <w:pStyle w:val="Heading3"/>
+        <w:rPr>
+          <w:rFonts w:cs="Times New Roman"/>
+          <w:color w:val="000000" w:themeColor="text1"/>
+          <w:lang w:val="en-GB"/>
+        </w:rPr>
+      </w:pPr>
+      <w:bookmarkStart w:id="27" w:name="_Toc227055247"/>
+      <w:r>
+        <w:rPr>
+          <w:rFonts w:cs="Times New Roman"/>
+          <w:color w:val="000000" w:themeColor="text1"/>
+          <w:lang w:val="en-GB"/>
+        </w:rPr>
+        <w:t>Wednesday, 22.04.2026</w:t>
+      </w:r>
+      <w:bookmarkEnd w:id="27"/>
+    </w:p>
+    <w:p>
+      <w:pPr>
+        <w:rPr>
+          <w:rFonts w:cs="Times New Roman"/>
+          <w:color w:val="000000" w:themeColor="text1"/>
+          <w:lang w:val="en-GB"/>
+        </w:rPr>
+      </w:pPr>
+    </w:p>
+    <w:p>
+      <w:pPr>
+        <w:pStyle w:val="Heading2"/>
+        <w:rPr>
+          <w:rFonts w:cs="Times New Roman"/>
+          <w:color w:val="000000" w:themeColor="text1"/>
+          <w:lang w:val="en-GB"/>
+        </w:rPr>
+      </w:pPr>
+      <w:bookmarkStart w:id="28" w:name="_Toc227055248"/>
+      <w:r>
+        <w:rPr>
+          <w:rFonts w:cs="Times New Roman"/>
+          <w:color w:val="000000" w:themeColor="text1"/>
+          <w:lang w:val="en-GB"/>
+        </w:rPr>
+        <w:t xml:space="preserve">Personal </w:t>
+      </w:r>
+      <w:r>
+        <w:rPr>
+          <w:rFonts w:cs="Times New Roman"/>
+          <w:color w:val="000000" w:themeColor="text1"/>
+          <w:lang w:val="en-GB"/>
+        </w:rPr>
+        <w:t>conclusion</w:t>
+      </w:r>
+      <w:bookmarkEnd w:id="28"/>
+    </w:p>
+    <w:p>
+      <w:pPr>
+        <w:rPr>
+          <w:rFonts w:cs="Times New Roman"/>
+          <w:color w:val="000000" w:themeColor="text1"/>
+          <w:lang w:val="en-GB"/>
+        </w:rPr>
+      </w:pPr>
+    </w:p>
+    <w:p>
+      <w:pPr>
+        <w:pStyle w:val="Heading1"/>
+        <w:rPr>
+          <w:rFonts w:cs="Times New Roman"/>
+          <w:color w:val="000000" w:themeColor="text1"/>
+          <w:lang w:val="en-GB"/>
+        </w:rPr>
+      </w:pPr>
+      <w:bookmarkStart w:id="29" w:name="_Toc227055249"/>
+      <w:r>
+        <w:rPr>
+          <w:rFonts w:cs="Times New Roman"/>
+          <w:color w:val="000000" w:themeColor="text1"/>
+          <w:lang w:val="en-GB"/>
+        </w:rPr>
+        <w:t>Project</w:t>
+      </w:r>
+      <w:bookmarkEnd w:id="29"/>
+    </w:p>
+    <w:p>
+      <w:pPr>
+        <w:rPr>
+          <w:rFonts w:cs="Times New Roman"/>
+          <w:color w:val="000000" w:themeColor="text1"/>
+          <w:lang w:val="en-GB"/>
+        </w:rPr>
+      </w:pPr>
+    </w:p>
+    <w:p>
+      <w:pPr>
+        <w:pStyle w:val="Heading2"/>
+        <w:rPr>
+          <w:rFonts w:cs="Times New Roman"/>
+          <w:color w:val="000000" w:themeColor="text1"/>
+          <w:lang w:val="en-GB"/>
+        </w:rPr>
+      </w:pPr>
+      <w:bookmarkStart w:id="30" w:name="_Toc227055250"/>
+      <w:r>
+        <w:rPr>
+          <w:rFonts w:cs="Times New Roman"/>
+          <w:color w:val="000000" w:themeColor="text1"/>
+          <w:lang w:val="en-GB"/>
+        </w:rPr>
         <w:lastRenderedPageBreak/>
-        <w:t xml:space="preserve">Today was primarily used for conceptualisation and decision making, rather than implementation. However, the work today improves traceability and reduces the risk of starting implementation on an unstable basis. </w:t>
-      </w:r>
+        <w:t>Summ</w:t>
+      </w:r>
+      <w:r>
+        <w:rPr>
+          <w:rFonts w:cs="Times New Roman"/>
+          <w:color w:val="000000" w:themeColor="text1"/>
+          <w:lang w:val="en-GB"/>
+        </w:rPr>
+        <w:t>a</w:t>
+      </w:r>
+      <w:r>
+        <w:rPr>
+          <w:rFonts w:cs="Times New Roman"/>
+          <w:color w:val="000000" w:themeColor="text1"/>
+          <w:lang w:val="en-GB"/>
+        </w:rPr>
+        <w:t>ry</w:t>
+      </w:r>
+      <w:bookmarkEnd w:id="30"/>
     </w:p>
     <w:p>
       <w:pPr>
@@ -8085,24 +8847,34 @@
           <w:lang w:val="en-GB"/>
         </w:rPr>
       </w:pPr>
-      <w:bookmarkStart w:id="22" w:name="_Toc226641816"/>
-      <w:r>
-        <w:rPr>
-          <w:rFonts w:cs="Times New Roman"/>
-          <w:color w:val="000000" w:themeColor="text1"/>
-          <w:lang w:val="en-GB"/>
-        </w:rPr>
-        <w:t xml:space="preserve">Tuesday, </w:t>
-      </w:r>
-      <w:r>
-        <w:rPr>
-          <w:rFonts w:cs="Times New Roman"/>
-          <w:color w:val="000000" w:themeColor="text1"/>
-          <w:lang w:val="en-GB"/>
-        </w:rPr>
-        <w:t>14.04.2026</w:t>
-      </w:r>
-      <w:bookmarkEnd w:id="22"/>
+      <w:bookmarkStart w:id="31" w:name="_Toc227055251"/>
+      <w:r>
+        <w:rPr>
+          <w:rFonts w:cs="Times New Roman"/>
+          <w:color w:val="000000" w:themeColor="text1"/>
+          <w:lang w:val="en-GB"/>
+        </w:rPr>
+        <w:t>Task</w:t>
+      </w:r>
+      <w:bookmarkEnd w:id="31"/>
+    </w:p>
+    <w:p>
+      <w:pPr>
+        <w:rPr>
+          <w:rFonts w:cs="Times New Roman"/>
+          <w:color w:val="000000" w:themeColor="text1"/>
+          <w:lang w:val="en-GB"/>
+        </w:rPr>
+      </w:pPr>
+    </w:p>
+    <w:p>
+      <w:pPr>
+        <w:rPr>
+          <w:rFonts w:cs="Times New Roman"/>
+          <w:color w:val="000000" w:themeColor="text1"/>
+          <w:lang w:val="en-GB"/>
+        </w:rPr>
+      </w:pPr>
     </w:p>
     <w:p>
       <w:pPr>
@@ -8122,16 +8894,16 @@
           <w:lang w:val="en-GB"/>
         </w:rPr>
       </w:pPr>
-      <w:bookmarkStart w:id="23" w:name="_Toc226641817"/>
-      <w:r>
-        <w:rPr>
-          <w:rFonts w:cs="Times New Roman"/>
-          <w:color w:val="000000" w:themeColor="text1"/>
-          <w:lang w:val="en-GB"/>
-        </w:rPr>
-        <w:t>Wednesday, 15.04.2026</w:t>
-      </w:r>
-      <w:bookmarkEnd w:id="23"/>
+      <w:bookmarkStart w:id="32" w:name="_Toc227055252"/>
+      <w:r>
+        <w:rPr>
+          <w:rFonts w:cs="Times New Roman"/>
+          <w:color w:val="000000" w:themeColor="text1"/>
+          <w:lang w:val="en-GB"/>
+        </w:rPr>
+        <w:t>Implementation</w:t>
+      </w:r>
+      <w:bookmarkEnd w:id="32"/>
     </w:p>
     <w:p>
       <w:pPr>
@@ -8151,16 +8923,642 @@
           <w:lang w:val="en-GB"/>
         </w:rPr>
       </w:pPr>
-      <w:bookmarkStart w:id="24" w:name="_Toc226641818"/>
-      <w:r>
-        <w:rPr>
-          <w:rFonts w:cs="Times New Roman"/>
-          <w:color w:val="000000" w:themeColor="text1"/>
-          <w:lang w:val="en-GB"/>
-        </w:rPr>
-        <w:t>Thursday, 16.04.2026</w:t>
-      </w:r>
-      <w:bookmarkEnd w:id="24"/>
+      <w:bookmarkStart w:id="33" w:name="_Toc227055253"/>
+      <w:r>
+        <w:rPr>
+          <w:rFonts w:cs="Times New Roman"/>
+          <w:color w:val="000000" w:themeColor="text1"/>
+          <w:lang w:val="en-GB"/>
+        </w:rPr>
+        <w:t>Result</w:t>
+      </w:r>
+      <w:bookmarkEnd w:id="33"/>
+    </w:p>
+    <w:p>
+      <w:pPr>
+        <w:rPr>
+          <w:rFonts w:cs="Times New Roman"/>
+          <w:color w:val="000000" w:themeColor="text1"/>
+          <w:lang w:val="en-GB"/>
+        </w:rPr>
+      </w:pPr>
+    </w:p>
+    <w:p>
+      <w:pPr>
+        <w:pStyle w:val="Heading1"/>
+        <w:rPr>
+          <w:lang w:val="en-GB"/>
+        </w:rPr>
+      </w:pPr>
+      <w:bookmarkStart w:id="34" w:name="_Toc227055254"/>
+      <w:r>
+        <w:rPr>
+          <w:lang w:val="en-GB"/>
+        </w:rPr>
+        <w:t>Design drafts</w:t>
+      </w:r>
+      <w:bookmarkEnd w:id="34"/>
+    </w:p>
+    <w:p>
+      <w:pPr>
+        <w:rPr>
+          <w:lang w:val="en-GB"/>
+        </w:rPr>
+      </w:pPr>
+    </w:p>
+    <w:p>
+      <w:pPr>
+        <w:pStyle w:val="Heading1"/>
+        <w:rPr>
+          <w:lang w:val="en-GB"/>
+        </w:rPr>
+      </w:pPr>
+      <w:bookmarkStart w:id="35" w:name="_Toc227055255"/>
+      <w:r>
+        <w:rPr>
+          <w:lang w:val="en-GB"/>
+        </w:rPr>
+        <w:t>Technical feasibility</w:t>
+      </w:r>
+      <w:bookmarkEnd w:id="35"/>
+    </w:p>
+    <w:p>
+      <w:pPr>
+        <w:rPr>
+          <w:lang w:val="en-GB"/>
+        </w:rPr>
+      </w:pPr>
+    </w:p>
+    <w:p>
+      <w:pPr>
+        <w:pStyle w:val="Heading1"/>
+        <w:rPr>
+          <w:lang w:val="en-GB"/>
+        </w:rPr>
+      </w:pPr>
+      <w:bookmarkStart w:id="36" w:name="_Toc227055256"/>
+      <w:r>
+        <w:rPr>
+          <w:lang w:val="en-GB"/>
+        </w:rPr>
+        <w:t>Prototyping and validation of the user interface</w:t>
+      </w:r>
+      <w:bookmarkEnd w:id="36"/>
+    </w:p>
+    <w:p>
+      <w:pPr>
+        <w:rPr>
+          <w:lang w:val="en-GB"/>
+        </w:rPr>
+      </w:pPr>
+    </w:p>
+    <w:p>
+      <w:pPr>
+        <w:pStyle w:val="Heading1"/>
+        <w:rPr>
+          <w:lang w:val="en-GB"/>
+        </w:rPr>
+      </w:pPr>
+      <w:bookmarkStart w:id="37" w:name="_Toc227055257"/>
+      <w:r>
+        <w:rPr>
+          <w:lang w:val="en-GB"/>
+        </w:rPr>
+        <w:t>Development of implementation options</w:t>
+      </w:r>
+      <w:bookmarkEnd w:id="37"/>
+    </w:p>
+    <w:p>
+      <w:pPr>
+        <w:rPr>
+          <w:lang w:val="en-GB"/>
+        </w:rPr>
+      </w:pPr>
+    </w:p>
+    <w:p>
+      <w:pPr>
+        <w:pStyle w:val="Heading1"/>
+        <w:rPr>
+          <w:lang w:val="en-GB"/>
+        </w:rPr>
+      </w:pPr>
+      <w:bookmarkStart w:id="38" w:name="_Toc227055258"/>
+      <w:r>
+        <w:rPr>
+          <w:lang w:val="en-GB"/>
+        </w:rPr>
+        <w:t>Development of the implementation concept</w:t>
+      </w:r>
+      <w:bookmarkEnd w:id="38"/>
+    </w:p>
+    <w:p>
+      <w:pPr>
+        <w:rPr>
+          <w:lang w:val="en-GB"/>
+        </w:rPr>
+      </w:pPr>
+    </w:p>
+    <w:p>
+      <w:pPr>
+        <w:pStyle w:val="Heading1"/>
+        <w:rPr>
+          <w:lang w:val="en-GB"/>
+        </w:rPr>
+      </w:pPr>
+      <w:bookmarkStart w:id="39" w:name="_Toc227055259"/>
+      <w:r>
+        <w:rPr>
+          <w:lang w:val="en"/>
+        </w:rPr>
+        <w:lastRenderedPageBreak/>
+        <w:t>Setting up the development and runtime environment</w:t>
+      </w:r>
+      <w:bookmarkEnd w:id="39"/>
+    </w:p>
+    <w:p>
+      <w:pPr>
+        <w:rPr>
+          <w:lang w:val="en-GB"/>
+        </w:rPr>
+      </w:pPr>
+    </w:p>
+    <w:p>
+      <w:pPr>
+        <w:pStyle w:val="Heading1"/>
+        <w:rPr>
+          <w:lang w:val="en-GB"/>
+        </w:rPr>
+      </w:pPr>
+      <w:bookmarkStart w:id="40" w:name="_Toc227055260"/>
+      <w:r>
+        <w:rPr>
+          <w:lang w:val="en-GB"/>
+        </w:rPr>
+        <w:t>Compliant implementation and versioning</w:t>
+      </w:r>
+      <w:bookmarkEnd w:id="40"/>
+    </w:p>
+    <w:p>
+      <w:pPr>
+        <w:rPr>
+          <w:lang w:val="en-GB"/>
+        </w:rPr>
+      </w:pPr>
+    </w:p>
+    <w:p>
+      <w:pPr>
+        <w:pStyle w:val="Heading1"/>
+        <w:rPr>
+          <w:lang w:val="en-GB"/>
+        </w:rPr>
+      </w:pPr>
+      <w:bookmarkStart w:id="41" w:name="_Toc227055261"/>
+      <w:r>
+        <w:rPr>
+          <w:lang w:val="en"/>
+        </w:rPr>
+        <w:t>Test concept development and test case definition</w:t>
+      </w:r>
+      <w:bookmarkEnd w:id="41"/>
+    </w:p>
+    <w:p>
+      <w:pPr>
+        <w:rPr>
+          <w:lang w:val="en-GB"/>
+        </w:rPr>
+      </w:pPr>
+    </w:p>
+    <w:p>
+      <w:pPr>
+        <w:pStyle w:val="Heading1"/>
+        <w:rPr>
+          <w:lang w:val="en-GB"/>
+        </w:rPr>
+      </w:pPr>
+      <w:bookmarkStart w:id="42" w:name="_Toc227055262"/>
+      <w:r>
+        <w:rPr>
+          <w:lang w:val="en-GB"/>
+        </w:rPr>
+        <w:t>Error handling and logging</w:t>
+      </w:r>
+      <w:bookmarkEnd w:id="42"/>
+    </w:p>
+    <w:p>
+      <w:pPr>
+        <w:rPr>
+          <w:lang w:val="en-GB"/>
+        </w:rPr>
+      </w:pPr>
+    </w:p>
+    <w:p>
+      <w:pPr>
+        <w:pStyle w:val="Heading1"/>
+        <w:rPr>
+          <w:lang w:val="en-GB"/>
+        </w:rPr>
+      </w:pPr>
+      <w:bookmarkStart w:id="43" w:name="_Toc227055263"/>
+      <w:r>
+        <w:rPr>
+          <w:lang w:val="en-GB"/>
+        </w:rPr>
+        <w:t>Component dependency and its selection</w:t>
+      </w:r>
+      <w:bookmarkEnd w:id="43"/>
+    </w:p>
+    <w:p>
+      <w:pPr>
+        <w:rPr>
+          <w:lang w:val="en-GB"/>
+        </w:rPr>
+      </w:pPr>
+    </w:p>
+    <w:p>
+      <w:pPr>
+        <w:pStyle w:val="Heading1"/>
+        <w:rPr>
+          <w:rFonts w:cs="Times New Roman"/>
+          <w:color w:val="000000" w:themeColor="text1"/>
+          <w:lang w:val="en-GB"/>
+        </w:rPr>
+      </w:pPr>
+      <w:bookmarkStart w:id="44" w:name="_Toc227055264"/>
+      <w:r>
+        <w:rPr>
+          <w:rFonts w:cs="Times New Roman"/>
+          <w:color w:val="000000" w:themeColor="text1"/>
+          <w:lang w:val="en-GB"/>
+        </w:rPr>
+        <w:t>IPERKA</w:t>
+      </w:r>
+      <w:bookmarkEnd w:id="44"/>
+    </w:p>
+    <w:p>
+      <w:pPr>
+        <w:rPr>
+          <w:rFonts w:cs="Times New Roman"/>
+          <w:color w:val="000000" w:themeColor="text1"/>
+          <w:lang w:val="en-GB"/>
+        </w:rPr>
+      </w:pPr>
+    </w:p>
+    <w:p>
+      <w:pPr>
+        <w:pStyle w:val="Heading2"/>
+        <w:rPr>
+          <w:rFonts w:cs="Times New Roman"/>
+          <w:color w:val="000000" w:themeColor="text1"/>
+          <w:lang w:val="en-GB"/>
+        </w:rPr>
+      </w:pPr>
+      <w:bookmarkStart w:id="45" w:name="_Toc227055265"/>
+      <w:r>
+        <w:rPr>
+          <w:rFonts w:cs="Times New Roman"/>
+          <w:color w:val="000000" w:themeColor="text1"/>
+          <w:lang w:val="en-GB"/>
+        </w:rPr>
+        <w:t>Inform</w:t>
+      </w:r>
+      <w:r>
+        <w:rPr>
+          <w:rFonts w:cs="Times New Roman"/>
+          <w:color w:val="000000" w:themeColor="text1"/>
+          <w:lang w:val="en-GB"/>
+        </w:rPr>
+        <w:t xml:space="preserve"> (</w:t>
+      </w:r>
+      <w:proofErr w:type="spellStart"/>
+      <w:r>
+        <w:rPr>
+          <w:rFonts w:cs="Times New Roman"/>
+          <w:color w:val="000000" w:themeColor="text1"/>
+          <w:lang w:val="en-GB"/>
+        </w:rPr>
+        <w:t>Informieren</w:t>
+      </w:r>
+      <w:proofErr w:type="spellEnd"/>
+      <w:r>
+        <w:rPr>
+          <w:rFonts w:cs="Times New Roman"/>
+          <w:color w:val="000000" w:themeColor="text1"/>
+          <w:lang w:val="en-GB"/>
+        </w:rPr>
+        <w:t>)</w:t>
+      </w:r>
+      <w:bookmarkEnd w:id="45"/>
+    </w:p>
+    <w:p>
+      <w:pPr>
+        <w:rPr>
+          <w:rFonts w:cs="Times New Roman"/>
+          <w:color w:val="000000" w:themeColor="text1"/>
+          <w:lang w:val="en-GB"/>
+        </w:rPr>
+      </w:pPr>
+    </w:p>
+    <w:p>
+      <w:pPr>
+        <w:rPr>
+          <w:rFonts w:cs="Times New Roman"/>
+          <w:lang w:val="en-GB"/>
+        </w:rPr>
+      </w:pPr>
+      <w:r>
+        <w:rPr>
+          <w:rFonts w:cs="Times New Roman"/>
+          <w:lang w:val="en-GB"/>
+        </w:rPr>
+        <w:t xml:space="preserve">In this project, I will be developing an application that provides a comprehensive interface for </w:t>
+      </w:r>
+      <w:r>
+        <w:rPr>
+          <w:rFonts w:cs="Times New Roman"/>
+          <w:lang w:val="en-GB"/>
+        </w:rPr>
+        <w:t>its</w:t>
+      </w:r>
+      <w:r>
+        <w:rPr>
+          <w:rFonts w:cs="Times New Roman"/>
+          <w:lang w:val="en-GB"/>
+        </w:rPr>
+        <w:t xml:space="preserve"> users to track their stock investments. </w:t>
+      </w:r>
+      <w:r>
+        <w:rPr>
+          <w:rFonts w:cs="Times New Roman"/>
+          <w:lang w:val="en-GB"/>
+        </w:rPr>
+        <w:t xml:space="preserve">The application </w:t>
+      </w:r>
+      <w:r>
+        <w:rPr>
+          <w:rFonts w:cs="Times New Roman"/>
+          <w:lang w:val="en-GB"/>
+        </w:rPr>
+        <w:t>shall</w:t>
+      </w:r>
+      <w:r>
+        <w:rPr>
+          <w:rFonts w:cs="Times New Roman"/>
+          <w:lang w:val="en-GB"/>
+        </w:rPr>
+        <w:t xml:space="preserve"> include the features of watchlists, stock searching, stock price visualisation, and commenting. </w:t>
+      </w:r>
+      <w:r>
+        <w:rPr>
+          <w:rFonts w:cs="Times New Roman"/>
+          <w:lang w:val="en-GB"/>
+        </w:rPr>
+        <w:t xml:space="preserve">Authentication and authorisation </w:t>
+      </w:r>
+      <w:r>
+        <w:rPr>
+          <w:rFonts w:cs="Times New Roman"/>
+          <w:lang w:val="en-GB"/>
+        </w:rPr>
+        <w:t>shall</w:t>
+      </w:r>
+      <w:r>
+        <w:rPr>
+          <w:rFonts w:cs="Times New Roman"/>
+          <w:lang w:val="en-GB"/>
+        </w:rPr>
+        <w:t xml:space="preserve"> not be implemented for this application. </w:t>
+      </w:r>
+      <w:r>
+        <w:rPr>
+          <w:rFonts w:cs="Times New Roman"/>
+          <w:lang w:val="en-GB"/>
+        </w:rPr>
+        <w:t xml:space="preserve">The application </w:t>
+      </w:r>
+      <w:r>
+        <w:rPr>
+          <w:rFonts w:cs="Times New Roman"/>
+          <w:lang w:val="en-GB"/>
+        </w:rPr>
+        <w:t>shall</w:t>
+      </w:r>
+      <w:r>
+        <w:rPr>
+          <w:rFonts w:cs="Times New Roman"/>
+          <w:lang w:val="en-GB"/>
+        </w:rPr>
+        <w:t xml:space="preserve"> be </w:t>
+      </w:r>
+      <w:r>
+        <w:rPr>
+          <w:rFonts w:cs="Times New Roman"/>
+          <w:lang w:val="en-GB"/>
+        </w:rPr>
+        <w:t>single user</w:t>
+      </w:r>
+      <w:r>
+        <w:rPr>
+          <w:rFonts w:cs="Times New Roman"/>
+          <w:lang w:val="en-GB"/>
+        </w:rPr>
+        <w:t xml:space="preserve"> based</w:t>
+      </w:r>
+      <w:r>
+        <w:rPr>
+          <w:rFonts w:cs="Times New Roman"/>
+          <w:lang w:val="en-GB"/>
+        </w:rPr>
+        <w:t xml:space="preserve">. </w:t>
+      </w:r>
+      <w:r>
+        <w:rPr>
+          <w:rFonts w:cs="Times New Roman"/>
+          <w:lang w:val="en-GB"/>
+        </w:rPr>
+        <w:t xml:space="preserve">The application shall be developed </w:t>
+      </w:r>
+      <w:r>
+        <w:rPr>
+          <w:rFonts w:cs="Times New Roman"/>
+          <w:lang w:val="en-GB"/>
+        </w:rPr>
+        <w:t xml:space="preserve">with Angular and Typescript for its frontend, Spring Boot and Java for its backend and PostgreSQL for its database. </w:t>
+      </w:r>
+      <w:r>
+        <w:rPr>
+          <w:rFonts w:cs="Times New Roman"/>
+          <w:lang w:val="en-GB"/>
+        </w:rPr>
+        <w:t xml:space="preserve">Containerisation shall be done with the help of the </w:t>
+      </w:r>
+      <w:proofErr w:type="spellStart"/>
+      <w:r>
+        <w:rPr>
+          <w:rFonts w:cs="Times New Roman"/>
+          <w:lang w:val="en-GB"/>
+        </w:rPr>
+        <w:t>Podman</w:t>
+      </w:r>
+      <w:proofErr w:type="spellEnd"/>
+      <w:r>
+        <w:rPr>
+          <w:rFonts w:cs="Times New Roman"/>
+          <w:lang w:val="en-GB"/>
+        </w:rPr>
+        <w:t xml:space="preserve"> application. </w:t>
+      </w:r>
+      <w:r>
+        <w:rPr>
+          <w:rFonts w:cs="Times New Roman"/>
+          <w:lang w:val="en-GB"/>
+        </w:rPr>
+        <w:t xml:space="preserve">The application shall be tested thoroughly with Angular component tests, JUnit tests, </w:t>
+      </w:r>
+      <w:r>
+        <w:rPr>
+          <w:rFonts w:cs="Times New Roman"/>
+          <w:lang w:val="en-GB"/>
+        </w:rPr>
+        <w:t xml:space="preserve">integration tests, </w:t>
+      </w:r>
+      <w:r>
+        <w:rPr>
+          <w:rFonts w:cs="Times New Roman"/>
+          <w:lang w:val="en-GB"/>
+        </w:rPr>
+        <w:t>as well as end</w:t>
+      </w:r>
+      <w:r>
+        <w:rPr>
+          <w:rFonts w:cs="Times New Roman"/>
+          <w:lang w:val="en-GB"/>
+        </w:rPr>
+        <w:t>-</w:t>
+      </w:r>
+      <w:r>
+        <w:rPr>
+          <w:rFonts w:cs="Times New Roman"/>
+          <w:lang w:val="en-GB"/>
+        </w:rPr>
+        <w:t>to</w:t>
+      </w:r>
+      <w:r>
+        <w:rPr>
+          <w:rFonts w:cs="Times New Roman"/>
+          <w:lang w:val="en-GB"/>
+        </w:rPr>
+        <w:t>-</w:t>
+      </w:r>
+      <w:r>
+        <w:rPr>
+          <w:rFonts w:cs="Times New Roman"/>
+          <w:lang w:val="en-GB"/>
+        </w:rPr>
+        <w:t xml:space="preserve">end tests. </w:t>
+      </w:r>
+      <w:r>
+        <w:rPr>
+          <w:rFonts w:cs="Times New Roman"/>
+          <w:lang w:val="en-GB"/>
+        </w:rPr>
+        <w:t xml:space="preserve">The database shall be </w:t>
+      </w:r>
+      <w:r>
+        <w:rPr>
+          <w:rFonts w:cs="Times New Roman"/>
+          <w:lang w:val="en-GB"/>
+        </w:rPr>
+        <w:t>run</w:t>
+      </w:r>
+      <w:r>
+        <w:rPr>
+          <w:rFonts w:cs="Times New Roman"/>
+          <w:lang w:val="en-GB"/>
+        </w:rPr>
+        <w:t xml:space="preserve"> in a </w:t>
+      </w:r>
+      <w:proofErr w:type="spellStart"/>
+      <w:r>
+        <w:rPr>
+          <w:rFonts w:cs="Times New Roman"/>
+          <w:lang w:val="en-GB"/>
+        </w:rPr>
+        <w:t>Podman</w:t>
+      </w:r>
+      <w:proofErr w:type="spellEnd"/>
+      <w:r>
+        <w:rPr>
+          <w:rFonts w:cs="Times New Roman"/>
+          <w:lang w:val="en-GB"/>
+        </w:rPr>
+        <w:t xml:space="preserve"> container. </w:t>
+      </w:r>
+      <w:r>
+        <w:rPr>
+          <w:rFonts w:cs="Times New Roman"/>
+          <w:lang w:val="en-GB"/>
+        </w:rPr>
+        <w:t xml:space="preserve">The backend application shall be packaged and executed as a </w:t>
+      </w:r>
+      <w:proofErr w:type="spellStart"/>
+      <w:r>
+        <w:rPr>
+          <w:rFonts w:cs="Times New Roman"/>
+          <w:lang w:val="en-GB"/>
+        </w:rPr>
+        <w:t>Podman</w:t>
+      </w:r>
+      <w:proofErr w:type="spellEnd"/>
+      <w:r>
+        <w:rPr>
+          <w:rFonts w:cs="Times New Roman"/>
+          <w:lang w:val="en-GB"/>
+        </w:rPr>
+        <w:t xml:space="preserve"> container.</w:t>
+      </w:r>
+      <w:r>
+        <w:rPr>
+          <w:rFonts w:cs="Times New Roman"/>
+          <w:lang w:val="en-GB"/>
+        </w:rPr>
+        <w:t xml:space="preserve"> The frontend application </w:t>
+      </w:r>
+      <w:r>
+        <w:rPr>
+          <w:rFonts w:cs="Times New Roman"/>
+          <w:lang w:val="en-GB"/>
+        </w:rPr>
+        <w:t>shall be accessed through a web browser and started locally</w:t>
+      </w:r>
+      <w:r>
+        <w:rPr>
+          <w:rFonts w:cs="Times New Roman"/>
+          <w:lang w:val="en-GB"/>
+        </w:rPr>
+        <w:t xml:space="preserve">. </w:t>
+      </w:r>
+      <w:r>
+        <w:rPr>
+          <w:rFonts w:cs="Times New Roman"/>
+          <w:lang w:val="en-GB"/>
+        </w:rPr>
+        <w:t xml:space="preserve">The application shall not include </w:t>
+      </w:r>
+      <w:r>
+        <w:rPr>
+          <w:rFonts w:cs="Times New Roman"/>
+          <w:lang w:val="en-GB"/>
+        </w:rPr>
+        <w:t xml:space="preserve">real-time stock data tracking, </w:t>
+      </w:r>
+      <w:r>
+        <w:rPr>
+          <w:rFonts w:cs="Times New Roman"/>
+          <w:lang w:val="en-GB"/>
+        </w:rPr>
+        <w:lastRenderedPageBreak/>
+        <w:t xml:space="preserve">notification functionality, authentication, multi-user functionality, financial transaction functionality, or mobile device support. </w:t>
+      </w:r>
     </w:p>
     <w:p>
       <w:pPr>
@@ -8180,911 +9578,7 @@
           <w:lang w:val="en-GB"/>
         </w:rPr>
       </w:pPr>
-      <w:bookmarkStart w:id="25" w:name="_Toc226641819"/>
-      <w:r>
-        <w:rPr>
-          <w:rFonts w:cs="Times New Roman"/>
-          <w:color w:val="000000" w:themeColor="text1"/>
-          <w:lang w:val="en-GB"/>
-        </w:rPr>
-        <w:t>Friday, 17.04.2026</w:t>
-      </w:r>
-      <w:bookmarkEnd w:id="25"/>
-    </w:p>
-    <w:p>
-      <w:pPr>
-        <w:rPr>
-          <w:rFonts w:cs="Times New Roman"/>
-          <w:color w:val="000000" w:themeColor="text1"/>
-          <w:lang w:val="en-GB"/>
-        </w:rPr>
-      </w:pPr>
-    </w:p>
-    <w:p>
-      <w:pPr>
-        <w:pStyle w:val="Heading3"/>
-        <w:rPr>
-          <w:rFonts w:cs="Times New Roman"/>
-          <w:color w:val="000000" w:themeColor="text1"/>
-          <w:lang w:val="en-GB"/>
-        </w:rPr>
-      </w:pPr>
-      <w:bookmarkStart w:id="26" w:name="_Toc226641820"/>
-      <w:r>
-        <w:rPr>
-          <w:rFonts w:cs="Times New Roman"/>
-          <w:color w:val="000000" w:themeColor="text1"/>
-          <w:lang w:val="en-GB"/>
-        </w:rPr>
-        <w:t>Tuesday, 21.04.2026</w:t>
-      </w:r>
-      <w:bookmarkEnd w:id="26"/>
-    </w:p>
-    <w:p>
-      <w:pPr>
-        <w:rPr>
-          <w:rFonts w:cs="Times New Roman"/>
-          <w:color w:val="000000" w:themeColor="text1"/>
-          <w:lang w:val="en-GB"/>
-        </w:rPr>
-      </w:pPr>
-    </w:p>
-    <w:p>
-      <w:pPr>
-        <w:pStyle w:val="Heading3"/>
-        <w:rPr>
-          <w:rFonts w:cs="Times New Roman"/>
-          <w:color w:val="000000" w:themeColor="text1"/>
-          <w:lang w:val="en-GB"/>
-        </w:rPr>
-      </w:pPr>
-      <w:bookmarkStart w:id="27" w:name="_Toc226641821"/>
-      <w:r>
-        <w:rPr>
-          <w:rFonts w:cs="Times New Roman"/>
-          <w:color w:val="000000" w:themeColor="text1"/>
-          <w:lang w:val="en-GB"/>
-        </w:rPr>
-        <w:t>Wednesday, 22.04.2026</w:t>
-      </w:r>
-      <w:bookmarkEnd w:id="27"/>
-    </w:p>
-    <w:p>
-      <w:pPr>
-        <w:rPr>
-          <w:rFonts w:cs="Times New Roman"/>
-          <w:color w:val="000000" w:themeColor="text1"/>
-          <w:lang w:val="en-GB"/>
-        </w:rPr>
-      </w:pPr>
-    </w:p>
-    <w:p>
-      <w:pPr>
-        <w:pStyle w:val="Heading2"/>
-        <w:rPr>
-          <w:rFonts w:cs="Times New Roman"/>
-          <w:color w:val="000000" w:themeColor="text1"/>
-          <w:lang w:val="en-GB"/>
-        </w:rPr>
-      </w:pPr>
-      <w:bookmarkStart w:id="28" w:name="_Toc226641822"/>
-      <w:r>
-        <w:rPr>
-          <w:rFonts w:cs="Times New Roman"/>
-          <w:color w:val="000000" w:themeColor="text1"/>
-          <w:lang w:val="en-GB"/>
-        </w:rPr>
-        <w:t xml:space="preserve">Personal </w:t>
-      </w:r>
-      <w:r>
-        <w:rPr>
-          <w:rFonts w:cs="Times New Roman"/>
-          <w:color w:val="000000" w:themeColor="text1"/>
-          <w:lang w:val="en-GB"/>
-        </w:rPr>
-        <w:t>conclusion</w:t>
-      </w:r>
-      <w:bookmarkEnd w:id="28"/>
-    </w:p>
-    <w:p>
-      <w:pPr>
-        <w:rPr>
-          <w:rFonts w:cs="Times New Roman"/>
-          <w:color w:val="000000" w:themeColor="text1"/>
-          <w:lang w:val="en-GB"/>
-        </w:rPr>
-      </w:pPr>
-    </w:p>
-    <w:p>
-      <w:pPr>
-        <w:pStyle w:val="Heading1"/>
-        <w:rPr>
-          <w:rFonts w:cs="Times New Roman"/>
-          <w:color w:val="000000" w:themeColor="text1"/>
-          <w:lang w:val="en-GB"/>
-        </w:rPr>
-      </w:pPr>
-      <w:bookmarkStart w:id="29" w:name="_Toc226641823"/>
-      <w:r>
-        <w:rPr>
-          <w:rFonts w:cs="Times New Roman"/>
-          <w:color w:val="000000" w:themeColor="text1"/>
-          <w:lang w:val="en-GB"/>
-        </w:rPr>
-        <w:t>Project</w:t>
-      </w:r>
-      <w:bookmarkEnd w:id="29"/>
-    </w:p>
-    <w:p>
-      <w:pPr>
-        <w:rPr>
-          <w:rFonts w:cs="Times New Roman"/>
-          <w:color w:val="000000" w:themeColor="text1"/>
-          <w:lang w:val="en-GB"/>
-        </w:rPr>
-      </w:pPr>
-    </w:p>
-    <w:p>
-      <w:pPr>
-        <w:pStyle w:val="Heading2"/>
-        <w:rPr>
-          <w:rFonts w:cs="Times New Roman"/>
-          <w:color w:val="000000" w:themeColor="text1"/>
-          <w:lang w:val="en-GB"/>
-        </w:rPr>
-      </w:pPr>
-      <w:bookmarkStart w:id="30" w:name="_Toc226641824"/>
-      <w:r>
-        <w:rPr>
-          <w:rFonts w:cs="Times New Roman"/>
-          <w:color w:val="000000" w:themeColor="text1"/>
-          <w:lang w:val="en-GB"/>
-        </w:rPr>
-        <w:t>Summ</w:t>
-      </w:r>
-      <w:r>
-        <w:rPr>
-          <w:rFonts w:cs="Times New Roman"/>
-          <w:color w:val="000000" w:themeColor="text1"/>
-          <w:lang w:val="en-GB"/>
-        </w:rPr>
-        <w:t>a</w:t>
-      </w:r>
-      <w:r>
-        <w:rPr>
-          <w:rFonts w:cs="Times New Roman"/>
-          <w:color w:val="000000" w:themeColor="text1"/>
-          <w:lang w:val="en-GB"/>
-        </w:rPr>
-        <w:t>ry</w:t>
-      </w:r>
-      <w:bookmarkEnd w:id="30"/>
-    </w:p>
-    <w:p>
-      <w:pPr>
-        <w:rPr>
-          <w:rFonts w:cs="Times New Roman"/>
-          <w:color w:val="000000" w:themeColor="text1"/>
-          <w:lang w:val="en-GB"/>
-        </w:rPr>
-      </w:pPr>
-    </w:p>
-    <w:p>
-      <w:pPr>
-        <w:pStyle w:val="Heading3"/>
-        <w:rPr>
-          <w:rFonts w:cs="Times New Roman"/>
-          <w:color w:val="000000" w:themeColor="text1"/>
-          <w:lang w:val="en-GB"/>
-        </w:rPr>
-      </w:pPr>
-      <w:bookmarkStart w:id="31" w:name="_Toc226641825"/>
-      <w:r>
-        <w:rPr>
-          <w:rFonts w:cs="Times New Roman"/>
-          <w:color w:val="000000" w:themeColor="text1"/>
-          <w:lang w:val="en-GB"/>
-        </w:rPr>
-        <w:t>Task</w:t>
-      </w:r>
-      <w:bookmarkEnd w:id="31"/>
-    </w:p>
-    <w:p>
-      <w:pPr>
-        <w:rPr>
-          <w:rFonts w:cs="Times New Roman"/>
-          <w:color w:val="000000" w:themeColor="text1"/>
-          <w:lang w:val="en-GB"/>
-        </w:rPr>
-      </w:pPr>
-    </w:p>
-    <w:p>
-      <w:pPr>
-        <w:pStyle w:val="Heading3"/>
-        <w:rPr>
-          <w:rFonts w:cs="Times New Roman"/>
-          <w:color w:val="000000" w:themeColor="text1"/>
-          <w:lang w:val="en-GB"/>
-        </w:rPr>
-      </w:pPr>
-      <w:bookmarkStart w:id="32" w:name="_Toc226641826"/>
-      <w:r>
-        <w:rPr>
-          <w:rFonts w:cs="Times New Roman"/>
-          <w:color w:val="000000" w:themeColor="text1"/>
-          <w:lang w:val="en-GB"/>
-        </w:rPr>
-        <w:t>Implementation</w:t>
-      </w:r>
-      <w:bookmarkEnd w:id="32"/>
-    </w:p>
-    <w:p>
-      <w:pPr>
-        <w:rPr>
-          <w:rFonts w:cs="Times New Roman"/>
-          <w:color w:val="000000" w:themeColor="text1"/>
-          <w:lang w:val="en-GB"/>
-        </w:rPr>
-      </w:pPr>
-    </w:p>
-    <w:p>
-      <w:pPr>
-        <w:pStyle w:val="Heading3"/>
-        <w:rPr>
-          <w:rFonts w:cs="Times New Roman"/>
-          <w:color w:val="000000" w:themeColor="text1"/>
-          <w:lang w:val="en-GB"/>
-        </w:rPr>
-      </w:pPr>
-      <w:bookmarkStart w:id="33" w:name="_Toc226641827"/>
-      <w:r>
-        <w:rPr>
-          <w:rFonts w:cs="Times New Roman"/>
-          <w:color w:val="000000" w:themeColor="text1"/>
-          <w:lang w:val="en-GB"/>
-        </w:rPr>
-        <w:t>Result</w:t>
-      </w:r>
-      <w:bookmarkEnd w:id="33"/>
-    </w:p>
-    <w:p>
-      <w:pPr>
-        <w:rPr>
-          <w:rFonts w:cs="Times New Roman"/>
-          <w:color w:val="000000" w:themeColor="text1"/>
-          <w:lang w:val="en-GB"/>
-        </w:rPr>
-      </w:pPr>
-    </w:p>
-    <w:p>
-      <w:pPr>
-        <w:pStyle w:val="Heading1"/>
-        <w:rPr>
-          <w:lang w:val="en-GB"/>
-        </w:rPr>
-      </w:pPr>
-      <w:bookmarkStart w:id="34" w:name="_Toc226641828"/>
-      <w:r>
-        <w:rPr>
-          <w:lang w:val="en-GB"/>
-        </w:rPr>
-        <w:lastRenderedPageBreak/>
-        <w:t>Design drafts</w:t>
-      </w:r>
-      <w:bookmarkEnd w:id="34"/>
-    </w:p>
-    <w:p>
-      <w:pPr>
-        <w:rPr>
-          <w:lang w:val="en-GB"/>
-        </w:rPr>
-      </w:pPr>
-    </w:p>
-    <w:p>
-      <w:pPr>
-        <w:pStyle w:val="Heading1"/>
-        <w:rPr>
-          <w:lang w:val="en-GB"/>
-        </w:rPr>
-      </w:pPr>
-      <w:bookmarkStart w:id="35" w:name="_Toc226641829"/>
-      <w:r>
-        <w:rPr>
-          <w:lang w:val="en-GB"/>
-        </w:rPr>
-        <w:t>Technical feasibility</w:t>
-      </w:r>
-      <w:bookmarkEnd w:id="35"/>
-    </w:p>
-    <w:p>
-      <w:pPr>
-        <w:rPr>
-          <w:lang w:val="en-GB"/>
-        </w:rPr>
-      </w:pPr>
-    </w:p>
-    <w:p>
-      <w:pPr>
-        <w:pStyle w:val="Heading1"/>
-        <w:rPr>
-          <w:lang w:val="en-GB"/>
-        </w:rPr>
-      </w:pPr>
-      <w:bookmarkStart w:id="36" w:name="_Toc226641830"/>
-      <w:r>
-        <w:rPr>
-          <w:lang w:val="en-GB"/>
-        </w:rPr>
-        <w:t>Prototyping and validation of the user interface</w:t>
-      </w:r>
-      <w:bookmarkEnd w:id="36"/>
-    </w:p>
-    <w:p>
-      <w:pPr>
-        <w:rPr>
-          <w:lang w:val="en-GB"/>
-        </w:rPr>
-      </w:pPr>
-    </w:p>
-    <w:p>
-      <w:pPr>
-        <w:pStyle w:val="Heading1"/>
-        <w:rPr>
-          <w:lang w:val="en-GB"/>
-        </w:rPr>
-      </w:pPr>
-      <w:bookmarkStart w:id="37" w:name="_Toc226641831"/>
-      <w:r>
-        <w:rPr>
-          <w:lang w:val="en-GB"/>
-        </w:rPr>
-        <w:t>Development of implementation options</w:t>
-      </w:r>
-      <w:bookmarkEnd w:id="37"/>
-    </w:p>
-    <w:p>
-      <w:pPr>
-        <w:rPr>
-          <w:lang w:val="en-GB"/>
-        </w:rPr>
-      </w:pPr>
-    </w:p>
-    <w:p>
-      <w:pPr>
-        <w:pStyle w:val="Heading1"/>
-        <w:rPr>
-          <w:lang w:val="en-GB"/>
-        </w:rPr>
-      </w:pPr>
-      <w:bookmarkStart w:id="38" w:name="_Toc226641832"/>
-      <w:r>
-        <w:rPr>
-          <w:lang w:val="en-GB"/>
-        </w:rPr>
-        <w:t>Development of the implementation concept</w:t>
-      </w:r>
-      <w:bookmarkEnd w:id="38"/>
-    </w:p>
-    <w:p>
-      <w:pPr>
-        <w:rPr>
-          <w:lang w:val="en-GB"/>
-        </w:rPr>
-      </w:pPr>
-    </w:p>
-    <w:p>
-      <w:pPr>
-        <w:pStyle w:val="Heading1"/>
-        <w:rPr>
-          <w:lang w:val="en-GB"/>
-        </w:rPr>
-      </w:pPr>
-      <w:bookmarkStart w:id="39" w:name="_Toc226641833"/>
-      <w:r>
-        <w:rPr>
-          <w:lang w:val="en"/>
-        </w:rPr>
-        <w:t>Setting up the development and runtime environment</w:t>
-      </w:r>
-      <w:bookmarkEnd w:id="39"/>
-    </w:p>
-    <w:p>
-      <w:pPr>
-        <w:rPr>
-          <w:lang w:val="en-GB"/>
-        </w:rPr>
-      </w:pPr>
-    </w:p>
-    <w:p>
-      <w:pPr>
-        <w:pStyle w:val="Heading1"/>
-        <w:rPr>
-          <w:lang w:val="en-GB"/>
-        </w:rPr>
-      </w:pPr>
-      <w:bookmarkStart w:id="40" w:name="_Toc226641834"/>
-      <w:r>
-        <w:rPr>
-          <w:lang w:val="en-GB"/>
-        </w:rPr>
-        <w:t>Compliant implementation and versioning</w:t>
-      </w:r>
-      <w:bookmarkEnd w:id="40"/>
-    </w:p>
-    <w:p>
-      <w:pPr>
-        <w:rPr>
-          <w:lang w:val="en-GB"/>
-        </w:rPr>
-      </w:pPr>
-    </w:p>
-    <w:p>
-      <w:pPr>
-        <w:pStyle w:val="Heading1"/>
-        <w:rPr>
-          <w:lang w:val="en-GB"/>
-        </w:rPr>
-      </w:pPr>
-      <w:bookmarkStart w:id="41" w:name="_Toc226641835"/>
-      <w:r>
-        <w:rPr>
-          <w:lang w:val="en"/>
-        </w:rPr>
-        <w:t>Test concept development and test case definition</w:t>
-      </w:r>
-      <w:bookmarkEnd w:id="41"/>
-    </w:p>
-    <w:p>
-      <w:pPr>
-        <w:rPr>
-          <w:lang w:val="en-GB"/>
-        </w:rPr>
-      </w:pPr>
-    </w:p>
-    <w:p>
-      <w:pPr>
-        <w:pStyle w:val="Heading1"/>
-        <w:rPr>
-          <w:lang w:val="en-GB"/>
-        </w:rPr>
-      </w:pPr>
-      <w:bookmarkStart w:id="42" w:name="_Toc226641836"/>
-      <w:r>
-        <w:rPr>
-          <w:lang w:val="en-GB"/>
-        </w:rPr>
-        <w:t>Error handling and logging</w:t>
-      </w:r>
-      <w:bookmarkEnd w:id="42"/>
-    </w:p>
-    <w:p>
-      <w:pPr>
-        <w:rPr>
-          <w:lang w:val="en-GB"/>
-        </w:rPr>
-      </w:pPr>
-    </w:p>
-    <w:p>
-      <w:pPr>
-        <w:pStyle w:val="Heading1"/>
-        <w:rPr>
-          <w:lang w:val="en-GB"/>
-        </w:rPr>
-      </w:pPr>
-      <w:bookmarkStart w:id="43" w:name="_Toc226641837"/>
-      <w:r>
-        <w:rPr>
-          <w:lang w:val="en-GB"/>
-        </w:rPr>
-        <w:lastRenderedPageBreak/>
-        <w:t>Component dependency and its selection</w:t>
-      </w:r>
-      <w:bookmarkEnd w:id="43"/>
-    </w:p>
-    <w:p>
-      <w:pPr>
-        <w:rPr>
-          <w:lang w:val="en-GB"/>
-        </w:rPr>
-      </w:pPr>
-    </w:p>
-    <w:p>
-      <w:pPr>
-        <w:pStyle w:val="Heading1"/>
-        <w:rPr>
-          <w:rFonts w:cs="Times New Roman"/>
-          <w:color w:val="000000" w:themeColor="text1"/>
-          <w:lang w:val="en-GB"/>
-        </w:rPr>
-      </w:pPr>
-      <w:bookmarkStart w:id="44" w:name="_Toc226641838"/>
-      <w:r>
-        <w:rPr>
-          <w:rFonts w:cs="Times New Roman"/>
-          <w:color w:val="000000" w:themeColor="text1"/>
-          <w:lang w:val="en-GB"/>
-        </w:rPr>
-        <w:t>IPERKA</w:t>
-      </w:r>
-      <w:bookmarkEnd w:id="44"/>
-    </w:p>
-    <w:p>
-      <w:pPr>
-        <w:rPr>
-          <w:rFonts w:cs="Times New Roman"/>
-          <w:color w:val="000000" w:themeColor="text1"/>
-          <w:lang w:val="en-GB"/>
-        </w:rPr>
-      </w:pPr>
-    </w:p>
-    <w:p>
-      <w:pPr>
-        <w:pStyle w:val="Heading2"/>
-        <w:rPr>
-          <w:rFonts w:cs="Times New Roman"/>
-          <w:color w:val="000000" w:themeColor="text1"/>
-          <w:lang w:val="en-GB"/>
-        </w:rPr>
-      </w:pPr>
-      <w:bookmarkStart w:id="45" w:name="_Toc226641839"/>
-      <w:r>
-        <w:rPr>
-          <w:rFonts w:cs="Times New Roman"/>
-          <w:color w:val="000000" w:themeColor="text1"/>
-          <w:lang w:val="en-GB"/>
-        </w:rPr>
-        <w:t>Inform</w:t>
-      </w:r>
-      <w:r>
-        <w:rPr>
-          <w:rFonts w:cs="Times New Roman"/>
-          <w:color w:val="000000" w:themeColor="text1"/>
-          <w:lang w:val="en-GB"/>
-        </w:rPr>
-        <w:t xml:space="preserve"> (</w:t>
-      </w:r>
-      <w:proofErr w:type="spellStart"/>
-      <w:r>
-        <w:rPr>
-          <w:rFonts w:cs="Times New Roman"/>
-          <w:color w:val="000000" w:themeColor="text1"/>
-          <w:lang w:val="en-GB"/>
-        </w:rPr>
-        <w:t>Informieren</w:t>
-      </w:r>
-      <w:proofErr w:type="spellEnd"/>
-      <w:r>
-        <w:rPr>
-          <w:rFonts w:cs="Times New Roman"/>
-          <w:color w:val="000000" w:themeColor="text1"/>
-          <w:lang w:val="en-GB"/>
-        </w:rPr>
-        <w:t>)</w:t>
-      </w:r>
-      <w:bookmarkEnd w:id="45"/>
-    </w:p>
-    <w:p>
-      <w:pPr>
-        <w:rPr>
-          <w:rFonts w:cs="Times New Roman"/>
-          <w:color w:val="000000" w:themeColor="text1"/>
-          <w:lang w:val="en-GB"/>
-        </w:rPr>
-      </w:pPr>
-    </w:p>
-    <w:p>
-      <w:pPr>
-        <w:rPr>
-          <w:rFonts w:cs="Times New Roman"/>
-          <w:lang w:val="en-GB"/>
-        </w:rPr>
-      </w:pPr>
-      <w:r>
-        <w:rPr>
-          <w:rFonts w:cs="Times New Roman"/>
-          <w:lang w:val="en-GB"/>
-        </w:rPr>
-        <w:t xml:space="preserve">In this project, I will be developing an application that provides a comprehensive interface for </w:t>
-      </w:r>
-      <w:r>
-        <w:rPr>
-          <w:rFonts w:cs="Times New Roman"/>
-          <w:lang w:val="en-GB"/>
-        </w:rPr>
-        <w:t>its</w:t>
-      </w:r>
-      <w:r>
-        <w:rPr>
-          <w:rFonts w:cs="Times New Roman"/>
-          <w:lang w:val="en-GB"/>
-        </w:rPr>
-        <w:t xml:space="preserve"> users to track their stock investments. </w:t>
-      </w:r>
-      <w:r>
-        <w:rPr>
-          <w:rFonts w:cs="Times New Roman"/>
-          <w:lang w:val="en-GB"/>
-        </w:rPr>
-        <w:t xml:space="preserve">The application </w:t>
-      </w:r>
-      <w:r>
-        <w:rPr>
-          <w:rFonts w:cs="Times New Roman"/>
-          <w:lang w:val="en-GB"/>
-        </w:rPr>
-        <w:t>shall</w:t>
-      </w:r>
-      <w:r>
-        <w:rPr>
-          <w:rFonts w:cs="Times New Roman"/>
-          <w:lang w:val="en-GB"/>
-        </w:rPr>
-        <w:t xml:space="preserve"> include the features of watchlists, stock searching, stock price visualisation, and commenting. </w:t>
-      </w:r>
-      <w:r>
-        <w:rPr>
-          <w:rFonts w:cs="Times New Roman"/>
-          <w:lang w:val="en-GB"/>
-        </w:rPr>
-        <w:t xml:space="preserve">Authentication and authorisation </w:t>
-      </w:r>
-      <w:r>
-        <w:rPr>
-          <w:rFonts w:cs="Times New Roman"/>
-          <w:lang w:val="en-GB"/>
-        </w:rPr>
-        <w:t>shall</w:t>
-      </w:r>
-      <w:r>
-        <w:rPr>
-          <w:rFonts w:cs="Times New Roman"/>
-          <w:lang w:val="en-GB"/>
-        </w:rPr>
-        <w:t xml:space="preserve"> not be implemented for this application. </w:t>
-      </w:r>
-      <w:r>
-        <w:rPr>
-          <w:rFonts w:cs="Times New Roman"/>
-          <w:lang w:val="en-GB"/>
-        </w:rPr>
-        <w:t xml:space="preserve">The application </w:t>
-      </w:r>
-      <w:r>
-        <w:rPr>
-          <w:rFonts w:cs="Times New Roman"/>
-          <w:lang w:val="en-GB"/>
-        </w:rPr>
-        <w:t>shall</w:t>
-      </w:r>
-      <w:r>
-        <w:rPr>
-          <w:rFonts w:cs="Times New Roman"/>
-          <w:lang w:val="en-GB"/>
-        </w:rPr>
-        <w:t xml:space="preserve"> be </w:t>
-      </w:r>
-      <w:r>
-        <w:rPr>
-          <w:rFonts w:cs="Times New Roman"/>
-          <w:lang w:val="en-GB"/>
-        </w:rPr>
-        <w:t>single user</w:t>
-      </w:r>
-      <w:r>
-        <w:rPr>
-          <w:rFonts w:cs="Times New Roman"/>
-          <w:lang w:val="en-GB"/>
-        </w:rPr>
-        <w:t xml:space="preserve"> based</w:t>
-      </w:r>
-      <w:r>
-        <w:rPr>
-          <w:rFonts w:cs="Times New Roman"/>
-          <w:lang w:val="en-GB"/>
-        </w:rPr>
-        <w:t xml:space="preserve">. </w:t>
-      </w:r>
-      <w:r>
-        <w:rPr>
-          <w:rFonts w:cs="Times New Roman"/>
-          <w:lang w:val="en-GB"/>
-        </w:rPr>
-        <w:t xml:space="preserve">The application shall be developed </w:t>
-      </w:r>
-      <w:r>
-        <w:rPr>
-          <w:rFonts w:cs="Times New Roman"/>
-          <w:lang w:val="en-GB"/>
-        </w:rPr>
-        <w:t xml:space="preserve">with Angular and Typescript for its frontend, Spring Boot and Java for its backend and PostgreSQL for its database. </w:t>
-      </w:r>
-      <w:r>
-        <w:rPr>
-          <w:rFonts w:cs="Times New Roman"/>
-          <w:lang w:val="en-GB"/>
-        </w:rPr>
-        <w:t xml:space="preserve">Containerisation shall be done with the help of the </w:t>
-      </w:r>
-      <w:proofErr w:type="spellStart"/>
-      <w:r>
-        <w:rPr>
-          <w:rFonts w:cs="Times New Roman"/>
-          <w:lang w:val="en-GB"/>
-        </w:rPr>
-        <w:t>Podman</w:t>
-      </w:r>
-      <w:proofErr w:type="spellEnd"/>
-      <w:r>
-        <w:rPr>
-          <w:rFonts w:cs="Times New Roman"/>
-          <w:lang w:val="en-GB"/>
-        </w:rPr>
-        <w:t xml:space="preserve"> application. </w:t>
-      </w:r>
-      <w:r>
-        <w:rPr>
-          <w:rFonts w:cs="Times New Roman"/>
-          <w:lang w:val="en-GB"/>
-        </w:rPr>
-        <w:t xml:space="preserve">The application shall be tested thoroughly with Angular component tests, JUnit tests, </w:t>
-      </w:r>
-      <w:r>
-        <w:rPr>
-          <w:rFonts w:cs="Times New Roman"/>
-          <w:lang w:val="en-GB"/>
-        </w:rPr>
-        <w:t xml:space="preserve">integration tests, </w:t>
-      </w:r>
-      <w:r>
-        <w:rPr>
-          <w:rFonts w:cs="Times New Roman"/>
-          <w:lang w:val="en-GB"/>
-        </w:rPr>
-        <w:t>as well as end</w:t>
-      </w:r>
-      <w:r>
-        <w:rPr>
-          <w:rFonts w:cs="Times New Roman"/>
-          <w:lang w:val="en-GB"/>
-        </w:rPr>
-        <w:t>-</w:t>
-      </w:r>
-      <w:r>
-        <w:rPr>
-          <w:rFonts w:cs="Times New Roman"/>
-          <w:lang w:val="en-GB"/>
-        </w:rPr>
-        <w:t>to</w:t>
-      </w:r>
-      <w:r>
-        <w:rPr>
-          <w:rFonts w:cs="Times New Roman"/>
-          <w:lang w:val="en-GB"/>
-        </w:rPr>
-        <w:t>-</w:t>
-      </w:r>
-      <w:r>
-        <w:rPr>
-          <w:rFonts w:cs="Times New Roman"/>
-          <w:lang w:val="en-GB"/>
-        </w:rPr>
-        <w:t xml:space="preserve">end tests. </w:t>
-      </w:r>
-      <w:r>
-        <w:rPr>
-          <w:rFonts w:cs="Times New Roman"/>
-          <w:lang w:val="en-GB"/>
-        </w:rPr>
-        <w:t xml:space="preserve">The database shall be </w:t>
-      </w:r>
-      <w:r>
-        <w:rPr>
-          <w:rFonts w:cs="Times New Roman"/>
-          <w:lang w:val="en-GB"/>
-        </w:rPr>
-        <w:t>run</w:t>
-      </w:r>
-      <w:r>
-        <w:rPr>
-          <w:rFonts w:cs="Times New Roman"/>
-          <w:lang w:val="en-GB"/>
-        </w:rPr>
-        <w:t xml:space="preserve"> in a </w:t>
-      </w:r>
-      <w:proofErr w:type="spellStart"/>
-      <w:r>
-        <w:rPr>
-          <w:rFonts w:cs="Times New Roman"/>
-          <w:lang w:val="en-GB"/>
-        </w:rPr>
-        <w:t>Podman</w:t>
-      </w:r>
-      <w:proofErr w:type="spellEnd"/>
-      <w:r>
-        <w:rPr>
-          <w:rFonts w:cs="Times New Roman"/>
-          <w:lang w:val="en-GB"/>
-        </w:rPr>
-        <w:t xml:space="preserve"> container. </w:t>
-      </w:r>
-      <w:r>
-        <w:rPr>
-          <w:rFonts w:cs="Times New Roman"/>
-          <w:lang w:val="en-GB"/>
-        </w:rPr>
-        <w:t xml:space="preserve">The backend application shall be packaged and executed as a </w:t>
-      </w:r>
-      <w:proofErr w:type="spellStart"/>
-      <w:r>
-        <w:rPr>
-          <w:rFonts w:cs="Times New Roman"/>
-          <w:lang w:val="en-GB"/>
-        </w:rPr>
-        <w:t>Podman</w:t>
-      </w:r>
-      <w:proofErr w:type="spellEnd"/>
-      <w:r>
-        <w:rPr>
-          <w:rFonts w:cs="Times New Roman"/>
-          <w:lang w:val="en-GB"/>
-        </w:rPr>
-        <w:t xml:space="preserve"> container.</w:t>
-      </w:r>
-      <w:r>
-        <w:rPr>
-          <w:rFonts w:cs="Times New Roman"/>
-          <w:lang w:val="en-GB"/>
-        </w:rPr>
-        <w:t xml:space="preserve"> The frontend application </w:t>
-      </w:r>
-      <w:r>
-        <w:rPr>
-          <w:rFonts w:cs="Times New Roman"/>
-          <w:lang w:val="en-GB"/>
-        </w:rPr>
-        <w:t>shall be accessed through a web browser and started locally</w:t>
-      </w:r>
-      <w:r>
-        <w:rPr>
-          <w:rFonts w:cs="Times New Roman"/>
-          <w:lang w:val="en-GB"/>
-        </w:rPr>
-        <w:t xml:space="preserve">. </w:t>
-      </w:r>
-      <w:r>
-        <w:rPr>
-          <w:rFonts w:cs="Times New Roman"/>
-          <w:lang w:val="en-GB"/>
-        </w:rPr>
-        <w:t xml:space="preserve">The application shall not include </w:t>
-      </w:r>
-      <w:r>
-        <w:rPr>
-          <w:rFonts w:cs="Times New Roman"/>
-          <w:lang w:val="en-GB"/>
-        </w:rPr>
-        <w:t xml:space="preserve">real-time stock data tracking, notification functionality, authentication, multi-user functionality, financial transaction functionality, or mobile device support. </w:t>
-      </w:r>
-    </w:p>
-    <w:p>
-      <w:pPr>
-        <w:rPr>
-          <w:rFonts w:cs="Times New Roman"/>
-          <w:color w:val="000000" w:themeColor="text1"/>
-          <w:lang w:val="en-GB"/>
-        </w:rPr>
-      </w:pPr>
-    </w:p>
-    <w:p>
-      <w:pPr>
-        <w:pStyle w:val="Heading3"/>
-        <w:rPr>
-          <w:rFonts w:cs="Times New Roman"/>
-          <w:color w:val="000000" w:themeColor="text1"/>
-          <w:lang w:val="en-GB"/>
-        </w:rPr>
-      </w:pPr>
-      <w:bookmarkStart w:id="46" w:name="_Toc226641840"/>
+      <w:bookmarkStart w:id="46" w:name="_Toc227055266"/>
       <w:r>
         <w:rPr>
           <w:rFonts w:cs="Times New Roman"/>
@@ -9242,7 +9736,7 @@
           <w:lang w:val="en-GB"/>
         </w:rPr>
       </w:pPr>
-      <w:bookmarkStart w:id="47" w:name="_Toc226641841"/>
+      <w:bookmarkStart w:id="47" w:name="_Toc227055267"/>
       <w:r>
         <w:rPr>
           <w:rFonts w:cs="Times New Roman"/>
@@ -9279,7 +9773,6 @@
           <w:rFonts w:cs="Times New Roman"/>
           <w:lang w:val="en-GB"/>
         </w:rPr>
-        <w:lastRenderedPageBreak/>
         <w:t xml:space="preserve">Stock searching my company name might be too difficult due to </w:t>
       </w:r>
       <w:proofErr w:type="spellStart"/>
@@ -9337,7 +9830,7 @@
           <w:lang w:val="en-GB"/>
         </w:rPr>
       </w:pPr>
-      <w:bookmarkStart w:id="48" w:name="_Toc226641842"/>
+      <w:bookmarkStart w:id="48" w:name="_Toc227055268"/>
       <w:r>
         <w:rPr>
           <w:rFonts w:cs="Times New Roman"/>
@@ -9392,7 +9885,7 @@
           <w:lang w:val="en-GB"/>
         </w:rPr>
       </w:pPr>
-      <w:bookmarkStart w:id="49" w:name="_Toc226641843"/>
+      <w:bookmarkStart w:id="49" w:name="_Toc227055269"/>
       <w:r>
         <w:rPr>
           <w:rFonts w:cs="Times New Roman"/>
@@ -9594,6 +10087,7 @@
           <w:rFonts w:cs="Times New Roman"/>
           <w:lang w:val="en-GB"/>
         </w:rPr>
+        <w:lastRenderedPageBreak/>
         <w:t>A stock could potentially belong to multiple watchlists</w:t>
       </w:r>
     </w:p>
@@ -9802,7 +10296,6 @@
           <w:rFonts w:cs="Times New Roman"/>
           <w:lang w:val="en-GB"/>
         </w:rPr>
-        <w:lastRenderedPageBreak/>
         <w:t xml:space="preserve">Second thing I reconsidered was the many </w:t>
       </w:r>
       <w:proofErr w:type="gramStart"/>
@@ -10088,7 +10581,7 @@
           <w:lang w:val="en-GB"/>
         </w:rPr>
       </w:pPr>
-      <w:bookmarkStart w:id="50" w:name="_Toc226641844"/>
+      <w:bookmarkStart w:id="50" w:name="_Toc227055270"/>
       <w:r>
         <w:rPr>
           <w:lang w:val="en-GB"/>
@@ -10128,7 +10621,6 @@
           <w:noProof/>
           <w:lang w:val="en-GB"/>
         </w:rPr>
-        <w:lastRenderedPageBreak/>
         <w:drawing>
           <wp:inline distT="0" distB="0" distL="0" distR="0" wp14:anchorId="04C17BAD" wp14:editId="2ABE5005">
             <wp:extent cx="5760720" cy="1874520"/>
@@ -10308,6 +10800,7 @@
           <w:noProof/>
           <w:lang w:val="en-GB"/>
         </w:rPr>
+        <w:lastRenderedPageBreak/>
         <w:drawing>
           <wp:inline distT="0" distB="0" distL="0" distR="0" wp14:anchorId="44CB76AC" wp14:editId="0301BD8D">
             <wp:extent cx="5760720" cy="1853565"/>
@@ -10436,7 +10929,7 @@
           <w:lang w:val="en-GB"/>
         </w:rPr>
       </w:pPr>
-      <w:bookmarkStart w:id="51" w:name="_Toc226641845"/>
+      <w:bookmarkStart w:id="51" w:name="_Toc227055271"/>
       <w:r>
         <w:rPr>
           <w:lang w:val="en-GB"/>
@@ -10494,7 +10987,6 @@
           <w:noProof/>
           <w:lang w:val="en-GB"/>
         </w:rPr>
-        <w:lastRenderedPageBreak/>
         <w:drawing>
           <wp:inline distT="0" distB="0" distL="0" distR="0" wp14:anchorId="10078DBD" wp14:editId="4A855EA3">
             <wp:extent cx="5760720" cy="1865630"/>
@@ -10600,6 +11092,7 @@
           <w:noProof/>
           <w:lang w:val="en-GB"/>
         </w:rPr>
+        <w:lastRenderedPageBreak/>
         <w:drawing>
           <wp:inline distT="0" distB="0" distL="0" distR="0" wp14:anchorId="24DFF0DA" wp14:editId="0C99D270">
             <wp:extent cx="5760720" cy="2376170"/>
@@ -10736,7 +11229,6 @@
           <w:noProof/>
           <w:lang w:val="en-GB"/>
         </w:rPr>
-        <w:lastRenderedPageBreak/>
         <w:drawing>
           <wp:inline distT="0" distB="0" distL="0" distR="0" wp14:anchorId="61DDC79F" wp14:editId="434A6519">
             <wp:extent cx="5760720" cy="2698115"/>
@@ -10896,6 +11388,7 @@
           <w:noProof/>
           <w:lang w:val="en-GB"/>
         </w:rPr>
+        <w:lastRenderedPageBreak/>
         <w:drawing>
           <wp:inline distT="0" distB="0" distL="0" distR="0" wp14:anchorId="13895FFC" wp14:editId="149F5296">
             <wp:extent cx="5760720" cy="2298700"/>
@@ -11030,7 +11523,7 @@
           <w:lang w:val="en-GB"/>
         </w:rPr>
       </w:pPr>
-      <w:bookmarkStart w:id="52" w:name="_Toc226641846"/>
+      <w:bookmarkStart w:id="52" w:name="_Toc227055272"/>
       <w:r>
         <w:rPr>
           <w:lang w:val="en-GB"/>
@@ -11245,6 +11738,7 @@
         <w:rPr>
           <w:lang w:val="en-GB"/>
         </w:rPr>
+        <w:lastRenderedPageBreak/>
         <w:t xml:space="preserve">New mock-ups based on requirements, </w:t>
       </w:r>
       <w:r>
@@ -11569,7 +12063,6 @@
           <w:noProof/>
           <w:lang w:val="en-GB"/>
         </w:rPr>
-        <w:lastRenderedPageBreak/>
         <w:drawing>
           <wp:inline distT="0" distB="0" distL="0" distR="0" wp14:anchorId="40DE063C" wp14:editId="476151DE">
             <wp:extent cx="2856015" cy="1684583"/>
@@ -11669,11 +12162,12 @@
           <w:lang w:val="en-GB"/>
         </w:rPr>
       </w:pPr>
-      <w:bookmarkStart w:id="53" w:name="_Toc226641847"/>
-      <w:r>
-        <w:rPr>
-          <w:lang w:val="en-GB"/>
-        </w:rPr>
+      <w:bookmarkStart w:id="53" w:name="_Toc227055273"/>
+      <w:r>
+        <w:rPr>
+          <w:lang w:val="en-GB"/>
+        </w:rPr>
+        <w:lastRenderedPageBreak/>
         <w:t xml:space="preserve">Backend </w:t>
       </w:r>
       <w:r>
@@ -11688,25 +12182,25 @@
         </w:rPr>
         <w:t>endpoints definition</w:t>
       </w:r>
+      <w:r>
+        <w:rPr>
+          <w:lang w:val="en-GB"/>
+        </w:rPr>
+        <w:t xml:space="preserve"> TODO !!!</w:t>
+      </w:r>
+      <w:r>
+        <w:rPr>
+          <w:lang w:val="en-GB"/>
+        </w:rPr>
+        <w:t xml:space="preserve"> update when swagger is don</w:t>
+      </w:r>
+      <w:r>
+        <w:rPr>
+          <w:lang w:val="en-GB"/>
+        </w:rPr>
+        <w:t>e</w:t>
+      </w:r>
       <w:bookmarkEnd w:id="53"/>
-      <w:r>
-        <w:rPr>
-          <w:lang w:val="en-GB"/>
-        </w:rPr>
-        <w:t xml:space="preserve"> TODO !!!</w:t>
-      </w:r>
-      <w:r>
-        <w:rPr>
-          <w:lang w:val="en-GB"/>
-        </w:rPr>
-        <w:t xml:space="preserve"> update when swagger is don</w:t>
-      </w:r>
-      <w:r>
-        <w:rPr>
-          <w:lang w:val="en-GB"/>
-        </w:rPr>
-        <w:t>e</w:t>
-      </w:r>
     </w:p>
     <w:p>
       <w:pPr>
@@ -12062,7 +12556,7 @@
         <w:rPr>
           <w:lang w:val="en-GB"/>
         </w:rPr>
-        <w:t>updateWatchlists</w:t>
+        <w:t>updateWatchlist</w:t>
       </w:r>
       <w:proofErr w:type="spellEnd"/>
       <w:r>
@@ -12138,12 +12632,14 @@
           <w:lang w:val="en-GB"/>
         </w:rPr>
       </w:pPr>
+      <w:bookmarkStart w:id="54" w:name="_Toc227055274"/>
       <w:r>
         <w:rPr>
           <w:lang w:val="en-GB"/>
         </w:rPr>
         <w:t>Implementation concept</w:t>
       </w:r>
+      <w:bookmarkEnd w:id="54"/>
     </w:p>
     <w:p>
       <w:pPr>
@@ -12182,81 +12678,81 @@
         <w:rPr>
           <w:lang w:val="en-GB"/>
         </w:rPr>
+        <w:t xml:space="preserve">The frontend will be developed with Angular and TypeScript. The frontend will be responsible for displaying the user interface, receiving user input and sending requests to the backend. </w:t>
+      </w:r>
+    </w:p>
+    <w:p>
+      <w:pPr>
+        <w:rPr>
+          <w:lang w:val="en-GB"/>
+        </w:rPr>
+      </w:pPr>
+    </w:p>
+    <w:p>
+      <w:pPr>
+        <w:rPr>
+          <w:lang w:val="en-GB"/>
+        </w:rPr>
+      </w:pPr>
+      <w:r>
+        <w:rPr>
+          <w:lang w:val="en-GB"/>
+        </w:rPr>
+        <w:t xml:space="preserve">The backend will be developed with Java and Spring Boot. It will be responsible for processing requests, validating input, and for fetching data from an external data source for market data. </w:t>
+      </w:r>
+    </w:p>
+    <w:p>
+      <w:pPr>
+        <w:rPr>
+          <w:lang w:val="en-GB"/>
+        </w:rPr>
+      </w:pPr>
+    </w:p>
+    <w:p>
+      <w:pPr>
+        <w:rPr>
+          <w:lang w:val="en-GB"/>
+        </w:rPr>
+      </w:pPr>
+      <w:r>
+        <w:rPr>
+          <w:lang w:val="en-GB"/>
+        </w:rPr>
+        <w:t xml:space="preserve">The database will be setup as a PostgreSQL database and ran in a </w:t>
+      </w:r>
+      <w:proofErr w:type="spellStart"/>
+      <w:r>
+        <w:rPr>
+          <w:lang w:val="en-GB"/>
+        </w:rPr>
+        <w:t>Podman</w:t>
+      </w:r>
+      <w:proofErr w:type="spellEnd"/>
+      <w:r>
+        <w:rPr>
+          <w:lang w:val="en-GB"/>
+        </w:rPr>
+        <w:t xml:space="preserve"> container. </w:t>
+      </w:r>
+    </w:p>
+    <w:p>
+      <w:pPr>
+        <w:rPr>
+          <w:lang w:val="en-GB"/>
+        </w:rPr>
+      </w:pPr>
+    </w:p>
+    <w:p>
+      <w:pPr>
+        <w:rPr>
+          <w:lang w:val="en-GB"/>
+        </w:rPr>
+      </w:pPr>
+      <w:r>
+        <w:rPr>
+          <w:lang w:val="en-GB"/>
+        </w:rPr>
         <w:lastRenderedPageBreak/>
-        <w:t xml:space="preserve">The frontend will be developed with Angular and TypeScript. The frontend will be responsible for displaying the user interface, receiving user input and sending requests to the backend. </w:t>
-      </w:r>
-    </w:p>
-    <w:p>
-      <w:pPr>
-        <w:rPr>
-          <w:lang w:val="en-GB"/>
-        </w:rPr>
-      </w:pPr>
-    </w:p>
-    <w:p>
-      <w:pPr>
-        <w:rPr>
-          <w:lang w:val="en-GB"/>
-        </w:rPr>
-      </w:pPr>
-      <w:r>
-        <w:rPr>
-          <w:lang w:val="en-GB"/>
-        </w:rPr>
-        <w:t xml:space="preserve">The backend will be developed with Java and Spring Boot. It will be responsible for processing requests, validating input, and for fetching data from an external data source for market data. </w:t>
-      </w:r>
-    </w:p>
-    <w:p>
-      <w:pPr>
-        <w:rPr>
-          <w:lang w:val="en-GB"/>
-        </w:rPr>
-      </w:pPr>
-    </w:p>
-    <w:p>
-      <w:pPr>
-        <w:rPr>
-          <w:lang w:val="en-GB"/>
-        </w:rPr>
-      </w:pPr>
-      <w:r>
-        <w:rPr>
-          <w:lang w:val="en-GB"/>
-        </w:rPr>
-        <w:t xml:space="preserve">The database will be setup as a PostgreSQL database and ran in a </w:t>
-      </w:r>
-      <w:proofErr w:type="spellStart"/>
-      <w:r>
-        <w:rPr>
-          <w:lang w:val="en-GB"/>
-        </w:rPr>
-        <w:t>Podman</w:t>
-      </w:r>
-      <w:proofErr w:type="spellEnd"/>
-      <w:r>
-        <w:rPr>
-          <w:lang w:val="en-GB"/>
-        </w:rPr>
-        <w:t xml:space="preserve"> container. </w:t>
-      </w:r>
-    </w:p>
-    <w:p>
-      <w:pPr>
-        <w:rPr>
-          <w:lang w:val="en-GB"/>
-        </w:rPr>
-      </w:pPr>
-    </w:p>
-    <w:p>
-      <w:pPr>
-        <w:rPr>
-          <w:lang w:val="en-GB"/>
-        </w:rPr>
-      </w:pPr>
-      <w:r>
-        <w:rPr>
-          <w:lang w:val="en-GB"/>
-        </w:rPr>
         <w:t xml:space="preserve">The planned data flow would look as follows: The user interacts with the frontend Angular application, the frontend sends requests to the backend Spring Boot application as HTTP requests and received by REST endpoints, then the backend application processes the requests and handles them by reading from, altering the PostgreSQL database, or by accessing market data from third party market data APIs. The frontend would then display the data in a way that is easy to understand, for example in charts or watchlist details. </w:t>
       </w:r>
     </w:p>
@@ -12276,7 +12772,7 @@
           <w:lang w:val="en-GB"/>
         </w:rPr>
       </w:pPr>
-      <w:bookmarkStart w:id="54" w:name="_Toc226641848"/>
+      <w:bookmarkStart w:id="55" w:name="_Toc227055275"/>
       <w:r>
         <w:rPr>
           <w:rFonts w:cs="Times New Roman"/>
@@ -12285,7 +12781,7 @@
         </w:rPr>
         <w:t>Test concept</w:t>
       </w:r>
-      <w:bookmarkEnd w:id="54"/>
+      <w:bookmarkEnd w:id="55"/>
     </w:p>
     <w:p>
       <w:pPr>
@@ -12480,7 +12976,7 @@
           <w:lang w:val="en-GB"/>
         </w:rPr>
       </w:pPr>
-      <w:bookmarkStart w:id="55" w:name="_Toc226641849"/>
+      <w:bookmarkStart w:id="56" w:name="_Toc227055276"/>
       <w:r>
         <w:rPr>
           <w:rFonts w:cs="Times New Roman"/>
@@ -12515,7 +13011,7 @@
         </w:rPr>
         <w:t>)</w:t>
       </w:r>
-      <w:bookmarkEnd w:id="55"/>
+      <w:bookmarkEnd w:id="56"/>
     </w:p>
     <w:p>
       <w:pPr>
@@ -12535,7 +13031,7 @@
           <w:lang w:val="en-GB"/>
         </w:rPr>
       </w:pPr>
-      <w:bookmarkStart w:id="56" w:name="_Toc226641850"/>
+      <w:bookmarkStart w:id="57" w:name="_Toc227055277"/>
       <w:r>
         <w:rPr>
           <w:rFonts w:cs="Times New Roman"/>
@@ -12553,7 +13049,7 @@
         </w:rPr>
         <w:t>single-user</w:t>
       </w:r>
-      <w:bookmarkEnd w:id="56"/>
+      <w:bookmarkEnd w:id="57"/>
       <w:proofErr w:type="gramEnd"/>
     </w:p>
     <w:p>
@@ -12610,14 +13106,14 @@
           <w:lang w:val="en-GB"/>
         </w:rPr>
       </w:pPr>
-      <w:bookmarkStart w:id="57" w:name="_Toc226641851"/>
+      <w:bookmarkStart w:id="58" w:name="_Toc227055278"/>
       <w:r>
         <w:rPr>
           <w:lang w:val="en-GB"/>
         </w:rPr>
         <w:t>Which Graph library</w:t>
       </w:r>
-      <w:bookmarkEnd w:id="57"/>
+      <w:bookmarkEnd w:id="58"/>
     </w:p>
     <w:p>
       <w:pPr>
@@ -12680,14 +13176,14 @@
           <w:lang w:val="en-GB"/>
         </w:rPr>
       </w:pPr>
-      <w:bookmarkStart w:id="58" w:name="_Toc226641852"/>
+      <w:bookmarkStart w:id="59" w:name="_Toc227055279"/>
       <w:r>
         <w:rPr>
           <w:lang w:val="en-GB"/>
         </w:rPr>
         <w:t>Which stock data API</w:t>
       </w:r>
-      <w:bookmarkEnd w:id="58"/>
+      <w:bookmarkEnd w:id="59"/>
     </w:p>
     <w:p>
       <w:pPr>
@@ -12836,6 +13332,23 @@
           <w:lang w:val="en-GB"/>
         </w:rPr>
         <w:t>Stock data source decision matrix (5pt max.):</w:t>
+      </w:r>
+    </w:p>
+    <w:p>
+      <w:pPr>
+        <w:rPr>
+          <w:sz w:val="48"/>
+          <w:szCs w:val="48"/>
+          <w:lang w:val="en-GB"/>
+        </w:rPr>
+      </w:pPr>
+      <w:r>
+        <w:rPr>
+          <w:sz w:val="48"/>
+          <w:szCs w:val="48"/>
+          <w:lang w:val="en-GB"/>
+        </w:rPr>
+        <w:t>TODO – explain calculation formula</w:t>
       </w:r>
     </w:p>
     <w:tbl>
@@ -13133,7 +13646,6 @@
               <w:rPr>
                 <w:lang w:val="en-GB"/>
               </w:rPr>
-              <w:lastRenderedPageBreak/>
               <w:t>Legally compliant</w:t>
             </w:r>
           </w:p>
@@ -13707,12 +14219,14 @@
           <w:lang w:val="en-GB"/>
         </w:rPr>
       </w:pPr>
+      <w:bookmarkStart w:id="60" w:name="_Toc227055280"/>
       <w:r>
         <w:rPr>
           <w:lang w:val="en-GB"/>
         </w:rPr>
         <w:t>Vertical or horizontal scrolling</w:t>
       </w:r>
+      <w:bookmarkEnd w:id="60"/>
     </w:p>
     <w:p>
       <w:pPr>
@@ -13863,12 +14377,14 @@
           <w:lang w:val="en-GB"/>
         </w:rPr>
       </w:pPr>
+      <w:bookmarkStart w:id="61" w:name="_Toc227055281"/>
       <w:r>
         <w:rPr>
           <w:lang w:val="en-GB"/>
         </w:rPr>
         <w:t>Data structure</w:t>
       </w:r>
+      <w:bookmarkEnd w:id="61"/>
     </w:p>
     <w:p>
       <w:pPr>
@@ -13885,6 +14401,7 @@
           <w:lang w:val="en-GB"/>
         </w:rPr>
       </w:pPr>
+      <w:bookmarkStart w:id="62" w:name="_Toc227055282"/>
       <w:r>
         <w:rPr>
           <w:lang w:val="en-GB"/>
@@ -13897,14 +14414,22 @@
         </w:rPr>
         <w:t>structure</w:t>
       </w:r>
-    </w:p>
-    <w:p>
-      <w:pPr>
-        <w:rPr>
-          <w:rFonts w:cs="Times New Roman"/>
-          <w:lang w:val="en-GB"/>
-        </w:rPr>
-      </w:pPr>
+      <w:bookmarkEnd w:id="62"/>
+    </w:p>
+    <w:p>
+      <w:pPr>
+        <w:rPr>
+          <w:rFonts w:cs="Times New Roman"/>
+          <w:lang w:val="en-GB"/>
+        </w:rPr>
+      </w:pPr>
+      <w:r>
+        <w:rPr>
+          <w:rFonts w:cs="Times New Roman"/>
+          <w:lang w:val="en-GB"/>
+        </w:rPr>
+        <w:t>TODO – DOCUMENT BOTH THE FINAL FRONTEND STRUCTURE SOLUTION AND THE FOLDER STRUCTURE OF THE FRONTEND CODE BASE</w:t>
+      </w:r>
     </w:p>
     <w:p>
       <w:pPr>
@@ -13913,6 +14438,7 @@
           <w:lang w:val="en-GB"/>
         </w:rPr>
       </w:pPr>
+      <w:bookmarkStart w:id="63" w:name="_Toc227055283"/>
       <w:r>
         <w:rPr>
           <w:lang w:val="en-GB"/>
@@ -13925,14 +14451,22 @@
         </w:rPr>
         <w:t>structure</w:t>
       </w:r>
-    </w:p>
-    <w:p>
-      <w:pPr>
-        <w:rPr>
-          <w:rFonts w:cs="Times New Roman"/>
-          <w:lang w:val="en-GB"/>
-        </w:rPr>
-      </w:pPr>
+      <w:bookmarkEnd w:id="63"/>
+    </w:p>
+    <w:p>
+      <w:pPr>
+        <w:rPr>
+          <w:rFonts w:cs="Times New Roman"/>
+          <w:lang w:val="en-GB"/>
+        </w:rPr>
+      </w:pPr>
+      <w:r>
+        <w:rPr>
+          <w:rFonts w:cs="Times New Roman"/>
+          <w:lang w:val="en-GB"/>
+        </w:rPr>
+        <w:t>TODO – DOCUMENT BOTH THE FINAL BACKEND STRUCTURE AND THE PACKAGE STRUCTURE OF THE SPRING BOOT APPLICATION (THE TARGET STATE)</w:t>
+      </w:r>
     </w:p>
     <w:p>
       <w:pPr>
@@ -13943,7 +14477,7 @@
           <w:lang w:val="en-GB"/>
         </w:rPr>
       </w:pPr>
-      <w:bookmarkStart w:id="59" w:name="_Toc226641853"/>
+      <w:bookmarkStart w:id="64" w:name="_Toc227055284"/>
       <w:r>
         <w:rPr>
           <w:rFonts w:cs="Times New Roman"/>
@@ -13970,7 +14504,7 @@
         </w:rPr>
         <w:t>)</w:t>
       </w:r>
-      <w:bookmarkEnd w:id="59"/>
+      <w:bookmarkEnd w:id="64"/>
     </w:p>
     <w:p>
       <w:pPr>
@@ -13990,7 +14524,7 @@
           <w:lang w:val="en-GB"/>
         </w:rPr>
       </w:pPr>
-      <w:bookmarkStart w:id="60" w:name="_Toc226641854"/>
+      <w:bookmarkStart w:id="65" w:name="_Toc227055285"/>
       <w:r>
         <w:rPr>
           <w:rFonts w:cs="Times New Roman"/>
@@ -13999,7 +14533,7 @@
         </w:rPr>
         <w:t>Environment and structure</w:t>
       </w:r>
-      <w:bookmarkEnd w:id="60"/>
+      <w:bookmarkEnd w:id="65"/>
     </w:p>
     <w:p>
       <w:pPr>
@@ -14019,7 +14553,94 @@
           <w:lang w:val="en-GB"/>
         </w:rPr>
       </w:pPr>
-      <w:bookmarkStart w:id="61" w:name="_Toc226641855"/>
+      <w:bookmarkStart w:id="66" w:name="_Toc227055286"/>
+      <w:r>
+        <w:rPr>
+          <w:rFonts w:cs="Times New Roman"/>
+          <w:color w:val="000000" w:themeColor="text1"/>
+          <w:lang w:val="en-GB"/>
+        </w:rPr>
+        <w:t>Database</w:t>
+      </w:r>
+      <w:bookmarkEnd w:id="66"/>
+    </w:p>
+    <w:p>
+      <w:pPr>
+        <w:rPr>
+          <w:rFonts w:cs="Times New Roman"/>
+          <w:color w:val="000000" w:themeColor="text1"/>
+          <w:lang w:val="en-GB"/>
+        </w:rPr>
+      </w:pPr>
+    </w:p>
+    <w:p>
+      <w:pPr>
+        <w:pStyle w:val="Heading3"/>
+        <w:rPr>
+          <w:rFonts w:cs="Times New Roman"/>
+          <w:color w:val="000000" w:themeColor="text1"/>
+          <w:lang w:val="en-GB"/>
+        </w:rPr>
+      </w:pPr>
+      <w:bookmarkStart w:id="67" w:name="_Toc227055287"/>
+      <w:r>
+        <w:rPr>
+          <w:rFonts w:cs="Times New Roman"/>
+          <w:color w:val="000000" w:themeColor="text1"/>
+          <w:lang w:val="en-GB"/>
+        </w:rPr>
+        <w:t>Backend</w:t>
+      </w:r>
+      <w:bookmarkEnd w:id="67"/>
+    </w:p>
+    <w:p>
+      <w:pPr>
+        <w:rPr>
+          <w:rFonts w:cs="Times New Roman"/>
+          <w:color w:val="000000" w:themeColor="text1"/>
+          <w:lang w:val="en-GB"/>
+        </w:rPr>
+      </w:pPr>
+    </w:p>
+    <w:p>
+      <w:pPr>
+        <w:pStyle w:val="Heading3"/>
+        <w:rPr>
+          <w:rFonts w:cs="Times New Roman"/>
+          <w:color w:val="000000" w:themeColor="text1"/>
+          <w:lang w:val="en-GB"/>
+        </w:rPr>
+      </w:pPr>
+      <w:bookmarkStart w:id="68" w:name="_Toc227055288"/>
+      <w:r>
+        <w:rPr>
+          <w:rFonts w:cs="Times New Roman"/>
+          <w:color w:val="000000" w:themeColor="text1"/>
+          <w:lang w:val="en-GB"/>
+        </w:rPr>
+        <w:t>Frontend</w:t>
+      </w:r>
+      <w:bookmarkEnd w:id="68"/>
+    </w:p>
+    <w:p>
+      <w:pPr>
+        <w:rPr>
+          <w:rFonts w:cs="Times New Roman"/>
+          <w:color w:val="000000" w:themeColor="text1"/>
+          <w:lang w:val="en-GB"/>
+        </w:rPr>
+      </w:pPr>
+    </w:p>
+    <w:p>
+      <w:pPr>
+        <w:pStyle w:val="Heading3"/>
+        <w:rPr>
+          <w:rFonts w:cs="Times New Roman"/>
+          <w:color w:val="000000" w:themeColor="text1"/>
+          <w:lang w:val="en-GB"/>
+        </w:rPr>
+      </w:pPr>
+      <w:bookmarkStart w:id="69" w:name="_Toc227055289"/>
       <w:r>
         <w:rPr>
           <w:rFonts w:cs="Times New Roman"/>
@@ -14027,9 +14648,9 @@
           <w:lang w:val="en-GB"/>
         </w:rPr>
         <w:lastRenderedPageBreak/>
-        <w:t>Database</w:t>
-      </w:r>
-      <w:bookmarkEnd w:id="61"/>
+        <w:t>Containerisation</w:t>
+      </w:r>
+      <w:bookmarkEnd w:id="69"/>
     </w:p>
     <w:p>
       <w:pPr>
@@ -14049,16 +14670,63 @@
           <w:lang w:val="en-GB"/>
         </w:rPr>
       </w:pPr>
-      <w:bookmarkStart w:id="62" w:name="_Toc226641856"/>
-      <w:r>
-        <w:rPr>
-          <w:rFonts w:cs="Times New Roman"/>
-          <w:color w:val="000000" w:themeColor="text1"/>
-          <w:lang w:val="en-GB"/>
-        </w:rPr>
-        <w:t>Backend</w:t>
-      </w:r>
-      <w:bookmarkEnd w:id="62"/>
+      <w:bookmarkStart w:id="70" w:name="_Toc227055290"/>
+      <w:r>
+        <w:rPr>
+          <w:rFonts w:cs="Times New Roman"/>
+          <w:color w:val="000000" w:themeColor="text1"/>
+          <w:lang w:val="en-GB"/>
+        </w:rPr>
+        <w:t>Testing</w:t>
+      </w:r>
+      <w:bookmarkEnd w:id="70"/>
+    </w:p>
+    <w:p>
+      <w:pPr>
+        <w:rPr>
+          <w:rFonts w:cs="Times New Roman"/>
+          <w:color w:val="000000" w:themeColor="text1"/>
+          <w:lang w:val="en-GB"/>
+        </w:rPr>
+      </w:pPr>
+    </w:p>
+    <w:p>
+      <w:pPr>
+        <w:pStyle w:val="Heading2"/>
+        <w:rPr>
+          <w:rFonts w:cs="Times New Roman"/>
+          <w:color w:val="000000" w:themeColor="text1"/>
+          <w:lang w:val="en-GB"/>
+        </w:rPr>
+      </w:pPr>
+      <w:bookmarkStart w:id="71" w:name="_Toc227055291"/>
+      <w:r>
+        <w:rPr>
+          <w:rFonts w:cs="Times New Roman"/>
+          <w:color w:val="000000" w:themeColor="text1"/>
+          <w:lang w:val="en-GB"/>
+        </w:rPr>
+        <w:t>Control (</w:t>
+      </w:r>
+      <w:proofErr w:type="spellStart"/>
+      <w:r>
+        <w:rPr>
+          <w:rFonts w:cs="Times New Roman"/>
+          <w:color w:val="000000" w:themeColor="text1"/>
+          <w:lang w:val="en-GB"/>
+        </w:rPr>
+        <w:t>Kontrollieren</w:t>
+      </w:r>
+      <w:proofErr w:type="spellEnd"/>
+      <w:r>
+        <w:rPr>
+          <w:rFonts w:cs="Times New Roman"/>
+          <w:color w:val="000000" w:themeColor="text1"/>
+          <w:lang w:val="en-GB"/>
+        </w:rPr>
+        <w:t>)</w:t>
+      </w:r>
+      <w:bookmarkEnd w:id="71"/>
     </w:p>
     <w:p>
       <w:pPr>
@@ -14078,80 +14746,20 @@
           <w:lang w:val="en-GB"/>
         </w:rPr>
       </w:pPr>
-      <w:bookmarkStart w:id="63" w:name="_Toc226641857"/>
-      <w:r>
-        <w:rPr>
-          <w:rFonts w:cs="Times New Roman"/>
-          <w:color w:val="000000" w:themeColor="text1"/>
-          <w:lang w:val="en-GB"/>
-        </w:rPr>
-        <w:t>Frontend</w:t>
-      </w:r>
-      <w:bookmarkEnd w:id="63"/>
-    </w:p>
-    <w:p>
-      <w:pPr>
-        <w:rPr>
-          <w:rFonts w:cs="Times New Roman"/>
-          <w:color w:val="000000" w:themeColor="text1"/>
-          <w:lang w:val="en-GB"/>
-        </w:rPr>
-      </w:pPr>
-    </w:p>
-    <w:p>
-      <w:pPr>
-        <w:pStyle w:val="Heading3"/>
-        <w:rPr>
-          <w:rFonts w:cs="Times New Roman"/>
-          <w:color w:val="000000" w:themeColor="text1"/>
-          <w:lang w:val="en-GB"/>
-        </w:rPr>
-      </w:pPr>
-      <w:bookmarkStart w:id="64" w:name="_Toc226641858"/>
-      <w:r>
-        <w:rPr>
-          <w:rFonts w:cs="Times New Roman"/>
-          <w:color w:val="000000" w:themeColor="text1"/>
-          <w:lang w:val="en-GB"/>
-        </w:rPr>
-        <w:t>Containerisation</w:t>
-      </w:r>
-      <w:bookmarkEnd w:id="64"/>
-    </w:p>
-    <w:p>
-      <w:pPr>
-        <w:rPr>
-          <w:rFonts w:cs="Times New Roman"/>
-          <w:color w:val="000000" w:themeColor="text1"/>
-          <w:lang w:val="en-GB"/>
-        </w:rPr>
-      </w:pPr>
-    </w:p>
-    <w:p>
-      <w:pPr>
-        <w:pStyle w:val="Heading3"/>
-        <w:rPr>
-          <w:rFonts w:cs="Times New Roman"/>
-          <w:color w:val="000000" w:themeColor="text1"/>
-          <w:lang w:val="en-GB"/>
-        </w:rPr>
-      </w:pPr>
-      <w:bookmarkStart w:id="65" w:name="_Toc226641859"/>
-      <w:r>
-        <w:rPr>
-          <w:rFonts w:cs="Times New Roman"/>
-          <w:color w:val="000000" w:themeColor="text1"/>
-          <w:lang w:val="en-GB"/>
-        </w:rPr>
-        <w:t>Testing</w:t>
-      </w:r>
-      <w:bookmarkEnd w:id="65"/>
-    </w:p>
-    <w:p>
-      <w:pPr>
-        <w:rPr>
-          <w:rFonts w:cs="Times New Roman"/>
-          <w:color w:val="000000" w:themeColor="text1"/>
+      <w:bookmarkStart w:id="72" w:name="_Toc227055292"/>
+      <w:r>
+        <w:rPr>
+          <w:rFonts w:cs="Times New Roman"/>
+          <w:color w:val="000000" w:themeColor="text1"/>
+          <w:lang w:val="en-GB"/>
+        </w:rPr>
+        <w:t>Test protocol</w:t>
+      </w:r>
+      <w:bookmarkEnd w:id="72"/>
+    </w:p>
+    <w:p>
+      <w:pPr>
+        <w:rPr>
           <w:lang w:val="en-GB"/>
         </w:rPr>
       </w:pPr>
@@ -14160,105 +14768,31 @@
       <w:pPr>
         <w:pStyle w:val="Heading2"/>
         <w:rPr>
-          <w:rFonts w:cs="Times New Roman"/>
-          <w:color w:val="000000" w:themeColor="text1"/>
-          <w:lang w:val="en-GB"/>
-        </w:rPr>
-      </w:pPr>
-      <w:bookmarkStart w:id="66" w:name="_Toc226641860"/>
-      <w:r>
-        <w:rPr>
-          <w:rFonts w:cs="Times New Roman"/>
-          <w:color w:val="000000" w:themeColor="text1"/>
-          <w:lang w:val="en-GB"/>
-        </w:rPr>
-        <w:t>Control (</w:t>
+          <w:lang w:val="en-GB"/>
+        </w:rPr>
+      </w:pPr>
+      <w:bookmarkStart w:id="73" w:name="_Toc227055293"/>
+      <w:r>
+        <w:rPr>
+          <w:lang w:val="en-GB"/>
+        </w:rPr>
+        <w:t>Evaluate (</w:t>
       </w:r>
       <w:proofErr w:type="spellStart"/>
       <w:r>
         <w:rPr>
-          <w:rFonts w:cs="Times New Roman"/>
-          <w:color w:val="000000" w:themeColor="text1"/>
-          <w:lang w:val="en-GB"/>
-        </w:rPr>
-        <w:t>Kontrollieren</w:t>
+          <w:lang w:val="en-GB"/>
+        </w:rPr>
+        <w:t>Auswerten</w:t>
       </w:r>
       <w:proofErr w:type="spellEnd"/>
       <w:r>
         <w:rPr>
-          <w:rFonts w:cs="Times New Roman"/>
-          <w:color w:val="000000" w:themeColor="text1"/>
           <w:lang w:val="en-GB"/>
         </w:rPr>
         <w:t>)</w:t>
       </w:r>
-      <w:bookmarkEnd w:id="66"/>
-    </w:p>
-    <w:p>
-      <w:pPr>
-        <w:rPr>
-          <w:rFonts w:cs="Times New Roman"/>
-          <w:color w:val="000000" w:themeColor="text1"/>
-          <w:lang w:val="en-GB"/>
-        </w:rPr>
-      </w:pPr>
-    </w:p>
-    <w:p>
-      <w:pPr>
-        <w:pStyle w:val="Heading3"/>
-        <w:rPr>
-          <w:rFonts w:cs="Times New Roman"/>
-          <w:color w:val="000000" w:themeColor="text1"/>
-          <w:lang w:val="en-GB"/>
-        </w:rPr>
-      </w:pPr>
-      <w:bookmarkStart w:id="67" w:name="_Toc226641861"/>
-      <w:r>
-        <w:rPr>
-          <w:rFonts w:cs="Times New Roman"/>
-          <w:color w:val="000000" w:themeColor="text1"/>
-          <w:lang w:val="en-GB"/>
-        </w:rPr>
-        <w:t>Test protocol</w:t>
-      </w:r>
-      <w:bookmarkEnd w:id="67"/>
-    </w:p>
-    <w:p>
-      <w:pPr>
-        <w:rPr>
-          <w:lang w:val="en-GB"/>
-        </w:rPr>
-      </w:pPr>
-    </w:p>
-    <w:p>
-      <w:pPr>
-        <w:pStyle w:val="Heading2"/>
-        <w:rPr>
-          <w:lang w:val="en-GB"/>
-        </w:rPr>
-      </w:pPr>
-      <w:bookmarkStart w:id="68" w:name="_Toc226641862"/>
-      <w:r>
-        <w:rPr>
-          <w:lang w:val="en-GB"/>
-        </w:rPr>
-        <w:t>Evaluate (</w:t>
-      </w:r>
-      <w:proofErr w:type="spellStart"/>
-      <w:r>
-        <w:rPr>
-          <w:lang w:val="en-GB"/>
-        </w:rPr>
-        <w:t>Auswerten</w:t>
-      </w:r>
-      <w:proofErr w:type="spellEnd"/>
-      <w:r>
-        <w:rPr>
-          <w:lang w:val="en-GB"/>
-        </w:rPr>
-        <w:t>)</w:t>
-      </w:r>
-      <w:bookmarkEnd w:id="68"/>
+      <w:bookmarkEnd w:id="73"/>
     </w:p>
     <w:p>
       <w:pPr>
@@ -14278,7 +14812,7 @@
           <w:lang w:val="en-GB"/>
         </w:rPr>
       </w:pPr>
-      <w:bookmarkStart w:id="69" w:name="_Toc226641863"/>
+      <w:bookmarkStart w:id="74" w:name="_Toc227055294"/>
       <w:r>
         <w:rPr>
           <w:rFonts w:cs="Times New Roman"/>
@@ -14287,7 +14821,7 @@
         </w:rPr>
         <w:t>List of illustrations</w:t>
       </w:r>
-      <w:bookmarkEnd w:id="69"/>
+      <w:bookmarkEnd w:id="74"/>
     </w:p>
     <w:p>
       <w:pPr>
@@ -14307,7 +14841,7 @@
           <w:lang w:val="en-GB"/>
         </w:rPr>
       </w:pPr>
-      <w:bookmarkStart w:id="70" w:name="_Toc226641864"/>
+      <w:bookmarkStart w:id="75" w:name="_Toc227055295"/>
       <w:r>
         <w:rPr>
           <w:rFonts w:cs="Times New Roman"/>
@@ -14316,7 +14850,7 @@
         </w:rPr>
         <w:t>List of sources</w:t>
       </w:r>
-      <w:bookmarkEnd w:id="70"/>
+      <w:bookmarkEnd w:id="75"/>
     </w:p>
     <w:p>
       <w:pPr>
@@ -14336,7 +14870,7 @@
           <w:lang w:val="en-GB"/>
         </w:rPr>
       </w:pPr>
-      <w:bookmarkStart w:id="71" w:name="_Toc226641865"/>
+      <w:bookmarkStart w:id="76" w:name="_Toc227055296"/>
       <w:r>
         <w:rPr>
           <w:rFonts w:cs="Times New Roman"/>
@@ -14345,7 +14879,7 @@
         </w:rPr>
         <w:t>Glossary</w:t>
       </w:r>
-      <w:bookmarkEnd w:id="71"/>
+      <w:bookmarkEnd w:id="76"/>
     </w:p>
     <w:p>
       <w:pPr>
@@ -14365,7 +14899,7 @@
           <w:lang w:val="en-GB"/>
         </w:rPr>
       </w:pPr>
-      <w:bookmarkStart w:id="72" w:name="_Toc226641866"/>
+      <w:bookmarkStart w:id="77" w:name="_Toc227055297"/>
       <w:r>
         <w:rPr>
           <w:rFonts w:cs="Times New Roman"/>
@@ -14374,7 +14908,7 @@
         </w:rPr>
         <w:t>Attachment</w:t>
       </w:r>
-      <w:bookmarkEnd w:id="72"/>
+      <w:bookmarkEnd w:id="77"/>
     </w:p>
     <w:p>
       <w:pPr>
@@ -14963,6 +15497,119 @@
     </w:lvl>
   </w:abstractNum>
   <w:abstractNum w:abstractNumId="5" w15:restartNumberingAfterBreak="0">
+    <w:nsid w:val="101F1752"/>
+    <w:multiLevelType w:val="hybridMultilevel"/>
+    <w:tmpl w:val="B55C0152"/>
+    <w:lvl w:ilvl="0" w:tplc="08070001">
+      <w:start w:val="1"/>
+      <w:numFmt w:val="bullet"/>
+      <w:lvlText w:val=""/>
+      <w:lvlJc w:val="left"/>
+      <w:pPr>
+        <w:ind w:left="720" w:hanging="360"/>
+      </w:pPr>
+      <w:rPr>
+        <w:rFonts w:ascii="Symbol" w:hAnsi="Symbol" w:hint="default"/>
+      </w:rPr>
+    </w:lvl>
+    <w:lvl w:ilvl="1" w:tplc="08070003" w:tentative="1">
+      <w:start w:val="1"/>
+      <w:numFmt w:val="bullet"/>
+      <w:lvlText w:val="o"/>
+      <w:lvlJc w:val="left"/>
+      <w:pPr>
+        <w:ind w:left="1440" w:hanging="360"/>
+      </w:pPr>
+      <w:rPr>
+        <w:rFonts w:ascii="Courier New" w:hAnsi="Courier New" w:cs="Courier New" w:hint="default"/>
+      </w:rPr>
+    </w:lvl>
+    <w:lvl w:ilvl="2" w:tplc="08070005" w:tentative="1">
+      <w:start w:val="1"/>
+      <w:numFmt w:val="bullet"/>
+      <w:lvlText w:val=""/>
+      <w:lvlJc w:val="left"/>
+      <w:pPr>
+        <w:ind w:left="2160" w:hanging="360"/>
+      </w:pPr>
+      <w:rPr>
+        <w:rFonts w:ascii="Wingdings" w:hAnsi="Wingdings" w:hint="default"/>
+      </w:rPr>
+    </w:lvl>
+    <w:lvl w:ilvl="3" w:tplc="08070001" w:tentative="1">
+      <w:start w:val="1"/>
+      <w:numFmt w:val="bullet"/>
+      <w:lvlText w:val=""/>
+      <w:lvlJc w:val="left"/>
+      <w:pPr>
+        <w:ind w:left="2880" w:hanging="360"/>
+      </w:pPr>
+      <w:rPr>
+        <w:rFonts w:ascii="Symbol" w:hAnsi="Symbol" w:hint="default"/>
+      </w:rPr>
+    </w:lvl>
+    <w:lvl w:ilvl="4" w:tplc="08070003" w:tentative="1">
+      <w:start w:val="1"/>
+      <w:numFmt w:val="bullet"/>
+      <w:lvlText w:val="o"/>
+      <w:lvlJc w:val="left"/>
+      <w:pPr>
+        <w:ind w:left="3600" w:hanging="360"/>
+      </w:pPr>
+      <w:rPr>
+        <w:rFonts w:ascii="Courier New" w:hAnsi="Courier New" w:cs="Courier New" w:hint="default"/>
+      </w:rPr>
+    </w:lvl>
+    <w:lvl w:ilvl="5" w:tplc="08070005" w:tentative="1">
+      <w:start w:val="1"/>
+      <w:numFmt w:val="bullet"/>
+      <w:lvlText w:val=""/>
+      <w:lvlJc w:val="left"/>
+      <w:pPr>
+        <w:ind w:left="4320" w:hanging="360"/>
+      </w:pPr>
+      <w:rPr>
+        <w:rFonts w:ascii="Wingdings" w:hAnsi="Wingdings" w:hint="default"/>
+      </w:rPr>
+    </w:lvl>
+    <w:lvl w:ilvl="6" w:tplc="08070001" w:tentative="1">
+      <w:start w:val="1"/>
+      <w:numFmt w:val="bullet"/>
+      <w:lvlText w:val=""/>
+      <w:lvlJc w:val="left"/>
+      <w:pPr>
+        <w:ind w:left="5040" w:hanging="360"/>
+      </w:pPr>
+      <w:rPr>
+        <w:rFonts w:ascii="Symbol" w:hAnsi="Symbol" w:hint="default"/>
+      </w:rPr>
+    </w:lvl>
+    <w:lvl w:ilvl="7" w:tplc="08070003" w:tentative="1">
+      <w:start w:val="1"/>
+      <w:numFmt w:val="bullet"/>
+      <w:lvlText w:val="o"/>
+      <w:lvlJc w:val="left"/>
+      <w:pPr>
+        <w:ind w:left="5760" w:hanging="360"/>
+      </w:pPr>
+      <w:rPr>
+        <w:rFonts w:ascii="Courier New" w:hAnsi="Courier New" w:cs="Courier New" w:hint="default"/>
+      </w:rPr>
+    </w:lvl>
+    <w:lvl w:ilvl="8" w:tplc="08070005" w:tentative="1">
+      <w:start w:val="1"/>
+      <w:numFmt w:val="bullet"/>
+      <w:lvlText w:val=""/>
+      <w:lvlJc w:val="left"/>
+      <w:pPr>
+        <w:ind w:left="6480" w:hanging="360"/>
+      </w:pPr>
+      <w:rPr>
+        <w:rFonts w:ascii="Wingdings" w:hAnsi="Wingdings" w:hint="default"/>
+      </w:rPr>
+    </w:lvl>
+  </w:abstractNum>
+  <w:abstractNum w:abstractNumId="6" w15:restartNumberingAfterBreak="0">
     <w:nsid w:val="123941B1"/>
     <w:multiLevelType w:val="hybridMultilevel"/>
     <w:tmpl w:val="DB8AD7B8"/>
@@ -15075,7 +15722,7 @@
       </w:rPr>
     </w:lvl>
   </w:abstractNum>
-  <w:abstractNum w:abstractNumId="6" w15:restartNumberingAfterBreak="0">
+  <w:abstractNum w:abstractNumId="7" w15:restartNumberingAfterBreak="0">
     <w:nsid w:val="1847230C"/>
     <w:multiLevelType w:val="hybridMultilevel"/>
     <w:tmpl w:val="8A4AD902"/>
@@ -15188,7 +15835,7 @@
       </w:rPr>
     </w:lvl>
   </w:abstractNum>
-  <w:abstractNum w:abstractNumId="7" w15:restartNumberingAfterBreak="0">
+  <w:abstractNum w:abstractNumId="8" w15:restartNumberingAfterBreak="0">
     <w:nsid w:val="1A9506EF"/>
     <w:multiLevelType w:val="hybridMultilevel"/>
     <w:tmpl w:val="68306DF2"/>
@@ -15301,7 +15948,7 @@
       </w:rPr>
     </w:lvl>
   </w:abstractNum>
-  <w:abstractNum w:abstractNumId="8" w15:restartNumberingAfterBreak="0">
+  <w:abstractNum w:abstractNumId="9" w15:restartNumberingAfterBreak="0">
     <w:nsid w:val="1B37339D"/>
     <w:multiLevelType w:val="hybridMultilevel"/>
     <w:tmpl w:val="CBDC72A0"/>
@@ -15413,7 +16060,7 @@
       </w:rPr>
     </w:lvl>
   </w:abstractNum>
-  <w:abstractNum w:abstractNumId="9" w15:restartNumberingAfterBreak="0">
+  <w:abstractNum w:abstractNumId="10" w15:restartNumberingAfterBreak="0">
     <w:nsid w:val="1BD85C9D"/>
     <w:multiLevelType w:val="hybridMultilevel"/>
     <w:tmpl w:val="83525BBE"/>
@@ -15526,7 +16173,7 @@
       </w:rPr>
     </w:lvl>
   </w:abstractNum>
-  <w:abstractNum w:abstractNumId="10" w15:restartNumberingAfterBreak="0">
+  <w:abstractNum w:abstractNumId="11" w15:restartNumberingAfterBreak="0">
     <w:nsid w:val="1F73DCD3"/>
     <w:multiLevelType w:val="hybridMultilevel"/>
     <w:tmpl w:val="B11AE600"/>
@@ -15639,7 +16286,7 @@
       </w:rPr>
     </w:lvl>
   </w:abstractNum>
-  <w:abstractNum w:abstractNumId="11" w15:restartNumberingAfterBreak="0">
+  <w:abstractNum w:abstractNumId="12" w15:restartNumberingAfterBreak="0">
     <w:nsid w:val="1F7B7428"/>
     <w:multiLevelType w:val="hybridMultilevel"/>
     <w:tmpl w:val="06D43904"/>
@@ -15752,7 +16399,7 @@
       </w:rPr>
     </w:lvl>
   </w:abstractNum>
-  <w:abstractNum w:abstractNumId="12" w15:restartNumberingAfterBreak="0">
+  <w:abstractNum w:abstractNumId="13" w15:restartNumberingAfterBreak="0">
     <w:nsid w:val="24CE261F"/>
     <w:multiLevelType w:val="hybridMultilevel"/>
     <w:tmpl w:val="39C0D7CC"/>
@@ -15864,7 +16511,7 @@
       </w:rPr>
     </w:lvl>
   </w:abstractNum>
-  <w:abstractNum w:abstractNumId="13" w15:restartNumberingAfterBreak="0">
+  <w:abstractNum w:abstractNumId="14" w15:restartNumberingAfterBreak="0">
     <w:nsid w:val="2C8F317E"/>
     <w:multiLevelType w:val="hybridMultilevel"/>
     <w:tmpl w:val="D4A458D8"/>
@@ -15977,7 +16624,7 @@
       </w:rPr>
     </w:lvl>
   </w:abstractNum>
-  <w:abstractNum w:abstractNumId="14" w15:restartNumberingAfterBreak="0">
+  <w:abstractNum w:abstractNumId="15" w15:restartNumberingAfterBreak="0">
     <w:nsid w:val="30586142"/>
     <w:multiLevelType w:val="hybridMultilevel"/>
     <w:tmpl w:val="C82CB2DE"/>
@@ -16090,7 +16737,7 @@
       </w:rPr>
     </w:lvl>
   </w:abstractNum>
-  <w:abstractNum w:abstractNumId="15" w15:restartNumberingAfterBreak="0">
+  <w:abstractNum w:abstractNumId="16" w15:restartNumberingAfterBreak="0">
     <w:nsid w:val="314729E4"/>
     <w:multiLevelType w:val="hybridMultilevel"/>
     <w:tmpl w:val="7B2E2330"/>
@@ -16203,7 +16850,7 @@
       </w:rPr>
     </w:lvl>
   </w:abstractNum>
-  <w:abstractNum w:abstractNumId="16" w15:restartNumberingAfterBreak="0">
+  <w:abstractNum w:abstractNumId="17" w15:restartNumberingAfterBreak="0">
     <w:nsid w:val="34291E3D"/>
     <w:multiLevelType w:val="hybridMultilevel"/>
     <w:tmpl w:val="5070373E"/>
@@ -16316,7 +16963,7 @@
       </w:rPr>
     </w:lvl>
   </w:abstractNum>
-  <w:abstractNum w:abstractNumId="17" w15:restartNumberingAfterBreak="0">
+  <w:abstractNum w:abstractNumId="18" w15:restartNumberingAfterBreak="0">
     <w:nsid w:val="3D9548F4"/>
     <w:multiLevelType w:val="hybridMultilevel"/>
     <w:tmpl w:val="15A26926"/>
@@ -16428,7 +17075,7 @@
       </w:rPr>
     </w:lvl>
   </w:abstractNum>
-  <w:abstractNum w:abstractNumId="18" w15:restartNumberingAfterBreak="0">
+  <w:abstractNum w:abstractNumId="19" w15:restartNumberingAfterBreak="0">
     <w:nsid w:val="414E0BAA"/>
     <w:multiLevelType w:val="hybridMultilevel"/>
     <w:tmpl w:val="78E2D800"/>
@@ -16541,7 +17188,7 @@
       </w:rPr>
     </w:lvl>
   </w:abstractNum>
-  <w:abstractNum w:abstractNumId="19" w15:restartNumberingAfterBreak="0">
+  <w:abstractNum w:abstractNumId="20" w15:restartNumberingAfterBreak="0">
     <w:nsid w:val="490043CC"/>
     <w:multiLevelType w:val="hybridMultilevel"/>
     <w:tmpl w:val="36BC1278"/>
@@ -16654,7 +17301,7 @@
       </w:rPr>
     </w:lvl>
   </w:abstractNum>
-  <w:abstractNum w:abstractNumId="20" w15:restartNumberingAfterBreak="0">
+  <w:abstractNum w:abstractNumId="21" w15:restartNumberingAfterBreak="0">
     <w:nsid w:val="4B1A64A6"/>
     <w:multiLevelType w:val="hybridMultilevel"/>
     <w:tmpl w:val="E7EE1A24"/>
@@ -16766,7 +17413,7 @@
       </w:rPr>
     </w:lvl>
   </w:abstractNum>
-  <w:abstractNum w:abstractNumId="21" w15:restartNumberingAfterBreak="0">
+  <w:abstractNum w:abstractNumId="22" w15:restartNumberingAfterBreak="0">
     <w:nsid w:val="4F60513A"/>
     <w:multiLevelType w:val="hybridMultilevel"/>
     <w:tmpl w:val="B546E5A6"/>
@@ -16878,7 +17525,7 @@
       </w:rPr>
     </w:lvl>
   </w:abstractNum>
-  <w:abstractNum w:abstractNumId="22" w15:restartNumberingAfterBreak="0">
+  <w:abstractNum w:abstractNumId="23" w15:restartNumberingAfterBreak="0">
     <w:nsid w:val="5080131B"/>
     <w:multiLevelType w:val="hybridMultilevel"/>
     <w:tmpl w:val="2930A272"/>
@@ -16991,7 +17638,7 @@
       </w:rPr>
     </w:lvl>
   </w:abstractNum>
-  <w:abstractNum w:abstractNumId="23" w15:restartNumberingAfterBreak="0">
+  <w:abstractNum w:abstractNumId="24" w15:restartNumberingAfterBreak="0">
     <w:nsid w:val="55D34207"/>
     <w:multiLevelType w:val="hybridMultilevel"/>
     <w:tmpl w:val="87622900"/>
@@ -17103,7 +17750,7 @@
       </w:rPr>
     </w:lvl>
   </w:abstractNum>
-  <w:abstractNum w:abstractNumId="24" w15:restartNumberingAfterBreak="0">
+  <w:abstractNum w:abstractNumId="25" w15:restartNumberingAfterBreak="0">
     <w:nsid w:val="55FA32B6"/>
     <w:multiLevelType w:val="hybridMultilevel"/>
     <w:tmpl w:val="B1F0BBEA"/>
@@ -17215,7 +17862,7 @@
       </w:rPr>
     </w:lvl>
   </w:abstractNum>
-  <w:abstractNum w:abstractNumId="25" w15:restartNumberingAfterBreak="0">
+  <w:abstractNum w:abstractNumId="26" w15:restartNumberingAfterBreak="0">
     <w:nsid w:val="567F121F"/>
     <w:multiLevelType w:val="hybridMultilevel"/>
     <w:tmpl w:val="B1407E1E"/>
@@ -17327,7 +17974,7 @@
       </w:rPr>
     </w:lvl>
   </w:abstractNum>
-  <w:abstractNum w:abstractNumId="26" w15:restartNumberingAfterBreak="0">
+  <w:abstractNum w:abstractNumId="27" w15:restartNumberingAfterBreak="0">
     <w:nsid w:val="5E221861"/>
     <w:multiLevelType w:val="multilevel"/>
     <w:tmpl w:val="EE142156"/>
@@ -17423,7 +18070,7 @@
       </w:pPr>
     </w:lvl>
   </w:abstractNum>
-  <w:abstractNum w:abstractNumId="27" w15:restartNumberingAfterBreak="0">
+  <w:abstractNum w:abstractNumId="28" w15:restartNumberingAfterBreak="0">
     <w:nsid w:val="62C747A3"/>
     <w:multiLevelType w:val="hybridMultilevel"/>
     <w:tmpl w:val="118C8C5A"/>
@@ -17536,7 +18183,7 @@
       </w:rPr>
     </w:lvl>
   </w:abstractNum>
-  <w:abstractNum w:abstractNumId="28" w15:restartNumberingAfterBreak="0">
+  <w:abstractNum w:abstractNumId="29" w15:restartNumberingAfterBreak="0">
     <w:nsid w:val="664D5E29"/>
     <w:multiLevelType w:val="multilevel"/>
     <w:tmpl w:val="89B213F8"/>
@@ -17632,7 +18279,7 @@
       </w:pPr>
     </w:lvl>
   </w:abstractNum>
-  <w:abstractNum w:abstractNumId="29" w15:restartNumberingAfterBreak="0">
+  <w:abstractNum w:abstractNumId="30" w15:restartNumberingAfterBreak="0">
     <w:nsid w:val="6BD1AD4F"/>
     <w:multiLevelType w:val="hybridMultilevel"/>
     <w:tmpl w:val="0F40558A"/>
@@ -17745,7 +18392,7 @@
       </w:rPr>
     </w:lvl>
   </w:abstractNum>
-  <w:abstractNum w:abstractNumId="30" w15:restartNumberingAfterBreak="0">
+  <w:abstractNum w:abstractNumId="31" w15:restartNumberingAfterBreak="0">
     <w:nsid w:val="6CD57220"/>
     <w:multiLevelType w:val="multilevel"/>
     <w:tmpl w:val="89B213F8"/>
@@ -17841,7 +18488,7 @@
       </w:pPr>
     </w:lvl>
   </w:abstractNum>
-  <w:abstractNum w:abstractNumId="31" w15:restartNumberingAfterBreak="0">
+  <w:abstractNum w:abstractNumId="32" w15:restartNumberingAfterBreak="0">
     <w:nsid w:val="73AF522E"/>
     <w:multiLevelType w:val="hybridMultilevel"/>
     <w:tmpl w:val="0750E51E"/>
@@ -17953,7 +18600,7 @@
       </w:rPr>
     </w:lvl>
   </w:abstractNum>
-  <w:abstractNum w:abstractNumId="32" w15:restartNumberingAfterBreak="0">
+  <w:abstractNum w:abstractNumId="33" w15:restartNumberingAfterBreak="0">
     <w:nsid w:val="7C57607F"/>
     <w:multiLevelType w:val="hybridMultilevel"/>
     <w:tmpl w:val="5F48BABC"/>
@@ -18066,7 +18713,7 @@
       </w:rPr>
     </w:lvl>
   </w:abstractNum>
-  <w:abstractNum w:abstractNumId="33" w15:restartNumberingAfterBreak="0">
+  <w:abstractNum w:abstractNumId="34" w15:restartNumberingAfterBreak="0">
     <w:nsid w:val="7C9821B3"/>
     <w:multiLevelType w:val="hybridMultilevel"/>
     <w:tmpl w:val="FFBEE980"/>
@@ -18179,148 +18826,115 @@
     </w:lvl>
   </w:abstractNum>
   <w:num w:numId="1" w16cid:durableId="1173106984">
-    <w:abstractNumId w:val="5"/>
+    <w:abstractNumId w:val="6"/>
   </w:num>
   <w:num w:numId="2" w16cid:durableId="33701888">
     <w:abstractNumId w:val="2"/>
   </w:num>
   <w:num w:numId="3" w16cid:durableId="769393845">
-    <w:abstractNumId w:val="19"/>
+    <w:abstractNumId w:val="20"/>
   </w:num>
   <w:num w:numId="4" w16cid:durableId="393696415">
+    <w:abstractNumId w:val="14"/>
+  </w:num>
+  <w:num w:numId="5" w16cid:durableId="17658016">
+    <w:abstractNumId w:val="25"/>
+  </w:num>
+  <w:num w:numId="6" w16cid:durableId="2124422994">
+    <w:abstractNumId w:val="26"/>
+  </w:num>
+  <w:num w:numId="7" w16cid:durableId="1342051438">
+    <w:abstractNumId w:val="34"/>
+  </w:num>
+  <w:num w:numId="8" w16cid:durableId="2058964717">
     <w:abstractNumId w:val="13"/>
   </w:num>
-  <w:num w:numId="5" w16cid:durableId="17658016">
-    <w:abstractNumId w:val="24"/>
-  </w:num>
-  <w:num w:numId="6" w16cid:durableId="2124422994">
-    <w:abstractNumId w:val="25"/>
-  </w:num>
-  <w:num w:numId="7" w16cid:durableId="1342051438">
-    <w:abstractNumId w:val="33"/>
-  </w:num>
-  <w:num w:numId="8" w16cid:durableId="2058964717">
-    <w:abstractNumId w:val="12"/>
-  </w:num>
   <w:num w:numId="9" w16cid:durableId="242301203">
-    <w:abstractNumId w:val="17"/>
+    <w:abstractNumId w:val="18"/>
   </w:num>
   <w:num w:numId="10" w16cid:durableId="434204582">
     <w:abstractNumId w:val="4"/>
   </w:num>
   <w:num w:numId="11" w16cid:durableId="289019424">
+    <w:abstractNumId w:val="32"/>
+  </w:num>
+  <w:num w:numId="12" w16cid:durableId="171141472">
+    <w:abstractNumId w:val="21"/>
+  </w:num>
+  <w:num w:numId="13" w16cid:durableId="388459050">
+    <w:abstractNumId w:val="9"/>
+  </w:num>
+  <w:num w:numId="14" w16cid:durableId="438522880">
+    <w:abstractNumId w:val="25"/>
+  </w:num>
+  <w:num w:numId="15" w16cid:durableId="1814056990">
+    <w:abstractNumId w:val="23"/>
+  </w:num>
+  <w:num w:numId="16" w16cid:durableId="890918768">
+    <w:abstractNumId w:val="27"/>
+  </w:num>
+  <w:num w:numId="17" w16cid:durableId="345135883">
+    <w:abstractNumId w:val="27"/>
+  </w:num>
+  <w:num w:numId="18" w16cid:durableId="2053377576">
     <w:abstractNumId w:val="31"/>
   </w:num>
-  <w:num w:numId="12" w16cid:durableId="171141472">
-    <w:abstractNumId w:val="20"/>
+  <w:num w:numId="19" w16cid:durableId="700935437">
+    <w:abstractNumId w:val="29"/>
   </w:num>
-  <w:num w:numId="13" w16cid:durableId="388459050">
-    <w:abstractNumId w:val="8"/>
-  </w:num>
-  <w:num w:numId="14" w16cid:durableId="438522880">
+  <w:num w:numId="20" w16cid:durableId="1132289038">
     <w:abstractNumId w:val="24"/>
   </w:num>
-  <w:num w:numId="15" w16cid:durableId="1814056990">
+  <w:num w:numId="21" w16cid:durableId="2071343128">
     <w:abstractNumId w:val="22"/>
   </w:num>
-  <w:num w:numId="16" w16cid:durableId="890918768">
-    <w:abstractNumId w:val="26"/>
-  </w:num>
-  <w:num w:numId="17" w16cid:durableId="345135883">
-    <w:abstractNumId w:val="26"/>
-  </w:num>
-  <w:num w:numId="18" w16cid:durableId="2053377576">
-    <w:abstractNumId w:val="30"/>
-  </w:num>
-  <w:num w:numId="19" w16cid:durableId="700935437">
-    <w:abstractNumId w:val="28"/>
-  </w:num>
-  <w:num w:numId="20" w16cid:durableId="1132289038">
-    <w:abstractNumId w:val="23"/>
-  </w:num>
-  <w:num w:numId="21" w16cid:durableId="2071343128">
-    <w:abstractNumId w:val="21"/>
-  </w:num>
   <w:num w:numId="22" w16cid:durableId="1016539669">
-    <w:abstractNumId w:val="15"/>
+    <w:abstractNumId w:val="16"/>
   </w:num>
   <w:num w:numId="23" w16cid:durableId="961574005">
     <w:abstractNumId w:val="3"/>
   </w:num>
   <w:num w:numId="24" w16cid:durableId="1942179325">
-    <w:abstractNumId w:val="9"/>
+    <w:abstractNumId w:val="10"/>
   </w:num>
   <w:num w:numId="25" w16cid:durableId="1116482252">
     <w:abstractNumId w:val="0"/>
   </w:num>
   <w:num w:numId="26" w16cid:durableId="16663952">
-    <w:abstractNumId w:val="16"/>
-    <w:lvlOverride w:ilvl="0"/>
-    <w:lvlOverride w:ilvl="1"/>
-    <w:lvlOverride w:ilvl="2"/>
-    <w:lvlOverride w:ilvl="3"/>
-    <w:lvlOverride w:ilvl="4"/>
-    <w:lvlOverride w:ilvl="5"/>
-    <w:lvlOverride w:ilvl="6"/>
-    <w:lvlOverride w:ilvl="7"/>
-    <w:lvlOverride w:ilvl="8"/>
+    <w:abstractNumId w:val="17"/>
   </w:num>
   <w:num w:numId="27" w16cid:durableId="1378967084">
-    <w:abstractNumId w:val="6"/>
+    <w:abstractNumId w:val="7"/>
   </w:num>
   <w:num w:numId="28" w16cid:durableId="581720501">
-    <w:abstractNumId w:val="10"/>
-    <w:lvlOverride w:ilvl="0"/>
-    <w:lvlOverride w:ilvl="1"/>
-    <w:lvlOverride w:ilvl="2"/>
-    <w:lvlOverride w:ilvl="3"/>
-    <w:lvlOverride w:ilvl="4"/>
-    <w:lvlOverride w:ilvl="5"/>
-    <w:lvlOverride w:ilvl="6"/>
-    <w:lvlOverride w:ilvl="7"/>
-    <w:lvlOverride w:ilvl="8"/>
+    <w:abstractNumId w:val="11"/>
   </w:num>
   <w:num w:numId="29" w16cid:durableId="853344297">
-    <w:abstractNumId w:val="27"/>
+    <w:abstractNumId w:val="28"/>
   </w:num>
   <w:num w:numId="30" w16cid:durableId="1102066065">
-    <w:abstractNumId w:val="18"/>
+    <w:abstractNumId w:val="19"/>
   </w:num>
   <w:num w:numId="31" w16cid:durableId="2070493197">
-    <w:abstractNumId w:val="7"/>
+    <w:abstractNumId w:val="8"/>
   </w:num>
   <w:num w:numId="32" w16cid:durableId="1163812524">
-    <w:abstractNumId w:val="14"/>
+    <w:abstractNumId w:val="15"/>
   </w:num>
   <w:num w:numId="33" w16cid:durableId="1131292743">
-    <w:abstractNumId w:val="29"/>
-    <w:lvlOverride w:ilvl="0"/>
-    <w:lvlOverride w:ilvl="1"/>
-    <w:lvlOverride w:ilvl="2"/>
-    <w:lvlOverride w:ilvl="3"/>
-    <w:lvlOverride w:ilvl="4"/>
-    <w:lvlOverride w:ilvl="5"/>
-    <w:lvlOverride w:ilvl="6"/>
-    <w:lvlOverride w:ilvl="7"/>
-    <w:lvlOverride w:ilvl="8"/>
+    <w:abstractNumId w:val="30"/>
   </w:num>
   <w:num w:numId="34" w16cid:durableId="414787192">
     <w:abstractNumId w:val="1"/>
   </w:num>
   <w:num w:numId="35" w16cid:durableId="262493058">
-    <w:abstractNumId w:val="11"/>
-    <w:lvlOverride w:ilvl="0"/>
-    <w:lvlOverride w:ilvl="1"/>
-    <w:lvlOverride w:ilvl="2"/>
-    <w:lvlOverride w:ilvl="3"/>
-    <w:lvlOverride w:ilvl="4"/>
-    <w:lvlOverride w:ilvl="5"/>
-    <w:lvlOverride w:ilvl="6"/>
-    <w:lvlOverride w:ilvl="7"/>
-    <w:lvlOverride w:ilvl="8"/>
+    <w:abstractNumId w:val="12"/>
   </w:num>
   <w:num w:numId="36" w16cid:durableId="1710491811">
-    <w:abstractNumId w:val="32"/>
+    <w:abstractNumId w:val="33"/>
+  </w:num>
+  <w:num w:numId="37" w16cid:durableId="2054769091">
+    <w:abstractNumId w:val="5"/>
   </w:num>
 </w:numbering>
 </file>
@@ -18933,6 +19547,7 @@
   <w:style w:type="character" w:default="1" w:styleId="DefaultParagraphFont">
     <w:name w:val="Default Paragraph Font"/>
     <w:uiPriority w:val="1"/>
+    <w:semiHidden/>
     <w:unhideWhenUsed/>
   </w:style>
   <w:style w:type="table" w:default="1" w:styleId="TableNormal">

--- a/ipa_documentation_lam.docx
+++ b/ipa_documentation_lam.docx
@@ -7618,6 +7618,102 @@
     <w:p>
       <w:pPr>
         <w:rPr>
+          <w:lang w:val="en-GB"/>
+        </w:rPr>
+      </w:pPr>
+      <w:r>
+        <w:rPr>
+          <w:lang w:val="en-GB"/>
+        </w:rPr>
+        <w:br w:type="page"/>
+      </w:r>
+    </w:p>
+    <w:p>
+      <w:pPr>
+        <w:rPr>
+          <w:lang w:val="en-GB"/>
+        </w:rPr>
+      </w:pPr>
+    </w:p>
+    <w:p>
+      <w:pPr>
+        <w:rPr>
+          <w:rFonts w:cs="Times New Roman"/>
+          <w:color w:val="000000" w:themeColor="text1"/>
+          <w:lang w:val="en-GB"/>
+        </w:rPr>
+      </w:pPr>
+      <w:r>
+        <w:drawing>
+          <wp:inline distT="0" distB="0" distL="0" distR="0" wp14:anchorId="2A52A94B" wp14:editId="0F1532D1">
+            <wp:extent cx="5760720" cy="1202690"/>
+            <wp:effectExtent l="0" t="0" r="0" b="0"/>
+            <wp:docPr id="824470487" name="Picture 1"/>
+            <wp:cNvGraphicFramePr>
+              <a:graphicFrameLocks xmlns:a="http://schemas.openxmlformats.org/drawingml/2006/main" noChangeAspect="1"/>
+            </wp:cNvGraphicFramePr>
+            <a:graphic xmlns:a="http://schemas.openxmlformats.org/drawingml/2006/main">
+              <a:graphicData uri="http://schemas.openxmlformats.org/drawingml/2006/picture">
+                <pic:pic xmlns:pic="http://schemas.openxmlformats.org/drawingml/2006/picture">
+                  <pic:nvPicPr>
+                    <pic:cNvPr id="0" name="Picture 1"/>
+                    <pic:cNvPicPr>
+                      <a:picLocks noChangeAspect="1" noChangeArrowheads="1"/>
+                    </pic:cNvPicPr>
+                  </pic:nvPicPr>
+                  <pic:blipFill>
+                    <a:blip r:embed="rId6">
+                      <a:extLst>
+                        <a:ext uri="{28A0092B-C50C-407E-A947-70E740481C1C}">
+                          <a14:useLocalDpi xmlns:a14="http://schemas.microsoft.com/office/drawing/2010/main" val="0"/>
+                        </a:ext>
+                      </a:extLst>
+                    </a:blip>
+                    <a:srcRect/>
+                    <a:stretch>
+                      <a:fillRect/>
+                    </a:stretch>
+                  </pic:blipFill>
+                  <pic:spPr bwMode="auto">
+                    <a:xfrm>
+                      <a:off x="0" y="0"/>
+                      <a:ext cx="5760720" cy="1202690"/>
+                    </a:xfrm>
+                    <a:prstGeom prst="rect">
+                      <a:avLst/>
+                    </a:prstGeom>
+                    <a:noFill/>
+                    <a:ln>
+                      <a:noFill/>
+                    </a:ln>
+                  </pic:spPr>
+                </pic:pic>
+              </a:graphicData>
+            </a:graphic>
+          </wp:inline>
+        </w:drawing>
+      </w:r>
+    </w:p>
+    <w:p>
+      <w:pPr>
+        <w:rPr>
+          <w:rFonts w:cs="Times New Roman"/>
+          <w:color w:val="000000" w:themeColor="text1"/>
+          <w:lang w:val="en-GB"/>
+        </w:rPr>
+      </w:pPr>
+      <w:r>
+        <w:rPr>
+          <w:rFonts w:cs="Times New Roman"/>
+          <w:color w:val="000000" w:themeColor="text1"/>
+          <w:lang w:val="en-GB"/>
+        </w:rPr>
+        <w:br w:type="page"/>
+      </w:r>
+    </w:p>
+    <w:p>
+      <w:pPr>
+        <w:rPr>
           <w:rFonts w:cs="Times New Roman"/>
           <w:color w:val="000000" w:themeColor="text1"/>
           <w:lang w:val="en-GB"/>
@@ -7806,79 +7902,73 @@
         <w:rPr>
           <w:lang w:val="en-GB"/>
         </w:rPr>
-        <w:t xml:space="preserve"> I spent the rest of this workday creating a new, more </w:t>
-      </w:r>
+        <w:t xml:space="preserve"> I spent the rest of this workday creating a new, more detailed and more accurate version according to the standards, which was then approved by my supervisor after discussing with him.</w:t>
+      </w:r>
+    </w:p>
+    <w:p>
+      <w:pPr>
+        <w:rPr>
+          <w:lang w:val="en-GB"/>
+        </w:rPr>
+      </w:pPr>
+    </w:p>
+    <w:p>
+      <w:pPr>
+        <w:rPr>
+          <w:lang w:val="en-GB"/>
+        </w:rPr>
+      </w:pPr>
+      <w:r>
+        <w:rPr>
+          <w:lang w:val="en-GB"/>
+        </w:rPr>
+        <w:t xml:space="preserve">Achieved goals: </w:t>
+      </w:r>
+    </w:p>
+    <w:p>
+      <w:pPr>
+        <w:rPr>
+          <w:lang w:val="en-GB"/>
+        </w:rPr>
+      </w:pPr>
+      <w:r>
+        <w:rPr>
+          <w:lang w:val="en-GB"/>
+        </w:rPr>
+        <w:t>two UI design variants created in Figma; frontend structure drafted in two variants; backend structure drafted in three variants; feedback received from the main expert; daily planning revised and approved by my supervisor after discussion</w:t>
+      </w:r>
+    </w:p>
+    <w:p>
+      <w:pPr>
+        <w:rPr>
+          <w:lang w:val="en-GB"/>
+        </w:rPr>
+      </w:pPr>
+    </w:p>
+    <w:p>
+      <w:pPr>
+        <w:rPr>
+          <w:lang w:val="en-GB"/>
+        </w:rPr>
+      </w:pPr>
+      <w:r>
+        <w:rPr>
+          <w:lang w:val="en-GB"/>
+        </w:rPr>
+        <w:t xml:space="preserve">Problems: </w:t>
+      </w:r>
+    </w:p>
+    <w:p>
+      <w:pPr>
+        <w:rPr>
+          <w:lang w:val="en-GB"/>
+        </w:rPr>
+      </w:pPr>
       <w:r>
         <w:rPr>
           <w:lang w:val="en-GB"/>
         </w:rPr>
         <w:lastRenderedPageBreak/>
-        <w:t>detailed and more accurate version according to the standards, which was then approved by my supervisor after discussing with him.</w:t>
-      </w:r>
-    </w:p>
-    <w:p>
-      <w:pPr>
-        <w:rPr>
-          <w:lang w:val="en-GB"/>
-        </w:rPr>
-      </w:pPr>
-    </w:p>
-    <w:p>
-      <w:pPr>
-        <w:rPr>
-          <w:lang w:val="en-GB"/>
-        </w:rPr>
-      </w:pPr>
-      <w:r>
-        <w:rPr>
-          <w:lang w:val="en-GB"/>
-        </w:rPr>
-        <w:t xml:space="preserve">Achieved goals: </w:t>
-      </w:r>
-    </w:p>
-    <w:p>
-      <w:pPr>
-        <w:rPr>
-          <w:lang w:val="en-GB"/>
-        </w:rPr>
-      </w:pPr>
-      <w:r>
-        <w:rPr>
-          <w:lang w:val="en-GB"/>
-        </w:rPr>
-        <w:t>two UI design variants created in Figma; frontend structure drafted in two variants; backend structure drafted in three variants; feedback received from the main expert; daily planning revised and approved by my supervisor after discussion</w:t>
-      </w:r>
-    </w:p>
-    <w:p>
-      <w:pPr>
-        <w:rPr>
-          <w:lang w:val="en-GB"/>
-        </w:rPr>
-      </w:pPr>
-    </w:p>
-    <w:p>
-      <w:pPr>
-        <w:rPr>
-          <w:lang w:val="en-GB"/>
-        </w:rPr>
-      </w:pPr>
-      <w:r>
-        <w:rPr>
-          <w:lang w:val="en-GB"/>
-        </w:rPr>
-        <w:t xml:space="preserve">Problems: </w:t>
-      </w:r>
-    </w:p>
-    <w:p>
-      <w:pPr>
-        <w:rPr>
-          <w:lang w:val="en-GB"/>
-        </w:rPr>
-      </w:pPr>
-      <w:r>
-        <w:rPr>
-          <w:lang w:val="en-GB"/>
-        </w:rPr>
         <w:t xml:space="preserve">The original daily planning had to be redone to better match IPA </w:t>
       </w:r>
       <w:r>
@@ -7954,7 +8044,13 @@
         <w:rPr>
           <w:lang w:val="en-GB"/>
         </w:rPr>
-        <w:t>document project requirements based on “inform” section</w:t>
+        <w:t>D</w:t>
+      </w:r>
+      <w:r>
+        <w:rPr>
+          <w:lang w:val="en-GB"/>
+        </w:rPr>
+        <w:t>ocument project requirements based on “inform” section</w:t>
       </w:r>
     </w:p>
     <w:p>
@@ -7968,19 +8064,17 @@
           <w:lang w:val="fr-CH"/>
         </w:rPr>
       </w:pPr>
-      <w:proofErr w:type="gramStart"/>
       <w:r>
         <w:rPr>
           <w:lang w:val="fr-CH"/>
         </w:rPr>
-        <w:t>document</w:t>
-      </w:r>
-      <w:proofErr w:type="gramEnd"/>
+        <w:t>D</w:t>
+      </w:r>
       <w:r>
         <w:rPr>
           <w:lang w:val="fr-CH"/>
         </w:rPr>
-        <w:t xml:space="preserve"> </w:t>
+        <w:t xml:space="preserve">ocument </w:t>
       </w:r>
       <w:proofErr w:type="spellStart"/>
       <w:r>
@@ -8026,7 +8120,13 @@
         <w:rPr>
           <w:lang w:val="en-GB"/>
         </w:rPr>
-        <w:t>write test concepts based on implementation concept</w:t>
+        <w:t>W</w:t>
+      </w:r>
+      <w:r>
+        <w:rPr>
+          <w:lang w:val="en-GB"/>
+        </w:rPr>
+        <w:t>rite test concepts based on implementation concept</w:t>
       </w:r>
     </w:p>
     <w:p>
@@ -8044,7 +8144,13 @@
         <w:rPr>
           <w:lang w:val="en-GB"/>
         </w:rPr>
-        <w:t>document “plan” section</w:t>
+        <w:t>D</w:t>
+      </w:r>
+      <w:r>
+        <w:rPr>
+          <w:lang w:val="en-GB"/>
+        </w:rPr>
+        <w:t>ocument “plan” section</w:t>
       </w:r>
     </w:p>
     <w:p>
@@ -8168,22 +8274,14 @@
     </w:p>
     <w:p>
       <w:pPr>
-        <w:tabs>
-          <w:tab w:val="left" w:pos="1692"/>
-        </w:tabs>
-        <w:rPr>
-          <w:rFonts w:cs="Times New Roman"/>
-          <w:color w:val="000000" w:themeColor="text1"/>
-          <w:lang w:val="en-GB"/>
-        </w:rPr>
-      </w:pPr>
-      <w:r>
-        <w:rPr>
-          <w:rFonts w:cs="Times New Roman"/>
-          <w:color w:val="000000" w:themeColor="text1"/>
-          <w:lang w:val="en-GB"/>
-        </w:rPr>
-        <w:lastRenderedPageBreak/>
+        <w:rPr>
+          <w:lang w:val="en-GB"/>
+        </w:rPr>
+      </w:pPr>
+      <w:r>
+        <w:rPr>
+          <w:lang w:val="en-GB"/>
+        </w:rPr>
         <w:t>I then drafted the test concept based on the implementation concept. This included thinking about which areas of the application with need to be tested, including which areas of the application will need to be tested and which test types are suitable.</w:t>
       </w:r>
     </w:p>
@@ -8274,6 +8372,7 @@
         <w:rPr>
           <w:lang w:val="en-GB"/>
         </w:rPr>
+        <w:lastRenderedPageBreak/>
         <w:t>Compare solution variants based on advantages and disadvantages</w:t>
       </w:r>
     </w:p>
@@ -8515,6 +8614,7 @@
         <w:rPr>
           <w:lang w:val="en-GB"/>
         </w:rPr>
+        <w:lastRenderedPageBreak/>
         <w:t>Planned work for today was to:</w:t>
       </w:r>
     </w:p>
@@ -8566,6 +8666,19 @@
     <w:p>
       <w:pPr>
         <w:rPr>
+          <w:lang w:val="en-GB"/>
+        </w:rPr>
+      </w:pPr>
+      <w:r>
+        <w:rPr>
+          <w:lang w:val="en-GB"/>
+        </w:rPr>
+        <w:t xml:space="preserve">Today I started the realising phase. </w:t>
+      </w:r>
+    </w:p>
+    <w:p>
+      <w:pPr>
+        <w:rPr>
           <w:rFonts w:cs="Times New Roman"/>
           <w:color w:val="000000" w:themeColor="text1"/>
           <w:lang w:val="en-GB"/>
@@ -8612,6 +8725,82 @@
     </w:p>
     <w:p>
       <w:pPr>
+        <w:rPr>
+          <w:lang w:val="en-GB"/>
+        </w:rPr>
+      </w:pPr>
+      <w:r>
+        <w:rPr>
+          <w:lang w:val="en-GB"/>
+        </w:rPr>
+        <w:t>Planned work for today was to:</w:t>
+      </w:r>
+    </w:p>
+    <w:p>
+      <w:pPr>
+        <w:pStyle w:val="ListParagraph"/>
+        <w:numPr>
+          <w:ilvl w:val="0"/>
+          <w:numId w:val="38"/>
+        </w:numPr>
+        <w:rPr>
+          <w:lang w:val="en-GB"/>
+        </w:rPr>
+      </w:pPr>
+      <w:r>
+        <w:rPr>
+          <w:lang w:val="en-GB"/>
+        </w:rPr>
+        <w:t>Verify data retrieval from backend</w:t>
+      </w:r>
+    </w:p>
+    <w:p>
+      <w:pPr>
+        <w:pStyle w:val="ListParagraph"/>
+        <w:numPr>
+          <w:ilvl w:val="0"/>
+          <w:numId w:val="38"/>
+        </w:numPr>
+        <w:rPr>
+          <w:lang w:val="en-GB"/>
+        </w:rPr>
+      </w:pPr>
+      <w:r>
+        <w:rPr>
+          <w:lang w:val="en-GB"/>
+        </w:rPr>
+        <w:t>Implement frontend services</w:t>
+      </w:r>
+    </w:p>
+    <w:p>
+      <w:pPr>
+        <w:pStyle w:val="ListParagraph"/>
+        <w:numPr>
+          <w:ilvl w:val="0"/>
+          <w:numId w:val="38"/>
+        </w:numPr>
+        <w:rPr>
+          <w:lang w:val="en-GB"/>
+        </w:rPr>
+      </w:pPr>
+      <w:r>
+        <w:rPr>
+          <w:lang w:val="en-GB"/>
+        </w:rPr>
+        <w:t>Test backend endpoints with postman</w:t>
+      </w:r>
+    </w:p>
+    <w:p>
+      <w:pPr>
+        <w:rPr>
+          <w:rFonts w:cs="Times New Roman"/>
+          <w:color w:val="000000" w:themeColor="text1"/>
+          <w:lang w:val="en-GB"/>
+        </w:rPr>
+      </w:pPr>
+    </w:p>
+    <w:p>
+      <w:pPr>
         <w:pStyle w:val="Heading3"/>
         <w:rPr>
           <w:rFonts w:cs="Times New Roman"/>
@@ -8641,6 +8830,73 @@
     </w:p>
     <w:p>
       <w:pPr>
+        <w:rPr>
+          <w:lang w:val="en-GB"/>
+        </w:rPr>
+      </w:pPr>
+      <w:r>
+        <w:rPr>
+          <w:lang w:val="en-GB"/>
+        </w:rPr>
+        <w:t>Planned work for today was to:</w:t>
+      </w:r>
+    </w:p>
+    <w:p>
+      <w:pPr>
+        <w:pStyle w:val="ListParagraph"/>
+        <w:numPr>
+          <w:ilvl w:val="0"/>
+          <w:numId w:val="40"/>
+        </w:numPr>
+        <w:rPr>
+          <w:lang w:val="en-GB"/>
+        </w:rPr>
+      </w:pPr>
+      <w:r>
+        <w:rPr>
+          <w:lang w:val="en-GB"/>
+        </w:rPr>
+        <w:t>Implement frontend user interface</w:t>
+      </w:r>
+    </w:p>
+    <w:p>
+      <w:pPr>
+        <w:pStyle w:val="ListParagraph"/>
+        <w:numPr>
+          <w:ilvl w:val="0"/>
+          <w:numId w:val="40"/>
+        </w:numPr>
+        <w:rPr>
+          <w:lang w:val="en-GB"/>
+        </w:rPr>
+      </w:pPr>
+      <w:r>
+        <w:rPr>
+          <w:lang w:val="en-GB"/>
+        </w:rPr>
+        <w:t>Implement frontend functionalities</w:t>
+      </w:r>
+    </w:p>
+    <w:p>
+      <w:pPr>
+        <w:rPr>
+          <w:rFonts w:cs="Times New Roman"/>
+          <w:color w:val="000000" w:themeColor="text1"/>
+          <w:lang w:val="en-GB"/>
+        </w:rPr>
+      </w:pPr>
+    </w:p>
+    <w:p>
+      <w:pPr>
+        <w:rPr>
+          <w:rFonts w:cs="Times New Roman"/>
+          <w:color w:val="000000" w:themeColor="text1"/>
+          <w:lang w:val="en-GB"/>
+        </w:rPr>
+      </w:pPr>
+    </w:p>
+    <w:p>
+      <w:pPr>
         <w:pStyle w:val="Heading3"/>
         <w:rPr>
           <w:rFonts w:cs="Times New Roman"/>
@@ -8779,6 +9035,7 @@
           <w:color w:val="000000" w:themeColor="text1"/>
           <w:lang w:val="en-GB"/>
         </w:rPr>
+        <w:lastRenderedPageBreak/>
         <w:t>Project</w:t>
       </w:r>
       <w:bookmarkEnd w:id="29"/>
@@ -8808,7 +9065,6 @@
           <w:color w:val="000000" w:themeColor="text1"/>
           <w:lang w:val="en-GB"/>
         </w:rPr>
-        <w:lastRenderedPageBreak/>
         <w:t>Summ</w:t>
       </w:r>
       <w:r>
@@ -9206,6 +9462,10 @@
     <w:p>
       <w:pPr>
         <w:pStyle w:val="Heading2"/>
+        <w:numPr>
+          <w:ilvl w:val="0"/>
+          <w:numId w:val="41"/>
+        </w:numPr>
         <w:rPr>
           <w:rFonts w:cs="Times New Roman"/>
           <w:color w:val="000000" w:themeColor="text1"/>
@@ -9915,10 +10175,7 @@
     </w:p>
     <w:p>
       <w:pPr>
-        <w:rPr>
-          <w:rFonts w:cs="Times New Roman"/>
-          <w:lang w:val="en-GB"/>
-        </w:rPr>
+        <w:keepNext/>
       </w:pPr>
       <w:r>
         <w:rPr>
@@ -9971,7 +10228,7 @@
                     </pic:cNvPicPr>
                   </pic:nvPicPr>
                   <pic:blipFill>
-                    <a:blip r:embed="rId6" cstate="print">
+                    <a:blip r:embed="rId7" cstate="print">
                       <a:extLst>
                         <a:ext uri="{28A0092B-C50C-407E-A947-70E740481C1C}">
                           <a14:useLocalDpi xmlns:a14="http://schemas.microsoft.com/office/drawing/2010/main" val="0"/>
@@ -10005,6 +10262,36 @@
     </w:p>
     <w:p>
       <w:pPr>
+        <w:pStyle w:val="Caption"/>
+        <w:rPr>
+          <w:rFonts w:cs="Times New Roman"/>
+          <w:lang w:val="en-GB"/>
+        </w:rPr>
+      </w:pPr>
+      <w:r>
+        <w:t xml:space="preserve">Figure </w:t>
+      </w:r>
+      <w:r>
+        <w:fldChar w:fldCharType="begin"/>
+      </w:r>
+      <w:r>
+        <w:instrText xml:space="preserve"> SEQ Figure \* ARABIC </w:instrText>
+      </w:r>
+      <w:r>
+        <w:fldChar w:fldCharType="separate"/>
+      </w:r>
+      <w:r>
+        <w:rPr>
+          <w:noProof/>
+        </w:rPr>
+        <w:t>1</w:t>
+      </w:r>
+      <w:r>
+        <w:fldChar w:fldCharType="end"/>
+      </w:r>
+    </w:p>
+    <w:p>
+      <w:pPr>
         <w:rPr>
           <w:rFonts w:cs="Times New Roman"/>
           <w:lang w:val="en-GB"/>
@@ -10067,6 +10354,7 @@
           <w:rFonts w:cs="Times New Roman"/>
           <w:lang w:val="en-GB"/>
         </w:rPr>
+        <w:lastRenderedPageBreak/>
         <w:t>A stock must belong to a watchlist, otherwise its info won’t be saved by the database</w:t>
       </w:r>
     </w:p>
@@ -10087,7 +10375,6 @@
           <w:rFonts w:cs="Times New Roman"/>
           <w:lang w:val="en-GB"/>
         </w:rPr>
-        <w:lastRenderedPageBreak/>
         <w:t>A stock could potentially belong to multiple watchlists</w:t>
       </w:r>
     </w:p>
@@ -10183,7 +10470,7 @@
                     </pic:cNvPicPr>
                   </pic:nvPicPr>
                   <pic:blipFill>
-                    <a:blip r:embed="rId7" cstate="print">
+                    <a:blip r:embed="rId8" cstate="print">
                       <a:extLst>
                         <a:ext uri="{28A0092B-C50C-407E-A947-70E740481C1C}">
                           <a14:useLocalDpi xmlns:a14="http://schemas.microsoft.com/office/drawing/2010/main" val="0"/>
@@ -10418,7 +10705,7 @@
                     </pic:cNvPicPr>
                   </pic:nvPicPr>
                   <pic:blipFill>
-                    <a:blip r:embed="rId8" cstate="print">
+                    <a:blip r:embed="rId9" cstate="print">
                       <a:extLst>
                         <a:ext uri="{28A0092B-C50C-407E-A947-70E740481C1C}">
                           <a14:useLocalDpi xmlns:a14="http://schemas.microsoft.com/office/drawing/2010/main" val="0"/>
@@ -10637,7 +10924,7 @@
                     <pic:cNvPicPr/>
                   </pic:nvPicPr>
                   <pic:blipFill>
-                    <a:blip r:embed="rId9"/>
+                    <a:blip r:embed="rId10"/>
                     <a:stretch>
                       <a:fillRect/>
                     </a:stretch>
@@ -10817,7 +11104,7 @@
                     <pic:cNvPicPr/>
                   </pic:nvPicPr>
                   <pic:blipFill>
-                    <a:blip r:embed="rId10"/>
+                    <a:blip r:embed="rId11"/>
                     <a:stretch>
                       <a:fillRect/>
                     </a:stretch>
@@ -11003,7 +11290,7 @@
                     <pic:cNvPicPr/>
                   </pic:nvPicPr>
                   <pic:blipFill>
-                    <a:blip r:embed="rId11"/>
+                    <a:blip r:embed="rId12"/>
                     <a:stretch>
                       <a:fillRect/>
                     </a:stretch>
@@ -11109,7 +11396,7 @@
                     <pic:cNvPicPr/>
                   </pic:nvPicPr>
                   <pic:blipFill>
-                    <a:blip r:embed="rId12"/>
+                    <a:blip r:embed="rId13"/>
                     <a:stretch>
                       <a:fillRect/>
                     </a:stretch>
@@ -11245,7 +11532,7 @@
                     <pic:cNvPicPr/>
                   </pic:nvPicPr>
                   <pic:blipFill>
-                    <a:blip r:embed="rId13"/>
+                    <a:blip r:embed="rId14"/>
                     <a:stretch>
                       <a:fillRect/>
                     </a:stretch>
@@ -11405,7 +11692,7 @@
                     <pic:cNvPicPr/>
                   </pic:nvPicPr>
                   <pic:blipFill>
-                    <a:blip r:embed="rId14"/>
+                    <a:blip r:embed="rId15"/>
                     <a:stretch>
                       <a:fillRect/>
                     </a:stretch>
@@ -11634,7 +11921,7 @@
                     <pic:cNvPicPr/>
                   </pic:nvPicPr>
                   <pic:blipFill>
-                    <a:blip r:embed="rId15"/>
+                    <a:blip r:embed="rId16"/>
                     <a:stretch>
                       <a:fillRect/>
                     </a:stretch>
@@ -11675,7 +11962,7 @@
                     <pic:cNvPicPr/>
                   </pic:nvPicPr>
                   <pic:blipFill>
-                    <a:blip r:embed="rId16"/>
+                    <a:blip r:embed="rId17"/>
                     <a:stretch>
                       <a:fillRect/>
                     </a:stretch>
@@ -11777,9 +12064,9 @@
           <w:lang w:val="en-GB"/>
         </w:rPr>
         <w:drawing>
-          <wp:inline distT="0" distB="0" distL="0" distR="0" wp14:anchorId="50777613" wp14:editId="035C8DF4">
-            <wp:extent cx="2868988" cy="1692234"/>
-            <wp:effectExtent l="0" t="0" r="7620" b="3810"/>
+          <wp:inline distT="0" distB="0" distL="0" distR="0" wp14:anchorId="50777613" wp14:editId="02842822">
+            <wp:extent cx="4279857" cy="2524417"/>
+            <wp:effectExtent l="0" t="0" r="6985" b="0"/>
             <wp:docPr id="1464217151" name="Picture 1"/>
             <wp:cNvGraphicFramePr>
               <a:graphicFrameLocks xmlns:a="http://schemas.openxmlformats.org/drawingml/2006/main" noChangeAspect="1"/>
@@ -11792,7 +12079,7 @@
                     <pic:cNvPicPr/>
                   </pic:nvPicPr>
                   <pic:blipFill>
-                    <a:blip r:embed="rId17"/>
+                    <a:blip r:embed="rId18"/>
                     <a:stretch>
                       <a:fillRect/>
                     </a:stretch>
@@ -11800,7 +12087,7 @@
                   <pic:spPr>
                     <a:xfrm>
                       <a:off x="0" y="0"/>
-                      <a:ext cx="2896373" cy="1708387"/>
+                      <a:ext cx="4359163" cy="2571195"/>
                     </a:xfrm>
                     <a:prstGeom prst="rect">
                       <a:avLst/>
@@ -11833,7 +12120,7 @@
                     <pic:cNvPicPr/>
                   </pic:nvPicPr>
                   <pic:blipFill>
-                    <a:blip r:embed="rId18"/>
+                    <a:blip r:embed="rId19"/>
                     <a:stretch>
                       <a:fillRect/>
                     </a:stretch>
@@ -11881,7 +12168,7 @@
                     <pic:cNvPicPr/>
                   </pic:nvPicPr>
                   <pic:blipFill>
-                    <a:blip r:embed="rId18"/>
+                    <a:blip r:embed="rId19"/>
                     <a:stretch>
                       <a:fillRect/>
                     </a:stretch>
@@ -11922,7 +12209,7 @@
                     <pic:cNvPicPr/>
                   </pic:nvPicPr>
                   <pic:blipFill>
-                    <a:blip r:embed="rId18"/>
+                    <a:blip r:embed="rId19"/>
                     <a:stretch>
                       <a:fillRect/>
                     </a:stretch>
@@ -11990,7 +12277,7 @@
                     <pic:cNvPicPr/>
                   </pic:nvPicPr>
                   <pic:blipFill>
-                    <a:blip r:embed="rId19"/>
+                    <a:blip r:embed="rId20"/>
                     <a:stretch>
                       <a:fillRect/>
                     </a:stretch>
@@ -12031,7 +12318,7 @@
                     <pic:cNvPicPr/>
                   </pic:nvPicPr>
                   <pic:blipFill>
-                    <a:blip r:embed="rId19"/>
+                    <a:blip r:embed="rId20"/>
                     <a:stretch>
                       <a:fillRect/>
                     </a:stretch>
@@ -12063,6 +12350,7 @@
           <w:noProof/>
           <w:lang w:val="en-GB"/>
         </w:rPr>
+        <w:lastRenderedPageBreak/>
         <w:drawing>
           <wp:inline distT="0" distB="0" distL="0" distR="0" wp14:anchorId="40DE063C" wp14:editId="476151DE">
             <wp:extent cx="2856015" cy="1684583"/>
@@ -12079,7 +12367,7 @@
                     <pic:cNvPicPr/>
                   </pic:nvPicPr>
                   <pic:blipFill>
-                    <a:blip r:embed="rId20"/>
+                    <a:blip r:embed="rId21"/>
                     <a:stretch>
                       <a:fillRect/>
                     </a:stretch>
@@ -12120,7 +12408,7 @@
                     <pic:cNvPicPr/>
                   </pic:nvPicPr>
                   <pic:blipFill>
-                    <a:blip r:embed="rId20"/>
+                    <a:blip r:embed="rId21"/>
                     <a:stretch>
                       <a:fillRect/>
                     </a:stretch>
@@ -12167,7 +12455,6 @@
         <w:rPr>
           <w:lang w:val="en-GB"/>
         </w:rPr>
-        <w:lastRenderedPageBreak/>
         <w:t xml:space="preserve">Backend </w:t>
       </w:r>
       <w:r>
@@ -12678,6 +12965,7 @@
         <w:rPr>
           <w:lang w:val="en-GB"/>
         </w:rPr>
+        <w:lastRenderedPageBreak/>
         <w:t xml:space="preserve">The frontend will be developed with Angular and TypeScript. The frontend will be responsible for displaying the user interface, receiving user input and sending requests to the backend. </w:t>
       </w:r>
     </w:p>
@@ -12752,7 +13040,6 @@
         <w:rPr>
           <w:lang w:val="en-GB"/>
         </w:rPr>
-        <w:lastRenderedPageBreak/>
         <w:t xml:space="preserve">The planned data flow would look as follows: The user interacts with the frontend Angular application, the frontend sends requests to the backend Spring Boot application as HTTP requests and received by REST endpoints, then the backend application processes the requests and handles them by reading from, altering the PostgreSQL database, or by accessing market data from third party market data APIs. The frontend would then display the data in a way that is easy to understand, for example in charts or watchlist details. </w:t>
       </w:r>
     </w:p>
@@ -13389,6 +13676,7 @@
               <w:rPr>
                 <w:lang w:val="en-GB"/>
               </w:rPr>
+              <w:lastRenderedPageBreak/>
               <w:t>Criterion</w:t>
             </w:r>
           </w:p>
@@ -14484,6 +14772,7 @@
           <w:color w:val="000000" w:themeColor="text1"/>
           <w:lang w:val="en-GB"/>
         </w:rPr>
+        <w:lastRenderedPageBreak/>
         <w:t>Realise (</w:t>
       </w:r>
       <w:proofErr w:type="spellStart"/>
@@ -14647,236 +14936,369 @@
           <w:color w:val="000000" w:themeColor="text1"/>
           <w:lang w:val="en-GB"/>
         </w:rPr>
+        <w:t>Containerisation</w:t>
+      </w:r>
+      <w:bookmarkEnd w:id="69"/>
+    </w:p>
+    <w:p>
+      <w:pPr>
+        <w:rPr>
+          <w:rFonts w:cs="Times New Roman"/>
+          <w:color w:val="000000" w:themeColor="text1"/>
+          <w:lang w:val="en-GB"/>
+        </w:rPr>
+      </w:pPr>
+    </w:p>
+    <w:p>
+      <w:pPr>
+        <w:pStyle w:val="Heading3"/>
+        <w:rPr>
+          <w:rFonts w:cs="Times New Roman"/>
+          <w:color w:val="000000" w:themeColor="text1"/>
+          <w:lang w:val="en-GB"/>
+        </w:rPr>
+      </w:pPr>
+      <w:bookmarkStart w:id="70" w:name="_Toc227055290"/>
+      <w:r>
+        <w:rPr>
+          <w:rFonts w:cs="Times New Roman"/>
+          <w:color w:val="000000" w:themeColor="text1"/>
+          <w:lang w:val="en-GB"/>
+        </w:rPr>
+        <w:t>Testing</w:t>
+      </w:r>
+      <w:bookmarkEnd w:id="70"/>
+    </w:p>
+    <w:p>
+      <w:pPr>
+        <w:rPr>
+          <w:rFonts w:cs="Times New Roman"/>
+          <w:color w:val="000000" w:themeColor="text1"/>
+          <w:lang w:val="en-GB"/>
+        </w:rPr>
+      </w:pPr>
+    </w:p>
+    <w:p>
+      <w:pPr>
+        <w:pStyle w:val="Heading2"/>
+        <w:rPr>
+          <w:rFonts w:cs="Times New Roman"/>
+          <w:color w:val="000000" w:themeColor="text1"/>
+          <w:lang w:val="en-GB"/>
+        </w:rPr>
+      </w:pPr>
+      <w:bookmarkStart w:id="71" w:name="_Toc227055291"/>
+      <w:r>
+        <w:rPr>
+          <w:rFonts w:cs="Times New Roman"/>
+          <w:color w:val="000000" w:themeColor="text1"/>
+          <w:lang w:val="en-GB"/>
+        </w:rPr>
+        <w:t>Control (</w:t>
+      </w:r>
+      <w:proofErr w:type="spellStart"/>
+      <w:r>
+        <w:rPr>
+          <w:rFonts w:cs="Times New Roman"/>
+          <w:color w:val="000000" w:themeColor="text1"/>
+          <w:lang w:val="en-GB"/>
+        </w:rPr>
+        <w:t>Kontrollieren</w:t>
+      </w:r>
+      <w:proofErr w:type="spellEnd"/>
+      <w:r>
+        <w:rPr>
+          <w:rFonts w:cs="Times New Roman"/>
+          <w:color w:val="000000" w:themeColor="text1"/>
+          <w:lang w:val="en-GB"/>
+        </w:rPr>
+        <w:t>)</w:t>
+      </w:r>
+      <w:bookmarkEnd w:id="71"/>
+    </w:p>
+    <w:p>
+      <w:pPr>
+        <w:rPr>
+          <w:rFonts w:cs="Times New Roman"/>
+          <w:color w:val="000000" w:themeColor="text1"/>
+          <w:lang w:val="en-GB"/>
+        </w:rPr>
+      </w:pPr>
+    </w:p>
+    <w:p>
+      <w:pPr>
+        <w:pStyle w:val="Heading3"/>
+        <w:rPr>
+          <w:rFonts w:cs="Times New Roman"/>
+          <w:color w:val="000000" w:themeColor="text1"/>
+          <w:lang w:val="en-GB"/>
+        </w:rPr>
+      </w:pPr>
+      <w:bookmarkStart w:id="72" w:name="_Toc227055292"/>
+      <w:r>
+        <w:rPr>
+          <w:rFonts w:cs="Times New Roman"/>
+          <w:color w:val="000000" w:themeColor="text1"/>
+          <w:lang w:val="en-GB"/>
+        </w:rPr>
+        <w:t>Test protocol</w:t>
+      </w:r>
+      <w:bookmarkEnd w:id="72"/>
+    </w:p>
+    <w:p>
+      <w:pPr>
+        <w:rPr>
+          <w:lang w:val="en-GB"/>
+        </w:rPr>
+      </w:pPr>
+    </w:p>
+    <w:p>
+      <w:pPr>
+        <w:pStyle w:val="Heading2"/>
+        <w:rPr>
+          <w:lang w:val="en-GB"/>
+        </w:rPr>
+      </w:pPr>
+      <w:bookmarkStart w:id="73" w:name="_Toc227055293"/>
+      <w:r>
+        <w:rPr>
+          <w:lang w:val="en-GB"/>
+        </w:rPr>
+        <w:t>Evaluate (</w:t>
+      </w:r>
+      <w:proofErr w:type="spellStart"/>
+      <w:r>
+        <w:rPr>
+          <w:lang w:val="en-GB"/>
+        </w:rPr>
+        <w:t>Auswerten</w:t>
+      </w:r>
+      <w:proofErr w:type="spellEnd"/>
+      <w:r>
+        <w:rPr>
+          <w:lang w:val="en-GB"/>
+        </w:rPr>
+        <w:t>)</w:t>
+      </w:r>
+      <w:bookmarkEnd w:id="73"/>
+    </w:p>
+    <w:p>
+      <w:pPr>
+        <w:rPr>
+          <w:rFonts w:cs="Times New Roman"/>
+          <w:color w:val="000000" w:themeColor="text1"/>
+          <w:lang w:val="en-GB"/>
+        </w:rPr>
+      </w:pPr>
+    </w:p>
+    <w:p>
+      <w:pPr>
+        <w:pStyle w:val="Heading1"/>
+        <w:rPr>
+          <w:rFonts w:cs="Times New Roman"/>
+          <w:color w:val="000000" w:themeColor="text1"/>
+          <w:lang w:val="en-GB"/>
+        </w:rPr>
+      </w:pPr>
+      <w:bookmarkStart w:id="74" w:name="_Toc227055294"/>
+      <w:r>
+        <w:rPr>
+          <w:rFonts w:cs="Times New Roman"/>
+          <w:color w:val="000000" w:themeColor="text1"/>
+          <w:lang w:val="en-GB"/>
+        </w:rPr>
+        <w:t>List of illustrations</w:t>
+      </w:r>
+      <w:bookmarkEnd w:id="74"/>
+    </w:p>
+    <w:p>
+      <w:pPr>
+        <w:rPr>
+          <w:rFonts w:cs="Times New Roman"/>
+          <w:color w:val="000000" w:themeColor="text1"/>
+          <w:lang w:val="en-GB"/>
+        </w:rPr>
+      </w:pPr>
+    </w:p>
+    <w:p>
+      <w:pPr>
+        <w:rPr>
+          <w:rFonts w:cs="Times New Roman"/>
+          <w:color w:val="000000" w:themeColor="text1"/>
+          <w:lang w:val="en-GB"/>
+        </w:rPr>
+      </w:pPr>
+    </w:p>
+    <w:p>
+      <w:pPr>
+        <w:pStyle w:val="Heading1"/>
+        <w:rPr>
+          <w:rFonts w:cs="Times New Roman"/>
+          <w:color w:val="000000" w:themeColor="text1"/>
+          <w:lang w:val="en-GB"/>
+        </w:rPr>
+      </w:pPr>
+      <w:bookmarkStart w:id="75" w:name="_Toc227055295"/>
+      <w:r>
+        <w:rPr>
+          <w:rFonts w:cs="Times New Roman"/>
+          <w:color w:val="000000" w:themeColor="text1"/>
+          <w:lang w:val="en-GB"/>
+        </w:rPr>
+        <w:t>List of sources</w:t>
+      </w:r>
+      <w:bookmarkEnd w:id="75"/>
+    </w:p>
+    <w:tbl>
+      <w:tblPr>
+        <w:tblStyle w:val="TableGrid"/>
+        <w:tblW w:w="0" w:type="auto"/>
+        <w:tblLook w:val="04A0" w:firstRow="1" w:lastRow="0" w:firstColumn="1" w:lastColumn="0" w:noHBand="0" w:noVBand="1"/>
+      </w:tblPr>
+      <w:tblGrid>
+        <w:gridCol w:w="3020"/>
+        <w:gridCol w:w="3021"/>
+        <w:gridCol w:w="3021"/>
+      </w:tblGrid>
+      <w:tr>
+        <w:tc>
+          <w:tcPr>
+            <w:tcW w:w="3020" w:type="dxa"/>
+          </w:tcPr>
+          <w:p>
+            <w:pPr>
+              <w:rPr>
+                <w:rFonts w:cs="Times New Roman"/>
+                <w:color w:val="000000" w:themeColor="text1"/>
+                <w:lang w:val="en-GB"/>
+              </w:rPr>
+            </w:pPr>
+            <w:r>
+              <w:rPr>
+                <w:rFonts w:cs="Times New Roman"/>
+                <w:color w:val="000000" w:themeColor="text1"/>
+                <w:lang w:val="en-GB"/>
+              </w:rPr>
+              <w:t>1</w:t>
+            </w:r>
+          </w:p>
+        </w:tc>
+        <w:tc>
+          <w:tcPr>
+            <w:tcW w:w="3021" w:type="dxa"/>
+          </w:tcPr>
+          <w:p>
+            <w:pPr>
+              <w:rPr>
+                <w:rFonts w:cs="Times New Roman"/>
+                <w:color w:val="000000" w:themeColor="text1"/>
+                <w:lang w:val="en-GB"/>
+              </w:rPr>
+            </w:pPr>
+            <w:r>
+              <w:rPr>
+                <w:rFonts w:cs="Times New Roman"/>
+                <w:color w:val="000000" w:themeColor="text1"/>
+                <w:lang w:val="en-GB"/>
+              </w:rPr>
+              <w:t>IPERKA</w:t>
+            </w:r>
+          </w:p>
+        </w:tc>
+        <w:tc>
+          <w:tcPr>
+            <w:tcW w:w="3021" w:type="dxa"/>
+          </w:tcPr>
+          <w:p>
+            <w:pPr>
+              <w:rPr>
+                <w:rFonts w:cs="Times New Roman"/>
+                <w:color w:val="000000" w:themeColor="text1"/>
+                <w:lang w:val="en-GB"/>
+              </w:rPr>
+            </w:pPr>
+            <w:r>
+              <w:rPr>
+                <w:rFonts w:cs="Times New Roman"/>
+                <w:color w:val="000000" w:themeColor="text1"/>
+                <w:lang w:val="en-GB"/>
+              </w:rPr>
+              <w:t>source</w:t>
+            </w:r>
+          </w:p>
+        </w:tc>
+      </w:tr>
+      <w:tr>
+        <w:tc>
+          <w:tcPr>
+            <w:tcW w:w="3020" w:type="dxa"/>
+          </w:tcPr>
+          <w:p>
+            <w:pPr>
+              <w:rPr>
+                <w:rFonts w:cs="Times New Roman"/>
+                <w:color w:val="000000" w:themeColor="text1"/>
+                <w:lang w:val="en-GB"/>
+              </w:rPr>
+            </w:pPr>
+          </w:p>
+        </w:tc>
+        <w:tc>
+          <w:tcPr>
+            <w:tcW w:w="3021" w:type="dxa"/>
+          </w:tcPr>
+          <w:p>
+            <w:pPr>
+              <w:rPr>
+                <w:rFonts w:cs="Times New Roman"/>
+                <w:color w:val="000000" w:themeColor="text1"/>
+                <w:lang w:val="en-GB"/>
+              </w:rPr>
+            </w:pPr>
+          </w:p>
+        </w:tc>
+        <w:tc>
+          <w:tcPr>
+            <w:tcW w:w="3021" w:type="dxa"/>
+          </w:tcPr>
+          <w:p>
+            <w:pPr>
+              <w:rPr>
+                <w:rFonts w:cs="Times New Roman"/>
+                <w:color w:val="000000" w:themeColor="text1"/>
+                <w:lang w:val="en-GB"/>
+              </w:rPr>
+            </w:pPr>
+          </w:p>
+        </w:tc>
+      </w:tr>
+    </w:tbl>
+    <w:p>
+      <w:pPr>
+        <w:rPr>
+          <w:rFonts w:cs="Times New Roman"/>
+          <w:color w:val="000000" w:themeColor="text1"/>
+          <w:lang w:val="en-GB"/>
+        </w:rPr>
+      </w:pPr>
+    </w:p>
+    <w:p>
+      <w:pPr>
+        <w:pStyle w:val="Heading1"/>
+        <w:rPr>
+          <w:rFonts w:cs="Times New Roman"/>
+          <w:color w:val="000000" w:themeColor="text1"/>
+          <w:lang w:val="en-GB"/>
+        </w:rPr>
+      </w:pPr>
+      <w:bookmarkStart w:id="76" w:name="_Toc227055296"/>
+      <w:r>
+        <w:rPr>
+          <w:rFonts w:cs="Times New Roman"/>
+          <w:color w:val="000000" w:themeColor="text1"/>
+          <w:lang w:val="en-GB"/>
+        </w:rPr>
         <w:lastRenderedPageBreak/>
-        <w:t>Containerisation</w:t>
-      </w:r>
-      <w:bookmarkEnd w:id="69"/>
-    </w:p>
-    <w:p>
-      <w:pPr>
-        <w:rPr>
-          <w:rFonts w:cs="Times New Roman"/>
-          <w:color w:val="000000" w:themeColor="text1"/>
-          <w:lang w:val="en-GB"/>
-        </w:rPr>
-      </w:pPr>
-    </w:p>
-    <w:p>
-      <w:pPr>
-        <w:pStyle w:val="Heading3"/>
-        <w:rPr>
-          <w:rFonts w:cs="Times New Roman"/>
-          <w:color w:val="000000" w:themeColor="text1"/>
-          <w:lang w:val="en-GB"/>
-        </w:rPr>
-      </w:pPr>
-      <w:bookmarkStart w:id="70" w:name="_Toc227055290"/>
-      <w:r>
-        <w:rPr>
-          <w:rFonts w:cs="Times New Roman"/>
-          <w:color w:val="000000" w:themeColor="text1"/>
-          <w:lang w:val="en-GB"/>
-        </w:rPr>
-        <w:t>Testing</w:t>
-      </w:r>
-      <w:bookmarkEnd w:id="70"/>
-    </w:p>
-    <w:p>
-      <w:pPr>
-        <w:rPr>
-          <w:rFonts w:cs="Times New Roman"/>
-          <w:color w:val="000000" w:themeColor="text1"/>
-          <w:lang w:val="en-GB"/>
-        </w:rPr>
-      </w:pPr>
-    </w:p>
-    <w:p>
-      <w:pPr>
-        <w:pStyle w:val="Heading2"/>
-        <w:rPr>
-          <w:rFonts w:cs="Times New Roman"/>
-          <w:color w:val="000000" w:themeColor="text1"/>
-          <w:lang w:val="en-GB"/>
-        </w:rPr>
-      </w:pPr>
-      <w:bookmarkStart w:id="71" w:name="_Toc227055291"/>
-      <w:r>
-        <w:rPr>
-          <w:rFonts w:cs="Times New Roman"/>
-          <w:color w:val="000000" w:themeColor="text1"/>
-          <w:lang w:val="en-GB"/>
-        </w:rPr>
-        <w:t>Control (</w:t>
-      </w:r>
-      <w:proofErr w:type="spellStart"/>
-      <w:r>
-        <w:rPr>
-          <w:rFonts w:cs="Times New Roman"/>
-          <w:color w:val="000000" w:themeColor="text1"/>
-          <w:lang w:val="en-GB"/>
-        </w:rPr>
-        <w:t>Kontrollieren</w:t>
-      </w:r>
-      <w:proofErr w:type="spellEnd"/>
-      <w:r>
-        <w:rPr>
-          <w:rFonts w:cs="Times New Roman"/>
-          <w:color w:val="000000" w:themeColor="text1"/>
-          <w:lang w:val="en-GB"/>
-        </w:rPr>
-        <w:t>)</w:t>
-      </w:r>
-      <w:bookmarkEnd w:id="71"/>
-    </w:p>
-    <w:p>
-      <w:pPr>
-        <w:rPr>
-          <w:rFonts w:cs="Times New Roman"/>
-          <w:color w:val="000000" w:themeColor="text1"/>
-          <w:lang w:val="en-GB"/>
-        </w:rPr>
-      </w:pPr>
-    </w:p>
-    <w:p>
-      <w:pPr>
-        <w:pStyle w:val="Heading3"/>
-        <w:rPr>
-          <w:rFonts w:cs="Times New Roman"/>
-          <w:color w:val="000000" w:themeColor="text1"/>
-          <w:lang w:val="en-GB"/>
-        </w:rPr>
-      </w:pPr>
-      <w:bookmarkStart w:id="72" w:name="_Toc227055292"/>
-      <w:r>
-        <w:rPr>
-          <w:rFonts w:cs="Times New Roman"/>
-          <w:color w:val="000000" w:themeColor="text1"/>
-          <w:lang w:val="en-GB"/>
-        </w:rPr>
-        <w:t>Test protocol</w:t>
-      </w:r>
-      <w:bookmarkEnd w:id="72"/>
-    </w:p>
-    <w:p>
-      <w:pPr>
-        <w:rPr>
-          <w:lang w:val="en-GB"/>
-        </w:rPr>
-      </w:pPr>
-    </w:p>
-    <w:p>
-      <w:pPr>
-        <w:pStyle w:val="Heading2"/>
-        <w:rPr>
-          <w:lang w:val="en-GB"/>
-        </w:rPr>
-      </w:pPr>
-      <w:bookmarkStart w:id="73" w:name="_Toc227055293"/>
-      <w:r>
-        <w:rPr>
-          <w:lang w:val="en-GB"/>
-        </w:rPr>
-        <w:t>Evaluate (</w:t>
-      </w:r>
-      <w:proofErr w:type="spellStart"/>
-      <w:r>
-        <w:rPr>
-          <w:lang w:val="en-GB"/>
-        </w:rPr>
-        <w:t>Auswerten</w:t>
-      </w:r>
-      <w:proofErr w:type="spellEnd"/>
-      <w:r>
-        <w:rPr>
-          <w:lang w:val="en-GB"/>
-        </w:rPr>
-        <w:t>)</w:t>
-      </w:r>
-      <w:bookmarkEnd w:id="73"/>
-    </w:p>
-    <w:p>
-      <w:pPr>
-        <w:rPr>
-          <w:rFonts w:cs="Times New Roman"/>
-          <w:color w:val="000000" w:themeColor="text1"/>
-          <w:lang w:val="en-GB"/>
-        </w:rPr>
-      </w:pPr>
-    </w:p>
-    <w:p>
-      <w:pPr>
-        <w:pStyle w:val="Heading1"/>
-        <w:rPr>
-          <w:rFonts w:cs="Times New Roman"/>
-          <w:color w:val="000000" w:themeColor="text1"/>
-          <w:lang w:val="en-GB"/>
-        </w:rPr>
-      </w:pPr>
-      <w:bookmarkStart w:id="74" w:name="_Toc227055294"/>
-      <w:r>
-        <w:rPr>
-          <w:rFonts w:cs="Times New Roman"/>
-          <w:color w:val="000000" w:themeColor="text1"/>
-          <w:lang w:val="en-GB"/>
-        </w:rPr>
-        <w:t>List of illustrations</w:t>
-      </w:r>
-      <w:bookmarkEnd w:id="74"/>
-    </w:p>
-    <w:p>
-      <w:pPr>
-        <w:rPr>
-          <w:rFonts w:cs="Times New Roman"/>
-          <w:color w:val="000000" w:themeColor="text1"/>
-          <w:lang w:val="en-GB"/>
-        </w:rPr>
-      </w:pPr>
-    </w:p>
-    <w:p>
-      <w:pPr>
-        <w:pStyle w:val="Heading1"/>
-        <w:rPr>
-          <w:rFonts w:cs="Times New Roman"/>
-          <w:color w:val="000000" w:themeColor="text1"/>
-          <w:lang w:val="en-GB"/>
-        </w:rPr>
-      </w:pPr>
-      <w:bookmarkStart w:id="75" w:name="_Toc227055295"/>
-      <w:r>
-        <w:rPr>
-          <w:rFonts w:cs="Times New Roman"/>
-          <w:color w:val="000000" w:themeColor="text1"/>
-          <w:lang w:val="en-GB"/>
-        </w:rPr>
-        <w:t>List of sources</w:t>
-      </w:r>
-      <w:bookmarkEnd w:id="75"/>
-    </w:p>
-    <w:p>
-      <w:pPr>
-        <w:rPr>
-          <w:rFonts w:cs="Times New Roman"/>
-          <w:color w:val="000000" w:themeColor="text1"/>
-          <w:lang w:val="en-GB"/>
-        </w:rPr>
-      </w:pPr>
-    </w:p>
-    <w:p>
-      <w:pPr>
-        <w:pStyle w:val="Heading1"/>
-        <w:rPr>
-          <w:rFonts w:cs="Times New Roman"/>
-          <w:color w:val="000000" w:themeColor="text1"/>
-          <w:lang w:val="en-GB"/>
-        </w:rPr>
-      </w:pPr>
-      <w:bookmarkStart w:id="76" w:name="_Toc227055296"/>
-      <w:r>
-        <w:rPr>
-          <w:rFonts w:cs="Times New Roman"/>
-          <w:color w:val="000000" w:themeColor="text1"/>
-          <w:lang w:val="en-GB"/>
-        </w:rPr>
         <w:t>Glossary</w:t>
       </w:r>
       <w:bookmarkEnd w:id="76"/>
@@ -15610,6 +16032,95 @@
     </w:lvl>
   </w:abstractNum>
   <w:abstractNum w:abstractNumId="6" w15:restartNumberingAfterBreak="0">
+    <w:nsid w:val="117F611A"/>
+    <w:multiLevelType w:val="hybridMultilevel"/>
+    <w:tmpl w:val="135631FC"/>
+    <w:lvl w:ilvl="0" w:tplc="0807000F">
+      <w:start w:val="1"/>
+      <w:numFmt w:val="decimal"/>
+      <w:lvlText w:val="%1."/>
+      <w:lvlJc w:val="left"/>
+      <w:pPr>
+        <w:ind w:left="720" w:hanging="360"/>
+      </w:pPr>
+      <w:rPr>
+        <w:rFonts w:hint="default"/>
+      </w:rPr>
+    </w:lvl>
+    <w:lvl w:ilvl="1" w:tplc="08070019" w:tentative="1">
+      <w:start w:val="1"/>
+      <w:numFmt w:val="lowerLetter"/>
+      <w:lvlText w:val="%2."/>
+      <w:lvlJc w:val="left"/>
+      <w:pPr>
+        <w:ind w:left="1440" w:hanging="360"/>
+      </w:pPr>
+    </w:lvl>
+    <w:lvl w:ilvl="2" w:tplc="0807001B" w:tentative="1">
+      <w:start w:val="1"/>
+      <w:numFmt w:val="lowerRoman"/>
+      <w:lvlText w:val="%3."/>
+      <w:lvlJc w:val="right"/>
+      <w:pPr>
+        <w:ind w:left="2160" w:hanging="180"/>
+      </w:pPr>
+    </w:lvl>
+    <w:lvl w:ilvl="3" w:tplc="0807000F" w:tentative="1">
+      <w:start w:val="1"/>
+      <w:numFmt w:val="decimal"/>
+      <w:lvlText w:val="%4."/>
+      <w:lvlJc w:val="left"/>
+      <w:pPr>
+        <w:ind w:left="2880" w:hanging="360"/>
+      </w:pPr>
+    </w:lvl>
+    <w:lvl w:ilvl="4" w:tplc="08070019" w:tentative="1">
+      <w:start w:val="1"/>
+      <w:numFmt w:val="lowerLetter"/>
+      <w:lvlText w:val="%5."/>
+      <w:lvlJc w:val="left"/>
+      <w:pPr>
+        <w:ind w:left="3600" w:hanging="360"/>
+      </w:pPr>
+    </w:lvl>
+    <w:lvl w:ilvl="5" w:tplc="0807001B" w:tentative="1">
+      <w:start w:val="1"/>
+      <w:numFmt w:val="lowerRoman"/>
+      <w:lvlText w:val="%6."/>
+      <w:lvlJc w:val="right"/>
+      <w:pPr>
+        <w:ind w:left="4320" w:hanging="180"/>
+      </w:pPr>
+    </w:lvl>
+    <w:lvl w:ilvl="6" w:tplc="0807000F" w:tentative="1">
+      <w:start w:val="1"/>
+      <w:numFmt w:val="decimal"/>
+      <w:lvlText w:val="%7."/>
+      <w:lvlJc w:val="left"/>
+      <w:pPr>
+        <w:ind w:left="5040" w:hanging="360"/>
+      </w:pPr>
+    </w:lvl>
+    <w:lvl w:ilvl="7" w:tplc="08070019" w:tentative="1">
+      <w:start w:val="1"/>
+      <w:numFmt w:val="lowerLetter"/>
+      <w:lvlText w:val="%8."/>
+      <w:lvlJc w:val="left"/>
+      <w:pPr>
+        <w:ind w:left="5760" w:hanging="360"/>
+      </w:pPr>
+    </w:lvl>
+    <w:lvl w:ilvl="8" w:tplc="0807001B" w:tentative="1">
+      <w:start w:val="1"/>
+      <w:numFmt w:val="lowerRoman"/>
+      <w:lvlText w:val="%9."/>
+      <w:lvlJc w:val="right"/>
+      <w:pPr>
+        <w:ind w:left="6480" w:hanging="180"/>
+      </w:pPr>
+    </w:lvl>
+  </w:abstractNum>
+  <w:abstractNum w:abstractNumId="7" w15:restartNumberingAfterBreak="0">
     <w:nsid w:val="123941B1"/>
     <w:multiLevelType w:val="hybridMultilevel"/>
     <w:tmpl w:val="DB8AD7B8"/>
@@ -15722,7 +16233,120 @@
       </w:rPr>
     </w:lvl>
   </w:abstractNum>
-  <w:abstractNum w:abstractNumId="7" w15:restartNumberingAfterBreak="0">
+  <w:abstractNum w:abstractNumId="8" w15:restartNumberingAfterBreak="0">
+    <w:nsid w:val="17E554F6"/>
+    <w:multiLevelType w:val="hybridMultilevel"/>
+    <w:tmpl w:val="7676F052"/>
+    <w:lvl w:ilvl="0" w:tplc="08070001">
+      <w:start w:val="1"/>
+      <w:numFmt w:val="bullet"/>
+      <w:lvlText w:val=""/>
+      <w:lvlJc w:val="left"/>
+      <w:pPr>
+        <w:ind w:left="720" w:hanging="360"/>
+      </w:pPr>
+      <w:rPr>
+        <w:rFonts w:ascii="Symbol" w:hAnsi="Symbol" w:hint="default"/>
+      </w:rPr>
+    </w:lvl>
+    <w:lvl w:ilvl="1" w:tplc="08070003" w:tentative="1">
+      <w:start w:val="1"/>
+      <w:numFmt w:val="bullet"/>
+      <w:lvlText w:val="o"/>
+      <w:lvlJc w:val="left"/>
+      <w:pPr>
+        <w:ind w:left="1440" w:hanging="360"/>
+      </w:pPr>
+      <w:rPr>
+        <w:rFonts w:ascii="Courier New" w:hAnsi="Courier New" w:cs="Courier New" w:hint="default"/>
+      </w:rPr>
+    </w:lvl>
+    <w:lvl w:ilvl="2" w:tplc="08070005" w:tentative="1">
+      <w:start w:val="1"/>
+      <w:numFmt w:val="bullet"/>
+      <w:lvlText w:val=""/>
+      <w:lvlJc w:val="left"/>
+      <w:pPr>
+        <w:ind w:left="2160" w:hanging="360"/>
+      </w:pPr>
+      <w:rPr>
+        <w:rFonts w:ascii="Wingdings" w:hAnsi="Wingdings" w:hint="default"/>
+      </w:rPr>
+    </w:lvl>
+    <w:lvl w:ilvl="3" w:tplc="08070001" w:tentative="1">
+      <w:start w:val="1"/>
+      <w:numFmt w:val="bullet"/>
+      <w:lvlText w:val=""/>
+      <w:lvlJc w:val="left"/>
+      <w:pPr>
+        <w:ind w:left="2880" w:hanging="360"/>
+      </w:pPr>
+      <w:rPr>
+        <w:rFonts w:ascii="Symbol" w:hAnsi="Symbol" w:hint="default"/>
+      </w:rPr>
+    </w:lvl>
+    <w:lvl w:ilvl="4" w:tplc="08070003" w:tentative="1">
+      <w:start w:val="1"/>
+      <w:numFmt w:val="bullet"/>
+      <w:lvlText w:val="o"/>
+      <w:lvlJc w:val="left"/>
+      <w:pPr>
+        <w:ind w:left="3600" w:hanging="360"/>
+      </w:pPr>
+      <w:rPr>
+        <w:rFonts w:ascii="Courier New" w:hAnsi="Courier New" w:cs="Courier New" w:hint="default"/>
+      </w:rPr>
+    </w:lvl>
+    <w:lvl w:ilvl="5" w:tplc="08070005" w:tentative="1">
+      <w:start w:val="1"/>
+      <w:numFmt w:val="bullet"/>
+      <w:lvlText w:val=""/>
+      <w:lvlJc w:val="left"/>
+      <w:pPr>
+        <w:ind w:left="4320" w:hanging="360"/>
+      </w:pPr>
+      <w:rPr>
+        <w:rFonts w:ascii="Wingdings" w:hAnsi="Wingdings" w:hint="default"/>
+      </w:rPr>
+    </w:lvl>
+    <w:lvl w:ilvl="6" w:tplc="08070001" w:tentative="1">
+      <w:start w:val="1"/>
+      <w:numFmt w:val="bullet"/>
+      <w:lvlText w:val=""/>
+      <w:lvlJc w:val="left"/>
+      <w:pPr>
+        <w:ind w:left="5040" w:hanging="360"/>
+      </w:pPr>
+      <w:rPr>
+        <w:rFonts w:ascii="Symbol" w:hAnsi="Symbol" w:hint="default"/>
+      </w:rPr>
+    </w:lvl>
+    <w:lvl w:ilvl="7" w:tplc="08070003" w:tentative="1">
+      <w:start w:val="1"/>
+      <w:numFmt w:val="bullet"/>
+      <w:lvlText w:val="o"/>
+      <w:lvlJc w:val="left"/>
+      <w:pPr>
+        <w:ind w:left="5760" w:hanging="360"/>
+      </w:pPr>
+      <w:rPr>
+        <w:rFonts w:ascii="Courier New" w:hAnsi="Courier New" w:cs="Courier New" w:hint="default"/>
+      </w:rPr>
+    </w:lvl>
+    <w:lvl w:ilvl="8" w:tplc="08070005" w:tentative="1">
+      <w:start w:val="1"/>
+      <w:numFmt w:val="bullet"/>
+      <w:lvlText w:val=""/>
+      <w:lvlJc w:val="left"/>
+      <w:pPr>
+        <w:ind w:left="6480" w:hanging="360"/>
+      </w:pPr>
+      <w:rPr>
+        <w:rFonts w:ascii="Wingdings" w:hAnsi="Wingdings" w:hint="default"/>
+      </w:rPr>
+    </w:lvl>
+  </w:abstractNum>
+  <w:abstractNum w:abstractNumId="9" w15:restartNumberingAfterBreak="0">
     <w:nsid w:val="1847230C"/>
     <w:multiLevelType w:val="hybridMultilevel"/>
     <w:tmpl w:val="8A4AD902"/>
@@ -15835,7 +16459,7 @@
       </w:rPr>
     </w:lvl>
   </w:abstractNum>
-  <w:abstractNum w:abstractNumId="8" w15:restartNumberingAfterBreak="0">
+  <w:abstractNum w:abstractNumId="10" w15:restartNumberingAfterBreak="0">
     <w:nsid w:val="1A9506EF"/>
     <w:multiLevelType w:val="hybridMultilevel"/>
     <w:tmpl w:val="68306DF2"/>
@@ -15948,7 +16572,7 @@
       </w:rPr>
     </w:lvl>
   </w:abstractNum>
-  <w:abstractNum w:abstractNumId="9" w15:restartNumberingAfterBreak="0">
+  <w:abstractNum w:abstractNumId="11" w15:restartNumberingAfterBreak="0">
     <w:nsid w:val="1B37339D"/>
     <w:multiLevelType w:val="hybridMultilevel"/>
     <w:tmpl w:val="CBDC72A0"/>
@@ -16060,7 +16684,7 @@
       </w:rPr>
     </w:lvl>
   </w:abstractNum>
-  <w:abstractNum w:abstractNumId="10" w15:restartNumberingAfterBreak="0">
+  <w:abstractNum w:abstractNumId="12" w15:restartNumberingAfterBreak="0">
     <w:nsid w:val="1BD85C9D"/>
     <w:multiLevelType w:val="hybridMultilevel"/>
     <w:tmpl w:val="83525BBE"/>
@@ -16173,7 +16797,7 @@
       </w:rPr>
     </w:lvl>
   </w:abstractNum>
-  <w:abstractNum w:abstractNumId="11" w15:restartNumberingAfterBreak="0">
+  <w:abstractNum w:abstractNumId="13" w15:restartNumberingAfterBreak="0">
     <w:nsid w:val="1F73DCD3"/>
     <w:multiLevelType w:val="hybridMultilevel"/>
     <w:tmpl w:val="B11AE600"/>
@@ -16286,7 +16910,7 @@
       </w:rPr>
     </w:lvl>
   </w:abstractNum>
-  <w:abstractNum w:abstractNumId="12" w15:restartNumberingAfterBreak="0">
+  <w:abstractNum w:abstractNumId="14" w15:restartNumberingAfterBreak="0">
     <w:nsid w:val="1F7B7428"/>
     <w:multiLevelType w:val="hybridMultilevel"/>
     <w:tmpl w:val="06D43904"/>
@@ -16399,7 +17023,7 @@
       </w:rPr>
     </w:lvl>
   </w:abstractNum>
-  <w:abstractNum w:abstractNumId="13" w15:restartNumberingAfterBreak="0">
+  <w:abstractNum w:abstractNumId="15" w15:restartNumberingAfterBreak="0">
     <w:nsid w:val="24CE261F"/>
     <w:multiLevelType w:val="hybridMultilevel"/>
     <w:tmpl w:val="39C0D7CC"/>
@@ -16511,7 +17135,7 @@
       </w:rPr>
     </w:lvl>
   </w:abstractNum>
-  <w:abstractNum w:abstractNumId="14" w15:restartNumberingAfterBreak="0">
+  <w:abstractNum w:abstractNumId="16" w15:restartNumberingAfterBreak="0">
     <w:nsid w:val="2C8F317E"/>
     <w:multiLevelType w:val="hybridMultilevel"/>
     <w:tmpl w:val="D4A458D8"/>
@@ -16624,7 +17248,7 @@
       </w:rPr>
     </w:lvl>
   </w:abstractNum>
-  <w:abstractNum w:abstractNumId="15" w15:restartNumberingAfterBreak="0">
+  <w:abstractNum w:abstractNumId="17" w15:restartNumberingAfterBreak="0">
     <w:nsid w:val="30586142"/>
     <w:multiLevelType w:val="hybridMultilevel"/>
     <w:tmpl w:val="C82CB2DE"/>
@@ -16737,7 +17361,7 @@
       </w:rPr>
     </w:lvl>
   </w:abstractNum>
-  <w:abstractNum w:abstractNumId="16" w15:restartNumberingAfterBreak="0">
+  <w:abstractNum w:abstractNumId="18" w15:restartNumberingAfterBreak="0">
     <w:nsid w:val="314729E4"/>
     <w:multiLevelType w:val="hybridMultilevel"/>
     <w:tmpl w:val="7B2E2330"/>
@@ -16850,7 +17474,7 @@
       </w:rPr>
     </w:lvl>
   </w:abstractNum>
-  <w:abstractNum w:abstractNumId="17" w15:restartNumberingAfterBreak="0">
+  <w:abstractNum w:abstractNumId="19" w15:restartNumberingAfterBreak="0">
     <w:nsid w:val="34291E3D"/>
     <w:multiLevelType w:val="hybridMultilevel"/>
     <w:tmpl w:val="5070373E"/>
@@ -16963,7 +17587,7 @@
       </w:rPr>
     </w:lvl>
   </w:abstractNum>
-  <w:abstractNum w:abstractNumId="18" w15:restartNumberingAfterBreak="0">
+  <w:abstractNum w:abstractNumId="20" w15:restartNumberingAfterBreak="0">
     <w:nsid w:val="3D9548F4"/>
     <w:multiLevelType w:val="hybridMultilevel"/>
     <w:tmpl w:val="15A26926"/>
@@ -17075,7 +17699,233 @@
       </w:rPr>
     </w:lvl>
   </w:abstractNum>
-  <w:abstractNum w:abstractNumId="19" w15:restartNumberingAfterBreak="0">
+  <w:abstractNum w:abstractNumId="21" w15:restartNumberingAfterBreak="0">
+    <w:nsid w:val="3EF87D1D"/>
+    <w:multiLevelType w:val="hybridMultilevel"/>
+    <w:tmpl w:val="163075E6"/>
+    <w:lvl w:ilvl="0" w:tplc="08070001">
+      <w:start w:val="1"/>
+      <w:numFmt w:val="bullet"/>
+      <w:lvlText w:val=""/>
+      <w:lvlJc w:val="left"/>
+      <w:pPr>
+        <w:ind w:left="720" w:hanging="360"/>
+      </w:pPr>
+      <w:rPr>
+        <w:rFonts w:ascii="Symbol" w:hAnsi="Symbol" w:hint="default"/>
+      </w:rPr>
+    </w:lvl>
+    <w:lvl w:ilvl="1" w:tplc="08070003" w:tentative="1">
+      <w:start w:val="1"/>
+      <w:numFmt w:val="bullet"/>
+      <w:lvlText w:val="o"/>
+      <w:lvlJc w:val="left"/>
+      <w:pPr>
+        <w:ind w:left="1440" w:hanging="360"/>
+      </w:pPr>
+      <w:rPr>
+        <w:rFonts w:ascii="Courier New" w:hAnsi="Courier New" w:cs="Courier New" w:hint="default"/>
+      </w:rPr>
+    </w:lvl>
+    <w:lvl w:ilvl="2" w:tplc="08070005" w:tentative="1">
+      <w:start w:val="1"/>
+      <w:numFmt w:val="bullet"/>
+      <w:lvlText w:val=""/>
+      <w:lvlJc w:val="left"/>
+      <w:pPr>
+        <w:ind w:left="2160" w:hanging="360"/>
+      </w:pPr>
+      <w:rPr>
+        <w:rFonts w:ascii="Wingdings" w:hAnsi="Wingdings" w:hint="default"/>
+      </w:rPr>
+    </w:lvl>
+    <w:lvl w:ilvl="3" w:tplc="08070001" w:tentative="1">
+      <w:start w:val="1"/>
+      <w:numFmt w:val="bullet"/>
+      <w:lvlText w:val=""/>
+      <w:lvlJc w:val="left"/>
+      <w:pPr>
+        <w:ind w:left="2880" w:hanging="360"/>
+      </w:pPr>
+      <w:rPr>
+        <w:rFonts w:ascii="Symbol" w:hAnsi="Symbol" w:hint="default"/>
+      </w:rPr>
+    </w:lvl>
+    <w:lvl w:ilvl="4" w:tplc="08070003" w:tentative="1">
+      <w:start w:val="1"/>
+      <w:numFmt w:val="bullet"/>
+      <w:lvlText w:val="o"/>
+      <w:lvlJc w:val="left"/>
+      <w:pPr>
+        <w:ind w:left="3600" w:hanging="360"/>
+      </w:pPr>
+      <w:rPr>
+        <w:rFonts w:ascii="Courier New" w:hAnsi="Courier New" w:cs="Courier New" w:hint="default"/>
+      </w:rPr>
+    </w:lvl>
+    <w:lvl w:ilvl="5" w:tplc="08070005" w:tentative="1">
+      <w:start w:val="1"/>
+      <w:numFmt w:val="bullet"/>
+      <w:lvlText w:val=""/>
+      <w:lvlJc w:val="left"/>
+      <w:pPr>
+        <w:ind w:left="4320" w:hanging="360"/>
+      </w:pPr>
+      <w:rPr>
+        <w:rFonts w:ascii="Wingdings" w:hAnsi="Wingdings" w:hint="default"/>
+      </w:rPr>
+    </w:lvl>
+    <w:lvl w:ilvl="6" w:tplc="08070001" w:tentative="1">
+      <w:start w:val="1"/>
+      <w:numFmt w:val="bullet"/>
+      <w:lvlText w:val=""/>
+      <w:lvlJc w:val="left"/>
+      <w:pPr>
+        <w:ind w:left="5040" w:hanging="360"/>
+      </w:pPr>
+      <w:rPr>
+        <w:rFonts w:ascii="Symbol" w:hAnsi="Symbol" w:hint="default"/>
+      </w:rPr>
+    </w:lvl>
+    <w:lvl w:ilvl="7" w:tplc="08070003" w:tentative="1">
+      <w:start w:val="1"/>
+      <w:numFmt w:val="bullet"/>
+      <w:lvlText w:val="o"/>
+      <w:lvlJc w:val="left"/>
+      <w:pPr>
+        <w:ind w:left="5760" w:hanging="360"/>
+      </w:pPr>
+      <w:rPr>
+        <w:rFonts w:ascii="Courier New" w:hAnsi="Courier New" w:cs="Courier New" w:hint="default"/>
+      </w:rPr>
+    </w:lvl>
+    <w:lvl w:ilvl="8" w:tplc="08070005" w:tentative="1">
+      <w:start w:val="1"/>
+      <w:numFmt w:val="bullet"/>
+      <w:lvlText w:val=""/>
+      <w:lvlJc w:val="left"/>
+      <w:pPr>
+        <w:ind w:left="6480" w:hanging="360"/>
+      </w:pPr>
+      <w:rPr>
+        <w:rFonts w:ascii="Wingdings" w:hAnsi="Wingdings" w:hint="default"/>
+      </w:rPr>
+    </w:lvl>
+  </w:abstractNum>
+  <w:abstractNum w:abstractNumId="22" w15:restartNumberingAfterBreak="0">
+    <w:nsid w:val="3F764D04"/>
+    <w:multiLevelType w:val="hybridMultilevel"/>
+    <w:tmpl w:val="D2D251B0"/>
+    <w:lvl w:ilvl="0" w:tplc="08070001">
+      <w:start w:val="1"/>
+      <w:numFmt w:val="bullet"/>
+      <w:lvlText w:val=""/>
+      <w:lvlJc w:val="left"/>
+      <w:pPr>
+        <w:ind w:left="720" w:hanging="360"/>
+      </w:pPr>
+      <w:rPr>
+        <w:rFonts w:ascii="Symbol" w:hAnsi="Symbol" w:hint="default"/>
+      </w:rPr>
+    </w:lvl>
+    <w:lvl w:ilvl="1" w:tplc="08070003" w:tentative="1">
+      <w:start w:val="1"/>
+      <w:numFmt w:val="bullet"/>
+      <w:lvlText w:val="o"/>
+      <w:lvlJc w:val="left"/>
+      <w:pPr>
+        <w:ind w:left="1440" w:hanging="360"/>
+      </w:pPr>
+      <w:rPr>
+        <w:rFonts w:ascii="Courier New" w:hAnsi="Courier New" w:cs="Courier New" w:hint="default"/>
+      </w:rPr>
+    </w:lvl>
+    <w:lvl w:ilvl="2" w:tplc="08070005" w:tentative="1">
+      <w:start w:val="1"/>
+      <w:numFmt w:val="bullet"/>
+      <w:lvlText w:val=""/>
+      <w:lvlJc w:val="left"/>
+      <w:pPr>
+        <w:ind w:left="2160" w:hanging="360"/>
+      </w:pPr>
+      <w:rPr>
+        <w:rFonts w:ascii="Wingdings" w:hAnsi="Wingdings" w:hint="default"/>
+      </w:rPr>
+    </w:lvl>
+    <w:lvl w:ilvl="3" w:tplc="08070001" w:tentative="1">
+      <w:start w:val="1"/>
+      <w:numFmt w:val="bullet"/>
+      <w:lvlText w:val=""/>
+      <w:lvlJc w:val="left"/>
+      <w:pPr>
+        <w:ind w:left="2880" w:hanging="360"/>
+      </w:pPr>
+      <w:rPr>
+        <w:rFonts w:ascii="Symbol" w:hAnsi="Symbol" w:hint="default"/>
+      </w:rPr>
+    </w:lvl>
+    <w:lvl w:ilvl="4" w:tplc="08070003" w:tentative="1">
+      <w:start w:val="1"/>
+      <w:numFmt w:val="bullet"/>
+      <w:lvlText w:val="o"/>
+      <w:lvlJc w:val="left"/>
+      <w:pPr>
+        <w:ind w:left="3600" w:hanging="360"/>
+      </w:pPr>
+      <w:rPr>
+        <w:rFonts w:ascii="Courier New" w:hAnsi="Courier New" w:cs="Courier New" w:hint="default"/>
+      </w:rPr>
+    </w:lvl>
+    <w:lvl w:ilvl="5" w:tplc="08070005" w:tentative="1">
+      <w:start w:val="1"/>
+      <w:numFmt w:val="bullet"/>
+      <w:lvlText w:val=""/>
+      <w:lvlJc w:val="left"/>
+      <w:pPr>
+        <w:ind w:left="4320" w:hanging="360"/>
+      </w:pPr>
+      <w:rPr>
+        <w:rFonts w:ascii="Wingdings" w:hAnsi="Wingdings" w:hint="default"/>
+      </w:rPr>
+    </w:lvl>
+    <w:lvl w:ilvl="6" w:tplc="08070001" w:tentative="1">
+      <w:start w:val="1"/>
+      <w:numFmt w:val="bullet"/>
+      <w:lvlText w:val=""/>
+      <w:lvlJc w:val="left"/>
+      <w:pPr>
+        <w:ind w:left="5040" w:hanging="360"/>
+      </w:pPr>
+      <w:rPr>
+        <w:rFonts w:ascii="Symbol" w:hAnsi="Symbol" w:hint="default"/>
+      </w:rPr>
+    </w:lvl>
+    <w:lvl w:ilvl="7" w:tplc="08070003" w:tentative="1">
+      <w:start w:val="1"/>
+      <w:numFmt w:val="bullet"/>
+      <w:lvlText w:val="o"/>
+      <w:lvlJc w:val="left"/>
+      <w:pPr>
+        <w:ind w:left="5760" w:hanging="360"/>
+      </w:pPr>
+      <w:rPr>
+        <w:rFonts w:ascii="Courier New" w:hAnsi="Courier New" w:cs="Courier New" w:hint="default"/>
+      </w:rPr>
+    </w:lvl>
+    <w:lvl w:ilvl="8" w:tplc="08070005" w:tentative="1">
+      <w:start w:val="1"/>
+      <w:numFmt w:val="bullet"/>
+      <w:lvlText w:val=""/>
+      <w:lvlJc w:val="left"/>
+      <w:pPr>
+        <w:ind w:left="6480" w:hanging="360"/>
+      </w:pPr>
+      <w:rPr>
+        <w:rFonts w:ascii="Wingdings" w:hAnsi="Wingdings" w:hint="default"/>
+      </w:rPr>
+    </w:lvl>
+  </w:abstractNum>
+  <w:abstractNum w:abstractNumId="23" w15:restartNumberingAfterBreak="0">
     <w:nsid w:val="414E0BAA"/>
     <w:multiLevelType w:val="hybridMultilevel"/>
     <w:tmpl w:val="78E2D800"/>
@@ -17188,7 +18038,7 @@
       </w:rPr>
     </w:lvl>
   </w:abstractNum>
-  <w:abstractNum w:abstractNumId="20" w15:restartNumberingAfterBreak="0">
+  <w:abstractNum w:abstractNumId="24" w15:restartNumberingAfterBreak="0">
     <w:nsid w:val="490043CC"/>
     <w:multiLevelType w:val="hybridMultilevel"/>
     <w:tmpl w:val="36BC1278"/>
@@ -17301,7 +18151,7 @@
       </w:rPr>
     </w:lvl>
   </w:abstractNum>
-  <w:abstractNum w:abstractNumId="21" w15:restartNumberingAfterBreak="0">
+  <w:abstractNum w:abstractNumId="25" w15:restartNumberingAfterBreak="0">
     <w:nsid w:val="4B1A64A6"/>
     <w:multiLevelType w:val="hybridMultilevel"/>
     <w:tmpl w:val="E7EE1A24"/>
@@ -17413,7 +18263,7 @@
       </w:rPr>
     </w:lvl>
   </w:abstractNum>
-  <w:abstractNum w:abstractNumId="22" w15:restartNumberingAfterBreak="0">
+  <w:abstractNum w:abstractNumId="26" w15:restartNumberingAfterBreak="0">
     <w:nsid w:val="4F60513A"/>
     <w:multiLevelType w:val="hybridMultilevel"/>
     <w:tmpl w:val="B546E5A6"/>
@@ -17525,7 +18375,7 @@
       </w:rPr>
     </w:lvl>
   </w:abstractNum>
-  <w:abstractNum w:abstractNumId="23" w15:restartNumberingAfterBreak="0">
+  <w:abstractNum w:abstractNumId="27" w15:restartNumberingAfterBreak="0">
     <w:nsid w:val="5080131B"/>
     <w:multiLevelType w:val="hybridMultilevel"/>
     <w:tmpl w:val="2930A272"/>
@@ -17638,7 +18488,7 @@
       </w:rPr>
     </w:lvl>
   </w:abstractNum>
-  <w:abstractNum w:abstractNumId="24" w15:restartNumberingAfterBreak="0">
+  <w:abstractNum w:abstractNumId="28" w15:restartNumberingAfterBreak="0">
     <w:nsid w:val="55D34207"/>
     <w:multiLevelType w:val="hybridMultilevel"/>
     <w:tmpl w:val="87622900"/>
@@ -17750,7 +18600,7 @@
       </w:rPr>
     </w:lvl>
   </w:abstractNum>
-  <w:abstractNum w:abstractNumId="25" w15:restartNumberingAfterBreak="0">
+  <w:abstractNum w:abstractNumId="29" w15:restartNumberingAfterBreak="0">
     <w:nsid w:val="55FA32B6"/>
     <w:multiLevelType w:val="hybridMultilevel"/>
     <w:tmpl w:val="B1F0BBEA"/>
@@ -17862,7 +18712,7 @@
       </w:rPr>
     </w:lvl>
   </w:abstractNum>
-  <w:abstractNum w:abstractNumId="26" w15:restartNumberingAfterBreak="0">
+  <w:abstractNum w:abstractNumId="30" w15:restartNumberingAfterBreak="0">
     <w:nsid w:val="567F121F"/>
     <w:multiLevelType w:val="hybridMultilevel"/>
     <w:tmpl w:val="B1407E1E"/>
@@ -17974,7 +18824,7 @@
       </w:rPr>
     </w:lvl>
   </w:abstractNum>
-  <w:abstractNum w:abstractNumId="27" w15:restartNumberingAfterBreak="0">
+  <w:abstractNum w:abstractNumId="31" w15:restartNumberingAfterBreak="0">
     <w:nsid w:val="5E221861"/>
     <w:multiLevelType w:val="multilevel"/>
     <w:tmpl w:val="EE142156"/>
@@ -18070,7 +18920,7 @@
       </w:pPr>
     </w:lvl>
   </w:abstractNum>
-  <w:abstractNum w:abstractNumId="28" w15:restartNumberingAfterBreak="0">
+  <w:abstractNum w:abstractNumId="32" w15:restartNumberingAfterBreak="0">
     <w:nsid w:val="62C747A3"/>
     <w:multiLevelType w:val="hybridMultilevel"/>
     <w:tmpl w:val="118C8C5A"/>
@@ -18183,7 +19033,7 @@
       </w:rPr>
     </w:lvl>
   </w:abstractNum>
-  <w:abstractNum w:abstractNumId="29" w15:restartNumberingAfterBreak="0">
+  <w:abstractNum w:abstractNumId="33" w15:restartNumberingAfterBreak="0">
     <w:nsid w:val="664D5E29"/>
     <w:multiLevelType w:val="multilevel"/>
     <w:tmpl w:val="89B213F8"/>
@@ -18279,7 +19129,7 @@
       </w:pPr>
     </w:lvl>
   </w:abstractNum>
-  <w:abstractNum w:abstractNumId="30" w15:restartNumberingAfterBreak="0">
+  <w:abstractNum w:abstractNumId="34" w15:restartNumberingAfterBreak="0">
     <w:nsid w:val="6BD1AD4F"/>
     <w:multiLevelType w:val="hybridMultilevel"/>
     <w:tmpl w:val="0F40558A"/>
@@ -18392,7 +19242,7 @@
       </w:rPr>
     </w:lvl>
   </w:abstractNum>
-  <w:abstractNum w:abstractNumId="31" w15:restartNumberingAfterBreak="0">
+  <w:abstractNum w:abstractNumId="35" w15:restartNumberingAfterBreak="0">
     <w:nsid w:val="6CD57220"/>
     <w:multiLevelType w:val="multilevel"/>
     <w:tmpl w:val="89B213F8"/>
@@ -18488,7 +19338,7 @@
       </w:pPr>
     </w:lvl>
   </w:abstractNum>
-  <w:abstractNum w:abstractNumId="32" w15:restartNumberingAfterBreak="0">
+  <w:abstractNum w:abstractNumId="36" w15:restartNumberingAfterBreak="0">
     <w:nsid w:val="73AF522E"/>
     <w:multiLevelType w:val="hybridMultilevel"/>
     <w:tmpl w:val="0750E51E"/>
@@ -18600,7 +19450,7 @@
       </w:rPr>
     </w:lvl>
   </w:abstractNum>
-  <w:abstractNum w:abstractNumId="33" w15:restartNumberingAfterBreak="0">
+  <w:abstractNum w:abstractNumId="37" w15:restartNumberingAfterBreak="0">
     <w:nsid w:val="7C57607F"/>
     <w:multiLevelType w:val="hybridMultilevel"/>
     <w:tmpl w:val="5F48BABC"/>
@@ -18713,7 +19563,7 @@
       </w:rPr>
     </w:lvl>
   </w:abstractNum>
-  <w:abstractNum w:abstractNumId="34" w15:restartNumberingAfterBreak="0">
+  <w:abstractNum w:abstractNumId="38" w15:restartNumberingAfterBreak="0">
     <w:nsid w:val="7C9821B3"/>
     <w:multiLevelType w:val="hybridMultilevel"/>
     <w:tmpl w:val="FFBEE980"/>
@@ -18826,115 +19676,127 @@
     </w:lvl>
   </w:abstractNum>
   <w:num w:numId="1" w16cid:durableId="1173106984">
-    <w:abstractNumId w:val="6"/>
+    <w:abstractNumId w:val="7"/>
   </w:num>
   <w:num w:numId="2" w16cid:durableId="33701888">
     <w:abstractNumId w:val="2"/>
   </w:num>
   <w:num w:numId="3" w16cid:durableId="769393845">
-    <w:abstractNumId w:val="20"/>
+    <w:abstractNumId w:val="24"/>
   </w:num>
   <w:num w:numId="4" w16cid:durableId="393696415">
-    <w:abstractNumId w:val="14"/>
+    <w:abstractNumId w:val="16"/>
   </w:num>
   <w:num w:numId="5" w16cid:durableId="17658016">
-    <w:abstractNumId w:val="25"/>
+    <w:abstractNumId w:val="29"/>
   </w:num>
   <w:num w:numId="6" w16cid:durableId="2124422994">
-    <w:abstractNumId w:val="26"/>
+    <w:abstractNumId w:val="30"/>
   </w:num>
   <w:num w:numId="7" w16cid:durableId="1342051438">
-    <w:abstractNumId w:val="34"/>
+    <w:abstractNumId w:val="38"/>
   </w:num>
   <w:num w:numId="8" w16cid:durableId="2058964717">
-    <w:abstractNumId w:val="13"/>
+    <w:abstractNumId w:val="15"/>
   </w:num>
   <w:num w:numId="9" w16cid:durableId="242301203">
-    <w:abstractNumId w:val="18"/>
+    <w:abstractNumId w:val="20"/>
   </w:num>
   <w:num w:numId="10" w16cid:durableId="434204582">
     <w:abstractNumId w:val="4"/>
   </w:num>
   <w:num w:numId="11" w16cid:durableId="289019424">
-    <w:abstractNumId w:val="32"/>
+    <w:abstractNumId w:val="36"/>
   </w:num>
   <w:num w:numId="12" w16cid:durableId="171141472">
-    <w:abstractNumId w:val="21"/>
+    <w:abstractNumId w:val="25"/>
   </w:num>
   <w:num w:numId="13" w16cid:durableId="388459050">
-    <w:abstractNumId w:val="9"/>
+    <w:abstractNumId w:val="11"/>
   </w:num>
   <w:num w:numId="14" w16cid:durableId="438522880">
-    <w:abstractNumId w:val="25"/>
+    <w:abstractNumId w:val="29"/>
   </w:num>
   <w:num w:numId="15" w16cid:durableId="1814056990">
-    <w:abstractNumId w:val="23"/>
+    <w:abstractNumId w:val="27"/>
   </w:num>
   <w:num w:numId="16" w16cid:durableId="890918768">
-    <w:abstractNumId w:val="27"/>
+    <w:abstractNumId w:val="31"/>
   </w:num>
   <w:num w:numId="17" w16cid:durableId="345135883">
-    <w:abstractNumId w:val="27"/>
+    <w:abstractNumId w:val="31"/>
   </w:num>
   <w:num w:numId="18" w16cid:durableId="2053377576">
-    <w:abstractNumId w:val="31"/>
+    <w:abstractNumId w:val="35"/>
   </w:num>
   <w:num w:numId="19" w16cid:durableId="700935437">
-    <w:abstractNumId w:val="29"/>
+    <w:abstractNumId w:val="33"/>
   </w:num>
   <w:num w:numId="20" w16cid:durableId="1132289038">
-    <w:abstractNumId w:val="24"/>
+    <w:abstractNumId w:val="28"/>
   </w:num>
   <w:num w:numId="21" w16cid:durableId="2071343128">
-    <w:abstractNumId w:val="22"/>
+    <w:abstractNumId w:val="26"/>
   </w:num>
   <w:num w:numId="22" w16cid:durableId="1016539669">
-    <w:abstractNumId w:val="16"/>
+    <w:abstractNumId w:val="18"/>
   </w:num>
   <w:num w:numId="23" w16cid:durableId="961574005">
     <w:abstractNumId w:val="3"/>
   </w:num>
   <w:num w:numId="24" w16cid:durableId="1942179325">
-    <w:abstractNumId w:val="10"/>
+    <w:abstractNumId w:val="12"/>
   </w:num>
   <w:num w:numId="25" w16cid:durableId="1116482252">
     <w:abstractNumId w:val="0"/>
   </w:num>
   <w:num w:numId="26" w16cid:durableId="16663952">
+    <w:abstractNumId w:val="19"/>
+  </w:num>
+  <w:num w:numId="27" w16cid:durableId="1378967084">
+    <w:abstractNumId w:val="9"/>
+  </w:num>
+  <w:num w:numId="28" w16cid:durableId="581720501">
+    <w:abstractNumId w:val="13"/>
+  </w:num>
+  <w:num w:numId="29" w16cid:durableId="853344297">
+    <w:abstractNumId w:val="32"/>
+  </w:num>
+  <w:num w:numId="30" w16cid:durableId="1102066065">
+    <w:abstractNumId w:val="23"/>
+  </w:num>
+  <w:num w:numId="31" w16cid:durableId="2070493197">
+    <w:abstractNumId w:val="10"/>
+  </w:num>
+  <w:num w:numId="32" w16cid:durableId="1163812524">
     <w:abstractNumId w:val="17"/>
   </w:num>
-  <w:num w:numId="27" w16cid:durableId="1378967084">
-    <w:abstractNumId w:val="7"/>
-  </w:num>
-  <w:num w:numId="28" w16cid:durableId="581720501">
-    <w:abstractNumId w:val="11"/>
-  </w:num>
-  <w:num w:numId="29" w16cid:durableId="853344297">
-    <w:abstractNumId w:val="28"/>
-  </w:num>
-  <w:num w:numId="30" w16cid:durableId="1102066065">
-    <w:abstractNumId w:val="19"/>
-  </w:num>
-  <w:num w:numId="31" w16cid:durableId="2070493197">
-    <w:abstractNumId w:val="8"/>
-  </w:num>
-  <w:num w:numId="32" w16cid:durableId="1163812524">
-    <w:abstractNumId w:val="15"/>
-  </w:num>
   <w:num w:numId="33" w16cid:durableId="1131292743">
-    <w:abstractNumId w:val="30"/>
+    <w:abstractNumId w:val="34"/>
   </w:num>
   <w:num w:numId="34" w16cid:durableId="414787192">
     <w:abstractNumId w:val="1"/>
   </w:num>
   <w:num w:numId="35" w16cid:durableId="262493058">
-    <w:abstractNumId w:val="12"/>
+    <w:abstractNumId w:val="14"/>
   </w:num>
   <w:num w:numId="36" w16cid:durableId="1710491811">
-    <w:abstractNumId w:val="33"/>
+    <w:abstractNumId w:val="37"/>
   </w:num>
   <w:num w:numId="37" w16cid:durableId="2054769091">
     <w:abstractNumId w:val="5"/>
+  </w:num>
+  <w:num w:numId="38" w16cid:durableId="1453207082">
+    <w:abstractNumId w:val="22"/>
+  </w:num>
+  <w:num w:numId="39" w16cid:durableId="855658932">
+    <w:abstractNumId w:val="21"/>
+  </w:num>
+  <w:num w:numId="40" w16cid:durableId="546724229">
+    <w:abstractNumId w:val="8"/>
+  </w:num>
+  <w:num w:numId="41" w16cid:durableId="570701710">
+    <w:abstractNumId w:val="6"/>
   </w:num>
 </w:numbering>
 </file>
@@ -19984,6 +20846,25 @@
       </w:tblBorders>
     </w:tblPr>
   </w:style>
+  <w:style w:type="paragraph" w:styleId="Caption">
+    <w:name w:val="caption"/>
+    <w:basedOn w:val="Normal"/>
+    <w:next w:val="Normal"/>
+    <w:uiPriority w:val="35"/>
+    <w:unhideWhenUsed/>
+    <w:qFormat/>
+    <w:rsid w:val="00DF4534"/>
+    <w:pPr>
+      <w:spacing w:after="200" w:line="240" w:lineRule="auto"/>
+    </w:pPr>
+    <w:rPr>
+      <w:i/>
+      <w:iCs/>
+      <w:color w:val="0E2841" w:themeColor="text2"/>
+      <w:sz w:val="18"/>
+      <w:szCs w:val="18"/>
+    </w:rPr>
+  </w:style>
 </w:styles>
 </file>
 
